--- a/src/Layers/W1/BaseApp/Finance/Deferral/DeferralSummaryGLBody.docx
+++ b/src/Layers/W1/BaseApp/Finance/Deferral/DeferralSummaryGLBody.docx
@@ -1,14 +1,2260 @@
 
 <file path=word/document.xml><?xml version="1.0" encoding="utf-8"?>
-<w:document xmlns:wpc="http://schemas.microsoft.com/office/word/2010/wordprocessingCanvas" xmlns:mc="http://schemas.openxmlformats.org/markup-compatibility/2006" xmlns:o="urn:schemas-microsoft-com:office:office" xmlns:r="http://schemas.openxmlformats.org/officeDocument/2006/relationships" xmlns:m="http://schemas.openxmlformats.org/officeDocument/2006/math" xmlns:v="urn:schemas-microsoft-com:vml" xmlns:wp14="http://schemas.microsoft.com/office/word/2010/wordprocessingDrawing" xmlns:wp="http://schemas.openxmlformats.org/drawingml/2006/wordprocessingDrawing" xmlns:w10="urn:schemas-microsoft-com:office:word" xmlns:w="http://schemas.openxmlformats.org/wordprocessingml/2006/main" xmlns:w14="http://schemas.microsoft.com/office/word/2010/wordml" xmlns:w15="http://schemas.microsoft.com/office/word/2012/wordml" xmlns:wpg="http://schemas.microsoft.com/office/word/2010/wordprocessingGroup" xmlns:wpi="http://schemas.microsoft.com/office/word/2010/wordprocessingInk" xmlns:wne="http://schemas.microsoft.com/office/word/2006/wordml" xmlns:wps="http://schemas.microsoft.com/office/word/2010/wordprocessingShape" mc:Ignorable="w14 w15 wp14">
+<w:document xmlns:wpc="http://schemas.microsoft.com/office/word/2010/wordprocessingCanvas" xmlns:cx="http://schemas.microsoft.com/office/drawing/2014/chartex" xmlns:cx1="http://schemas.microsoft.com/office/drawing/2015/9/8/chartex" xmlns:cx2="http://schemas.microsoft.com/office/drawing/2015/10/21/chartex" xmlns:cx3="http://schemas.microsoft.com/office/drawing/2016/5/9/chartex" xmlns:cx4="http://schemas.microsoft.com/office/drawing/2016/5/10/chartex" xmlns:cx5="http://schemas.microsoft.com/office/drawing/2016/5/11/chartex" xmlns:cx6="http://schemas.microsoft.com/office/drawing/2016/5/12/chartex" xmlns:cx7="http://schemas.microsoft.com/office/drawing/2016/5/13/chartex" xmlns:cx8="http://schemas.microsoft.com/office/drawing/2016/5/14/chartex" xmlns:mc="http://schemas.openxmlformats.org/markup-compatibility/2006" xmlns:aink="http://schemas.microsoft.com/office/drawing/2016/ink" xmlns:am3d="http://schemas.microsoft.com/office/drawing/2017/model3d" xmlns:o="urn:schemas-microsoft-com:office:office" xmlns:oel="http://schemas.microsoft.com/office/2019/extlst" xmlns:r="http://schemas.openxmlformats.org/officeDocument/2006/relationships" xmlns:m="http://schemas.openxmlformats.org/officeDocument/2006/math" xmlns:v="urn:schemas-microsoft-com:vml" xmlns:wp14="http://schemas.microsoft.com/office/word/2010/wordprocessingDrawing" xmlns:wp="http://schemas.openxmlformats.org/drawingml/2006/wordprocessingDrawing" xmlns:w10="urn:schemas-microsoft-com:office:word" xmlns:w="http://schemas.openxmlformats.org/wordprocessingml/2006/main" xmlns:w14="http://schemas.microsoft.com/office/word/2010/wordml" xmlns:w15="http://schemas.microsoft.com/office/word/2012/wordml" xmlns:w16cex="http://schemas.microsoft.com/office/word/2018/wordml/cex" xmlns:w16cid="http://schemas.microsoft.com/office/word/2016/wordml/cid" xmlns:w16="http://schemas.microsoft.com/office/word/2018/wordml" xmlns:w16du="http://schemas.microsoft.com/office/word/2023/wordml/word16du" xmlns:w16sdtdh="http://schemas.microsoft.com/office/word/2020/wordml/sdtdatahash" xmlns:w16sdtfl="http://schemas.microsoft.com/office/word/2024/wordml/sdtformatlock" xmlns:w16se="http://schemas.microsoft.com/office/word/2015/wordml/symex" xmlns:wpg="http://schemas.microsoft.com/office/word/2010/wordprocessingGroup" xmlns:wpi="http://schemas.microsoft.com/office/word/2010/wordprocessingInk" xmlns:wne="http://schemas.microsoft.com/office/word/2006/wordml" xmlns:wps="http://schemas.microsoft.com/office/word/2010/wordprocessingShape" mc:Ignorable="w14 w15 w16se w16cid w16 w16cex w16sdtdh w16sdtfl w16du wp14">
   <w:body>
+    <w:tbl>
+      <w:tblPr>
+        <w:tblStyle w:val="TableGrid"/>
+        <w:tblW w:w="15424" w:type="dxa"/>
+        <w:tblBorders>
+          <w:top w:val="none" w:color="auto" w:sz="0" w:space="0"/>
+          <w:left w:val="none" w:color="auto" w:sz="0" w:space="0"/>
+          <w:bottom w:val="none" w:color="auto" w:sz="0" w:space="0"/>
+          <w:right w:val="none" w:color="auto" w:sz="0" w:space="0"/>
+          <w:insideH w:val="none" w:color="auto" w:sz="0" w:space="0"/>
+          <w:insideV w:val="none" w:color="auto" w:sz="0" w:space="0"/>
+        </w:tblBorders>
+        <w:tblCellMar>
+          <w:left w:w="0" w:type="dxa"/>
+          <w:right w:w="0" w:type="dxa"/>
+        </w:tblCellMar>
+        <w:tblLook w:val="04A0" w:firstRow="1" w:lastRow="0" w:firstColumn="1" w:lastColumn="0" w:noHBand="0" w:noVBand="1"/>
+      </w:tblPr>
+      <w:tblGrid>
+        <w:gridCol w:w="2571"/>
+        <w:gridCol w:w="2571"/>
+        <w:gridCol w:w="2571"/>
+        <w:gridCol w:w="2571"/>
+        <w:gridCol w:w="2570"/>
+        <w:gridCol w:w="2570"/>
+      </w:tblGrid>
+      <w:tr>
+        <w:trPr>
+          <w:trHeight w:val="259"/>
+        </w:trPr>
+        <w:tc>
+          <w:tcPr>
+            <w:tcW w:w="833" w:type="pct"/>
+          </w:tcPr>
+          <w:p>
+            <w:pPr>
+              <w:pStyle w:val="Heading2"/>
+              <w:spacing w:before="0" w:line="276" w:lineRule="auto"/>
+              <w:rPr>
+                <w:rFonts w:ascii="Segoe UI Semibold" w:hAnsi="Segoe UI Semibold" w:cs="Segoe UI Semibold"/>
+                <w:color w:val="auto"/>
+                <w:sz w:val="16"/>
+                <w:szCs w:val="16"/>
+              </w:rPr>
+            </w:pPr>
+            <w:sdt>
+              <w:sdtPr>
+                <w:rPr>
+                  <w:rFonts w:ascii="Segoe UI Semibold" w:hAnsi="Segoe UI Semibold" w:cs="Segoe UI Semibold"/>
+                  <w:color w:val="auto"/>
+                  <w:sz w:val="16"/>
+                  <w:szCs w:val="16"/>
+                </w:rPr>
+                <w:alias w:val="#Nav: /Labels/BalAsOfDateCaption"/>
+                <w:tag w:val="#Nav: Deferral_Summary_G_L/1700"/>
+                <w:id w:val="627203624"/>
+                <w:placeholder>
+                  <w:docPart w:val="1DC74268A15C46058CED58ABFCA5C68F"/>
+                </w:placeholder>
+                <w:dataBinding w:prefixMappings="xmlns:ns0='urn:microsoft-dynamics-nav/reports/Deferral_Summary_G_L/1700/'" w:xpath="/ns0:NavWordReportXmlPart[1]/ns0:Labels[1]/ns0:BalAsOfDateCaption[1]" w:storeItemID="{E9594516-7200-468B-87B2-7A42DF10C81C}"/>
+                <w:text/>
+              </w:sdtPr>
+              <w:sdtContent>
+                <w:proofErr w:type="spellStart"/>
+                <w:r>
+                  <w:rPr>
+                    <w:rFonts w:ascii="Segoe UI Semibold" w:hAnsi="Segoe UI Semibold" w:cs="Segoe UI Semibold"/>
+                    <w:color w:val="auto"/>
+                    <w:sz w:val="16"/>
+                    <w:szCs w:val="16"/>
+                  </w:rPr>
+                  <w:t>BalAsOfDateCaption</w:t>
+                </w:r>
+                <w:proofErr w:type="spellEnd"/>
+              </w:sdtContent>
+            </w:sdt>
+          </w:p>
+        </w:tc>
+        <w:tc>
+          <w:tcPr>
+            <w:tcW w:w="833" w:type="pct"/>
+          </w:tcPr>
+          <w:p>
+            <w:pPr>
+              <w:pStyle w:val="Heading2"/>
+              <w:spacing w:before="0" w:line="276" w:lineRule="auto"/>
+              <w:rPr>
+                <w:rFonts w:ascii="Segoe UI Semibold" w:hAnsi="Segoe UI Semibold" w:cs="Segoe UI Semibold"/>
+                <w:color w:val="242424"/>
+                <w:sz w:val="16"/>
+                <w:szCs w:val="16"/>
+              </w:rPr>
+            </w:pPr>
+          </w:p>
+        </w:tc>
+        <w:tc>
+          <w:tcPr>
+            <w:tcW w:w="833" w:type="pct"/>
+          </w:tcPr>
+          <w:p>
+            <w:pPr>
+              <w:pStyle w:val="Heading2"/>
+              <w:spacing w:before="0" w:line="276" w:lineRule="auto"/>
+              <w:rPr>
+                <w:rFonts w:ascii="Segoe UI Semibold" w:hAnsi="Segoe UI Semibold" w:cs="Segoe UI Semibold"/>
+                <w:color w:val="242424"/>
+                <w:sz w:val="16"/>
+                <w:szCs w:val="16"/>
+              </w:rPr>
+            </w:pPr>
+          </w:p>
+        </w:tc>
+        <w:tc>
+          <w:tcPr>
+            <w:tcW w:w="833" w:type="pct"/>
+          </w:tcPr>
+          <w:p>
+            <w:pPr>
+              <w:pStyle w:val="Heading2"/>
+              <w:spacing w:before="0" w:line="276" w:lineRule="auto"/>
+              <w:rPr>
+                <w:rFonts w:ascii="Segoe UI Semibold" w:hAnsi="Segoe UI Semibold" w:cs="Segoe UI Semibold"/>
+                <w:color w:val="242424"/>
+                <w:sz w:val="16"/>
+                <w:szCs w:val="16"/>
+              </w:rPr>
+            </w:pPr>
+          </w:p>
+        </w:tc>
+        <w:tc>
+          <w:tcPr>
+            <w:tcW w:w="833" w:type="pct"/>
+          </w:tcPr>
+          <w:p>
+            <w:pPr>
+              <w:pStyle w:val="Heading2"/>
+              <w:spacing w:before="0" w:line="276" w:lineRule="auto"/>
+              <w:rPr>
+                <w:rStyle w:val="Strong"/>
+                <w:rFonts w:ascii="Segoe UI Semibold" w:hAnsi="Segoe UI Semibold" w:cs="Segoe UI Semibold"/>
+                <w:b w:val="0"/>
+                <w:bCs w:val="0"/>
+                <w:sz w:val="16"/>
+                <w:szCs w:val="16"/>
+              </w:rPr>
+            </w:pPr>
+          </w:p>
+        </w:tc>
+        <w:tc>
+          <w:tcPr>
+            <w:tcW w:w="833" w:type="pct"/>
+          </w:tcPr>
+          <w:p>
+            <w:pPr>
+              <w:pStyle w:val="Heading2"/>
+              <w:spacing w:before="0" w:line="276" w:lineRule="auto"/>
+              <w:rPr>
+                <w:rStyle w:val="Strong"/>
+                <w:rFonts w:ascii="Segoe UI Semibold" w:hAnsi="Segoe UI Semibold" w:cs="Segoe UI Semibold"/>
+                <w:b w:val="0"/>
+                <w:bCs w:val="0"/>
+                <w:sz w:val="16"/>
+                <w:szCs w:val="16"/>
+              </w:rPr>
+            </w:pPr>
+          </w:p>
+        </w:tc>
+      </w:tr>
+      <w:tr>
+        <w:trPr>
+          <w:trHeight w:val="242"/>
+        </w:trPr>
+        <w:tc>
+          <w:tcPr>
+            <w:tcW w:w="833" w:type="pct"/>
+          </w:tcPr>
+          <w:p>
+            <w:pPr>
+              <w:rPr>
+                <w:rFonts w:cs="Segoe UI"/>
+                <w:color w:val="242424"/>
+                <w:sz w:val="16"/>
+                <w:szCs w:val="16"/>
+              </w:rPr>
+            </w:pPr>
+            <w:sdt>
+              <w:sdtPr>
+                <w:rPr>
+                  <w:rFonts w:cs="Segoe UI"/>
+                  <w:b/>
+                  <w:bCs/>
+                  <w:sz w:val="16"/>
+                  <w:szCs w:val="16"/>
+                </w:rPr>
+                <w:alias w:val="#Nav: /GLAccount/BalanceAsOfDateFilter"/>
+                <w:tag w:val="#Nav: Deferral_Summary_G_L/1700"/>
+                <w:id w:val="-1341152864"/>
+                <w:placeholder>
+                  <w:docPart w:val="7ED5A2B9BD95441FAB7D602A4182263E"/>
+                </w:placeholder>
+                <w:dataBinding w:prefixMappings="xmlns:ns0='urn:microsoft-dynamics-nav/reports/Deferral_Summary_G_L/1700/'" w:xpath="/ns0:NavWordReportXmlPart[1]/ns0:GLAccount[1]/ns0:BalanceAsOfDateFilter[1]" w:storeItemID="{E9594516-7200-468B-87B2-7A42DF10C81C}"/>
+                <w:text/>
+              </w:sdtPr>
+              <w:sdtContent>
+                <w:proofErr w:type="spellStart"/>
+                <w:r>
+                  <w:rPr>
+                    <w:rFonts w:cs="Segoe UI"/>
+                    <w:sz w:val="16"/>
+                    <w:szCs w:val="16"/>
+                  </w:rPr>
+                  <w:t>BalanceAsOfDateFilter</w:t>
+                </w:r>
+                <w:proofErr w:type="spellEnd"/>
+              </w:sdtContent>
+            </w:sdt>
+          </w:p>
+        </w:tc>
+        <w:tc>
+          <w:tcPr>
+            <w:tcW w:w="833" w:type="pct"/>
+          </w:tcPr>
+          <w:p>
+            <w:pPr>
+              <w:rPr>
+                <w:rFonts w:cs="Segoe UI"/>
+                <w:color w:val="242424"/>
+                <w:sz w:val="16"/>
+                <w:szCs w:val="16"/>
+              </w:rPr>
+            </w:pPr>
+          </w:p>
+        </w:tc>
+        <w:tc>
+          <w:tcPr>
+            <w:tcW w:w="833" w:type="pct"/>
+          </w:tcPr>
+          <w:p>
+            <w:pPr>
+              <w:rPr>
+                <w:rFonts w:cs="Segoe UI"/>
+                <w:color w:val="242424"/>
+                <w:sz w:val="16"/>
+                <w:szCs w:val="16"/>
+              </w:rPr>
+            </w:pPr>
+          </w:p>
+        </w:tc>
+        <w:tc>
+          <w:tcPr>
+            <w:tcW w:w="833" w:type="pct"/>
+          </w:tcPr>
+          <w:p>
+            <w:pPr>
+              <w:rPr>
+                <w:rFonts w:cs="Segoe UI"/>
+                <w:color w:val="242424"/>
+                <w:sz w:val="16"/>
+                <w:szCs w:val="16"/>
+              </w:rPr>
+            </w:pPr>
+          </w:p>
+        </w:tc>
+        <w:tc>
+          <w:tcPr>
+            <w:tcW w:w="833" w:type="pct"/>
+          </w:tcPr>
+          <w:p>
+            <w:pPr>
+              <w:rPr>
+                <w:sz w:val="16"/>
+                <w:szCs w:val="16"/>
+              </w:rPr>
+            </w:pPr>
+          </w:p>
+        </w:tc>
+        <w:tc>
+          <w:tcPr>
+            <w:tcW w:w="833" w:type="pct"/>
+          </w:tcPr>
+          <w:p>
+            <w:pPr>
+              <w:rPr>
+                <w:sz w:val="16"/>
+                <w:szCs w:val="16"/>
+              </w:rPr>
+            </w:pPr>
+          </w:p>
+        </w:tc>
+      </w:tr>
+    </w:tbl>
     <w:p>
-      <w:bookmarkStart w:name="_GoBack" w:id="0"/>
-      <w:bookmarkEnd w:id="0"/>
+      <w:pPr>
+        <w:rPr>
+          <w:sz w:val="16"/>
+          <w:szCs w:val="16"/>
+        </w:rPr>
+      </w:pPr>
+    </w:p>
+    <w:tbl>
+      <w:tblPr>
+        <w:tblStyle w:val="TableGrid"/>
+        <w:tblpPr w:leftFromText="180" w:rightFromText="180" w:vertAnchor="text" w:horzAnchor="margin" w:tblpY="-128"/>
+        <w:tblW w:w="15394" w:type="dxa"/>
+        <w:tblLayout w:type="fixed"/>
+        <w:tblLook w:val="04A0" w:firstRow="1" w:lastRow="0" w:firstColumn="1" w:lastColumn="0" w:noHBand="0" w:noVBand="1"/>
+      </w:tblPr>
+      <w:tblGrid>
+        <w:gridCol w:w="1804"/>
+        <w:gridCol w:w="2233"/>
+        <w:gridCol w:w="1793"/>
+        <w:gridCol w:w="1793"/>
+        <w:gridCol w:w="1344"/>
+        <w:gridCol w:w="1047"/>
+        <w:gridCol w:w="1644"/>
+        <w:gridCol w:w="1943"/>
+        <w:gridCol w:w="1793"/>
+      </w:tblGrid>
+      <w:tr>
+        <w:trPr>
+          <w:trHeight w:val="418"/>
+        </w:trPr>
+        <w:sdt>
+          <w:sdtPr>
+            <w:rPr>
+              <w:rFonts w:ascii="Aptos SemiBold" w:hAnsi="Aptos SemiBold"/>
+              <w:color w:val="auto"/>
+              <w:sz w:val="16"/>
+              <w:szCs w:val="16"/>
+            </w:rPr>
+            <w:alias w:val="#Nav: /Labels/PostingDateCaption"/>
+            <w:tag w:val="#Nav: Deferral_Summary_G_L/1700"/>
+            <w:id w:val="-265536427"/>
+            <w:placeholder>
+              <w:docPart w:val="ABD2A79E7FC9416E93B53ED77E4C4800"/>
+            </w:placeholder>
+            <w:dataBinding w:prefixMappings="xmlns:ns0='urn:microsoft-dynamics-nav/reports/Deferral_Summary_G_L/1700/'" w:xpath="/ns0:NavWordReportXmlPart[1]/ns0:Labels[1]/ns0:PostingDateCaption[1]" w:storeItemID="{E9594516-7200-468B-87B2-7A42DF10C81C}"/>
+            <w:text/>
+          </w:sdtPr>
+          <w:sdtContent>
+            <w:tc>
+              <w:tcPr>
+                <w:tcW w:w="1804" w:type="dxa"/>
+                <w:tcBorders>
+                  <w:top w:val="nil"/>
+                  <w:left w:val="nil"/>
+                  <w:bottom w:val="single" w:color="auto" w:sz="4" w:space="0"/>
+                  <w:right w:val="nil"/>
+                </w:tcBorders>
+              </w:tcPr>
+              <w:p>
+                <w:pPr>
+                  <w:pStyle w:val="Heading2"/>
+                  <w:spacing w:before="160" w:after="80"/>
+                  <w:rPr>
+                    <w:rFonts w:ascii="Aptos SemiBold" w:hAnsi="Aptos SemiBold"/>
+                    <w:color w:val="auto"/>
+                    <w:sz w:val="16"/>
+                    <w:szCs w:val="16"/>
+                  </w:rPr>
+                </w:pPr>
+                <w:proofErr w:type="spellStart"/>
+                <w:r>
+                  <w:rPr>
+                    <w:rFonts w:ascii="Aptos SemiBold" w:hAnsi="Aptos SemiBold"/>
+                    <w:color w:val="auto"/>
+                    <w:sz w:val="16"/>
+                    <w:szCs w:val="16"/>
+                  </w:rPr>
+                  <w:t>PostingDateCaption</w:t>
+                </w:r>
+                <w:proofErr w:type="spellEnd"/>
+              </w:p>
+            </w:tc>
+          </w:sdtContent>
+        </w:sdt>
+        <w:sdt>
+          <w:sdtPr>
+            <w:rPr>
+              <w:rFonts w:ascii="Aptos SemiBold" w:hAnsi="Aptos SemiBold"/>
+              <w:color w:val="auto"/>
+              <w:sz w:val="16"/>
+              <w:szCs w:val="16"/>
+            </w:rPr>
+            <w:alias w:val="#Nav: /Labels/DocTypeCaption"/>
+            <w:tag w:val="#Nav: Deferral_Summary_G_L/1700"/>
+            <w:id w:val="-788970528"/>
+            <w:placeholder>
+              <w:docPart w:val="DE574FF1BDAE4ED3AA3978D4B98DC3CB"/>
+            </w:placeholder>
+            <w:dataBinding w:prefixMappings="xmlns:ns0='urn:microsoft-dynamics-nav/reports/Deferral_Summary_G_L/1700/'" w:xpath="/ns0:NavWordReportXmlPart[1]/ns0:Labels[1]/ns0:DocTypeCaption[1]" w:storeItemID="{E9594516-7200-468B-87B2-7A42DF10C81C}"/>
+            <w:text/>
+          </w:sdtPr>
+          <w:sdtContent>
+            <w:tc>
+              <w:tcPr>
+                <w:tcW w:w="2233" w:type="dxa"/>
+                <w:tcBorders>
+                  <w:top w:val="nil"/>
+                  <w:left w:val="nil"/>
+                  <w:bottom w:val="single" w:color="auto" w:sz="4" w:space="0"/>
+                  <w:right w:val="nil"/>
+                </w:tcBorders>
+              </w:tcPr>
+              <w:p>
+                <w:pPr>
+                  <w:pStyle w:val="Heading2"/>
+                  <w:spacing w:before="160" w:after="80"/>
+                  <w:rPr>
+                    <w:rFonts w:ascii="Aptos SemiBold" w:hAnsi="Aptos SemiBold"/>
+                    <w:color w:val="auto"/>
+                    <w:sz w:val="16"/>
+                    <w:szCs w:val="16"/>
+                  </w:rPr>
+                </w:pPr>
+                <w:proofErr w:type="spellStart"/>
+                <w:r>
+                  <w:rPr>
+                    <w:rFonts w:ascii="Aptos SemiBold" w:hAnsi="Aptos SemiBold"/>
+                    <w:color w:val="auto"/>
+                    <w:sz w:val="16"/>
+                    <w:szCs w:val="16"/>
+                  </w:rPr>
+                  <w:t>DocTypeCaption</w:t>
+                </w:r>
+                <w:proofErr w:type="spellEnd"/>
+              </w:p>
+            </w:tc>
+          </w:sdtContent>
+        </w:sdt>
+        <w:sdt>
+          <w:sdtPr>
+            <w:rPr>
+              <w:rFonts w:ascii="Aptos SemiBold" w:hAnsi="Aptos SemiBold"/>
+              <w:color w:val="auto"/>
+              <w:sz w:val="16"/>
+              <w:szCs w:val="16"/>
+            </w:rPr>
+            <w:alias w:val="#Nav: /Labels/DocNoCaption"/>
+            <w:tag w:val="#Nav: Deferral_Summary_G_L/1700"/>
+            <w:id w:val="995606082"/>
+            <w:placeholder>
+              <w:docPart w:val="7589B1F2E2A04C47A0566EEA5DFFD914"/>
+            </w:placeholder>
+            <w:dataBinding w:prefixMappings="xmlns:ns0='urn:microsoft-dynamics-nav/reports/Deferral_Summary_G_L/1700/'" w:xpath="/ns0:NavWordReportXmlPart[1]/ns0:Labels[1]/ns0:DocNoCaption[1]" w:storeItemID="{E9594516-7200-468B-87B2-7A42DF10C81C}"/>
+            <w:text/>
+          </w:sdtPr>
+          <w:sdtContent>
+            <w:tc>
+              <w:tcPr>
+                <w:tcW w:w="1793" w:type="dxa"/>
+                <w:tcBorders>
+                  <w:top w:val="nil"/>
+                  <w:left w:val="nil"/>
+                  <w:bottom w:val="single" w:color="auto" w:sz="4" w:space="0"/>
+                  <w:right w:val="nil"/>
+                </w:tcBorders>
+              </w:tcPr>
+              <w:p>
+                <w:pPr>
+                  <w:pStyle w:val="Heading2"/>
+                  <w:spacing w:before="160" w:after="80"/>
+                  <w:rPr>
+                    <w:rFonts w:ascii="Aptos SemiBold" w:hAnsi="Aptos SemiBold"/>
+                    <w:color w:val="auto"/>
+                    <w:sz w:val="16"/>
+                    <w:szCs w:val="16"/>
+                  </w:rPr>
+                </w:pPr>
+                <w:proofErr w:type="spellStart"/>
+                <w:r>
+                  <w:rPr>
+                    <w:rFonts w:ascii="Aptos SemiBold" w:hAnsi="Aptos SemiBold"/>
+                    <w:color w:val="auto"/>
+                    <w:sz w:val="16"/>
+                    <w:szCs w:val="16"/>
+                  </w:rPr>
+                  <w:t>DocNoCaption</w:t>
+                </w:r>
+                <w:proofErr w:type="spellEnd"/>
+              </w:p>
+            </w:tc>
+          </w:sdtContent>
+        </w:sdt>
+        <w:sdt>
+          <w:sdtPr>
+            <w:rPr>
+              <w:rFonts w:ascii="Aptos SemiBold" w:hAnsi="Aptos SemiBold"/>
+              <w:color w:val="auto"/>
+              <w:sz w:val="16"/>
+              <w:szCs w:val="16"/>
+            </w:rPr>
+            <w:alias w:val="#Nav: /Labels/DeferralAccountCaption"/>
+            <w:tag w:val="#Nav: Deferral_Summary_G_L/1700"/>
+            <w:id w:val="1276134345"/>
+            <w:placeholder>
+              <w:docPart w:val="E04B0ACACAB34BD48716D81F402CC6CE"/>
+            </w:placeholder>
+            <w:dataBinding w:prefixMappings="xmlns:ns0='urn:microsoft-dynamics-nav/reports/Deferral_Summary_G_L/1700/'" w:xpath="/ns0:NavWordReportXmlPart[1]/ns0:Labels[1]/ns0:DeferralAccountCaption[1]" w:storeItemID="{E9594516-7200-468B-87B2-7A42DF10C81C}"/>
+            <w:text/>
+          </w:sdtPr>
+          <w:sdtContent>
+            <w:tc>
+              <w:tcPr>
+                <w:tcW w:w="1793" w:type="dxa"/>
+                <w:tcBorders>
+                  <w:top w:val="nil"/>
+                  <w:left w:val="nil"/>
+                  <w:bottom w:val="single" w:color="auto" w:sz="4" w:space="0"/>
+                  <w:right w:val="nil"/>
+                </w:tcBorders>
+              </w:tcPr>
+              <w:p>
+                <w:pPr>
+                  <w:pStyle w:val="Heading2"/>
+                  <w:spacing w:before="160" w:after="80"/>
+                  <w:rPr>
+                    <w:rFonts w:ascii="Aptos SemiBold" w:hAnsi="Aptos SemiBold"/>
+                    <w:color w:val="auto"/>
+                    <w:sz w:val="16"/>
+                    <w:szCs w:val="16"/>
+                  </w:rPr>
+                </w:pPr>
+                <w:r>
+                  <w:rPr>
+                    <w:rFonts w:ascii="Aptos SemiBold" w:hAnsi="Aptos SemiBold"/>
+                    <w:color w:val="auto"/>
+                    <w:sz w:val="16"/>
+                    <w:szCs w:val="16"/>
+                  </w:rPr>
+                  <w:t>DeferralAccountCaption</w:t>
+                </w:r>
+              </w:p>
+            </w:tc>
+          </w:sdtContent>
+        </w:sdt>
+        <w:sdt>
+          <w:sdtPr>
+            <w:rPr>
+              <w:rFonts w:ascii="Aptos SemiBold" w:hAnsi="Aptos SemiBold"/>
+              <w:color w:val="auto"/>
+              <w:sz w:val="16"/>
+              <w:szCs w:val="16"/>
+            </w:rPr>
+            <w:alias w:val="#Nav: /Labels/DefStartDateCaption"/>
+            <w:tag w:val="#Nav: Deferral_Summary_G_L/1700"/>
+            <w:id w:val="268672960"/>
+            <w:placeholder>
+              <w:docPart w:val="3427535CBECF47DD8DA33362CD0AAE32"/>
+            </w:placeholder>
+            <w:dataBinding w:prefixMappings="xmlns:ns0='urn:microsoft-dynamics-nav/reports/Deferral_Summary_G_L/1700/'" w:xpath="/ns0:NavWordReportXmlPart[1]/ns0:Labels[1]/ns0:DefStartDateCaption[1]" w:storeItemID="{E9594516-7200-468B-87B2-7A42DF10C81C}"/>
+            <w:text/>
+          </w:sdtPr>
+          <w:sdtContent>
+            <w:tc>
+              <w:tcPr>
+                <w:tcW w:w="1344" w:type="dxa"/>
+                <w:tcBorders>
+                  <w:top w:val="nil"/>
+                  <w:left w:val="nil"/>
+                  <w:bottom w:val="single" w:color="auto" w:sz="4" w:space="0"/>
+                  <w:right w:val="nil"/>
+                </w:tcBorders>
+              </w:tcPr>
+              <w:p>
+                <w:pPr>
+                  <w:pStyle w:val="Heading2"/>
+                  <w:spacing w:before="160" w:after="80"/>
+                  <w:rPr>
+                    <w:rFonts w:ascii="Aptos SemiBold" w:hAnsi="Aptos SemiBold"/>
+                    <w:color w:val="auto"/>
+                    <w:sz w:val="16"/>
+                    <w:szCs w:val="16"/>
+                  </w:rPr>
+                </w:pPr>
+                <w:proofErr w:type="spellStart"/>
+                <w:r>
+                  <w:rPr>
+                    <w:rFonts w:ascii="Aptos SemiBold" w:hAnsi="Aptos SemiBold"/>
+                    <w:color w:val="auto"/>
+                    <w:sz w:val="16"/>
+                    <w:szCs w:val="16"/>
+                  </w:rPr>
+                  <w:t>DefStartDateCaption</w:t>
+                </w:r>
+                <w:proofErr w:type="spellEnd"/>
+              </w:p>
+            </w:tc>
+          </w:sdtContent>
+        </w:sdt>
+        <w:sdt>
+          <w:sdtPr>
+            <w:rPr>
+              <w:rFonts w:ascii="Aptos SemiBold" w:hAnsi="Aptos SemiBold"/>
+              <w:color w:val="auto"/>
+              <w:sz w:val="16"/>
+              <w:szCs w:val="16"/>
+            </w:rPr>
+            <w:alias w:val="#Nav: /Labels/NoOfPeriodsCaption"/>
+            <w:tag w:val="#Nav: Deferral_Summary_G_L/1700"/>
+            <w:id w:val="-230074359"/>
+            <w:placeholder>
+              <w:docPart w:val="7D12A76BB4784B5F94779D89C9D7AB18"/>
+            </w:placeholder>
+            <w:dataBinding w:prefixMappings="xmlns:ns0='urn:microsoft-dynamics-nav/reports/Deferral_Summary_G_L/1700/'" w:xpath="/ns0:NavWordReportXmlPart[1]/ns0:Labels[1]/ns0:NoOfPeriodsCaption[1]" w:storeItemID="{E9594516-7200-468B-87B2-7A42DF10C81C}"/>
+            <w:text/>
+          </w:sdtPr>
+          <w:sdtContent>
+            <w:tc>
+              <w:tcPr>
+                <w:tcW w:w="1047" w:type="dxa"/>
+                <w:tcBorders>
+                  <w:top w:val="nil"/>
+                  <w:left w:val="nil"/>
+                  <w:bottom w:val="single" w:color="auto" w:sz="4" w:space="0"/>
+                  <w:right w:val="nil"/>
+                </w:tcBorders>
+              </w:tcPr>
+              <w:p>
+                <w:pPr>
+                  <w:pStyle w:val="Heading2"/>
+                  <w:spacing w:before="160" w:after="80"/>
+                  <w:jc w:val="right"/>
+                  <w:rPr>
+                    <w:rFonts w:ascii="Aptos SemiBold" w:hAnsi="Aptos SemiBold"/>
+                    <w:color w:val="auto"/>
+                    <w:sz w:val="16"/>
+                    <w:szCs w:val="16"/>
+                  </w:rPr>
+                </w:pPr>
+                <w:proofErr w:type="spellStart"/>
+                <w:r>
+                  <w:rPr>
+                    <w:rFonts w:ascii="Aptos SemiBold" w:hAnsi="Aptos SemiBold"/>
+                    <w:color w:val="auto"/>
+                    <w:sz w:val="16"/>
+                    <w:szCs w:val="16"/>
+                  </w:rPr>
+                  <w:t>NoOfPeriodsCaption</w:t>
+                </w:r>
+                <w:proofErr w:type="spellEnd"/>
+              </w:p>
+            </w:tc>
+          </w:sdtContent>
+        </w:sdt>
+        <w:sdt>
+          <w:sdtPr>
+            <w:rPr>
+              <w:rFonts w:ascii="Aptos SemiBold" w:hAnsi="Aptos SemiBold"/>
+              <w:color w:val="auto"/>
+              <w:sz w:val="16"/>
+              <w:szCs w:val="16"/>
+            </w:rPr>
+            <w:alias w:val="#Nav: /Labels/AmountRecognizedCaption"/>
+            <w:tag w:val="#Nav: Deferral_Summary_G_L/1700"/>
+            <w:id w:val="-1166395409"/>
+            <w:placeholder>
+              <w:docPart w:val="29FBBF0A5F314F73968D117B93F56533"/>
+            </w:placeholder>
+            <w:dataBinding w:prefixMappings="xmlns:ns0='urn:microsoft-dynamics-nav/reports/Deferral_Summary_G_L/1700/'" w:xpath="/ns0:NavWordReportXmlPart[1]/ns0:Labels[1]/ns0:AmountRecognizedCaption[1]" w:storeItemID="{E9594516-7200-468B-87B2-7A42DF10C81C}"/>
+            <w:text/>
+          </w:sdtPr>
+          <w:sdtContent>
+            <w:tc>
+              <w:tcPr>
+                <w:tcW w:w="1644" w:type="dxa"/>
+                <w:tcBorders>
+                  <w:top w:val="nil"/>
+                  <w:left w:val="nil"/>
+                  <w:bottom w:val="single" w:color="auto" w:sz="4" w:space="0"/>
+                  <w:right w:val="nil"/>
+                </w:tcBorders>
+              </w:tcPr>
+              <w:p>
+                <w:pPr>
+                  <w:pStyle w:val="Heading2"/>
+                  <w:spacing w:before="160" w:after="80"/>
+                  <w:jc w:val="right"/>
+                  <w:rPr>
+                    <w:rFonts w:ascii="Aptos SemiBold" w:hAnsi="Aptos SemiBold"/>
+                    <w:color w:val="auto"/>
+                    <w:sz w:val="16"/>
+                    <w:szCs w:val="16"/>
+                  </w:rPr>
+                </w:pPr>
+                <w:proofErr w:type="spellStart"/>
+                <w:r>
+                  <w:rPr>
+                    <w:rFonts w:ascii="Aptos SemiBold" w:hAnsi="Aptos SemiBold"/>
+                    <w:color w:val="auto"/>
+                    <w:sz w:val="16"/>
+                    <w:szCs w:val="16"/>
+                  </w:rPr>
+                  <w:t>AmountRecognizedCaption</w:t>
+                </w:r>
+                <w:proofErr w:type="spellEnd"/>
+              </w:p>
+            </w:tc>
+          </w:sdtContent>
+        </w:sdt>
+        <w:sdt>
+          <w:sdtPr>
+            <w:rPr>
+              <w:rFonts w:ascii="Aptos SemiBold" w:hAnsi="Aptos SemiBold"/>
+              <w:color w:val="auto"/>
+              <w:sz w:val="16"/>
+              <w:szCs w:val="16"/>
+            </w:rPr>
+            <w:alias w:val="#Nav: /Labels/RemAmountDefCaption"/>
+            <w:tag w:val="#Nav: Deferral_Summary_G_L/1700"/>
+            <w:id w:val="194053828"/>
+            <w:placeholder>
+              <w:docPart w:val="4743FFD7B6DC4738B9E102A8CBDF9CFC"/>
+            </w:placeholder>
+            <w:dataBinding w:prefixMappings="xmlns:ns0='urn:microsoft-dynamics-nav/reports/Deferral_Summary_G_L/1700/'" w:xpath="/ns0:NavWordReportXmlPart[1]/ns0:Labels[1]/ns0:RemAmountDefCaption[1]" w:storeItemID="{E9594516-7200-468B-87B2-7A42DF10C81C}"/>
+            <w:text/>
+          </w:sdtPr>
+          <w:sdtContent>
+            <w:tc>
+              <w:tcPr>
+                <w:tcW w:w="1943" w:type="dxa"/>
+                <w:tcBorders>
+                  <w:top w:val="nil"/>
+                  <w:left w:val="nil"/>
+                  <w:bottom w:val="single" w:color="auto" w:sz="4" w:space="0"/>
+                  <w:right w:val="nil"/>
+                </w:tcBorders>
+              </w:tcPr>
+              <w:p>
+                <w:pPr>
+                  <w:pStyle w:val="Heading2"/>
+                  <w:spacing w:before="160" w:after="80"/>
+                  <w:jc w:val="right"/>
+                  <w:rPr>
+                    <w:rFonts w:ascii="Aptos SemiBold" w:hAnsi="Aptos SemiBold"/>
+                    <w:color w:val="auto"/>
+                    <w:sz w:val="16"/>
+                    <w:szCs w:val="16"/>
+                  </w:rPr>
+                </w:pPr>
+                <w:proofErr w:type="spellStart"/>
+                <w:r>
+                  <w:rPr>
+                    <w:rFonts w:ascii="Aptos SemiBold" w:hAnsi="Aptos SemiBold"/>
+                    <w:color w:val="auto"/>
+                    <w:sz w:val="16"/>
+                    <w:szCs w:val="16"/>
+                  </w:rPr>
+                  <w:t>RemAmountDefCaption</w:t>
+                </w:r>
+                <w:proofErr w:type="spellEnd"/>
+              </w:p>
+            </w:tc>
+          </w:sdtContent>
+        </w:sdt>
+        <w:sdt>
+          <w:sdtPr>
+            <w:rPr>
+              <w:rFonts w:ascii="Aptos SemiBold" w:hAnsi="Aptos SemiBold"/>
+              <w:color w:val="auto"/>
+              <w:sz w:val="16"/>
+              <w:szCs w:val="16"/>
+            </w:rPr>
+            <w:alias w:val="#Nav: /Labels/TotalAmountDefCaption"/>
+            <w:tag w:val="#Nav: Deferral_Summary_G_L/1700"/>
+            <w:id w:val="-416631689"/>
+            <w:placeholder>
+              <w:docPart w:val="071663BF9A8C4157BF1D87E77FBA6D47"/>
+            </w:placeholder>
+            <w:dataBinding w:prefixMappings="xmlns:ns0='urn:microsoft-dynamics-nav/reports/Deferral_Summary_G_L/1700/'" w:xpath="/ns0:NavWordReportXmlPart[1]/ns0:Labels[1]/ns0:TotalAmountDefCaption[1]" w:storeItemID="{E9594516-7200-468B-87B2-7A42DF10C81C}"/>
+            <w:text/>
+          </w:sdtPr>
+          <w:sdtContent>
+            <w:tc>
+              <w:tcPr>
+                <w:tcW w:w="1793" w:type="dxa"/>
+                <w:tcBorders>
+                  <w:top w:val="nil"/>
+                  <w:left w:val="nil"/>
+                  <w:bottom w:val="single" w:color="auto" w:sz="4" w:space="0"/>
+                  <w:right w:val="nil"/>
+                </w:tcBorders>
+              </w:tcPr>
+              <w:p>
+                <w:pPr>
+                  <w:pStyle w:val="Heading2"/>
+                  <w:spacing w:before="160" w:after="80"/>
+                  <w:jc w:val="right"/>
+                  <w:rPr>
+                    <w:rFonts w:ascii="Aptos SemiBold" w:hAnsi="Aptos SemiBold"/>
+                    <w:color w:val="auto"/>
+                    <w:sz w:val="16"/>
+                    <w:szCs w:val="16"/>
+                  </w:rPr>
+                </w:pPr>
+                <w:proofErr w:type="spellStart"/>
+                <w:r>
+                  <w:rPr>
+                    <w:rFonts w:ascii="Aptos SemiBold" w:hAnsi="Aptos SemiBold"/>
+                    <w:color w:val="auto"/>
+                    <w:sz w:val="16"/>
+                    <w:szCs w:val="16"/>
+                  </w:rPr>
+                  <w:t>TotalAmountDefCaption</w:t>
+                </w:r>
+                <w:proofErr w:type="spellEnd"/>
+              </w:p>
+            </w:tc>
+          </w:sdtContent>
+        </w:sdt>
+      </w:tr>
+      <w:sdt>
+        <w:sdtPr>
+          <w:rPr>
+            <w:rFonts w:ascii="Aptos SemiBold" w:hAnsi="Aptos SemiBold" w:eastAsiaTheme="majorEastAsia" w:cstheme="majorBidi"/>
+            <w:color w:val="0F4761" w:themeColor="accent1" w:themeShade="BF"/>
+            <w:sz w:val="16"/>
+            <w:szCs w:val="16"/>
+            <w:lang w:val="da-DK" w:eastAsia="da-DK"/>
+          </w:rPr>
+          <w:alias w:val="#Nav: /GLAccount"/>
+          <w:tag w:val="#Nav: Deferral_Summary_G_L/1700"/>
+          <w:id w:val="1489206600"/>
+          <w15:dataBinding w:prefixMappings="xmlns:ns0='urn:microsoft-dynamics-nav/reports/Deferral_Summary_G_L/1700/'" w:xpath="/ns0:NavWordReportXmlPart[1]/ns0:GLAccount" w:storeItemID="{E9594516-7200-468B-87B2-7A42DF10C81C}"/>
+          <w15:repeatingSection/>
+        </w:sdtPr>
+        <w:sdtEndPr>
+          <w:rPr>
+            <w:b/>
+            <w:bCs/>
+          </w:rPr>
+        </w:sdtEndPr>
+        <w:sdtContent>
+          <w:sdt>
+            <w:sdtPr>
+              <w:rPr>
+                <w:rFonts w:ascii="Aptos SemiBold" w:hAnsi="Aptos SemiBold" w:eastAsiaTheme="majorEastAsia" w:cstheme="majorBidi"/>
+                <w:color w:val="0F4761" w:themeColor="accent1" w:themeShade="BF"/>
+                <w:sz w:val="16"/>
+                <w:szCs w:val="16"/>
+                <w:lang w:val="da-DK" w:eastAsia="da-DK"/>
+              </w:rPr>
+              <w:id w:val="-1745561941"/>
+              <w:placeholder>
+                <w:docPart w:val="EE33C4502A314623B9C7636BA13A5B98"/>
+              </w:placeholder>
+              <w15:repeatingSectionItem/>
+            </w:sdtPr>
+            <w:sdtEndPr>
+              <w:rPr>
+                <w:b/>
+                <w:bCs/>
+              </w:rPr>
+            </w:sdtEndPr>
+            <w:sdtContent>
+              <w:tr>
+                <w:trPr>
+                  <w:trHeight w:val="418"/>
+                </w:trPr>
+                <w:tc>
+                  <w:tcPr>
+                    <w:tcW w:w="1804" w:type="dxa"/>
+                    <w:tcBorders>
+                      <w:top w:val="single" w:color="auto" w:sz="4" w:space="0"/>
+                      <w:left w:val="nil"/>
+                      <w:bottom w:val="nil"/>
+                      <w:right w:val="nil"/>
+                    </w:tcBorders>
+                  </w:tcPr>
+                  <w:p>
+                    <w:pPr>
+                      <w:spacing w:before="360" w:after="180"/>
+                      <w:rPr>
+                        <w:rFonts w:ascii="Aptos SemiBold" w:hAnsi="Aptos SemiBold"/>
+                        <w:sz w:val="16"/>
+                        <w:szCs w:val="16"/>
+                      </w:rPr>
+                    </w:pPr>
+                    <w:sdt>
+                      <w:sdtPr>
+                        <w:rPr>
+                          <w:rFonts w:ascii="Aptos SemiBold" w:hAnsi="Aptos SemiBold"/>
+                          <w:sz w:val="16"/>
+                          <w:szCs w:val="16"/>
+                        </w:rPr>
+                        <w:alias w:val="#Nav: /Labels/No_GLAccCaption"/>
+                        <w:tag w:val="#Nav: Deferral_Summary_G_L/1700"/>
+                        <w:id w:val="303973575"/>
+                        <w:placeholder>
+                          <w:docPart w:val="DC21502090714587A7E3ED5A8392CF55"/>
+                        </w:placeholder>
+                        <w:dataBinding w:prefixMappings="xmlns:ns0='urn:microsoft-dynamics-nav/reports/Deferral_Summary_G_L/1700/'" w:xpath="/ns0:NavWordReportXmlPart[1]/ns0:Labels[1]/ns0:No_GLAccCaption[1]" w:storeItemID="{E9594516-7200-468B-87B2-7A42DF10C81C}"/>
+                        <w:text/>
+                      </w:sdtPr>
+                      <w:sdtContent>
+                        <w:proofErr w:type="spellStart"/>
+                        <w:r>
+                          <w:rPr>
+                            <w:rFonts w:ascii="Aptos SemiBold" w:hAnsi="Aptos SemiBold"/>
+                            <w:sz w:val="16"/>
+                            <w:szCs w:val="16"/>
+                          </w:rPr>
+                          <w:t>No_GLAccCaption</w:t>
+                        </w:r>
+                        <w:proofErr w:type="spellEnd"/>
+                      </w:sdtContent>
+                    </w:sdt>
+                    <w:r>
+                      <w:rPr>
+                        <w:rFonts w:ascii="Aptos SemiBold" w:hAnsi="Aptos SemiBold"/>
+                        <w:sz w:val="16"/>
+                        <w:szCs w:val="16"/>
+                      </w:rPr>
+                      <w:t xml:space="preserve"> </w:t>
+                    </w:r>
+                    <w:sdt>
+                      <w:sdtPr>
+                        <w:rPr>
+                          <w:rFonts w:ascii="Aptos SemiBold" w:hAnsi="Aptos SemiBold"/>
+                          <w:sz w:val="16"/>
+                          <w:szCs w:val="16"/>
+                        </w:rPr>
+                        <w:alias w:val="Hide Table Row If Empty"/>
+                        <w:tag w:val="#BC:HideTableRowIfEmpty"/>
+                        <w:id w:val="-1576584128"/>
+                        <w:placeholder>
+                          <w:docPart w:val="FA6217E95C69493DA03B6E989FAFB46F"/>
+                        </w:placeholder>
+                        <w15:color w:val="FFA500"/>
+                      </w:sdtPr>
+                      <w:sdtContent>
+                        <w:sdt>
+                          <w:sdtPr>
+                            <w:rPr>
+                              <w:rFonts w:ascii="Aptos SemiBold" w:hAnsi="Aptos SemiBold"/>
+                              <w:sz w:val="16"/>
+                              <w:szCs w:val="16"/>
+                            </w:rPr>
+                            <w:alias w:val="#Nav: /GLAccount/Posted_Deferral_Header/No_GLAcc"/>
+                            <w:tag w:val="#Nav: Deferral_Summary_G_L/1700"/>
+                            <w:id w:val="-104121262"/>
+                            <w:placeholder>
+                              <w:docPart w:val="F9E11E633A9F48A1A9532F11BCE488AB"/>
+                            </w:placeholder>
+                            <w:dataBinding w:prefixMappings="xmlns:ns0='urn:microsoft-dynamics-nav/reports/Deferral_Summary_G_L/1700/'" w:xpath="/ns0:NavWordReportXmlPart[1]/ns0:GLAccount[1]/ns0:Posted_Deferral_Header[1]/ns0:No_GLAcc[1]" w:storeItemID="{E9594516-7200-468B-87B2-7A42DF10C81C}"/>
+                            <w:text/>
+                          </w:sdtPr>
+                          <w:sdtContent>
+                            <w:proofErr w:type="spellStart"/>
+                            <w:r>
+                              <w:rPr>
+                                <w:rFonts w:ascii="Aptos SemiBold" w:hAnsi="Aptos SemiBold"/>
+                                <w:sz w:val="16"/>
+                                <w:szCs w:val="16"/>
+                              </w:rPr>
+                              <w:t>No_GLAcc</w:t>
+                            </w:r>
+                            <w:proofErr w:type="spellEnd"/>
+                          </w:sdtContent>
+                        </w:sdt>
+                      </w:sdtContent>
+                    </w:sdt>
+                    <w:r>
+                      <w:rPr>
+                        <w:rFonts w:ascii="Aptos SemiBold" w:hAnsi="Aptos SemiBold"/>
+                        <w:sz w:val="16"/>
+                        <w:szCs w:val="16"/>
+                      </w:rPr>
+                      <w:t xml:space="preserve"> </w:t>
+                    </w:r>
+                  </w:p>
+                </w:tc>
+                <w:sdt>
+                  <w:sdtPr>
+                    <w:rPr>
+                      <w:rFonts w:ascii="Aptos SemiBold" w:hAnsi="Aptos SemiBold"/>
+                      <w:sz w:val="16"/>
+                      <w:szCs w:val="16"/>
+                    </w:rPr>
+                    <w:alias w:val="#Nav: /GLAccount/Posted_Deferral_Header/AccountName"/>
+                    <w:tag w:val="#Nav: Deferral_Summary_G_L/1700"/>
+                    <w:id w:val="-1561789675"/>
+                    <w:placeholder>
+                      <w:docPart w:val="BC4B4FDE102C46559F56D378C49F5FE8"/>
+                    </w:placeholder>
+                    <w:dataBinding w:prefixMappings="xmlns:ns0='urn:microsoft-dynamics-nav/reports/Deferral_Summary_G_L/1700/'" w:xpath="/ns0:NavWordReportXmlPart[1]/ns0:GLAccount[1]/ns0:Posted_Deferral_Header[1]/ns0:AccountName[1]" w:storeItemID="{E9594516-7200-468B-87B2-7A42DF10C81C}"/>
+                    <w:text/>
+                  </w:sdtPr>
+                  <w:sdtContent>
+                    <w:tc>
+                      <w:tcPr>
+                        <w:tcW w:w="2233" w:type="dxa"/>
+                        <w:tcBorders>
+                          <w:top w:val="single" w:color="auto" w:sz="4" w:space="0"/>
+                          <w:left w:val="nil"/>
+                          <w:bottom w:val="nil"/>
+                          <w:right w:val="nil"/>
+                        </w:tcBorders>
+                      </w:tcPr>
+                      <w:p>
+                        <w:pPr>
+                          <w:spacing w:before="360" w:after="180"/>
+                          <w:rPr>
+                            <w:rFonts w:ascii="Aptos SemiBold" w:hAnsi="Aptos SemiBold"/>
+                            <w:sz w:val="16"/>
+                            <w:szCs w:val="16"/>
+                          </w:rPr>
+                        </w:pPr>
+                        <w:proofErr w:type="spellStart"/>
+                        <w:r>
+                          <w:rPr>
+                            <w:rFonts w:ascii="Aptos SemiBold" w:hAnsi="Aptos SemiBold"/>
+                            <w:sz w:val="16"/>
+                            <w:szCs w:val="16"/>
+                          </w:rPr>
+                          <w:t>AccountName</w:t>
+                        </w:r>
+                        <w:proofErr w:type="spellEnd"/>
+                      </w:p>
+                    </w:tc>
+                  </w:sdtContent>
+                </w:sdt>
+                <w:tc>
+                  <w:tcPr>
+                    <w:tcW w:w="1793" w:type="dxa"/>
+                    <w:tcBorders>
+                      <w:top w:val="single" w:color="auto" w:sz="4" w:space="0"/>
+                      <w:left w:val="nil"/>
+                      <w:bottom w:val="nil"/>
+                      <w:right w:val="nil"/>
+                    </w:tcBorders>
+                  </w:tcPr>
+                  <w:p>
+                    <w:pPr>
+                      <w:spacing w:before="360" w:after="180"/>
+                      <w:rPr>
+                        <w:rFonts w:ascii="Aptos SemiBold" w:hAnsi="Aptos SemiBold"/>
+                        <w:sz w:val="16"/>
+                        <w:szCs w:val="16"/>
+                      </w:rPr>
+                    </w:pPr>
+                  </w:p>
+                </w:tc>
+                <w:tc>
+                  <w:tcPr>
+                    <w:tcW w:w="1793" w:type="dxa"/>
+                    <w:tcBorders>
+                      <w:top w:val="single" w:color="auto" w:sz="4" w:space="0"/>
+                      <w:left w:val="nil"/>
+                      <w:bottom w:val="nil"/>
+                      <w:right w:val="nil"/>
+                    </w:tcBorders>
+                  </w:tcPr>
+                  <w:p>
+                    <w:pPr>
+                      <w:spacing w:before="360" w:after="180"/>
+                      <w:rPr>
+                        <w:rFonts w:ascii="Aptos SemiBold" w:hAnsi="Aptos SemiBold"/>
+                        <w:sz w:val="16"/>
+                        <w:szCs w:val="16"/>
+                      </w:rPr>
+                    </w:pPr>
+                  </w:p>
+                </w:tc>
+                <w:tc>
+                  <w:tcPr>
+                    <w:tcW w:w="1344" w:type="dxa"/>
+                    <w:tcBorders>
+                      <w:top w:val="single" w:color="auto" w:sz="4" w:space="0"/>
+                      <w:left w:val="nil"/>
+                      <w:bottom w:val="nil"/>
+                      <w:right w:val="nil"/>
+                    </w:tcBorders>
+                  </w:tcPr>
+                  <w:p>
+                    <w:pPr>
+                      <w:spacing w:before="360" w:after="180"/>
+                      <w:rPr>
+                        <w:rFonts w:ascii="Aptos SemiBold" w:hAnsi="Aptos SemiBold"/>
+                        <w:sz w:val="16"/>
+                        <w:szCs w:val="16"/>
+                      </w:rPr>
+                    </w:pPr>
+                  </w:p>
+                </w:tc>
+                <w:tc>
+                  <w:tcPr>
+                    <w:tcW w:w="1047" w:type="dxa"/>
+                    <w:tcBorders>
+                      <w:top w:val="single" w:color="auto" w:sz="4" w:space="0"/>
+                      <w:left w:val="nil"/>
+                      <w:bottom w:val="nil"/>
+                      <w:right w:val="nil"/>
+                    </w:tcBorders>
+                  </w:tcPr>
+                  <w:p>
+                    <w:pPr>
+                      <w:spacing w:before="360" w:after="180"/>
+                      <w:rPr>
+                        <w:rFonts w:ascii="Aptos SemiBold" w:hAnsi="Aptos SemiBold"/>
+                        <w:sz w:val="16"/>
+                        <w:szCs w:val="16"/>
+                      </w:rPr>
+                    </w:pPr>
+                  </w:p>
+                </w:tc>
+                <w:tc>
+                  <w:tcPr>
+                    <w:tcW w:w="1644" w:type="dxa"/>
+                    <w:tcBorders>
+                      <w:top w:val="single" w:color="auto" w:sz="4" w:space="0"/>
+                      <w:left w:val="nil"/>
+                      <w:bottom w:val="nil"/>
+                      <w:right w:val="nil"/>
+                    </w:tcBorders>
+                  </w:tcPr>
+                  <w:p>
+                    <w:pPr>
+                      <w:spacing w:before="360" w:after="180"/>
+                      <w:rPr>
+                        <w:rFonts w:ascii="Aptos SemiBold" w:hAnsi="Aptos SemiBold"/>
+                        <w:sz w:val="16"/>
+                        <w:szCs w:val="16"/>
+                      </w:rPr>
+                    </w:pPr>
+                  </w:p>
+                </w:tc>
+                <w:tc>
+                  <w:tcPr>
+                    <w:tcW w:w="1943" w:type="dxa"/>
+                    <w:tcBorders>
+                      <w:top w:val="single" w:color="auto" w:sz="4" w:space="0"/>
+                      <w:left w:val="nil"/>
+                      <w:bottom w:val="nil"/>
+                      <w:right w:val="nil"/>
+                    </w:tcBorders>
+                  </w:tcPr>
+                  <w:p>
+                    <w:pPr>
+                      <w:spacing w:before="360" w:after="180"/>
+                      <w:rPr>
+                        <w:rFonts w:ascii="Aptos SemiBold" w:hAnsi="Aptos SemiBold"/>
+                        <w:sz w:val="16"/>
+                        <w:szCs w:val="16"/>
+                      </w:rPr>
+                    </w:pPr>
+                  </w:p>
+                </w:tc>
+                <w:tc>
+                  <w:tcPr>
+                    <w:tcW w:w="1793" w:type="dxa"/>
+                    <w:tcBorders>
+                      <w:top w:val="single" w:color="auto" w:sz="4" w:space="0"/>
+                      <w:left w:val="nil"/>
+                      <w:bottom w:val="nil"/>
+                      <w:right w:val="nil"/>
+                    </w:tcBorders>
+                  </w:tcPr>
+                  <w:p>
+                    <w:pPr>
+                      <w:spacing w:before="360" w:after="180"/>
+                      <w:rPr>
+                        <w:rFonts w:ascii="Aptos SemiBold" w:hAnsi="Aptos SemiBold"/>
+                        <w:sz w:val="16"/>
+                        <w:szCs w:val="16"/>
+                      </w:rPr>
+                    </w:pPr>
+                  </w:p>
+                </w:tc>
+              </w:tr>
+              <w:sdt>
+                <w:sdtPr>
+                  <w:rPr>
+                    <w:rFonts w:cs="Segoe UI"/>
+                    <w:sz w:val="16"/>
+                    <w:szCs w:val="16"/>
+                    <w:lang w:val="da-DK" w:eastAsia="da-DK"/>
+                  </w:rPr>
+                  <w:alias w:val="#Nav: /GLAccount/Posted_Deferral_Header"/>
+                  <w:tag w:val="#Nav: Deferral_Summary_G_L/1700"/>
+                  <w:id w:val="-1215507654"/>
+                  <w15:dataBinding w:prefixMappings="xmlns:ns0='urn:microsoft-dynamics-nav/reports/Deferral_Summary_G_L/1700/'" w:xpath="/ns0:NavWordReportXmlPart[1]/ns0:GLAccount[1]/ns0:Posted_Deferral_Header" w:storeItemID="{E9594516-7200-468B-87B2-7A42DF10C81C}"/>
+                  <w15:repeatingSection/>
+                </w:sdtPr>
+                <w:sdtContent>
+                  <w:sdt>
+                    <w:sdtPr>
+                      <w:rPr>
+                        <w:rFonts w:cs="Segoe UI"/>
+                        <w:sz w:val="16"/>
+                        <w:szCs w:val="16"/>
+                        <w:lang w:val="da-DK" w:eastAsia="da-DK"/>
+                      </w:rPr>
+                      <w:id w:val="-870147648"/>
+                      <w:placeholder>
+                        <w:docPart w:val="EE33C4502A314623B9C7636BA13A5B98"/>
+                      </w:placeholder>
+                      <w15:repeatingSectionItem/>
+                    </w:sdtPr>
+                    <w:sdtContent>
+                      <w:tr>
+                        <w:trPr>
+                          <w:trHeight w:val="418"/>
+                        </w:trPr>
+                        <w:sdt>
+                          <w:sdtPr>
+                            <w:rPr>
+                              <w:rFonts w:cs="Segoe UI"/>
+                              <w:sz w:val="16"/>
+                              <w:szCs w:val="16"/>
+                              <w:lang w:val="da-DK" w:eastAsia="da-DK"/>
+                            </w:rPr>
+                            <w:alias w:val="Hide Table Row If Empty"/>
+                            <w:tag w:val="#BC:HideTableRowIfEmpty"/>
+                            <w:id w:val="-1150368298"/>
+                            <w:placeholder>
+                              <w:docPart w:val="7929F9DCC34444E68FB871100CB9D38D"/>
+                            </w:placeholder>
+                            <w15:color w:val="FFA500"/>
+                          </w:sdtPr>
+                          <w:sdtEndPr>
+                            <w:rPr>
+                              <w:lang w:val="en-AU" w:eastAsia="en-AU"/>
+                            </w:rPr>
+                          </w:sdtEndPr>
+                          <w:sdtContent>
+                            <w:sdt>
+                              <w:sdtPr>
+                                <w:rPr>
+                                  <w:rFonts w:cs="Segoe UI"/>
+                                  <w:sz w:val="16"/>
+                                  <w:szCs w:val="16"/>
+                                  <w:lang w:val="da-DK" w:eastAsia="da-DK"/>
+                                </w:rPr>
+                                <w:alias w:val="#Nav: /GLAccount/Posted_Deferral_Header/PostingDate"/>
+                                <w:tag w:val="#Nav: Deferral_Summary_G_L/1700"/>
+                                <w:id w:val="290562057"/>
+                                <w:placeholder>
+                                  <w:docPart w:val="BC4B4FDE102C46559F56D378C49F5FE8"/>
+                                </w:placeholder>
+                                <w:dataBinding w:prefixMappings="xmlns:ns0='urn:microsoft-dynamics-nav/reports/Deferral_Summary_G_L/1700/'" w:xpath="/ns0:NavWordReportXmlPart[1]/ns0:GLAccount[1]/ns0:Posted_Deferral_Header[1]/ns0:PostingDate[1]" w:storeItemID="{E9594516-7200-468B-87B2-7A42DF10C81C}"/>
+                                <w:text/>
+                              </w:sdtPr>
+                              <w:sdtEndPr>
+                                <w:rPr>
+                                  <w:lang w:val="en-AU" w:eastAsia="en-AU"/>
+                                </w:rPr>
+                              </w:sdtEndPr>
+                              <w:sdtContent>
+                                <w:tc>
+                                  <w:tcPr>
+                                    <w:tcW w:w="1804" w:type="dxa"/>
+                                    <w:tcBorders>
+                                      <w:top w:val="nil"/>
+                                      <w:left w:val="nil"/>
+                                      <w:bottom w:val="single" w:color="F5F7F8" w:sz="4" w:space="0"/>
+                                      <w:right w:val="nil"/>
+                                    </w:tcBorders>
+                                    <w:vAlign w:val="center"/>
+                                  </w:tcPr>
+                                  <w:p>
+                                    <w:pPr>
+                                      <w:rPr>
+                                        <w:rFonts w:cs="Segoe UI"/>
+                                        <w:sz w:val="16"/>
+                                        <w:szCs w:val="16"/>
+                                      </w:rPr>
+                                    </w:pPr>
+                                    <w:proofErr w:type="spellStart"/>
+                                    <w:r>
+                                      <w:rPr>
+                                        <w:rFonts w:cs="Segoe UI"/>
+                                        <w:sz w:val="16"/>
+                                        <w:szCs w:val="16"/>
+                                      </w:rPr>
+                                      <w:t>PostingDate</w:t>
+                                    </w:r>
+                                    <w:proofErr w:type="spellEnd"/>
+                                  </w:p>
+                                </w:tc>
+                              </w:sdtContent>
+                            </w:sdt>
+                          </w:sdtContent>
+                        </w:sdt>
+                        <w:sdt>
+                          <w:sdtPr>
+                            <w:rPr>
+                              <w:rFonts w:cs="Segoe UI"/>
+                              <w:sz w:val="16"/>
+                              <w:szCs w:val="16"/>
+                            </w:rPr>
+                            <w:alias w:val="#Nav: /GLAccount/Posted_Deferral_Header/GLDocTypeString"/>
+                            <w:tag w:val="#Nav: Deferral_Summary_G_L/1700"/>
+                            <w:id w:val="-636021228"/>
+                            <w:placeholder>
+                              <w:docPart w:val="BC4B4FDE102C46559F56D378C49F5FE8"/>
+                            </w:placeholder>
+                            <w:dataBinding w:prefixMappings="xmlns:ns0='urn:microsoft-dynamics-nav/reports/Deferral_Summary_G_L/1700/'" w:xpath="/ns0:NavWordReportXmlPart[1]/ns0:GLAccount[1]/ns0:Posted_Deferral_Header[1]/ns0:GLDocTypeString[1]" w:storeItemID="{E9594516-7200-468B-87B2-7A42DF10C81C}"/>
+                            <w:text/>
+                          </w:sdtPr>
+                          <w:sdtContent>
+                            <w:tc>
+                              <w:tcPr>
+                                <w:tcW w:w="2233" w:type="dxa"/>
+                                <w:tcBorders>
+                                  <w:top w:val="nil"/>
+                                  <w:left w:val="nil"/>
+                                  <w:bottom w:val="single" w:color="F5F7F8" w:sz="4" w:space="0"/>
+                                  <w:right w:val="nil"/>
+                                </w:tcBorders>
+                                <w:vAlign w:val="center"/>
+                              </w:tcPr>
+                              <w:p>
+                                <w:pPr>
+                                  <w:rPr>
+                                    <w:rFonts w:cs="Segoe UI"/>
+                                    <w:sz w:val="16"/>
+                                    <w:szCs w:val="16"/>
+                                  </w:rPr>
+                                </w:pPr>
+                                <w:proofErr w:type="spellStart"/>
+                                <w:r>
+                                  <w:rPr>
+                                    <w:rFonts w:cs="Segoe UI"/>
+                                    <w:sz w:val="16"/>
+                                    <w:szCs w:val="16"/>
+                                  </w:rPr>
+                                  <w:t>GLDocTypeString</w:t>
+                                </w:r>
+                                <w:proofErr w:type="spellEnd"/>
+                              </w:p>
+                            </w:tc>
+                          </w:sdtContent>
+                        </w:sdt>
+                        <w:sdt>
+                          <w:sdtPr>
+                            <w:rPr>
+                              <w:rFonts w:cs="Segoe UI"/>
+                              <w:sz w:val="16"/>
+                              <w:szCs w:val="16"/>
+                            </w:rPr>
+                            <w:alias w:val="#Nav: /GLAccount/Posted_Deferral_Header/GenJnlDocNo"/>
+                            <w:tag w:val="#Nav: Deferral_Summary_G_L/1700"/>
+                            <w:id w:val="1060434059"/>
+                            <w:placeholder>
+                              <w:docPart w:val="BC4B4FDE102C46559F56D378C49F5FE8"/>
+                            </w:placeholder>
+                            <w:dataBinding w:prefixMappings="xmlns:ns0='urn:microsoft-dynamics-nav/reports/Deferral_Summary_G_L/1700/'" w:xpath="/ns0:NavWordReportXmlPart[1]/ns0:GLAccount[1]/ns0:Posted_Deferral_Header[1]/ns0:GenJnlDocNo[1]" w:storeItemID="{E9594516-7200-468B-87B2-7A42DF10C81C}"/>
+                            <w:text/>
+                          </w:sdtPr>
+                          <w:sdtContent>
+                            <w:tc>
+                              <w:tcPr>
+                                <w:tcW w:w="1793" w:type="dxa"/>
+                                <w:tcBorders>
+                                  <w:top w:val="nil"/>
+                                  <w:left w:val="nil"/>
+                                  <w:bottom w:val="single" w:color="F5F7F8" w:sz="4" w:space="0"/>
+                                  <w:right w:val="nil"/>
+                                </w:tcBorders>
+                                <w:vAlign w:val="center"/>
+                              </w:tcPr>
+                              <w:p>
+                                <w:pPr>
+                                  <w:rPr>
+                                    <w:rFonts w:cs="Segoe UI"/>
+                                    <w:sz w:val="16"/>
+                                    <w:szCs w:val="16"/>
+                                  </w:rPr>
+                                </w:pPr>
+                                <w:r>
+                                  <w:rPr>
+                                    <w:rFonts w:cs="Segoe UI"/>
+                                    <w:sz w:val="16"/>
+                                    <w:szCs w:val="16"/>
+                                  </w:rPr>
+                                  <w:t>GenJnlDocNo</w:t>
+                                </w:r>
+                              </w:p>
+                            </w:tc>
+                          </w:sdtContent>
+                        </w:sdt>
+                        <w:sdt>
+                          <w:sdtPr>
+                            <w:rPr>
+                              <w:rFonts w:cs="Segoe UI"/>
+                              <w:sz w:val="16"/>
+                              <w:szCs w:val="16"/>
+                            </w:rPr>
+                            <w:alias w:val="#Nav: /GLAccount/Posted_Deferral_Header/DeferralAccount"/>
+                            <w:tag w:val="#Nav: Deferral_Summary_G_L/1700"/>
+                            <w:id w:val="1880974051"/>
+                            <w:placeholder>
+                              <w:docPart w:val="BC4B4FDE102C46559F56D378C49F5FE8"/>
+                            </w:placeholder>
+                            <w:dataBinding w:prefixMappings="xmlns:ns0='urn:microsoft-dynamics-nav/reports/Deferral_Summary_G_L/1700/'" w:xpath="/ns0:NavWordReportXmlPart[1]/ns0:GLAccount[1]/ns0:Posted_Deferral_Header[1]/ns0:DeferralAccount[1]" w:storeItemID="{E9594516-7200-468B-87B2-7A42DF10C81C}"/>
+                            <w:text/>
+                          </w:sdtPr>
+                          <w:sdtContent>
+                            <w:tc>
+                              <w:tcPr>
+                                <w:tcW w:w="1793" w:type="dxa"/>
+                                <w:tcBorders>
+                                  <w:top w:val="nil"/>
+                                  <w:left w:val="nil"/>
+                                  <w:bottom w:val="single" w:color="F5F7F8" w:sz="4" w:space="0"/>
+                                  <w:right w:val="nil"/>
+                                </w:tcBorders>
+                                <w:vAlign w:val="center"/>
+                              </w:tcPr>
+                              <w:p>
+                                <w:pPr>
+                                  <w:rPr>
+                                    <w:rFonts w:cs="Segoe UI"/>
+                                    <w:sz w:val="16"/>
+                                    <w:szCs w:val="16"/>
+                                  </w:rPr>
+                                </w:pPr>
+                                <w:proofErr w:type="spellStart"/>
+                                <w:r>
+                                  <w:rPr>
+                                    <w:rFonts w:cs="Segoe UI"/>
+                                    <w:sz w:val="16"/>
+                                    <w:szCs w:val="16"/>
+                                  </w:rPr>
+                                  <w:t>DeferralAccount</w:t>
+                                </w:r>
+                                <w:proofErr w:type="spellEnd"/>
+                              </w:p>
+                            </w:tc>
+                          </w:sdtContent>
+                        </w:sdt>
+                        <w:sdt>
+                          <w:sdtPr>
+                            <w:rPr>
+                              <w:rFonts w:cs="Segoe UI"/>
+                              <w:sz w:val="16"/>
+                              <w:szCs w:val="16"/>
+                            </w:rPr>
+                            <w:alias w:val="#Nav: /GLAccount/Posted_Deferral_Header/DeferralStartDate"/>
+                            <w:tag w:val="#Nav: Deferral_Summary_G_L/1700"/>
+                            <w:id w:val="-432977463"/>
+                            <w:placeholder>
+                              <w:docPart w:val="BC4B4FDE102C46559F56D378C49F5FE8"/>
+                            </w:placeholder>
+                            <w:dataBinding w:prefixMappings="xmlns:ns0='urn:microsoft-dynamics-nav/reports/Deferral_Summary_G_L/1700/'" w:xpath="/ns0:NavWordReportXmlPart[1]/ns0:GLAccount[1]/ns0:Posted_Deferral_Header[1]/ns0:DeferralStartDate[1]" w:storeItemID="{E9594516-7200-468B-87B2-7A42DF10C81C}"/>
+                            <w:text/>
+                          </w:sdtPr>
+                          <w:sdtContent>
+                            <w:tc>
+                              <w:tcPr>
+                                <w:tcW w:w="1344" w:type="dxa"/>
+                                <w:tcBorders>
+                                  <w:top w:val="nil"/>
+                                  <w:left w:val="nil"/>
+                                  <w:bottom w:val="single" w:color="F5F7F8" w:sz="4" w:space="0"/>
+                                  <w:right w:val="nil"/>
+                                </w:tcBorders>
+                                <w:vAlign w:val="center"/>
+                              </w:tcPr>
+                              <w:p>
+                                <w:pPr>
+                                  <w:rPr>
+                                    <w:rFonts w:cs="Segoe UI"/>
+                                    <w:sz w:val="16"/>
+                                    <w:szCs w:val="16"/>
+                                  </w:rPr>
+                                </w:pPr>
+                                <w:proofErr w:type="spellStart"/>
+                                <w:r>
+                                  <w:rPr>
+                                    <w:rFonts w:cs="Segoe UI"/>
+                                    <w:sz w:val="16"/>
+                                    <w:szCs w:val="16"/>
+                                  </w:rPr>
+                                  <w:t>DeferralStartDate</w:t>
+                                </w:r>
+                                <w:proofErr w:type="spellEnd"/>
+                              </w:p>
+                            </w:tc>
+                          </w:sdtContent>
+                        </w:sdt>
+                        <w:sdt>
+                          <w:sdtPr>
+                            <w:rPr>
+                              <w:rFonts w:cs="Segoe UI"/>
+                              <w:sz w:val="16"/>
+                              <w:szCs w:val="16"/>
+                            </w:rPr>
+                            <w:alias w:val="#Nav: /GLAccount/Posted_Deferral_Header/NumOfPeriods"/>
+                            <w:tag w:val="#Nav: Deferral_Summary_G_L/1700"/>
+                            <w:id w:val="-171872843"/>
+                            <w:placeholder>
+                              <w:docPart w:val="BC4B4FDE102C46559F56D378C49F5FE8"/>
+                            </w:placeholder>
+                            <w:dataBinding w:prefixMappings="xmlns:ns0='urn:microsoft-dynamics-nav/reports/Deferral_Summary_G_L/1700/'" w:xpath="/ns0:NavWordReportXmlPart[1]/ns0:GLAccount[1]/ns0:Posted_Deferral_Header[1]/ns0:NumOfPeriods[1]" w:storeItemID="{E9594516-7200-468B-87B2-7A42DF10C81C}"/>
+                            <w:text/>
+                          </w:sdtPr>
+                          <w:sdtContent>
+                            <w:tc>
+                              <w:tcPr>
+                                <w:tcW w:w="1047" w:type="dxa"/>
+                                <w:tcBorders>
+                                  <w:top w:val="nil"/>
+                                  <w:left w:val="nil"/>
+                                  <w:bottom w:val="single" w:color="F5F7F8" w:sz="4" w:space="0"/>
+                                  <w:right w:val="nil"/>
+                                </w:tcBorders>
+                                <w:vAlign w:val="center"/>
+                              </w:tcPr>
+                              <w:p>
+                                <w:pPr>
+                                  <w:jc w:val="right"/>
+                                  <w:rPr>
+                                    <w:rFonts w:cs="Segoe UI"/>
+                                    <w:sz w:val="16"/>
+                                    <w:szCs w:val="16"/>
+                                  </w:rPr>
+                                </w:pPr>
+                                <w:proofErr w:type="spellStart"/>
+                                <w:r>
+                                  <w:rPr>
+                                    <w:rFonts w:cs="Segoe UI"/>
+                                    <w:sz w:val="16"/>
+                                    <w:szCs w:val="16"/>
+                                  </w:rPr>
+                                  <w:t>NumOfPeriods</w:t>
+                                </w:r>
+                                <w:proofErr w:type="spellEnd"/>
+                              </w:p>
+                            </w:tc>
+                          </w:sdtContent>
+                        </w:sdt>
+                        <w:sdt>
+                          <w:sdtPr>
+                            <w:rPr>
+                              <w:rFonts w:cs="Segoe UI"/>
+                              <w:sz w:val="16"/>
+                              <w:szCs w:val="16"/>
+                            </w:rPr>
+                            <w:alias w:val="#Nav: /GLAccount/Posted_Deferral_Header/AmtRecognized"/>
+                            <w:tag w:val="#Nav: Deferral_Summary_G_L/1700"/>
+                            <w:id w:val="152186920"/>
+                            <w:placeholder>
+                              <w:docPart w:val="BC4B4FDE102C46559F56D378C49F5FE8"/>
+                            </w:placeholder>
+                            <w:dataBinding w:prefixMappings="xmlns:ns0='urn:microsoft-dynamics-nav/reports/Deferral_Summary_G_L/1700/'" w:xpath="/ns0:NavWordReportXmlPart[1]/ns0:GLAccount[1]/ns0:Posted_Deferral_Header[1]/ns0:AmtRecognized[1]" w:storeItemID="{E9594516-7200-468B-87B2-7A42DF10C81C}"/>
+                            <w:text/>
+                          </w:sdtPr>
+                          <w:sdtContent>
+                            <w:tc>
+                              <w:tcPr>
+                                <w:tcW w:w="1644" w:type="dxa"/>
+                                <w:tcBorders>
+                                  <w:top w:val="nil"/>
+                                  <w:left w:val="nil"/>
+                                  <w:bottom w:val="single" w:color="F5F7F8" w:sz="4" w:space="0"/>
+                                  <w:right w:val="nil"/>
+                                </w:tcBorders>
+                                <w:vAlign w:val="center"/>
+                              </w:tcPr>
+                              <w:p>
+                                <w:pPr>
+                                  <w:jc w:val="right"/>
+                                  <w:rPr>
+                                    <w:rFonts w:cs="Segoe UI"/>
+                                    <w:sz w:val="16"/>
+                                    <w:szCs w:val="16"/>
+                                  </w:rPr>
+                                </w:pPr>
+                                <w:proofErr w:type="spellStart"/>
+                                <w:r>
+                                  <w:rPr>
+                                    <w:rFonts w:cs="Segoe UI"/>
+                                    <w:sz w:val="16"/>
+                                    <w:szCs w:val="16"/>
+                                  </w:rPr>
+                                  <w:t>AmtRecognized</w:t>
+                                </w:r>
+                                <w:proofErr w:type="spellEnd"/>
+                              </w:p>
+                            </w:tc>
+                          </w:sdtContent>
+                        </w:sdt>
+                        <w:sdt>
+                          <w:sdtPr>
+                            <w:rPr>
+                              <w:rFonts w:cs="Segoe UI"/>
+                              <w:sz w:val="16"/>
+                              <w:szCs w:val="16"/>
+                            </w:rPr>
+                            <w:alias w:val="#Nav: /GLAccount/Posted_Deferral_Header/RemainingAmtDeferred"/>
+                            <w:tag w:val="#Nav: Deferral_Summary_G_L/1700"/>
+                            <w:id w:val="-916402398"/>
+                            <w:placeholder>
+                              <w:docPart w:val="BC4B4FDE102C46559F56D378C49F5FE8"/>
+                            </w:placeholder>
+                            <w:dataBinding w:prefixMappings="xmlns:ns0='urn:microsoft-dynamics-nav/reports/Deferral_Summary_G_L/1700/'" w:xpath="/ns0:NavWordReportXmlPart[1]/ns0:GLAccount[1]/ns0:Posted_Deferral_Header[1]/ns0:RemainingAmtDeferred[1]" w:storeItemID="{E9594516-7200-468B-87B2-7A42DF10C81C}"/>
+                            <w:text/>
+                          </w:sdtPr>
+                          <w:sdtContent>
+                            <w:tc>
+                              <w:tcPr>
+                                <w:tcW w:w="1943" w:type="dxa"/>
+                                <w:tcBorders>
+                                  <w:top w:val="nil"/>
+                                  <w:left w:val="nil"/>
+                                  <w:bottom w:val="single" w:color="F5F7F8" w:sz="4" w:space="0"/>
+                                  <w:right w:val="nil"/>
+                                </w:tcBorders>
+                                <w:vAlign w:val="center"/>
+                              </w:tcPr>
+                              <w:p>
+                                <w:pPr>
+                                  <w:jc w:val="right"/>
+                                  <w:rPr>
+                                    <w:rFonts w:cs="Segoe UI"/>
+                                    <w:sz w:val="16"/>
+                                    <w:szCs w:val="16"/>
+                                  </w:rPr>
+                                </w:pPr>
+                                <w:proofErr w:type="spellStart"/>
+                                <w:r>
+                                  <w:rPr>
+                                    <w:rFonts w:cs="Segoe UI"/>
+                                    <w:sz w:val="16"/>
+                                    <w:szCs w:val="16"/>
+                                  </w:rPr>
+                                  <w:t>RemainingAmtDeferred</w:t>
+                                </w:r>
+                                <w:proofErr w:type="spellEnd"/>
+                              </w:p>
+                            </w:tc>
+                          </w:sdtContent>
+                        </w:sdt>
+                        <w:sdt>
+                          <w:sdtPr>
+                            <w:rPr>
+                              <w:rFonts w:cs="Segoe UI"/>
+                              <w:sz w:val="16"/>
+                              <w:szCs w:val="16"/>
+                            </w:rPr>
+                            <w:alias w:val="#Nav: /GLAccount/Posted_Deferral_Header/TotalAmtDeferred"/>
+                            <w:tag w:val="#Nav: Deferral_Summary_G_L/1700"/>
+                            <w:id w:val="-963349006"/>
+                            <w:placeholder>
+                              <w:docPart w:val="BC4B4FDE102C46559F56D378C49F5FE8"/>
+                            </w:placeholder>
+                            <w:dataBinding w:prefixMappings="xmlns:ns0='urn:microsoft-dynamics-nav/reports/Deferral_Summary_G_L/1700/'" w:xpath="/ns0:NavWordReportXmlPart[1]/ns0:GLAccount[1]/ns0:Posted_Deferral_Header[1]/ns0:TotalAmtDeferred[1]" w:storeItemID="{E9594516-7200-468B-87B2-7A42DF10C81C}"/>
+                            <w:text/>
+                          </w:sdtPr>
+                          <w:sdtContent>
+                            <w:tc>
+                              <w:tcPr>
+                                <w:tcW w:w="1793" w:type="dxa"/>
+                                <w:tcBorders>
+                                  <w:top w:val="nil"/>
+                                  <w:left w:val="nil"/>
+                                  <w:bottom w:val="single" w:color="F5F7F8" w:sz="4" w:space="0"/>
+                                  <w:right w:val="nil"/>
+                                </w:tcBorders>
+                                <w:vAlign w:val="center"/>
+                              </w:tcPr>
+                              <w:p>
+                                <w:pPr>
+                                  <w:jc w:val="right"/>
+                                  <w:rPr>
+                                    <w:rFonts w:cs="Segoe UI"/>
+                                    <w:sz w:val="16"/>
+                                    <w:szCs w:val="16"/>
+                                  </w:rPr>
+                                </w:pPr>
+                                <w:proofErr w:type="spellStart"/>
+                                <w:r>
+                                  <w:rPr>
+                                    <w:rFonts w:cs="Segoe UI"/>
+                                    <w:sz w:val="16"/>
+                                    <w:szCs w:val="16"/>
+                                  </w:rPr>
+                                  <w:t>TotalAmtDeferred</w:t>
+                                </w:r>
+                                <w:proofErr w:type="spellEnd"/>
+                              </w:p>
+                            </w:tc>
+                          </w:sdtContent>
+                        </w:sdt>
+                      </w:tr>
+                    </w:sdtContent>
+                  </w:sdt>
+                </w:sdtContent>
+              </w:sdt>
+              <w:tr>
+                <w:trPr>
+                  <w:trHeight w:val="245" w:hRule="exact"/>
+                </w:trPr>
+                <w:tc>
+                  <w:tcPr>
+                    <w:tcW w:w="1804" w:type="dxa"/>
+                    <w:tcBorders>
+                      <w:top w:val="single" w:color="F5F7F8" w:sz="4" w:space="0"/>
+                      <w:left w:val="nil"/>
+                      <w:bottom w:val="single" w:color="auto" w:sz="4" w:space="0"/>
+                      <w:right w:val="nil"/>
+                    </w:tcBorders>
+                    <w:shd w:val="clear" w:color="FFFFFF" w:fill="FFFFFF"/>
+                  </w:tcPr>
+                  <w:p>
+                    <w:pPr>
+                      <w:rPr>
+                        <w:rFonts w:cs="Segoe UI"/>
+                        <w:sz w:val="16"/>
+                        <w:szCs w:val="16"/>
+                      </w:rPr>
+                    </w:pPr>
+                  </w:p>
+                </w:tc>
+                <w:tc>
+                  <w:tcPr>
+                    <w:tcW w:w="2233" w:type="dxa"/>
+                    <w:tcBorders>
+                      <w:top w:val="single" w:color="F5F7F8" w:sz="4" w:space="0"/>
+                      <w:left w:val="nil"/>
+                      <w:bottom w:val="single" w:color="auto" w:sz="4" w:space="0"/>
+                      <w:right w:val="nil"/>
+                    </w:tcBorders>
+                    <w:shd w:val="clear" w:color="FFFFFF" w:fill="FFFFFF"/>
+                  </w:tcPr>
+                  <w:p>
+                    <w:pPr>
+                      <w:rPr>
+                        <w:rFonts w:cs="Segoe UI"/>
+                        <w:sz w:val="16"/>
+                        <w:szCs w:val="16"/>
+                      </w:rPr>
+                    </w:pPr>
+                  </w:p>
+                </w:tc>
+                <w:tc>
+                  <w:tcPr>
+                    <w:tcW w:w="1793" w:type="dxa"/>
+                    <w:tcBorders>
+                      <w:top w:val="single" w:color="F5F7F8" w:sz="4" w:space="0"/>
+                      <w:left w:val="nil"/>
+                      <w:bottom w:val="single" w:color="auto" w:sz="4" w:space="0"/>
+                      <w:right w:val="nil"/>
+                    </w:tcBorders>
+                    <w:shd w:val="clear" w:color="FFFFFF" w:fill="FFFFFF"/>
+                  </w:tcPr>
+                  <w:p>
+                    <w:pPr>
+                      <w:rPr>
+                        <w:rFonts w:cs="Segoe UI"/>
+                        <w:sz w:val="16"/>
+                        <w:szCs w:val="16"/>
+                      </w:rPr>
+                    </w:pPr>
+                  </w:p>
+                </w:tc>
+                <w:tc>
+                  <w:tcPr>
+                    <w:tcW w:w="1793" w:type="dxa"/>
+                    <w:tcBorders>
+                      <w:top w:val="single" w:color="F5F7F8" w:sz="4" w:space="0"/>
+                      <w:left w:val="nil"/>
+                      <w:bottom w:val="single" w:color="auto" w:sz="4" w:space="0"/>
+                      <w:right w:val="nil"/>
+                    </w:tcBorders>
+                    <w:shd w:val="clear" w:color="FFFFFF" w:fill="FFFFFF"/>
+                  </w:tcPr>
+                  <w:p>
+                    <w:pPr>
+                      <w:rPr>
+                        <w:rFonts w:cs="Segoe UI"/>
+                        <w:sz w:val="16"/>
+                        <w:szCs w:val="16"/>
+                      </w:rPr>
+                    </w:pPr>
+                  </w:p>
+                </w:tc>
+                <w:tc>
+                  <w:tcPr>
+                    <w:tcW w:w="1344" w:type="dxa"/>
+                    <w:tcBorders>
+                      <w:top w:val="single" w:color="F5F7F8" w:sz="4" w:space="0"/>
+                      <w:left w:val="nil"/>
+                      <w:bottom w:val="single" w:color="auto" w:sz="4" w:space="0"/>
+                      <w:right w:val="nil"/>
+                    </w:tcBorders>
+                    <w:shd w:val="clear" w:color="FFFFFF" w:fill="FFFFFF"/>
+                  </w:tcPr>
+                  <w:p>
+                    <w:pPr>
+                      <w:rPr>
+                        <w:rFonts w:cs="Segoe UI"/>
+                        <w:sz w:val="16"/>
+                        <w:szCs w:val="16"/>
+                      </w:rPr>
+                    </w:pPr>
+                  </w:p>
+                </w:tc>
+                <w:tc>
+                  <w:tcPr>
+                    <w:tcW w:w="1047" w:type="dxa"/>
+                    <w:tcBorders>
+                      <w:top w:val="single" w:color="F5F7F8" w:sz="4" w:space="0"/>
+                      <w:left w:val="nil"/>
+                      <w:bottom w:val="single" w:color="auto" w:sz="4" w:space="0"/>
+                      <w:right w:val="nil"/>
+                    </w:tcBorders>
+                    <w:shd w:val="clear" w:color="FFFFFF" w:fill="FFFFFF"/>
+                  </w:tcPr>
+                  <w:p>
+                    <w:pPr>
+                      <w:rPr>
+                        <w:rFonts w:cs="Segoe UI"/>
+                        <w:sz w:val="16"/>
+                        <w:szCs w:val="16"/>
+                      </w:rPr>
+                    </w:pPr>
+                  </w:p>
+                </w:tc>
+                <w:tc>
+                  <w:tcPr>
+                    <w:tcW w:w="1644" w:type="dxa"/>
+                    <w:tcBorders>
+                      <w:top w:val="single" w:color="F5F7F8" w:sz="4" w:space="0"/>
+                      <w:left w:val="nil"/>
+                      <w:bottom w:val="single" w:color="auto" w:sz="4" w:space="0"/>
+                      <w:right w:val="nil"/>
+                    </w:tcBorders>
+                    <w:shd w:val="clear" w:color="FFFFFF" w:fill="FFFFFF"/>
+                  </w:tcPr>
+                  <w:p>
+                    <w:pPr>
+                      <w:rPr>
+                        <w:rFonts w:cs="Segoe UI"/>
+                        <w:sz w:val="16"/>
+                        <w:szCs w:val="16"/>
+                      </w:rPr>
+                    </w:pPr>
+                  </w:p>
+                </w:tc>
+                <w:tc>
+                  <w:tcPr>
+                    <w:tcW w:w="1943" w:type="dxa"/>
+                    <w:tcBorders>
+                      <w:top w:val="single" w:color="F5F7F8" w:sz="4" w:space="0"/>
+                      <w:left w:val="nil"/>
+                      <w:bottom w:val="single" w:color="auto" w:sz="4" w:space="0"/>
+                      <w:right w:val="nil"/>
+                    </w:tcBorders>
+                    <w:shd w:val="clear" w:color="FFFFFF" w:fill="FFFFFF"/>
+                  </w:tcPr>
+                  <w:p>
+                    <w:pPr>
+                      <w:rPr>
+                        <w:rFonts w:cs="Segoe UI"/>
+                        <w:sz w:val="16"/>
+                        <w:szCs w:val="16"/>
+                      </w:rPr>
+                    </w:pPr>
+                  </w:p>
+                </w:tc>
+                <w:tc>
+                  <w:tcPr>
+                    <w:tcW w:w="1793" w:type="dxa"/>
+                    <w:tcBorders>
+                      <w:top w:val="single" w:color="F5F7F8" w:sz="4" w:space="0"/>
+                      <w:left w:val="nil"/>
+                      <w:bottom w:val="single" w:color="auto" w:sz="4" w:space="0"/>
+                      <w:right w:val="nil"/>
+                    </w:tcBorders>
+                    <w:shd w:val="clear" w:color="FFFFFF" w:fill="FFFFFF"/>
+                  </w:tcPr>
+                  <w:p>
+                    <w:pPr>
+                      <w:rPr>
+                        <w:rFonts w:cs="Segoe UI"/>
+                        <w:sz w:val="16"/>
+                        <w:szCs w:val="16"/>
+                      </w:rPr>
+                    </w:pPr>
+                  </w:p>
+                </w:tc>
+              </w:tr>
+              <w:tr>
+                <w:trPr>
+                  <w:trHeight w:val="418"/>
+                </w:trPr>
+                <w:tc>
+                  <w:tcPr>
+                    <w:tcW w:w="1804" w:type="dxa"/>
+                    <w:tcBorders>
+                      <w:top w:val="single" w:color="auto" w:sz="4" w:space="0"/>
+                      <w:left w:val="nil"/>
+                      <w:bottom w:val="single" w:color="auto" w:sz="8" w:space="0"/>
+                      <w:right w:val="nil"/>
+                    </w:tcBorders>
+                    <w:shd w:val="clear" w:color="FFFFFF" w:fill="FFFFFF"/>
+                  </w:tcPr>
+                  <w:p>
+                    <w:pPr>
+                      <w:spacing w:before="120" w:after="120"/>
+                      <w:rPr>
+                        <w:rFonts w:ascii="Segoe UI Semibold" w:hAnsi="Segoe UI Semibold" w:cs="Segoe UI Semibold"/>
+                        <w:b/>
+                        <w:bCs/>
+                        <w:sz w:val="16"/>
+                        <w:szCs w:val="16"/>
+                      </w:rPr>
+                    </w:pPr>
+                  </w:p>
+                </w:tc>
+                <w:tc>
+                  <w:tcPr>
+                    <w:tcW w:w="2233" w:type="dxa"/>
+                    <w:tcBorders>
+                      <w:top w:val="single" w:color="auto" w:sz="4" w:space="0"/>
+                      <w:left w:val="nil"/>
+                      <w:bottom w:val="single" w:color="auto" w:sz="8" w:space="0"/>
+                      <w:right w:val="nil"/>
+                    </w:tcBorders>
+                    <w:shd w:val="clear" w:color="FFFFFF" w:fill="FFFFFF"/>
+                  </w:tcPr>
+                  <w:p>
+                    <w:pPr>
+                      <w:spacing w:before="120" w:after="120"/>
+                      <w:rPr>
+                        <w:rFonts w:ascii="Segoe UI Semibold" w:hAnsi="Segoe UI Semibold" w:cs="Segoe UI Semibold"/>
+                        <w:b/>
+                        <w:bCs/>
+                        <w:sz w:val="16"/>
+                        <w:szCs w:val="16"/>
+                      </w:rPr>
+                    </w:pPr>
+                  </w:p>
+                </w:tc>
+                <w:tc>
+                  <w:tcPr>
+                    <w:tcW w:w="1793" w:type="dxa"/>
+                    <w:tcBorders>
+                      <w:top w:val="single" w:color="auto" w:sz="4" w:space="0"/>
+                      <w:left w:val="nil"/>
+                      <w:bottom w:val="single" w:color="auto" w:sz="8" w:space="0"/>
+                      <w:right w:val="nil"/>
+                    </w:tcBorders>
+                    <w:shd w:val="clear" w:color="FFFFFF" w:fill="FFFFFF"/>
+                  </w:tcPr>
+                  <w:p>
+                    <w:pPr>
+                      <w:spacing w:before="120" w:after="120"/>
+                      <w:rPr>
+                        <w:rFonts w:ascii="Segoe UI Semibold" w:hAnsi="Segoe UI Semibold" w:cs="Segoe UI Semibold"/>
+                        <w:b/>
+                        <w:bCs/>
+                        <w:sz w:val="16"/>
+                        <w:szCs w:val="16"/>
+                      </w:rPr>
+                    </w:pPr>
+                  </w:p>
+                </w:tc>
+                <w:tc>
+                  <w:tcPr>
+                    <w:tcW w:w="1793" w:type="dxa"/>
+                    <w:tcBorders>
+                      <w:top w:val="single" w:color="auto" w:sz="4" w:space="0"/>
+                      <w:left w:val="nil"/>
+                      <w:bottom w:val="single" w:color="auto" w:sz="8" w:space="0"/>
+                      <w:right w:val="nil"/>
+                    </w:tcBorders>
+                    <w:shd w:val="clear" w:color="FFFFFF" w:fill="FFFFFF"/>
+                  </w:tcPr>
+                  <w:p>
+                    <w:pPr>
+                      <w:spacing w:before="120" w:after="120"/>
+                      <w:rPr>
+                        <w:rFonts w:ascii="Segoe UI Semibold" w:hAnsi="Segoe UI Semibold" w:cs="Segoe UI Semibold"/>
+                        <w:b/>
+                        <w:bCs/>
+                        <w:sz w:val="16"/>
+                        <w:szCs w:val="16"/>
+                      </w:rPr>
+                    </w:pPr>
+                  </w:p>
+                </w:tc>
+                <w:tc>
+                  <w:tcPr>
+                    <w:tcW w:w="1344" w:type="dxa"/>
+                    <w:tcBorders>
+                      <w:top w:val="single" w:color="auto" w:sz="4" w:space="0"/>
+                      <w:left w:val="nil"/>
+                      <w:bottom w:val="single" w:color="auto" w:sz="8" w:space="0"/>
+                      <w:right w:val="nil"/>
+                    </w:tcBorders>
+                    <w:shd w:val="clear" w:color="FFFFFF" w:fill="FFFFFF"/>
+                  </w:tcPr>
+                  <w:p>
+                    <w:pPr>
+                      <w:spacing w:before="120" w:after="120"/>
+                      <w:rPr>
+                        <w:rFonts w:ascii="Segoe UI Semibold" w:hAnsi="Segoe UI Semibold" w:cs="Segoe UI Semibold"/>
+                        <w:b/>
+                        <w:bCs/>
+                        <w:sz w:val="16"/>
+                        <w:szCs w:val="16"/>
+                      </w:rPr>
+                    </w:pPr>
+                  </w:p>
+                </w:tc>
+                <w:tc>
+                  <w:tcPr>
+                    <w:tcW w:w="1047" w:type="dxa"/>
+                    <w:tcBorders>
+                      <w:top w:val="single" w:color="auto" w:sz="4" w:space="0"/>
+                      <w:left w:val="nil"/>
+                      <w:bottom w:val="single" w:color="auto" w:sz="8" w:space="0"/>
+                      <w:right w:val="nil"/>
+                    </w:tcBorders>
+                    <w:shd w:val="clear" w:color="FFFFFF" w:fill="FFFFFF"/>
+                  </w:tcPr>
+                  <w:p>
+                    <w:pPr>
+                      <w:spacing w:before="120" w:after="120"/>
+                      <w:rPr>
+                        <w:rFonts w:ascii="Segoe UI Semibold" w:hAnsi="Segoe UI Semibold" w:cs="Segoe UI Semibold"/>
+                        <w:b/>
+                        <w:bCs/>
+                        <w:sz w:val="16"/>
+                        <w:szCs w:val="16"/>
+                      </w:rPr>
+                    </w:pPr>
+                  </w:p>
+                </w:tc>
+                <w:sdt>
+                  <w:sdtPr>
+                    <w:rPr>
+                      <w:rFonts w:ascii="Aptos SemiBold" w:hAnsi="Aptos SemiBold"/>
+                      <w:b/>
+                      <w:bCs/>
+                      <w:color w:val="auto"/>
+                      <w:sz w:val="16"/>
+                      <w:szCs w:val="16"/>
+                    </w:rPr>
+                    <w:alias w:val="#Nav: /GLAccount/Totals/SumAmtRecognized"/>
+                    <w:tag w:val="#Nav: Deferral_Summary_G_L/1700"/>
+                    <w:id w:val="810523372"/>
+                    <w:placeholder>
+                      <w:docPart w:val="BC4B4FDE102C46559F56D378C49F5FE8"/>
+                    </w:placeholder>
+                    <w:dataBinding w:prefixMappings="xmlns:ns0='urn:microsoft-dynamics-nav/reports/Deferral_Summary_G_L/1700/'" w:xpath="/ns0:NavWordReportXmlPart[1]/ns0:GLAccount[1]/ns0:Totals[1]/ns0:SumAmtRecognized[1]" w:storeItemID="{E9594516-7200-468B-87B2-7A42DF10C81C}"/>
+                    <w:text/>
+                  </w:sdtPr>
+                  <w:sdtContent>
+                    <w:tc>
+                      <w:tcPr>
+                        <w:tcW w:w="1644" w:type="dxa"/>
+                        <w:tcBorders>
+                          <w:top w:val="single" w:color="auto" w:sz="4" w:space="0"/>
+                          <w:left w:val="nil"/>
+                          <w:bottom w:val="single" w:color="auto" w:sz="8" w:space="0"/>
+                          <w:right w:val="nil"/>
+                        </w:tcBorders>
+                        <w:shd w:val="clear" w:color="FFFFFF" w:fill="FFFFFF"/>
+                        <w:vAlign w:val="center"/>
+                      </w:tcPr>
+                      <w:p>
+                        <w:pPr>
+                          <w:pStyle w:val="Heading2"/>
+                          <w:spacing w:before="120" w:after="120"/>
+                          <w:jc w:val="right"/>
+                          <w:rPr>
+                            <w:rFonts w:ascii="Aptos SemiBold" w:hAnsi="Aptos SemiBold"/>
+                            <w:b/>
+                            <w:bCs/>
+                            <w:color w:val="auto"/>
+                            <w:sz w:val="16"/>
+                            <w:szCs w:val="16"/>
+                          </w:rPr>
+                        </w:pPr>
+                        <w:proofErr w:type="spellStart"/>
+                        <w:r>
+                          <w:rPr>
+                            <w:rFonts w:ascii="Aptos SemiBold" w:hAnsi="Aptos SemiBold"/>
+                            <w:b/>
+                            <w:bCs/>
+                            <w:color w:val="auto"/>
+                            <w:sz w:val="16"/>
+                            <w:szCs w:val="16"/>
+                          </w:rPr>
+                          <w:t>SumAmtRecognized</w:t>
+                        </w:r>
+                        <w:proofErr w:type="spellEnd"/>
+                      </w:p>
+                    </w:tc>
+                  </w:sdtContent>
+                </w:sdt>
+                <w:sdt>
+                  <w:sdtPr>
+                    <w:rPr>
+                      <w:rFonts w:ascii="Aptos SemiBold" w:hAnsi="Aptos SemiBold"/>
+                      <w:b/>
+                      <w:bCs/>
+                      <w:color w:val="auto"/>
+                      <w:sz w:val="16"/>
+                      <w:szCs w:val="16"/>
+                    </w:rPr>
+                    <w:alias w:val="#Nav: /GLAccount/Totals/SumRemainingAmtDeferred"/>
+                    <w:tag w:val="#Nav: Deferral_Summary_G_L/1700"/>
+                    <w:id w:val="-1652831485"/>
+                    <w:placeholder>
+                      <w:docPart w:val="BC4B4FDE102C46559F56D378C49F5FE8"/>
+                    </w:placeholder>
+                    <w:dataBinding w:prefixMappings="xmlns:ns0='urn:microsoft-dynamics-nav/reports/Deferral_Summary_G_L/1700/'" w:xpath="/ns0:NavWordReportXmlPart[1]/ns0:GLAccount[1]/ns0:Totals[1]/ns0:SumRemainingAmtDeferred[1]" w:storeItemID="{E9594516-7200-468B-87B2-7A42DF10C81C}"/>
+                    <w:text/>
+                  </w:sdtPr>
+                  <w:sdtContent>
+                    <w:tc>
+                      <w:tcPr>
+                        <w:tcW w:w="1943" w:type="dxa"/>
+                        <w:tcBorders>
+                          <w:top w:val="single" w:color="auto" w:sz="4" w:space="0"/>
+                          <w:left w:val="nil"/>
+                          <w:bottom w:val="single" w:color="auto" w:sz="8" w:space="0"/>
+                          <w:right w:val="nil"/>
+                        </w:tcBorders>
+                        <w:shd w:val="clear" w:color="FFFFFF" w:fill="FFFFFF"/>
+                        <w:vAlign w:val="center"/>
+                      </w:tcPr>
+                      <w:p>
+                        <w:pPr>
+                          <w:pStyle w:val="Heading2"/>
+                          <w:spacing w:before="120" w:after="120"/>
+                          <w:jc w:val="right"/>
+                          <w:rPr>
+                            <w:rFonts w:ascii="Aptos SemiBold" w:hAnsi="Aptos SemiBold"/>
+                            <w:b/>
+                            <w:bCs/>
+                            <w:color w:val="auto"/>
+                            <w:sz w:val="16"/>
+                            <w:szCs w:val="16"/>
+                          </w:rPr>
+                        </w:pPr>
+                        <w:proofErr w:type="spellStart"/>
+                        <w:r>
+                          <w:rPr>
+                            <w:rFonts w:ascii="Aptos SemiBold" w:hAnsi="Aptos SemiBold"/>
+                            <w:b/>
+                            <w:bCs/>
+                            <w:color w:val="auto"/>
+                            <w:sz w:val="16"/>
+                            <w:szCs w:val="16"/>
+                          </w:rPr>
+                          <w:t>SumRemainingAmtDeferred</w:t>
+                        </w:r>
+                        <w:proofErr w:type="spellEnd"/>
+                      </w:p>
+                    </w:tc>
+                  </w:sdtContent>
+                </w:sdt>
+                <w:sdt>
+                  <w:sdtPr>
+                    <w:rPr>
+                      <w:rFonts w:ascii="Aptos SemiBold" w:hAnsi="Aptos SemiBold"/>
+                      <w:b/>
+                      <w:bCs/>
+                      <w:color w:val="auto"/>
+                      <w:sz w:val="16"/>
+                      <w:szCs w:val="16"/>
+                    </w:rPr>
+                    <w:alias w:val="#Nav: /GLAccount/Totals/SumTotalAmtDeferred"/>
+                    <w:tag w:val="#Nav: Deferral_Summary_G_L/1700"/>
+                    <w:id w:val="-1606648716"/>
+                    <w:placeholder>
+                      <w:docPart w:val="BC4B4FDE102C46559F56D378C49F5FE8"/>
+                    </w:placeholder>
+                    <w:dataBinding w:prefixMappings="xmlns:ns0='urn:microsoft-dynamics-nav/reports/Deferral_Summary_G_L/1700/'" w:xpath="/ns0:NavWordReportXmlPart[1]/ns0:GLAccount[1]/ns0:Totals[1]/ns0:SumTotalAmtDeferred[1]" w:storeItemID="{E9594516-7200-468B-87B2-7A42DF10C81C}"/>
+                    <w:text/>
+                  </w:sdtPr>
+                  <w:sdtContent>
+                    <w:tc>
+                      <w:tcPr>
+                        <w:tcW w:w="1793" w:type="dxa"/>
+                        <w:tcBorders>
+                          <w:top w:val="single" w:color="auto" w:sz="4" w:space="0"/>
+                          <w:left w:val="nil"/>
+                          <w:bottom w:val="single" w:color="auto" w:sz="8" w:space="0"/>
+                          <w:right w:val="nil"/>
+                        </w:tcBorders>
+                        <w:shd w:val="clear" w:color="FFFFFF" w:fill="FFFFFF"/>
+                        <w:vAlign w:val="center"/>
+                      </w:tcPr>
+                      <w:p>
+                        <w:pPr>
+                          <w:pStyle w:val="Heading2"/>
+                          <w:spacing w:before="120" w:after="120"/>
+                          <w:jc w:val="right"/>
+                          <w:rPr>
+                            <w:rFonts w:ascii="Aptos SemiBold" w:hAnsi="Aptos SemiBold"/>
+                            <w:b/>
+                            <w:bCs/>
+                            <w:color w:val="auto"/>
+                            <w:sz w:val="16"/>
+                            <w:szCs w:val="16"/>
+                          </w:rPr>
+                        </w:pPr>
+                        <w:proofErr w:type="spellStart"/>
+                        <w:r>
+                          <w:rPr>
+                            <w:rFonts w:ascii="Aptos SemiBold" w:hAnsi="Aptos SemiBold"/>
+                            <w:b/>
+                            <w:bCs/>
+                            <w:color w:val="auto"/>
+                            <w:sz w:val="16"/>
+                            <w:szCs w:val="16"/>
+                          </w:rPr>
+                          <w:t>SumTotalAmtDeferred</w:t>
+                        </w:r>
+                        <w:proofErr w:type="spellEnd"/>
+                      </w:p>
+                    </w:tc>
+                  </w:sdtContent>
+                </w:sdt>
+              </w:tr>
+            </w:sdtContent>
+          </w:sdt>
+        </w:sdtContent>
+      </w:sdt>
+    </w:tbl>
+    <w:p>
+      <w:pPr>
+        <w:rPr>
+          <w:sz w:val="16"/>
+          <w:szCs w:val="16"/>
+        </w:rPr>
+      </w:pPr>
+    </w:p>
+    <w:p>
+      <w:pPr>
+        <w:rPr>
+          <w:sz w:val="16"/>
+          <w:szCs w:val="16"/>
+        </w:rPr>
+      </w:pPr>
     </w:p>
     <w:sectPr>
-      <w:pgSz w:w="11906" w:h="16838"/>
-      <w:pgMar w:top="1701" w:right="1134" w:bottom="1701" w:left="1134" w:header="708" w:footer="708" w:gutter="0"/>
+      <w:headerReference w:type="even" r:id="rId8"/>
+      <w:headerReference w:type="default" r:id="rId9"/>
+      <w:footerReference w:type="even" r:id="rId10"/>
+      <w:footerReference w:type="default" r:id="rId11"/>
+      <w:headerReference w:type="first" r:id="rId12"/>
+      <w:footerReference w:type="first" r:id="rId13"/>
+      <w:pgSz w:w="16838" w:h="11906" w:orient="landscape"/>
+      <w:pgMar w:top="576" w:right="706" w:bottom="576" w:left="706" w:header="706" w:footer="706" w:gutter="0"/>
       <w:cols w:space="708"/>
       <w:docGrid w:linePitch="360"/>
     </w:sectPr>
@@ -16,7 +2262,2147 @@
 </w:document>
 </file>
 
-<file path=customXml/item.xml>��< ? x m l   v e r s i o n = " 1 . 0 "   e n c o d i n g = " u t f - 1 6 " ? > +<file path=word/endnotes.xml><?xml version="1.0" encoding="utf-8"?>
+<w:endnotes xmlns:wpc="http://schemas.microsoft.com/office/word/2010/wordprocessingCanvas" xmlns:cx="http://schemas.microsoft.com/office/drawing/2014/chartex" xmlns:cx1="http://schemas.microsoft.com/office/drawing/2015/9/8/chartex" xmlns:cx2="http://schemas.microsoft.com/office/drawing/2015/10/21/chartex" xmlns:cx3="http://schemas.microsoft.com/office/drawing/2016/5/9/chartex" xmlns:cx4="http://schemas.microsoft.com/office/drawing/2016/5/10/chartex" xmlns:cx5="http://schemas.microsoft.com/office/drawing/2016/5/11/chartex" xmlns:cx6="http://schemas.microsoft.com/office/drawing/2016/5/12/chartex" xmlns:cx7="http://schemas.microsoft.com/office/drawing/2016/5/13/chartex" xmlns:cx8="http://schemas.microsoft.com/office/drawing/2016/5/14/chartex" xmlns:mc="http://schemas.openxmlformats.org/markup-compatibility/2006" xmlns:aink="http://schemas.microsoft.com/office/drawing/2016/ink" xmlns:am3d="http://schemas.microsoft.com/office/drawing/2017/model3d" xmlns:o="urn:schemas-microsoft-com:office:office" xmlns:oel="http://schemas.microsoft.com/office/2019/extlst" xmlns:r="http://schemas.openxmlformats.org/officeDocument/2006/relationships" xmlns:m="http://schemas.openxmlformats.org/officeDocument/2006/math" xmlns:v="urn:schemas-microsoft-com:vml" xmlns:wp14="http://schemas.microsoft.com/office/word/2010/wordprocessingDrawing" xmlns:wp="http://schemas.openxmlformats.org/drawingml/2006/wordprocessingDrawing" xmlns:w10="urn:schemas-microsoft-com:office:word" xmlns:w="http://schemas.openxmlformats.org/wordprocessingml/2006/main" xmlns:w14="http://schemas.microsoft.com/office/word/2010/wordml" xmlns:w15="http://schemas.microsoft.com/office/word/2012/wordml" xmlns:w16cex="http://schemas.microsoft.com/office/word/2018/wordml/cex" xmlns:w16cid="http://schemas.microsoft.com/office/word/2016/wordml/cid" xmlns:w16="http://schemas.microsoft.com/office/word/2018/wordml" xmlns:w16du="http://schemas.microsoft.com/office/word/2023/wordml/word16du" xmlns:w16sdtdh="http://schemas.microsoft.com/office/word/2020/wordml/sdtdatahash" xmlns:w16sdtfl="http://schemas.microsoft.com/office/word/2024/wordml/sdtformatlock" xmlns:w16se="http://schemas.microsoft.com/office/word/2015/wordml/symex" xmlns:wpg="http://schemas.microsoft.com/office/word/2010/wordprocessingGroup" xmlns:wpi="http://schemas.microsoft.com/office/word/2010/wordprocessingInk" xmlns:wne="http://schemas.microsoft.com/office/word/2006/wordml" xmlns:wps="http://schemas.microsoft.com/office/word/2010/wordprocessingShape" mc:Ignorable="w14 w15 w16se w16cid w16 w16cex w16sdtdh w16sdtfl w16du wp14">
+  <w:endnote w:type="separator" w:id="-1">
+    <w:p>
+      <w:pPr>
+        <w:spacing w:after="0" w:line="240" w:lineRule="auto"/>
+      </w:pPr>
+      <w:r>
+        <w:separator/>
+      </w:r>
+    </w:p>
+  </w:endnote>
+  <w:endnote w:type="continuationSeparator" w:id="0">
+    <w:p>
+      <w:pPr>
+        <w:spacing w:after="0" w:line="240" w:lineRule="auto"/>
+      </w:pPr>
+      <w:r>
+        <w:continuationSeparator/>
+      </w:r>
+    </w:p>
+  </w:endnote>
+</w:endnotes>
+</file>
+
+<file path=word/footer1.xml><?xml version="1.0" encoding="utf-8"?>
+<w:ftr xmlns:wpc="http://schemas.microsoft.com/office/word/2010/wordprocessingCanvas" xmlns:cx="http://schemas.microsoft.com/office/drawing/2014/chartex" xmlns:cx1="http://schemas.microsoft.com/office/drawing/2015/9/8/chartex" xmlns:cx2="http://schemas.microsoft.com/office/drawing/2015/10/21/chartex" xmlns:cx3="http://schemas.microsoft.com/office/drawing/2016/5/9/chartex" xmlns:cx4="http://schemas.microsoft.com/office/drawing/2016/5/10/chartex" xmlns:cx5="http://schemas.microsoft.com/office/drawing/2016/5/11/chartex" xmlns:cx6="http://schemas.microsoft.com/office/drawing/2016/5/12/chartex" xmlns:cx7="http://schemas.microsoft.com/office/drawing/2016/5/13/chartex" xmlns:cx8="http://schemas.microsoft.com/office/drawing/2016/5/14/chartex" xmlns:mc="http://schemas.openxmlformats.org/markup-compatibility/2006" xmlns:aink="http://schemas.microsoft.com/office/drawing/2016/ink" xmlns:am3d="http://schemas.microsoft.com/office/drawing/2017/model3d" xmlns:o="urn:schemas-microsoft-com:office:office" xmlns:oel="http://schemas.microsoft.com/office/2019/extlst" xmlns:r="http://schemas.openxmlformats.org/officeDocument/2006/relationships" xmlns:m="http://schemas.openxmlformats.org/officeDocument/2006/math" xmlns:v="urn:schemas-microsoft-com:vml" xmlns:wp14="http://schemas.microsoft.com/office/word/2010/wordprocessingDrawing" xmlns:wp="http://schemas.openxmlformats.org/drawingml/2006/wordprocessingDrawing" xmlns:w10="urn:schemas-microsoft-com:office:word" xmlns:w="http://schemas.openxmlformats.org/wordprocessingml/2006/main" xmlns:w14="http://schemas.microsoft.com/office/word/2010/wordml" xmlns:w15="http://schemas.microsoft.com/office/word/2012/wordml" xmlns:w16cex="http://schemas.microsoft.com/office/word/2018/wordml/cex" xmlns:w16cid="http://schemas.microsoft.com/office/word/2016/wordml/cid" xmlns:w16="http://schemas.microsoft.com/office/word/2018/wordml" xmlns:w16du="http://schemas.microsoft.com/office/word/2023/wordml/word16du" xmlns:w16sdtdh="http://schemas.microsoft.com/office/word/2020/wordml/sdtdatahash" xmlns:w16sdtfl="http://schemas.microsoft.com/office/word/2024/wordml/sdtformatlock" xmlns:w16se="http://schemas.microsoft.com/office/word/2015/wordml/symex" xmlns:wpg="http://schemas.microsoft.com/office/word/2010/wordprocessingGroup" xmlns:wpi="http://schemas.microsoft.com/office/word/2010/wordprocessingInk" xmlns:wne="http://schemas.microsoft.com/office/word/2006/wordml" xmlns:wps="http://schemas.microsoft.com/office/word/2010/wordprocessingShape" mc:Ignorable="w14 w15 w16se w16cid w16 w16cex w16sdtdh w16sdtfl w16du wp14">
+  <w:p>
+    <w:pPr>
+      <w:pStyle w:val="Footer"/>
+    </w:pPr>
+  </w:p>
+</w:ftr>
+</file>
+
+<file path=word/footer2.xml><?xml version="1.0" encoding="utf-8"?>
+<w:ftr xmlns:wpc="http://schemas.microsoft.com/office/word/2010/wordprocessingCanvas" xmlns:cx="http://schemas.microsoft.com/office/drawing/2014/chartex" xmlns:cx1="http://schemas.microsoft.com/office/drawing/2015/9/8/chartex" xmlns:cx2="http://schemas.microsoft.com/office/drawing/2015/10/21/chartex" xmlns:cx3="http://schemas.microsoft.com/office/drawing/2016/5/9/chartex" xmlns:cx4="http://schemas.microsoft.com/office/drawing/2016/5/10/chartex" xmlns:cx5="http://schemas.microsoft.com/office/drawing/2016/5/11/chartex" xmlns:cx6="http://schemas.microsoft.com/office/drawing/2016/5/12/chartex" xmlns:cx7="http://schemas.microsoft.com/office/drawing/2016/5/13/chartex" xmlns:cx8="http://schemas.microsoft.com/office/drawing/2016/5/14/chartex" xmlns:mc="http://schemas.openxmlformats.org/markup-compatibility/2006" xmlns:aink="http://schemas.microsoft.com/office/drawing/2016/ink" xmlns:am3d="http://schemas.microsoft.com/office/drawing/2017/model3d" xmlns:o="urn:schemas-microsoft-com:office:office" xmlns:oel="http://schemas.microsoft.com/office/2019/extlst" xmlns:r="http://schemas.openxmlformats.org/officeDocument/2006/relationships" xmlns:m="http://schemas.openxmlformats.org/officeDocument/2006/math" xmlns:v="urn:schemas-microsoft-com:vml" xmlns:wp14="http://schemas.microsoft.com/office/word/2010/wordprocessingDrawing" xmlns:wp="http://schemas.openxmlformats.org/drawingml/2006/wordprocessingDrawing" xmlns:w10="urn:schemas-microsoft-com:office:word" xmlns:w="http://schemas.openxmlformats.org/wordprocessingml/2006/main" xmlns:w14="http://schemas.microsoft.com/office/word/2010/wordml" xmlns:w15="http://schemas.microsoft.com/office/word/2012/wordml" xmlns:w16cex="http://schemas.microsoft.com/office/word/2018/wordml/cex" xmlns:w16cid="http://schemas.microsoft.com/office/word/2016/wordml/cid" xmlns:w16="http://schemas.microsoft.com/office/word/2018/wordml" xmlns:w16du="http://schemas.microsoft.com/office/word/2023/wordml/word16du" xmlns:w16sdtdh="http://schemas.microsoft.com/office/word/2020/wordml/sdtdatahash" xmlns:w16sdtfl="http://schemas.microsoft.com/office/word/2024/wordml/sdtformatlock" xmlns:w16se="http://schemas.microsoft.com/office/word/2015/wordml/symex" xmlns:wpg="http://schemas.microsoft.com/office/word/2010/wordprocessingGroup" xmlns:wpi="http://schemas.microsoft.com/office/word/2010/wordprocessingInk" xmlns:wne="http://schemas.microsoft.com/office/word/2006/wordml" xmlns:wps="http://schemas.microsoft.com/office/word/2010/wordprocessingShape" mc:Ignorable="w14 w15 w16se w16cid w16 w16cex w16sdtdh w16sdtfl w16du wp14">
+  <w:p>
+    <w:pPr>
+      <w:pStyle w:val="Footer"/>
+    </w:pPr>
+  </w:p>
+</w:ftr>
+</file>
+
+<file path=word/footer3.xml><?xml version="1.0" encoding="utf-8"?>
+<w:ftr xmlns:wpc="http://schemas.microsoft.com/office/word/2010/wordprocessingCanvas" xmlns:cx="http://schemas.microsoft.com/office/drawing/2014/chartex" xmlns:cx1="http://schemas.microsoft.com/office/drawing/2015/9/8/chartex" xmlns:cx2="http://schemas.microsoft.com/office/drawing/2015/10/21/chartex" xmlns:cx3="http://schemas.microsoft.com/office/drawing/2016/5/9/chartex" xmlns:cx4="http://schemas.microsoft.com/office/drawing/2016/5/10/chartex" xmlns:cx5="http://schemas.microsoft.com/office/drawing/2016/5/11/chartex" xmlns:cx6="http://schemas.microsoft.com/office/drawing/2016/5/12/chartex" xmlns:cx7="http://schemas.microsoft.com/office/drawing/2016/5/13/chartex" xmlns:cx8="http://schemas.microsoft.com/office/drawing/2016/5/14/chartex" xmlns:mc="http://schemas.openxmlformats.org/markup-compatibility/2006" xmlns:aink="http://schemas.microsoft.com/office/drawing/2016/ink" xmlns:am3d="http://schemas.microsoft.com/office/drawing/2017/model3d" xmlns:o="urn:schemas-microsoft-com:office:office" xmlns:oel="http://schemas.microsoft.com/office/2019/extlst" xmlns:r="http://schemas.openxmlformats.org/officeDocument/2006/relationships" xmlns:m="http://schemas.openxmlformats.org/officeDocument/2006/math" xmlns:v="urn:schemas-microsoft-com:vml" xmlns:wp14="http://schemas.microsoft.com/office/word/2010/wordprocessingDrawing" xmlns:wp="http://schemas.openxmlformats.org/drawingml/2006/wordprocessingDrawing" xmlns:w10="urn:schemas-microsoft-com:office:word" xmlns:w="http://schemas.openxmlformats.org/wordprocessingml/2006/main" xmlns:w14="http://schemas.microsoft.com/office/word/2010/wordml" xmlns:w15="http://schemas.microsoft.com/office/word/2012/wordml" xmlns:w16cex="http://schemas.microsoft.com/office/word/2018/wordml/cex" xmlns:w16cid="http://schemas.microsoft.com/office/word/2016/wordml/cid" xmlns:w16="http://schemas.microsoft.com/office/word/2018/wordml" xmlns:w16du="http://schemas.microsoft.com/office/word/2023/wordml/word16du" xmlns:w16sdtdh="http://schemas.microsoft.com/office/word/2020/wordml/sdtdatahash" xmlns:w16sdtfl="http://schemas.microsoft.com/office/word/2024/wordml/sdtformatlock" xmlns:w16se="http://schemas.microsoft.com/office/word/2015/wordml/symex" xmlns:wpg="http://schemas.microsoft.com/office/word/2010/wordprocessingGroup" xmlns:wpi="http://schemas.microsoft.com/office/word/2010/wordprocessingInk" xmlns:wne="http://schemas.microsoft.com/office/word/2006/wordml" xmlns:wps="http://schemas.microsoft.com/office/word/2010/wordprocessingShape" mc:Ignorable="w14 w15 w16se w16cid w16 w16cex w16sdtdh w16sdtfl w16du wp14">
+  <w:p>
+    <w:pPr>
+      <w:pStyle w:val="Footer"/>
+    </w:pPr>
+  </w:p>
+</w:ftr>
+</file>
+
+<file path=word/footnotes.xml><?xml version="1.0" encoding="utf-8"?>
+<w:footnotes xmlns:wpc="http://schemas.microsoft.com/office/word/2010/wordprocessingCanvas" xmlns:cx="http://schemas.microsoft.com/office/drawing/2014/chartex" xmlns:cx1="http://schemas.microsoft.com/office/drawing/2015/9/8/chartex" xmlns:cx2="http://schemas.microsoft.com/office/drawing/2015/10/21/chartex" xmlns:cx3="http://schemas.microsoft.com/office/drawing/2016/5/9/chartex" xmlns:cx4="http://schemas.microsoft.com/office/drawing/2016/5/10/chartex" xmlns:cx5="http://schemas.microsoft.com/office/drawing/2016/5/11/chartex" xmlns:cx6="http://schemas.microsoft.com/office/drawing/2016/5/12/chartex" xmlns:cx7="http://schemas.microsoft.com/office/drawing/2016/5/13/chartex" xmlns:cx8="http://schemas.microsoft.com/office/drawing/2016/5/14/chartex" xmlns:mc="http://schemas.openxmlformats.org/markup-compatibility/2006" xmlns:aink="http://schemas.microsoft.com/office/drawing/2016/ink" xmlns:am3d="http://schemas.microsoft.com/office/drawing/2017/model3d" xmlns:o="urn:schemas-microsoft-com:office:office" xmlns:oel="http://schemas.microsoft.com/office/2019/extlst" xmlns:r="http://schemas.openxmlformats.org/officeDocument/2006/relationships" xmlns:m="http://schemas.openxmlformats.org/officeDocument/2006/math" xmlns:v="urn:schemas-microsoft-com:vml" xmlns:wp14="http://schemas.microsoft.com/office/word/2010/wordprocessingDrawing" xmlns:wp="http://schemas.openxmlformats.org/drawingml/2006/wordprocessingDrawing" xmlns:w10="urn:schemas-microsoft-com:office:word" xmlns:w="http://schemas.openxmlformats.org/wordprocessingml/2006/main" xmlns:w14="http://schemas.microsoft.com/office/word/2010/wordml" xmlns:w15="http://schemas.microsoft.com/office/word/2012/wordml" xmlns:w16cex="http://schemas.microsoft.com/office/word/2018/wordml/cex" xmlns:w16cid="http://schemas.microsoft.com/office/word/2016/wordml/cid" xmlns:w16="http://schemas.microsoft.com/office/word/2018/wordml" xmlns:w16du="http://schemas.microsoft.com/office/word/2023/wordml/word16du" xmlns:w16sdtdh="http://schemas.microsoft.com/office/word/2020/wordml/sdtdatahash" xmlns:w16sdtfl="http://schemas.microsoft.com/office/word/2024/wordml/sdtformatlock" xmlns:w16se="http://schemas.microsoft.com/office/word/2015/wordml/symex" xmlns:wpg="http://schemas.microsoft.com/office/word/2010/wordprocessingGroup" xmlns:wpi="http://schemas.microsoft.com/office/word/2010/wordprocessingInk" xmlns:wne="http://schemas.microsoft.com/office/word/2006/wordml" xmlns:wps="http://schemas.microsoft.com/office/word/2010/wordprocessingShape" mc:Ignorable="w14 w15 w16se w16cid w16 w16cex w16sdtdh w16sdtfl w16du wp14">
+  <w:footnote w:type="separator" w:id="-1">
+    <w:p>
+      <w:pPr>
+        <w:spacing w:after="0" w:line="240" w:lineRule="auto"/>
+      </w:pPr>
+      <w:r>
+        <w:separator/>
+      </w:r>
+    </w:p>
+  </w:footnote>
+  <w:footnote w:type="continuationSeparator" w:id="0">
+    <w:p>
+      <w:pPr>
+        <w:spacing w:after="0" w:line="240" w:lineRule="auto"/>
+      </w:pPr>
+      <w:r>
+        <w:continuationSeparator/>
+      </w:r>
+    </w:p>
+  </w:footnote>
+</w:footnotes>
+</file>
+
+<file path=word/header1.xml><?xml version="1.0" encoding="utf-8"?>
+<w:hdr xmlns:wpc="http://schemas.microsoft.com/office/word/2010/wordprocessingCanvas" xmlns:cx="http://schemas.microsoft.com/office/drawing/2014/chartex" xmlns:cx1="http://schemas.microsoft.com/office/drawing/2015/9/8/chartex" xmlns:cx2="http://schemas.microsoft.com/office/drawing/2015/10/21/chartex" xmlns:cx3="http://schemas.microsoft.com/office/drawing/2016/5/9/chartex" xmlns:cx4="http://schemas.microsoft.com/office/drawing/2016/5/10/chartex" xmlns:cx5="http://schemas.microsoft.com/office/drawing/2016/5/11/chartex" xmlns:cx6="http://schemas.microsoft.com/office/drawing/2016/5/12/chartex" xmlns:cx7="http://schemas.microsoft.com/office/drawing/2016/5/13/chartex" xmlns:cx8="http://schemas.microsoft.com/office/drawing/2016/5/14/chartex" xmlns:mc="http://schemas.openxmlformats.org/markup-compatibility/2006" xmlns:aink="http://schemas.microsoft.com/office/drawing/2016/ink" xmlns:am3d="http://schemas.microsoft.com/office/drawing/2017/model3d" xmlns:o="urn:schemas-microsoft-com:office:office" xmlns:oel="http://schemas.microsoft.com/office/2019/extlst" xmlns:r="http://schemas.openxmlformats.org/officeDocument/2006/relationships" xmlns:m="http://schemas.openxmlformats.org/officeDocument/2006/math" xmlns:v="urn:schemas-microsoft-com:vml" xmlns:wp14="http://schemas.microsoft.com/office/word/2010/wordprocessingDrawing" xmlns:wp="http://schemas.openxmlformats.org/drawingml/2006/wordprocessingDrawing" xmlns:w10="urn:schemas-microsoft-com:office:word" xmlns:w="http://schemas.openxmlformats.org/wordprocessingml/2006/main" xmlns:w14="http://schemas.microsoft.com/office/word/2010/wordml" xmlns:w15="http://schemas.microsoft.com/office/word/2012/wordml" xmlns:w16cex="http://schemas.microsoft.com/office/word/2018/wordml/cex" xmlns:w16cid="http://schemas.microsoft.com/office/word/2016/wordml/cid" xmlns:w16="http://schemas.microsoft.com/office/word/2018/wordml" xmlns:w16du="http://schemas.microsoft.com/office/word/2023/wordml/word16du" xmlns:w16sdtdh="http://schemas.microsoft.com/office/word/2020/wordml/sdtdatahash" xmlns:w16sdtfl="http://schemas.microsoft.com/office/word/2024/wordml/sdtformatlock" xmlns:w16se="http://schemas.microsoft.com/office/word/2015/wordml/symex" xmlns:wpg="http://schemas.microsoft.com/office/word/2010/wordprocessingGroup" xmlns:wpi="http://schemas.microsoft.com/office/word/2010/wordprocessingInk" xmlns:wne="http://schemas.microsoft.com/office/word/2006/wordml" xmlns:wps="http://schemas.microsoft.com/office/word/2010/wordprocessingShape" mc:Ignorable="w14 w15 w16se w16cid w16 w16cex w16sdtdh w16sdtfl w16du wp14">
+  <w:p>
+    <w:pPr>
+      <w:pStyle w:val="Header"/>
+    </w:pPr>
+  </w:p>
+</w:hdr>
+</file>
+
+<file path=word/header2.xml><?xml version="1.0" encoding="utf-8"?>
+<w:hdr xmlns:wpc="http://schemas.microsoft.com/office/word/2010/wordprocessingCanvas" xmlns:cx="http://schemas.microsoft.com/office/drawing/2014/chartex" xmlns:cx1="http://schemas.microsoft.com/office/drawing/2015/9/8/chartex" xmlns:cx2="http://schemas.microsoft.com/office/drawing/2015/10/21/chartex" xmlns:cx3="http://schemas.microsoft.com/office/drawing/2016/5/9/chartex" xmlns:cx4="http://schemas.microsoft.com/office/drawing/2016/5/10/chartex" xmlns:cx5="http://schemas.microsoft.com/office/drawing/2016/5/11/chartex" xmlns:cx6="http://schemas.microsoft.com/office/drawing/2016/5/12/chartex" xmlns:cx7="http://schemas.microsoft.com/office/drawing/2016/5/13/chartex" xmlns:cx8="http://schemas.microsoft.com/office/drawing/2016/5/14/chartex" xmlns:mc="http://schemas.openxmlformats.org/markup-compatibility/2006" xmlns:aink="http://schemas.microsoft.com/office/drawing/2016/ink" xmlns:am3d="http://schemas.microsoft.com/office/drawing/2017/model3d" xmlns:o="urn:schemas-microsoft-com:office:office" xmlns:oel="http://schemas.microsoft.com/office/2019/extlst" xmlns:r="http://schemas.openxmlformats.org/officeDocument/2006/relationships" xmlns:m="http://schemas.openxmlformats.org/officeDocument/2006/math" xmlns:v="urn:schemas-microsoft-com:vml" xmlns:wp14="http://schemas.microsoft.com/office/word/2010/wordprocessingDrawing" xmlns:wp="http://schemas.openxmlformats.org/drawingml/2006/wordprocessingDrawing" xmlns:w10="urn:schemas-microsoft-com:office:word" xmlns:w="http://schemas.openxmlformats.org/wordprocessingml/2006/main" xmlns:w14="http://schemas.microsoft.com/office/word/2010/wordml" xmlns:w15="http://schemas.microsoft.com/office/word/2012/wordml" xmlns:w16cex="http://schemas.microsoft.com/office/word/2018/wordml/cex" xmlns:w16cid="http://schemas.microsoft.com/office/word/2016/wordml/cid" xmlns:w16="http://schemas.microsoft.com/office/word/2018/wordml" xmlns:w16du="http://schemas.microsoft.com/office/word/2023/wordml/word16du" xmlns:w16sdtdh="http://schemas.microsoft.com/office/word/2020/wordml/sdtdatahash" xmlns:w16sdtfl="http://schemas.microsoft.com/office/word/2024/wordml/sdtformatlock" xmlns:w16se="http://schemas.microsoft.com/office/word/2015/wordml/symex" xmlns:wpg="http://schemas.microsoft.com/office/word/2010/wordprocessingGroup" xmlns:wpi="http://schemas.microsoft.com/office/word/2010/wordprocessingInk" xmlns:wne="http://schemas.microsoft.com/office/word/2006/wordml" xmlns:wps="http://schemas.microsoft.com/office/word/2010/wordprocessingShape" mc:Ignorable="w14 w15 w16se w16cid w16 w16cex w16sdtdh w16sdtfl w16du wp14">
+  <w:p>
+    <w:pPr>
+      <w:pStyle w:val="Header"/>
+    </w:pPr>
+  </w:p>
+</w:hdr>
+</file>
+
+<file path=word/header3.xml><?xml version="1.0" encoding="utf-8"?>
+<w:hdr xmlns:wpc="http://schemas.microsoft.com/office/word/2010/wordprocessingCanvas" xmlns:cx="http://schemas.microsoft.com/office/drawing/2014/chartex" xmlns:cx1="http://schemas.microsoft.com/office/drawing/2015/9/8/chartex" xmlns:cx2="http://schemas.microsoft.com/office/drawing/2015/10/21/chartex" xmlns:cx3="http://schemas.microsoft.com/office/drawing/2016/5/9/chartex" xmlns:cx4="http://schemas.microsoft.com/office/drawing/2016/5/10/chartex" xmlns:cx5="http://schemas.microsoft.com/office/drawing/2016/5/11/chartex" xmlns:cx6="http://schemas.microsoft.com/office/drawing/2016/5/12/chartex" xmlns:cx7="http://schemas.microsoft.com/office/drawing/2016/5/13/chartex" xmlns:cx8="http://schemas.microsoft.com/office/drawing/2016/5/14/chartex" xmlns:mc="http://schemas.openxmlformats.org/markup-compatibility/2006" xmlns:aink="http://schemas.microsoft.com/office/drawing/2016/ink" xmlns:am3d="http://schemas.microsoft.com/office/drawing/2017/model3d" xmlns:o="urn:schemas-microsoft-com:office:office" xmlns:oel="http://schemas.microsoft.com/office/2019/extlst" xmlns:r="http://schemas.openxmlformats.org/officeDocument/2006/relationships" xmlns:m="http://schemas.openxmlformats.org/officeDocument/2006/math" xmlns:v="urn:schemas-microsoft-com:vml" xmlns:wp14="http://schemas.microsoft.com/office/word/2010/wordprocessingDrawing" xmlns:wp="http://schemas.openxmlformats.org/drawingml/2006/wordprocessingDrawing" xmlns:w10="urn:schemas-microsoft-com:office:word" xmlns:w="http://schemas.openxmlformats.org/wordprocessingml/2006/main" xmlns:w14="http://schemas.microsoft.com/office/word/2010/wordml" xmlns:w15="http://schemas.microsoft.com/office/word/2012/wordml" xmlns:w16cex="http://schemas.microsoft.com/office/word/2018/wordml/cex" xmlns:w16cid="http://schemas.microsoft.com/office/word/2016/wordml/cid" xmlns:w16="http://schemas.microsoft.com/office/word/2018/wordml" xmlns:w16du="http://schemas.microsoft.com/office/word/2023/wordml/word16du" xmlns:w16sdtdh="http://schemas.microsoft.com/office/word/2020/wordml/sdtdatahash" xmlns:w16sdtfl="http://schemas.microsoft.com/office/word/2024/wordml/sdtformatlock" xmlns:w16se="http://schemas.microsoft.com/office/word/2015/wordml/symex" xmlns:wpg="http://schemas.microsoft.com/office/word/2010/wordprocessingGroup" xmlns:wpi="http://schemas.microsoft.com/office/word/2010/wordprocessingInk" xmlns:wne="http://schemas.microsoft.com/office/word/2006/wordml" xmlns:wps="http://schemas.microsoft.com/office/word/2010/wordprocessingShape" mc:Ignorable="w14 w15 w16se w16cid w16 w16cex w16sdtdh w16sdtfl w16du wp14">
+  <w:p>
+    <w:pPr>
+      <w:pStyle w:val="Header"/>
+    </w:pPr>
+  </w:p>
+</w:hdr>
+</file>
+
+<file path=word/styles.xml><?xml version="1.0" encoding="utf-8"?>
+<w:styles xmlns:mc="http://schemas.openxmlformats.org/markup-compatibility/2006" xmlns:r="http://schemas.openxmlformats.org/officeDocument/2006/relationships" xmlns:w="http://schemas.openxmlformats.org/wordprocessingml/2006/main" xmlns:w14="http://schemas.microsoft.com/office/word/2010/wordml" xmlns:w15="http://schemas.microsoft.com/office/word/2012/wordml" xmlns:w16cex="http://schemas.microsoft.com/office/word/2018/wordml/cex" xmlns:w16cid="http://schemas.microsoft.com/office/word/2016/wordml/cid" xmlns:w16="http://schemas.microsoft.com/office/word/2018/wordml" xmlns:w16du="http://schemas.microsoft.com/office/word/2023/wordml/word16du" xmlns:w16sdtdh="http://schemas.microsoft.com/office/word/2020/wordml/sdtdatahash" xmlns:w16sdtfl="http://schemas.microsoft.com/office/word/2024/wordml/sdtformatlock" xmlns:w16se="http://schemas.microsoft.com/office/word/2015/wordml/symex" mc:Ignorable="w14 w15 w16se w16cid w16 w16cex w16sdtdh w16sdtfl w16du">
+  <w:docDefaults>
+    <w:rPrDefault>
+      <w:rPr>
+        <w:rFonts w:asciiTheme="minorHAnsi" w:eastAsiaTheme="minorEastAsia" w:hAnsiTheme="minorHAnsi" w:cstheme="minorBidi"/>
+        <w:kern w:val="2"/>
+        <w:sz w:val="24"/>
+        <w:szCs w:val="24"/>
+        <w:lang w:val="da-DK" w:eastAsia="da-DK" w:bidi="ar-SA"/>
+        <w14:ligatures w14:val="standardContextual"/>
+      </w:rPr>
+    </w:rPrDefault>
+    <w:pPrDefault>
+      <w:pPr>
+        <w:spacing w:after="160" w:line="278" w:lineRule="auto"/>
+      </w:pPr>
+    </w:pPrDefault>
+  </w:docDefaults>
+  <w:latentStyles w:defLockedState="0" w:defUIPriority="99" w:defSemiHidden="0" w:defUnhideWhenUsed="0" w:defQFormat="0" w:count="376">
+    <w:lsdException w:name="Normal" w:uiPriority="0" w:qFormat="1"/>
+    <w:lsdException w:name="heading 1" w:uiPriority="9" w:qFormat="1"/>
+    <w:lsdException w:name="heading 2" w:semiHidden="1" w:uiPriority="9" w:unhideWhenUsed="1" w:qFormat="1"/>
+    <w:lsdException w:name="heading 3" w:semiHidden="1" w:uiPriority="9" w:unhideWhenUsed="1" w:qFormat="1"/>
+    <w:lsdException w:name="heading 4" w:semiHidden="1" w:uiPriority="9" w:unhideWhenUsed="1" w:qFormat="1"/>
+    <w:lsdException w:name="heading 5" w:semiHidden="1" w:uiPriority="9" w:unhideWhenUsed="1" w:qFormat="1"/>
+    <w:lsdException w:name="heading 6" w:semiHidden="1" w:uiPriority="9" w:unhideWhenUsed="1" w:qFormat="1"/>
+    <w:lsdException w:name="heading 7" w:semiHidden="1" w:uiPriority="9" w:unhideWhenUsed="1" w:qFormat="1"/>
+    <w:lsdException w:name="heading 8" w:semiHidden="1" w:uiPriority="9" w:unhideWhenUsed="1" w:qFormat="1"/>
+    <w:lsdException w:name="heading 9" w:semiHidden="1" w:uiPriority="9" w:unhideWhenUsed="1" w:qFormat="1"/>
+    <w:lsdException w:name="index 1" w:semiHidden="1" w:unhideWhenUsed="1"/>
+    <w:lsdException w:name="index 2" w:semiHidden="1" w:unhideWhenUsed="1"/>
+    <w:lsdException w:name="index 3" w:semiHidden="1" w:unhideWhenUsed="1"/>
+    <w:lsdException w:name="index 4" w:semiHidden="1" w:unhideWhenUsed="1"/>
+    <w:lsdException w:name="index 5" w:semiHidden="1" w:unhideWhenUsed="1"/>
+    <w:lsdException w:name="index 6" w:semiHidden="1" w:unhideWhenUsed="1"/>
+    <w:lsdException w:name="index 7" w:semiHidden="1" w:unhideWhenUsed="1"/>
+    <w:lsdException w:name="index 8" w:semiHidden="1" w:unhideWhenUsed="1"/>
+    <w:lsdException w:name="index 9" w:semiHidden="1" w:unhideWhenUsed="1"/>
+    <w:lsdException w:name="toc 1" w:semiHidden="1" w:uiPriority="39" w:unhideWhenUsed="1"/>
+    <w:lsdException w:name="toc 2" w:semiHidden="1" w:uiPriority="39" w:unhideWhenUsed="1"/>
+    <w:lsdException w:name="toc 3" w:semiHidden="1" w:uiPriority="39" w:unhideWhenUsed="1"/>
+    <w:lsdException w:name="toc 4" w:semiHidden="1" w:uiPriority="39" w:unhideWhenUsed="1"/>
+    <w:lsdException w:name="toc 5" w:semiHidden="1" w:uiPriority="39" w:unhideWhenUsed="1"/>
+    <w:lsdException w:name="toc 6" w:semiHidden="1" w:uiPriority="39" w:unhideWhenUsed="1"/>
+    <w:lsdException w:name="toc 7" w:semiHidden="1" w:uiPriority="39" w:unhideWhenUsed="1"/>
+    <w:lsdException w:name="toc 8" w:semiHidden="1" w:uiPriority="39" w:unhideWhenUsed="1"/>
+    <w:lsdException w:name="toc 9" w:semiHidden="1" w:uiPriority="39" w:unhideWhenUsed="1"/>
+    <w:lsdException w:name="Normal Indent" w:semiHidden="1" w:unhideWhenUsed="1"/>
+    <w:lsdException w:name="footnote text" w:semiHidden="1" w:unhideWhenUsed="1"/>
+    <w:lsdException w:name="annotation text" w:semiHidden="1" w:unhideWhenUsed="1"/>
+    <w:lsdException w:name="header" w:semiHidden="1" w:unhideWhenUsed="1"/>
+    <w:lsdException w:name="footer" w:semiHidden="1" w:unhideWhenUsed="1"/>
+    <w:lsdException w:name="index heading" w:semiHidden="1" w:unhideWhenUsed="1"/>
+    <w:lsdException w:name="caption" w:semiHidden="1" w:uiPriority="35" w:unhideWhenUsed="1" w:qFormat="1"/>
+    <w:lsdException w:name="table of figures" w:semiHidden="1" w:unhideWhenUsed="1"/>
+    <w:lsdException w:name="envelope address" w:semiHidden="1" w:unhideWhenUsed="1"/>
+    <w:lsdException w:name="envelope return" w:semiHidden="1" w:unhideWhenUsed="1"/>
+    <w:lsdException w:name="footnote reference" w:semiHidden="1" w:unhideWhenUsed="1"/>
+    <w:lsdException w:name="annotation reference" w:semiHidden="1" w:unhideWhenUsed="1"/>
+    <w:lsdException w:name="line number" w:semiHidden="1" w:unhideWhenUsed="1"/>
+    <w:lsdException w:name="page number" w:semiHidden="1" w:unhideWhenUsed="1"/>
+    <w:lsdException w:name="endnote reference" w:semiHidden="1" w:unhideWhenUsed="1"/>
+    <w:lsdException w:name="endnote text" w:semiHidden="1" w:unhideWhenUsed="1"/>
+    <w:lsdException w:name="table of authorities" w:semiHidden="1" w:unhideWhenUsed="1"/>
+    <w:lsdException w:name="macro" w:semiHidden="1" w:unhideWhenUsed="1"/>
+    <w:lsdException w:name="toa heading" w:semiHidden="1" w:unhideWhenUsed="1"/>
+    <w:lsdException w:name="List" w:semiHidden="1" w:unhideWhenUsed="1"/>
+    <w:lsdException w:name="List Bullet" w:semiHidden="1" w:unhideWhenUsed="1"/>
+    <w:lsdException w:name="List Number" w:semiHidden="1" w:unhideWhenUsed="1"/>
+    <w:lsdException w:name="List 2" w:semiHidden="1" w:unhideWhenUsed="1"/>
+    <w:lsdException w:name="List 3" w:semiHidden="1" w:unhideWhenUsed="1"/>
+    <w:lsdException w:name="List 4" w:semiHidden="1" w:unhideWhenUsed="1"/>
+    <w:lsdException w:name="List 5" w:semiHidden="1" w:unhideWhenUsed="1"/>
+    <w:lsdException w:name="List Bullet 2" w:semiHidden="1" w:unhideWhenUsed="1"/>
+    <w:lsdException w:name="List Bullet 3" w:semiHidden="1" w:unhideWhenUsed="1"/>
+    <w:lsdException w:name="List Bullet 4" w:semiHidden="1" w:unhideWhenUsed="1"/>
+    <w:lsdException w:name="List Bullet 5" w:semiHidden="1" w:unhideWhenUsed="1"/>
+    <w:lsdException w:name="List Number 2" w:semiHidden="1" w:unhideWhenUsed="1"/>
+    <w:lsdException w:name="List Number 3" w:semiHidden="1" w:unhideWhenUsed="1"/>
+    <w:lsdException w:name="List Number 4" w:semiHidden="1" w:unhideWhenUsed="1"/>
+    <w:lsdException w:name="List Number 5" w:semiHidden="1" w:unhideWhenUsed="1"/>
+    <w:lsdException w:name="Title" w:uiPriority="10" w:qFormat="1"/>
+    <w:lsdException w:name="Closing" w:semiHidden="1" w:unhideWhenUsed="1"/>
+    <w:lsdException w:name="Signature" w:semiHidden="1" w:unhideWhenUsed="1"/>
+    <w:lsdException w:name="Default Paragraph Font" w:semiHidden="1" w:uiPriority="1" w:unhideWhenUsed="1"/>
+    <w:lsdException w:name="Body Text" w:semiHidden="1" w:unhideWhenUsed="1"/>
+    <w:lsdException w:name="Body Text Indent" w:semiHidden="1" w:unhideWhenUsed="1"/>
+    <w:lsdException w:name="List Continue" w:semiHidden="1" w:unhideWhenUsed="1"/>
+    <w:lsdException w:name="List Continue 2" w:semiHidden="1" w:unhideWhenUsed="1"/>
+    <w:lsdException w:name="List Continue 3" w:semiHidden="1" w:unhideWhenUsed="1"/>
+    <w:lsdException w:name="List Continue 4" w:semiHidden="1" w:unhideWhenUsed="1"/>
+    <w:lsdException w:name="List Continue 5" w:semiHidden="1" w:unhideWhenUsed="1"/>
+    <w:lsdException w:name="Message Header" w:semiHidden="1" w:unhideWhenUsed="1"/>
+    <w:lsdException w:name="Subtitle" w:uiPriority="11" w:qFormat="1"/>
+    <w:lsdException w:name="Salutation" w:semiHidden="1" w:unhideWhenUsed="1"/>
+    <w:lsdException w:name="Date" w:semiHidden="1" w:unhideWhenUsed="1"/>
+    <w:lsdException w:name="Body Text First Indent" w:semiHidden="1" w:unhideWhenUsed="1"/>
+    <w:lsdException w:name="Body Text First Indent 2" w:semiHidden="1" w:unhideWhenUsed="1"/>
+    <w:lsdException w:name="Note Heading" w:semiHidden="1" w:unhideWhenUsed="1"/>
+    <w:lsdException w:name="Body Text 2" w:semiHidden="1" w:unhideWhenUsed="1"/>
+    <w:lsdException w:name="Body Text 3" w:semiHidden="1" w:unhideWhenUsed="1"/>
+    <w:lsdException w:name="Body Text Indent 2" w:semiHidden="1" w:unhideWhenUsed="1"/>
+    <w:lsdException w:name="Body Text Indent 3" w:semiHidden="1" w:unhideWhenUsed="1"/>
+    <w:lsdException w:name="Block Text" w:semiHidden="1" w:unhideWhenUsed="1"/>
+    <w:lsdException w:name="Hyperlink" w:semiHidden="1" w:unhideWhenUsed="1"/>
+    <w:lsdException w:name="FollowedHyperlink" w:semiHidden="1" w:unhideWhenUsed="1"/>
+    <w:lsdException w:name="Strong" w:uiPriority="22" w:qFormat="1"/>
+    <w:lsdException w:name="Emphasis" w:uiPriority="20" w:qFormat="1"/>
+    <w:lsdException w:name="Document Map" w:semiHidden="1" w:unhideWhenUsed="1"/>
+    <w:lsdException w:name="Plain Text" w:semiHidden="1" w:unhideWhenUsed="1"/>
+    <w:lsdException w:name="E-mail Signature" w:semiHidden="1" w:unhideWhenUsed="1"/>
+    <w:lsdException w:name="HTML Top of Form" w:semiHidden="1" w:unhideWhenUsed="1"/>
+    <w:lsdException w:name="HTML Bottom of Form" w:semiHidden="1" w:unhideWhenUsed="1"/>
+    <w:lsdException w:name="Normal (Web)" w:semiHidden="1" w:unhideWhenUsed="1"/>
+    <w:lsdException w:name="HTML Acronym" w:semiHidden="1" w:unhideWhenUsed="1"/>
+    <w:lsdException w:name="HTML Address" w:semiHidden="1" w:unhideWhenUsed="1"/>
+    <w:lsdException w:name="HTML Cite" w:semiHidden="1" w:unhideWhenUsed="1"/>
+    <w:lsdException w:name="HTML Code" w:semiHidden="1" w:unhideWhenUsed="1"/>
+    <w:lsdException w:name="HTML Definition" w:semiHidden="1" w:unhideWhenUsed="1"/>
+    <w:lsdException w:name="HTML Keyboard" w:semiHidden="1" w:unhideWhenUsed="1"/>
+    <w:lsdException w:name="HTML Preformatted" w:semiHidden="1" w:unhideWhenUsed="1"/>
+    <w:lsdException w:name="HTML Sample" w:semiHidden="1" w:unhideWhenUsed="1"/>
+    <w:lsdException w:name="HTML Typewriter" w:semiHidden="1" w:unhideWhenUsed="1"/>
+    <w:lsdException w:name="HTML Variable" w:semiHidden="1" w:unhideWhenUsed="1"/>
+    <w:lsdException w:name="Normal Table" w:semiHidden="1" w:unhideWhenUsed="1"/>
+    <w:lsdException w:name="annotation subject" w:semiHidden="1" w:unhideWhenUsed="1"/>
+    <w:lsdException w:name="No List" w:semiHidden="1" w:unhideWhenUsed="1"/>
+    <w:lsdException w:name="Outline List 1" w:semiHidden="1" w:unhideWhenUsed="1"/>
+    <w:lsdException w:name="Outline List 2" w:semiHidden="1" w:unhideWhenUsed="1"/>
+    <w:lsdException w:name="Outline List 3" w:semiHidden="1" w:unhideWhenUsed="1"/>
+    <w:lsdException w:name="Table Simple 1" w:semiHidden="1" w:unhideWhenUsed="1"/>
+    <w:lsdException w:name="Table Simple 2" w:semiHidden="1" w:unhideWhenUsed="1"/>
+    <w:lsdException w:name="Table Simple 3" w:semiHidden="1" w:unhideWhenUsed="1"/>
+    <w:lsdException w:name="Table Classic 1" w:semiHidden="1" w:unhideWhenUsed="1"/>
+    <w:lsdException w:name="Table Classic 2" w:semiHidden="1" w:unhideWhenUsed="1"/>
+    <w:lsdException w:name="Table Classic 3" w:semiHidden="1" w:unhideWhenUsed="1"/>
+    <w:lsdException w:name="Table Classic 4" w:semiHidden="1" w:unhideWhenUsed="1"/>
+    <w:lsdException w:name="Table Colorful 1" w:semiHidden="1" w:unhideWhenUsed="1"/>
+    <w:lsdException w:name="Table Colorful 2" w:semiHidden="1" w:unhideWhenUsed="1"/>
+    <w:lsdException w:name="Table Colorful 3" w:semiHidden="1" w:unhideWhenUsed="1"/>
+    <w:lsdException w:name="Table Columns 1" w:semiHidden="1" w:unhideWhenUsed="1"/>
+    <w:lsdException w:name="Table Columns 2" w:semiHidden="1" w:unhideWhenUsed="1"/>
+    <w:lsdException w:name="Table Columns 3" w:semiHidden="1" w:unhideWhenUsed="1"/>
+    <w:lsdException w:name="Table Columns 4" w:semiHidden="1" w:unhideWhenUsed="1"/>
+    <w:lsdException w:name="Table Columns 5" w:semiHidden="1" w:unhideWhenUsed="1"/>
+    <w:lsdException w:name="Table Grid 1" w:semiHidden="1" w:unhideWhenUsed="1"/>
+    <w:lsdException w:name="Table Grid 2" w:semiHidden="1" w:unhideWhenUsed="1"/>
+    <w:lsdException w:name="Table Grid 3" w:semiHidden="1" w:unhideWhenUsed="1"/>
+    <w:lsdException w:name="Table Grid 4" w:semiHidden="1" w:unhideWhenUsed="1"/>
+    <w:lsdException w:name="Table Grid 5" w:semiHidden="1" w:unhideWhenUsed="1"/>
+    <w:lsdException w:name="Table Grid 6" w:semiHidden="1" w:unhideWhenUsed="1"/>
+    <w:lsdException w:name="Table Grid 7" w:semiHidden="1" w:unhideWhenUsed="1"/>
+    <w:lsdException w:name="Table Grid 8" w:semiHidden="1" w:unhideWhenUsed="1"/>
+    <w:lsdException w:name="Table List 1" w:semiHidden="1" w:unhideWhenUsed="1"/>
+    <w:lsdException w:name="Table List 2" w:semiHidden="1" w:unhideWhenUsed="1"/>
+    <w:lsdException w:name="Table List 3" w:semiHidden="1" w:unhideWhenUsed="1"/>
+    <w:lsdException w:name="Table List 4" w:semiHidden="1" w:unhideWhenUsed="1"/>
+    <w:lsdException w:name="Table List 5" w:semiHidden="1" w:unhideWhenUsed="1"/>
+    <w:lsdException w:name="Table List 6" w:semiHidden="1" w:unhideWhenUsed="1"/>
+    <w:lsdException w:name="Table List 7" w:semiHidden="1" w:unhideWhenUsed="1"/>
+    <w:lsdException w:name="Table List 8" w:semiHidden="1" w:unhideWhenUsed="1"/>
+    <w:lsdException w:name="Table 3D effects 1" w:semiHidden="1" w:unhideWhenUsed="1"/>
+    <w:lsdException w:name="Table 3D effects 2" w:semiHidden="1" w:unhideWhenUsed="1"/>
+    <w:lsdException w:name="Table 3D effects 3" w:semiHidden="1" w:unhideWhenUsed="1"/>
+    <w:lsdException w:name="Table Contemporary" w:semiHidden="1" w:unhideWhenUsed="1"/>
+    <w:lsdException w:name="Table Elegant" w:semiHidden="1" w:unhideWhenUsed="1"/>
+    <w:lsdException w:name="Table Professional" w:semiHidden="1" w:unhideWhenUsed="1"/>
+    <w:lsdException w:name="Table Subtle 1" w:semiHidden="1" w:unhideWhenUsed="1"/>
+    <w:lsdException w:name="Table Subtle 2" w:semiHidden="1" w:unhideWhenUsed="1"/>
+    <w:lsdException w:name="Table Web 1" w:semiHidden="1" w:unhideWhenUsed="1"/>
+    <w:lsdException w:name="Table Web 2" w:semiHidden="1" w:unhideWhenUsed="1"/>
+    <w:lsdException w:name="Table Web 3" w:semiHidden="1" w:unhideWhenUsed="1"/>
+    <w:lsdException w:name="Balloon Text" w:semiHidden="1" w:unhideWhenUsed="1"/>
+    <w:lsdException w:name="Table Grid" w:uiPriority="39"/>
+    <w:lsdException w:name="Table Theme" w:semiHidden="1" w:unhideWhenUsed="1"/>
+    <w:lsdException w:name="Placeholder Text" w:semiHidden="1"/>
+    <w:lsdException w:name="No Spacing" w:uiPriority="1" w:qFormat="1"/>
+    <w:lsdException w:name="Light Shading" w:uiPriority="60"/>
+    <w:lsdException w:name="Light List" w:uiPriority="61"/>
+    <w:lsdException w:name="Light Grid" w:uiPriority="62"/>
+    <w:lsdException w:name="Medium Shading 1" w:uiPriority="63"/>
+    <w:lsdException w:name="Medium Shading 2" w:uiPriority="64"/>
+    <w:lsdException w:name="Medium List 1" w:uiPriority="65"/>
+    <w:lsdException w:name="Medium List 2" w:uiPriority="66"/>
+    <w:lsdException w:name="Medium Grid 1" w:uiPriority="67"/>
+    <w:lsdException w:name="Medium Grid 2" w:uiPriority="68"/>
+    <w:lsdException w:name="Medium Grid 3" w:uiPriority="69"/>
+    <w:lsdException w:name="Dark List" w:uiPriority="70"/>
+    <w:lsdException w:name="Colorful Shading" w:uiPriority="71"/>
+    <w:lsdException w:name="Colorful List" w:uiPriority="72"/>
+    <w:lsdException w:name="Colorful Grid" w:uiPriority="73"/>
+    <w:lsdException w:name="Light Shading Accent 1" w:uiPriority="60"/>
+    <w:lsdException w:name="Light List Accent 1" w:uiPriority="61"/>
+    <w:lsdException w:name="Light Grid Accent 1" w:uiPriority="62"/>
+    <w:lsdException w:name="Medium Shading 1 Accent 1" w:uiPriority="63"/>
+    <w:lsdException w:name="Medium Shading 2 Accent 1" w:uiPriority="64"/>
+    <w:lsdException w:name="Medium List 1 Accent 1" w:uiPriority="65"/>
+    <w:lsdException w:name="Revision" w:semiHidden="1"/>
+    <w:lsdException w:name="List Paragraph" w:uiPriority="34" w:qFormat="1"/>
+    <w:lsdException w:name="Quote" w:uiPriority="29" w:qFormat="1"/>
+    <w:lsdException w:name="Intense Quote" w:uiPriority="30" w:qFormat="1"/>
+    <w:lsdException w:name="Medium List 2 Accent 1" w:uiPriority="66"/>
+    <w:lsdException w:name="Medium Grid 1 Accent 1" w:uiPriority="67"/>
+    <w:lsdException w:name="Medium Grid 2 Accent 1" w:uiPriority="68"/>
+    <w:lsdException w:name="Medium Grid 3 Accent 1" w:uiPriority="69"/>
+    <w:lsdException w:name="Dark List Accent 1" w:uiPriority="70"/>
+    <w:lsdException w:name="Colorful Shading Accent 1" w:uiPriority="71"/>
+    <w:lsdException w:name="Colorful List Accent 1" w:uiPriority="72"/>
+    <w:lsdException w:name="Colorful Grid Accent 1" w:uiPriority="73"/>
+    <w:lsdException w:name="Light Shading Accent 2" w:uiPriority="60"/>
+    <w:lsdException w:name="Light List Accent 2" w:uiPriority="61"/>
+    <w:lsdException w:name="Light Grid Accent 2" w:uiPriority="62"/>
+    <w:lsdException w:name="Medium Shading 1 Accent 2" w:uiPriority="63"/>
+    <w:lsdException w:name="Medium Shading 2 Accent 2" w:uiPriority="64"/>
+    <w:lsdException w:name="Medium List 1 Accent 2" w:uiPriority="65"/>
+    <w:lsdException w:name="Medium List 2 Accent 2" w:uiPriority="66"/>
+    <w:lsdException w:name="Medium Grid 1 Accent 2" w:uiPriority="67"/>
+    <w:lsdException w:name="Medium Grid 2 Accent 2" w:uiPriority="68"/>
+    <w:lsdException w:name="Medium Grid 3 Accent 2" w:uiPriority="69"/>
+    <w:lsdException w:name="Dark List Accent 2" w:uiPriority="70"/>
+    <w:lsdException w:name="Colorful Shading Accent 2" w:uiPriority="71"/>
+    <w:lsdException w:name="Colorful List Accent 2" w:uiPriority="72"/>
+    <w:lsdException w:name="Colorful Grid Accent 2" w:uiPriority="73"/>
+    <w:lsdException w:name="Light Shading Accent 3" w:uiPriority="60"/>
+    <w:lsdException w:name="Light List Accent 3" w:uiPriority="61"/>
+    <w:lsdException w:name="Light Grid Accent 3" w:uiPriority="62"/>
+    <w:lsdException w:name="Medium Shading 1 Accent 3" w:uiPriority="63"/>
+    <w:lsdException w:name="Medium Shading 2 Accent 3" w:uiPriority="64"/>
+    <w:lsdException w:name="Medium List 1 Accent 3" w:uiPriority="65"/>
+    <w:lsdException w:name="Medium List 2 Accent 3" w:uiPriority="66"/>
+    <w:lsdException w:name="Medium Grid 1 Accent 3" w:uiPriority="67"/>
+    <w:lsdException w:name="Medium Grid 2 Accent 3" w:uiPriority="68"/>
+    <w:lsdException w:name="Medium Grid 3 Accent 3" w:uiPriority="69"/>
+    <w:lsdException w:name="Dark List Accent 3" w:uiPriority="70"/>
+    <w:lsdException w:name="Colorful Shading Accent 3" w:uiPriority="71"/>
+    <w:lsdException w:name="Colorful List Accent 3" w:uiPriority="72"/>
+    <w:lsdException w:name="Colorful Grid Accent 3" w:uiPriority="73"/>
+    <w:lsdException w:name="Light Shading Accent 4" w:uiPriority="60"/>
+    <w:lsdException w:name="Light List Accent 4" w:uiPriority="61"/>
+    <w:lsdException w:name="Light Grid Accent 4" w:uiPriority="62"/>
+    <w:lsdException w:name="Medium Shading 1 Accent 4" w:uiPriority="63"/>
+    <w:lsdException w:name="Medium Shading 2 Accent 4" w:uiPriority="64"/>
+    <w:lsdException w:name="Medium List 1 Accent 4" w:uiPriority="65"/>
+    <w:lsdException w:name="Medium List 2 Accent 4" w:uiPriority="66"/>
+    <w:lsdException w:name="Medium Grid 1 Accent 4" w:uiPriority="67"/>
+    <w:lsdException w:name="Medium Grid 2 Accent 4" w:uiPriority="68"/>
+    <w:lsdException w:name="Medium Grid 3 Accent 4" w:uiPriority="69"/>
+    <w:lsdException w:name="Dark List Accent 4" w:uiPriority="70"/>
+    <w:lsdException w:name="Colorful Shading Accent 4" w:uiPriority="71"/>
+    <w:lsdException w:name="Colorful List Accent 4" w:uiPriority="72"/>
+    <w:lsdException w:name="Colorful Grid Accent 4" w:uiPriority="73"/>
+    <w:lsdException w:name="Light Shading Accent 5" w:uiPriority="60"/>
+    <w:lsdException w:name="Light List Accent 5" w:uiPriority="61"/>
+    <w:lsdException w:name="Light Grid Accent 5" w:uiPriority="62"/>
+    <w:lsdException w:name="Medium Shading 1 Accent 5" w:uiPriority="63"/>
+    <w:lsdException w:name="Medium Shading 2 Accent 5" w:uiPriority="64"/>
+    <w:lsdException w:name="Medium List 1 Accent 5" w:uiPriority="65"/>
+    <w:lsdException w:name="Medium List 2 Accent 5" w:uiPriority="66"/>
+    <w:lsdException w:name="Medium Grid 1 Accent 5" w:uiPriority="67"/>
+    <w:lsdException w:name="Medium Grid 2 Accent 5" w:uiPriority="68"/>
+    <w:lsdException w:name="Medium Grid 3 Accent 5" w:uiPriority="69"/>
+    <w:lsdException w:name="Dark List Accent 5" w:uiPriority="70"/>
+    <w:lsdException w:name="Colorful Shading Accent 5" w:uiPriority="71"/>
+    <w:lsdException w:name="Colorful List Accent 5" w:uiPriority="72"/>
+    <w:lsdException w:name="Colorful Grid Accent 5" w:uiPriority="73"/>
+    <w:lsdException w:name="Light Shading Accent 6" w:uiPriority="60"/>
+    <w:lsdException w:name="Light List Accent 6" w:uiPriority="61"/>
+    <w:lsdException w:name="Light Grid Accent 6" w:uiPriority="62"/>
+    <w:lsdException w:name="Medium Shading 1 Accent 6" w:uiPriority="63"/>
+    <w:lsdException w:name="Medium Shading 2 Accent 6" w:uiPriority="64"/>
+    <w:lsdException w:name="Medium List 1 Accent 6" w:uiPriority="65"/>
+    <w:lsdException w:name="Medium List 2 Accent 6" w:uiPriority="66"/>
+    <w:lsdException w:name="Medium Grid 1 Accent 6" w:uiPriority="67"/>
+    <w:lsdException w:name="Medium Grid 2 Accent 6" w:uiPriority="68"/>
+    <w:lsdException w:name="Medium Grid 3 Accent 6" w:uiPriority="69"/>
+    <w:lsdException w:name="Dark List Accent 6" w:uiPriority="70"/>
+    <w:lsdException w:name="Colorful Shading Accent 6" w:uiPriority="71"/>
+    <w:lsdException w:name="Colorful List Accent 6" w:uiPriority="72"/>
+    <w:lsdException w:name="Colorful Grid Accent 6" w:uiPriority="73"/>
+    <w:lsdException w:name="Subtle Emphasis" w:uiPriority="19" w:qFormat="1"/>
+    <w:lsdException w:name="Intense Emphasis" w:uiPriority="21" w:qFormat="1"/>
+    <w:lsdException w:name="Subtle Reference" w:uiPriority="31" w:qFormat="1"/>
+    <w:lsdException w:name="Intense Reference" w:uiPriority="32" w:qFormat="1"/>
+    <w:lsdException w:name="Book Title" w:uiPriority="33" w:qFormat="1"/>
+    <w:lsdException w:name="Bibliography" w:semiHidden="1" w:uiPriority="37" w:unhideWhenUsed="1"/>
+    <w:lsdException w:name="TOC Heading" w:semiHidden="1" w:uiPriority="39" w:unhideWhenUsed="1" w:qFormat="1"/>
+    <w:lsdException w:name="Plain Table 1" w:uiPriority="41"/>
+    <w:lsdException w:name="Plain Table 2" w:uiPriority="42"/>
+    <w:lsdException w:name="Plain Table 3" w:uiPriority="43"/>
+    <w:lsdException w:name="Plain Table 4" w:uiPriority="44"/>
+    <w:lsdException w:name="Plain Table 5" w:uiPriority="45"/>
+    <w:lsdException w:name="Grid Table Light" w:uiPriority="40"/>
+    <w:lsdException w:name="Grid Table 1 Light" w:uiPriority="46"/>
+    <w:lsdException w:name="Grid Table 2" w:uiPriority="47"/>
+    <w:lsdException w:name="Grid Table 3" w:uiPriority="48"/>
+    <w:lsdException w:name="Grid Table 4" w:uiPriority="49"/>
+    <w:lsdException w:name="Grid Table 5 Dark" w:uiPriority="50"/>
+    <w:lsdException w:name="Grid Table 6 Colorful" w:uiPriority="51"/>
+    <w:lsdException w:name="Grid Table 7 Colorful" w:uiPriority="52"/>
+    <w:lsdException w:name="Grid Table 1 Light Accent 1" w:uiPriority="46"/>
+    <w:lsdException w:name="Grid Table 2 Accent 1" w:uiPriority="47"/>
+    <w:lsdException w:name="Grid Table 3 Accent 1" w:uiPriority="48"/>
+    <w:lsdException w:name="Grid Table 4 Accent 1" w:uiPriority="49"/>
+    <w:lsdException w:name="Grid Table 5 Dark Accent 1" w:uiPriority="50"/>
+    <w:lsdException w:name="Grid Table 6 Colorful Accent 1" w:uiPriority="51"/>
+    <w:lsdException w:name="Grid Table 7 Colorful Accent 1" w:uiPriority="52"/>
+    <w:lsdException w:name="Grid Table 1 Light Accent 2" w:uiPriority="46"/>
+    <w:lsdException w:name="Grid Table 2 Accent 2" w:uiPriority="47"/>
+    <w:lsdException w:name="Grid Table 3 Accent 2" w:uiPriority="48"/>
+    <w:lsdException w:name="Grid Table 4 Accent 2" w:uiPriority="49"/>
+    <w:lsdException w:name="Grid Table 5 Dark Accent 2" w:uiPriority="50"/>
+    <w:lsdException w:name="Grid Table 6 Colorful Accent 2" w:uiPriority="51"/>
+    <w:lsdException w:name="Grid Table 7 Colorful Accent 2" w:uiPriority="52"/>
+    <w:lsdException w:name="Grid Table 1 Light Accent 3" w:uiPriority="46"/>
+    <w:lsdException w:name="Grid Table 2 Accent 3" w:uiPriority="47"/>
+    <w:lsdException w:name="Grid Table 3 Accent 3" w:uiPriority="48"/>
+    <w:lsdException w:name="Grid Table 4 Accent 3" w:uiPriority="49"/>
+    <w:lsdException w:name="Grid Table 5 Dark Accent 3" w:uiPriority="50"/>
+    <w:lsdException w:name="Grid Table 6 Colorful Accent 3" w:uiPriority="51"/>
+    <w:lsdException w:name="Grid Table 7 Colorful Accent 3" w:uiPriority="52"/>
+    <w:lsdException w:name="Grid Table 1 Light Accent 4" w:uiPriority="46"/>
+    <w:lsdException w:name="Grid Table 2 Accent 4" w:uiPriority="47"/>
+    <w:lsdException w:name="Grid Table 3 Accent 4" w:uiPriority="48"/>
+    <w:lsdException w:name="Grid Table 4 Accent 4" w:uiPriority="49"/>
+    <w:lsdException w:name="Grid Table 5 Dark Accent 4" w:uiPriority="50"/>
+    <w:lsdException w:name="Grid Table 6 Colorful Accent 4" w:uiPriority="51"/>
+    <w:lsdException w:name="Grid Table 7 Colorful Accent 4" w:uiPriority="52"/>
+    <w:lsdException w:name="Grid Table 1 Light Accent 5" w:uiPriority="46"/>
+    <w:lsdException w:name="Grid Table 2 Accent 5" w:uiPriority="47"/>
+    <w:lsdException w:name="Grid Table 3 Accent 5" w:uiPriority="48"/>
+    <w:lsdException w:name="Grid Table 4 Accent 5" w:uiPriority="49"/>
+    <w:lsdException w:name="Grid Table 5 Dark Accent 5" w:uiPriority="50"/>
+    <w:lsdException w:name="Grid Table 6 Colorful Accent 5" w:uiPriority="51"/>
+    <w:lsdException w:name="Grid Table 7 Colorful Accent 5" w:uiPriority="52"/>
+    <w:lsdException w:name="Grid Table 1 Light Accent 6" w:uiPriority="46"/>
+    <w:lsdException w:name="Grid Table 2 Accent 6" w:uiPriority="47"/>
+    <w:lsdException w:name="Grid Table 3 Accent 6" w:uiPriority="48"/>
+    <w:lsdException w:name="Grid Table 4 Accent 6" w:uiPriority="49"/>
+    <w:lsdException w:name="Grid Table 5 Dark Accent 6" w:uiPriority="50"/>
+    <w:lsdException w:name="Grid Table 6 Colorful Accent 6" w:uiPriority="51"/>
+    <w:lsdException w:name="Grid Table 7 Colorful Accent 6" w:uiPriority="52"/>
+    <w:lsdException w:name="List Table 1 Light" w:uiPriority="46"/>
+    <w:lsdException w:name="List Table 2" w:uiPriority="47"/>
+    <w:lsdException w:name="List Table 3" w:uiPriority="48"/>
+    <w:lsdException w:name="List Table 4" w:uiPriority="49"/>
+    <w:lsdException w:name="List Table 5 Dark" w:uiPriority="50"/>
+    <w:lsdException w:name="List Table 6 Colorful" w:uiPriority="51"/>
+    <w:lsdException w:name="List Table 7 Colorful" w:uiPriority="52"/>
+    <w:lsdException w:name="List Table 1 Light Accent 1" w:uiPriority="46"/>
+    <w:lsdException w:name="List Table 2 Accent 1" w:uiPriority="47"/>
+    <w:lsdException w:name="List Table 3 Accent 1" w:uiPriority="48"/>
+    <w:lsdException w:name="List Table 4 Accent 1" w:uiPriority="49"/>
+    <w:lsdException w:name="List Table 5 Dark Accent 1" w:uiPriority="50"/>
+    <w:lsdException w:name="List Table 6 Colorful Accent 1" w:uiPriority="51"/>
+    <w:lsdException w:name="List Table 7 Colorful Accent 1" w:uiPriority="52"/>
+    <w:lsdException w:name="List Table 1 Light Accent 2" w:uiPriority="46"/>
+    <w:lsdException w:name="List Table 2 Accent 2" w:uiPriority="47"/>
+    <w:lsdException w:name="List Table 3 Accent 2" w:uiPriority="48"/>
+    <w:lsdException w:name="List Table 4 Accent 2" w:uiPriority="49"/>
+    <w:lsdException w:name="List Table 5 Dark Accent 2" w:uiPriority="50"/>
+    <w:lsdException w:name="List Table 6 Colorful Accent 2" w:uiPriority="51"/>
+    <w:lsdException w:name="List Table 7 Colorful Accent 2" w:uiPriority="52"/>
+    <w:lsdException w:name="List Table 1 Light Accent 3" w:uiPriority="46"/>
+    <w:lsdException w:name="List Table 2 Accent 3" w:uiPriority="47"/>
+    <w:lsdException w:name="List Table 3 Accent 3" w:uiPriority="48"/>
+    <w:lsdException w:name="List Table 4 Accent 3" w:uiPriority="49"/>
+    <w:lsdException w:name="List Table 5 Dark Accent 3" w:uiPriority="50"/>
+    <w:lsdException w:name="List Table 6 Colorful Accent 3" w:uiPriority="51"/>
+    <w:lsdException w:name="List Table 7 Colorful Accent 3" w:uiPriority="52"/>
+    <w:lsdException w:name="List Table 1 Light Accent 4" w:uiPriority="46"/>
+    <w:lsdException w:name="List Table 2 Accent 4" w:uiPriority="47"/>
+    <w:lsdException w:name="List Table 3 Accent 4" w:uiPriority="48"/>
+    <w:lsdException w:name="List Table 4 Accent 4" w:uiPriority="49"/>
+    <w:lsdException w:name="List Table 5 Dark Accent 4" w:uiPriority="50"/>
+    <w:lsdException w:name="List Table 6 Colorful Accent 4" w:uiPriority="51"/>
+    <w:lsdException w:name="List Table 7 Colorful Accent 4" w:uiPriority="52"/>
+    <w:lsdException w:name="List Table 1 Light Accent 5" w:uiPriority="46"/>
+    <w:lsdException w:name="List Table 2 Accent 5" w:uiPriority="47"/>
+    <w:lsdException w:name="List Table 3 Accent 5" w:uiPriority="48"/>
+    <w:lsdException w:name="List Table 4 Accent 5" w:uiPriority="49"/>
+    <w:lsdException w:name="List Table 5 Dark Accent 5" w:uiPriority="50"/>
+    <w:lsdException w:name="List Table 6 Colorful Accent 5" w:uiPriority="51"/>
+    <w:lsdException w:name="List Table 7 Colorful Accent 5" w:uiPriority="52"/>
+    <w:lsdException w:name="List Table 1 Light Accent 6" w:uiPriority="46"/>
+    <w:lsdException w:name="List Table 2 Accent 6" w:uiPriority="47"/>
+    <w:lsdException w:name="List Table 3 Accent 6" w:uiPriority="48"/>
+    <w:lsdException w:name="List Table 4 Accent 6" w:uiPriority="49"/>
+    <w:lsdException w:name="List Table 5 Dark Accent 6" w:uiPriority="50"/>
+    <w:lsdException w:name="List Table 6 Colorful Accent 6" w:uiPriority="51"/>
+    <w:lsdException w:name="List Table 7 Colorful Accent 6" w:uiPriority="52"/>
+    <w:lsdException w:name="Mention" w:semiHidden="1" w:unhideWhenUsed="1"/>
+    <w:lsdException w:name="Smart Hyperlink" w:semiHidden="1" w:unhideWhenUsed="1"/>
+    <w:lsdException w:name="Hashtag" w:semiHidden="1" w:unhideWhenUsed="1"/>
+    <w:lsdException w:name="Unresolved Mention" w:semiHidden="1" w:unhideWhenUsed="1"/>
+    <w:lsdException w:name="Smart Link" w:semiHidden="1" w:unhideWhenUsed="1"/>
+  </w:latentStyles>
+  <w:style w:type="paragraph" w:default="1" w:styleId="Normal">
+    <w:name w:val="Normal"/>
+    <w:qFormat/>
+    <w:rsid w:val="00E048C0"/>
+  </w:style>
+  <w:style w:type="paragraph" w:styleId="Heading2">
+    <w:name w:val="heading 2"/>
+    <w:basedOn w:val="Normal"/>
+    <w:next w:val="Normal"/>
+    <w:link w:val="Heading2Char"/>
+    <w:uiPriority w:val="9"/>
+    <w:unhideWhenUsed/>
+    <w:qFormat/>
+    <w:rsid w:val="00C16B24"/>
+    <w:pPr>
+      <w:keepNext/>
+      <w:keepLines/>
+      <w:spacing w:before="40" w:after="0"/>
+      <w:outlineLvl w:val="1"/>
+    </w:pPr>
+    <w:rPr>
+      <w:rFonts w:asciiTheme="majorHAnsi" w:eastAsiaTheme="majorEastAsia" w:hAnsiTheme="majorHAnsi" w:cstheme="majorBidi"/>
+      <w:color w:val="0F4761" w:themeColor="accent1" w:themeShade="BF"/>
+      <w:sz w:val="26"/>
+      <w:szCs w:val="26"/>
+    </w:rPr>
+  </w:style>
+  <w:style w:type="character" w:default="1" w:styleId="DefaultParagraphFont">
+    <w:name w:val="Default Paragraph Font"/>
+    <w:uiPriority w:val="1"/>
+    <w:semiHidden/>
+    <w:unhideWhenUsed/>
+  </w:style>
+  <w:style w:type="table" w:default="1" w:styleId="TableNormal">
+    <w:name w:val="Normal Table"/>
+    <w:uiPriority w:val="99"/>
+    <w:semiHidden/>
+    <w:unhideWhenUsed/>
+    <w:tblPr>
+      <w:tblInd w:w="0" w:type="dxa"/>
+      <w:tblCellMar>
+        <w:top w:w="0" w:type="dxa"/>
+        <w:left w:w="108" w:type="dxa"/>
+        <w:bottom w:w="0" w:type="dxa"/>
+        <w:right w:w="108" w:type="dxa"/>
+      </w:tblCellMar>
+    </w:tblPr>
+  </w:style>
+  <w:style w:type="numbering" w:default="1" w:styleId="NoList">
+    <w:name w:val="No List"/>
+    <w:uiPriority w:val="99"/>
+    <w:semiHidden/>
+    <w:unhideWhenUsed/>
+  </w:style>
+  <w:style w:type="table" w:styleId="TableGrid">
+    <w:name w:val="Table Grid"/>
+    <w:aliases w:val="Default"/>
+    <w:basedOn w:val="TableNormal"/>
+    <w:uiPriority w:val="39"/>
+    <w:rsid w:val="00C16B24"/>
+    <w:pPr>
+      <w:spacing w:after="0" w:line="240" w:lineRule="auto"/>
+    </w:pPr>
+    <w:rPr>
+      <w:lang w:val="en-AU" w:eastAsia="en-AU"/>
+    </w:rPr>
+    <w:tblPr>
+      <w:tblBorders>
+        <w:top w:val="single" w:sz="4" w:space="0" w:color="auto"/>
+        <w:left w:val="single" w:sz="4" w:space="0" w:color="auto"/>
+        <w:bottom w:val="single" w:sz="4" w:space="0" w:color="auto"/>
+        <w:right w:val="single" w:sz="4" w:space="0" w:color="auto"/>
+        <w:insideH w:val="single" w:sz="4" w:space="0" w:color="auto"/>
+        <w:insideV w:val="single" w:sz="4" w:space="0" w:color="auto"/>
+      </w:tblBorders>
+    </w:tblPr>
+  </w:style>
+  <w:style w:type="character" w:customStyle="1" w:styleId="Heading2Char">
+    <w:name w:val="Heading 2 Char"/>
+    <w:basedOn w:val="DefaultParagraphFont"/>
+    <w:link w:val="Heading2"/>
+    <w:uiPriority w:val="9"/>
+    <w:rsid w:val="00C16B24"/>
+    <w:rPr>
+      <w:rFonts w:asciiTheme="majorHAnsi" w:eastAsiaTheme="majorEastAsia" w:hAnsiTheme="majorHAnsi" w:cstheme="majorBidi"/>
+      <w:color w:val="0F4761" w:themeColor="accent1" w:themeShade="BF"/>
+      <w:sz w:val="26"/>
+      <w:szCs w:val="26"/>
+    </w:rPr>
+  </w:style>
+  <w:style w:type="character" w:styleId="PlaceholderText">
+    <w:name w:val="Placeholder Text"/>
+    <w:basedOn w:val="DefaultParagraphFont"/>
+    <w:uiPriority w:val="99"/>
+    <w:semiHidden/>
+    <w:rsid w:val="0086439C"/>
+    <w:rPr>
+      <w:color w:val="666666"/>
+    </w:rPr>
+  </w:style>
+  <w:style w:type="paragraph" w:styleId="Header">
+    <w:name w:val="header"/>
+    <w:basedOn w:val="Normal"/>
+    <w:link w:val="HeaderChar"/>
+    <w:uiPriority w:val="99"/>
+    <w:unhideWhenUsed/>
+    <w:rsid w:val="00E16FBD"/>
+    <w:pPr>
+      <w:tabs>
+        <w:tab w:val="center" w:pos="4513"/>
+        <w:tab w:val="right" w:pos="9026"/>
+      </w:tabs>
+      <w:spacing w:after="0" w:line="240" w:lineRule="auto"/>
+    </w:pPr>
+  </w:style>
+  <w:style w:type="character" w:customStyle="1" w:styleId="HeaderChar">
+    <w:name w:val="Header Char"/>
+    <w:basedOn w:val="DefaultParagraphFont"/>
+    <w:link w:val="Header"/>
+    <w:uiPriority w:val="99"/>
+    <w:rsid w:val="00E16FBD"/>
+  </w:style>
+  <w:style w:type="paragraph" w:styleId="Footer">
+    <w:name w:val="footer"/>
+    <w:basedOn w:val="Normal"/>
+    <w:link w:val="FooterChar"/>
+    <w:uiPriority w:val="99"/>
+    <w:unhideWhenUsed/>
+    <w:rsid w:val="00E16FBD"/>
+    <w:pPr>
+      <w:tabs>
+        <w:tab w:val="center" w:pos="4513"/>
+        <w:tab w:val="right" w:pos="9026"/>
+      </w:tabs>
+      <w:spacing w:after="0" w:line="240" w:lineRule="auto"/>
+    </w:pPr>
+  </w:style>
+  <w:style w:type="character" w:customStyle="1" w:styleId="FooterChar">
+    <w:name w:val="Footer Char"/>
+    <w:basedOn w:val="DefaultParagraphFont"/>
+    <w:link w:val="Footer"/>
+    <w:uiPriority w:val="99"/>
+    <w:rsid w:val="00E16FBD"/>
+  </w:style>
+  <w:style w:type="character" w:styleId="Strong">
+    <w:name w:val="Strong"/>
+    <w:uiPriority w:val="22"/>
+    <w:qFormat/>
+    <w:rsid w:val="00E07FE5"/>
+    <w:rPr>
+      <w:b/>
+      <w:bCs/>
+    </w:rPr>
+  </w:style>
+</w:styles>
+</file>
+
+<file path=word/glossary/document.xml><?xml version="1.0" encoding="utf-8"?>
+<w:glossaryDocument xmlns:wpc="http://schemas.microsoft.com/office/word/2010/wordprocessingCanvas" xmlns:cx="http://schemas.microsoft.com/office/drawing/2014/chartex" xmlns:cx1="http://schemas.microsoft.com/office/drawing/2015/9/8/chartex" xmlns:cx2="http://schemas.microsoft.com/office/drawing/2015/10/21/chartex" xmlns:cx3="http://schemas.microsoft.com/office/drawing/2016/5/9/chartex" xmlns:cx4="http://schemas.microsoft.com/office/drawing/2016/5/10/chartex" xmlns:cx5="http://schemas.microsoft.com/office/drawing/2016/5/11/chartex" xmlns:cx6="http://schemas.microsoft.com/office/drawing/2016/5/12/chartex" xmlns:cx7="http://schemas.microsoft.com/office/drawing/2016/5/13/chartex" xmlns:cx8="http://schemas.microsoft.com/office/drawing/2016/5/14/chartex" xmlns:mc="http://schemas.openxmlformats.org/markup-compatibility/2006" xmlns:aink="http://schemas.microsoft.com/office/drawing/2016/ink" xmlns:am3d="http://schemas.microsoft.com/office/drawing/2017/model3d" xmlns:o="urn:schemas-microsoft-com:office:office" xmlns:oel="http://schemas.microsoft.com/office/2019/extlst" xmlns:r="http://schemas.openxmlformats.org/officeDocument/2006/relationships" xmlns:m="http://schemas.openxmlformats.org/officeDocument/2006/math" xmlns:v="urn:schemas-microsoft-com:vml" xmlns:wp14="http://schemas.microsoft.com/office/word/2010/wordprocessingDrawing" xmlns:wp="http://schemas.openxmlformats.org/drawingml/2006/wordprocessingDrawing" xmlns:w10="urn:schemas-microsoft-com:office:word" xmlns:w="http://schemas.openxmlformats.org/wordprocessingml/2006/main" xmlns:w14="http://schemas.microsoft.com/office/word/2010/wordml" xmlns:w15="http://schemas.microsoft.com/office/word/2012/wordml" xmlns:w16cex="http://schemas.microsoft.com/office/word/2018/wordml/cex" xmlns:w16cid="http://schemas.microsoft.com/office/word/2016/wordml/cid" xmlns:w16="http://schemas.microsoft.com/office/word/2018/wordml" xmlns:w16du="http://schemas.microsoft.com/office/word/2023/wordml/word16du" xmlns:w16sdtdh="http://schemas.microsoft.com/office/word/2020/wordml/sdtdatahash" xmlns:w16sdtfl="http://schemas.microsoft.com/office/word/2024/wordml/sdtformatlock" xmlns:w16se="http://schemas.microsoft.com/office/word/2015/wordml/symex" xmlns:wpg="http://schemas.microsoft.com/office/word/2010/wordprocessingGroup" xmlns:wpi="http://schemas.microsoft.com/office/word/2010/wordprocessingInk" xmlns:wne="http://schemas.microsoft.com/office/word/2006/wordml" xmlns:wps="http://schemas.microsoft.com/office/word/2010/wordprocessingShape" mc:Ignorable="w14 w15 w16se w16cid w16 w16cex w16sdtdh w16sdtfl w16du wp14">
+  <w:docParts>
+    <w:docPart>
+      <w:docPartPr>
+        <w:name w:val="ABD2A79E7FC9416E93B53ED77E4C4800"/>
+        <w:category>
+          <w:name w:val="General"/>
+          <w:gallery w:val="placeholder"/>
+        </w:category>
+        <w:types>
+          <w:type w:val="bbPlcHdr"/>
+        </w:types>
+        <w:behaviors>
+          <w:behavior w:val="content"/>
+        </w:behaviors>
+        <w:guid w:val="{5660BF5B-38B7-4282-962A-DA4B6FEF445B}"/>
+      </w:docPartPr>
+      <w:docPartBody>
+        <w:p>
+          <w:pPr>
+            <w:pStyle w:val="ABD2A79E7FC9416E93B53ED77E4C4800"/>
+          </w:pPr>
+          <w:r>
+            <w:rPr>
+              <w:rStyle w:val="PlaceholderText"/>
+            </w:rPr>
+            <w:t>Click or tap here to enter text.</w:t>
+          </w:r>
+        </w:p>
+      </w:docPartBody>
+    </w:docPart>
+    <w:docPart>
+      <w:docPartPr>
+        <w:name w:val="DE574FF1BDAE4ED3AA3978D4B98DC3CB"/>
+        <w:category>
+          <w:name w:val="General"/>
+          <w:gallery w:val="placeholder"/>
+        </w:category>
+        <w:types>
+          <w:type w:val="bbPlcHdr"/>
+        </w:types>
+        <w:behaviors>
+          <w:behavior w:val="content"/>
+        </w:behaviors>
+        <w:guid w:val="{0C8B9C59-8480-4222-8557-783537E03926}"/>
+      </w:docPartPr>
+      <w:docPartBody>
+        <w:p>
+          <w:pPr>
+            <w:pStyle w:val="DE574FF1BDAE4ED3AA3978D4B98DC3CB"/>
+          </w:pPr>
+          <w:r>
+            <w:rPr>
+              <w:rStyle w:val="PlaceholderText"/>
+            </w:rPr>
+            <w:t>Click or tap here to enter text.</w:t>
+          </w:r>
+        </w:p>
+      </w:docPartBody>
+    </w:docPart>
+    <w:docPart>
+      <w:docPartPr>
+        <w:name w:val="7589B1F2E2A04C47A0566EEA5DFFD914"/>
+        <w:category>
+          <w:name w:val="General"/>
+          <w:gallery w:val="placeholder"/>
+        </w:category>
+        <w:types>
+          <w:type w:val="bbPlcHdr"/>
+        </w:types>
+        <w:behaviors>
+          <w:behavior w:val="content"/>
+        </w:behaviors>
+        <w:guid w:val="{16005ED4-90CD-42EF-8E79-24B4765D5CCD}"/>
+      </w:docPartPr>
+      <w:docPartBody>
+        <w:p>
+          <w:pPr>
+            <w:pStyle w:val="7589B1F2E2A04C47A0566EEA5DFFD914"/>
+          </w:pPr>
+          <w:r>
+            <w:rPr>
+              <w:rStyle w:val="PlaceholderText"/>
+            </w:rPr>
+            <w:t>Click or tap here to enter text.</w:t>
+          </w:r>
+        </w:p>
+      </w:docPartBody>
+    </w:docPart>
+    <w:docPart>
+      <w:docPartPr>
+        <w:name w:val="E04B0ACACAB34BD48716D81F402CC6CE"/>
+        <w:category>
+          <w:name w:val="General"/>
+          <w:gallery w:val="placeholder"/>
+        </w:category>
+        <w:types>
+          <w:type w:val="bbPlcHdr"/>
+        </w:types>
+        <w:behaviors>
+          <w:behavior w:val="content"/>
+        </w:behaviors>
+        <w:guid w:val="{F3F10584-521E-49AB-AF08-EA5200C42B2C}"/>
+      </w:docPartPr>
+      <w:docPartBody>
+        <w:p>
+          <w:pPr>
+            <w:pStyle w:val="E04B0ACACAB34BD48716D81F402CC6CE"/>
+          </w:pPr>
+          <w:r>
+            <w:rPr>
+              <w:rStyle w:val="PlaceholderText"/>
+            </w:rPr>
+            <w:t>Click or tap here to enter text.</w:t>
+          </w:r>
+        </w:p>
+      </w:docPartBody>
+    </w:docPart>
+    <w:docPart>
+      <w:docPartPr>
+        <w:name w:val="3427535CBECF47DD8DA33362CD0AAE32"/>
+        <w:category>
+          <w:name w:val="General"/>
+          <w:gallery w:val="placeholder"/>
+        </w:category>
+        <w:types>
+          <w:type w:val="bbPlcHdr"/>
+        </w:types>
+        <w:behaviors>
+          <w:behavior w:val="content"/>
+        </w:behaviors>
+        <w:guid w:val="{48FD595A-27B0-4DB5-B99F-E6287693D249}"/>
+      </w:docPartPr>
+      <w:docPartBody>
+        <w:p>
+          <w:pPr>
+            <w:pStyle w:val="3427535CBECF47DD8DA33362CD0AAE32"/>
+          </w:pPr>
+          <w:r>
+            <w:rPr>
+              <w:rStyle w:val="PlaceholderText"/>
+            </w:rPr>
+            <w:t>Click or tap here to enter text.</w:t>
+          </w:r>
+        </w:p>
+      </w:docPartBody>
+    </w:docPart>
+    <w:docPart>
+      <w:docPartPr>
+        <w:name w:val="7D12A76BB4784B5F94779D89C9D7AB18"/>
+        <w:category>
+          <w:name w:val="General"/>
+          <w:gallery w:val="placeholder"/>
+        </w:category>
+        <w:types>
+          <w:type w:val="bbPlcHdr"/>
+        </w:types>
+        <w:behaviors>
+          <w:behavior w:val="content"/>
+        </w:behaviors>
+        <w:guid w:val="{86315B01-9E0B-43FF-8236-EC7FDF038443}"/>
+      </w:docPartPr>
+      <w:docPartBody>
+        <w:p>
+          <w:pPr>
+            <w:pStyle w:val="7D12A76BB4784B5F94779D89C9D7AB18"/>
+          </w:pPr>
+          <w:r>
+            <w:rPr>
+              <w:rStyle w:val="PlaceholderText"/>
+            </w:rPr>
+            <w:t>Click or tap here to enter text.</w:t>
+          </w:r>
+        </w:p>
+      </w:docPartBody>
+    </w:docPart>
+    <w:docPart>
+      <w:docPartPr>
+        <w:name w:val="29FBBF0A5F314F73968D117B93F56533"/>
+        <w:category>
+          <w:name w:val="General"/>
+          <w:gallery w:val="placeholder"/>
+        </w:category>
+        <w:types>
+          <w:type w:val="bbPlcHdr"/>
+        </w:types>
+        <w:behaviors>
+          <w:behavior w:val="content"/>
+        </w:behaviors>
+        <w:guid w:val="{871B4ECA-3BE3-41D8-A638-A215FCF5BD64}"/>
+      </w:docPartPr>
+      <w:docPartBody>
+        <w:p>
+          <w:pPr>
+            <w:pStyle w:val="29FBBF0A5F314F73968D117B93F56533"/>
+          </w:pPr>
+          <w:r>
+            <w:rPr>
+              <w:rStyle w:val="PlaceholderText"/>
+            </w:rPr>
+            <w:t>Click or tap here to enter text.</w:t>
+          </w:r>
+        </w:p>
+      </w:docPartBody>
+    </w:docPart>
+    <w:docPart>
+      <w:docPartPr>
+        <w:name w:val="4743FFD7B6DC4738B9E102A8CBDF9CFC"/>
+        <w:category>
+          <w:name w:val="General"/>
+          <w:gallery w:val="placeholder"/>
+        </w:category>
+        <w:types>
+          <w:type w:val="bbPlcHdr"/>
+        </w:types>
+        <w:behaviors>
+          <w:behavior w:val="content"/>
+        </w:behaviors>
+        <w:guid w:val="{4BD04664-458E-4C8D-B7A3-D99CA42CA93C}"/>
+      </w:docPartPr>
+      <w:docPartBody>
+        <w:p>
+          <w:pPr>
+            <w:pStyle w:val="4743FFD7B6DC4738B9E102A8CBDF9CFC"/>
+          </w:pPr>
+          <w:r>
+            <w:rPr>
+              <w:rStyle w:val="PlaceholderText"/>
+            </w:rPr>
+            <w:t>Click or tap here to enter text.</w:t>
+          </w:r>
+        </w:p>
+      </w:docPartBody>
+    </w:docPart>
+    <w:docPart>
+      <w:docPartPr>
+        <w:name w:val="071663BF9A8C4157BF1D87E77FBA6D47"/>
+        <w:category>
+          <w:name w:val="General"/>
+          <w:gallery w:val="placeholder"/>
+        </w:category>
+        <w:types>
+          <w:type w:val="bbPlcHdr"/>
+        </w:types>
+        <w:behaviors>
+          <w:behavior w:val="content"/>
+        </w:behaviors>
+        <w:guid w:val="{181AD0FF-32F6-4883-8965-79B3B588D0CA}"/>
+      </w:docPartPr>
+      <w:docPartBody>
+        <w:p>
+          <w:pPr>
+            <w:pStyle w:val="071663BF9A8C4157BF1D87E77FBA6D47"/>
+          </w:pPr>
+          <w:r>
+            <w:rPr>
+              <w:rStyle w:val="PlaceholderText"/>
+            </w:rPr>
+            <w:t>Click or tap here to enter text.</w:t>
+          </w:r>
+        </w:p>
+      </w:docPartBody>
+    </w:docPart>
+    <w:docPart>
+      <w:docPartPr>
+        <w:name w:val="EE33C4502A314623B9C7636BA13A5B98"/>
+        <w:category>
+          <w:name w:val="General"/>
+          <w:gallery w:val="placeholder"/>
+        </w:category>
+        <w:types>
+          <w:type w:val="bbPlcHdr"/>
+        </w:types>
+        <w:behaviors>
+          <w:behavior w:val="content"/>
+        </w:behaviors>
+        <w:guid w:val="{5BD52BF4-F6A9-4BE2-9AB7-13791374069B}"/>
+      </w:docPartPr>
+      <w:docPartBody>
+        <w:p>
+          <w:pPr>
+            <w:pStyle w:val="EE33C4502A314623B9C7636BA13A5B98"/>
+          </w:pPr>
+          <w:r>
+            <w:rPr>
+              <w:rStyle w:val="PlaceholderText"/>
+            </w:rPr>
+            <w:t>Enter any content that you want to repeat, including other content controls. You can also insert this control around table rows in order to repeat parts of a table.</w:t>
+          </w:r>
+        </w:p>
+      </w:docPartBody>
+    </w:docPart>
+    <w:docPart>
+      <w:docPartPr>
+        <w:name w:val="FA6217E95C69493DA03B6E989FAFB46F"/>
+        <w:category>
+          <w:name w:val="General"/>
+          <w:gallery w:val="placeholder"/>
+        </w:category>
+        <w:types>
+          <w:type w:val="bbPlcHdr"/>
+        </w:types>
+        <w:behaviors>
+          <w:behavior w:val="content"/>
+        </w:behaviors>
+        <w:guid w:val="{5C53F471-D0A1-4105-92B7-59C7220F6348}"/>
+      </w:docPartPr>
+      <w:docPartBody>
+        <w:p>
+          <w:pPr>
+            <w:pStyle w:val="FA6217E95C69493DA03B6E989FAFB46F"/>
+          </w:pPr>
+          <w:r>
+            <w:rPr>
+              <w:rStyle w:val="PlaceholderText"/>
+            </w:rPr>
+            <w:t>Insert a column here.</w:t>
+          </w:r>
+        </w:p>
+      </w:docPartBody>
+    </w:docPart>
+    <w:docPart>
+      <w:docPartPr>
+        <w:name w:val="F9E11E633A9F48A1A9532F11BCE488AB"/>
+        <w:category>
+          <w:name w:val="General"/>
+          <w:gallery w:val="placeholder"/>
+        </w:category>
+        <w:types>
+          <w:type w:val="bbPlcHdr"/>
+        </w:types>
+        <w:behaviors>
+          <w:behavior w:val="content"/>
+        </w:behaviors>
+        <w:guid w:val="{02F1833A-7E13-4549-8528-6C6D857AB73E}"/>
+      </w:docPartPr>
+      <w:docPartBody>
+        <w:p>
+          <w:pPr>
+            <w:pStyle w:val="F9E11E633A9F48A1A9532F11BCE488AB"/>
+          </w:pPr>
+          <w:r>
+            <w:rPr>
+              <w:rStyle w:val="PlaceholderText"/>
+            </w:rPr>
+            <w:t>Click or tap here to enter text.</w:t>
+          </w:r>
+        </w:p>
+      </w:docPartBody>
+    </w:docPart>
+    <w:docPart>
+      <w:docPartPr>
+        <w:name w:val="BC4B4FDE102C46559F56D378C49F5FE8"/>
+        <w:category>
+          <w:name w:val="General"/>
+          <w:gallery w:val="placeholder"/>
+        </w:category>
+        <w:types>
+          <w:type w:val="bbPlcHdr"/>
+        </w:types>
+        <w:behaviors>
+          <w:behavior w:val="content"/>
+        </w:behaviors>
+        <w:guid w:val="{4842E77F-30E6-421E-BD1C-27E6D3C92CC4}"/>
+      </w:docPartPr>
+      <w:docPartBody>
+        <w:p>
+          <w:pPr>
+            <w:pStyle w:val="BC4B4FDE102C46559F56D378C49F5FE8"/>
+          </w:pPr>
+          <w:r>
+            <w:rPr>
+              <w:rStyle w:val="PlaceholderText"/>
+            </w:rPr>
+            <w:t>Click or tap here to enter text.</w:t>
+          </w:r>
+        </w:p>
+      </w:docPartBody>
+    </w:docPart>
+    <w:docPart>
+      <w:docPartPr>
+        <w:name w:val="7929F9DCC34444E68FB871100CB9D38D"/>
+        <w:category>
+          <w:name w:val="General"/>
+          <w:gallery w:val="placeholder"/>
+        </w:category>
+        <w:types>
+          <w:type w:val="bbPlcHdr"/>
+        </w:types>
+        <w:behaviors>
+          <w:behavior w:val="content"/>
+        </w:behaviors>
+        <w:guid w:val="{292FE540-FE5F-49BB-B024-9A85E96EE035}"/>
+      </w:docPartPr>
+      <w:docPartBody>
+        <w:p>
+          <w:pPr>
+            <w:pStyle w:val="7929F9DCC34444E68FB871100CB9D38D"/>
+          </w:pPr>
+          <w:r>
+            <w:rPr>
+              <w:rStyle w:val="PlaceholderText"/>
+            </w:rPr>
+            <w:t>Insert a column here.</w:t>
+          </w:r>
+        </w:p>
+      </w:docPartBody>
+    </w:docPart>
+    <w:docPart>
+      <w:docPartPr>
+        <w:name w:val="DC21502090714587A7E3ED5A8392CF55"/>
+        <w:category>
+          <w:name w:val="General"/>
+          <w:gallery w:val="placeholder"/>
+        </w:category>
+        <w:types>
+          <w:type w:val="bbPlcHdr"/>
+        </w:types>
+        <w:behaviors>
+          <w:behavior w:val="content"/>
+        </w:behaviors>
+        <w:guid w:val="{B7860254-B0AE-4103-8A10-2C601858686E}"/>
+      </w:docPartPr>
+      <w:docPartBody>
+        <w:p>
+          <w:pPr>
+            <w:pStyle w:val="DC21502090714587A7E3ED5A8392CF55"/>
+          </w:pPr>
+          <w:r>
+            <w:rPr>
+              <w:rStyle w:val="PlaceholderText"/>
+            </w:rPr>
+            <w:t>Click or tap here to enter text.</w:t>
+          </w:r>
+        </w:p>
+      </w:docPartBody>
+    </w:docPart>
+    <w:docPart>
+      <w:docPartPr>
+        <w:name w:val="1DC74268A15C46058CED58ABFCA5C68F"/>
+        <w:category>
+          <w:name w:val="General"/>
+          <w:gallery w:val="placeholder"/>
+        </w:category>
+        <w:types>
+          <w:type w:val="bbPlcHdr"/>
+        </w:types>
+        <w:behaviors>
+          <w:behavior w:val="content"/>
+        </w:behaviors>
+        <w:guid w:val="{9377C13A-8C60-44EA-8AC9-2637ADA691C9}"/>
+      </w:docPartPr>
+      <w:docPartBody>
+        <w:p>
+          <w:pPr>
+            <w:pStyle w:val="1DC74268A15C46058CED58ABFCA5C68F"/>
+          </w:pPr>
+          <w:r>
+            <w:rPr>
+              <w:rStyle w:val="PlaceholderText"/>
+            </w:rPr>
+            <w:t>Click or tap here to enter text.</w:t>
+          </w:r>
+        </w:p>
+      </w:docPartBody>
+    </w:docPart>
+    <w:docPart>
+      <w:docPartPr>
+        <w:name w:val="7ED5A2B9BD95441FAB7D602A4182263E"/>
+        <w:category>
+          <w:name w:val="General"/>
+          <w:gallery w:val="placeholder"/>
+        </w:category>
+        <w:types>
+          <w:type w:val="bbPlcHdr"/>
+        </w:types>
+        <w:behaviors>
+          <w:behavior w:val="content"/>
+        </w:behaviors>
+        <w:guid w:val="{634920A7-E543-4822-9739-2C7C5C624919}"/>
+      </w:docPartPr>
+      <w:docPartBody>
+        <w:p>
+          <w:pPr>
+            <w:pStyle w:val="7ED5A2B9BD95441FAB7D602A4182263E"/>
+          </w:pPr>
+          <w:r>
+            <w:rPr>
+              <w:rStyle w:val="PlaceholderText"/>
+            </w:rPr>
+            <w:t>Click or tap here to enter text.</w:t>
+          </w:r>
+        </w:p>
+      </w:docPartBody>
+    </w:docPart>
+  </w:docParts>
+</w:glossaryDocument>
+</file>
+
+<file path=word/glossary/fontTable.xml><?xml version="1.0" encoding="utf-8"?>
+<w:fonts xmlns:mc="http://schemas.openxmlformats.org/markup-compatibility/2006" xmlns:r="http://schemas.openxmlformats.org/officeDocument/2006/relationships" xmlns:w="http://schemas.openxmlformats.org/wordprocessingml/2006/main" xmlns:w14="http://schemas.microsoft.com/office/word/2010/wordml" xmlns:w15="http://schemas.microsoft.com/office/word/2012/wordml" xmlns:w16cex="http://schemas.microsoft.com/office/word/2018/wordml/cex" xmlns:w16cid="http://schemas.microsoft.com/office/word/2016/wordml/cid" xmlns:w16="http://schemas.microsoft.com/office/word/2018/wordml" xmlns:w16du="http://schemas.microsoft.com/office/word/2023/wordml/word16du" xmlns:w16sdtdh="http://schemas.microsoft.com/office/word/2020/wordml/sdtdatahash" xmlns:w16sdtfl="http://schemas.microsoft.com/office/word/2024/wordml/sdtformatlock" xmlns:w16se="http://schemas.microsoft.com/office/word/2015/wordml/symex" mc:Ignorable="w14 w15 w16se w16cid w16 w16cex w16sdtdh w16sdtfl w16du">
+  <w:font w:name="Aptos">
+    <w:charset w:val="00"/>
+    <w:family w:val="swiss"/>
+    <w:pitch w:val="variable"/>
+    <w:sig w:usb0="20000287" w:usb1="00000003" w:usb2="00000000" w:usb3="00000000" w:csb0="0000019F" w:csb1="00000000"/>
+  </w:font>
+  <w:font w:name="Times New Roman">
+    <w:panose1 w:val="02020603050405020304"/>
+    <w:charset w:val="00"/>
+    <w:family w:val="roman"/>
+    <w:pitch w:val="variable"/>
+    <w:sig w:usb0="E0002EFF" w:usb1="C000785B" w:usb2="00000009" w:usb3="00000000" w:csb0="000001FF" w:csb1="00000000"/>
+  </w:font>
+  <w:font w:name="Aptos Display">
+    <w:charset w:val="00"/>
+    <w:family w:val="swiss"/>
+    <w:pitch w:val="variable"/>
+    <w:sig w:usb0="20000287" w:usb1="00000003" w:usb2="00000000" w:usb3="00000000" w:csb0="0000019F" w:csb1="00000000"/>
+  </w:font>
+  <w:font w:name="Segoe UI Semibold">
+    <w:panose1 w:val="020B0702040204020203"/>
+    <w:charset w:val="00"/>
+    <w:family w:val="swiss"/>
+    <w:pitch w:val="variable"/>
+    <w:sig w:usb0="E4002EFF" w:usb1="C000E47F" w:usb2="00000009" w:usb3="00000000" w:csb0="000001FF" w:csb1="00000000"/>
+  </w:font>
+  <w:font w:name="Segoe UI">
+    <w:panose1 w:val="020B0502040204020203"/>
+    <w:charset w:val="00"/>
+    <w:family w:val="swiss"/>
+    <w:pitch w:val="variable"/>
+    <w:sig w:usb0="E4002EFF" w:usb1="C000E47F" w:usb2="00000009" w:usb3="00000000" w:csb0="000001FF" w:csb1="00000000"/>
+  </w:font>
+  <w:font w:name="Aptos SemiBold">
+    <w:charset w:val="00"/>
+    <w:family w:val="swiss"/>
+    <w:pitch w:val="variable"/>
+    <w:sig w:usb0="20000287" w:usb1="00000003" w:usb2="00000000" w:usb3="00000000" w:csb0="0000019F" w:csb1="00000000"/>
+  </w:font>
+</w:fonts>
+</file>
+
+<file path=word/glossary/settings.xml><?xml version="1.0" encoding="utf-8"?>
+<w:settings xmlns:mc="http://schemas.openxmlformats.org/markup-compatibility/2006" xmlns:o="urn:schemas-microsoft-com:office:office" xmlns:r="http://schemas.openxmlformats.org/officeDocument/2006/relationships" xmlns:m="http://schemas.openxmlformats.org/officeDocument/2006/math" xmlns:v="urn:schemas-microsoft-com:vml" xmlns:w10="urn:schemas-microsoft-com:office:word" xmlns:w="http://schemas.openxmlformats.org/wordprocessingml/2006/main" xmlns:w14="http://schemas.microsoft.com/office/word/2010/wordml" xmlns:w15="http://schemas.microsoft.com/office/word/2012/wordml" xmlns:w16cex="http://schemas.microsoft.com/office/word/2018/wordml/cex" xmlns:w16cid="http://schemas.microsoft.com/office/word/2016/wordml/cid" xmlns:w16="http://schemas.microsoft.com/office/word/2018/wordml" xmlns:w16du="http://schemas.microsoft.com/office/word/2023/wordml/word16du" xmlns:w16sdtdh="http://schemas.microsoft.com/office/word/2020/wordml/sdtdatahash" xmlns:w16sdtfl="http://schemas.microsoft.com/office/word/2024/wordml/sdtformatlock" xmlns:w16se="http://schemas.microsoft.com/office/word/2015/wordml/symex" xmlns:sl="http://schemas.openxmlformats.org/schemaLibrary/2006/main" mc:Ignorable="w14 w15 w16se w16cid w16 w16cex w16sdtdh w16sdtfl w16du">
+  <w:view w:val="normal"/>
+  <w:defaultTabStop w:val="1304"/>
+  <w:hyphenationZone w:val="425"/>
+  <w:characterSpacingControl w:val="doNotCompress"/>
+  <w:compat>
+    <w:useFELayout/>
+    <w:compatSetting w:name="compatibilityMode" w:uri="http://schemas.microsoft.com/office/word" w:val="15"/>
+    <w:compatSetting w:name="overrideTableStyleFontSizeAndJustification" w:uri="http://schemas.microsoft.com/office/word" w:val="1"/>
+    <w:compatSetting w:name="enableOpenTypeFeatures" w:uri="http://schemas.microsoft.com/office/word" w:val="1"/>
+    <w:compatSetting w:name="doNotFlipMirrorIndents" w:uri="http://schemas.microsoft.com/office/word" w:val="1"/>
+    <w:compatSetting w:name="differentiateMultirowTableHeaders" w:uri="http://schemas.microsoft.com/office/word" w:val="1"/>
+    <w:compatSetting w:name="useWord2013TrackBottomHyphenation" w:uri="http://schemas.microsoft.com/office/word" w:val="0"/>
+  </w:compat>
+  <w:rsids>
+    <w:rsidRoot w:val="00B40B8C"/>
+    <w:rsid w:val="00537287"/>
+    <w:rsid w:val="006203BB"/>
+    <w:rsid w:val="0085347A"/>
+    <w:rsid w:val="008E4BDC"/>
+    <w:rsid w:val="00B40B8C"/>
+    <w:rsid w:val="00B963EA"/>
+    <w:rsid w:val="00BB61AF"/>
+    <w:rsid w:val="00CD3011"/>
+  </w:rsids>
+  <m:mathPr>
+    <m:mathFont m:val="Cambria Math"/>
+    <m:brkBin m:val="before"/>
+    <m:brkBinSub m:val="--"/>
+    <m:smallFrac m:val="0"/>
+    <m:dispDef/>
+    <m:lMargin m:val="0"/>
+    <m:rMargin m:val="0"/>
+    <m:defJc m:val="centerGroup"/>
+    <m:wrapIndent m:val="1440"/>
+    <m:intLim m:val="subSup"/>
+    <m:naryLim m:val="undOvr"/>
+  </m:mathPr>
+  <w:themeFontLang w:val="da-DK"/>
+  <w:clrSchemeMapping w:bg1="light1" w:t1="dark1" w:bg2="light2" w:t2="dark2" w:accent1="accent1" w:accent2="accent2" w:accent3="accent3" w:accent4="accent4" w:accent5="accent5" w:accent6="accent6" w:hyperlink="hyperlink" w:followedHyperlink="followedHyperlink"/>
+  <w:decimalSymbol w:val=","/>
+  <w:listSeparator w:val=","/>
+  <w15:chartTrackingRefBased/>
+</w:settings>
+</file>
+
+<file path=word/glossary/styles.xml><?xml version="1.0" encoding="utf-8"?>
+<w:styles xmlns:mc="http://schemas.openxmlformats.org/markup-compatibility/2006" xmlns:r="http://schemas.openxmlformats.org/officeDocument/2006/relationships" xmlns:w="http://schemas.openxmlformats.org/wordprocessingml/2006/main" xmlns:w14="http://schemas.microsoft.com/office/word/2010/wordml" xmlns:w15="http://schemas.microsoft.com/office/word/2012/wordml" xmlns:w16cex="http://schemas.microsoft.com/office/word/2018/wordml/cex" xmlns:w16cid="http://schemas.microsoft.com/office/word/2016/wordml/cid" xmlns:w16="http://schemas.microsoft.com/office/word/2018/wordml" xmlns:w16du="http://schemas.microsoft.com/office/word/2023/wordml/word16du" xmlns:w16sdtdh="http://schemas.microsoft.com/office/word/2020/wordml/sdtdatahash" xmlns:w16sdtfl="http://schemas.microsoft.com/office/word/2024/wordml/sdtformatlock" xmlns:w16se="http://schemas.microsoft.com/office/word/2015/wordml/symex" mc:Ignorable="w14 w15 w16se w16cid w16 w16cex w16sdtdh w16sdtfl w16du">
+  <w:docDefaults>
+    <w:rPrDefault>
+      <w:rPr>
+        <w:rFonts w:asciiTheme="minorHAnsi" w:eastAsiaTheme="minorEastAsia" w:hAnsiTheme="minorHAnsi" w:cstheme="minorBidi"/>
+        <w:kern w:val="2"/>
+        <w:sz w:val="24"/>
+        <w:szCs w:val="24"/>
+        <w:lang w:val="da-DK" w:eastAsia="da-DK" w:bidi="ar-SA"/>
+        <w14:ligatures w14:val="standardContextual"/>
+      </w:rPr>
+    </w:rPrDefault>
+    <w:pPrDefault>
+      <w:pPr>
+        <w:spacing w:after="160" w:line="278" w:lineRule="auto"/>
+      </w:pPr>
+    </w:pPrDefault>
+  </w:docDefaults>
+  <w:latentStyles w:defLockedState="0" w:defUIPriority="99" w:defSemiHidden="0" w:defUnhideWhenUsed="0" w:defQFormat="0" w:count="376">
+    <w:lsdException w:name="Normal" w:uiPriority="0" w:qFormat="1"/>
+    <w:lsdException w:name="heading 1" w:uiPriority="9" w:qFormat="1"/>
+    <w:lsdException w:name="heading 2" w:semiHidden="1" w:uiPriority="9" w:unhideWhenUsed="1" w:qFormat="1"/>
+    <w:lsdException w:name="heading 3" w:semiHidden="1" w:uiPriority="9" w:unhideWhenUsed="1" w:qFormat="1"/>
+    <w:lsdException w:name="heading 4" w:semiHidden="1" w:uiPriority="9" w:unhideWhenUsed="1" w:qFormat="1"/>
+    <w:lsdException w:name="heading 5" w:semiHidden="1" w:uiPriority="9" w:unhideWhenUsed="1" w:qFormat="1"/>
+    <w:lsdException w:name="heading 6" w:semiHidden="1" w:uiPriority="9" w:unhideWhenUsed="1" w:qFormat="1"/>
+    <w:lsdException w:name="heading 7" w:semiHidden="1" w:uiPriority="9" w:unhideWhenUsed="1" w:qFormat="1"/>
+    <w:lsdException w:name="heading 8" w:semiHidden="1" w:uiPriority="9" w:unhideWhenUsed="1" w:qFormat="1"/>
+    <w:lsdException w:name="heading 9" w:semiHidden="1" w:uiPriority="9" w:unhideWhenUsed="1" w:qFormat="1"/>
+    <w:lsdException w:name="index 1" w:semiHidden="1" w:unhideWhenUsed="1"/>
+    <w:lsdException w:name="index 2" w:semiHidden="1" w:unhideWhenUsed="1"/>
+    <w:lsdException w:name="index 3" w:semiHidden="1" w:unhideWhenUsed="1"/>
+    <w:lsdException w:name="index 4" w:semiHidden="1" w:unhideWhenUsed="1"/>
+    <w:lsdException w:name="index 5" w:semiHidden="1" w:unhideWhenUsed="1"/>
+    <w:lsdException w:name="index 6" w:semiHidden="1" w:unhideWhenUsed="1"/>
+    <w:lsdException w:name="index 7" w:semiHidden="1" w:unhideWhenUsed="1"/>
+    <w:lsdException w:name="index 8" w:semiHidden="1" w:unhideWhenUsed="1"/>
+    <w:lsdException w:name="index 9" w:semiHidden="1" w:unhideWhenUsed="1"/>
+    <w:lsdException w:name="toc 1" w:semiHidden="1" w:uiPriority="39" w:unhideWhenUsed="1"/>
+    <w:lsdException w:name="toc 2" w:semiHidden="1" w:uiPriority="39" w:unhideWhenUsed="1"/>
+    <w:lsdException w:name="toc 3" w:semiHidden="1" w:uiPriority="39" w:unhideWhenUsed="1"/>
+    <w:lsdException w:name="toc 4" w:semiHidden="1" w:uiPriority="39" w:unhideWhenUsed="1"/>
+    <w:lsdException w:name="toc 5" w:semiHidden="1" w:uiPriority="39" w:unhideWhenUsed="1"/>
+    <w:lsdException w:name="toc 6" w:semiHidden="1" w:uiPriority="39" w:unhideWhenUsed="1"/>
+    <w:lsdException w:name="toc 7" w:semiHidden="1" w:uiPriority="39" w:unhideWhenUsed="1"/>
+    <w:lsdException w:name="toc 8" w:semiHidden="1" w:uiPriority="39" w:unhideWhenUsed="1"/>
+    <w:lsdException w:name="toc 9" w:semiHidden="1" w:uiPriority="39" w:unhideWhenUsed="1"/>
+    <w:lsdException w:name="Normal Indent" w:semiHidden="1" w:unhideWhenUsed="1"/>
+    <w:lsdException w:name="footnote text" w:semiHidden="1" w:unhideWhenUsed="1"/>
+    <w:lsdException w:name="annotation text" w:semiHidden="1" w:unhideWhenUsed="1"/>
+    <w:lsdException w:name="header" w:semiHidden="1" w:unhideWhenUsed="1"/>
+    <w:lsdException w:name="footer" w:semiHidden="1" w:unhideWhenUsed="1"/>
+    <w:lsdException w:name="index heading" w:semiHidden="1" w:unhideWhenUsed="1"/>
+    <w:lsdException w:name="caption" w:semiHidden="1" w:uiPriority="35" w:unhideWhenUsed="1" w:qFormat="1"/>
+    <w:lsdException w:name="table of figures" w:semiHidden="1" w:unhideWhenUsed="1"/>
+    <w:lsdException w:name="envelope address" w:semiHidden="1" w:unhideWhenUsed="1"/>
+    <w:lsdException w:name="envelope return" w:semiHidden="1" w:unhideWhenUsed="1"/>
+    <w:lsdException w:name="footnote reference" w:semiHidden="1" w:unhideWhenUsed="1"/>
+    <w:lsdException w:name="annotation reference" w:semiHidden="1" w:unhideWhenUsed="1"/>
+    <w:lsdException w:name="line number" w:semiHidden="1" w:unhideWhenUsed="1"/>
+    <w:lsdException w:name="page number" w:semiHidden="1" w:unhideWhenUsed="1"/>
+    <w:lsdException w:name="endnote reference" w:semiHidden="1" w:unhideWhenUsed="1"/>
+    <w:lsdException w:name="endnote text" w:semiHidden="1" w:unhideWhenUsed="1"/>
+    <w:lsdException w:name="table of authorities" w:semiHidden="1" w:unhideWhenUsed="1"/>
+    <w:lsdException w:name="macro" w:semiHidden="1" w:unhideWhenUsed="1"/>
+    <w:lsdException w:name="toa heading" w:semiHidden="1" w:unhideWhenUsed="1"/>
+    <w:lsdException w:name="List" w:semiHidden="1" w:unhideWhenUsed="1"/>
+    <w:lsdException w:name="List Bullet" w:semiHidden="1" w:unhideWhenUsed="1"/>
+    <w:lsdException w:name="List Number" w:semiHidden="1" w:unhideWhenUsed="1"/>
+    <w:lsdException w:name="List 2" w:semiHidden="1" w:unhideWhenUsed="1"/>
+    <w:lsdException w:name="List 3" w:semiHidden="1" w:unhideWhenUsed="1"/>
+    <w:lsdException w:name="List 4" w:semiHidden="1" w:unhideWhenUsed="1"/>
+    <w:lsdException w:name="List 5" w:semiHidden="1" w:unhideWhenUsed="1"/>
+    <w:lsdException w:name="List Bullet 2" w:semiHidden="1" w:unhideWhenUsed="1"/>
+    <w:lsdException w:name="List Bullet 3" w:semiHidden="1" w:unhideWhenUsed="1"/>
+    <w:lsdException w:name="List Bullet 4" w:semiHidden="1" w:unhideWhenUsed="1"/>
+    <w:lsdException w:name="List Bullet 5" w:semiHidden="1" w:unhideWhenUsed="1"/>
+    <w:lsdException w:name="List Number 2" w:semiHidden="1" w:unhideWhenUsed="1"/>
+    <w:lsdException w:name="List Number 3" w:semiHidden="1" w:unhideWhenUsed="1"/>
+    <w:lsdException w:name="List Number 4" w:semiHidden="1" w:unhideWhenUsed="1"/>
+    <w:lsdException w:name="List Number 5" w:semiHidden="1" w:unhideWhenUsed="1"/>
+    <w:lsdException w:name="Title" w:uiPriority="10" w:qFormat="1"/>
+    <w:lsdException w:name="Closing" w:semiHidden="1" w:unhideWhenUsed="1"/>
+    <w:lsdException w:name="Signature" w:semiHidden="1" w:unhideWhenUsed="1"/>
+    <w:lsdException w:name="Default Paragraph Font" w:semiHidden="1" w:uiPriority="1" w:unhideWhenUsed="1"/>
+    <w:lsdException w:name="Body Text" w:semiHidden="1" w:unhideWhenUsed="1"/>
+    <w:lsdException w:name="Body Text Indent" w:semiHidden="1" w:unhideWhenUsed="1"/>
+    <w:lsdException w:name="List Continue" w:semiHidden="1" w:unhideWhenUsed="1"/>
+    <w:lsdException w:name="List Continue 2" w:semiHidden="1" w:unhideWhenUsed="1"/>
+    <w:lsdException w:name="List Continue 3" w:semiHidden="1" w:unhideWhenUsed="1"/>
+    <w:lsdException w:name="List Continue 4" w:semiHidden="1" w:unhideWhenUsed="1"/>
+    <w:lsdException w:name="List Continue 5" w:semiHidden="1" w:unhideWhenUsed="1"/>
+    <w:lsdException w:name="Message Header" w:semiHidden="1" w:unhideWhenUsed="1"/>
+    <w:lsdException w:name="Subtitle" w:uiPriority="11" w:qFormat="1"/>
+    <w:lsdException w:name="Salutation" w:semiHidden="1" w:unhideWhenUsed="1"/>
+    <w:lsdException w:name="Date" w:semiHidden="1" w:unhideWhenUsed="1"/>
+    <w:lsdException w:name="Body Text First Indent" w:semiHidden="1" w:unhideWhenUsed="1"/>
+    <w:lsdException w:name="Body Text First Indent 2" w:semiHidden="1" w:unhideWhenUsed="1"/>
+    <w:lsdException w:name="Note Heading" w:semiHidden="1" w:unhideWhenUsed="1"/>
+    <w:lsdException w:name="Body Text 2" w:semiHidden="1" w:unhideWhenUsed="1"/>
+    <w:lsdException w:name="Body Text 3" w:semiHidden="1" w:unhideWhenUsed="1"/>
+    <w:lsdException w:name="Body Text Indent 2" w:semiHidden="1" w:unhideWhenUsed="1"/>
+    <w:lsdException w:name="Body Text Indent 3" w:semiHidden="1" w:unhideWhenUsed="1"/>
+    <w:lsdException w:name="Block Text" w:semiHidden="1" w:unhideWhenUsed="1"/>
+    <w:lsdException w:name="Hyperlink" w:semiHidden="1" w:unhideWhenUsed="1"/>
+    <w:lsdException w:name="FollowedHyperlink" w:semiHidden="1" w:unhideWhenUsed="1"/>
+    <w:lsdException w:name="Strong" w:uiPriority="22" w:qFormat="1"/>
+    <w:lsdException w:name="Emphasis" w:uiPriority="20" w:qFormat="1"/>
+    <w:lsdException w:name="Document Map" w:semiHidden="1" w:unhideWhenUsed="1"/>
+    <w:lsdException w:name="Plain Text" w:semiHidden="1" w:unhideWhenUsed="1"/>
+    <w:lsdException w:name="E-mail Signature" w:semiHidden="1" w:unhideWhenUsed="1"/>
+    <w:lsdException w:name="HTML Top of Form" w:semiHidden="1" w:unhideWhenUsed="1"/>
+    <w:lsdException w:name="HTML Bottom of Form" w:semiHidden="1" w:unhideWhenUsed="1"/>
+    <w:lsdException w:name="Normal (Web)" w:semiHidden="1" w:unhideWhenUsed="1"/>
+    <w:lsdException w:name="HTML Acronym" w:semiHidden="1" w:unhideWhenUsed="1"/>
+    <w:lsdException w:name="HTML Address" w:semiHidden="1" w:unhideWhenUsed="1"/>
+    <w:lsdException w:name="HTML Cite" w:semiHidden="1" w:unhideWhenUsed="1"/>
+    <w:lsdException w:name="HTML Code" w:semiHidden="1" w:unhideWhenUsed="1"/>
+    <w:lsdException w:name="HTML Definition" w:semiHidden="1" w:unhideWhenUsed="1"/>
+    <w:lsdException w:name="HTML Keyboard" w:semiHidden="1" w:unhideWhenUsed="1"/>
+    <w:lsdException w:name="HTML Preformatted" w:semiHidden="1" w:unhideWhenUsed="1"/>
+    <w:lsdException w:name="HTML Sample" w:semiHidden="1" w:unhideWhenUsed="1"/>
+    <w:lsdException w:name="HTML Typewriter" w:semiHidden="1" w:unhideWhenUsed="1"/>
+    <w:lsdException w:name="HTML Variable" w:semiHidden="1" w:unhideWhenUsed="1"/>
+    <w:lsdException w:name="Normal Table" w:semiHidden="1" w:unhideWhenUsed="1"/>
+    <w:lsdException w:name="annotation subject" w:semiHidden="1" w:unhideWhenUsed="1"/>
+    <w:lsdException w:name="No List" w:semiHidden="1" w:unhideWhenUsed="1"/>
+    <w:lsdException w:name="Outline List 1" w:semiHidden="1" w:unhideWhenUsed="1"/>
+    <w:lsdException w:name="Outline List 2" w:semiHidden="1" w:unhideWhenUsed="1"/>
+    <w:lsdException w:name="Outline List 3" w:semiHidden="1" w:unhideWhenUsed="1"/>
+    <w:lsdException w:name="Table Simple 1" w:semiHidden="1" w:unhideWhenUsed="1"/>
+    <w:lsdException w:name="Table Simple 2" w:semiHidden="1" w:unhideWhenUsed="1"/>
+    <w:lsdException w:name="Table Simple 3" w:semiHidden="1" w:unhideWhenUsed="1"/>
+    <w:lsdException w:name="Table Classic 1" w:semiHidden="1" w:unhideWhenUsed="1"/>
+    <w:lsdException w:name="Table Classic 2" w:semiHidden="1" w:unhideWhenUsed="1"/>
+    <w:lsdException w:name="Table Classic 3" w:semiHidden="1" w:unhideWhenUsed="1"/>
+    <w:lsdException w:name="Table Classic 4" w:semiHidden="1" w:unhideWhenUsed="1"/>
+    <w:lsdException w:name="Table Colorful 1" w:semiHidden="1" w:unhideWhenUsed="1"/>
+    <w:lsdException w:name="Table Colorful 2" w:semiHidden="1" w:unhideWhenUsed="1"/>
+    <w:lsdException w:name="Table Colorful 3" w:semiHidden="1" w:unhideWhenUsed="1"/>
+    <w:lsdException w:name="Table Columns 1" w:semiHidden="1" w:unhideWhenUsed="1"/>
+    <w:lsdException w:name="Table Columns 2" w:semiHidden="1" w:unhideWhenUsed="1"/>
+    <w:lsdException w:name="Table Columns 3" w:semiHidden="1" w:unhideWhenUsed="1"/>
+    <w:lsdException w:name="Table Columns 4" w:semiHidden="1" w:unhideWhenUsed="1"/>
+    <w:lsdException w:name="Table Columns 5" w:semiHidden="1" w:unhideWhenUsed="1"/>
+    <w:lsdException w:name="Table Grid 1" w:semiHidden="1" w:unhideWhenUsed="1"/>
+    <w:lsdException w:name="Table Grid 2" w:semiHidden="1" w:unhideWhenUsed="1"/>
+    <w:lsdException w:name="Table Grid 3" w:semiHidden="1" w:unhideWhenUsed="1"/>
+    <w:lsdException w:name="Table Grid 4" w:semiHidden="1" w:unhideWhenUsed="1"/>
+    <w:lsdException w:name="Table Grid 5" w:semiHidden="1" w:unhideWhenUsed="1"/>
+    <w:lsdException w:name="Table Grid 6" w:semiHidden="1" w:unhideWhenUsed="1"/>
+    <w:lsdException w:name="Table Grid 7" w:semiHidden="1" w:unhideWhenUsed="1"/>
+    <w:lsdException w:name="Table Grid 8" w:semiHidden="1" w:unhideWhenUsed="1"/>
+    <w:lsdException w:name="Table List 1" w:semiHidden="1" w:unhideWhenUsed="1"/>
+    <w:lsdException w:name="Table List 2" w:semiHidden="1" w:unhideWhenUsed="1"/>
+    <w:lsdException w:name="Table List 3" w:semiHidden="1" w:unhideWhenUsed="1"/>
+    <w:lsdException w:name="Table List 4" w:semiHidden="1" w:unhideWhenUsed="1"/>
+    <w:lsdException w:name="Table List 5" w:semiHidden="1" w:unhideWhenUsed="1"/>
+    <w:lsdException w:name="Table List 6" w:semiHidden="1" w:unhideWhenUsed="1"/>
+    <w:lsdException w:name="Table List 7" w:semiHidden="1" w:unhideWhenUsed="1"/>
+    <w:lsdException w:name="Table List 8" w:semiHidden="1" w:unhideWhenUsed="1"/>
+    <w:lsdException w:name="Table 3D effects 1" w:semiHidden="1" w:unhideWhenUsed="1"/>
+    <w:lsdException w:name="Table 3D effects 2" w:semiHidden="1" w:unhideWhenUsed="1"/>
+    <w:lsdException w:name="Table 3D effects 3" w:semiHidden="1" w:unhideWhenUsed="1"/>
+    <w:lsdException w:name="Table Contemporary" w:semiHidden="1" w:unhideWhenUsed="1"/>
+    <w:lsdException w:name="Table Elegant" w:semiHidden="1" w:unhideWhenUsed="1"/>
+    <w:lsdException w:name="Table Professional" w:semiHidden="1" w:unhideWhenUsed="1"/>
+    <w:lsdException w:name="Table Subtle 1" w:semiHidden="1" w:unhideWhenUsed="1"/>
+    <w:lsdException w:name="Table Subtle 2" w:semiHidden="1" w:unhideWhenUsed="1"/>
+    <w:lsdException w:name="Table Web 1" w:semiHidden="1" w:unhideWhenUsed="1"/>
+    <w:lsdException w:name="Table Web 2" w:semiHidden="1" w:unhideWhenUsed="1"/>
+    <w:lsdException w:name="Table Web 3" w:semiHidden="1" w:unhideWhenUsed="1"/>
+    <w:lsdException w:name="Balloon Text" w:semiHidden="1" w:unhideWhenUsed="1"/>
+    <w:lsdException w:name="Table Grid" w:uiPriority="39"/>
+    <w:lsdException w:name="Table Theme" w:semiHidden="1" w:unhideWhenUsed="1"/>
+    <w:lsdException w:name="Placeholder Text" w:semiHidden="1"/>
+    <w:lsdException w:name="No Spacing" w:uiPriority="1" w:qFormat="1"/>
+    <w:lsdException w:name="Light Shading" w:uiPriority="60"/>
+    <w:lsdException w:name="Light List" w:uiPriority="61"/>
+    <w:lsdException w:name="Light Grid" w:uiPriority="62"/>
+    <w:lsdException w:name="Medium Shading 1" w:uiPriority="63"/>
+    <w:lsdException w:name="Medium Shading 2" w:uiPriority="64"/>
+    <w:lsdException w:name="Medium List 1" w:uiPriority="65"/>
+    <w:lsdException w:name="Medium List 2" w:uiPriority="66"/>
+    <w:lsdException w:name="Medium Grid 1" w:uiPriority="67"/>
+    <w:lsdException w:name="Medium Grid 2" w:uiPriority="68"/>
+    <w:lsdException w:name="Medium Grid 3" w:uiPriority="69"/>
+    <w:lsdException w:name="Dark List" w:uiPriority="70"/>
+    <w:lsdException w:name="Colorful Shading" w:uiPriority="71"/>
+    <w:lsdException w:name="Colorful List" w:uiPriority="72"/>
+    <w:lsdException w:name="Colorful Grid" w:uiPriority="73"/>
+    <w:lsdException w:name="Light Shading Accent 1" w:uiPriority="60"/>
+    <w:lsdException w:name="Light List Accent 1" w:uiPriority="61"/>
+    <w:lsdException w:name="Light Grid Accent 1" w:uiPriority="62"/>
+    <w:lsdException w:name="Medium Shading 1 Accent 1" w:uiPriority="63"/>
+    <w:lsdException w:name="Medium Shading 2 Accent 1" w:uiPriority="64"/>
+    <w:lsdException w:name="Medium List 1 Accent 1" w:uiPriority="65"/>
+    <w:lsdException w:name="Revision" w:semiHidden="1"/>
+    <w:lsdException w:name="List Paragraph" w:uiPriority="34" w:qFormat="1"/>
+    <w:lsdException w:name="Quote" w:uiPriority="29" w:qFormat="1"/>
+    <w:lsdException w:name="Intense Quote" w:uiPriority="30" w:qFormat="1"/>
+    <w:lsdException w:name="Medium List 2 Accent 1" w:uiPriority="66"/>
+    <w:lsdException w:name="Medium Grid 1 Accent 1" w:uiPriority="67"/>
+    <w:lsdException w:name="Medium Grid 2 Accent 1" w:uiPriority="68"/>
+    <w:lsdException w:name="Medium Grid 3 Accent 1" w:uiPriority="69"/>
+    <w:lsdException w:name="Dark List Accent 1" w:uiPriority="70"/>
+    <w:lsdException w:name="Colorful Shading Accent 1" w:uiPriority="71"/>
+    <w:lsdException w:name="Colorful List Accent 1" w:uiPriority="72"/>
+    <w:lsdException w:name="Colorful Grid Accent 1" w:uiPriority="73"/>
+    <w:lsdException w:name="Light Shading Accent 2" w:uiPriority="60"/>
+    <w:lsdException w:name="Light List Accent 2" w:uiPriority="61"/>
+    <w:lsdException w:name="Light Grid Accent 2" w:uiPriority="62"/>
+    <w:lsdException w:name="Medium Shading 1 Accent 2" w:uiPriority="63"/>
+    <w:lsdException w:name="Medium Shading 2 Accent 2" w:uiPriority="64"/>
+    <w:lsdException w:name="Medium List 1 Accent 2" w:uiPriority="65"/>
+    <w:lsdException w:name="Medium List 2 Accent 2" w:uiPriority="66"/>
+    <w:lsdException w:name="Medium Grid 1 Accent 2" w:uiPriority="67"/>
+    <w:lsdException w:name="Medium Grid 2 Accent 2" w:uiPriority="68"/>
+    <w:lsdException w:name="Medium Grid 3 Accent 2" w:uiPriority="69"/>
+    <w:lsdException w:name="Dark List Accent 2" w:uiPriority="70"/>
+    <w:lsdException w:name="Colorful Shading Accent 2" w:uiPriority="71"/>
+    <w:lsdException w:name="Colorful List Accent 2" w:uiPriority="72"/>
+    <w:lsdException w:name="Colorful Grid Accent 2" w:uiPriority="73"/>
+    <w:lsdException w:name="Light Shading Accent 3" w:uiPriority="60"/>
+    <w:lsdException w:name="Light List Accent 3" w:uiPriority="61"/>
+    <w:lsdException w:name="Light Grid Accent 3" w:uiPriority="62"/>
+    <w:lsdException w:name="Medium Shading 1 Accent 3" w:uiPriority="63"/>
+    <w:lsdException w:name="Medium Shading 2 Accent 3" w:uiPriority="64"/>
+    <w:lsdException w:name="Medium List 1 Accent 3" w:uiPriority="65"/>
+    <w:lsdException w:name="Medium List 2 Accent 3" w:uiPriority="66"/>
+    <w:lsdException w:name="Medium Grid 1 Accent 3" w:uiPriority="67"/>
+    <w:lsdException w:name="Medium Grid 2 Accent 3" w:uiPriority="68"/>
+    <w:lsdException w:name="Medium Grid 3 Accent 3" w:uiPriority="69"/>
+    <w:lsdException w:name="Dark List Accent 3" w:uiPriority="70"/>
+    <w:lsdException w:name="Colorful Shading Accent 3" w:uiPriority="71"/>
+    <w:lsdException w:name="Colorful List Accent 3" w:uiPriority="72"/>
+    <w:lsdException w:name="Colorful Grid Accent 3" w:uiPriority="73"/>
+    <w:lsdException w:name="Light Shading Accent 4" w:uiPriority="60"/>
+    <w:lsdException w:name="Light List Accent 4" w:uiPriority="61"/>
+    <w:lsdException w:name="Light Grid Accent 4" w:uiPriority="62"/>
+    <w:lsdException w:name="Medium Shading 1 Accent 4" w:uiPriority="63"/>
+    <w:lsdException w:name="Medium Shading 2 Accent 4" w:uiPriority="64"/>
+    <w:lsdException w:name="Medium List 1 Accent 4" w:uiPriority="65"/>
+    <w:lsdException w:name="Medium List 2 Accent 4" w:uiPriority="66"/>
+    <w:lsdException w:name="Medium Grid 1 Accent 4" w:uiPriority="67"/>
+    <w:lsdException w:name="Medium Grid 2 Accent 4" w:uiPriority="68"/>
+    <w:lsdException w:name="Medium Grid 3 Accent 4" w:uiPriority="69"/>
+    <w:lsdException w:name="Dark List Accent 4" w:uiPriority="70"/>
+    <w:lsdException w:name="Colorful Shading Accent 4" w:uiPriority="71"/>
+    <w:lsdException w:name="Colorful List Accent 4" w:uiPriority="72"/>
+    <w:lsdException w:name="Colorful Grid Accent 4" w:uiPriority="73"/>
+    <w:lsdException w:name="Light Shading Accent 5" w:uiPriority="60"/>
+    <w:lsdException w:name="Light List Accent 5" w:uiPriority="61"/>
+    <w:lsdException w:name="Light Grid Accent 5" w:uiPriority="62"/>
+    <w:lsdException w:name="Medium Shading 1 Accent 5" w:uiPriority="63"/>
+    <w:lsdException w:name="Medium Shading 2 Accent 5" w:uiPriority="64"/>
+    <w:lsdException w:name="Medium List 1 Accent 5" w:uiPriority="65"/>
+    <w:lsdException w:name="Medium List 2 Accent 5" w:uiPriority="66"/>
+    <w:lsdException w:name="Medium Grid 1 Accent 5" w:uiPriority="67"/>
+    <w:lsdException w:name="Medium Grid 2 Accent 5" w:uiPriority="68"/>
+    <w:lsdException w:name="Medium Grid 3 Accent 5" w:uiPriority="69"/>
+    <w:lsdException w:name="Dark List Accent 5" w:uiPriority="70"/>
+    <w:lsdException w:name="Colorful Shading Accent 5" w:uiPriority="71"/>
+    <w:lsdException w:name="Colorful List Accent 5" w:uiPriority="72"/>
+    <w:lsdException w:name="Colorful Grid Accent 5" w:uiPriority="73"/>
+    <w:lsdException w:name="Light Shading Accent 6" w:uiPriority="60"/>
+    <w:lsdException w:name="Light List Accent 6" w:uiPriority="61"/>
+    <w:lsdException w:name="Light Grid Accent 6" w:uiPriority="62"/>
+    <w:lsdException w:name="Medium Shading 1 Accent 6" w:uiPriority="63"/>
+    <w:lsdException w:name="Medium Shading 2 Accent 6" w:uiPriority="64"/>
+    <w:lsdException w:name="Medium List 1 Accent 6" w:uiPriority="65"/>
+    <w:lsdException w:name="Medium List 2 Accent 6" w:uiPriority="66"/>
+    <w:lsdException w:name="Medium Grid 1 Accent 6" w:uiPriority="67"/>
+    <w:lsdException w:name="Medium Grid 2 Accent 6" w:uiPriority="68"/>
+    <w:lsdException w:name="Medium Grid 3 Accent 6" w:uiPriority="69"/>
+    <w:lsdException w:name="Dark List Accent 6" w:uiPriority="70"/>
+    <w:lsdException w:name="Colorful Shading Accent 6" w:uiPriority="71"/>
+    <w:lsdException w:name="Colorful List Accent 6" w:uiPriority="72"/>
+    <w:lsdException w:name="Colorful Grid Accent 6" w:uiPriority="73"/>
+    <w:lsdException w:name="Subtle Emphasis" w:uiPriority="19" w:qFormat="1"/>
+    <w:lsdException w:name="Intense Emphasis" w:uiPriority="21" w:qFormat="1"/>
+    <w:lsdException w:name="Subtle Reference" w:uiPriority="31" w:qFormat="1"/>
+    <w:lsdException w:name="Intense Reference" w:uiPriority="32" w:qFormat="1"/>
+    <w:lsdException w:name="Book Title" w:uiPriority="33" w:qFormat="1"/>
+    <w:lsdException w:name="Bibliography" w:semiHidden="1" w:uiPriority="37" w:unhideWhenUsed="1"/>
+    <w:lsdException w:name="TOC Heading" w:semiHidden="1" w:uiPriority="39" w:unhideWhenUsed="1" w:qFormat="1"/>
+    <w:lsdException w:name="Plain Table 1" w:uiPriority="41"/>
+    <w:lsdException w:name="Plain Table 2" w:uiPriority="42"/>
+    <w:lsdException w:name="Plain Table 3" w:uiPriority="43"/>
+    <w:lsdException w:name="Plain Table 4" w:uiPriority="44"/>
+    <w:lsdException w:name="Plain Table 5" w:uiPriority="45"/>
+    <w:lsdException w:name="Grid Table Light" w:uiPriority="40"/>
+    <w:lsdException w:name="Grid Table 1 Light" w:uiPriority="46"/>
+    <w:lsdException w:name="Grid Table 2" w:uiPriority="47"/>
+    <w:lsdException w:name="Grid Table 3" w:uiPriority="48"/>
+    <w:lsdException w:name="Grid Table 4" w:uiPriority="49"/>
+    <w:lsdException w:name="Grid Table 5 Dark" w:uiPriority="50"/>
+    <w:lsdException w:name="Grid Table 6 Colorful" w:uiPriority="51"/>
+    <w:lsdException w:name="Grid Table 7 Colorful" w:uiPriority="52"/>
+    <w:lsdException w:name="Grid Table 1 Light Accent 1" w:uiPriority="46"/>
+    <w:lsdException w:name="Grid Table 2 Accent 1" w:uiPriority="47"/>
+    <w:lsdException w:name="Grid Table 3 Accent 1" w:uiPriority="48"/>
+    <w:lsdException w:name="Grid Table 4 Accent 1" w:uiPriority="49"/>
+    <w:lsdException w:name="Grid Table 5 Dark Accent 1" w:uiPriority="50"/>
+    <w:lsdException w:name="Grid Table 6 Colorful Accent 1" w:uiPriority="51"/>
+    <w:lsdException w:name="Grid Table 7 Colorful Accent 1" w:uiPriority="52"/>
+    <w:lsdException w:name="Grid Table 1 Light Accent 2" w:uiPriority="46"/>
+    <w:lsdException w:name="Grid Table 2 Accent 2" w:uiPriority="47"/>
+    <w:lsdException w:name="Grid Table 3 Accent 2" w:uiPriority="48"/>
+    <w:lsdException w:name="Grid Table 4 Accent 2" w:uiPriority="49"/>
+    <w:lsdException w:name="Grid Table 5 Dark Accent 2" w:uiPriority="50"/>
+    <w:lsdException w:name="Grid Table 6 Colorful Accent 2" w:uiPriority="51"/>
+    <w:lsdException w:name="Grid Table 7 Colorful Accent 2" w:uiPriority="52"/>
+    <w:lsdException w:name="Grid Table 1 Light Accent 3" w:uiPriority="46"/>
+    <w:lsdException w:name="Grid Table 2 Accent 3" w:uiPriority="47"/>
+    <w:lsdException w:name="Grid Table 3 Accent 3" w:uiPriority="48"/>
+    <w:lsdException w:name="Grid Table 4 Accent 3" w:uiPriority="49"/>
+    <w:lsdException w:name="Grid Table 5 Dark Accent 3" w:uiPriority="50"/>
+    <w:lsdException w:name="Grid Table 6 Colorful Accent 3" w:uiPriority="51"/>
+    <w:lsdException w:name="Grid Table 7 Colorful Accent 3" w:uiPriority="52"/>
+    <w:lsdException w:name="Grid Table 1 Light Accent 4" w:uiPriority="46"/>
+    <w:lsdException w:name="Grid Table 2 Accent 4" w:uiPriority="47"/>
+    <w:lsdException w:name="Grid Table 3 Accent 4" w:uiPriority="48"/>
+    <w:lsdException w:name="Grid Table 4 Accent 4" w:uiPriority="49"/>
+    <w:lsdException w:name="Grid Table 5 Dark Accent 4" w:uiPriority="50"/>
+    <w:lsdException w:name="Grid Table 6 Colorful Accent 4" w:uiPriority="51"/>
+    <w:lsdException w:name="Grid Table 7 Colorful Accent 4" w:uiPriority="52"/>
+    <w:lsdException w:name="Grid Table 1 Light Accent 5" w:uiPriority="46"/>
+    <w:lsdException w:name="Grid Table 2 Accent 5" w:uiPriority="47"/>
+    <w:lsdException w:name="Grid Table 3 Accent 5" w:uiPriority="48"/>
+    <w:lsdException w:name="Grid Table 4 Accent 5" w:uiPriority="49"/>
+    <w:lsdException w:name="Grid Table 5 Dark Accent 5" w:uiPriority="50"/>
+    <w:lsdException w:name="Grid Table 6 Colorful Accent 5" w:uiPriority="51"/>
+    <w:lsdException w:name="Grid Table 7 Colorful Accent 5" w:uiPriority="52"/>
+    <w:lsdException w:name="Grid Table 1 Light Accent 6" w:uiPriority="46"/>
+    <w:lsdException w:name="Grid Table 2 Accent 6" w:uiPriority="47"/>
+    <w:lsdException w:name="Grid Table 3 Accent 6" w:uiPriority="48"/>
+    <w:lsdException w:name="Grid Table 4 Accent 6" w:uiPriority="49"/>
+    <w:lsdException w:name="Grid Table 5 Dark Accent 6" w:uiPriority="50"/>
+    <w:lsdException w:name="Grid Table 6 Colorful Accent 6" w:uiPriority="51"/>
+    <w:lsdException w:name="Grid Table 7 Colorful Accent 6" w:uiPriority="52"/>
+    <w:lsdException w:name="List Table 1 Light" w:uiPriority="46"/>
+    <w:lsdException w:name="List Table 2" w:uiPriority="47"/>
+    <w:lsdException w:name="List Table 3" w:uiPriority="48"/>
+    <w:lsdException w:name="List Table 4" w:uiPriority="49"/>
+    <w:lsdException w:name="List Table 5 Dark" w:uiPriority="50"/>
+    <w:lsdException w:name="List Table 6 Colorful" w:uiPriority="51"/>
+    <w:lsdException w:name="List Table 7 Colorful" w:uiPriority="52"/>
+    <w:lsdException w:name="List Table 1 Light Accent 1" w:uiPriority="46"/>
+    <w:lsdException w:name="List Table 2 Accent 1" w:uiPriority="47"/>
+    <w:lsdException w:name="List Table 3 Accent 1" w:uiPriority="48"/>
+    <w:lsdException w:name="List Table 4 Accent 1" w:uiPriority="49"/>
+    <w:lsdException w:name="List Table 5 Dark Accent 1" w:uiPriority="50"/>
+    <w:lsdException w:name="List Table 6 Colorful Accent 1" w:uiPriority="51"/>
+    <w:lsdException w:name="List Table 7 Colorful Accent 1" w:uiPriority="52"/>
+    <w:lsdException w:name="List Table 1 Light Accent 2" w:uiPriority="46"/>
+    <w:lsdException w:name="List Table 2 Accent 2" w:uiPriority="47"/>
+    <w:lsdException w:name="List Table 3 Accent 2" w:uiPriority="48"/>
+    <w:lsdException w:name="List Table 4 Accent 2" w:uiPriority="49"/>
+    <w:lsdException w:name="List Table 5 Dark Accent 2" w:uiPriority="50"/>
+    <w:lsdException w:name="List Table 6 Colorful Accent 2" w:uiPriority="51"/>
+    <w:lsdException w:name="List Table 7 Colorful Accent 2" w:uiPriority="52"/>
+    <w:lsdException w:name="List Table 1 Light Accent 3" w:uiPriority="46"/>
+    <w:lsdException w:name="List Table 2 Accent 3" w:uiPriority="47"/>
+    <w:lsdException w:name="List Table 3 Accent 3" w:uiPriority="48"/>
+    <w:lsdException w:name="List Table 4 Accent 3" w:uiPriority="49"/>
+    <w:lsdException w:name="List Table 5 Dark Accent 3" w:uiPriority="50"/>
+    <w:lsdException w:name="List Table 6 Colorful Accent 3" w:uiPriority="51"/>
+    <w:lsdException w:name="List Table 7 Colorful Accent 3" w:uiPriority="52"/>
+    <w:lsdException w:name="List Table 1 Light Accent 4" w:uiPriority="46"/>
+    <w:lsdException w:name="List Table 2 Accent 4" w:uiPriority="47"/>
+    <w:lsdException w:name="List Table 3 Accent 4" w:uiPriority="48"/>
+    <w:lsdException w:name="List Table 4 Accent 4" w:uiPriority="49"/>
+    <w:lsdException w:name="List Table 5 Dark Accent 4" w:uiPriority="50"/>
+    <w:lsdException w:name="List Table 6 Colorful Accent 4" w:uiPriority="51"/>
+    <w:lsdException w:name="List Table 7 Colorful Accent 4" w:uiPriority="52"/>
+    <w:lsdException w:name="List Table 1 Light Accent 5" w:uiPriority="46"/>
+    <w:lsdException w:name="List Table 2 Accent 5" w:uiPriority="47"/>
+    <w:lsdException w:name="List Table 3 Accent 5" w:uiPriority="48"/>
+    <w:lsdException w:name="List Table 4 Accent 5" w:uiPriority="49"/>
+    <w:lsdException w:name="List Table 5 Dark Accent 5" w:uiPriority="50"/>
+    <w:lsdException w:name="List Table 6 Colorful Accent 5" w:uiPriority="51"/>
+    <w:lsdException w:name="List Table 7 Colorful Accent 5" w:uiPriority="52"/>
+    <w:lsdException w:name="List Table 1 Light Accent 6" w:uiPriority="46"/>
+    <w:lsdException w:name="List Table 2 Accent 6" w:uiPriority="47"/>
+    <w:lsdException w:name="List Table 3 Accent 6" w:uiPriority="48"/>
+    <w:lsdException w:name="List Table 4 Accent 6" w:uiPriority="49"/>
+    <w:lsdException w:name="List Table 5 Dark Accent 6" w:uiPriority="50"/>
+    <w:lsdException w:name="List Table 6 Colorful Accent 6" w:uiPriority="51"/>
+    <w:lsdException w:name="List Table 7 Colorful Accent 6" w:uiPriority="52"/>
+    <w:lsdException w:name="Mention" w:semiHidden="1" w:unhideWhenUsed="1"/>
+    <w:lsdException w:name="Smart Hyperlink" w:semiHidden="1" w:unhideWhenUsed="1"/>
+    <w:lsdException w:name="Hashtag" w:semiHidden="1" w:unhideWhenUsed="1"/>
+    <w:lsdException w:name="Unresolved Mention" w:semiHidden="1" w:unhideWhenUsed="1"/>
+    <w:lsdException w:name="Smart Link" w:semiHidden="1" w:unhideWhenUsed="1"/>
+  </w:latentStyles>
+  <w:style w:type="paragraph" w:default="1" w:styleId="Normal">
+    <w:name w:val="Normal"/>
+    <w:qFormat/>
+  </w:style>
+  <w:style w:type="character" w:default="1" w:styleId="DefaultParagraphFont">
+    <w:name w:val="Default Paragraph Font"/>
+    <w:uiPriority w:val="1"/>
+    <w:semiHidden/>
+    <w:unhideWhenUsed/>
+  </w:style>
+  <w:style w:type="table" w:default="1" w:styleId="TableNormal">
+    <w:name w:val="Normal Table"/>
+    <w:uiPriority w:val="99"/>
+    <w:semiHidden/>
+    <w:unhideWhenUsed/>
+    <w:tblPr>
+      <w:tblInd w:w="0" w:type="dxa"/>
+      <w:tblCellMar>
+        <w:top w:w="0" w:type="dxa"/>
+        <w:left w:w="108" w:type="dxa"/>
+        <w:bottom w:w="0" w:type="dxa"/>
+        <w:right w:w="108" w:type="dxa"/>
+      </w:tblCellMar>
+    </w:tblPr>
+  </w:style>
+  <w:style w:type="numbering" w:default="1" w:styleId="NoList">
+    <w:name w:val="No List"/>
+    <w:uiPriority w:val="99"/>
+    <w:semiHidden/>
+    <w:unhideWhenUsed/>
+  </w:style>
+  <w:style w:type="character" w:styleId="PlaceholderText">
+    <w:name w:val="Placeholder Text"/>
+    <w:basedOn w:val="DefaultParagraphFont"/>
+    <w:uiPriority w:val="99"/>
+    <w:semiHidden/>
+    <w:rsid w:val="0085347A"/>
+    <w:rPr>
+      <w:color w:val="666666"/>
+    </w:rPr>
+  </w:style>
+  <w:style w:type="paragraph" w:customStyle="1" w:styleId="1DC74268A15C46058CED58ABFCA5C68F">
+    <w:name w:val="1DC74268A15C46058CED58ABFCA5C68F"/>
+    <w:rsid w:val="0085347A"/>
+  </w:style>
+  <w:style w:type="paragraph" w:customStyle="1" w:styleId="7ED5A2B9BD95441FAB7D602A4182263E">
+    <w:name w:val="7ED5A2B9BD95441FAB7D602A4182263E"/>
+    <w:rsid w:val="0085347A"/>
+  </w:style>
+  <w:style w:type="paragraph" w:customStyle="1" w:styleId="ABD2A79E7FC9416E93B53ED77E4C4800">
+    <w:name w:val="ABD2A79E7FC9416E93B53ED77E4C4800"/>
+    <w:rsid w:val="00B40B8C"/>
+  </w:style>
+  <w:style w:type="paragraph" w:customStyle="1" w:styleId="DE574FF1BDAE4ED3AA3978D4B98DC3CB">
+    <w:name w:val="DE574FF1BDAE4ED3AA3978D4B98DC3CB"/>
+    <w:rsid w:val="00B40B8C"/>
+  </w:style>
+  <w:style w:type="paragraph" w:customStyle="1" w:styleId="7589B1F2E2A04C47A0566EEA5DFFD914">
+    <w:name w:val="7589B1F2E2A04C47A0566EEA5DFFD914"/>
+    <w:rsid w:val="00B40B8C"/>
+  </w:style>
+  <w:style w:type="paragraph" w:customStyle="1" w:styleId="E04B0ACACAB34BD48716D81F402CC6CE">
+    <w:name w:val="E04B0ACACAB34BD48716D81F402CC6CE"/>
+    <w:rsid w:val="00B40B8C"/>
+  </w:style>
+  <w:style w:type="paragraph" w:customStyle="1" w:styleId="3427535CBECF47DD8DA33362CD0AAE32">
+    <w:name w:val="3427535CBECF47DD8DA33362CD0AAE32"/>
+    <w:rsid w:val="00B40B8C"/>
+  </w:style>
+  <w:style w:type="paragraph" w:customStyle="1" w:styleId="7D12A76BB4784B5F94779D89C9D7AB18">
+    <w:name w:val="7D12A76BB4784B5F94779D89C9D7AB18"/>
+    <w:rsid w:val="00B40B8C"/>
+  </w:style>
+  <w:style w:type="paragraph" w:customStyle="1" w:styleId="29FBBF0A5F314F73968D117B93F56533">
+    <w:name w:val="29FBBF0A5F314F73968D117B93F56533"/>
+    <w:rsid w:val="00B40B8C"/>
+  </w:style>
+  <w:style w:type="paragraph" w:customStyle="1" w:styleId="4743FFD7B6DC4738B9E102A8CBDF9CFC">
+    <w:name w:val="4743FFD7B6DC4738B9E102A8CBDF9CFC"/>
+    <w:rsid w:val="00B40B8C"/>
+  </w:style>
+  <w:style w:type="paragraph" w:customStyle="1" w:styleId="071663BF9A8C4157BF1D87E77FBA6D47">
+    <w:name w:val="071663BF9A8C4157BF1D87E77FBA6D47"/>
+    <w:rsid w:val="00B40B8C"/>
+  </w:style>
+  <w:style w:type="paragraph" w:customStyle="1" w:styleId="EE33C4502A314623B9C7636BA13A5B98">
+    <w:name w:val="EE33C4502A314623B9C7636BA13A5B98"/>
+    <w:rsid w:val="00B40B8C"/>
+  </w:style>
+  <w:style w:type="paragraph" w:customStyle="1" w:styleId="FA6217E95C69493DA03B6E989FAFB46F">
+    <w:name w:val="FA6217E95C69493DA03B6E989FAFB46F"/>
+    <w:rsid w:val="00B40B8C"/>
+  </w:style>
+  <w:style w:type="paragraph" w:customStyle="1" w:styleId="F9E11E633A9F48A1A9532F11BCE488AB">
+    <w:name w:val="F9E11E633A9F48A1A9532F11BCE488AB"/>
+    <w:rsid w:val="00B40B8C"/>
+  </w:style>
+  <w:style w:type="paragraph" w:customStyle="1" w:styleId="BC4B4FDE102C46559F56D378C49F5FE8">
+    <w:name w:val="BC4B4FDE102C46559F56D378C49F5FE8"/>
+    <w:rsid w:val="00B40B8C"/>
+  </w:style>
+  <w:style w:type="paragraph" w:customStyle="1" w:styleId="7929F9DCC34444E68FB871100CB9D38D">
+    <w:name w:val="7929F9DCC34444E68FB871100CB9D38D"/>
+    <w:rsid w:val="00B40B8C"/>
+  </w:style>
+  <w:style w:type="paragraph" w:customStyle="1" w:styleId="DC21502090714587A7E3ED5A8392CF55">
+    <w:name w:val="DC21502090714587A7E3ED5A8392CF55"/>
+    <w:rsid w:val="00B40B8C"/>
+  </w:style>
+</w:styles>
+</file>
+
+<file path=word/glossary/webSettings.xml><?xml version="1.0" encoding="utf-8"?>
+<w:webSettings xmlns:mc="http://schemas.openxmlformats.org/markup-compatibility/2006" xmlns:r="http://schemas.openxmlformats.org/officeDocument/2006/relationships" xmlns:w="http://schemas.openxmlformats.org/wordprocessingml/2006/main" xmlns:w14="http://schemas.microsoft.com/office/word/2010/wordml" xmlns:w15="http://schemas.microsoft.com/office/word/2012/wordml" xmlns:w16cex="http://schemas.microsoft.com/office/word/2018/wordml/cex" xmlns:w16cid="http://schemas.microsoft.com/office/word/2016/wordml/cid" xmlns:w16="http://schemas.microsoft.com/office/word/2018/wordml" xmlns:w16du="http://schemas.microsoft.com/office/word/2023/wordml/word16du" xmlns:w16sdtdh="http://schemas.microsoft.com/office/word/2020/wordml/sdtdatahash" xmlns:w16sdtfl="http://schemas.microsoft.com/office/word/2024/wordml/sdtformatlock" xmlns:w16se="http://schemas.microsoft.com/office/word/2015/wordml/symex" mc:Ignorable="w14 w15 w16se w16cid w16 w16cex w16sdtdh w16sdtfl w16du">
+  <w:optimizeForBrowser/>
+  <w:allowPNG/>
+</w:webSettings>
+</file>
+
+<file path=word/theme/theme1.xml><?xml version="1.0" encoding="utf-8"?>
+<a:theme xmlns:a="http://schemas.openxmlformats.org/drawingml/2006/main" name="Office Theme">
+  <a:themeElements>
+    <a:clrScheme name="Office">
+      <a:dk1>
+        <a:sysClr val="windowText" lastClr="000000"/>
+      </a:dk1>
+      <a:lt1>
+        <a:sysClr val="window" lastClr="FFFFFF"/>
+      </a:lt1>
+      <a:dk2>
+        <a:srgbClr val="0E2841"/>
+      </a:dk2>
+      <a:lt2>
+        <a:srgbClr val="E8E8E8"/>
+      </a:lt2>
+      <a:accent1>
+        <a:srgbClr val="156082"/>
+      </a:accent1>
+      <a:accent2>
+        <a:srgbClr val="E97132"/>
+      </a:accent2>
+      <a:accent3>
+        <a:srgbClr val="196B24"/>
+      </a:accent3>
+      <a:accent4>
+        <a:srgbClr val="0F9ED5"/>
+      </a:accent4>
+      <a:accent5>
+        <a:srgbClr val="A02B93"/>
+      </a:accent5>
+      <a:accent6>
+        <a:srgbClr val="4EA72E"/>
+      </a:accent6>
+      <a:hlink>
+        <a:srgbClr val="467886"/>
+      </a:hlink>
+      <a:folHlink>
+        <a:srgbClr val="96607D"/>
+      </a:folHlink>
+    </a:clrScheme>
+    <a:fontScheme name="Office">
+      <a:majorFont>
+        <a:latin typeface="Aptos Display" panose="02110004020202020204"/>
+        <a:ea typeface=""/>
+        <a:cs typeface=""/>
+        <a:font script="Jpan" typeface="游ゴシック Light"/>
+        <a:font script="Hang" typeface="맑은 고딕"/>
+        <a:font script="Hans" typeface="等线 Light"/>
+        <a:font script="Hant" typeface="新細明體"/>
+        <a:font script="Arab" typeface="Times New Roman"/>
+        <a:font script="Hebr" typeface="Times New Roman"/>
+        <a:font script="Thai" typeface="Angsana New"/>
+        <a:font script="Ethi" typeface="Nyala"/>
+        <a:font script="Beng" typeface="Vrinda"/>
+        <a:font script="Gujr" typeface="Shruti"/>
+        <a:font script="Khmr" typeface="MoolBoran"/>
+        <a:font script="Knda" typeface="Tunga"/>
+        <a:font script="Guru" typeface="Raavi"/>
+        <a:font script="Cans" typeface="Euphemia"/>
+        <a:font script="Cher" typeface="Plantagenet Cherokee"/>
+        <a:font script="Yiii" typeface="Microsoft Yi Baiti"/>
+        <a:font script="Tibt" typeface="Microsoft Himalaya"/>
+        <a:font script="Thaa" typeface="MV Boli"/>
+        <a:font script="Deva" typeface="Mangal"/>
+        <a:font script="Telu" typeface="Gautami"/>
+        <a:font script="Taml" typeface="Latha"/>
+        <a:font script="Syrc" typeface="Estrangelo Edessa"/>
+        <a:font script="Orya" typeface="Kalinga"/>
+        <a:font script="Mlym" typeface="Kartika"/>
+        <a:font script="Laoo" typeface="DokChampa"/>
+        <a:font script="Sinh" typeface="Iskoola Pota"/>
+        <a:font script="Mong" typeface="Mongolian Baiti"/>
+        <a:font script="Viet" typeface="Times New Roman"/>
+        <a:font script="Uigh" typeface="Microsoft Uighur"/>
+        <a:font script="Geor" typeface="Sylfaen"/>
+        <a:font script="Armn" typeface="Arial"/>
+        <a:font script="Bugi" typeface="Leelawadee UI"/>
+        <a:font script="Bopo" typeface="Microsoft JhengHei"/>
+        <a:font script="Java" typeface="Javanese Text"/>
+        <a:font script="Lisu" typeface="Segoe UI"/>
+        <a:font script="Mymr" typeface="Myanmar Text"/>
+        <a:font script="Nkoo" typeface="Ebrima"/>
+        <a:font script="Olck" typeface="Nirmala UI"/>
+        <a:font script="Osma" typeface="Ebrima"/>
+        <a:font script="Phag" typeface="Phagspa"/>
+        <a:font script="Syrn" typeface="Estrangelo Edessa"/>
+        <a:font script="Syrj" typeface="Estrangelo Edessa"/>
+        <a:font script="Syre" typeface="Estrangelo Edessa"/>
+        <a:font script="Sora" typeface="Nirmala UI"/>
+        <a:font script="Tale" typeface="Microsoft Tai Le"/>
+        <a:font script="Talu" typeface="Microsoft New Tai Lue"/>
+        <a:font script="Tfng" typeface="Ebrima"/>
+      </a:majorFont>
+      <a:minorFont>
+        <a:latin typeface="Aptos" panose="02110004020202020204"/>
+        <a:ea typeface=""/>
+        <a:cs typeface=""/>
+        <a:font script="Jpan" typeface="游明朝"/>
+        <a:font script="Hang" typeface="맑은 고딕"/>
+        <a:font script="Hans" typeface="等线"/>
+        <a:font script="Hant" typeface="新細明體"/>
+        <a:font script="Arab" typeface="Arial"/>
+        <a:font script="Hebr" typeface="Arial"/>
+        <a:font script="Thai" typeface="Cordia New"/>
+        <a:font script="Ethi" typeface="Nyala"/>
+        <a:font script="Beng" typeface="Vrinda"/>
+        <a:font script="Gujr" typeface="Shruti"/>
+        <a:font script="Khmr" typeface="DaunPenh"/>
+        <a:font script="Knda" typeface="Tunga"/>
+        <a:font script="Guru" typeface="Raavi"/>
+        <a:font script="Cans" typeface="Euphemia"/>
+        <a:font script="Cher" typeface="Plantagenet Cherokee"/>
+        <a:font script="Yiii" typeface="Microsoft Yi Baiti"/>
+        <a:font script="Tibt" typeface="Microsoft Himalaya"/>
+        <a:font script="Thaa" typeface="MV Boli"/>
+        <a:font script="Deva" typeface="Mangal"/>
+        <a:font script="Telu" typeface="Gautami"/>
+        <a:font script="Taml" typeface="Latha"/>
+        <a:font script="Syrc" typeface="Estrangelo Edessa"/>
+        <a:font script="Orya" typeface="Kalinga"/>
+        <a:font script="Mlym" typeface="Kartika"/>
+        <a:font script="Laoo" typeface="DokChampa"/>
+        <a:font script="Sinh" typeface="Iskoola Pota"/>
+        <a:font script="Mong" typeface="Mongolian Baiti"/>
+        <a:font script="Viet" typeface="Arial"/>
+        <a:font script="Uigh" typeface="Microsoft Uighur"/>
+        <a:font script="Geor" typeface="Sylfaen"/>
+        <a:font script="Armn" typeface="Arial"/>
+        <a:font script="Bugi" typeface="Leelawadee UI"/>
+        <a:font script="Bopo" typeface="Microsoft JhengHei"/>
+        <a:font script="Java" typeface="Javanese Text"/>
+        <a:font script="Lisu" typeface="Segoe UI"/>
+        <a:font script="Mymr" typeface="Myanmar Text"/>
+        <a:font script="Nkoo" typeface="Ebrima"/>
+        <a:font script="Olck" typeface="Nirmala UI"/>
+        <a:font script="Osma" typeface="Ebrima"/>
+        <a:font script="Phag" typeface="Phagspa"/>
+        <a:font script="Syrn" typeface="Estrangelo Edessa"/>
+        <a:font script="Syrj" typeface="Estrangelo Edessa"/>
+        <a:font script="Syre" typeface="Estrangelo Edessa"/>
+        <a:font script="Sora" typeface="Nirmala UI"/>
+        <a:font script="Tale" typeface="Microsoft Tai Le"/>
+        <a:font script="Talu" typeface="Microsoft New Tai Lue"/>
+        <a:font script="Tfng" typeface="Ebrima"/>
+      </a:minorFont>
+    </a:fontScheme>
+    <a:fmtScheme name="Office">
+      <a:fillStyleLst>
+        <a:solidFill>
+          <a:schemeClr val="phClr"/>
+        </a:solidFill>
+        <a:gradFill rotWithShape="1">
+          <a:gsLst>
+            <a:gs pos="0">
+              <a:schemeClr val="phClr">
+                <a:lumMod val="110000"/>
+                <a:satMod val="105000"/>
+                <a:tint val="67000"/>
+              </a:schemeClr>
+            </a:gs>
+            <a:gs pos="50000">
+              <a:schemeClr val="phClr">
+                <a:lumMod val="105000"/>
+                <a:satMod val="103000"/>
+                <a:tint val="73000"/>
+              </a:schemeClr>
+            </a:gs>
+            <a:gs pos="100000">
+              <a:schemeClr val="phClr">
+                <a:lumMod val="105000"/>
+                <a:satMod val="109000"/>
+                <a:tint val="81000"/>
+              </a:schemeClr>
+            </a:gs>
+          </a:gsLst>
+          <a:lin ang="5400000" scaled="0"/>
+        </a:gradFill>
+        <a:gradFill rotWithShape="1">
+          <a:gsLst>
+            <a:gs pos="0">
+              <a:schemeClr val="phClr">
+                <a:satMod val="103000"/>
+                <a:lumMod val="102000"/>
+                <a:tint val="94000"/>
+              </a:schemeClr>
+            </a:gs>
+            <a:gs pos="50000">
+              <a:schemeClr val="phClr">
+                <a:satMod val="110000"/>
+                <a:lumMod val="100000"/>
+                <a:shade val="100000"/>
+              </a:schemeClr>
+            </a:gs>
+            <a:gs pos="100000">
+              <a:schemeClr val="phClr">
+                <a:lumMod val="99000"/>
+                <a:satMod val="120000"/>
+                <a:shade val="78000"/>
+              </a:schemeClr>
+            </a:gs>
+          </a:gsLst>
+          <a:lin ang="5400000" scaled="0"/>
+        </a:gradFill>
+      </a:fillStyleLst>
+      <a:lnStyleLst>
+        <a:ln w="12700" cap="flat" cmpd="sng" algn="ctr">
+          <a:solidFill>
+            <a:schemeClr val="phClr"/>
+          </a:solidFill>
+          <a:prstDash val="solid"/>
+          <a:miter lim="800000"/>
+        </a:ln>
+        <a:ln w="19050" cap="flat" cmpd="sng" algn="ctr">
+          <a:solidFill>
+            <a:schemeClr val="phClr"/>
+          </a:solidFill>
+          <a:prstDash val="solid"/>
+          <a:miter lim="800000"/>
+        </a:ln>
+        <a:ln w="25400" cap="flat" cmpd="sng" algn="ctr">
+          <a:solidFill>
+            <a:schemeClr val="phClr"/>
+          </a:solidFill>
+          <a:prstDash val="solid"/>
+          <a:miter lim="800000"/>
+        </a:ln>
+      </a:lnStyleLst>
+      <a:effectStyleLst>
+        <a:effectStyle>
+          <a:effectLst/>
+        </a:effectStyle>
+        <a:effectStyle>
+          <a:effectLst/>
+        </a:effectStyle>
+        <a:effectStyle>
+          <a:effectLst>
+            <a:outerShdw blurRad="57150" dist="19050" dir="5400000" algn="ctr" rotWithShape="0">
+              <a:srgbClr val="000000">
+                <a:alpha val="63000"/>
+              </a:srgbClr>
+            </a:outerShdw>
+          </a:effectLst>
+        </a:effectStyle>
+      </a:effectStyleLst>
+      <a:bgFillStyleLst>
+        <a:solidFill>
+          <a:schemeClr val="phClr"/>
+        </a:solidFill>
+        <a:solidFill>
+          <a:schemeClr val="phClr">
+            <a:tint val="95000"/>
+            <a:satMod val="170000"/>
+          </a:schemeClr>
+        </a:solidFill>
+        <a:gradFill rotWithShape="1">
+          <a:gsLst>
+            <a:gs pos="0">
+              <a:schemeClr val="phClr">
+                <a:tint val="93000"/>
+                <a:satMod val="150000"/>
+                <a:shade val="98000"/>
+                <a:lumMod val="102000"/>
+              </a:schemeClr>
+            </a:gs>
+            <a:gs pos="50000">
+              <a:schemeClr val="phClr">
+                <a:tint val="98000"/>
+                <a:satMod val="130000"/>
+                <a:shade val="90000"/>
+                <a:lumMod val="103000"/>
+              </a:schemeClr>
+            </a:gs>
+            <a:gs pos="100000">
+              <a:schemeClr val="phClr">
+                <a:shade val="63000"/>
+                <a:satMod val="120000"/>
+              </a:schemeClr>
+            </a:gs>
+          </a:gsLst>
+          <a:lin ang="5400000" scaled="0"/>
+        </a:gradFill>
+      </a:bgFillStyleLst>
+    </a:fmtScheme>
+  </a:themeElements>
+  <a:objectDefaults>
+    <a:lnDef>
+      <a:spPr/>
+      <a:bodyPr/>
+      <a:lstStyle/>
+      <a:style>
+        <a:lnRef idx="2">
+          <a:schemeClr val="accent1"/>
+        </a:lnRef>
+        <a:fillRef idx="0">
+          <a:schemeClr val="accent1"/>
+        </a:fillRef>
+        <a:effectRef idx="1">
+          <a:schemeClr val="accent1"/>
+        </a:effectRef>
+        <a:fontRef idx="minor">
+          <a:schemeClr val="tx1"/>
+        </a:fontRef>
+      </a:style>
+    </a:lnDef>
+  </a:objectDefaults>
+  <a:extraClrSchemeLst/>
+  <a:extLst>
+    <a:ext uri="{05A4C25C-085E-4340-85A3-A5531E510DB2}">
+      <thm15:themeFamily xmlns:thm15="http://schemas.microsoft.com/office/thememl/2012/main" name="Office Theme" id="{2E142A2C-CD16-42D6-873A-C26D2A0506FA}" vid="{1BDDFF52-6CD6-40A5-AB3C-68EB2F1E4D0A}"/>
+    </a:ext>
+  </a:extLst>
+</a:theme>
+</file>
+
+<file path=word/webextensions/taskpanes.xml><?xml version="1.0" encoding="utf-8"?>
+<wetp:taskpanes xmlns:wetp="http://schemas.microsoft.com/office/webextensions/taskpanes/2010/11">
+  <wetp:taskpane dockstate="right" visibility="0" width="350" row="0">
+    <wetp:webextensionref xmlns:r="http://schemas.openxmlformats.org/officeDocument/2006/relationships" r:id="rId1"/>
+  </wetp:taskpane>
+  <wetp:taskpane dockstate="right" visibility="0" width="350" row="0">
+    <wetp:webextensionref xmlns:r="http://schemas.openxmlformats.org/officeDocument/2006/relationships" r:id="rId2"/>
+  </wetp:taskpane>
+  <wetp:taskpane dockstate="right" visibility="0" width="350" row="1">
+    <wetp:webextensionref xmlns:r="http://schemas.openxmlformats.org/officeDocument/2006/relationships" r:id="rId3"/>
+  </wetp:taskpane>
+</wetp:taskpanes>
+</file>
+
+<file path=word/webextensions/webextension1.xml><?xml version="1.0" encoding="utf-8"?>
+<we:webextension xmlns:we="http://schemas.microsoft.com/office/webextensions/webextension/2010/11" id="{B3C05C15-B672-4410-82F4-0A571C5051FD}">
+  <we:reference id="WA200007356" version="2.0.0.1" store="Omex" storeType="OMEX"/>
+  <we:alternateReferences>
+    <we:reference id="WA200007356" version="2.0.0.1" store="WA200007356" storeType="OMEX"/>
+  </we:alternateReferences>
+  <we:properties/>
+  <we:bindings/>
+  <we:snapshot xmlns:r="http://schemas.openxmlformats.org/officeDocument/2006/relationships"/>
+</we:webextension>
+</file>
+
+<file path=word/webextensions/webextension2.xml><?xml version="1.0" encoding="utf-8"?>
+<we:webextension xmlns:we="http://schemas.microsoft.com/office/webextensions/webextension/2010/11" id="{981677B0-C1D1-4A69-A9D6-F11501A4FA4B}">
+  <we:reference id="WA200010725" version="1.0.0.1" store="Omex" storeType="OMEX"/>
+  <we:alternateReferences>
+    <we:reference id="WA200010725" version="1.0.0.1" store="WA200010725" storeType="OMEX"/>
+  </we:alternateReferences>
+  <we:properties>
+    <we:property name="claude.fileId" value="&quot;63178305-8c6c-42ae-bfac-2a220b93c216&quot;"/>
+  </we:properties>
+  <we:bindings/>
+  <we:snapshot xmlns:r="http://schemas.openxmlformats.org/officeDocument/2006/relationships"/>
+</we:webextension>
+</file>
+
+<file path=word/webextensions/webextension3.xml><?xml version="1.0" encoding="utf-8"?>
+<we:webextension xmlns:we="http://schemas.microsoft.com/office/webextensions/webextension/2010/11" id="{BF511073-FC1A-4412-8794-A8355CA53F14}">
+  <we:reference id="WA200010453" version="1.0.0.1" store="Omex" storeType="OMEX"/>
+  <we:alternateReferences>
+    <we:reference id="WA200010453" version="1.0.0.1" store="WA200010453" storeType="OMEX"/>
+  </we:alternateReferences>
+  <we:properties>
+    <we:property name="claude.fileId" value="&quot;bd421be7-c726-4ea8-bd6e-7518dcbea3b6&quot;"/>
+  </we:properties>
+  <we:bindings/>
+  <we:snapshot xmlns:r="http://schemas.openxmlformats.org/officeDocument/2006/relationships"/>
+</we:webextension>
+</file>
+
+<file path=customXml/item1.xml>��< ? x m l   v e r s i o n = " 1 . 0 "   e n c o d i n g = " u t f - 1 6 " ? >   
  < N a v W o r d R e p o r t X m l P a r t   x m l n s = " u r n : m i c r o s o f t - d y n a m i c s - n a v / r e p o r t s / D e f e r r a l _ S u m m a r y _ G _ L / 1 7 0 0 / " >   
@@ -582,4 +4968,20 @@
      < / G L A c c o u n t >   
  < / N a v W o r d R e p o r t X m l P a r t > 
+</file>
+
+<file path=customXml/itemProps1.xml><?xml version="1.0" encoding="utf-8"?>
+<ds:datastoreItem xmlns:ds="http://schemas.openxmlformats.org/officeDocument/2006/customXml" ds:itemID="{E9594516-7200-468B-87B2-7A42DF10C81C}">
+  <ds:schemaRefs>
+    <ds:schemaRef ds:uri="urn:microsoft-dynamics-nav/reports/Deferral_Summary_G_L/1700/"/>
+  </ds:schemaRefs>
+</ds:datastoreItem>
+</file>
+
+<file path=customXml/itemProps2.xml><?xml version="1.0" encoding="utf-8"?>
+<ds:datastoreItem xmlns:ds="http://schemas.openxmlformats.org/officeDocument/2006/customXml" ds:itemID="{2F29F2FE-99C7-4BEF-96BD-657E812914CD}">
+  <ds:schemaRefs>
+    <ds:schemaRef ds:uri="urn:microsoft-dynamics-businesscentral/internal/extended/reports/Deferral_Summary_G_L/1700/"/>
+  </ds:schemaRefs>
+</ds:datastoreItem>
 </file>
--- a/src/Layers/W1/BaseApp/Finance/Deferral/DeferralSummaryGLBody.docx
+++ b/src/Layers/W1/BaseApp/Finance/Deferral/DeferralSummaryGLBody.docx
@@ -1,35 +1,38 @@
 
 <file path=word/document.xml><?xml version="1.0" encoding="utf-8"?>
-<w:document xmlns:wpc="http://schemas.microsoft.com/office/word/2010/wordprocessingCanvas" xmlns:cx="http://schemas.microsoft.com/office/drawing/2014/chartex" xmlns:cx1="http://schemas.microsoft.com/office/drawing/2015/9/8/chartex" xmlns:cx2="http://schemas.microsoft.com/office/drawing/2015/10/21/chartex" xmlns:cx3="http://schemas.microsoft.com/office/drawing/2016/5/9/chartex" xmlns:cx4="http://schemas.microsoft.com/office/drawing/2016/5/10/chartex" xmlns:cx5="http://schemas.microsoft.com/office/drawing/2016/5/11/chartex" xmlns:cx6="http://schemas.microsoft.com/office/drawing/2016/5/12/chartex" xmlns:cx7="http://schemas.microsoft.com/office/drawing/2016/5/13/chartex" xmlns:cx8="http://schemas.microsoft.com/office/drawing/2016/5/14/chartex" xmlns:mc="http://schemas.openxmlformats.org/markup-compatibility/2006" xmlns:aink="http://schemas.microsoft.com/office/drawing/2016/ink" xmlns:am3d="http://schemas.microsoft.com/office/drawing/2017/model3d" xmlns:o="urn:schemas-microsoft-com:office:office" xmlns:oel="http://schemas.microsoft.com/office/2019/extlst" xmlns:r="http://schemas.openxmlformats.org/officeDocument/2006/relationships" xmlns:m="http://schemas.openxmlformats.org/officeDocument/2006/math" xmlns:v="urn:schemas-microsoft-com:vml" xmlns:wp14="http://schemas.microsoft.com/office/word/2010/wordprocessingDrawing" xmlns:wp="http://schemas.openxmlformats.org/drawingml/2006/wordprocessingDrawing" xmlns:w10="urn:schemas-microsoft-com:office:word" xmlns:w="http://schemas.openxmlformats.org/wordprocessingml/2006/main" xmlns:w14="http://schemas.microsoft.com/office/word/2010/wordml" xmlns:w15="http://schemas.microsoft.com/office/word/2012/wordml" xmlns:w16cex="http://schemas.microsoft.com/office/word/2018/wordml/cex" xmlns:w16cid="http://schemas.microsoft.com/office/word/2016/wordml/cid" xmlns:w16="http://schemas.microsoft.com/office/word/2018/wordml" xmlns:w16du="http://schemas.microsoft.com/office/word/2023/wordml/word16du" xmlns:w16sdtdh="http://schemas.microsoft.com/office/word/2020/wordml/sdtdatahash" xmlns:w16sdtfl="http://schemas.microsoft.com/office/word/2024/wordml/sdtformatlock" xmlns:w16se="http://schemas.microsoft.com/office/word/2015/wordml/symex" xmlns:wpg="http://schemas.microsoft.com/office/word/2010/wordprocessingGroup" xmlns:wpi="http://schemas.microsoft.com/office/word/2010/wordprocessingInk" xmlns:wne="http://schemas.microsoft.com/office/word/2006/wordml" xmlns:wps="http://schemas.microsoft.com/office/word/2010/wordprocessingShape" mc:Ignorable="w14 w15 w16se w16cid w16 w16cex w16sdtdh w16sdtfl w16du wp14">
+<w:document xmlns:wpc="http://schemas.microsoft.com/office/word/2010/wordprocessingCanvas" xmlns:cx="http://schemas.microsoft.com/office/drawing/2014/chartex" xmlns:cx1="http://schemas.microsoft.com/office/drawing/2015/9/8/chartex" xmlns:cx2="http://schemas.microsoft.com/office/drawing/2015/10/21/chartex" xmlns:cx3="http://schemas.microsoft.com/office/drawing/2016/5/9/chartex" xmlns:cx4="http://schemas.microsoft.com/office/drawing/2016/5/10/chartex" xmlns:cx5="http://schemas.microsoft.com/office/drawing/2016/5/11/chartex" xmlns:cx6="http://schemas.microsoft.com/office/drawing/2016/5/12/chartex" xmlns:cx7="http://schemas.microsoft.com/office/drawing/2016/5/13/chartex" xmlns:cx8="http://schemas.microsoft.com/office/drawing/2016/5/14/chartex" xmlns:mc="http://schemas.openxmlformats.org/markup-compatibility/2006" xmlns:aink="http://schemas.microsoft.com/office/drawing/2016/ink" xmlns:am3d="http://schemas.microsoft.com/office/drawing/2017/model3d" xmlns:o="urn:schemas-microsoft-com:office:office" xmlns:oel="http://schemas.microsoft.com/office/2019/extlst" xmlns:r="http://schemas.openxmlformats.org/officeDocument/2006/relationships" xmlns:m="http://schemas.openxmlformats.org/officeDocument/2006/math" xmlns:v="urn:schemas-microsoft-com:vml" xmlns:wp14="http://schemas.microsoft.com/office/word/2010/wordprocessingDrawing" xmlns:wp="http://schemas.openxmlformats.org/drawingml/2006/wordprocessingDrawing" xmlns:w10="urn:schemas-microsoft-com:office:word" xmlns:w="http://schemas.openxmlformats.org/wordprocessingml/2006/main" xmlns:w14="http://schemas.microsoft.com/office/word/2010/wordml" xmlns:w15="http://schemas.microsoft.com/office/word/2012/wordml" xmlns:w16cei="http://schemas.microsoft.com/office/word/2026/wordml/cei" xmlns:w16cex="http://schemas.microsoft.com/office/word/2018/wordml/cex" xmlns:w16cid="http://schemas.microsoft.com/office/word/2016/wordml/cid" xmlns:w16="http://schemas.microsoft.com/office/word/2018/wordml" xmlns:w16du="http://schemas.microsoft.com/office/word/2023/wordml/word16du" xmlns:w16sdtdh="http://schemas.microsoft.com/office/word/2020/wordml/sdtdatahash" xmlns:w16sdtfl="http://schemas.microsoft.com/office/word/2024/wordml/sdtformatlock" xmlns:w16se="http://schemas.microsoft.com/office/word/2015/wordml/symex" xmlns:wpg="http://schemas.microsoft.com/office/word/2010/wordprocessingGroup" xmlns:wpi="http://schemas.microsoft.com/office/word/2010/wordprocessingInk" xmlns:wne="http://schemas.microsoft.com/office/word/2006/wordml" xmlns:wps="http://schemas.microsoft.com/office/word/2010/wordprocessingShape" mc:Ignorable="w14 w15 w16se w16cid w16 w16cex w16sdtdh w16sdtfl w16du wp14">
   <w:body>
     <w:tbl>
       <w:tblPr>
-        <w:tblStyle w:val="TableGrid"/>
-        <w:tblW w:w="15424" w:type="dxa"/>
+        <w:tblStyle w:val="BCBlockTable"/>
+        <w:tblW w:w="5000" w:type="pct"/>
         <w:tblBorders>
-          <w:top w:val="none" w:color="auto" w:sz="0" w:space="0"/>
-          <w:left w:val="none" w:color="auto" w:sz="0" w:space="0"/>
-          <w:bottom w:val="none" w:color="auto" w:sz="0" w:space="0"/>
-          <w:right w:val="none" w:color="auto" w:sz="0" w:space="0"/>
-          <w:insideH w:val="none" w:color="auto" w:sz="0" w:space="0"/>
-          <w:insideV w:val="none" w:color="auto" w:sz="0" w:space="0"/>
+          <w:top w:val="none" w:sz="0" w:space="0" w:color="auto"/>
+          <w:left w:val="none" w:sz="0" w:space="0" w:color="auto"/>
+          <w:bottom w:val="none" w:sz="0" w:space="0" w:color="auto"/>
+          <w:right w:val="none" w:sz="0" w:space="0" w:color="auto"/>
+          <w:insideH w:val="none" w:sz="0" w:space="0" w:color="auto"/>
+          <w:insideV w:val="none" w:sz="0" w:space="0" w:color="auto"/>
         </w:tblBorders>
         <w:tblCellMar>
           <w:left w:w="0" w:type="dxa"/>
           <w:right w:w="0" w:type="dxa"/>
         </w:tblCellMar>
-        <w:tblLook w:val="04A0" w:firstRow="1" w:lastRow="0" w:firstColumn="1" w:lastColumn="0" w:noHBand="0" w:noVBand="1"/>
+        <w:tblLook w:val="0620" w:firstRow="1" w:lastRow="0" w:firstColumn="0" w:lastColumn="0" w:noHBand="1" w:noVBand="1"/>
+        <w:tblCaption w:val="Table 1"/>
+        <w:tblDescription w:val="Layout table. Used for positioning, not for tabular data."/>
       </w:tblPr>
       <w:tblGrid>
-        <w:gridCol w:w="2571"/>
-        <w:gridCol w:w="2571"/>
-        <w:gridCol w:w="2571"/>
-        <w:gridCol w:w="2571"/>
         <w:gridCol w:w="2570"/>
         <w:gridCol w:w="2570"/>
+        <w:gridCol w:w="2570"/>
+        <w:gridCol w:w="2570"/>
+        <w:gridCol w:w="2570"/>
+        <w:gridCol w:w="2576"/>
       </w:tblGrid>
       <w:tr>
         <w:trPr>
+          <w:cantSplit/>
           <w:trHeight w:val="259"/>
         </w:trPr>
         <w:tc>
@@ -38,41 +41,24 @@
           </w:tcPr>
           <w:p>
             <w:pPr>
-              <w:pStyle w:val="Heading2"/>
+              <w:pStyle w:val="BCLabel"/>
               <w:spacing w:before="0" w:line="276" w:lineRule="auto"/>
-              <w:rPr>
-                <w:rFonts w:ascii="Segoe UI Semibold" w:hAnsi="Segoe UI Semibold" w:cs="Segoe UI Semibold"/>
-                <w:color w:val="auto"/>
-                <w:sz w:val="16"/>
-                <w:szCs w:val="16"/>
-              </w:rPr>
             </w:pPr>
             <w:sdt>
               <w:sdtPr>
-                <w:rPr>
-                  <w:rFonts w:ascii="Segoe UI Semibold" w:hAnsi="Segoe UI Semibold" w:cs="Segoe UI Semibold"/>
-                  <w:color w:val="auto"/>
-                  <w:sz w:val="16"/>
-                  <w:szCs w:val="16"/>
-                </w:rPr>
+                <w:rPr/>
                 <w:alias w:val="#Nav: /Labels/BalAsOfDateCaption"/>
                 <w:tag w:val="#Nav: Deferral_Summary_G_L/1700"/>
                 <w:id w:val="627203624"/>
                 <w:placeholder>
                   <w:docPart w:val="1DC74268A15C46058CED58ABFCA5C68F"/>
                 </w:placeholder>
-                <w:dataBinding w:prefixMappings="xmlns:ns0='urn:microsoft-dynamics-nav/reports/Deferral_Summary_G_L/1700/'" w:xpath="/ns0:NavWordReportXmlPart[1]/ns0:Labels[1]/ns0:BalAsOfDateCaption[1]" w:storeItemID="{E9594516-7200-468B-87B2-7A42DF10C81C}"/>
+                <w:dataBinding w:prefixMappings="&lt;xmlns:ns0='urn:microsoft-dynamics-nav/reports/Deferral_Summary_G_L/1700/' " w:xpath="/ns0:NavWordReportXmlPart[1]/ns0:Labels[1]/ns0:BalAsOfDateCaption[1]" w:storeItemID="{E9594516-7200-468B-87B2-7A42DF10C81C}"/>
                 <w:text/>
               </w:sdtPr>
               <w:sdtContent>
                 <w:proofErr w:type="spellStart"/>
                 <w:r>
-                  <w:rPr>
-                    <w:rFonts w:ascii="Segoe UI Semibold" w:hAnsi="Segoe UI Semibold" w:cs="Segoe UI Semibold"/>
-                    <w:color w:val="auto"/>
-                    <w:sz w:val="16"/>
-                    <w:szCs w:val="16"/>
-                  </w:rPr>
                   <w:t>BalAsOfDateCaption</w:t>
                 </w:r>
                 <w:proofErr w:type="spellEnd"/>
@@ -80,20 +66,45 @@
             </w:sdt>
           </w:p>
         </w:tc>
+        <w:sdt>
+          <w:sdtPr>
+            <w:rPr/>
+            <w:alias w:val="UserLabel"/>
+            <w:tag w:val="#BC:InsertDataItem,Labels/UserLabel"/>
+            <w:id w:val="-270865293"/>
+            <w:placeholder>
+              <w:docPart w:val="DefaultPlaceholder_-1854013440"/>
+            </w:placeholder>
+            <w15:color w:val="808080"/>
+            <w:text/>
+          </w:sdtPr>
+          <w:sdtContent>
+            <w:tc>
+              <w:tcPr>
+                <w:tcW w:w="833" w:type="pct"/>
+              </w:tcPr>
+              <w:p>
+                <w:pPr>
+                  <w:pStyle w:val="BCLabel"/>
+                  <w:spacing w:before="0" w:line="276" w:lineRule="auto"/>
+                </w:pPr>
+                <w:proofErr w:type="spellStart"/>
+                <w:r>
+                  <w:t>UserLabel</w:t>
+                </w:r>
+                <w:proofErr w:type="spellEnd"/>
+              </w:p>
+            </w:tc>
+          </w:sdtContent>
+        </w:sdt>
         <w:tc>
           <w:tcPr>
             <w:tcW w:w="833" w:type="pct"/>
           </w:tcPr>
           <w:p>
             <w:pPr>
-              <w:pStyle w:val="Heading2"/>
+              <w:pStyle w:val="BCLabel"/>
               <w:spacing w:before="0" w:line="276" w:lineRule="auto"/>
-              <w:rPr>
-                <w:rFonts w:ascii="Segoe UI Semibold" w:hAnsi="Segoe UI Semibold" w:cs="Segoe UI Semibold"/>
-                <w:color w:val="242424"/>
-                <w:sz w:val="16"/>
-                <w:szCs w:val="16"/>
-              </w:rPr>
             </w:pPr>
           </w:p>
         </w:tc>
@@ -103,14 +114,8 @@
           </w:tcPr>
           <w:p>
             <w:pPr>
-              <w:pStyle w:val="Heading2"/>
+              <w:pStyle w:val="BCLabel"/>
               <w:spacing w:before="0" w:line="276" w:lineRule="auto"/>
-              <w:rPr>
-                <w:rFonts w:ascii="Segoe UI Semibold" w:hAnsi="Segoe UI Semibold" w:cs="Segoe UI Semibold"/>
-                <w:color w:val="242424"/>
-                <w:sz w:val="16"/>
-                <w:szCs w:val="16"/>
-              </w:rPr>
             </w:pPr>
           </w:p>
         </w:tc>
@@ -120,14 +125,101 @@
           </w:tcPr>
           <w:p>
             <w:pPr>
-              <w:pStyle w:val="Heading2"/>
+              <w:pStyle w:val="BCLabel"/>
               <w:spacing w:before="0" w:line="276" w:lineRule="auto"/>
               <w:rPr>
-                <w:rFonts w:ascii="Segoe UI Semibold" w:hAnsi="Segoe UI Semibold" w:cs="Segoe UI Semibold"/>
-                <w:color w:val="242424"/>
-                <w:sz w:val="16"/>
-                <w:szCs w:val="16"/>
+                <w:rStyle w:val="Strong"/>
               </w:rPr>
+            </w:pPr>
+          </w:p>
+        </w:tc>
+        <w:tc>
+          <w:tcPr>
+            <w:tcW w:w="835" w:type="pct"/>
+          </w:tcPr>
+          <w:p>
+            <w:pPr>
+              <w:pStyle w:val="BCLabel"/>
+              <w:spacing w:before="0" w:line="276" w:lineRule="auto"/>
+              <w:rPr>
+                <w:rStyle w:val="Strong"/>
+              </w:rPr>
+            </w:pPr>
+          </w:p>
+        </w:tc>
+      </w:tr>
+      <w:tr>
+        <w:trPr>
+          <w:cantSplit/>
+          <w:trHeight w:val="242"/>
+        </w:trPr>
+        <w:tc>
+          <w:tcPr>
+            <w:tcW w:w="833" w:type="pct"/>
+          </w:tcPr>
+          <w:p>
+            <w:pPr>
+              <w:pStyle w:val="NoSpacing"/>
+            </w:pPr>
+            <w:sdt>
+              <w:sdtPr>
+                <w:rPr/>
+                <w:alias w:val="#Nav: /GLAccount/BalanceAsOfDateFilter"/>
+                <w:tag w:val="#Nav: Deferral_Summary_G_L/1700"/>
+                <w:id w:val="-1341152864"/>
+                <w:placeholder>
+                  <w:docPart w:val="7ED5A2B9BD95441FAB7D602A4182263E"/>
+                </w:placeholder>
+                <w:dataBinding w:prefixMappings="&lt;xmlns:ns0='urn:microsoft-dynamics-nav/reports/Deferral_Summary_G_L/1700/' " w:xpath="/ns0:NavWordReportXmlPart[1]/ns0:GLAccount[1]/ns0:BalanceAsOfDateFilter[1]" w:storeItemID="{E9594516-7200-468B-87B2-7A42DF10C81C}"/>
+                <w:text/>
+              </w:sdtPr>
+              <w:sdtContent>
+                <w:proofErr w:type="spellStart"/>
+                <w:r>
+                  <w:t>BalanceAsOfDateFilter</w:t>
+                </w:r>
+                <w:proofErr w:type="spellEnd"/>
+              </w:sdtContent>
+            </w:sdt>
+          </w:p>
+        </w:tc>
+        <w:sdt>
+          <w:sdtPr>
+            <w:rPr/>
+            <w:alias w:val="UserName"/>
+            <w:tag w:val="#BC:InsertDataItem,BCReportInformation/ReportRequest/UserName"/>
+            <w:id w:val="-174418855"/>
+            <w:placeholder>
+              <w:docPart w:val="DefaultPlaceholder_-1854013440"/>
+            </w:placeholder>
+            <w15:color w:val="808080"/>
+            <w:text/>
+          </w:sdtPr>
+          <w:sdtContent>
+            <w:tc>
+              <w:tcPr>
+                <w:tcW w:w="833" w:type="pct"/>
+              </w:tcPr>
+              <w:p>
+                <w:pPr>
+                  <w:pStyle w:val="NoSpacing"/>
+                </w:pPr>
+                <w:proofErr w:type="gramStart"/>
+                <w:r>
+                  <w:t>User Name</w:t>
+                </w:r>
+                <w:proofErr w:type="gramEnd"/>
+              </w:p>
+            </w:tc>
+          </w:sdtContent>
+        </w:sdt>
+        <w:tc>
+          <w:tcPr>
+            <w:tcW w:w="833" w:type="pct"/>
+          </w:tcPr>
+          <w:p>
+            <w:pPr>
+              <w:pStyle w:val="NoSpacing"/>
             </w:pPr>
           </w:p>
         </w:tc>
@@ -137,16 +229,7 @@
           </w:tcPr>
           <w:p>
             <w:pPr>
-              <w:pStyle w:val="Heading2"/>
-              <w:spacing w:before="0" w:line="276" w:lineRule="auto"/>
-              <w:rPr>
-                <w:rStyle w:val="Strong"/>
-                <w:rFonts w:ascii="Segoe UI Semibold" w:hAnsi="Segoe UI Semibold" w:cs="Segoe UI Semibold"/>
-                <w:b w:val="0"/>
-                <w:bCs w:val="0"/>
-                <w:sz w:val="16"/>
-                <w:szCs w:val="16"/>
-              </w:rPr>
+              <w:pStyle w:val="NoSpacing"/>
             </w:pPr>
           </w:p>
         </w:tc>
@@ -156,221 +239,80 @@
           </w:tcPr>
           <w:p>
             <w:pPr>
-              <w:pStyle w:val="Heading2"/>
-              <w:spacing w:before="0" w:line="276" w:lineRule="auto"/>
-              <w:rPr>
-                <w:rStyle w:val="Strong"/>
-                <w:rFonts w:ascii="Segoe UI Semibold" w:hAnsi="Segoe UI Semibold" w:cs="Segoe UI Semibold"/>
-                <w:b w:val="0"/>
-                <w:bCs w:val="0"/>
-                <w:sz w:val="16"/>
-                <w:szCs w:val="16"/>
-              </w:rPr>
-            </w:pPr>
-          </w:p>
-        </w:tc>
-      </w:tr>
-      <w:tr>
-        <w:trPr>
-          <w:trHeight w:val="242"/>
-        </w:trPr>
-        <w:tc>
-          <w:tcPr>
-            <w:tcW w:w="833" w:type="pct"/>
-          </w:tcPr>
-          <w:p>
-            <w:pPr>
-              <w:rPr>
-                <w:rFonts w:cs="Segoe UI"/>
-                <w:color w:val="242424"/>
-                <w:sz w:val="16"/>
-                <w:szCs w:val="16"/>
-              </w:rPr>
-            </w:pPr>
-            <w:sdt>
-              <w:sdtPr>
-                <w:rPr>
-                  <w:rFonts w:cs="Segoe UI"/>
-                  <w:b/>
-                  <w:bCs/>
-                  <w:sz w:val="16"/>
-                  <w:szCs w:val="16"/>
-                </w:rPr>
-                <w:alias w:val="#Nav: /GLAccount/BalanceAsOfDateFilter"/>
-                <w:tag w:val="#Nav: Deferral_Summary_G_L/1700"/>
-                <w:id w:val="-1341152864"/>
-                <w:placeholder>
-                  <w:docPart w:val="7ED5A2B9BD95441FAB7D602A4182263E"/>
-                </w:placeholder>
-                <w:dataBinding w:prefixMappings="xmlns:ns0='urn:microsoft-dynamics-nav/reports/Deferral_Summary_G_L/1700/'" w:xpath="/ns0:NavWordReportXmlPart[1]/ns0:GLAccount[1]/ns0:BalanceAsOfDateFilter[1]" w:storeItemID="{E9594516-7200-468B-87B2-7A42DF10C81C}"/>
-                <w:text/>
-              </w:sdtPr>
-              <w:sdtContent>
-                <w:proofErr w:type="spellStart"/>
-                <w:r>
-                  <w:rPr>
-                    <w:rFonts w:cs="Segoe UI"/>
-                    <w:sz w:val="16"/>
-                    <w:szCs w:val="16"/>
-                  </w:rPr>
-                  <w:t>BalanceAsOfDateFilter</w:t>
-                </w:r>
-                <w:proofErr w:type="spellEnd"/>
-              </w:sdtContent>
-            </w:sdt>
-          </w:p>
-        </w:tc>
-        <w:tc>
-          <w:tcPr>
-            <w:tcW w:w="833" w:type="pct"/>
-          </w:tcPr>
-          <w:p>
-            <w:pPr>
-              <w:rPr>
-                <w:rFonts w:cs="Segoe UI"/>
-                <w:color w:val="242424"/>
-                <w:sz w:val="16"/>
-                <w:szCs w:val="16"/>
-              </w:rPr>
+              <w:pStyle w:val="NoSpacing"/>
             </w:pPr>
           </w:p>
         </w:tc>
         <w:tc>
           <w:tcPr>
-            <w:tcW w:w="833" w:type="pct"/>
+            <w:tcW w:w="835" w:type="pct"/>
           </w:tcPr>
           <w:p>
             <w:pPr>
-              <w:rPr>
-                <w:rFonts w:cs="Segoe UI"/>
-                <w:color w:val="242424"/>
-                <w:sz w:val="16"/>
-                <w:szCs w:val="16"/>
-              </w:rPr>
-            </w:pPr>
-          </w:p>
-        </w:tc>
-        <w:tc>
-          <w:tcPr>
-            <w:tcW w:w="833" w:type="pct"/>
-          </w:tcPr>
-          <w:p>
-            <w:pPr>
-              <w:rPr>
-                <w:rFonts w:cs="Segoe UI"/>
-                <w:color w:val="242424"/>
-                <w:sz w:val="16"/>
-                <w:szCs w:val="16"/>
-              </w:rPr>
-            </w:pPr>
-          </w:p>
-        </w:tc>
-        <w:tc>
-          <w:tcPr>
-            <w:tcW w:w="833" w:type="pct"/>
-          </w:tcPr>
-          <w:p>
-            <w:pPr>
-              <w:rPr>
-                <w:sz w:val="16"/>
-                <w:szCs w:val="16"/>
-              </w:rPr>
-            </w:pPr>
-          </w:p>
-        </w:tc>
-        <w:tc>
-          <w:tcPr>
-            <w:tcW w:w="833" w:type="pct"/>
-          </w:tcPr>
-          <w:p>
-            <w:pPr>
-              <w:rPr>
-                <w:sz w:val="16"/>
-                <w:szCs w:val="16"/>
-              </w:rPr>
+              <w:pStyle w:val="NoSpacing"/>
             </w:pPr>
           </w:p>
         </w:tc>
       </w:tr>
     </w:tbl>
     <w:p>
-      <w:pPr>
-        <w:rPr>
-          <w:sz w:val="16"/>
-          <w:szCs w:val="16"/>
-        </w:rPr>
-      </w:pPr>
+      <w:pPr/>
     </w:p>
     <w:tbl>
       <w:tblPr>
-        <w:tblStyle w:val="TableGrid"/>
-        <w:tblpPr w:leftFromText="180" w:rightFromText="180" w:vertAnchor="text" w:horzAnchor="margin" w:tblpY="-128"/>
-        <w:tblW w:w="15394" w:type="dxa"/>
-        <w:tblLayout w:type="fixed"/>
-        <w:tblLook w:val="04A0" w:firstRow="1" w:lastRow="0" w:firstColumn="1" w:lastColumn="0" w:noHBand="0" w:noVBand="1"/>
+        <w:tblStyle w:val="BCDataTable"/>
+        <w:tblW w:w="5000" w:type="pct"/>
+        <w:tblLook w:val="0460" w:firstRow="1" w:lastRow="1" w:firstColumn="0" w:lastColumn="0" w:noHBand="0" w:noVBand="1"/>
+        <w:tblCaption w:val="Table 2"/>
+        <w:tblDescription w:val="Document lines. Column headers in the first row."/>
       </w:tblPr>
       <w:tblGrid>
         <w:gridCol w:w="1804"/>
-        <w:gridCol w:w="2233"/>
-        <w:gridCol w:w="1793"/>
-        <w:gridCol w:w="1793"/>
-        <w:gridCol w:w="1344"/>
+        <w:gridCol w:w="2232"/>
+        <w:gridCol w:w="1792"/>
+        <w:gridCol w:w="1792"/>
+        <w:gridCol w:w="1345"/>
         <w:gridCol w:w="1047"/>
         <w:gridCol w:w="1644"/>
         <w:gridCol w:w="1943"/>
-        <w:gridCol w:w="1793"/>
+        <w:gridCol w:w="1795"/>
       </w:tblGrid>
       <w:tr>
         <w:trPr>
+          <w:cantSplit/>
           <w:trHeight w:val="418"/>
+          <w:tblHeader/>
         </w:trPr>
         <w:sdt>
           <w:sdtPr>
-            <w:rPr>
-              <w:rFonts w:ascii="Aptos SemiBold" w:hAnsi="Aptos SemiBold"/>
-              <w:color w:val="auto"/>
-              <w:sz w:val="16"/>
-              <w:szCs w:val="16"/>
-            </w:rPr>
+            <w:rPr/>
             <w:alias w:val="#Nav: /Labels/PostingDateCaption"/>
             <w:tag w:val="#Nav: Deferral_Summary_G_L/1700"/>
             <w:id w:val="-265536427"/>
             <w:placeholder>
               <w:docPart w:val="ABD2A79E7FC9416E93B53ED77E4C4800"/>
             </w:placeholder>
-            <w:dataBinding w:prefixMappings="xmlns:ns0='urn:microsoft-dynamics-nav/reports/Deferral_Summary_G_L/1700/'" w:xpath="/ns0:NavWordReportXmlPart[1]/ns0:Labels[1]/ns0:PostingDateCaption[1]" w:storeItemID="{E9594516-7200-468B-87B2-7A42DF10C81C}"/>
+            <w:dataBinding w:prefixMappings="&lt;xmlns:ns0='urn:microsoft-dynamics-nav/reports/Deferral_Summary_G_L/1700/' " w:xpath="/ns0:NavWordReportXmlPart[1]/ns0:Labels[1]/ns0:PostingDateCaption[1]" w:storeItemID="{E9594516-7200-468B-87B2-7A42DF10C81C}"/>
             <w:text/>
           </w:sdtPr>
           <w:sdtContent>
             <w:tc>
               <w:tcPr>
-                <w:tcW w:w="1804" w:type="dxa"/>
+                <w:tcW w:w="586" w:type="pct"/>
                 <w:tcBorders>
                   <w:top w:val="nil"/>
                   <w:left w:val="nil"/>
-                  <w:bottom w:val="single" w:color="auto" w:sz="4" w:space="0"/>
+                  <w:bottom w:val="single" w:sz="4" w:space="0" w:color="auto"/>
                   <w:right w:val="nil"/>
                 </w:tcBorders>
               </w:tcPr>
               <w:p>
                 <w:pPr>
-                  <w:pStyle w:val="Heading2"/>
+                  <w:pStyle w:val="BCLabel"/>
                   <w:spacing w:before="160" w:after="80"/>
-                  <w:rPr>
-                    <w:rFonts w:ascii="Aptos SemiBold" w:hAnsi="Aptos SemiBold"/>
-                    <w:color w:val="auto"/>
-                    <w:sz w:val="16"/>
-                    <w:szCs w:val="16"/>
-                  </w:rPr>
                 </w:pPr>
                 <w:proofErr w:type="spellStart"/>
                 <w:r>
-                  <w:rPr>
-                    <w:rFonts w:ascii="Aptos SemiBold" w:hAnsi="Aptos SemiBold"/>
-                    <w:color w:val="auto"/>
-                    <w:sz w:val="16"/>
-                    <w:szCs w:val="16"/>
-                  </w:rPr>
                   <w:t>PostingDateCaption</w:t>
                 </w:r>
                 <w:proofErr w:type="spellEnd"/>
@@ -380,51 +322,34 @@
         </w:sdt>
         <w:sdt>
           <w:sdtPr>
-            <w:rPr>
-              <w:rFonts w:ascii="Aptos SemiBold" w:hAnsi="Aptos SemiBold"/>
-              <w:color w:val="auto"/>
-              <w:sz w:val="16"/>
-              <w:szCs w:val="16"/>
-            </w:rPr>
+            <w:rPr/>
             <w:alias w:val="#Nav: /Labels/DocTypeCaption"/>
             <w:tag w:val="#Nav: Deferral_Summary_G_L/1700"/>
             <w:id w:val="-788970528"/>
             <w:placeholder>
               <w:docPart w:val="DE574FF1BDAE4ED3AA3978D4B98DC3CB"/>
             </w:placeholder>
-            <w:dataBinding w:prefixMappings="xmlns:ns0='urn:microsoft-dynamics-nav/reports/Deferral_Summary_G_L/1700/'" w:xpath="/ns0:NavWordReportXmlPart[1]/ns0:Labels[1]/ns0:DocTypeCaption[1]" w:storeItemID="{E9594516-7200-468B-87B2-7A42DF10C81C}"/>
+            <w:dataBinding w:prefixMappings="&lt;xmlns:ns0='urn:microsoft-dynamics-nav/reports/Deferral_Summary_G_L/1700/' " w:xpath="/ns0:NavWordReportXmlPart[1]/ns0:Labels[1]/ns0:DocTypeCaption[1]" w:storeItemID="{E9594516-7200-468B-87B2-7A42DF10C81C}"/>
             <w:text/>
           </w:sdtPr>
           <w:sdtContent>
             <w:tc>
               <w:tcPr>
-                <w:tcW w:w="2233" w:type="dxa"/>
+                <w:tcW w:w="725" w:type="pct"/>
                 <w:tcBorders>
                   <w:top w:val="nil"/>
                   <w:left w:val="nil"/>
-                  <w:bottom w:val="single" w:color="auto" w:sz="4" w:space="0"/>
+                  <w:bottom w:val="single" w:sz="4" w:space="0" w:color="auto"/>
                   <w:right w:val="nil"/>
                 </w:tcBorders>
               </w:tcPr>
               <w:p>
                 <w:pPr>
-                  <w:pStyle w:val="Heading2"/>
+                  <w:pStyle w:val="BCLabel"/>
                   <w:spacing w:before="160" w:after="80"/>
-                  <w:rPr>
-                    <w:rFonts w:ascii="Aptos SemiBold" w:hAnsi="Aptos SemiBold"/>
-                    <w:color w:val="auto"/>
-                    <w:sz w:val="16"/>
-                    <w:szCs w:val="16"/>
-                  </w:rPr>
                 </w:pPr>
                 <w:proofErr w:type="spellStart"/>
                 <w:r>
-                  <w:rPr>
-                    <w:rFonts w:ascii="Aptos SemiBold" w:hAnsi="Aptos SemiBold"/>
-                    <w:color w:val="auto"/>
-                    <w:sz w:val="16"/>
-                    <w:szCs w:val="16"/>
-                  </w:rPr>
                   <w:t>DocTypeCaption</w:t>
                 </w:r>
                 <w:proofErr w:type="spellEnd"/>
@@ -434,51 +359,34 @@
         </w:sdt>
         <w:sdt>
           <w:sdtPr>
-            <w:rPr>
-              <w:rFonts w:ascii="Aptos SemiBold" w:hAnsi="Aptos SemiBold"/>
-              <w:color w:val="auto"/>
-              <w:sz w:val="16"/>
-              <w:szCs w:val="16"/>
-            </w:rPr>
+            <w:rPr/>
             <w:alias w:val="#Nav: /Labels/DocNoCaption"/>
             <w:tag w:val="#Nav: Deferral_Summary_G_L/1700"/>
             <w:id w:val="995606082"/>
             <w:placeholder>
               <w:docPart w:val="7589B1F2E2A04C47A0566EEA5DFFD914"/>
             </w:placeholder>
-            <w:dataBinding w:prefixMappings="xmlns:ns0='urn:microsoft-dynamics-nav/reports/Deferral_Summary_G_L/1700/'" w:xpath="/ns0:NavWordReportXmlPart[1]/ns0:Labels[1]/ns0:DocNoCaption[1]" w:storeItemID="{E9594516-7200-468B-87B2-7A42DF10C81C}"/>
+            <w:dataBinding w:prefixMappings="&lt;xmlns:ns0='urn:microsoft-dynamics-nav/reports/Deferral_Summary_G_L/1700/' " w:xpath="/ns0:NavWordReportXmlPart[1]/ns0:Labels[1]/ns0:DocNoCaption[1]" w:storeItemID="{E9594516-7200-468B-87B2-7A42DF10C81C}"/>
             <w:text/>
           </w:sdtPr>
           <w:sdtContent>
             <w:tc>
               <w:tcPr>
-                <w:tcW w:w="1793" w:type="dxa"/>
+                <w:tcW w:w="582" w:type="pct"/>
                 <w:tcBorders>
                   <w:top w:val="nil"/>
                   <w:left w:val="nil"/>
-                  <w:bottom w:val="single" w:color="auto" w:sz="4" w:space="0"/>
+                  <w:bottom w:val="single" w:sz="4" w:space="0" w:color="auto"/>
                   <w:right w:val="nil"/>
                 </w:tcBorders>
               </w:tcPr>
               <w:p>
                 <w:pPr>
-                  <w:pStyle w:val="Heading2"/>
+                  <w:pStyle w:val="BCLabel"/>
                   <w:spacing w:before="160" w:after="80"/>
-                  <w:rPr>
-                    <w:rFonts w:ascii="Aptos SemiBold" w:hAnsi="Aptos SemiBold"/>
-                    <w:color w:val="auto"/>
-                    <w:sz w:val="16"/>
-                    <w:szCs w:val="16"/>
-                  </w:rPr>
                 </w:pPr>
                 <w:proofErr w:type="spellStart"/>
                 <w:r>
-                  <w:rPr>
-                    <w:rFonts w:ascii="Aptos SemiBold" w:hAnsi="Aptos SemiBold"/>
-                    <w:color w:val="auto"/>
-                    <w:sz w:val="16"/>
-                    <w:szCs w:val="16"/>
-                  </w:rPr>
                   <w:t>DocNoCaption</w:t>
                 </w:r>
                 <w:proofErr w:type="spellEnd"/>
@@ -488,50 +396,33 @@
         </w:sdt>
         <w:sdt>
           <w:sdtPr>
-            <w:rPr>
-              <w:rFonts w:ascii="Aptos SemiBold" w:hAnsi="Aptos SemiBold"/>
-              <w:color w:val="auto"/>
-              <w:sz w:val="16"/>
-              <w:szCs w:val="16"/>
-            </w:rPr>
+            <w:rPr/>
             <w:alias w:val="#Nav: /Labels/DeferralAccountCaption"/>
             <w:tag w:val="#Nav: Deferral_Summary_G_L/1700"/>
             <w:id w:val="1276134345"/>
             <w:placeholder>
               <w:docPart w:val="E04B0ACACAB34BD48716D81F402CC6CE"/>
             </w:placeholder>
-            <w:dataBinding w:prefixMappings="xmlns:ns0='urn:microsoft-dynamics-nav/reports/Deferral_Summary_G_L/1700/'" w:xpath="/ns0:NavWordReportXmlPart[1]/ns0:Labels[1]/ns0:DeferralAccountCaption[1]" w:storeItemID="{E9594516-7200-468B-87B2-7A42DF10C81C}"/>
+            <w:dataBinding w:prefixMappings="&lt;xmlns:ns0='urn:microsoft-dynamics-nav/reports/Deferral_Summary_G_L/1700/' " w:xpath="/ns0:NavWordReportXmlPart[1]/ns0:Labels[1]/ns0:DeferralAccountCaption[1]" w:storeItemID="{E9594516-7200-468B-87B2-7A42DF10C81C}"/>
             <w:text/>
           </w:sdtPr>
           <w:sdtContent>
             <w:tc>
               <w:tcPr>
-                <w:tcW w:w="1793" w:type="dxa"/>
+                <w:tcW w:w="582" w:type="pct"/>
                 <w:tcBorders>
                   <w:top w:val="nil"/>
                   <w:left w:val="nil"/>
-                  <w:bottom w:val="single" w:color="auto" w:sz="4" w:space="0"/>
+                  <w:bottom w:val="single" w:sz="4" w:space="0" w:color="auto"/>
                   <w:right w:val="nil"/>
                 </w:tcBorders>
               </w:tcPr>
               <w:p>
                 <w:pPr>
-                  <w:pStyle w:val="Heading2"/>
+                  <w:pStyle w:val="BCLabel"/>
                   <w:spacing w:before="160" w:after="80"/>
-                  <w:rPr>
-                    <w:rFonts w:ascii="Aptos SemiBold" w:hAnsi="Aptos SemiBold"/>
-                    <w:color w:val="auto"/>
-                    <w:sz w:val="16"/>
-                    <w:szCs w:val="16"/>
-                  </w:rPr>
                 </w:pPr>
                 <w:r>
-                  <w:rPr>
-                    <w:rFonts w:ascii="Aptos SemiBold" w:hAnsi="Aptos SemiBold"/>
-                    <w:color w:val="auto"/>
-                    <w:sz w:val="16"/>
-                    <w:szCs w:val="16"/>
-                  </w:rPr>
                   <w:t>DeferralAccountCaption</w:t>
                 </w:r>
               </w:p>
@@ -540,51 +431,34 @@
         </w:sdt>
         <w:sdt>
           <w:sdtPr>
-            <w:rPr>
-              <w:rFonts w:ascii="Aptos SemiBold" w:hAnsi="Aptos SemiBold"/>
-              <w:color w:val="auto"/>
-              <w:sz w:val="16"/>
-              <w:szCs w:val="16"/>
-            </w:rPr>
+            <w:rPr/>
             <w:alias w:val="#Nav: /Labels/DefStartDateCaption"/>
             <w:tag w:val="#Nav: Deferral_Summary_G_L/1700"/>
             <w:id w:val="268672960"/>
             <w:placeholder>
               <w:docPart w:val="3427535CBECF47DD8DA33362CD0AAE32"/>
             </w:placeholder>
-            <w:dataBinding w:prefixMappings="xmlns:ns0='urn:microsoft-dynamics-nav/reports/Deferral_Summary_G_L/1700/'" w:xpath="/ns0:NavWordReportXmlPart[1]/ns0:Labels[1]/ns0:DefStartDateCaption[1]" w:storeItemID="{E9594516-7200-468B-87B2-7A42DF10C81C}"/>
+            <w:dataBinding w:prefixMappings="&lt;xmlns:ns0='urn:microsoft-dynamics-nav/reports/Deferral_Summary_G_L/1700/' " w:xpath="/ns0:NavWordReportXmlPart[1]/ns0:Labels[1]/ns0:DefStartDateCaption[1]" w:storeItemID="{E9594516-7200-468B-87B2-7A42DF10C81C}"/>
             <w:text/>
           </w:sdtPr>
           <w:sdtContent>
             <w:tc>
               <w:tcPr>
-                <w:tcW w:w="1344" w:type="dxa"/>
+                <w:tcW w:w="437" w:type="pct"/>
                 <w:tcBorders>
                   <w:top w:val="nil"/>
                   <w:left w:val="nil"/>
-                  <w:bottom w:val="single" w:color="auto" w:sz="4" w:space="0"/>
+                  <w:bottom w:val="single" w:sz="4" w:space="0" w:color="auto"/>
                   <w:right w:val="nil"/>
                 </w:tcBorders>
               </w:tcPr>
               <w:p>
                 <w:pPr>
-                  <w:pStyle w:val="Heading2"/>
+                  <w:pStyle w:val="BCLabel"/>
                   <w:spacing w:before="160" w:after="80"/>
-                  <w:rPr>
-                    <w:rFonts w:ascii="Aptos SemiBold" w:hAnsi="Aptos SemiBold"/>
-                    <w:color w:val="auto"/>
-                    <w:sz w:val="16"/>
-                    <w:szCs w:val="16"/>
-                  </w:rPr>
                 </w:pPr>
                 <w:proofErr w:type="spellStart"/>
                 <w:r>
-                  <w:rPr>
-                    <w:rFonts w:ascii="Aptos SemiBold" w:hAnsi="Aptos SemiBold"/>
-                    <w:color w:val="auto"/>
-                    <w:sz w:val="16"/>
-                    <w:szCs w:val="16"/>
-                  </w:rPr>
                   <w:t>DefStartDateCaption</w:t>
                 </w:r>
                 <w:proofErr w:type="spellEnd"/>
@@ -594,52 +468,35 @@
         </w:sdt>
         <w:sdt>
           <w:sdtPr>
-            <w:rPr>
-              <w:rFonts w:ascii="Aptos SemiBold" w:hAnsi="Aptos SemiBold"/>
-              <w:color w:val="auto"/>
-              <w:sz w:val="16"/>
-              <w:szCs w:val="16"/>
-            </w:rPr>
+            <w:rPr/>
             <w:alias w:val="#Nav: /Labels/NoOfPeriodsCaption"/>
             <w:tag w:val="#Nav: Deferral_Summary_G_L/1700"/>
             <w:id w:val="-230074359"/>
             <w:placeholder>
               <w:docPart w:val="7D12A76BB4784B5F94779D89C9D7AB18"/>
             </w:placeholder>
-            <w:dataBinding w:prefixMappings="xmlns:ns0='urn:microsoft-dynamics-nav/reports/Deferral_Summary_G_L/1700/'" w:xpath="/ns0:NavWordReportXmlPart[1]/ns0:Labels[1]/ns0:NoOfPeriodsCaption[1]" w:storeItemID="{E9594516-7200-468B-87B2-7A42DF10C81C}"/>
+            <w:dataBinding w:prefixMappings="&lt;xmlns:ns0='urn:microsoft-dynamics-nav/reports/Deferral_Summary_G_L/1700/' " w:xpath="/ns0:NavWordReportXmlPart[1]/ns0:Labels[1]/ns0:NoOfPeriodsCaption[1]" w:storeItemID="{E9594516-7200-468B-87B2-7A42DF10C81C}"/>
             <w:text/>
           </w:sdtPr>
           <w:sdtContent>
             <w:tc>
               <w:tcPr>
-                <w:tcW w:w="1047" w:type="dxa"/>
+                <w:tcW w:w="340" w:type="pct"/>
                 <w:tcBorders>
                   <w:top w:val="nil"/>
                   <w:left w:val="nil"/>
-                  <w:bottom w:val="single" w:color="auto" w:sz="4" w:space="0"/>
+                  <w:bottom w:val="single" w:sz="4" w:space="0" w:color="auto"/>
                   <w:right w:val="nil"/>
                 </w:tcBorders>
               </w:tcPr>
               <w:p>
                 <w:pPr>
-                  <w:pStyle w:val="Heading2"/>
+                  <w:pStyle w:val="BCLabelNumber"/>
                   <w:spacing w:before="160" w:after="80"/>
                   <w:jc w:val="right"/>
-                  <w:rPr>
-                    <w:rFonts w:ascii="Aptos SemiBold" w:hAnsi="Aptos SemiBold"/>
-                    <w:color w:val="auto"/>
-                    <w:sz w:val="16"/>
-                    <w:szCs w:val="16"/>
-                  </w:rPr>
                 </w:pPr>
                 <w:proofErr w:type="spellStart"/>
                 <w:r>
-                  <w:rPr>
-                    <w:rFonts w:ascii="Aptos SemiBold" w:hAnsi="Aptos SemiBold"/>
-                    <w:color w:val="auto"/>
-                    <w:sz w:val="16"/>
-                    <w:szCs w:val="16"/>
-                  </w:rPr>
                   <w:t>NoOfPeriodsCaption</w:t>
                 </w:r>
                 <w:proofErr w:type="spellEnd"/>
@@ -649,52 +506,35 @@
         </w:sdt>
         <w:sdt>
           <w:sdtPr>
-            <w:rPr>
-              <w:rFonts w:ascii="Aptos SemiBold" w:hAnsi="Aptos SemiBold"/>
-              <w:color w:val="auto"/>
-              <w:sz w:val="16"/>
-              <w:szCs w:val="16"/>
-            </w:rPr>
+            <w:rPr/>
             <w:alias w:val="#Nav: /Labels/AmountRecognizedCaption"/>
             <w:tag w:val="#Nav: Deferral_Summary_G_L/1700"/>
             <w:id w:val="-1166395409"/>
             <w:placeholder>
               <w:docPart w:val="29FBBF0A5F314F73968D117B93F56533"/>
             </w:placeholder>
-            <w:dataBinding w:prefixMappings="xmlns:ns0='urn:microsoft-dynamics-nav/reports/Deferral_Summary_G_L/1700/'" w:xpath="/ns0:NavWordReportXmlPart[1]/ns0:Labels[1]/ns0:AmountRecognizedCaption[1]" w:storeItemID="{E9594516-7200-468B-87B2-7A42DF10C81C}"/>
+            <w:dataBinding w:prefixMappings="&lt;xmlns:ns0='urn:microsoft-dynamics-nav/reports/Deferral_Summary_G_L/1700/' " w:xpath="/ns0:NavWordReportXmlPart[1]/ns0:Labels[1]/ns0:AmountRecognizedCaption[1]" w:storeItemID="{E9594516-7200-468B-87B2-7A42DF10C81C}"/>
             <w:text/>
           </w:sdtPr>
           <w:sdtContent>
             <w:tc>
               <w:tcPr>
-                <w:tcW w:w="1644" w:type="dxa"/>
+                <w:tcW w:w="534" w:type="pct"/>
                 <w:tcBorders>
                   <w:top w:val="nil"/>
                   <w:left w:val="nil"/>
-                  <w:bottom w:val="single" w:color="auto" w:sz="4" w:space="0"/>
+                  <w:bottom w:val="single" w:sz="4" w:space="0" w:color="auto"/>
                   <w:right w:val="nil"/>
                 </w:tcBorders>
               </w:tcPr>
               <w:p>
                 <w:pPr>
-                  <w:pStyle w:val="Heading2"/>
+                  <w:pStyle w:val="BCLabelNumber"/>
                   <w:spacing w:before="160" w:after="80"/>
                   <w:jc w:val="right"/>
-                  <w:rPr>
-                    <w:rFonts w:ascii="Aptos SemiBold" w:hAnsi="Aptos SemiBold"/>
-                    <w:color w:val="auto"/>
-                    <w:sz w:val="16"/>
-                    <w:szCs w:val="16"/>
-                  </w:rPr>
                 </w:pPr>
                 <w:proofErr w:type="spellStart"/>
                 <w:r>
-                  <w:rPr>
-                    <w:rFonts w:ascii="Aptos SemiBold" w:hAnsi="Aptos SemiBold"/>
-                    <w:color w:val="auto"/>
-                    <w:sz w:val="16"/>
-                    <w:szCs w:val="16"/>
-                  </w:rPr>
                   <w:t>AmountRecognizedCaption</w:t>
                 </w:r>
                 <w:proofErr w:type="spellEnd"/>
@@ -704,52 +544,35 @@
         </w:sdt>
         <w:sdt>
           <w:sdtPr>
-            <w:rPr>
-              <w:rFonts w:ascii="Aptos SemiBold" w:hAnsi="Aptos SemiBold"/>
-              <w:color w:val="auto"/>
-              <w:sz w:val="16"/>
-              <w:szCs w:val="16"/>
-            </w:rPr>
+            <w:rPr/>
             <w:alias w:val="#Nav: /Labels/RemAmountDefCaption"/>
             <w:tag w:val="#Nav: Deferral_Summary_G_L/1700"/>
             <w:id w:val="194053828"/>
             <w:placeholder>
               <w:docPart w:val="4743FFD7B6DC4738B9E102A8CBDF9CFC"/>
             </w:placeholder>
-            <w:dataBinding w:prefixMappings="xmlns:ns0='urn:microsoft-dynamics-nav/reports/Deferral_Summary_G_L/1700/'" w:xpath="/ns0:NavWordReportXmlPart[1]/ns0:Labels[1]/ns0:RemAmountDefCaption[1]" w:storeItemID="{E9594516-7200-468B-87B2-7A42DF10C81C}"/>
+            <w:dataBinding w:prefixMappings="&lt;xmlns:ns0='urn:microsoft-dynamics-nav/reports/Deferral_Summary_G_L/1700/' " w:xpath="/ns0:NavWordReportXmlPart[1]/ns0:Labels[1]/ns0:RemAmountDefCaption[1]" w:storeItemID="{E9594516-7200-468B-87B2-7A42DF10C81C}"/>
             <w:text/>
           </w:sdtPr>
           <w:sdtContent>
             <w:tc>
               <w:tcPr>
-                <w:tcW w:w="1943" w:type="dxa"/>
+                <w:tcW w:w="631" w:type="pct"/>
                 <w:tcBorders>
                   <w:top w:val="nil"/>
                   <w:left w:val="nil"/>
-                  <w:bottom w:val="single" w:color="auto" w:sz="4" w:space="0"/>
+                  <w:bottom w:val="single" w:sz="4" w:space="0" w:color="auto"/>
                   <w:right w:val="nil"/>
                 </w:tcBorders>
               </w:tcPr>
               <w:p>
                 <w:pPr>
-                  <w:pStyle w:val="Heading2"/>
+                  <w:pStyle w:val="BCLabelNumber"/>
                   <w:spacing w:before="160" w:after="80"/>
                   <w:jc w:val="right"/>
-                  <w:rPr>
-                    <w:rFonts w:ascii="Aptos SemiBold" w:hAnsi="Aptos SemiBold"/>
-                    <w:color w:val="auto"/>
-                    <w:sz w:val="16"/>
-                    <w:szCs w:val="16"/>
-                  </w:rPr>
                 </w:pPr>
                 <w:proofErr w:type="spellStart"/>
                 <w:r>
-                  <w:rPr>
-                    <w:rFonts w:ascii="Aptos SemiBold" w:hAnsi="Aptos SemiBold"/>
-                    <w:color w:val="auto"/>
-                    <w:sz w:val="16"/>
-                    <w:szCs w:val="16"/>
-                  </w:rPr>
                   <w:t>RemAmountDefCaption</w:t>
                 </w:r>
                 <w:proofErr w:type="spellEnd"/>
@@ -759,52 +582,35 @@
         </w:sdt>
         <w:sdt>
           <w:sdtPr>
-            <w:rPr>
-              <w:rFonts w:ascii="Aptos SemiBold" w:hAnsi="Aptos SemiBold"/>
-              <w:color w:val="auto"/>
-              <w:sz w:val="16"/>
-              <w:szCs w:val="16"/>
-            </w:rPr>
+            <w:rPr/>
             <w:alias w:val="#Nav: /Labels/TotalAmountDefCaption"/>
             <w:tag w:val="#Nav: Deferral_Summary_G_L/1700"/>
             <w:id w:val="-416631689"/>
             <w:placeholder>
               <w:docPart w:val="071663BF9A8C4157BF1D87E77FBA6D47"/>
             </w:placeholder>
-            <w:dataBinding w:prefixMappings="xmlns:ns0='urn:microsoft-dynamics-nav/reports/Deferral_Summary_G_L/1700/'" w:xpath="/ns0:NavWordReportXmlPart[1]/ns0:Labels[1]/ns0:TotalAmountDefCaption[1]" w:storeItemID="{E9594516-7200-468B-87B2-7A42DF10C81C}"/>
+            <w:dataBinding w:prefixMappings="&lt;xmlns:ns0='urn:microsoft-dynamics-nav/reports/Deferral_Summary_G_L/1700/' " w:xpath="/ns0:NavWordReportXmlPart[1]/ns0:Labels[1]/ns0:TotalAmountDefCaption[1]" w:storeItemID="{E9594516-7200-468B-87B2-7A42DF10C81C}"/>
             <w:text/>
           </w:sdtPr>
           <w:sdtContent>
             <w:tc>
               <w:tcPr>
-                <w:tcW w:w="1793" w:type="dxa"/>
+                <w:tcW w:w="583" w:type="pct"/>
                 <w:tcBorders>
                   <w:top w:val="nil"/>
                   <w:left w:val="nil"/>
-                  <w:bottom w:val="single" w:color="auto" w:sz="4" w:space="0"/>
+                  <w:bottom w:val="single" w:sz="4" w:space="0" w:color="auto"/>
                   <w:right w:val="nil"/>
                 </w:tcBorders>
               </w:tcPr>
               <w:p>
                 <w:pPr>
-                  <w:pStyle w:val="Heading2"/>
+                  <w:pStyle w:val="BCLabelNumber"/>
                   <w:spacing w:before="160" w:after="80"/>
                   <w:jc w:val="right"/>
-                  <w:rPr>
-                    <w:rFonts w:ascii="Aptos SemiBold" w:hAnsi="Aptos SemiBold"/>
-                    <w:color w:val="auto"/>
-                    <w:sz w:val="16"/>
-                    <w:szCs w:val="16"/>
-                  </w:rPr>
                 </w:pPr>
                 <w:proofErr w:type="spellStart"/>
                 <w:r>
-                  <w:rPr>
-                    <w:rFonts w:ascii="Aptos SemiBold" w:hAnsi="Aptos SemiBold"/>
-                    <w:color w:val="auto"/>
-                    <w:sz w:val="16"/>
-                    <w:szCs w:val="16"/>
-                  </w:rPr>
                   <w:t>TotalAmountDefCaption</w:t>
                 </w:r>
                 <w:proofErr w:type="spellEnd"/>
@@ -816,32 +622,19 @@
       <w:sdt>
         <w:sdtPr>
           <w:rPr>
-            <w:rFonts w:ascii="Aptos SemiBold" w:hAnsi="Aptos SemiBold" w:eastAsiaTheme="majorEastAsia" w:cstheme="majorBidi"/>
-            <w:color w:val="0F4761" w:themeColor="accent1" w:themeShade="BF"/>
-            <w:sz w:val="16"/>
-            <w:szCs w:val="16"/>
             <w:lang w:val="da-DK" w:eastAsia="da-DK"/>
           </w:rPr>
           <w:alias w:val="#Nav: /GLAccount"/>
           <w:tag w:val="#Nav: Deferral_Summary_G_L/1700"/>
           <w:id w:val="1489206600"/>
-          <w15:dataBinding w:prefixMappings="xmlns:ns0='urn:microsoft-dynamics-nav/reports/Deferral_Summary_G_L/1700/'" w:xpath="/ns0:NavWordReportXmlPart[1]/ns0:GLAccount" w:storeItemID="{E9594516-7200-468B-87B2-7A42DF10C81C}"/>
+          <w15:dataBinding w:prefixMappings="&lt;xmlns:ns0='urn:microsoft-dynamics-nav/reports/Deferral_Summary_G_L/1700/' " w:xpath="/ns0:NavWordReportXmlPart[1]/ns0:GLAccount" w:storeItemID="{E9594516-7200-468B-87B2-7A42DF10C81C}"/>
           <w15:repeatingSection/>
         </w:sdtPr>
-        <w:sdtEndPr>
-          <w:rPr>
-            <w:b/>
-            <w:bCs/>
-          </w:rPr>
-        </w:sdtEndPr>
+        <w:sdtEndPr/>
         <w:sdtContent>
           <w:sdt>
             <w:sdtPr>
               <w:rPr>
-                <w:rFonts w:ascii="Aptos SemiBold" w:hAnsi="Aptos SemiBold" w:eastAsiaTheme="majorEastAsia" w:cstheme="majorBidi"/>
-                <w:color w:val="0F4761" w:themeColor="accent1" w:themeShade="BF"/>
-                <w:sz w:val="16"/>
-                <w:szCs w:val="16"/>
                 <w:lang w:val="da-DK" w:eastAsia="da-DK"/>
               </w:rPr>
               <w:id w:val="-1745561941"/>
@@ -850,22 +643,18 @@
               </w:placeholder>
               <w15:repeatingSectionItem/>
             </w:sdtPr>
-            <w:sdtEndPr>
-              <w:rPr>
-                <w:b/>
-                <w:bCs/>
-              </w:rPr>
-            </w:sdtEndPr>
+            <w:sdtEndPr/>
             <w:sdtContent>
               <w:tr>
                 <w:trPr>
+                  <w:cantSplit/>
                   <w:trHeight w:val="418"/>
                 </w:trPr>
                 <w:tc>
                   <w:tcPr>
-                    <w:tcW w:w="1804" w:type="dxa"/>
+                    <w:tcW w:w="586" w:type="pct"/>
                     <w:tcBorders>
-                      <w:top w:val="single" w:color="auto" w:sz="4" w:space="0"/>
+                      <w:top w:val="single" w:sz="4" w:space="0" w:color="auto"/>
                       <w:left w:val="nil"/>
                       <w:bottom w:val="nil"/>
                       <w:right w:val="nil"/>
@@ -873,57 +662,35 @@
                   </w:tcPr>
                   <w:p>
                     <w:pPr>
+                      <w:pStyle w:val="NoSpacing"/>
                       <w:spacing w:before="360" w:after="180"/>
-                      <w:rPr>
-                        <w:rFonts w:ascii="Aptos SemiBold" w:hAnsi="Aptos SemiBold"/>
-                        <w:sz w:val="16"/>
-                        <w:szCs w:val="16"/>
-                      </w:rPr>
                     </w:pPr>
                     <w:sdt>
                       <w:sdtPr>
-                        <w:rPr>
-                          <w:rFonts w:ascii="Aptos SemiBold" w:hAnsi="Aptos SemiBold"/>
-                          <w:sz w:val="16"/>
-                          <w:szCs w:val="16"/>
-                        </w:rPr>
+                        <w:rPr/>
                         <w:alias w:val="#Nav: /Labels/No_GLAccCaption"/>
                         <w:tag w:val="#Nav: Deferral_Summary_G_L/1700"/>
                         <w:id w:val="303973575"/>
                         <w:placeholder>
                           <w:docPart w:val="DC21502090714587A7E3ED5A8392CF55"/>
                         </w:placeholder>
-                        <w:dataBinding w:prefixMappings="xmlns:ns0='urn:microsoft-dynamics-nav/reports/Deferral_Summary_G_L/1700/'" w:xpath="/ns0:NavWordReportXmlPart[1]/ns0:Labels[1]/ns0:No_GLAccCaption[1]" w:storeItemID="{E9594516-7200-468B-87B2-7A42DF10C81C}"/>
+                        <w:dataBinding w:prefixMappings="&lt;xmlns:ns0='urn:microsoft-dynamics-nav/reports/Deferral_Summary_G_L/1700/' " w:xpath="/ns0:NavWordReportXmlPart[1]/ns0:Labels[1]/ns0:No_GLAccCaption[1]" w:storeItemID="{E9594516-7200-468B-87B2-7A42DF10C81C}"/>
                         <w:text/>
                       </w:sdtPr>
                       <w:sdtContent>
                         <w:proofErr w:type="spellStart"/>
                         <w:r>
-                          <w:rPr>
-                            <w:rFonts w:ascii="Aptos SemiBold" w:hAnsi="Aptos SemiBold"/>
-                            <w:sz w:val="16"/>
-                            <w:szCs w:val="16"/>
-                          </w:rPr>
                           <w:t>No_GLAccCaption</w:t>
                         </w:r>
                         <w:proofErr w:type="spellEnd"/>
                       </w:sdtContent>
                     </w:sdt>
                     <w:r>
-                      <w:rPr>
-                        <w:rFonts w:ascii="Aptos SemiBold" w:hAnsi="Aptos SemiBold"/>
-                        <w:sz w:val="16"/>
-                        <w:szCs w:val="16"/>
-                      </w:rPr>
                       <w:t xml:space="preserve"> </w:t>
                     </w:r>
                     <w:sdt>
                       <w:sdtPr>
-                        <w:rPr>
-                          <w:rFonts w:ascii="Aptos SemiBold" w:hAnsi="Aptos SemiBold"/>
-                          <w:sz w:val="16"/>
-                          <w:szCs w:val="16"/>
-                        </w:rPr>
+                        <w:rPr/>
                         <w:alias w:val="Hide Table Row If Empty"/>
                         <w:tag w:val="#BC:HideTableRowIfEmpty"/>
                         <w:id w:val="-1576584128"/>
@@ -935,28 +702,19 @@
                       <w:sdtContent>
                         <w:sdt>
                           <w:sdtPr>
-                            <w:rPr>
-                              <w:rFonts w:ascii="Aptos SemiBold" w:hAnsi="Aptos SemiBold"/>
-                              <w:sz w:val="16"/>
-                              <w:szCs w:val="16"/>
-                            </w:rPr>
+                            <w:rPr/>
                             <w:alias w:val="#Nav: /GLAccount/Posted_Deferral_Header/No_GLAcc"/>
                             <w:tag w:val="#Nav: Deferral_Summary_G_L/1700"/>
                             <w:id w:val="-104121262"/>
                             <w:placeholder>
                               <w:docPart w:val="F9E11E633A9F48A1A9532F11BCE488AB"/>
                             </w:placeholder>
-                            <w:dataBinding w:prefixMappings="xmlns:ns0='urn:microsoft-dynamics-nav/reports/Deferral_Summary_G_L/1700/'" w:xpath="/ns0:NavWordReportXmlPart[1]/ns0:GLAccount[1]/ns0:Posted_Deferral_Header[1]/ns0:No_GLAcc[1]" w:storeItemID="{E9594516-7200-468B-87B2-7A42DF10C81C}"/>
+                            <w:dataBinding w:prefixMappings="&lt;xmlns:ns0='urn:microsoft-dynamics-nav/reports/Deferral_Summary_G_L/1700/' " w:xpath="/ns0:NavWordReportXmlPart[1]/ns0:GLAccount[1]/ns0:Posted_Deferral_Header[1]/ns0:No_GLAcc[1]" w:storeItemID="{E9594516-7200-468B-87B2-7A42DF10C81C}"/>
                             <w:text/>
                           </w:sdtPr>
                           <w:sdtContent>
                             <w:proofErr w:type="spellStart"/>
                             <w:r>
-                              <w:rPr>
-                                <w:rFonts w:ascii="Aptos SemiBold" w:hAnsi="Aptos SemiBold"/>
-                                <w:sz w:val="16"/>
-                                <w:szCs w:val="16"/>
-                              </w:rPr>
                               <w:t>No_GLAcc</w:t>
                             </w:r>
                             <w:proofErr w:type="spellEnd"/>
@@ -965,37 +723,28 @@
                       </w:sdtContent>
                     </w:sdt>
                     <w:r>
-                      <w:rPr>
-                        <w:rFonts w:ascii="Aptos SemiBold" w:hAnsi="Aptos SemiBold"/>
-                        <w:sz w:val="16"/>
-                        <w:szCs w:val="16"/>
-                      </w:rPr>
                       <w:t xml:space="preserve"> </w:t>
                     </w:r>
                   </w:p>
                 </w:tc>
                 <w:sdt>
                   <w:sdtPr>
-                    <w:rPr>
-                      <w:rFonts w:ascii="Aptos SemiBold" w:hAnsi="Aptos SemiBold"/>
-                      <w:sz w:val="16"/>
-                      <w:szCs w:val="16"/>
-                    </w:rPr>
+                    <w:rPr/>
                     <w:alias w:val="#Nav: /GLAccount/Posted_Deferral_Header/AccountName"/>
                     <w:tag w:val="#Nav: Deferral_Summary_G_L/1700"/>
                     <w:id w:val="-1561789675"/>
                     <w:placeholder>
                       <w:docPart w:val="BC4B4FDE102C46559F56D378C49F5FE8"/>
                     </w:placeholder>
-                    <w:dataBinding w:prefixMappings="xmlns:ns0='urn:microsoft-dynamics-nav/reports/Deferral_Summary_G_L/1700/'" w:xpath="/ns0:NavWordReportXmlPart[1]/ns0:GLAccount[1]/ns0:Posted_Deferral_Header[1]/ns0:AccountName[1]" w:storeItemID="{E9594516-7200-468B-87B2-7A42DF10C81C}"/>
+                    <w:dataBinding w:prefixMappings="&lt;xmlns:ns0='urn:microsoft-dynamics-nav/reports/Deferral_Summary_G_L/1700/' " w:xpath="/ns0:NavWordReportXmlPart[1]/ns0:GLAccount[1]/ns0:Posted_Deferral_Header[1]/ns0:AccountName[1]" w:storeItemID="{E9594516-7200-468B-87B2-7A42DF10C81C}"/>
                     <w:text/>
                   </w:sdtPr>
                   <w:sdtContent>
                     <w:tc>
                       <w:tcPr>
-                        <w:tcW w:w="2233" w:type="dxa"/>
+                        <w:tcW w:w="725" w:type="pct"/>
                         <w:tcBorders>
-                          <w:top w:val="single" w:color="auto" w:sz="4" w:space="0"/>
+                          <w:top w:val="single" w:sz="4" w:space="0" w:color="auto"/>
                           <w:left w:val="nil"/>
                           <w:bottom w:val="nil"/>
                           <w:right w:val="nil"/>
@@ -1003,20 +752,11 @@
                       </w:tcPr>
                       <w:p>
                         <w:pPr>
+                          <w:pStyle w:val="NoSpacing"/>
                           <w:spacing w:before="360" w:after="180"/>
-                          <w:rPr>
-                            <w:rFonts w:ascii="Aptos SemiBold" w:hAnsi="Aptos SemiBold"/>
-                            <w:sz w:val="16"/>
-                            <w:szCs w:val="16"/>
-                          </w:rPr>
                         </w:pPr>
                         <w:proofErr w:type="spellStart"/>
                         <w:r>
-                          <w:rPr>
-                            <w:rFonts w:ascii="Aptos SemiBold" w:hAnsi="Aptos SemiBold"/>
-                            <w:sz w:val="16"/>
-                            <w:szCs w:val="16"/>
-                          </w:rPr>
                           <w:t>AccountName</w:t>
                         </w:r>
                         <w:proofErr w:type="spellEnd"/>
@@ -1026,9 +766,9 @@
                 </w:sdt>
                 <w:tc>
                   <w:tcPr>
-                    <w:tcW w:w="1793" w:type="dxa"/>
+                    <w:tcW w:w="582" w:type="pct"/>
                     <w:tcBorders>
-                      <w:top w:val="single" w:color="auto" w:sz="4" w:space="0"/>
+                      <w:top w:val="single" w:sz="4" w:space="0" w:color="auto"/>
                       <w:left w:val="nil"/>
                       <w:bottom w:val="nil"/>
                       <w:right w:val="nil"/>
@@ -1036,20 +776,16 @@
                   </w:tcPr>
                   <w:p>
                     <w:pPr>
+                      <w:pStyle w:val="NoSpacing"/>
                       <w:spacing w:before="360" w:after="180"/>
-                      <w:rPr>
-                        <w:rFonts w:ascii="Aptos SemiBold" w:hAnsi="Aptos SemiBold"/>
-                        <w:sz w:val="16"/>
-                        <w:szCs w:val="16"/>
-                      </w:rPr>
                     </w:pPr>
                   </w:p>
                 </w:tc>
                 <w:tc>
                   <w:tcPr>
-                    <w:tcW w:w="1793" w:type="dxa"/>
+                    <w:tcW w:w="582" w:type="pct"/>
                     <w:tcBorders>
-                      <w:top w:val="single" w:color="auto" w:sz="4" w:space="0"/>
+                      <w:top w:val="single" w:sz="4" w:space="0" w:color="auto"/>
                       <w:left w:val="nil"/>
                       <w:bottom w:val="nil"/>
                       <w:right w:val="nil"/>
@@ -1057,20 +793,16 @@
                   </w:tcPr>
                   <w:p>
                     <w:pPr>
+                      <w:pStyle w:val="NoSpacing"/>
                       <w:spacing w:before="360" w:after="180"/>
-                      <w:rPr>
-                        <w:rFonts w:ascii="Aptos SemiBold" w:hAnsi="Aptos SemiBold"/>
-                        <w:sz w:val="16"/>
-                        <w:szCs w:val="16"/>
-                      </w:rPr>
                     </w:pPr>
                   </w:p>
                 </w:tc>
                 <w:tc>
                   <w:tcPr>
-                    <w:tcW w:w="1344" w:type="dxa"/>
+                    <w:tcW w:w="437" w:type="pct"/>
                     <w:tcBorders>
-                      <w:top w:val="single" w:color="auto" w:sz="4" w:space="0"/>
+                      <w:top w:val="single" w:sz="4" w:space="0" w:color="auto"/>
                       <w:left w:val="nil"/>
                       <w:bottom w:val="nil"/>
                       <w:right w:val="nil"/>
@@ -1078,20 +810,16 @@
                   </w:tcPr>
                   <w:p>
                     <w:pPr>
+                      <w:pStyle w:val="NoSpacing"/>
                       <w:spacing w:before="360" w:after="180"/>
-                      <w:rPr>
-                        <w:rFonts w:ascii="Aptos SemiBold" w:hAnsi="Aptos SemiBold"/>
-                        <w:sz w:val="16"/>
-                        <w:szCs w:val="16"/>
-                      </w:rPr>
                     </w:pPr>
                   </w:p>
                 </w:tc>
                 <w:tc>
                   <w:tcPr>
-                    <w:tcW w:w="1047" w:type="dxa"/>
+                    <w:tcW w:w="340" w:type="pct"/>
                     <w:tcBorders>
-                      <w:top w:val="single" w:color="auto" w:sz="4" w:space="0"/>
+                      <w:top w:val="single" w:sz="4" w:space="0" w:color="auto"/>
                       <w:left w:val="nil"/>
                       <w:bottom w:val="nil"/>
                       <w:right w:val="nil"/>
@@ -1099,20 +827,16 @@
                   </w:tcPr>
                   <w:p>
                     <w:pPr>
+                      <w:pStyle w:val="NoSpacing"/>
                       <w:spacing w:before="360" w:after="180"/>
-                      <w:rPr>
-                        <w:rFonts w:ascii="Aptos SemiBold" w:hAnsi="Aptos SemiBold"/>
-                        <w:sz w:val="16"/>
-                        <w:szCs w:val="16"/>
-                      </w:rPr>
                     </w:pPr>
                   </w:p>
                 </w:tc>
                 <w:tc>
                   <w:tcPr>
-                    <w:tcW w:w="1644" w:type="dxa"/>
+                    <w:tcW w:w="534" w:type="pct"/>
                     <w:tcBorders>
-                      <w:top w:val="single" w:color="auto" w:sz="4" w:space="0"/>
+                      <w:top w:val="single" w:sz="4" w:space="0" w:color="auto"/>
                       <w:left w:val="nil"/>
                       <w:bottom w:val="nil"/>
                       <w:right w:val="nil"/>
@@ -1120,20 +844,16 @@
                   </w:tcPr>
                   <w:p>
                     <w:pPr>
+                      <w:pStyle w:val="NoSpacing"/>
                       <w:spacing w:before="360" w:after="180"/>
-                      <w:rPr>
-                        <w:rFonts w:ascii="Aptos SemiBold" w:hAnsi="Aptos SemiBold"/>
-                        <w:sz w:val="16"/>
-                        <w:szCs w:val="16"/>
-                      </w:rPr>
                     </w:pPr>
                   </w:p>
                 </w:tc>
                 <w:tc>
                   <w:tcPr>
-                    <w:tcW w:w="1943" w:type="dxa"/>
+                    <w:tcW w:w="631" w:type="pct"/>
                     <w:tcBorders>
-                      <w:top w:val="single" w:color="auto" w:sz="4" w:space="0"/>
+                      <w:top w:val="single" w:sz="4" w:space="0" w:color="auto"/>
                       <w:left w:val="nil"/>
                       <w:bottom w:val="nil"/>
                       <w:right w:val="nil"/>
@@ -1141,20 +861,16 @@
                   </w:tcPr>
                   <w:p>
                     <w:pPr>
+                      <w:pStyle w:val="NoSpacing"/>
                       <w:spacing w:before="360" w:after="180"/>
-                      <w:rPr>
-                        <w:rFonts w:ascii="Aptos SemiBold" w:hAnsi="Aptos SemiBold"/>
-                        <w:sz w:val="16"/>
-                        <w:szCs w:val="16"/>
-                      </w:rPr>
                     </w:pPr>
                   </w:p>
                 </w:tc>
                 <w:tc>
                   <w:tcPr>
-                    <w:tcW w:w="1793" w:type="dxa"/>
+                    <w:tcW w:w="583" w:type="pct"/>
                     <w:tcBorders>
-                      <w:top w:val="single" w:color="auto" w:sz="4" w:space="0"/>
+                      <w:top w:val="single" w:sz="4" w:space="0" w:color="auto"/>
                       <w:left w:val="nil"/>
                       <w:bottom w:val="nil"/>
                       <w:right w:val="nil"/>
@@ -1162,12 +878,8 @@
                   </w:tcPr>
                   <w:p>
                     <w:pPr>
+                      <w:pStyle w:val="NoSpacing"/>
                       <w:spacing w:before="360" w:after="180"/>
-                      <w:rPr>
-                        <w:rFonts w:ascii="Aptos SemiBold" w:hAnsi="Aptos SemiBold"/>
-                        <w:sz w:val="16"/>
-                        <w:szCs w:val="16"/>
-                      </w:rPr>
                     </w:pPr>
                   </w:p>
                 </w:tc>
@@ -1175,24 +887,18 @@
               <w:sdt>
                 <w:sdtPr>
                   <w:rPr>
-                    <w:rFonts w:cs="Segoe UI"/>
-                    <w:sz w:val="16"/>
-                    <w:szCs w:val="16"/>
                     <w:lang w:val="da-DK" w:eastAsia="da-DK"/>
                   </w:rPr>
                   <w:alias w:val="#Nav: /GLAccount/Posted_Deferral_Header"/>
                   <w:tag w:val="#Nav: Deferral_Summary_G_L/1700"/>
                   <w:id w:val="-1215507654"/>
-                  <w15:dataBinding w:prefixMappings="xmlns:ns0='urn:microsoft-dynamics-nav/reports/Deferral_Summary_G_L/1700/'" w:xpath="/ns0:NavWordReportXmlPart[1]/ns0:GLAccount[1]/ns0:Posted_Deferral_Header" w:storeItemID="{E9594516-7200-468B-87B2-7A42DF10C81C}"/>
+                  <w15:dataBinding w:prefixMappings="&lt;xmlns:ns0='urn:microsoft-dynamics-nav/reports/Deferral_Summary_G_L/1700/' " w:xpath="/ns0:NavWordReportXmlPart[1]/ns0:GLAccount[1]/ns0:Posted_Deferral_Header" w:storeItemID="{E9594516-7200-468B-87B2-7A42DF10C81C}"/>
                   <w15:repeatingSection/>
                 </w:sdtPr>
                 <w:sdtContent>
                   <w:sdt>
                     <w:sdtPr>
                       <w:rPr>
-                        <w:rFonts w:cs="Segoe UI"/>
-                        <w:sz w:val="16"/>
-                        <w:szCs w:val="16"/>
                         <w:lang w:val="da-DK" w:eastAsia="da-DK"/>
                       </w:rPr>
                       <w:id w:val="-870147648"/>
@@ -1204,14 +910,12 @@
                     <w:sdtContent>
                       <w:tr>
                         <w:trPr>
+                          <w:cantSplit/>
                           <w:trHeight w:val="418"/>
                         </w:trPr>
                         <w:sdt>
                           <w:sdtPr>
                             <w:rPr>
-                              <w:rFonts w:cs="Segoe UI"/>
-                              <w:sz w:val="16"/>
-                              <w:szCs w:val="16"/>
                               <w:lang w:val="da-DK" w:eastAsia="da-DK"/>
                             </w:rPr>
                             <w:alias w:val="Hide Table Row If Empty"/>
@@ -1231,9 +935,6 @@
                             <w:sdt>
                               <w:sdtPr>
                                 <w:rPr>
-                                  <w:rFonts w:cs="Segoe UI"/>
-                                  <w:sz w:val="16"/>
-                                  <w:szCs w:val="16"/>
                                   <w:lang w:val="da-DK" w:eastAsia="da-DK"/>
                                 </w:rPr>
                                 <w:alias w:val="#Nav: /GLAccount/Posted_Deferral_Header/PostingDate"/>
@@ -1242,7 +943,7 @@
                                 <w:placeholder>
                                   <w:docPart w:val="BC4B4FDE102C46559F56D378C49F5FE8"/>
                                 </w:placeholder>
-                                <w:dataBinding w:prefixMappings="xmlns:ns0='urn:microsoft-dynamics-nav/reports/Deferral_Summary_G_L/1700/'" w:xpath="/ns0:NavWordReportXmlPart[1]/ns0:GLAccount[1]/ns0:Posted_Deferral_Header[1]/ns0:PostingDate[1]" w:storeItemID="{E9594516-7200-468B-87B2-7A42DF10C81C}"/>
+                                <w:dataBinding w:prefixMappings="&lt;xmlns:ns0='urn:microsoft-dynamics-nav/reports/Deferral_Summary_G_L/1700/' " w:xpath="/ns0:NavWordReportXmlPart[1]/ns0:GLAccount[1]/ns0:Posted_Deferral_Header[1]/ns0:PostingDate[1]" w:storeItemID="{E9594516-7200-468B-87B2-7A42DF10C81C}"/>
                                 <w:text/>
                               </w:sdtPr>
                               <w:sdtEndPr>
@@ -1253,30 +954,21 @@
                               <w:sdtContent>
                                 <w:tc>
                                   <w:tcPr>
-                                    <w:tcW w:w="1804" w:type="dxa"/>
+                                    <w:tcW w:w="586" w:type="pct"/>
                                     <w:tcBorders>
                                       <w:top w:val="nil"/>
                                       <w:left w:val="nil"/>
-                                      <w:bottom w:val="single" w:color="F5F7F8" w:sz="4" w:space="0"/>
+                                      <w:bottom w:val="single" w:sz="4" w:space="0" w:color="F5F7F8"/>
                                       <w:right w:val="nil"/>
                                     </w:tcBorders>
                                     <w:vAlign w:val="center"/>
                                   </w:tcPr>
                                   <w:p>
                                     <w:pPr>
-                                      <w:rPr>
-                                        <w:rFonts w:cs="Segoe UI"/>
-                                        <w:sz w:val="16"/>
-                                        <w:szCs w:val="16"/>
-                                      </w:rPr>
+                                      <w:pStyle w:val="NoSpacing"/>
                                     </w:pPr>
                                     <w:proofErr w:type="spellStart"/>
                                     <w:r>
-                                      <w:rPr>
-                                        <w:rFonts w:cs="Segoe UI"/>
-                                        <w:sz w:val="16"/>
-                                        <w:szCs w:val="16"/>
-                                      </w:rPr>
                                       <w:t>PostingDate</w:t>
                                     </w:r>
                                     <w:proofErr w:type="spellEnd"/>
@@ -1288,47 +980,34 @@
                         </w:sdt>
                         <w:sdt>
                           <w:sdtPr>
-                            <w:rPr>
-                              <w:rFonts w:cs="Segoe UI"/>
-                              <w:sz w:val="16"/>
-                              <w:szCs w:val="16"/>
-                            </w:rPr>
+                            <w:rPr/>
                             <w:alias w:val="#Nav: /GLAccount/Posted_Deferral_Header/GLDocTypeString"/>
                             <w:tag w:val="#Nav: Deferral_Summary_G_L/1700"/>
                             <w:id w:val="-636021228"/>
                             <w:placeholder>
                               <w:docPart w:val="BC4B4FDE102C46559F56D378C49F5FE8"/>
                             </w:placeholder>
-                            <w:dataBinding w:prefixMappings="xmlns:ns0='urn:microsoft-dynamics-nav/reports/Deferral_Summary_G_L/1700/'" w:xpath="/ns0:NavWordReportXmlPart[1]/ns0:GLAccount[1]/ns0:Posted_Deferral_Header[1]/ns0:GLDocTypeString[1]" w:storeItemID="{E9594516-7200-468B-87B2-7A42DF10C81C}"/>
+                            <w:dataBinding w:prefixMappings="&lt;xmlns:ns0='urn:microsoft-dynamics-nav/reports/Deferral_Summary_G_L/1700/' " w:xpath="/ns0:NavWordReportXmlPart[1]/ns0:GLAccount[1]/ns0:Posted_Deferral_Header[1]/ns0:GLDocTypeString[1]" w:storeItemID="{E9594516-7200-468B-87B2-7A42DF10C81C}"/>
                             <w:text/>
                           </w:sdtPr>
                           <w:sdtContent>
                             <w:tc>
                               <w:tcPr>
-                                <w:tcW w:w="2233" w:type="dxa"/>
+                                <w:tcW w:w="725" w:type="pct"/>
                                 <w:tcBorders>
                                   <w:top w:val="nil"/>
                                   <w:left w:val="nil"/>
-                                  <w:bottom w:val="single" w:color="F5F7F8" w:sz="4" w:space="0"/>
+                                  <w:bottom w:val="single" w:sz="4" w:space="0" w:color="F5F7F8"/>
                                   <w:right w:val="nil"/>
                                 </w:tcBorders>
                                 <w:vAlign w:val="center"/>
                               </w:tcPr>
                               <w:p>
                                 <w:pPr>
-                                  <w:rPr>
-                                    <w:rFonts w:cs="Segoe UI"/>
-                                    <w:sz w:val="16"/>
-                                    <w:szCs w:val="16"/>
-                                  </w:rPr>
+                                  <w:pStyle w:val="NoSpacing"/>
                                 </w:pPr>
                                 <w:proofErr w:type="spellStart"/>
                                 <w:r>
-                                  <w:rPr>
-                                    <w:rFonts w:cs="Segoe UI"/>
-                                    <w:sz w:val="16"/>
-                                    <w:szCs w:val="16"/>
-                                  </w:rPr>
                                   <w:t>GLDocTypeString</w:t>
                                 </w:r>
                                 <w:proofErr w:type="spellEnd"/>
@@ -1338,46 +1017,33 @@
                         </w:sdt>
                         <w:sdt>
                           <w:sdtPr>
-                            <w:rPr>
-                              <w:rFonts w:cs="Segoe UI"/>
-                              <w:sz w:val="16"/>
-                              <w:szCs w:val="16"/>
-                            </w:rPr>
+                            <w:rPr/>
                             <w:alias w:val="#Nav: /GLAccount/Posted_Deferral_Header/GenJnlDocNo"/>
                             <w:tag w:val="#Nav: Deferral_Summary_G_L/1700"/>
                             <w:id w:val="1060434059"/>
                             <w:placeholder>
                               <w:docPart w:val="BC4B4FDE102C46559F56D378C49F5FE8"/>
                             </w:placeholder>
-                            <w:dataBinding w:prefixMappings="xmlns:ns0='urn:microsoft-dynamics-nav/reports/Deferral_Summary_G_L/1700/'" w:xpath="/ns0:NavWordReportXmlPart[1]/ns0:GLAccount[1]/ns0:Posted_Deferral_Header[1]/ns0:GenJnlDocNo[1]" w:storeItemID="{E9594516-7200-468B-87B2-7A42DF10C81C}"/>
+                            <w:dataBinding w:prefixMappings="&lt;xmlns:ns0='urn:microsoft-dynamics-nav/reports/Deferral_Summary_G_L/1700/' " w:xpath="/ns0:NavWordReportXmlPart[1]/ns0:GLAccount[1]/ns0:Posted_Deferral_Header[1]/ns0:GenJnlDocNo[1]" w:storeItemID="{E9594516-7200-468B-87B2-7A42DF10C81C}"/>
                             <w:text/>
                           </w:sdtPr>
                           <w:sdtContent>
                             <w:tc>
                               <w:tcPr>
-                                <w:tcW w:w="1793" w:type="dxa"/>
+                                <w:tcW w:w="582" w:type="pct"/>
                                 <w:tcBorders>
                                   <w:top w:val="nil"/>
                                   <w:left w:val="nil"/>
-                                  <w:bottom w:val="single" w:color="F5F7F8" w:sz="4" w:space="0"/>
+                                  <w:bottom w:val="single" w:sz="4" w:space="0" w:color="F5F7F8"/>
                                   <w:right w:val="nil"/>
                                 </w:tcBorders>
                                 <w:vAlign w:val="center"/>
                               </w:tcPr>
                               <w:p>
                                 <w:pPr>
-                                  <w:rPr>
-                                    <w:rFonts w:cs="Segoe UI"/>
-                                    <w:sz w:val="16"/>
-                                    <w:szCs w:val="16"/>
-                                  </w:rPr>
+                                  <w:pStyle w:val="NoSpacing"/>
                                 </w:pPr>
                                 <w:r>
-                                  <w:rPr>
-                                    <w:rFonts w:cs="Segoe UI"/>
-                                    <w:sz w:val="16"/>
-                                    <w:szCs w:val="16"/>
-                                  </w:rPr>
                                   <w:t>GenJnlDocNo</w:t>
                                 </w:r>
                               </w:p>
@@ -1386,47 +1052,34 @@
                         </w:sdt>
                         <w:sdt>
                           <w:sdtPr>
-                            <w:rPr>
-                              <w:rFonts w:cs="Segoe UI"/>
-                              <w:sz w:val="16"/>
-                              <w:szCs w:val="16"/>
-                            </w:rPr>
+                            <w:rPr/>
                             <w:alias w:val="#Nav: /GLAccount/Posted_Deferral_Header/DeferralAccount"/>
                             <w:tag w:val="#Nav: Deferral_Summary_G_L/1700"/>
                             <w:id w:val="1880974051"/>
                             <w:placeholder>
                               <w:docPart w:val="BC4B4FDE102C46559F56D378C49F5FE8"/>
                             </w:placeholder>
-                            <w:dataBinding w:prefixMappings="xmlns:ns0='urn:microsoft-dynamics-nav/reports/Deferral_Summary_G_L/1700/'" w:xpath="/ns0:NavWordReportXmlPart[1]/ns0:GLAccount[1]/ns0:Posted_Deferral_Header[1]/ns0:DeferralAccount[1]" w:storeItemID="{E9594516-7200-468B-87B2-7A42DF10C81C}"/>
+                            <w:dataBinding w:prefixMappings="&lt;xmlns:ns0='urn:microsoft-dynamics-nav/reports/Deferral_Summary_G_L/1700/' " w:xpath="/ns0:NavWordReportXmlPart[1]/ns0:GLAccount[1]/ns0:Posted_Deferral_Header[1]/ns0:DeferralAccount[1]" w:storeItemID="{E9594516-7200-468B-87B2-7A42DF10C81C}"/>
                             <w:text/>
                           </w:sdtPr>
                           <w:sdtContent>
                             <w:tc>
                               <w:tcPr>
-                                <w:tcW w:w="1793" w:type="dxa"/>
+                                <w:tcW w:w="582" w:type="pct"/>
                                 <w:tcBorders>
                                   <w:top w:val="nil"/>
                                   <w:left w:val="nil"/>
-                                  <w:bottom w:val="single" w:color="F5F7F8" w:sz="4" w:space="0"/>
+                                  <w:bottom w:val="single" w:sz="4" w:space="0" w:color="F5F7F8"/>
                                   <w:right w:val="nil"/>
                                 </w:tcBorders>
                                 <w:vAlign w:val="center"/>
                               </w:tcPr>
                               <w:p>
                                 <w:pPr>
-                                  <w:rPr>
-                                    <w:rFonts w:cs="Segoe UI"/>
-                                    <w:sz w:val="16"/>
-                                    <w:szCs w:val="16"/>
-                                  </w:rPr>
+                                  <w:pStyle w:val="NoSpacing"/>
                                 </w:pPr>
                                 <w:proofErr w:type="spellStart"/>
                                 <w:r>
-                                  <w:rPr>
-                                    <w:rFonts w:cs="Segoe UI"/>
-                                    <w:sz w:val="16"/>
-                                    <w:szCs w:val="16"/>
-                                  </w:rPr>
                                   <w:t>DeferralAccount</w:t>
                                 </w:r>
                                 <w:proofErr w:type="spellEnd"/>
@@ -1436,47 +1089,34 @@
                         </w:sdt>
                         <w:sdt>
                           <w:sdtPr>
-                            <w:rPr>
-                              <w:rFonts w:cs="Segoe UI"/>
-                              <w:sz w:val="16"/>
-                              <w:szCs w:val="16"/>
-                            </w:rPr>
+                            <w:rPr/>
                             <w:alias w:val="#Nav: /GLAccount/Posted_Deferral_Header/DeferralStartDate"/>
                             <w:tag w:val="#Nav: Deferral_Summary_G_L/1700"/>
                             <w:id w:val="-432977463"/>
                             <w:placeholder>
                               <w:docPart w:val="BC4B4FDE102C46559F56D378C49F5FE8"/>
                             </w:placeholder>
-                            <w:dataBinding w:prefixMappings="xmlns:ns0='urn:microsoft-dynamics-nav/reports/Deferral_Summary_G_L/1700/'" w:xpath="/ns0:NavWordReportXmlPart[1]/ns0:GLAccount[1]/ns0:Posted_Deferral_Header[1]/ns0:DeferralStartDate[1]" w:storeItemID="{E9594516-7200-468B-87B2-7A42DF10C81C}"/>
+                            <w:dataBinding w:prefixMappings="&lt;xmlns:ns0='urn:microsoft-dynamics-nav/reports/Deferral_Summary_G_L/1700/' " w:xpath="/ns0:NavWordReportXmlPart[1]/ns0:GLAccount[1]/ns0:Posted_Deferral_Header[1]/ns0:DeferralStartDate[1]" w:storeItemID="{E9594516-7200-468B-87B2-7A42DF10C81C}"/>
                             <w:text/>
                           </w:sdtPr>
                           <w:sdtContent>
                             <w:tc>
                               <w:tcPr>
-                                <w:tcW w:w="1344" w:type="dxa"/>
+                                <w:tcW w:w="437" w:type="pct"/>
                                 <w:tcBorders>
                                   <w:top w:val="nil"/>
                                   <w:left w:val="nil"/>
-                                  <w:bottom w:val="single" w:color="F5F7F8" w:sz="4" w:space="0"/>
+                                  <w:bottom w:val="single" w:sz="4" w:space="0" w:color="F5F7F8"/>
                                   <w:right w:val="nil"/>
                                 </w:tcBorders>
                                 <w:vAlign w:val="center"/>
                               </w:tcPr>
                               <w:p>
                                 <w:pPr>
-                                  <w:rPr>
-                                    <w:rFonts w:cs="Segoe UI"/>
-                                    <w:sz w:val="16"/>
-                                    <w:szCs w:val="16"/>
-                                  </w:rPr>
+                                  <w:pStyle w:val="NoSpacing"/>
                                 </w:pPr>
                                 <w:proofErr w:type="spellStart"/>
                                 <w:r>
-                                  <w:rPr>
-                                    <w:rFonts w:cs="Segoe UI"/>
-                                    <w:sz w:val="16"/>
-                                    <w:szCs w:val="16"/>
-                                  </w:rPr>
                                   <w:t>DeferralStartDate</w:t>
                                 </w:r>
                                 <w:proofErr w:type="spellEnd"/>
@@ -1486,48 +1126,35 @@
                         </w:sdt>
                         <w:sdt>
                           <w:sdtPr>
-                            <w:rPr>
-                              <w:rFonts w:cs="Segoe UI"/>
-                              <w:sz w:val="16"/>
-                              <w:szCs w:val="16"/>
-                            </w:rPr>
+                            <w:rPr/>
                             <w:alias w:val="#Nav: /GLAccount/Posted_Deferral_Header/NumOfPeriods"/>
                             <w:tag w:val="#Nav: Deferral_Summary_G_L/1700"/>
                             <w:id w:val="-171872843"/>
                             <w:placeholder>
                               <w:docPart w:val="BC4B4FDE102C46559F56D378C49F5FE8"/>
                             </w:placeholder>
-                            <w:dataBinding w:prefixMappings="xmlns:ns0='urn:microsoft-dynamics-nav/reports/Deferral_Summary_G_L/1700/'" w:xpath="/ns0:NavWordReportXmlPart[1]/ns0:GLAccount[1]/ns0:Posted_Deferral_Header[1]/ns0:NumOfPeriods[1]" w:storeItemID="{E9594516-7200-468B-87B2-7A42DF10C81C}"/>
+                            <w:dataBinding w:prefixMappings="&lt;xmlns:ns0='urn:microsoft-dynamics-nav/reports/Deferral_Summary_G_L/1700/' " w:xpath="/ns0:NavWordReportXmlPart[1]/ns0:GLAccount[1]/ns0:Posted_Deferral_Header[1]/ns0:NumOfPeriods[1]" w:storeItemID="{E9594516-7200-468B-87B2-7A42DF10C81C}"/>
                             <w:text/>
                           </w:sdtPr>
                           <w:sdtContent>
                             <w:tc>
                               <w:tcPr>
-                                <w:tcW w:w="1047" w:type="dxa"/>
+                                <w:tcW w:w="340" w:type="pct"/>
                                 <w:tcBorders>
                                   <w:top w:val="nil"/>
                                   <w:left w:val="nil"/>
-                                  <w:bottom w:val="single" w:color="F5F7F8" w:sz="4" w:space="0"/>
+                                  <w:bottom w:val="single" w:sz="4" w:space="0" w:color="F5F7F8"/>
                                   <w:right w:val="nil"/>
                                 </w:tcBorders>
                                 <w:vAlign w:val="center"/>
                               </w:tcPr>
                               <w:p>
                                 <w:pPr>
+                                  <w:pStyle w:val="BCNumber"/>
                                   <w:jc w:val="right"/>
-                                  <w:rPr>
-                                    <w:rFonts w:cs="Segoe UI"/>
-                                    <w:sz w:val="16"/>
-                                    <w:szCs w:val="16"/>
-                                  </w:rPr>
                                 </w:pPr>
                                 <w:proofErr w:type="spellStart"/>
                                 <w:r>
-                                  <w:rPr>
-                                    <w:rFonts w:cs="Segoe UI"/>
-                                    <w:sz w:val="16"/>
-                                    <w:szCs w:val="16"/>
-                                  </w:rPr>
                                   <w:t>NumOfPeriods</w:t>
                                 </w:r>
                                 <w:proofErr w:type="spellEnd"/>
@@ -1537,48 +1164,35 @@
                         </w:sdt>
                         <w:sdt>
                           <w:sdtPr>
-                            <w:rPr>
-                              <w:rFonts w:cs="Segoe UI"/>
-                              <w:sz w:val="16"/>
-                              <w:szCs w:val="16"/>
-                            </w:rPr>
+                            <w:rPr/>
                             <w:alias w:val="#Nav: /GLAccount/Posted_Deferral_Header/AmtRecognized"/>
                             <w:tag w:val="#Nav: Deferral_Summary_G_L/1700"/>
                             <w:id w:val="152186920"/>
                             <w:placeholder>
                               <w:docPart w:val="BC4B4FDE102C46559F56D378C49F5FE8"/>
                             </w:placeholder>
-                            <w:dataBinding w:prefixMappings="xmlns:ns0='urn:microsoft-dynamics-nav/reports/Deferral_Summary_G_L/1700/'" w:xpath="/ns0:NavWordReportXmlPart[1]/ns0:GLAccount[1]/ns0:Posted_Deferral_Header[1]/ns0:AmtRecognized[1]" w:storeItemID="{E9594516-7200-468B-87B2-7A42DF10C81C}"/>
+                            <w:dataBinding w:prefixMappings="&lt;xmlns:ns0='urn:microsoft-dynamics-nav/reports/Deferral_Summary_G_L/1700/' " w:xpath="/ns0:NavWordReportXmlPart[1]/ns0:GLAccount[1]/ns0:Posted_Deferral_Header[1]/ns0:AmtRecognized[1]" w:storeItemID="{E9594516-7200-468B-87B2-7A42DF10C81C}"/>
                             <w:text/>
                           </w:sdtPr>
                           <w:sdtContent>
                             <w:tc>
                               <w:tcPr>
-                                <w:tcW w:w="1644" w:type="dxa"/>
+                                <w:tcW w:w="534" w:type="pct"/>
                                 <w:tcBorders>
                                   <w:top w:val="nil"/>
                                   <w:left w:val="nil"/>
-                                  <w:bottom w:val="single" w:color="F5F7F8" w:sz="4" w:space="0"/>
+                                  <w:bottom w:val="single" w:sz="4" w:space="0" w:color="F5F7F8"/>
                                   <w:right w:val="nil"/>
                                 </w:tcBorders>
                                 <w:vAlign w:val="center"/>
                               </w:tcPr>
                               <w:p>
                                 <w:pPr>
+                                  <w:pStyle w:val="BCNumber"/>
                                   <w:jc w:val="right"/>
-                                  <w:rPr>
-                                    <w:rFonts w:cs="Segoe UI"/>
-                                    <w:sz w:val="16"/>
-                                    <w:szCs w:val="16"/>
-                                  </w:rPr>
                                 </w:pPr>
                                 <w:proofErr w:type="spellStart"/>
                                 <w:r>
-                                  <w:rPr>
-                                    <w:rFonts w:cs="Segoe UI"/>
-                                    <w:sz w:val="16"/>
-                                    <w:szCs w:val="16"/>
-                                  </w:rPr>
                                   <w:t>AmtRecognized</w:t>
                                 </w:r>
                                 <w:proofErr w:type="spellEnd"/>
@@ -1588,48 +1202,35 @@
                         </w:sdt>
                         <w:sdt>
                           <w:sdtPr>
-                            <w:rPr>
-                              <w:rFonts w:cs="Segoe UI"/>
-                              <w:sz w:val="16"/>
-                              <w:szCs w:val="16"/>
-                            </w:rPr>
+                            <w:rPr/>
                             <w:alias w:val="#Nav: /GLAccount/Posted_Deferral_Header/RemainingAmtDeferred"/>
                             <w:tag w:val="#Nav: Deferral_Summary_G_L/1700"/>
                             <w:id w:val="-916402398"/>
                             <w:placeholder>
                               <w:docPart w:val="BC4B4FDE102C46559F56D378C49F5FE8"/>
                             </w:placeholder>
-                            <w:dataBinding w:prefixMappings="xmlns:ns0='urn:microsoft-dynamics-nav/reports/Deferral_Summary_G_L/1700/'" w:xpath="/ns0:NavWordReportXmlPart[1]/ns0:GLAccount[1]/ns0:Posted_Deferral_Header[1]/ns0:RemainingAmtDeferred[1]" w:storeItemID="{E9594516-7200-468B-87B2-7A42DF10C81C}"/>
+                            <w:dataBinding w:prefixMappings="&lt;xmlns:ns0='urn:microsoft-dynamics-nav/reports/Deferral_Summary_G_L/1700/' " w:xpath="/ns0:NavWordReportXmlPart[1]/ns0:GLAccount[1]/ns0:Posted_Deferral_Header[1]/ns0:RemainingAmtDeferred[1]" w:storeItemID="{E9594516-7200-468B-87B2-7A42DF10C81C}"/>
                             <w:text/>
                           </w:sdtPr>
                           <w:sdtContent>
                             <w:tc>
                               <w:tcPr>
-                                <w:tcW w:w="1943" w:type="dxa"/>
+                                <w:tcW w:w="631" w:type="pct"/>
                                 <w:tcBorders>
                                   <w:top w:val="nil"/>
                                   <w:left w:val="nil"/>
-                                  <w:bottom w:val="single" w:color="F5F7F8" w:sz="4" w:space="0"/>
+                                  <w:bottom w:val="single" w:sz="4" w:space="0" w:color="F5F7F8"/>
                                   <w:right w:val="nil"/>
                                 </w:tcBorders>
                                 <w:vAlign w:val="center"/>
                               </w:tcPr>
                               <w:p>
                                 <w:pPr>
+                                  <w:pStyle w:val="BCNumber"/>
                                   <w:jc w:val="right"/>
-                                  <w:rPr>
-                                    <w:rFonts w:cs="Segoe UI"/>
-                                    <w:sz w:val="16"/>
-                                    <w:szCs w:val="16"/>
-                                  </w:rPr>
                                 </w:pPr>
                                 <w:proofErr w:type="spellStart"/>
                                 <w:r>
-                                  <w:rPr>
-                                    <w:rFonts w:cs="Segoe UI"/>
-                                    <w:sz w:val="16"/>
-                                    <w:szCs w:val="16"/>
-                                  </w:rPr>
                                   <w:t>RemainingAmtDeferred</w:t>
                                 </w:r>
                                 <w:proofErr w:type="spellEnd"/>
@@ -1639,48 +1240,35 @@
                         </w:sdt>
                         <w:sdt>
                           <w:sdtPr>
-                            <w:rPr>
-                              <w:rFonts w:cs="Segoe UI"/>
-                              <w:sz w:val="16"/>
-                              <w:szCs w:val="16"/>
-                            </w:rPr>
+                            <w:rPr/>
                             <w:alias w:val="#Nav: /GLAccount/Posted_Deferral_Header/TotalAmtDeferred"/>
                             <w:tag w:val="#Nav: Deferral_Summary_G_L/1700"/>
                             <w:id w:val="-963349006"/>
                             <w:placeholder>
                               <w:docPart w:val="BC4B4FDE102C46559F56D378C49F5FE8"/>
                             </w:placeholder>
-                            <w:dataBinding w:prefixMappings="xmlns:ns0='urn:microsoft-dynamics-nav/reports/Deferral_Summary_G_L/1700/'" w:xpath="/ns0:NavWordReportXmlPart[1]/ns0:GLAccount[1]/ns0:Posted_Deferral_Header[1]/ns0:TotalAmtDeferred[1]" w:storeItemID="{E9594516-7200-468B-87B2-7A42DF10C81C}"/>
+                            <w:dataBinding w:prefixMappings="&lt;xmlns:ns0='urn:microsoft-dynamics-nav/reports/Deferral_Summary_G_L/1700/' " w:xpath="/ns0:NavWordReportXmlPart[1]/ns0:GLAccount[1]/ns0:Posted_Deferral_Header[1]/ns0:TotalAmtDeferred[1]" w:storeItemID="{E9594516-7200-468B-87B2-7A42DF10C81C}"/>
                             <w:text/>
                           </w:sdtPr>
                           <w:sdtContent>
                             <w:tc>
                               <w:tcPr>
-                                <w:tcW w:w="1793" w:type="dxa"/>
+                                <w:tcW w:w="583" w:type="pct"/>
                                 <w:tcBorders>
                                   <w:top w:val="nil"/>
                                   <w:left w:val="nil"/>
-                                  <w:bottom w:val="single" w:color="F5F7F8" w:sz="4" w:space="0"/>
+                                  <w:bottom w:val="single" w:sz="4" w:space="0" w:color="F5F7F8"/>
                                   <w:right w:val="nil"/>
                                 </w:tcBorders>
                                 <w:vAlign w:val="center"/>
                               </w:tcPr>
                               <w:p>
                                 <w:pPr>
+                                  <w:pStyle w:val="BCNumber"/>
                                   <w:jc w:val="right"/>
-                                  <w:rPr>
-                                    <w:rFonts w:cs="Segoe UI"/>
-                                    <w:sz w:val="16"/>
-                                    <w:szCs w:val="16"/>
-                                  </w:rPr>
                                 </w:pPr>
                                 <w:proofErr w:type="spellStart"/>
                                 <w:r>
-                                  <w:rPr>
-                                    <w:rFonts w:cs="Segoe UI"/>
-                                    <w:sz w:val="16"/>
-                                    <w:szCs w:val="16"/>
-                                  </w:rPr>
                                   <w:t>TotalAmtDeferred</w:t>
                                 </w:r>
                                 <w:proofErr w:type="spellEnd"/>
@@ -1695,373 +1283,296 @@
               </w:sdt>
               <w:tr>
                 <w:trPr>
-                  <w:trHeight w:val="245" w:hRule="exact"/>
+                  <w:cantSplit/>
+                  <w:trHeight w:hRule="atLeast" w:val="245"/>
                 </w:trPr>
                 <w:tc>
                   <w:tcPr>
-                    <w:tcW w:w="1804" w:type="dxa"/>
+                    <w:tcW w:w="586" w:type="pct"/>
                     <w:tcBorders>
-                      <w:top w:val="single" w:color="F5F7F8" w:sz="4" w:space="0"/>
+                      <w:top w:val="single" w:sz="4" w:space="0" w:color="F5F7F8"/>
                       <w:left w:val="nil"/>
-                      <w:bottom w:val="single" w:color="auto" w:sz="4" w:space="0"/>
+                      <w:bottom w:val="single" w:sz="4" w:space="0" w:color="auto"/>
                       <w:right w:val="nil"/>
                     </w:tcBorders>
                     <w:shd w:val="clear" w:color="FFFFFF" w:fill="FFFFFF"/>
                   </w:tcPr>
                   <w:p>
                     <w:pPr>
-                      <w:rPr>
-                        <w:rFonts w:cs="Segoe UI"/>
-                        <w:sz w:val="16"/>
-                        <w:szCs w:val="16"/>
-                      </w:rPr>
+                      <w:pStyle w:val="NoSpacing"/>
                     </w:pPr>
                   </w:p>
                 </w:tc>
                 <w:tc>
                   <w:tcPr>
-                    <w:tcW w:w="2233" w:type="dxa"/>
+                    <w:tcW w:w="725" w:type="pct"/>
                     <w:tcBorders>
-                      <w:top w:val="single" w:color="F5F7F8" w:sz="4" w:space="0"/>
+                      <w:top w:val="single" w:sz="4" w:space="0" w:color="F5F7F8"/>
                       <w:left w:val="nil"/>
-                      <w:bottom w:val="single" w:color="auto" w:sz="4" w:space="0"/>
+                      <w:bottom w:val="single" w:sz="4" w:space="0" w:color="auto"/>
                       <w:right w:val="nil"/>
                     </w:tcBorders>
                     <w:shd w:val="clear" w:color="FFFFFF" w:fill="FFFFFF"/>
                   </w:tcPr>
                   <w:p>
                     <w:pPr>
-                      <w:rPr>
-                        <w:rFonts w:cs="Segoe UI"/>
-                        <w:sz w:val="16"/>
-                        <w:szCs w:val="16"/>
-                      </w:rPr>
+                      <w:pStyle w:val="NoSpacing"/>
                     </w:pPr>
                   </w:p>
                 </w:tc>
                 <w:tc>
                   <w:tcPr>
-                    <w:tcW w:w="1793" w:type="dxa"/>
+                    <w:tcW w:w="582" w:type="pct"/>
                     <w:tcBorders>
-                      <w:top w:val="single" w:color="F5F7F8" w:sz="4" w:space="0"/>
+                      <w:top w:val="single" w:sz="4" w:space="0" w:color="F5F7F8"/>
                       <w:left w:val="nil"/>
-                      <w:bottom w:val="single" w:color="auto" w:sz="4" w:space="0"/>
+                      <w:bottom w:val="single" w:sz="4" w:space="0" w:color="auto"/>
                       <w:right w:val="nil"/>
                     </w:tcBorders>
                     <w:shd w:val="clear" w:color="FFFFFF" w:fill="FFFFFF"/>
                   </w:tcPr>
                   <w:p>
                     <w:pPr>
-                      <w:rPr>
-                        <w:rFonts w:cs="Segoe UI"/>
-                        <w:sz w:val="16"/>
-                        <w:szCs w:val="16"/>
-                      </w:rPr>
+                      <w:pStyle w:val="NoSpacing"/>
                     </w:pPr>
                   </w:p>
                 </w:tc>
                 <w:tc>
                   <w:tcPr>
-                    <w:tcW w:w="1793" w:type="dxa"/>
+                    <w:tcW w:w="582" w:type="pct"/>
                     <w:tcBorders>
-                      <w:top w:val="single" w:color="F5F7F8" w:sz="4" w:space="0"/>
+                      <w:top w:val="single" w:sz="4" w:space="0" w:color="F5F7F8"/>
                       <w:left w:val="nil"/>
-                      <w:bottom w:val="single" w:color="auto" w:sz="4" w:space="0"/>
+                      <w:bottom w:val="single" w:sz="4" w:space="0" w:color="auto"/>
                       <w:right w:val="nil"/>
                     </w:tcBorders>
                     <w:shd w:val="clear" w:color="FFFFFF" w:fill="FFFFFF"/>
                   </w:tcPr>
                   <w:p>
                     <w:pPr>
-                      <w:rPr>
-                        <w:rFonts w:cs="Segoe UI"/>
-                        <w:sz w:val="16"/>
-                        <w:szCs w:val="16"/>
-                      </w:rPr>
+                      <w:pStyle w:val="NoSpacing"/>
                     </w:pPr>
                   </w:p>
                 </w:tc>
                 <w:tc>
                   <w:tcPr>
-                    <w:tcW w:w="1344" w:type="dxa"/>
+                    <w:tcW w:w="437" w:type="pct"/>
                     <w:tcBorders>
-                      <w:top w:val="single" w:color="F5F7F8" w:sz="4" w:space="0"/>
+                      <w:top w:val="single" w:sz="4" w:space="0" w:color="F5F7F8"/>
                       <w:left w:val="nil"/>
-                      <w:bottom w:val="single" w:color="auto" w:sz="4" w:space="0"/>
+                      <w:bottom w:val="single" w:sz="4" w:space="0" w:color="auto"/>
                       <w:right w:val="nil"/>
                     </w:tcBorders>
                     <w:shd w:val="clear" w:color="FFFFFF" w:fill="FFFFFF"/>
                   </w:tcPr>
                   <w:p>
                     <w:pPr>
-                      <w:rPr>
-                        <w:rFonts w:cs="Segoe UI"/>
-                        <w:sz w:val="16"/>
-                        <w:szCs w:val="16"/>
-                      </w:rPr>
+                      <w:pStyle w:val="NoSpacing"/>
                     </w:pPr>
                   </w:p>
                 </w:tc>
                 <w:tc>
                   <w:tcPr>
-                    <w:tcW w:w="1047" w:type="dxa"/>
+                    <w:tcW w:w="340" w:type="pct"/>
                     <w:tcBorders>
-                      <w:top w:val="single" w:color="F5F7F8" w:sz="4" w:space="0"/>
+                      <w:top w:val="single" w:sz="4" w:space="0" w:color="F5F7F8"/>
                       <w:left w:val="nil"/>
-                      <w:bottom w:val="single" w:color="auto" w:sz="4" w:space="0"/>
+                      <w:bottom w:val="single" w:sz="4" w:space="0" w:color="auto"/>
                       <w:right w:val="nil"/>
                     </w:tcBorders>
                     <w:shd w:val="clear" w:color="FFFFFF" w:fill="FFFFFF"/>
                   </w:tcPr>
                   <w:p>
                     <w:pPr>
-                      <w:rPr>
-                        <w:rFonts w:cs="Segoe UI"/>
-                        <w:sz w:val="16"/>
-                        <w:szCs w:val="16"/>
-                      </w:rPr>
+                      <w:pStyle w:val="NoSpacing"/>
                     </w:pPr>
                   </w:p>
                 </w:tc>
                 <w:tc>
                   <w:tcPr>
-                    <w:tcW w:w="1644" w:type="dxa"/>
+                    <w:tcW w:w="534" w:type="pct"/>
                     <w:tcBorders>
-                      <w:top w:val="single" w:color="F5F7F8" w:sz="4" w:space="0"/>
+                      <w:top w:val="single" w:sz="4" w:space="0" w:color="F5F7F8"/>
                       <w:left w:val="nil"/>
-                      <w:bottom w:val="single" w:color="auto" w:sz="4" w:space="0"/>
+                      <w:bottom w:val="single" w:sz="4" w:space="0" w:color="auto"/>
                       <w:right w:val="nil"/>
                     </w:tcBorders>
                     <w:shd w:val="clear" w:color="FFFFFF" w:fill="FFFFFF"/>
                   </w:tcPr>
                   <w:p>
                     <w:pPr>
-                      <w:rPr>
-                        <w:rFonts w:cs="Segoe UI"/>
-                        <w:sz w:val="16"/>
-                        <w:szCs w:val="16"/>
-                      </w:rPr>
+                      <w:pStyle w:val="NoSpacing"/>
                     </w:pPr>
                   </w:p>
                 </w:tc>
                 <w:tc>
                   <w:tcPr>
-                    <w:tcW w:w="1943" w:type="dxa"/>
+                    <w:tcW w:w="631" w:type="pct"/>
                     <w:tcBorders>
-                      <w:top w:val="single" w:color="F5F7F8" w:sz="4" w:space="0"/>
+                      <w:top w:val="single" w:sz="4" w:space="0" w:color="F5F7F8"/>
                       <w:left w:val="nil"/>
-                      <w:bottom w:val="single" w:color="auto" w:sz="4" w:space="0"/>
+                      <w:bottom w:val="single" w:sz="4" w:space="0" w:color="auto"/>
                       <w:right w:val="nil"/>
                     </w:tcBorders>
                     <w:shd w:val="clear" w:color="FFFFFF" w:fill="FFFFFF"/>
                   </w:tcPr>
                   <w:p>
                     <w:pPr>
-                      <w:rPr>
-                        <w:rFonts w:cs="Segoe UI"/>
-                        <w:sz w:val="16"/>
-                        <w:szCs w:val="16"/>
-                      </w:rPr>
+                      <w:pStyle w:val="NoSpacing"/>
                     </w:pPr>
                   </w:p>
                 </w:tc>
                 <w:tc>
                   <w:tcPr>
-                    <w:tcW w:w="1793" w:type="dxa"/>
+                    <w:tcW w:w="583" w:type="pct"/>
                     <w:tcBorders>
-                      <w:top w:val="single" w:color="F5F7F8" w:sz="4" w:space="0"/>
+                      <w:top w:val="single" w:sz="4" w:space="0" w:color="F5F7F8"/>
                       <w:left w:val="nil"/>
-                      <w:bottom w:val="single" w:color="auto" w:sz="4" w:space="0"/>
+                      <w:bottom w:val="single" w:sz="4" w:space="0" w:color="auto"/>
                       <w:right w:val="nil"/>
                     </w:tcBorders>
                     <w:shd w:val="clear" w:color="FFFFFF" w:fill="FFFFFF"/>
                   </w:tcPr>
                   <w:p>
                     <w:pPr>
-                      <w:rPr>
-                        <w:rFonts w:cs="Segoe UI"/>
-                        <w:sz w:val="16"/>
-                        <w:szCs w:val="16"/>
-                      </w:rPr>
+                      <w:pStyle w:val="NoSpacing"/>
                     </w:pPr>
                   </w:p>
                 </w:tc>
               </w:tr>
               <w:tr>
                 <w:trPr>
+                  <w:cantSplit/>
                   <w:trHeight w:val="418"/>
                 </w:trPr>
                 <w:tc>
                   <w:tcPr>
-                    <w:tcW w:w="1804" w:type="dxa"/>
+                    <w:tcW w:w="586" w:type="pct"/>
                     <w:tcBorders>
-                      <w:top w:val="single" w:color="auto" w:sz="4" w:space="0"/>
+                      <w:top w:val="single" w:sz="4" w:space="0" w:color="auto"/>
                       <w:left w:val="nil"/>
-                      <w:bottom w:val="single" w:color="auto" w:sz="8" w:space="0"/>
+                      <w:bottom w:val="single" w:sz="8" w:space="0" w:color="auto"/>
                       <w:right w:val="nil"/>
                     </w:tcBorders>
                     <w:shd w:val="clear" w:color="FFFFFF" w:fill="FFFFFF"/>
                   </w:tcPr>
                   <w:p>
                     <w:pPr>
+                      <w:pStyle w:val="NoSpacing"/>
                       <w:spacing w:before="120" w:after="120"/>
-                      <w:rPr>
-                        <w:rFonts w:ascii="Segoe UI Semibold" w:hAnsi="Segoe UI Semibold" w:cs="Segoe UI Semibold"/>
-                        <w:b/>
-                        <w:bCs/>
-                        <w:sz w:val="16"/>
-                        <w:szCs w:val="16"/>
-                      </w:rPr>
                     </w:pPr>
                   </w:p>
                 </w:tc>
                 <w:tc>
                   <w:tcPr>
-                    <w:tcW w:w="2233" w:type="dxa"/>
+                    <w:tcW w:w="725" w:type="pct"/>
                     <w:tcBorders>
-                      <w:top w:val="single" w:color="auto" w:sz="4" w:space="0"/>
+                      <w:top w:val="single" w:sz="4" w:space="0" w:color="auto"/>
                       <w:left w:val="nil"/>
-                      <w:bottom w:val="single" w:color="auto" w:sz="8" w:space="0"/>
+                      <w:bottom w:val="single" w:sz="8" w:space="0" w:color="auto"/>
                       <w:right w:val="nil"/>
                     </w:tcBorders>
                     <w:shd w:val="clear" w:color="FFFFFF" w:fill="FFFFFF"/>
                   </w:tcPr>
                   <w:p>
                     <w:pPr>
+                      <w:pStyle w:val="NoSpacing"/>
                       <w:spacing w:before="120" w:after="120"/>
-                      <w:rPr>
-                        <w:rFonts w:ascii="Segoe UI Semibold" w:hAnsi="Segoe UI Semibold" w:cs="Segoe UI Semibold"/>
-                        <w:b/>
-                        <w:bCs/>
-                        <w:sz w:val="16"/>
-                        <w:szCs w:val="16"/>
-                      </w:rPr>
                     </w:pPr>
                   </w:p>
                 </w:tc>
                 <w:tc>
                   <w:tcPr>
-                    <w:tcW w:w="1793" w:type="dxa"/>
+                    <w:tcW w:w="582" w:type="pct"/>
                     <w:tcBorders>
-                      <w:top w:val="single" w:color="auto" w:sz="4" w:space="0"/>
+                      <w:top w:val="single" w:sz="4" w:space="0" w:color="auto"/>
                       <w:left w:val="nil"/>
-                      <w:bottom w:val="single" w:color="auto" w:sz="8" w:space="0"/>
+                      <w:bottom w:val="single" w:sz="8" w:space="0" w:color="auto"/>
                       <w:right w:val="nil"/>
                     </w:tcBorders>
                     <w:shd w:val="clear" w:color="FFFFFF" w:fill="FFFFFF"/>
                   </w:tcPr>
                   <w:p>
                     <w:pPr>
+                      <w:pStyle w:val="NoSpacing"/>
                       <w:spacing w:before="120" w:after="120"/>
-                      <w:rPr>
-                        <w:rFonts w:ascii="Segoe UI Semibold" w:hAnsi="Segoe UI Semibold" w:cs="Segoe UI Semibold"/>
-                        <w:b/>
-                        <w:bCs/>
-                        <w:sz w:val="16"/>
-                        <w:szCs w:val="16"/>
-                      </w:rPr>
                     </w:pPr>
                   </w:p>
                 </w:tc>
                 <w:tc>
                   <w:tcPr>
-                    <w:tcW w:w="1793" w:type="dxa"/>
+                    <w:tcW w:w="582" w:type="pct"/>
                     <w:tcBorders>
-                      <w:top w:val="single" w:color="auto" w:sz="4" w:space="0"/>
+                      <w:top w:val="single" w:sz="4" w:space="0" w:color="auto"/>
                       <w:left w:val="nil"/>
-                      <w:bottom w:val="single" w:color="auto" w:sz="8" w:space="0"/>
+                      <w:bottom w:val="single" w:sz="8" w:space="0" w:color="auto"/>
                       <w:right w:val="nil"/>
                     </w:tcBorders>
                     <w:shd w:val="clear" w:color="FFFFFF" w:fill="FFFFFF"/>
                   </w:tcPr>
                   <w:p>
                     <w:pPr>
+                      <w:pStyle w:val="NoSpacing"/>
                       <w:spacing w:before="120" w:after="120"/>
-                      <w:rPr>
-                        <w:rFonts w:ascii="Segoe UI Semibold" w:hAnsi="Segoe UI Semibold" w:cs="Segoe UI Semibold"/>
-                        <w:b/>
-                        <w:bCs/>
-                        <w:sz w:val="16"/>
-                        <w:szCs w:val="16"/>
-                      </w:rPr>
                     </w:pPr>
                   </w:p>
                 </w:tc>
                 <w:tc>
                   <w:tcPr>
-                    <w:tcW w:w="1344" w:type="dxa"/>
+                    <w:tcW w:w="437" w:type="pct"/>
                     <w:tcBorders>
-                      <w:top w:val="single" w:color="auto" w:sz="4" w:space="0"/>
+                      <w:top w:val="single" w:sz="4" w:space="0" w:color="auto"/>
                       <w:left w:val="nil"/>
-                      <w:bottom w:val="single" w:color="auto" w:sz="8" w:space="0"/>
+                      <w:bottom w:val="single" w:sz="8" w:space="0" w:color="auto"/>
                       <w:right w:val="nil"/>
                     </w:tcBorders>
                     <w:shd w:val="clear" w:color="FFFFFF" w:fill="FFFFFF"/>
                   </w:tcPr>
                   <w:p>
                     <w:pPr>
+                      <w:pStyle w:val="NoSpacing"/>
                       <w:spacing w:before="120" w:after="120"/>
-                      <w:rPr>
-                        <w:rFonts w:ascii="Segoe UI Semibold" w:hAnsi="Segoe UI Semibold" w:cs="Segoe UI Semibold"/>
-                        <w:b/>
-                        <w:bCs/>
-                        <w:sz w:val="16"/>
-                        <w:szCs w:val="16"/>
-                      </w:rPr>
                     </w:pPr>
                   </w:p>
                 </w:tc>
                 <w:tc>
                   <w:tcPr>
-                    <w:tcW w:w="1047" w:type="dxa"/>
+                    <w:tcW w:w="340" w:type="pct"/>
                     <w:tcBorders>
-                      <w:top w:val="single" w:color="auto" w:sz="4" w:space="0"/>
+                      <w:top w:val="single" w:sz="4" w:space="0" w:color="auto"/>
                       <w:left w:val="nil"/>
-                      <w:bottom w:val="single" w:color="auto" w:sz="8" w:space="0"/>
+                      <w:bottom w:val="single" w:sz="8" w:space="0" w:color="auto"/>
                       <w:right w:val="nil"/>
                     </w:tcBorders>
                     <w:shd w:val="clear" w:color="FFFFFF" w:fill="FFFFFF"/>
                   </w:tcPr>
                   <w:p>
                     <w:pPr>
+                      <w:pStyle w:val="NoSpacing"/>
                       <w:spacing w:before="120" w:after="120"/>
-                      <w:rPr>
-                        <w:rFonts w:ascii="Segoe UI Semibold" w:hAnsi="Segoe UI Semibold" w:cs="Segoe UI Semibold"/>
-                        <w:b/>
-                        <w:bCs/>
-                        <w:sz w:val="16"/>
-                        <w:szCs w:val="16"/>
-                      </w:rPr>
                     </w:pPr>
                   </w:p>
                 </w:tc>
                 <w:sdt>
                   <w:sdtPr>
-                    <w:rPr>
-                      <w:rFonts w:ascii="Aptos SemiBold" w:hAnsi="Aptos SemiBold"/>
-                      <w:b/>
-                      <w:bCs/>
-                      <w:color w:val="auto"/>
-                      <w:sz w:val="16"/>
-                      <w:szCs w:val="16"/>
-                    </w:rPr>
+                    <w:rPr/>
                     <w:alias w:val="#Nav: /GLAccount/Totals/SumAmtRecognized"/>
                     <w:tag w:val="#Nav: Deferral_Summary_G_L/1700"/>
                     <w:id w:val="810523372"/>
                     <w:placeholder>
                       <w:docPart w:val="BC4B4FDE102C46559F56D378C49F5FE8"/>
                     </w:placeholder>
-                    <w:dataBinding w:prefixMappings="xmlns:ns0='urn:microsoft-dynamics-nav/reports/Deferral_Summary_G_L/1700/'" w:xpath="/ns0:NavWordReportXmlPart[1]/ns0:GLAccount[1]/ns0:Totals[1]/ns0:SumAmtRecognized[1]" w:storeItemID="{E9594516-7200-468B-87B2-7A42DF10C81C}"/>
+                    <w:dataBinding w:prefixMappings="&lt;xmlns:ns0='urn:microsoft-dynamics-nav/reports/Deferral_Summary_G_L/1700/' " w:xpath="/ns0:NavWordReportXmlPart[1]/ns0:GLAccount[1]/ns0:Totals[1]/ns0:SumAmtRecognized[1]" w:storeItemID="{E9594516-7200-468B-87B2-7A42DF10C81C}"/>
                     <w:text/>
                   </w:sdtPr>
                   <w:sdtContent>
                     <w:tc>
                       <w:tcPr>
-                        <w:tcW w:w="1644" w:type="dxa"/>
+                        <w:tcW w:w="534" w:type="pct"/>
                         <w:tcBorders>
-                          <w:top w:val="single" w:color="auto" w:sz="4" w:space="0"/>
+                          <w:top w:val="single" w:sz="4" w:space="0" w:color="auto"/>
                           <w:left w:val="nil"/>
-                          <w:bottom w:val="single" w:color="auto" w:sz="8" w:space="0"/>
+                          <w:bottom w:val="single" w:sz="8" w:space="0" w:color="auto"/>
                           <w:right w:val="nil"/>
                         </w:tcBorders>
                         <w:shd w:val="clear" w:color="FFFFFF" w:fill="FFFFFF"/>
@@ -2069,28 +1580,12 @@
                       </w:tcPr>
                       <w:p>
                         <w:pPr>
-                          <w:pStyle w:val="Heading2"/>
+                          <w:pStyle w:val="BCLabelNumber"/>
                           <w:spacing w:before="120" w:after="120"/>
                           <w:jc w:val="right"/>
-                          <w:rPr>
-                            <w:rFonts w:ascii="Aptos SemiBold" w:hAnsi="Aptos SemiBold"/>
-                            <w:b/>
-                            <w:bCs/>
-                            <w:color w:val="auto"/>
-                            <w:sz w:val="16"/>
-                            <w:szCs w:val="16"/>
-                          </w:rPr>
                         </w:pPr>
                         <w:proofErr w:type="spellStart"/>
                         <w:r>
-                          <w:rPr>
-                            <w:rFonts w:ascii="Aptos SemiBold" w:hAnsi="Aptos SemiBold"/>
-                            <w:b/>
-                            <w:bCs/>
-                            <w:color w:val="auto"/>
-                            <w:sz w:val="16"/>
-                            <w:szCs w:val="16"/>
-                          </w:rPr>
                           <w:t>SumAmtRecognized</w:t>
                         </w:r>
                         <w:proofErr w:type="spellEnd"/>
@@ -2100,31 +1595,24 @@
                 </w:sdt>
                 <w:sdt>
                   <w:sdtPr>
-                    <w:rPr>
-                      <w:rFonts w:ascii="Aptos SemiBold" w:hAnsi="Aptos SemiBold"/>
-                      <w:b/>
-                      <w:bCs/>
-                      <w:color w:val="auto"/>
-                      <w:sz w:val="16"/>
-                      <w:szCs w:val="16"/>
-                    </w:rPr>
+                    <w:rPr/>
                     <w:alias w:val="#Nav: /GLAccount/Totals/SumRemainingAmtDeferred"/>
                     <w:tag w:val="#Nav: Deferral_Summary_G_L/1700"/>
                     <w:id w:val="-1652831485"/>
                     <w:placeholder>
                       <w:docPart w:val="BC4B4FDE102C46559F56D378C49F5FE8"/>
                     </w:placeholder>
-                    <w:dataBinding w:prefixMappings="xmlns:ns0='urn:microsoft-dynamics-nav/reports/Deferral_Summary_G_L/1700/'" w:xpath="/ns0:NavWordReportXmlPart[1]/ns0:GLAccount[1]/ns0:Totals[1]/ns0:SumRemainingAmtDeferred[1]" w:storeItemID="{E9594516-7200-468B-87B2-7A42DF10C81C}"/>
+                    <w:dataBinding w:prefixMappings="&lt;xmlns:ns0='urn:microsoft-dynamics-nav/reports/Deferral_Summary_G_L/1700/' " w:xpath="/ns0:NavWordReportXmlPart[1]/ns0:GLAccount[1]/ns0:Totals[1]/ns0:SumRemainingAmtDeferred[1]" w:storeItemID="{E9594516-7200-468B-87B2-7A42DF10C81C}"/>
                     <w:text/>
                   </w:sdtPr>
                   <w:sdtContent>
                     <w:tc>
                       <w:tcPr>
-                        <w:tcW w:w="1943" w:type="dxa"/>
+                        <w:tcW w:w="631" w:type="pct"/>
                         <w:tcBorders>
-                          <w:top w:val="single" w:color="auto" w:sz="4" w:space="0"/>
+                          <w:top w:val="single" w:sz="4" w:space="0" w:color="auto"/>
                           <w:left w:val="nil"/>
-                          <w:bottom w:val="single" w:color="auto" w:sz="8" w:space="0"/>
+                          <w:bottom w:val="single" w:sz="8" w:space="0" w:color="auto"/>
                           <w:right w:val="nil"/>
                         </w:tcBorders>
                         <w:shd w:val="clear" w:color="FFFFFF" w:fill="FFFFFF"/>
@@ -2132,28 +1620,12 @@
                       </w:tcPr>
                       <w:p>
                         <w:pPr>
-                          <w:pStyle w:val="Heading2"/>
+                          <w:pStyle w:val="BCLabelNumber"/>
                           <w:spacing w:before="120" w:after="120"/>
                           <w:jc w:val="right"/>
-                          <w:rPr>
-                            <w:rFonts w:ascii="Aptos SemiBold" w:hAnsi="Aptos SemiBold"/>
-                            <w:b/>
-                            <w:bCs/>
-                            <w:color w:val="auto"/>
-                            <w:sz w:val="16"/>
-                            <w:szCs w:val="16"/>
-                          </w:rPr>
                         </w:pPr>
                         <w:proofErr w:type="spellStart"/>
                         <w:r>
-                          <w:rPr>
-                            <w:rFonts w:ascii="Aptos SemiBold" w:hAnsi="Aptos SemiBold"/>
-                            <w:b/>
-                            <w:bCs/>
-                            <w:color w:val="auto"/>
-                            <w:sz w:val="16"/>
-                            <w:szCs w:val="16"/>
-                          </w:rPr>
                           <w:t>SumRemainingAmtDeferred</w:t>
                         </w:r>
                         <w:proofErr w:type="spellEnd"/>
@@ -2163,31 +1635,24 @@
                 </w:sdt>
                 <w:sdt>
                   <w:sdtPr>
-                    <w:rPr>
-                      <w:rFonts w:ascii="Aptos SemiBold" w:hAnsi="Aptos SemiBold"/>
-                      <w:b/>
-                      <w:bCs/>
-                      <w:color w:val="auto"/>
-                      <w:sz w:val="16"/>
-                      <w:szCs w:val="16"/>
-                    </w:rPr>
+                    <w:rPr/>
                     <w:alias w:val="#Nav: /GLAccount/Totals/SumTotalAmtDeferred"/>
                     <w:tag w:val="#Nav: Deferral_Summary_G_L/1700"/>
                     <w:id w:val="-1606648716"/>
                     <w:placeholder>
                       <w:docPart w:val="BC4B4FDE102C46559F56D378C49F5FE8"/>
                     </w:placeholder>
-                    <w:dataBinding w:prefixMappings="xmlns:ns0='urn:microsoft-dynamics-nav/reports/Deferral_Summary_G_L/1700/'" w:xpath="/ns0:NavWordReportXmlPart[1]/ns0:GLAccount[1]/ns0:Totals[1]/ns0:SumTotalAmtDeferred[1]" w:storeItemID="{E9594516-7200-468B-87B2-7A42DF10C81C}"/>
+                    <w:dataBinding w:prefixMappings="&lt;xmlns:ns0='urn:microsoft-dynamics-nav/reports/Deferral_Summary_G_L/1700/' " w:xpath="/ns0:NavWordReportXmlPart[1]/ns0:GLAccount[1]/ns0:Totals[1]/ns0:SumTotalAmtDeferred[1]" w:storeItemID="{E9594516-7200-468B-87B2-7A42DF10C81C}"/>
                     <w:text/>
                   </w:sdtPr>
                   <w:sdtContent>
                     <w:tc>
                       <w:tcPr>
-                        <w:tcW w:w="1793" w:type="dxa"/>
+                        <w:tcW w:w="583" w:type="pct"/>
                         <w:tcBorders>
-                          <w:top w:val="single" w:color="auto" w:sz="4" w:space="0"/>
+                          <w:top w:val="single" w:sz="4" w:space="0" w:color="auto"/>
                           <w:left w:val="nil"/>
-                          <w:bottom w:val="single" w:color="auto" w:sz="8" w:space="0"/>
+                          <w:bottom w:val="single" w:sz="8" w:space="0" w:color="auto"/>
                           <w:right w:val="nil"/>
                         </w:tcBorders>
                         <w:shd w:val="clear" w:color="FFFFFF" w:fill="FFFFFF"/>
@@ -2195,28 +1660,12 @@
                       </w:tcPr>
                       <w:p>
                         <w:pPr>
-                          <w:pStyle w:val="Heading2"/>
+                          <w:pStyle w:val="BCLabelNumber"/>
                           <w:spacing w:before="120" w:after="120"/>
                           <w:jc w:val="right"/>
-                          <w:rPr>
-                            <w:rFonts w:ascii="Aptos SemiBold" w:hAnsi="Aptos SemiBold"/>
-                            <w:b/>
-                            <w:bCs/>
-                            <w:color w:val="auto"/>
-                            <w:sz w:val="16"/>
-                            <w:szCs w:val="16"/>
-                          </w:rPr>
                         </w:pPr>
                         <w:proofErr w:type="spellStart"/>
                         <w:r>
-                          <w:rPr>
-                            <w:rFonts w:ascii="Aptos SemiBold" w:hAnsi="Aptos SemiBold"/>
-                            <w:b/>
-                            <w:bCs/>
-                            <w:color w:val="auto"/>
-                            <w:sz w:val="16"/>
-                            <w:szCs w:val="16"/>
-                          </w:rPr>
                           <w:t>SumTotalAmtDeferred</w:t>
                         </w:r>
                         <w:proofErr w:type="spellEnd"/>
@@ -2231,28 +1680,18 @@
       </w:sdt>
     </w:tbl>
     <w:p>
-      <w:pPr>
-        <w:rPr>
-          <w:sz w:val="16"/>
-          <w:szCs w:val="16"/>
-        </w:rPr>
-      </w:pPr>
+      <w:pPr/>
     </w:p>
     <w:p>
-      <w:pPr>
-        <w:rPr>
-          <w:sz w:val="16"/>
-          <w:szCs w:val="16"/>
-        </w:rPr>
-      </w:pPr>
+      <w:pPr/>
     </w:p>
     <w:sectPr>
-      <w:headerReference w:type="even" r:id="rId8"/>
-      <w:headerReference w:type="default" r:id="rId9"/>
-      <w:footerReference w:type="even" r:id="rId10"/>
-      <w:footerReference w:type="default" r:id="rId11"/>
-      <w:headerReference w:type="first" r:id="rId12"/>
-      <w:footerReference w:type="first" r:id="rId13"/>
+      <w:headerReference w:type="even" r:id="rId9"/>
+      <w:headerReference w:type="default" r:id="rId10"/>
+      <w:footerReference w:type="even" r:id="rId11"/>
+      <w:footerReference w:type="default" r:id="rId12"/>
+      <w:headerReference w:type="first" r:id="rId13"/>
+      <w:footerReference w:type="first" r:id="rId14"/>
       <w:pgSz w:w="16838" w:h="11906" w:orient="landscape"/>
       <w:pgMar w:top="576" w:right="706" w:bottom="576" w:left="706" w:header="706" w:footer="706" w:gutter="0"/>
       <w:cols w:space="708"/>
@@ -2263,7 +1702,7 @@
 </file>
 
 <file path=word/endnotes.xml><?xml version="1.0" encoding="utf-8"?>
-<w:endnotes xmlns:wpc="http://schemas.microsoft.com/office/word/2010/wordprocessingCanvas" xmlns:cx="http://schemas.microsoft.com/office/drawing/2014/chartex" xmlns:cx1="http://schemas.microsoft.com/office/drawing/2015/9/8/chartex" xmlns:cx2="http://schemas.microsoft.com/office/drawing/2015/10/21/chartex" xmlns:cx3="http://schemas.microsoft.com/office/drawing/2016/5/9/chartex" xmlns:cx4="http://schemas.microsoft.com/office/drawing/2016/5/10/chartex" xmlns:cx5="http://schemas.microsoft.com/office/drawing/2016/5/11/chartex" xmlns:cx6="http://schemas.microsoft.com/office/drawing/2016/5/12/chartex" xmlns:cx7="http://schemas.microsoft.com/office/drawing/2016/5/13/chartex" xmlns:cx8="http://schemas.microsoft.com/office/drawing/2016/5/14/chartex" xmlns:mc="http://schemas.openxmlformats.org/markup-compatibility/2006" xmlns:aink="http://schemas.microsoft.com/office/drawing/2016/ink" xmlns:am3d="http://schemas.microsoft.com/office/drawing/2017/model3d" xmlns:o="urn:schemas-microsoft-com:office:office" xmlns:oel="http://schemas.microsoft.com/office/2019/extlst" xmlns:r="http://schemas.openxmlformats.org/officeDocument/2006/relationships" xmlns:m="http://schemas.openxmlformats.org/officeDocument/2006/math" xmlns:v="urn:schemas-microsoft-com:vml" xmlns:wp14="http://schemas.microsoft.com/office/word/2010/wordprocessingDrawing" xmlns:wp="http://schemas.openxmlformats.org/drawingml/2006/wordprocessingDrawing" xmlns:w10="urn:schemas-microsoft-com:office:word" xmlns:w="http://schemas.openxmlformats.org/wordprocessingml/2006/main" xmlns:w14="http://schemas.microsoft.com/office/word/2010/wordml" xmlns:w15="http://schemas.microsoft.com/office/word/2012/wordml" xmlns:w16cex="http://schemas.microsoft.com/office/word/2018/wordml/cex" xmlns:w16cid="http://schemas.microsoft.com/office/word/2016/wordml/cid" xmlns:w16="http://schemas.microsoft.com/office/word/2018/wordml" xmlns:w16du="http://schemas.microsoft.com/office/word/2023/wordml/word16du" xmlns:w16sdtdh="http://schemas.microsoft.com/office/word/2020/wordml/sdtdatahash" xmlns:w16sdtfl="http://schemas.microsoft.com/office/word/2024/wordml/sdtformatlock" xmlns:w16se="http://schemas.microsoft.com/office/word/2015/wordml/symex" xmlns:wpg="http://schemas.microsoft.com/office/word/2010/wordprocessingGroup" xmlns:wpi="http://schemas.microsoft.com/office/word/2010/wordprocessingInk" xmlns:wne="http://schemas.microsoft.com/office/word/2006/wordml" xmlns:wps="http://schemas.microsoft.com/office/word/2010/wordprocessingShape" mc:Ignorable="w14 w15 w16se w16cid w16 w16cex w16sdtdh w16sdtfl w16du wp14">
+<w:endnotes xmlns:wpc="http://schemas.microsoft.com/office/word/2010/wordprocessingCanvas" xmlns:cx="http://schemas.microsoft.com/office/drawing/2014/chartex" xmlns:cx1="http://schemas.microsoft.com/office/drawing/2015/9/8/chartex" xmlns:cx2="http://schemas.microsoft.com/office/drawing/2015/10/21/chartex" xmlns:cx3="http://schemas.microsoft.com/office/drawing/2016/5/9/chartex" xmlns:cx4="http://schemas.microsoft.com/office/drawing/2016/5/10/chartex" xmlns:cx5="http://schemas.microsoft.com/office/drawing/2016/5/11/chartex" xmlns:cx6="http://schemas.microsoft.com/office/drawing/2016/5/12/chartex" xmlns:cx7="http://schemas.microsoft.com/office/drawing/2016/5/13/chartex" xmlns:cx8="http://schemas.microsoft.com/office/drawing/2016/5/14/chartex" xmlns:mc="http://schemas.openxmlformats.org/markup-compatibility/2006" xmlns:aink="http://schemas.microsoft.com/office/drawing/2016/ink" xmlns:am3d="http://schemas.microsoft.com/office/drawing/2017/model3d" xmlns:o="urn:schemas-microsoft-com:office:office" xmlns:oel="http://schemas.microsoft.com/office/2019/extlst" xmlns:r="http://schemas.openxmlformats.org/officeDocument/2006/relationships" xmlns:m="http://schemas.openxmlformats.org/officeDocument/2006/math" xmlns:v="urn:schemas-microsoft-com:vml" xmlns:wp14="http://schemas.microsoft.com/office/word/2010/wordprocessingDrawing" xmlns:wp="http://schemas.openxmlformats.org/drawingml/2006/wordprocessingDrawing" xmlns:w10="urn:schemas-microsoft-com:office:word" xmlns:w="http://schemas.openxmlformats.org/wordprocessingml/2006/main" xmlns:w14="http://schemas.microsoft.com/office/word/2010/wordml" xmlns:w15="http://schemas.microsoft.com/office/word/2012/wordml" xmlns:w16cei="http://schemas.microsoft.com/office/word/2026/wordml/cei" xmlns:w16cex="http://schemas.microsoft.com/office/word/2018/wordml/cex" xmlns:w16cid="http://schemas.microsoft.com/office/word/2016/wordml/cid" xmlns:w16="http://schemas.microsoft.com/office/word/2018/wordml" xmlns:w16du="http://schemas.microsoft.com/office/word/2023/wordml/word16du" xmlns:w16sdtdh="http://schemas.microsoft.com/office/word/2020/wordml/sdtdatahash" xmlns:w16sdtfl="http://schemas.microsoft.com/office/word/2024/wordml/sdtformatlock" xmlns:w16se="http://schemas.microsoft.com/office/word/2015/wordml/symex" xmlns:wpg="http://schemas.microsoft.com/office/word/2010/wordprocessingGroup" xmlns:wpi="http://schemas.microsoft.com/office/word/2010/wordprocessingInk" xmlns:wne="http://schemas.microsoft.com/office/word/2006/wordml" xmlns:wps="http://schemas.microsoft.com/office/word/2010/wordprocessingShape" mc:Ignorable="w14 w15 w16se w16cid w16 w16cex w16sdtdh w16sdtfl w16du wp14">
   <w:endnote w:type="separator" w:id="-1">
     <w:p>
       <w:pPr>
@@ -2288,7 +1727,7 @@
 </file>
 
 <file path=word/footer1.xml><?xml version="1.0" encoding="utf-8"?>
-<w:ftr xmlns:wpc="http://schemas.microsoft.com/office/word/2010/wordprocessingCanvas" xmlns:cx="http://schemas.microsoft.com/office/drawing/2014/chartex" xmlns:cx1="http://schemas.microsoft.com/office/drawing/2015/9/8/chartex" xmlns:cx2="http://schemas.microsoft.com/office/drawing/2015/10/21/chartex" xmlns:cx3="http://schemas.microsoft.com/office/drawing/2016/5/9/chartex" xmlns:cx4="http://schemas.microsoft.com/office/drawing/2016/5/10/chartex" xmlns:cx5="http://schemas.microsoft.com/office/drawing/2016/5/11/chartex" xmlns:cx6="http://schemas.microsoft.com/office/drawing/2016/5/12/chartex" xmlns:cx7="http://schemas.microsoft.com/office/drawing/2016/5/13/chartex" xmlns:cx8="http://schemas.microsoft.com/office/drawing/2016/5/14/chartex" xmlns:mc="http://schemas.openxmlformats.org/markup-compatibility/2006" xmlns:aink="http://schemas.microsoft.com/office/drawing/2016/ink" xmlns:am3d="http://schemas.microsoft.com/office/drawing/2017/model3d" xmlns:o="urn:schemas-microsoft-com:office:office" xmlns:oel="http://schemas.microsoft.com/office/2019/extlst" xmlns:r="http://schemas.openxmlformats.org/officeDocument/2006/relationships" xmlns:m="http://schemas.openxmlformats.org/officeDocument/2006/math" xmlns:v="urn:schemas-microsoft-com:vml" xmlns:wp14="http://schemas.microsoft.com/office/word/2010/wordprocessingDrawing" xmlns:wp="http://schemas.openxmlformats.org/drawingml/2006/wordprocessingDrawing" xmlns:w10="urn:schemas-microsoft-com:office:word" xmlns:w="http://schemas.openxmlformats.org/wordprocessingml/2006/main" xmlns:w14="http://schemas.microsoft.com/office/word/2010/wordml" xmlns:w15="http://schemas.microsoft.com/office/word/2012/wordml" xmlns:w16cex="http://schemas.microsoft.com/office/word/2018/wordml/cex" xmlns:w16cid="http://schemas.microsoft.com/office/word/2016/wordml/cid" xmlns:w16="http://schemas.microsoft.com/office/word/2018/wordml" xmlns:w16du="http://schemas.microsoft.com/office/word/2023/wordml/word16du" xmlns:w16sdtdh="http://schemas.microsoft.com/office/word/2020/wordml/sdtdatahash" xmlns:w16sdtfl="http://schemas.microsoft.com/office/word/2024/wordml/sdtformatlock" xmlns:w16se="http://schemas.microsoft.com/office/word/2015/wordml/symex" xmlns:wpg="http://schemas.microsoft.com/office/word/2010/wordprocessingGroup" xmlns:wpi="http://schemas.microsoft.com/office/word/2010/wordprocessingInk" xmlns:wne="http://schemas.microsoft.com/office/word/2006/wordml" xmlns:wps="http://schemas.microsoft.com/office/word/2010/wordprocessingShape" mc:Ignorable="w14 w15 w16se w16cid w16 w16cex w16sdtdh w16sdtfl w16du wp14">
+<w:ftr xmlns:wpc="http://schemas.microsoft.com/office/word/2010/wordprocessingCanvas" xmlns:cx="http://schemas.microsoft.com/office/drawing/2014/chartex" xmlns:cx1="http://schemas.microsoft.com/office/drawing/2015/9/8/chartex" xmlns:cx2="http://schemas.microsoft.com/office/drawing/2015/10/21/chartex" xmlns:cx3="http://schemas.microsoft.com/office/drawing/2016/5/9/chartex" xmlns:cx4="http://schemas.microsoft.com/office/drawing/2016/5/10/chartex" xmlns:cx5="http://schemas.microsoft.com/office/drawing/2016/5/11/chartex" xmlns:cx6="http://schemas.microsoft.com/office/drawing/2016/5/12/chartex" xmlns:cx7="http://schemas.microsoft.com/office/drawing/2016/5/13/chartex" xmlns:cx8="http://schemas.microsoft.com/office/drawing/2016/5/14/chartex" xmlns:mc="http://schemas.openxmlformats.org/markup-compatibility/2006" xmlns:aink="http://schemas.microsoft.com/office/drawing/2016/ink" xmlns:am3d="http://schemas.microsoft.com/office/drawing/2017/model3d" xmlns:o="urn:schemas-microsoft-com:office:office" xmlns:oel="http://schemas.microsoft.com/office/2019/extlst" xmlns:r="http://schemas.openxmlformats.org/officeDocument/2006/relationships" xmlns:m="http://schemas.openxmlformats.org/officeDocument/2006/math" xmlns:v="urn:schemas-microsoft-com:vml" xmlns:wp14="http://schemas.microsoft.com/office/word/2010/wordprocessingDrawing" xmlns:wp="http://schemas.openxmlformats.org/drawingml/2006/wordprocessingDrawing" xmlns:w10="urn:schemas-microsoft-com:office:word" xmlns:w="http://schemas.openxmlformats.org/wordprocessingml/2006/main" xmlns:w14="http://schemas.microsoft.com/office/word/2010/wordml" xmlns:w15="http://schemas.microsoft.com/office/word/2012/wordml" xmlns:w16cei="http://schemas.microsoft.com/office/word/2026/wordml/cei" xmlns:w16cex="http://schemas.microsoft.com/office/word/2018/wordml/cex" xmlns:w16cid="http://schemas.microsoft.com/office/word/2016/wordml/cid" xmlns:w16="http://schemas.microsoft.com/office/word/2018/wordml" xmlns:w16du="http://schemas.microsoft.com/office/word/2023/wordml/word16du" xmlns:w16sdtdh="http://schemas.microsoft.com/office/word/2020/wordml/sdtdatahash" xmlns:w16sdtfl="http://schemas.microsoft.com/office/word/2024/wordml/sdtformatlock" xmlns:w16se="http://schemas.microsoft.com/office/word/2015/wordml/symex" xmlns:wpg="http://schemas.microsoft.com/office/word/2010/wordprocessingGroup" xmlns:wpi="http://schemas.microsoft.com/office/word/2010/wordprocessingInk" xmlns:wne="http://schemas.microsoft.com/office/word/2006/wordml" xmlns:wps="http://schemas.microsoft.com/office/word/2010/wordprocessingShape" mc:Ignorable="w14 w15 w16se w16cid w16 w16cex w16sdtdh w16sdtfl w16du wp14">
   <w:p>
     <w:pPr>
       <w:pStyle w:val="Footer"/>
@@ -2298,7 +1737,7 @@
 </file>
 
 <file path=word/footer2.xml><?xml version="1.0" encoding="utf-8"?>
-<w:ftr xmlns:wpc="http://schemas.microsoft.com/office/word/2010/wordprocessingCanvas" xmlns:cx="http://schemas.microsoft.com/office/drawing/2014/chartex" xmlns:cx1="http://schemas.microsoft.com/office/drawing/2015/9/8/chartex" xmlns:cx2="http://schemas.microsoft.com/office/drawing/2015/10/21/chartex" xmlns:cx3="http://schemas.microsoft.com/office/drawing/2016/5/9/chartex" xmlns:cx4="http://schemas.microsoft.com/office/drawing/2016/5/10/chartex" xmlns:cx5="http://schemas.microsoft.com/office/drawing/2016/5/11/chartex" xmlns:cx6="http://schemas.microsoft.com/office/drawing/2016/5/12/chartex" xmlns:cx7="http://schemas.microsoft.com/office/drawing/2016/5/13/chartex" xmlns:cx8="http://schemas.microsoft.com/office/drawing/2016/5/14/chartex" xmlns:mc="http://schemas.openxmlformats.org/markup-compatibility/2006" xmlns:aink="http://schemas.microsoft.com/office/drawing/2016/ink" xmlns:am3d="http://schemas.microsoft.com/office/drawing/2017/model3d" xmlns:o="urn:schemas-microsoft-com:office:office" xmlns:oel="http://schemas.microsoft.com/office/2019/extlst" xmlns:r="http://schemas.openxmlformats.org/officeDocument/2006/relationships" xmlns:m="http://schemas.openxmlformats.org/officeDocument/2006/math" xmlns:v="urn:schemas-microsoft-com:vml" xmlns:wp14="http://schemas.microsoft.com/office/word/2010/wordprocessingDrawing" xmlns:wp="http://schemas.openxmlformats.org/drawingml/2006/wordprocessingDrawing" xmlns:w10="urn:schemas-microsoft-com:office:word" xmlns:w="http://schemas.openxmlformats.org/wordprocessingml/2006/main" xmlns:w14="http://schemas.microsoft.com/office/word/2010/wordml" xmlns:w15="http://schemas.microsoft.com/office/word/2012/wordml" xmlns:w16cex="http://schemas.microsoft.com/office/word/2018/wordml/cex" xmlns:w16cid="http://schemas.microsoft.com/office/word/2016/wordml/cid" xmlns:w16="http://schemas.microsoft.com/office/word/2018/wordml" xmlns:w16du="http://schemas.microsoft.com/office/word/2023/wordml/word16du" xmlns:w16sdtdh="http://schemas.microsoft.com/office/word/2020/wordml/sdtdatahash" xmlns:w16sdtfl="http://schemas.microsoft.com/office/word/2024/wordml/sdtformatlock" xmlns:w16se="http://schemas.microsoft.com/office/word/2015/wordml/symex" xmlns:wpg="http://schemas.microsoft.com/office/word/2010/wordprocessingGroup" xmlns:wpi="http://schemas.microsoft.com/office/word/2010/wordprocessingInk" xmlns:wne="http://schemas.microsoft.com/office/word/2006/wordml" xmlns:wps="http://schemas.microsoft.com/office/word/2010/wordprocessingShape" mc:Ignorable="w14 w15 w16se w16cid w16 w16cex w16sdtdh w16sdtfl w16du wp14">
+<w:ftr xmlns:wpc="http://schemas.microsoft.com/office/word/2010/wordprocessingCanvas" xmlns:cx="http://schemas.microsoft.com/office/drawing/2014/chartex" xmlns:cx1="http://schemas.microsoft.com/office/drawing/2015/9/8/chartex" xmlns:cx2="http://schemas.microsoft.com/office/drawing/2015/10/21/chartex" xmlns:cx3="http://schemas.microsoft.com/office/drawing/2016/5/9/chartex" xmlns:cx4="http://schemas.microsoft.com/office/drawing/2016/5/10/chartex" xmlns:cx5="http://schemas.microsoft.com/office/drawing/2016/5/11/chartex" xmlns:cx6="http://schemas.microsoft.com/office/drawing/2016/5/12/chartex" xmlns:cx7="http://schemas.microsoft.com/office/drawing/2016/5/13/chartex" xmlns:cx8="http://schemas.microsoft.com/office/drawing/2016/5/14/chartex" xmlns:mc="http://schemas.openxmlformats.org/markup-compatibility/2006" xmlns:aink="http://schemas.microsoft.com/office/drawing/2016/ink" xmlns:am3d="http://schemas.microsoft.com/office/drawing/2017/model3d" xmlns:o="urn:schemas-microsoft-com:office:office" xmlns:oel="http://schemas.microsoft.com/office/2019/extlst" xmlns:r="http://schemas.openxmlformats.org/officeDocument/2006/relationships" xmlns:m="http://schemas.openxmlformats.org/officeDocument/2006/math" xmlns:v="urn:schemas-microsoft-com:vml" xmlns:wp14="http://schemas.microsoft.com/office/word/2010/wordprocessingDrawing" xmlns:wp="http://schemas.openxmlformats.org/drawingml/2006/wordprocessingDrawing" xmlns:w10="urn:schemas-microsoft-com:office:word" xmlns:w="http://schemas.openxmlformats.org/wordprocessingml/2006/main" xmlns:w14="http://schemas.microsoft.com/office/word/2010/wordml" xmlns:w15="http://schemas.microsoft.com/office/word/2012/wordml" xmlns:w16cei="http://schemas.microsoft.com/office/word/2026/wordml/cei" xmlns:w16cex="http://schemas.microsoft.com/office/word/2018/wordml/cex" xmlns:w16cid="http://schemas.microsoft.com/office/word/2016/wordml/cid" xmlns:w16="http://schemas.microsoft.com/office/word/2018/wordml" xmlns:w16du="http://schemas.microsoft.com/office/word/2023/wordml/word16du" xmlns:w16sdtdh="http://schemas.microsoft.com/office/word/2020/wordml/sdtdatahash" xmlns:w16sdtfl="http://schemas.microsoft.com/office/word/2024/wordml/sdtformatlock" xmlns:w16se="http://schemas.microsoft.com/office/word/2015/wordml/symex" xmlns:wpg="http://schemas.microsoft.com/office/word/2010/wordprocessingGroup" xmlns:wpi="http://schemas.microsoft.com/office/word/2010/wordprocessingInk" xmlns:wne="http://schemas.microsoft.com/office/word/2006/wordml" xmlns:wps="http://schemas.microsoft.com/office/word/2010/wordprocessingShape" mc:Ignorable="w14 w15 w16se w16cid w16 w16cex w16sdtdh w16sdtfl w16du wp14">
   <w:p>
     <w:pPr>
       <w:pStyle w:val="Footer"/>
@@ -2308,7 +1747,7 @@
 </file>
 
 <file path=word/footer3.xml><?xml version="1.0" encoding="utf-8"?>
-<w:ftr xmlns:wpc="http://schemas.microsoft.com/office/word/2010/wordprocessingCanvas" xmlns:cx="http://schemas.microsoft.com/office/drawing/2014/chartex" xmlns:cx1="http://schemas.microsoft.com/office/drawing/2015/9/8/chartex" xmlns:cx2="http://schemas.microsoft.com/office/drawing/2015/10/21/chartex" xmlns:cx3="http://schemas.microsoft.com/office/drawing/2016/5/9/chartex" xmlns:cx4="http://schemas.microsoft.com/office/drawing/2016/5/10/chartex" xmlns:cx5="http://schemas.microsoft.com/office/drawing/2016/5/11/chartex" xmlns:cx6="http://schemas.microsoft.com/office/drawing/2016/5/12/chartex" xmlns:cx7="http://schemas.microsoft.com/office/drawing/2016/5/13/chartex" xmlns:cx8="http://schemas.microsoft.com/office/drawing/2016/5/14/chartex" xmlns:mc="http://schemas.openxmlformats.org/markup-compatibility/2006" xmlns:aink="http://schemas.microsoft.com/office/drawing/2016/ink" xmlns:am3d="http://schemas.microsoft.com/office/drawing/2017/model3d" xmlns:o="urn:schemas-microsoft-com:office:office" xmlns:oel="http://schemas.microsoft.com/office/2019/extlst" xmlns:r="http://schemas.openxmlformats.org/officeDocument/2006/relationships" xmlns:m="http://schemas.openxmlformats.org/officeDocument/2006/math" xmlns:v="urn:schemas-microsoft-com:vml" xmlns:wp14="http://schemas.microsoft.com/office/word/2010/wordprocessingDrawing" xmlns:wp="http://schemas.openxmlformats.org/drawingml/2006/wordprocessingDrawing" xmlns:w10="urn:schemas-microsoft-com:office:word" xmlns:w="http://schemas.openxmlformats.org/wordprocessingml/2006/main" xmlns:w14="http://schemas.microsoft.com/office/word/2010/wordml" xmlns:w15="http://schemas.microsoft.com/office/word/2012/wordml" xmlns:w16cex="http://schemas.microsoft.com/office/word/2018/wordml/cex" xmlns:w16cid="http://schemas.microsoft.com/office/word/2016/wordml/cid" xmlns:w16="http://schemas.microsoft.com/office/word/2018/wordml" xmlns:w16du="http://schemas.microsoft.com/office/word/2023/wordml/word16du" xmlns:w16sdtdh="http://schemas.microsoft.com/office/word/2020/wordml/sdtdatahash" xmlns:w16sdtfl="http://schemas.microsoft.com/office/word/2024/wordml/sdtformatlock" xmlns:w16se="http://schemas.microsoft.com/office/word/2015/wordml/symex" xmlns:wpg="http://schemas.microsoft.com/office/word/2010/wordprocessingGroup" xmlns:wpi="http://schemas.microsoft.com/office/word/2010/wordprocessingInk" xmlns:wne="http://schemas.microsoft.com/office/word/2006/wordml" xmlns:wps="http://schemas.microsoft.com/office/word/2010/wordprocessingShape" mc:Ignorable="w14 w15 w16se w16cid w16 w16cex w16sdtdh w16sdtfl w16du wp14">
+<w:ftr xmlns:wpc="http://schemas.microsoft.com/office/word/2010/wordprocessingCanvas" xmlns:cx="http://schemas.microsoft.com/office/drawing/2014/chartex" xmlns:cx1="http://schemas.microsoft.com/office/drawing/2015/9/8/chartex" xmlns:cx2="http://schemas.microsoft.com/office/drawing/2015/10/21/chartex" xmlns:cx3="http://schemas.microsoft.com/office/drawing/2016/5/9/chartex" xmlns:cx4="http://schemas.microsoft.com/office/drawing/2016/5/10/chartex" xmlns:cx5="http://schemas.microsoft.com/office/drawing/2016/5/11/chartex" xmlns:cx6="http://schemas.microsoft.com/office/drawing/2016/5/12/chartex" xmlns:cx7="http://schemas.microsoft.com/office/drawing/2016/5/13/chartex" xmlns:cx8="http://schemas.microsoft.com/office/drawing/2016/5/14/chartex" xmlns:mc="http://schemas.openxmlformats.org/markup-compatibility/2006" xmlns:aink="http://schemas.microsoft.com/office/drawing/2016/ink" xmlns:am3d="http://schemas.microsoft.com/office/drawing/2017/model3d" xmlns:o="urn:schemas-microsoft-com:office:office" xmlns:oel="http://schemas.microsoft.com/office/2019/extlst" xmlns:r="http://schemas.openxmlformats.org/officeDocument/2006/relationships" xmlns:m="http://schemas.openxmlformats.org/officeDocument/2006/math" xmlns:v="urn:schemas-microsoft-com:vml" xmlns:wp14="http://schemas.microsoft.com/office/word/2010/wordprocessingDrawing" xmlns:wp="http://schemas.openxmlformats.org/drawingml/2006/wordprocessingDrawing" xmlns:w10="urn:schemas-microsoft-com:office:word" xmlns:w="http://schemas.openxmlformats.org/wordprocessingml/2006/main" xmlns:w14="http://schemas.microsoft.com/office/word/2010/wordml" xmlns:w15="http://schemas.microsoft.com/office/word/2012/wordml" xmlns:w16cei="http://schemas.microsoft.com/office/word/2026/wordml/cei" xmlns:w16cex="http://schemas.microsoft.com/office/word/2018/wordml/cex" xmlns:w16cid="http://schemas.microsoft.com/office/word/2016/wordml/cid" xmlns:w16="http://schemas.microsoft.com/office/word/2018/wordml" xmlns:w16du="http://schemas.microsoft.com/office/word/2023/wordml/word16du" xmlns:w16sdtdh="http://schemas.microsoft.com/office/word/2020/wordml/sdtdatahash" xmlns:w16sdtfl="http://schemas.microsoft.com/office/word/2024/wordml/sdtformatlock" xmlns:w16se="http://schemas.microsoft.com/office/word/2015/wordml/symex" xmlns:wpg="http://schemas.microsoft.com/office/word/2010/wordprocessingGroup" xmlns:wpi="http://schemas.microsoft.com/office/word/2010/wordprocessingInk" xmlns:wne="http://schemas.microsoft.com/office/word/2006/wordml" xmlns:wps="http://schemas.microsoft.com/office/word/2010/wordprocessingShape" mc:Ignorable="w14 w15 w16se w16cid w16 w16cex w16sdtdh w16sdtfl w16du wp14">
   <w:p>
     <w:pPr>
       <w:pStyle w:val="Footer"/>
@@ -2318,7 +1757,7 @@
 </file>
 
 <file path=word/footnotes.xml><?xml version="1.0" encoding="utf-8"?>
-<w:footnotes xmlns:wpc="http://schemas.microsoft.com/office/word/2010/wordprocessingCanvas" xmlns:cx="http://schemas.microsoft.com/office/drawing/2014/chartex" xmlns:cx1="http://schemas.microsoft.com/office/drawing/2015/9/8/chartex" xmlns:cx2="http://schemas.microsoft.com/office/drawing/2015/10/21/chartex" xmlns:cx3="http://schemas.microsoft.com/office/drawing/2016/5/9/chartex" xmlns:cx4="http://schemas.microsoft.com/office/drawing/2016/5/10/chartex" xmlns:cx5="http://schemas.microsoft.com/office/drawing/2016/5/11/chartex" xmlns:cx6="http://schemas.microsoft.com/office/drawing/2016/5/12/chartex" xmlns:cx7="http://schemas.microsoft.com/office/drawing/2016/5/13/chartex" xmlns:cx8="http://schemas.microsoft.com/office/drawing/2016/5/14/chartex" xmlns:mc="http://schemas.openxmlformats.org/markup-compatibility/2006" xmlns:aink="http://schemas.microsoft.com/office/drawing/2016/ink" xmlns:am3d="http://schemas.microsoft.com/office/drawing/2017/model3d" xmlns:o="urn:schemas-microsoft-com:office:office" xmlns:oel="http://schemas.microsoft.com/office/2019/extlst" xmlns:r="http://schemas.openxmlformats.org/officeDocument/2006/relationships" xmlns:m="http://schemas.openxmlformats.org/officeDocument/2006/math" xmlns:v="urn:schemas-microsoft-com:vml" xmlns:wp14="http://schemas.microsoft.com/office/word/2010/wordprocessingDrawing" xmlns:wp="http://schemas.openxmlformats.org/drawingml/2006/wordprocessingDrawing" xmlns:w10="urn:schemas-microsoft-com:office:word" xmlns:w="http://schemas.openxmlformats.org/wordprocessingml/2006/main" xmlns:w14="http://schemas.microsoft.com/office/word/2010/wordml" xmlns:w15="http://schemas.microsoft.com/office/word/2012/wordml" xmlns:w16cex="http://schemas.microsoft.com/office/word/2018/wordml/cex" xmlns:w16cid="http://schemas.microsoft.com/office/word/2016/wordml/cid" xmlns:w16="http://schemas.microsoft.com/office/word/2018/wordml" xmlns:w16du="http://schemas.microsoft.com/office/word/2023/wordml/word16du" xmlns:w16sdtdh="http://schemas.microsoft.com/office/word/2020/wordml/sdtdatahash" xmlns:w16sdtfl="http://schemas.microsoft.com/office/word/2024/wordml/sdtformatlock" xmlns:w16se="http://schemas.microsoft.com/office/word/2015/wordml/symex" xmlns:wpg="http://schemas.microsoft.com/office/word/2010/wordprocessingGroup" xmlns:wpi="http://schemas.microsoft.com/office/word/2010/wordprocessingInk" xmlns:wne="http://schemas.microsoft.com/office/word/2006/wordml" xmlns:wps="http://schemas.microsoft.com/office/word/2010/wordprocessingShape" mc:Ignorable="w14 w15 w16se w16cid w16 w16cex w16sdtdh w16sdtfl w16du wp14">
+<w:footnotes xmlns:wpc="http://schemas.microsoft.com/office/word/2010/wordprocessingCanvas" xmlns:cx="http://schemas.microsoft.com/office/drawing/2014/chartex" xmlns:cx1="http://schemas.microsoft.com/office/drawing/2015/9/8/chartex" xmlns:cx2="http://schemas.microsoft.com/office/drawing/2015/10/21/chartex" xmlns:cx3="http://schemas.microsoft.com/office/drawing/2016/5/9/chartex" xmlns:cx4="http://schemas.microsoft.com/office/drawing/2016/5/10/chartex" xmlns:cx5="http://schemas.microsoft.com/office/drawing/2016/5/11/chartex" xmlns:cx6="http://schemas.microsoft.com/office/drawing/2016/5/12/chartex" xmlns:cx7="http://schemas.microsoft.com/office/drawing/2016/5/13/chartex" xmlns:cx8="http://schemas.microsoft.com/office/drawing/2016/5/14/chartex" xmlns:mc="http://schemas.openxmlformats.org/markup-compatibility/2006" xmlns:aink="http://schemas.microsoft.com/office/drawing/2016/ink" xmlns:am3d="http://schemas.microsoft.com/office/drawing/2017/model3d" xmlns:o="urn:schemas-microsoft-com:office:office" xmlns:oel="http://schemas.microsoft.com/office/2019/extlst" xmlns:r="http://schemas.openxmlformats.org/officeDocument/2006/relationships" xmlns:m="http://schemas.openxmlformats.org/officeDocument/2006/math" xmlns:v="urn:schemas-microsoft-com:vml" xmlns:wp14="http://schemas.microsoft.com/office/word/2010/wordprocessingDrawing" xmlns:wp="http://schemas.openxmlformats.org/drawingml/2006/wordprocessingDrawing" xmlns:w10="urn:schemas-microsoft-com:office:word" xmlns:w="http://schemas.openxmlformats.org/wordprocessingml/2006/main" xmlns:w14="http://schemas.microsoft.com/office/word/2010/wordml" xmlns:w15="http://schemas.microsoft.com/office/word/2012/wordml" xmlns:w16cei="http://schemas.microsoft.com/office/word/2026/wordml/cei" xmlns:w16cex="http://schemas.microsoft.com/office/word/2018/wordml/cex" xmlns:w16cid="http://schemas.microsoft.com/office/word/2016/wordml/cid" xmlns:w16="http://schemas.microsoft.com/office/word/2018/wordml" xmlns:w16du="http://schemas.microsoft.com/office/word/2023/wordml/word16du" xmlns:w16sdtdh="http://schemas.microsoft.com/office/word/2020/wordml/sdtdatahash" xmlns:w16sdtfl="http://schemas.microsoft.com/office/word/2024/wordml/sdtformatlock" xmlns:w16se="http://schemas.microsoft.com/office/word/2015/wordml/symex" xmlns:wpg="http://schemas.microsoft.com/office/word/2010/wordprocessingGroup" xmlns:wpi="http://schemas.microsoft.com/office/word/2010/wordprocessingInk" xmlns:wne="http://schemas.microsoft.com/office/word/2006/wordml" xmlns:wps="http://schemas.microsoft.com/office/word/2010/wordprocessingShape" mc:Ignorable="w14 w15 w16se w16cid w16 w16cex w16sdtdh w16sdtfl w16du wp14">
   <w:footnote w:type="separator" w:id="-1">
     <w:p>
       <w:pPr>
@@ -2343,7 +1782,7 @@
 </file>
 
 <file path=word/header1.xml><?xml version="1.0" encoding="utf-8"?>
-<w:hdr xmlns:wpc="http://schemas.microsoft.com/office/word/2010/wordprocessingCanvas" xmlns:cx="http://schemas.microsoft.com/office/drawing/2014/chartex" xmlns:cx1="http://schemas.microsoft.com/office/drawing/2015/9/8/chartex" xmlns:cx2="http://schemas.microsoft.com/office/drawing/2015/10/21/chartex" xmlns:cx3="http://schemas.microsoft.com/office/drawing/2016/5/9/chartex" xmlns:cx4="http://schemas.microsoft.com/office/drawing/2016/5/10/chartex" xmlns:cx5="http://schemas.microsoft.com/office/drawing/2016/5/11/chartex" xmlns:cx6="http://schemas.microsoft.com/office/drawing/2016/5/12/chartex" xmlns:cx7="http://schemas.microsoft.com/office/drawing/2016/5/13/chartex" xmlns:cx8="http://schemas.microsoft.com/office/drawing/2016/5/14/chartex" xmlns:mc="http://schemas.openxmlformats.org/markup-compatibility/2006" xmlns:aink="http://schemas.microsoft.com/office/drawing/2016/ink" xmlns:am3d="http://schemas.microsoft.com/office/drawing/2017/model3d" xmlns:o="urn:schemas-microsoft-com:office:office" xmlns:oel="http://schemas.microsoft.com/office/2019/extlst" xmlns:r="http://schemas.openxmlformats.org/officeDocument/2006/relationships" xmlns:m="http://schemas.openxmlformats.org/officeDocument/2006/math" xmlns:v="urn:schemas-microsoft-com:vml" xmlns:wp14="http://schemas.microsoft.com/office/word/2010/wordprocessingDrawing" xmlns:wp="http://schemas.openxmlformats.org/drawingml/2006/wordprocessingDrawing" xmlns:w10="urn:schemas-microsoft-com:office:word" xmlns:w="http://schemas.openxmlformats.org/wordprocessingml/2006/main" xmlns:w14="http://schemas.microsoft.com/office/word/2010/wordml" xmlns:w15="http://schemas.microsoft.com/office/word/2012/wordml" xmlns:w16cex="http://schemas.microsoft.com/office/word/2018/wordml/cex" xmlns:w16cid="http://schemas.microsoft.com/office/word/2016/wordml/cid" xmlns:w16="http://schemas.microsoft.com/office/word/2018/wordml" xmlns:w16du="http://schemas.microsoft.com/office/word/2023/wordml/word16du" xmlns:w16sdtdh="http://schemas.microsoft.com/office/word/2020/wordml/sdtdatahash" xmlns:w16sdtfl="http://schemas.microsoft.com/office/word/2024/wordml/sdtformatlock" xmlns:w16se="http://schemas.microsoft.com/office/word/2015/wordml/symex" xmlns:wpg="http://schemas.microsoft.com/office/word/2010/wordprocessingGroup" xmlns:wpi="http://schemas.microsoft.com/office/word/2010/wordprocessingInk" xmlns:wne="http://schemas.microsoft.com/office/word/2006/wordml" xmlns:wps="http://schemas.microsoft.com/office/word/2010/wordprocessingShape" mc:Ignorable="w14 w15 w16se w16cid w16 w16cex w16sdtdh w16sdtfl w16du wp14">
+<w:hdr xmlns:wpc="http://schemas.microsoft.com/office/word/2010/wordprocessingCanvas" xmlns:cx="http://schemas.microsoft.com/office/drawing/2014/chartex" xmlns:cx1="http://schemas.microsoft.com/office/drawing/2015/9/8/chartex" xmlns:cx2="http://schemas.microsoft.com/office/drawing/2015/10/21/chartex" xmlns:cx3="http://schemas.microsoft.com/office/drawing/2016/5/9/chartex" xmlns:cx4="http://schemas.microsoft.com/office/drawing/2016/5/10/chartex" xmlns:cx5="http://schemas.microsoft.com/office/drawing/2016/5/11/chartex" xmlns:cx6="http://schemas.microsoft.com/office/drawing/2016/5/12/chartex" xmlns:cx7="http://schemas.microsoft.com/office/drawing/2016/5/13/chartex" xmlns:cx8="http://schemas.microsoft.com/office/drawing/2016/5/14/chartex" xmlns:mc="http://schemas.openxmlformats.org/markup-compatibility/2006" xmlns:aink="http://schemas.microsoft.com/office/drawing/2016/ink" xmlns:am3d="http://schemas.microsoft.com/office/drawing/2017/model3d" xmlns:o="urn:schemas-microsoft-com:office:office" xmlns:oel="http://schemas.microsoft.com/office/2019/extlst" xmlns:r="http://schemas.openxmlformats.org/officeDocument/2006/relationships" xmlns:m="http://schemas.openxmlformats.org/officeDocument/2006/math" xmlns:v="urn:schemas-microsoft-com:vml" xmlns:wp14="http://schemas.microsoft.com/office/word/2010/wordprocessingDrawing" xmlns:wp="http://schemas.openxmlformats.org/drawingml/2006/wordprocessingDrawing" xmlns:w10="urn:schemas-microsoft-com:office:word" xmlns:w="http://schemas.openxmlformats.org/wordprocessingml/2006/main" xmlns:w14="http://schemas.microsoft.com/office/word/2010/wordml" xmlns:w15="http://schemas.microsoft.com/office/word/2012/wordml" xmlns:w16cei="http://schemas.microsoft.com/office/word/2026/wordml/cei" xmlns:w16cex="http://schemas.microsoft.com/office/word/2018/wordml/cex" xmlns:w16cid="http://schemas.microsoft.com/office/word/2016/wordml/cid" xmlns:w16="http://schemas.microsoft.com/office/word/2018/wordml" xmlns:w16du="http://schemas.microsoft.com/office/word/2023/wordml/word16du" xmlns:w16sdtdh="http://schemas.microsoft.com/office/word/2020/wordml/sdtdatahash" xmlns:w16sdtfl="http://schemas.microsoft.com/office/word/2024/wordml/sdtformatlock" xmlns:w16se="http://schemas.microsoft.com/office/word/2015/wordml/symex" xmlns:wpg="http://schemas.microsoft.com/office/word/2010/wordprocessingGroup" xmlns:wpi="http://schemas.microsoft.com/office/word/2010/wordprocessingInk" xmlns:wne="http://schemas.microsoft.com/office/word/2006/wordml" xmlns:wps="http://schemas.microsoft.com/office/word/2010/wordprocessingShape" mc:Ignorable="w14 w15 w16se w16cid w16 w16cex w16sdtdh w16sdtfl w16du wp14">
   <w:p>
     <w:pPr>
       <w:pStyle w:val="Header"/>
@@ -2353,7 +1792,7 @@
 </file>
 
 <file path=word/header2.xml><?xml version="1.0" encoding="utf-8"?>
-<w:hdr xmlns:wpc="http://schemas.microsoft.com/office/word/2010/wordprocessingCanvas" xmlns:cx="http://schemas.microsoft.com/office/drawing/2014/chartex" xmlns:cx1="http://schemas.microsoft.com/office/drawing/2015/9/8/chartex" xmlns:cx2="http://schemas.microsoft.com/office/drawing/2015/10/21/chartex" xmlns:cx3="http://schemas.microsoft.com/office/drawing/2016/5/9/chartex" xmlns:cx4="http://schemas.microsoft.com/office/drawing/2016/5/10/chartex" xmlns:cx5="http://schemas.microsoft.com/office/drawing/2016/5/11/chartex" xmlns:cx6="http://schemas.microsoft.com/office/drawing/2016/5/12/chartex" xmlns:cx7="http://schemas.microsoft.com/office/drawing/2016/5/13/chartex" xmlns:cx8="http://schemas.microsoft.com/office/drawing/2016/5/14/chartex" xmlns:mc="http://schemas.openxmlformats.org/markup-compatibility/2006" xmlns:aink="http://schemas.microsoft.com/office/drawing/2016/ink" xmlns:am3d="http://schemas.microsoft.com/office/drawing/2017/model3d" xmlns:o="urn:schemas-microsoft-com:office:office" xmlns:oel="http://schemas.microsoft.com/office/2019/extlst" xmlns:r="http://schemas.openxmlformats.org/officeDocument/2006/relationships" xmlns:m="http://schemas.openxmlformats.org/officeDocument/2006/math" xmlns:v="urn:schemas-microsoft-com:vml" xmlns:wp14="http://schemas.microsoft.com/office/word/2010/wordprocessingDrawing" xmlns:wp="http://schemas.openxmlformats.org/drawingml/2006/wordprocessingDrawing" xmlns:w10="urn:schemas-microsoft-com:office:word" xmlns:w="http://schemas.openxmlformats.org/wordprocessingml/2006/main" xmlns:w14="http://schemas.microsoft.com/office/word/2010/wordml" xmlns:w15="http://schemas.microsoft.com/office/word/2012/wordml" xmlns:w16cex="http://schemas.microsoft.com/office/word/2018/wordml/cex" xmlns:w16cid="http://schemas.microsoft.com/office/word/2016/wordml/cid" xmlns:w16="http://schemas.microsoft.com/office/word/2018/wordml" xmlns:w16du="http://schemas.microsoft.com/office/word/2023/wordml/word16du" xmlns:w16sdtdh="http://schemas.microsoft.com/office/word/2020/wordml/sdtdatahash" xmlns:w16sdtfl="http://schemas.microsoft.com/office/word/2024/wordml/sdtformatlock" xmlns:w16se="http://schemas.microsoft.com/office/word/2015/wordml/symex" xmlns:wpg="http://schemas.microsoft.com/office/word/2010/wordprocessingGroup" xmlns:wpi="http://schemas.microsoft.com/office/word/2010/wordprocessingInk" xmlns:wne="http://schemas.microsoft.com/office/word/2006/wordml" xmlns:wps="http://schemas.microsoft.com/office/word/2010/wordprocessingShape" mc:Ignorable="w14 w15 w16se w16cid w16 w16cex w16sdtdh w16sdtfl w16du wp14">
+<w:hdr xmlns:wpc="http://schemas.microsoft.com/office/word/2010/wordprocessingCanvas" xmlns:cx="http://schemas.microsoft.com/office/drawing/2014/chartex" xmlns:cx1="http://schemas.microsoft.com/office/drawing/2015/9/8/chartex" xmlns:cx2="http://schemas.microsoft.com/office/drawing/2015/10/21/chartex" xmlns:cx3="http://schemas.microsoft.com/office/drawing/2016/5/9/chartex" xmlns:cx4="http://schemas.microsoft.com/office/drawing/2016/5/10/chartex" xmlns:cx5="http://schemas.microsoft.com/office/drawing/2016/5/11/chartex" xmlns:cx6="http://schemas.microsoft.com/office/drawing/2016/5/12/chartex" xmlns:cx7="http://schemas.microsoft.com/office/drawing/2016/5/13/chartex" xmlns:cx8="http://schemas.microsoft.com/office/drawing/2016/5/14/chartex" xmlns:mc="http://schemas.openxmlformats.org/markup-compatibility/2006" xmlns:aink="http://schemas.microsoft.com/office/drawing/2016/ink" xmlns:am3d="http://schemas.microsoft.com/office/drawing/2017/model3d" xmlns:o="urn:schemas-microsoft-com:office:office" xmlns:oel="http://schemas.microsoft.com/office/2019/extlst" xmlns:r="http://schemas.openxmlformats.org/officeDocument/2006/relationships" xmlns:m="http://schemas.openxmlformats.org/officeDocument/2006/math" xmlns:v="urn:schemas-microsoft-com:vml" xmlns:wp14="http://schemas.microsoft.com/office/word/2010/wordprocessingDrawing" xmlns:wp="http://schemas.openxmlformats.org/drawingml/2006/wordprocessingDrawing" xmlns:w10="urn:schemas-microsoft-com:office:word" xmlns:w="http://schemas.openxmlformats.org/wordprocessingml/2006/main" xmlns:w14="http://schemas.microsoft.com/office/word/2010/wordml" xmlns:w15="http://schemas.microsoft.com/office/word/2012/wordml" xmlns:w16cei="http://schemas.microsoft.com/office/word/2026/wordml/cei" xmlns:w16cex="http://schemas.microsoft.com/office/word/2018/wordml/cex" xmlns:w16cid="http://schemas.microsoft.com/office/word/2016/wordml/cid" xmlns:w16="http://schemas.microsoft.com/office/word/2018/wordml" xmlns:w16du="http://schemas.microsoft.com/office/word/2023/wordml/word16du" xmlns:w16sdtdh="http://schemas.microsoft.com/office/word/2020/wordml/sdtdatahash" xmlns:w16sdtfl="http://schemas.microsoft.com/office/word/2024/wordml/sdtformatlock" xmlns:w16se="http://schemas.microsoft.com/office/word/2015/wordml/symex" xmlns:wpg="http://schemas.microsoft.com/office/word/2010/wordprocessingGroup" xmlns:wpi="http://schemas.microsoft.com/office/word/2010/wordprocessingInk" xmlns:wne="http://schemas.microsoft.com/office/word/2006/wordml" xmlns:wps="http://schemas.microsoft.com/office/word/2010/wordprocessingShape" mc:Ignorable="w14 w15 w16se w16cid w16 w16cex w16sdtdh w16sdtfl w16du wp14">
   <w:p>
     <w:pPr>
       <w:pStyle w:val="Header"/>
@@ -2363,7 +1802,7 @@
 </file>
 
 <file path=word/header3.xml><?xml version="1.0" encoding="utf-8"?>
-<w:hdr xmlns:wpc="http://schemas.microsoft.com/office/word/2010/wordprocessingCanvas" xmlns:cx="http://schemas.microsoft.com/office/drawing/2014/chartex" xmlns:cx1="http://schemas.microsoft.com/office/drawing/2015/9/8/chartex" xmlns:cx2="http://schemas.microsoft.com/office/drawing/2015/10/21/chartex" xmlns:cx3="http://schemas.microsoft.com/office/drawing/2016/5/9/chartex" xmlns:cx4="http://schemas.microsoft.com/office/drawing/2016/5/10/chartex" xmlns:cx5="http://schemas.microsoft.com/office/drawing/2016/5/11/chartex" xmlns:cx6="http://schemas.microsoft.com/office/drawing/2016/5/12/chartex" xmlns:cx7="http://schemas.microsoft.com/office/drawing/2016/5/13/chartex" xmlns:cx8="http://schemas.microsoft.com/office/drawing/2016/5/14/chartex" xmlns:mc="http://schemas.openxmlformats.org/markup-compatibility/2006" xmlns:aink="http://schemas.microsoft.com/office/drawing/2016/ink" xmlns:am3d="http://schemas.microsoft.com/office/drawing/2017/model3d" xmlns:o="urn:schemas-microsoft-com:office:office" xmlns:oel="http://schemas.microsoft.com/office/2019/extlst" xmlns:r="http://schemas.openxmlformats.org/officeDocument/2006/relationships" xmlns:m="http://schemas.openxmlformats.org/officeDocument/2006/math" xmlns:v="urn:schemas-microsoft-com:vml" xmlns:wp14="http://schemas.microsoft.com/office/word/2010/wordprocessingDrawing" xmlns:wp="http://schemas.openxmlformats.org/drawingml/2006/wordprocessingDrawing" xmlns:w10="urn:schemas-microsoft-com:office:word" xmlns:w="http://schemas.openxmlformats.org/wordprocessingml/2006/main" xmlns:w14="http://schemas.microsoft.com/office/word/2010/wordml" xmlns:w15="http://schemas.microsoft.com/office/word/2012/wordml" xmlns:w16cex="http://schemas.microsoft.com/office/word/2018/wordml/cex" xmlns:w16cid="http://schemas.microsoft.com/office/word/2016/wordml/cid" xmlns:w16="http://schemas.microsoft.com/office/word/2018/wordml" xmlns:w16du="http://schemas.microsoft.com/office/word/2023/wordml/word16du" xmlns:w16sdtdh="http://schemas.microsoft.com/office/word/2020/wordml/sdtdatahash" xmlns:w16sdtfl="http://schemas.microsoft.com/office/word/2024/wordml/sdtformatlock" xmlns:w16se="http://schemas.microsoft.com/office/word/2015/wordml/symex" xmlns:wpg="http://schemas.microsoft.com/office/word/2010/wordprocessingGroup" xmlns:wpi="http://schemas.microsoft.com/office/word/2010/wordprocessingInk" xmlns:wne="http://schemas.microsoft.com/office/word/2006/wordml" xmlns:wps="http://schemas.microsoft.com/office/word/2010/wordprocessingShape" mc:Ignorable="w14 w15 w16se w16cid w16 w16cex w16sdtdh w16sdtfl w16du wp14">
+<w:hdr xmlns:wpc="http://schemas.microsoft.com/office/word/2010/wordprocessingCanvas" xmlns:cx="http://schemas.microsoft.com/office/drawing/2014/chartex" xmlns:cx1="http://schemas.microsoft.com/office/drawing/2015/9/8/chartex" xmlns:cx2="http://schemas.microsoft.com/office/drawing/2015/10/21/chartex" xmlns:cx3="http://schemas.microsoft.com/office/drawing/2016/5/9/chartex" xmlns:cx4="http://schemas.microsoft.com/office/drawing/2016/5/10/chartex" xmlns:cx5="http://schemas.microsoft.com/office/drawing/2016/5/11/chartex" xmlns:cx6="http://schemas.microsoft.com/office/drawing/2016/5/12/chartex" xmlns:cx7="http://schemas.microsoft.com/office/drawing/2016/5/13/chartex" xmlns:cx8="http://schemas.microsoft.com/office/drawing/2016/5/14/chartex" xmlns:mc="http://schemas.openxmlformats.org/markup-compatibility/2006" xmlns:aink="http://schemas.microsoft.com/office/drawing/2016/ink" xmlns:am3d="http://schemas.microsoft.com/office/drawing/2017/model3d" xmlns:o="urn:schemas-microsoft-com:office:office" xmlns:oel="http://schemas.microsoft.com/office/2019/extlst" xmlns:r="http://schemas.openxmlformats.org/officeDocument/2006/relationships" xmlns:m="http://schemas.openxmlformats.org/officeDocument/2006/math" xmlns:v="urn:schemas-microsoft-com:vml" xmlns:wp14="http://schemas.microsoft.com/office/word/2010/wordprocessingDrawing" xmlns:wp="http://schemas.openxmlformats.org/drawingml/2006/wordprocessingDrawing" xmlns:w10="urn:schemas-microsoft-com:office:word" xmlns:w="http://schemas.openxmlformats.org/wordprocessingml/2006/main" xmlns:w14="http://schemas.microsoft.com/office/word/2010/wordml" xmlns:w15="http://schemas.microsoft.com/office/word/2012/wordml" xmlns:w16cei="http://schemas.microsoft.com/office/word/2026/wordml/cei" xmlns:w16cex="http://schemas.microsoft.com/office/word/2018/wordml/cex" xmlns:w16cid="http://schemas.microsoft.com/office/word/2016/wordml/cid" xmlns:w16="http://schemas.microsoft.com/office/word/2018/wordml" xmlns:w16du="http://schemas.microsoft.com/office/word/2023/wordml/word16du" xmlns:w16sdtdh="http://schemas.microsoft.com/office/word/2020/wordml/sdtdatahash" xmlns:w16sdtfl="http://schemas.microsoft.com/office/word/2024/wordml/sdtformatlock" xmlns:w16se="http://schemas.microsoft.com/office/word/2015/wordml/symex" xmlns:wpg="http://schemas.microsoft.com/office/word/2010/wordprocessingGroup" xmlns:wpi="http://schemas.microsoft.com/office/word/2010/wordprocessingInk" xmlns:wne="http://schemas.microsoft.com/office/word/2006/wordml" xmlns:wps="http://schemas.microsoft.com/office/word/2010/wordprocessingShape" mc:Ignorable="w14 w15 w16se w16cid w16 w16cex w16sdtdh w16sdtfl w16du wp14">
   <w:p>
     <w:pPr>
       <w:pStyle w:val="Header"/>
@@ -2923,11 +2362,256 @@
       <w:bCs/>
     </w:rPr>
   </w:style>
+  <w:style w:type="paragraph" w:styleId="NoSpacing">
+    <w:name w:val="No Spacing"/>
+    <w:uiPriority w:val="1"/>
+    <w:qFormat/>
+    <w:rsid w:val="00416FC2"/>
+    <w:pPr>
+      <w:spacing w:after="0" w:line="240" w:lineRule="auto"/>
+    </w:pPr>
+    <w:rPr>
+      <w:rFonts w:asciiTheme="minorHAnsi" w:hAnsiTheme="minorHAnsi" w:eastAsiaTheme="minorHAnsi" w:cstheme="minorBidi"/>
+      <w:color w:val="242424" w:themeColor="text1"/>
+    </w:rPr>
+  </w:style>
+  <w:style w:type="paragraph" w:customStyle="1" w:styleId="BCNumber">
+    <w:name w:val="BC Number"/>
+    <w:basedOn w:val="NoSpacing"/>
+    <w:next w:val="Normal"/>
+    <w:uiPriority w:val="2"/>
+    <w:qFormat/>
+    <w:pPr>
+      <w:spacing w:before="0" w:after="0" w:line="240" w:lineRule="auto"/>
+    </w:pPr>
+    <w:rPr>
+      <w:rFonts w:asciiTheme="minorHAnsi" w:hAnsiTheme="minorHAnsi" w:eastAsiaTheme="minorHAnsi" w:cstheme="minorBidi"/>
+      <w:color w:val="242424" w:themeColor="text1"/>
+      <w14:numForm w14:val="tabular"/>
+      <w14:numSpacing w14:val="tabular"/>
+    </w:rPr>
+  </w:style>
+  <w:style w:type="paragraph" w:customStyle="1" w:styleId="BCLabel">
+    <w:name w:val="BC Label"/>
+    <w:basedOn w:val="NoSpacing"/>
+    <w:next w:val="Normal"/>
+    <w:uiPriority w:val="2"/>
+    <w:qFormat/>
+    <w:pPr>
+      <w:keepNext/>
+      <w:spacing w:before="0" w:after="0" w:line="240" w:lineRule="auto"/>
+    </w:pPr>
+    <w:rPr>
+      <w:rFonts w:asciiTheme="majorHAnsi" w:hAnsiTheme="majorHAnsi" w:eastAsiaTheme="majorEastAsia" w:cstheme="majorBidi"/>
+      <w:color w:val="242424" w:themeColor="text1"/>
+    </w:rPr>
+  </w:style>
+  <w:style w:type="paragraph" w:customStyle="1" w:styleId="BCLabelNumber">
+    <w:name w:val="BC Label Number"/>
+    <w:basedOn w:val="BCLabel"/>
+    <w:next w:val="Normal"/>
+    <w:uiPriority w:val="2"/>
+    <w:qFormat/>
+    <w:pPr>
+      <w:spacing w:before="0" w:after="0" w:line="240" w:lineRule="auto"/>
+    </w:pPr>
+    <w:rPr>
+      <w:rFonts w:asciiTheme="majorHAnsi" w:hAnsiTheme="majorHAnsi" w:eastAsiaTheme="majorEastAsia" w:cstheme="majorBidi"/>
+      <w:color w:val="242424" w:themeColor="text1"/>
+      <w14:numForm w14:val="tabular"/>
+      <w14:numSpacing w14:val="tabular"/>
+    </w:rPr>
+  </w:style>
+  <w:style w:type="table" w:customStyle="1" w:styleId="BCBlockTable">
+    <w:name w:val="BC Block Table"/>
+    <w:basedOn w:val="TableNormal"/>
+    <w:uiPriority w:val="99"/>
+    <w:qFormat/>
+    <w:pPr>
+      <w:spacing w:before="0" w:after="0" w:line="240" w:lineRule="auto"/>
+    </w:pPr>
+    <w:tblPr>
+      <w:tblStyleRowBandSize w:val="1"/>
+      <w:tblStyleColBandSize w:val="1"/>
+      <w:tblCellMar>
+        <w:top w:w="0" w:type="dxa"/>
+        <w:left w:w="0" w:type="dxa"/>
+        <w:bottom w:w="0" w:type="dxa"/>
+        <w:right w:w="0" w:type="dxa"/>
+      </w:tblCellMar>
+    </w:tblPr>
+    <w:tcPr>
+      <w:vAlign w:val="top"/>
+    </w:tcPr>
+    <w:tblStylePr w:type="firstRow">
+      <w:rPr>
+        <w:rFonts w:asciiTheme="majorHAnsi" w:hAnsiTheme="majorHAnsi" w:cstheme="majorBidi"/>
+      </w:rPr>
+      <w:tcPr>
+        <w:vAlign w:val="top"/>
+      </w:tcPr>
+    </w:tblStylePr>
+  </w:style>
+  <w:style w:type="table" w:customStyle="1" w:styleId="BCDataTable">
+    <w:name w:val="BC Data Table"/>
+    <w:basedOn w:val="TableNormal"/>
+    <w:uiPriority w:val="99"/>
+    <w:qFormat/>
+    <w:pPr>
+      <w:spacing w:before="0" w:after="0" w:line="240" w:lineRule="auto"/>
+    </w:pPr>
+    <w:tblPr>
+      <w:tblStyleRowBandSize w:val="1"/>
+      <w:tblStyleColBandSize w:val="1"/>
+      <w:tblCellMar>
+        <w:top w:w="0" w:type="dxa"/>
+        <w:left w:w="115" w:type="dxa"/>
+        <w:bottom w:w="0" w:type="dxa"/>
+        <w:right w:w="115" w:type="dxa"/>
+      </w:tblCellMar>
+    </w:tblPr>
+    <w:tcPr>
+      <w:vAlign w:val="center"/>
+    </w:tcPr>
+    <w:tblStylePr w:type="firstRow">
+      <w:pPr>
+        <w:spacing w:before="160" w:after="80"/>
+      </w:pPr>
+      <w:rPr>
+        <w:rFonts w:asciiTheme="majorHAnsi" w:hAnsiTheme="majorHAnsi" w:cstheme="majorBidi"/>
+      </w:rPr>
+      <w:tcPr>
+        <w:tcBorders>
+          <w:bottom w:val="single" w:sz="4" w:space="0" w:color="242424" w:themeColor="text1"/>
+        </w:tcBorders>
+        <w:vAlign w:val="top"/>
+      </w:tcPr>
+    </w:tblStylePr>
+    <w:tblStylePr w:type="lastRow">
+      <w:tcPr>
+        <w:tcBorders>
+          <w:bottom w:val="single" w:sz="4" w:space="0" w:color="F5F7F8" w:themeColor="background2"/>
+        </w:tcBorders>
+      </w:tcPr>
+    </w:tblStylePr>
+    <w:tblStylePr w:type="band1Horz">
+      <w:tcPr>
+        <w:shd w:val="clear" w:color="auto" w:fill="auto"/>
+      </w:tcPr>
+    </w:tblStylePr>
+    <w:tblStylePr w:type="band2Horz">
+      <w:tcPr>
+        <w:shd w:val="clear" w:color="auto" w:fill="CCE6E9" w:themeFill="accent2" w:themeFillTint="33"/>
+      </w:tcPr>
+    </w:tblStylePr>
+  </w:style>
+  <w:style w:type="table" w:customStyle="1" w:styleId="BCTotalsTable">
+    <w:name w:val="BC Totals Table"/>
+    <w:basedOn w:val="TableNormal"/>
+    <w:uiPriority w:val="99"/>
+    <w:qFormat/>
+    <w:pPr>
+      <w:spacing w:before="0" w:after="0" w:line="240" w:lineRule="auto"/>
+    </w:pPr>
+    <w:tblPr>
+      <w:tblStyleRowBandSize w:val="1"/>
+      <w:tblStyleColBandSize w:val="1"/>
+      <w:tblCellMar>
+        <w:top w:w="0" w:type="dxa"/>
+        <w:left w:w="115" w:type="dxa"/>
+        <w:bottom w:w="0" w:type="dxa"/>
+        <w:right w:w="115" w:type="dxa"/>
+      </w:tblCellMar>
+    </w:tblPr>
+    <w:tcPr>
+      <w:vAlign w:val="center"/>
+    </w:tcPr>
+    <w:tblStylePr w:type="lastRow">
+      <w:rPr>
+        <w:rFonts w:asciiTheme="majorHAnsi" w:hAnsiTheme="majorHAnsi" w:cstheme="majorBidi"/>
+      </w:rPr>
+      <w:tcPr>
+        <w:tcBorders>
+          <w:top w:val="single" w:sz="4" w:space="0" w:color="242424" w:themeColor="text1"/>
+          <w:bottom w:val="single" w:sz="8" w:space="0" w:color="242424" w:themeColor="text1"/>
+        </w:tcBorders>
+      </w:tcPr>
+    </w:tblStylePr>
+  </w:style>
+  <w:style w:type="table" w:customStyle="1" w:styleId="BCCalculationTable">
+    <w:name w:val="BC Calculation Table"/>
+    <w:basedOn w:val="TableNormal"/>
+    <w:uiPriority w:val="99"/>
+    <w:qFormat/>
+    <w:pPr>
+      <w:spacing w:before="0" w:after="0" w:line="240" w:lineRule="auto"/>
+    </w:pPr>
+    <w:tblPr>
+      <w:tblStyleRowBandSize w:val="1"/>
+      <w:tblStyleColBandSize w:val="1"/>
+      <w:tblCellMar>
+        <w:top w:w="58" w:type="dxa"/>
+        <w:left w:w="0" w:type="dxa"/>
+        <w:bottom w:w="58" w:type="dxa"/>
+        <w:right w:w="0" w:type="dxa"/>
+      </w:tblCellMar>
+    </w:tblPr>
+    <w:tcPr>
+      <w:vAlign w:val="center"/>
+    </w:tcPr>
+    <w:tblStylePr w:type="firstRow">
+      <w:rPr>
+        <w:rFonts w:asciiTheme="majorHAnsi" w:hAnsiTheme="majorHAnsi" w:cstheme="majorBidi"/>
+      </w:rPr>
+      <w:tcPr>
+        <w:vAlign w:val="bottom"/>
+      </w:tcPr>
+    </w:tblStylePr>
+    <w:tblStylePr w:type="lastRow">
+      <w:rPr>
+        <w:rFonts w:asciiTheme="majorHAnsi" w:hAnsiTheme="majorHAnsi" w:cstheme="majorBidi"/>
+      </w:rPr>
+      <w:tcPr>
+        <w:tcBorders>
+          <w:top w:val="single" w:sz="4" w:space="0" w:color="242424" w:themeColor="text1"/>
+        </w:tcBorders>
+      </w:tcPr>
+    </w:tblStylePr>
+  </w:style>
+  <w:style w:type="table" w:customStyle="1" w:styleId="BCSignatureTable">
+    <w:name w:val="BC Signature Table"/>
+    <w:basedOn w:val="TableNormal"/>
+    <w:uiPriority w:val="99"/>
+    <w:qFormat/>
+    <w:pPr>
+      <w:spacing w:before="0" w:after="0" w:line="240" w:lineRule="auto"/>
+    </w:pPr>
+    <w:tblPr>
+      <w:tblStyleRowBandSize w:val="1"/>
+      <w:tblStyleColBandSize w:val="1"/>
+      <w:tblCellMar>
+        <w:top w:w="0" w:type="dxa"/>
+        <w:left w:w="0" w:type="dxa"/>
+        <w:bottom w:w="0" w:type="dxa"/>
+        <w:right w:w="0" w:type="dxa"/>
+      </w:tblCellMar>
+    </w:tblPr>
+    <w:tcPr>
+      <w:vAlign w:val="top"/>
+    </w:tcPr>
+    <w:tblStylePr w:type="lastRow">
+      <w:tcPr>
+        <w:tcBorders>
+          <w:bottom w:val="single" w:sz="4" w:space="0" w:color="242424" w:themeColor="text1"/>
+        </w:tcBorders>
+      </w:tcPr>
+    </w:tblStylePr>
+  </w:style>
 </w:styles>
 </file>
 
 <file path=word/glossary/document.xml><?xml version="1.0" encoding="utf-8"?>
-<w:glossaryDocument xmlns:wpc="http://schemas.microsoft.com/office/word/2010/wordprocessingCanvas" xmlns:cx="http://schemas.microsoft.com/office/drawing/2014/chartex" xmlns:cx1="http://schemas.microsoft.com/office/drawing/2015/9/8/chartex" xmlns:cx2="http://schemas.microsoft.com/office/drawing/2015/10/21/chartex" xmlns:cx3="http://schemas.microsoft.com/office/drawing/2016/5/9/chartex" xmlns:cx4="http://schemas.microsoft.com/office/drawing/2016/5/10/chartex" xmlns:cx5="http://schemas.microsoft.com/office/drawing/2016/5/11/chartex" xmlns:cx6="http://schemas.microsoft.com/office/drawing/2016/5/12/chartex" xmlns:cx7="http://schemas.microsoft.com/office/drawing/2016/5/13/chartex" xmlns:cx8="http://schemas.microsoft.com/office/drawing/2016/5/14/chartex" xmlns:mc="http://schemas.openxmlformats.org/markup-compatibility/2006" xmlns:aink="http://schemas.microsoft.com/office/drawing/2016/ink" xmlns:am3d="http://schemas.microsoft.com/office/drawing/2017/model3d" xmlns:o="urn:schemas-microsoft-com:office:office" xmlns:oel="http://schemas.microsoft.com/office/2019/extlst" xmlns:r="http://schemas.openxmlformats.org/officeDocument/2006/relationships" xmlns:m="http://schemas.openxmlformats.org/officeDocument/2006/math" xmlns:v="urn:schemas-microsoft-com:vml" xmlns:wp14="http://schemas.microsoft.com/office/word/2010/wordprocessingDrawing" xmlns:wp="http://schemas.openxmlformats.org/drawingml/2006/wordprocessingDrawing" xmlns:w10="urn:schemas-microsoft-com:office:word" xmlns:w="http://schemas.openxmlformats.org/wordprocessingml/2006/main" xmlns:w14="http://schemas.microsoft.com/office/word/2010/wordml" xmlns:w15="http://schemas.microsoft.com/office/word/2012/wordml" xmlns:w16cex="http://schemas.microsoft.com/office/word/2018/wordml/cex" xmlns:w16cid="http://schemas.microsoft.com/office/word/2016/wordml/cid" xmlns:w16="http://schemas.microsoft.com/office/word/2018/wordml" xmlns:w16du="http://schemas.microsoft.com/office/word/2023/wordml/word16du" xmlns:w16sdtdh="http://schemas.microsoft.com/office/word/2020/wordml/sdtdatahash" xmlns:w16sdtfl="http://schemas.microsoft.com/office/word/2024/wordml/sdtformatlock" xmlns:w16se="http://schemas.microsoft.com/office/word/2015/wordml/symex" xmlns:wpg="http://schemas.microsoft.com/office/word/2010/wordprocessingGroup" xmlns:wpi="http://schemas.microsoft.com/office/word/2010/wordprocessingInk" xmlns:wne="http://schemas.microsoft.com/office/word/2006/wordml" xmlns:wps="http://schemas.microsoft.com/office/word/2010/wordprocessingShape" mc:Ignorable="w14 w15 w16se w16cid w16 w16cex w16sdtdh w16sdtfl w16du wp14">
+<w:glossaryDocument xmlns:wpc="http://schemas.microsoft.com/office/word/2010/wordprocessingCanvas" xmlns:cx="http://schemas.microsoft.com/office/drawing/2014/chartex" xmlns:cx1="http://schemas.microsoft.com/office/drawing/2015/9/8/chartex" xmlns:cx2="http://schemas.microsoft.com/office/drawing/2015/10/21/chartex" xmlns:cx3="http://schemas.microsoft.com/office/drawing/2016/5/9/chartex" xmlns:cx4="http://schemas.microsoft.com/office/drawing/2016/5/10/chartex" xmlns:cx5="http://schemas.microsoft.com/office/drawing/2016/5/11/chartex" xmlns:cx6="http://schemas.microsoft.com/office/drawing/2016/5/12/chartex" xmlns:cx7="http://schemas.microsoft.com/office/drawing/2016/5/13/chartex" xmlns:cx8="http://schemas.microsoft.com/office/drawing/2016/5/14/chartex" xmlns:mc="http://schemas.openxmlformats.org/markup-compatibility/2006" xmlns:aink="http://schemas.microsoft.com/office/drawing/2016/ink" xmlns:am3d="http://schemas.microsoft.com/office/drawing/2017/model3d" xmlns:o="urn:schemas-microsoft-com:office:office" xmlns:oel="http://schemas.microsoft.com/office/2019/extlst" xmlns:r="http://schemas.openxmlformats.org/officeDocument/2006/relationships" xmlns:m="http://schemas.openxmlformats.org/officeDocument/2006/math" xmlns:v="urn:schemas-microsoft-com:vml" xmlns:wp14="http://schemas.microsoft.com/office/word/2010/wordprocessingDrawing" xmlns:wp="http://schemas.openxmlformats.org/drawingml/2006/wordprocessingDrawing" xmlns:w10="urn:schemas-microsoft-com:office:word" xmlns:w="http://schemas.openxmlformats.org/wordprocessingml/2006/main" xmlns:w14="http://schemas.microsoft.com/office/word/2010/wordml" xmlns:w15="http://schemas.microsoft.com/office/word/2012/wordml" xmlns:w16cei="http://schemas.microsoft.com/office/word/2026/wordml/cei" xmlns:w16cex="http://schemas.microsoft.com/office/word/2018/wordml/cex" xmlns:w16cid="http://schemas.microsoft.com/office/word/2016/wordml/cid" xmlns:w16="http://schemas.microsoft.com/office/word/2018/wordml" xmlns:w16du="http://schemas.microsoft.com/office/word/2023/wordml/word16du" xmlns:w16sdtdh="http://schemas.microsoft.com/office/word/2020/wordml/sdtdatahash" xmlns:w16sdtfl="http://schemas.microsoft.com/office/word/2024/wordml/sdtformatlock" xmlns:w16se="http://schemas.microsoft.com/office/word/2015/wordml/symex" xmlns:wpg="http://schemas.microsoft.com/office/word/2010/wordprocessingGroup" xmlns:wpi="http://schemas.microsoft.com/office/word/2010/wordprocessingInk" xmlns:wne="http://schemas.microsoft.com/office/word/2006/wordml" xmlns:wps="http://schemas.microsoft.com/office/word/2010/wordprocessingShape" mc:Ignorable="w14 w15 w16se w16cid w16 w16cex w16sdtdh w16sdtfl w16du wp14">
   <w:docParts>
     <w:docPart>
       <w:docPartPr>
@@ -3422,6 +3106,32 @@
         </w:p>
       </w:docPartBody>
     </w:docPart>
+    <w:docPart>
+      <w:docPartPr>
+        <w:name w:val="DefaultPlaceholder_-1854013440"/>
+        <w:category>
+          <w:name w:val="General"/>
+          <w:gallery w:val="placeholder"/>
+        </w:category>
+        <w:types>
+          <w:type w:val="bbPlcHdr"/>
+        </w:types>
+        <w:behaviors>
+          <w:behavior w:val="content"/>
+        </w:behaviors>
+        <w:guid w:val="{C3B4717F-CEF4-40F3-9EBC-EC1195E1A53A}"/>
+      </w:docPartPr>
+      <w:docPartBody>
+        <w:p>
+          <w:r>
+            <w:rPr>
+              <w:rStyle w:val="PlaceholderText"/>
+            </w:rPr>
+            <w:t>Click or tap here to enter text.</w:t>
+          </w:r>
+        </w:p>
+      </w:docPartBody>
+    </w:docPart>
   </w:docParts>
 </w:glossaryDocument>
 </file>
@@ -3487,8 +3197,11 @@
   </w:compat>
   <w:rsids>
     <w:rsidRoot w:val="00B40B8C"/>
+    <w:rsid w:val="000D3DB5"/>
+    <w:rsid w:val="004C1BFD"/>
     <w:rsid w:val="00537287"/>
     <w:rsid w:val="006203BB"/>
+    <w:rsid w:val="006B3F68"/>
     <w:rsid w:val="0085347A"/>
     <w:rsid w:val="008E4BDC"/>
     <w:rsid w:val="00B40B8C"/>
@@ -3950,7 +3663,7 @@
     <w:basedOn w:val="DefaultParagraphFont"/>
     <w:uiPriority w:val="99"/>
     <w:semiHidden/>
-    <w:rsid w:val="0085347A"/>
+    <w:rsid w:val="000D3DB5"/>
     <w:rPr>
       <w:color w:val="666666"/>
     </w:rPr>
@@ -4350,7 +4063,7 @@
 
 <file path=word/webextensions/taskpanes.xml><?xml version="1.0" encoding="utf-8"?>
 <wetp:taskpanes xmlns:wetp="http://schemas.microsoft.com/office/webextensions/taskpanes/2010/11">
-  <wetp:taskpane dockstate="right" visibility="0" width="350" row="0">
+  <wetp:taskpane dockstate="right" visibility="0" width="350" row="1">
     <wetp:webextensionref xmlns:r="http://schemas.openxmlformats.org/officeDocument/2006/relationships" r:id="rId1"/>
   </wetp:taskpane>
   <wetp:taskpane dockstate="right" visibility="0" width="350" row="0">
@@ -4402,9 +4115,7 @@
 </we:webextension>
 </file>
 
-<file path=customXml/item1.xml>��< ? x m l   v e r s i o n = " 1 . 0 "   e n c o d i n g = " u t f - 1 6 " ? > - 
- < N a v W o r d R e p o r t X m l P a r t   x m l n s = " u r n : m i c r o s o f t - d y n a m i c s - n a v / r e p o r t s / D e f e r r a l _ S u m m a r y _ G _ L / 1 7 0 0 / " > +<file path=customXml/item1.xml>��< ? x m l   v e r s i o n = " 1 . 0 "   e n c o d i n g = " u t f - 1 6 " ? > < N a v W o r d R e p o r t X m l P a r t   x m l n s = " u r n : m i c r o s o f t - d y n a m i c s - b u s i n e s s c e n t r a l / i n t e r n a l / e x t e n d e d / r e p o r t s / D e f e r r a l _ S u m m a r y _ G _ L / 1 7 0 0 / " >   
      < B C R e p o r t I n f o r m a t i o n >   
@@ -4468,215 +4179,139 @@
  
          < / R e p o r t R e q u e s t >   
-         < C o m p a n y M e t a d a t a > - 
-             < C o m p a n y N a m e > C o m p a n y   N a m e < / C o m p a n y N a m e > - 
-             < C o m p a n y D i s p l a y N a m e > C o m p a n y   D i s p l a y   N a m e < / C o m p a n y D i s p l a y N a m e > - 
-             < C o m p a n y A d d r e s s L i n e s > - 
-                 < C o m p a n y A d d r e s s L i n e > C o m p a n y   A d d r e s s   L i n e   1 < / C o m p a n y A d d r e s s L i n e > - 
-                 < C o m p a n y A d d r e s s L i n e > C o m p a n y   A d d r e s s   L i n e   2 < / C o m p a n y A d d r e s s L i n e > - 
-                 < C o m p a n y A d d r e s s L i n e > C o m p a n y   A d d r e s s   L i n e   3 < / C o m p a n y A d d r e s s L i n e > - 
-                 < C o m p a n y A d d r e s s L i n e > C o m p a n y   A d d r e s s   L i n e   4 < / C o m p a n y A d d r e s s L i n e > - 
-                 < C o m p a n y A d d r e s s L i n e > C o m p a n y   A d d r e s s   L i n e   5 < / C o m p a n y A d d r e s s L i n e > - 
-                 < C o m p a n y A d d r e s s L i n e > C o m p a n y   A d d r e s s   L i n e   6 < / C o m p a n y A d d r e s s L i n e > - 
-                 < C o m p a n y A d d r e s s L i n e > C o m p a n y   A d d r e s s   L i n e   7 < / C o m p a n y A d d r e s s L i n e > - 
-                 < C o m p a n y A d d r e s s L i n e > C o m p a n y   A d d r e s s   L i n e   8 < / C o m p a n y A d d r e s s L i n e > - 
-             < / C o m p a n y A d d r e s s L i n e s > - 
-             < C o m p a n y P h o n e > C o m p a n y   P h o n e < / C o m p a n y P h o n e > - 
-             < C o m p a n y P h o n e C a p t i o n > C o m p a n y   P h o n e   C a p t i o n < / C o m p a n y P h o n e C a p t i o n > - 
-             < C o m p a n y F a x N o > C o m p a n y   F a x   N o . < / C o m p a n y F a x N o > - 
-             < C o m p a n y F a x N o C a p t i o n > C o m p a n y   F a x   N o .   C a p t i o n < / C o m p a n y F a x N o C a p t i o n > - 
-             < C o m p a n y E m a i l > C o m p a n y   E m a i l < / C o m p a n y E m a i l > - 
-             < C o m p a n y E m a i l C a p t i o n > C o m p a n y   E m a i l   C a p t i o n < / C o m p a n y E m a i l C a p t i o n > - 
-             < C o m p a n y H o m e P a g e > C o m p a n y   H o m e   P a g e < / C o m p a n y H o m e P a g e > - 
-             < C o m p a n y H o m e P a g e C a p t i o n > C o m p a n y   H o m e   P a g e   C a p t i o n < / C o m p a n y H o m e P a g e C a p t i o n > - 
-             < C o m p a n y L o g o > C o m p a n y   L o g o < / C o m p a n y L o g o > - 
-             < C o m p a n y V A T R e g i s t r a t i o n N o > C o m p a n y   V A T   R e g i s t r a t i o n   N o . < / C o m p a n y V A T R e g i s t r a t i o n N o > - 
-             < C o m p a n y V A T R e g i s t r a t i o n N o C a p t i o n > C o m p a n y   V A T   R e g i s t r a t i o n   N o .   C a p t i o n < / C o m p a n y V A T R e g i s t r a t i o n N o C a p t i o n > - 
-             < C o m p a n y R e g i s t r a t i o n N o > C o m p a n y   R e g i s t r a t i o n   N o . < / C o m p a n y R e g i s t r a t i o n N o > - 
-             < C o m p a n y R e g i s t r a t i o n N o C a p t i o n > C o m p a n y   R e g i s t r a t i o n   N o .   C a p t i o n < / C o m p a n y R e g i s t r a t i o n N o C a p t i o n > - 
-             < C o m p a n y B a n k N a m e > C o m p a n y   B a n k   N a m e < / C o m p a n y B a n k N a m e > - 
-             < C o m p a n y B a n k N a m e C a p t i o n > C o m p a n y   B a n k   N a m e   C a p t i o n < / C o m p a n y B a n k N a m e C a p t i o n > - 
-             < C o m p a n y B a n k A c c o u n t N o > C o m p a n y   B a n k   A c c o u n t   N o . < / C o m p a n y B a n k A c c o u n t N o > - 
-             < C o m p a n y B a n k A c c o u n t N o C a p t i o n > C o m p a n y   B a n k   A c c o u n t   N o .   C a p t i o n < / C o m p a n y B a n k A c c o u n t N o C a p t i o n > - 
-             < C o m p a n y B a n k B r a n c h N o > C o m p a n y   B a n k   B r a n c h   N o . < / C o m p a n y B a n k B r a n c h N o > - 
-             < C o m p a n y B a n k B r a n c h N o C a p t i o n > C o m p a n y   B a n k   B r a n c h   N o .   C a p t i o n < / C o m p a n y B a n k B r a n c h N o C a p t i o n > - 
-             < C o m p a n y I B A N > C o m p a n y   I B A N < / C o m p a n y I B A N > - 
-             < C o m p a n y I B A N C a p t i o n > C o m p a n y   I B A N   C a p t i o n < / C o m p a n y I B A N C a p t i o n > - 
-             < C o m p a n y B a n k S W I F T > C o m p a n y   B a n k   S W I F T < / C o m p a n y B a n k S W I F T > - 
-             < C o m p a n y B a n k S W I F T C a p t i o n > C o m p a n y   B a n k   S W I F T   C a p t i o n < / C o m p a n y B a n k S W I F T C a p t i o n > - 
-             < C o m p a n y G i r o N o > C o m p a n y   G i r o   N o . < / C o m p a n y G i r o N o > - 
-             < C o m p a n y G i r o N o C a p t i o n > C o m p a n y   G i r o   N o .   C a p t i o n < / C o m p a n y G i r o N o C a p t i o n > - 
-         < / C o m p a n y M e t a d a t a > - 
      < / B C R e p o r t I n f o r m a t i o n >   
      < L a b e l s >   
-         < A b o u t T h e R e p o r t L a b e l > A b o u t T h e R e p o r t L a b e l < / A b o u t T h e R e p o r t L a b e l > - 
-         < A c c t N a m e C a p t i o n > A c c t N a m e C a p t i o n < / A c c t N a m e C a p t i o n > - 
-         < A m o u n t R e c o g n i z e d C a p t i o n > A m o u n t R e c o g n i z e d C a p t i o n < / A m o u n t R e c o g n i z e d C a p t i o n > - 
-         < B a l A s O f D a t e C a p t i o n > B a l A s O f D a t e C a p t i o n < / B a l A s O f D a t e C a p t i o n > - 
-         < C o m p a n y L a b e l > C o m p a n y L a b e l < / C o m p a n y L a b e l > - 
-         < D a t a R e t r i e v e d > D a t a R e t r i e v e d < / D a t a R e t r i e v e d > - 
-         < D e f e r r a l A c c o u n t C a p t i o n > D e f e r r a l A c c o u n t C a p t i o n < / D e f e r r a l A c c o u n t C a p t i o n > - 
-         < D e f e r r a l S u m m a r y G L A n a l y s i s > D e f e r r a l S u m m a r y G L A n a l y s i s < / D e f e r r a l S u m m a r y G L A n a l y s i s > - 
-         < D e f e r r a l S u m m a r y G L L a b e l > D e f e r r a l S u m m a r y G L L a b e l < / D e f e r r a l S u m m a r y G L L a b e l > - 
-         < D e f e r r a l S u m m a r y G L P r i n t > D e f e r r a l S u m m a r y G L P r i n t < / D e f e r r a l S u m m a r y G L P r i n t > - 
-         < D e f S t a r t D a t e C a p t i o n > D e f S t a r t D a t e C a p t i o n < / D e f S t a r t D a t e C a p t i o n > - 
-         < D e s c C a p t i o n > D e s c C a p t i o n < / D e s c C a p t i o n > - 
-         < D o c N o C a p t i o n > D o c N o C a p t i o n < / D o c N o C a p t i o n > - 
-         < D o c T y p e C a p t i o n > D o c T y p e C a p t i o n < / D o c T y p e C a p t i o n > - 
-         < D o c u m e n t a t i o n L a b e l > D o c u m e n t a t i o n L a b e l < / D o c u m e n t a t i o n L a b e l > - 
-         < E n t r y N o C a p t i o n > E n t r y N o C a p t i o n < / E n t r y N o C a p t i o n > - 
-         < E n v i r o n m e n t L a b e l > E n v i r o n m e n t L a b e l < / E n v i r o n m e n t L a b e l > - 
-         < N o _ G L A c c C a p t i o n > N o _ G L A c c C a p t i o n < / N o _ G L A c c C a p t i o n > - 
-         < N o O f P e r i o d s C a p t i o n > N o O f P e r i o d s C a p t i o n < / N o O f P e r i o d s C a p t i o n > - 
-         < N u m O f P e r i o d s C a p t i o n > N u m O f P e r i o d s C a p t i o n < / N u m O f P e r i o d s C a p t i o n > - 
-         < P o s t i n g D a t e C a p t i o n > P o s t i n g D a t e C a p t i o n < / P o s t i n g D a t e C a p t i o n > - 
-         < R e m A m o u n t D e f C a p t i o n > R e m A m o u n t D e f C a p t i o n < / R e m A m o u n t D e f C a p t i o n > - 
-         < R e p o r t N a m e L a b e l > R e p o r t N a m e L a b e l < / R e p o r t N a m e L a b e l > - 
-         < R u n O n L a b e l > R u n O n L a b e l < / R u n O n L a b e l > - 
-         < T o t a l A m o u n t D e f C a p t i o n > T o t a l A m o u n t D e f C a p t i o n < / T o t a l A m o u n t D e f C a p t i o n > - 
-         < U s e r L a b e l > U s e r L a b e l < / U s e r L a b e l > +         < A b o u t T h e R e p o r t L a b e l   E l e m e n t T y p e = " P a r a m e t e r "   E l e m e n t I d = " 1 6 7 7 9 2 0 0 1 "   D a t a T y p e = " S t r i n g " > A b o u t T h e R e p o r t L a b e l < / A b o u t T h e R e p o r t L a b e l > + 
+         < A c c t N a m e C a p t i o n   E l e m e n t T y p e = " P a r a m e t e r "   E l e m e n t I d = " 8 9 7 8 0 0 1 9 9 "   D a t a T y p e = " S t r i n g " > A c c t N a m e C a p t i o n < / A c c t N a m e C a p t i o n > + 
+         < A m o u n t R e c o g n i z e d C a p t i o n   E l e m e n t T y p e = " P a r a m e t e r "   E l e m e n t I d = " 1 2 2 9 1 0 9 7 1 3 "   D a t a T y p e = " S t r i n g " > A m o u n t R e c o g n i z e d C a p t i o n < / A m o u n t R e c o g n i z e d C a p t i o n > + 
+         < B a l A s O f D a t e C a p t i o n   E l e m e n t T y p e = " P a r a m e t e r "   E l e m e n t I d = " 1 7 3 6 9 6 3 9 0 7 "   D a t a T y p e = " S t r i n g " > B a l A s O f D a t e C a p t i o n < / B a l A s O f D a t e C a p t i o n > + 
+         < C o m p a n y L a b e l   E l e m e n t T y p e = " P a r a m e t e r "   E l e m e n t I d = " 3 4 6 7 6 0 3 4 8 "   D a t a T y p e = " S t r i n g " > C o m p a n y L a b e l < / C o m p a n y L a b e l > + 
+         < D a t a R e t r i e v e d   E l e m e n t T y p e = " P a r a m e t e r "   E l e m e n t I d = " 2 9 1 9 1 1 8 0 7 "   D a t a T y p e = " S t r i n g " > D a t a R e t r i e v e d < / D a t a R e t r i e v e d > + 
+         < D e f e r r a l A c c o u n t C a p t i o n   E l e m e n t T y p e = " P a r a m e t e r "   E l e m e n t I d = " 4 0 9 4 8 5 3 2 3 "   D a t a T y p e = " S t r i n g " > D e f e r r a l A c c o u n t C a p t i o n < / D e f e r r a l A c c o u n t C a p t i o n > + 
+         < D e f e r r a l S u m m a r y G L A n a l y s i s   E l e m e n t T y p e = " P a r a m e t e r "   E l e m e n t I d = " 5 4 1 9 4 7 2 4 7 "   D a t a T y p e = " S t r i n g " > D e f e r r a l S u m m a r y G L A n a l y s i s < / D e f e r r a l S u m m a r y G L A n a l y s i s > + 
+         < D e f e r r a l S u m m a r y G L L a b e l   E l e m e n t T y p e = " P a r a m e t e r "   E l e m e n t I d = " 8 6 4 1 6 1 7 3 "   D a t a T y p e = " S t r i n g " > D e f e r r a l S u m m a r y G L L a b e l < / D e f e r r a l S u m m a r y G L L a b e l > + 
+         < D e f e r r a l S u m m a r y G L P r i n t   E l e m e n t T y p e = " P a r a m e t e r "   E l e m e n t I d = " 2 5 4 9 0 9 3 6 4 "   D a t a T y p e = " S t r i n g " > D e f e r r a l S u m m a r y G L P r i n t < / D e f e r r a l S u m m a r y G L P r i n t > + 
+         < D e f S t a r t D a t e C a p t i o n   E l e m e n t T y p e = " P a r a m e t e r "   E l e m e n t I d = " 1 6 3 1 6 9 6 4 3 2 "   D a t a T y p e = " S t r i n g " > D e f S t a r t D a t e C a p t i o n < / D e f S t a r t D a t e C a p t i o n > + 
+         < D e s c C a p t i o n   E l e m e n t T y p e = " P a r a m e t e r "   E l e m e n t I d = " 1 5 8 0 3 0 3 5 5 8 "   D a t a T y p e = " S t r i n g " > D e s c C a p t i o n < / D e s c C a p t i o n > + 
+         < D o c N o C a p t i o n   E l e m e n t T y p e = " P a r a m e t e r "   E l e m e n t I d = " 2 0 5 6 5 2 6 8 5 8 "   D a t a T y p e = " S t r i n g " > D o c N o C a p t i o n < / D o c N o C a p t i o n > + 
+         < D o c T y p e C a p t i o n   E l e m e n t T y p e = " P a r a m e t e r "   E l e m e n t I d = " 4 0 9 9 8 6 6 4 3 "   D a t a T y p e = " S t r i n g " > D o c T y p e C a p t i o n < / D o c T y p e C a p t i o n > + 
+         < D o c u m e n t a t i o n L a b e l   E l e m e n t T y p e = " P a r a m e t e r "   E l e m e n t I d = " 1 7 3 8 9 2 4 8 1 5 "   D a t a T y p e = " S t r i n g " > D o c u m e n t a t i o n L a b e l < / D o c u m e n t a t i o n L a b e l > + 
+         < E n t r y N o C a p t i o n   E l e m e n t T y p e = " P a r a m e t e r "   E l e m e n t I d = " 1 8 2 1 3 0 3 6 9 8 "   D a t a T y p e = " S t r i n g " > E n t r y N o C a p t i o n < / E n t r y N o C a p t i o n > + 
+         < E n v i r o n m e n t L a b e l   E l e m e n t T y p e = " P a r a m e t e r "   E l e m e n t I d = " 8 1 8 8 1 6 5 9 0 "   D a t a T y p e = " S t r i n g " > E n v i r o n m e n t L a b e l < / E n v i r o n m e n t L a b e l > + 
+         < N o _ G L A c c C a p t i o n   E l e m e n t T y p e = " P a r a m e t e r "   E l e m e n t I d = " 1 3 7 2 6 3 7 1 8 3 "   D a t a T y p e = " S t r i n g " > N o _ G L A c c C a p t i o n < / N o _ G L A c c C a p t i o n > + 
+         < N o O f P e r i o d s C a p t i o n   E l e m e n t T y p e = " P a r a m e t e r "   E l e m e n t I d = " 1 8 2 1 5 5 0 8 4 5 "   D a t a T y p e = " S t r i n g " > N o O f P e r i o d s C a p t i o n < / N o O f P e r i o d s C a p t i o n > + 
+         < N u m O f P e r i o d s C a p t i o n   E l e m e n t T y p e = " P a r a m e t e r "   E l e m e n t I d = " 6 5 8 9 3 7 0 6 8 "   D a t a T y p e = " S t r i n g " > N u m O f P e r i o d s C a p t i o n < / N u m O f P e r i o d s C a p t i o n > + 
+         < P o s t i n g D a t e C a p t i o n   E l e m e n t T y p e = " P a r a m e t e r "   E l e m e n t I d = " 1 2 7 3 0 5 6 1 7 "   D a t a T y p e = " S t r i n g " > P o s t i n g D a t e C a p t i o n < / P o s t i n g D a t e C a p t i o n > + 
+         < R e m A m o u n t D e f C a p t i o n   E l e m e n t T y p e = " P a r a m e t e r "   E l e m e n t I d = " 6 4 3 2 7 5 8 5 8 "   D a t a T y p e = " S t r i n g " > R e m A m o u n t D e f C a p t i o n < / R e m A m o u n t D e f C a p t i o n > + 
+         < R e p o r t N a m e L a b e l   E l e m e n t T y p e = " P a r a m e t e r "   E l e m e n t I d = " 1 0 2 2 2 9 2 9 8 2 "   D a t a T y p e = " S t r i n g " > R e p o r t N a m e L a b e l < / R e p o r t N a m e L a b e l > + 
+         < R u n O n L a b e l   E l e m e n t T y p e = " P a r a m e t e r "   E l e m e n t I d = " 1 1 1 9 0 3 7 5 9 5 "   D a t a T y p e = " S t r i n g " > R u n O n L a b e l < / R u n O n L a b e l > + 
+         < T o t a l A m o u n t D e f C a p t i o n   E l e m e n t T y p e = " P a r a m e t e r "   E l e m e n t I d = " 1 5 7 8 5 0 2 1 6 2 "   D a t a T y p e = " S t r i n g " > T o t a l A m o u n t D e f C a p t i o n < / T o t a l A m o u n t D e f C a p t i o n > + 
+         < U s e r L a b e l   E l e m e n t T y p e = " P a r a m e t e r "   E l e m e n t I d = " 8 4 8 8 1 6 7 9 4 "   D a t a T y p e = " S t r i n g " > U s e r L a b e l < / U s e r L a b e l >   
      < / L a b e l s >   
-     < G L A c c o u n t > - 
-         < A c c o u n t N o C a p t i o n > A c c o u n t N o C a p t i o n < / A c c o u n t N o C a p t i o n > - 
-         < A m t R e c o g n i z e d C a p t i o n > A m t R e c o g n i z e d C a p t i o n < / A m t R e c o g n i z e d C a p t i o n > - 
-         < B a l a n c e A s O f D a t e C a p t i o n > B a l a n c e A s O f D a t e C a p t i o n < / B a l a n c e A s O f D a t e C a p t i o n > - 
-         < B a l a n c e A s O f D a t e F i l t e r > B a l a n c e A s O f D a t e F i l t e r < / B a l a n c e A s O f D a t e F i l t e r > - 
-         < B a l a n c e C a p t i o n > B a l a n c e C a p t i o n < / B a l a n c e C a p t i o n > - 
-         < C o m p a n y N a m e > C o m p a n y N a m e < / C o m p a n y N a m e > - 
-         < D e f e r r a l S u m m a r y G L C a p t i o n > D e f e r r a l S u m m a r y G L C a p t i o n < / D e f e r r a l S u m m a r y G L C a p t i o n > - 
-         < E m p t y S t r i n g > E m p t y S t r i n g < / E m p t y S t r i n g > - 
-         < G L B a l C a p t i o n > G L B a l C a p t i o n < / G L B a l C a p t i o n > - 
-         < P a g e C a p t i o n > P a g e C a p t i o n < / P a g e C a p t i o n > - 
-         < P a g e G r o u p N o > P a g e G r o u p N o < / P a g e G r o u p N o > - 
-         < P e r i o d C a p t i o n > P e r i o d C a p t i o n < / P e r i o d C a p t i o n > - 
-         < P o s t e d D e f e r r a l F i l t e r > P o s t e d D e f e r r a l F i l t e r < / P o s t e d D e f e r r a l F i l t e r > - 
-         < P o s t e d D e f e r r a l T a b l e C a p t i o n > P o s t e d D e f e r r a l T a b l e C a p t i o n < / P o s t e d D e f e r r a l T a b l e C a p t i o n > - 
-         < R e m A m t D e f C a p t i o n > R e m A m t D e f C a p t i o n < / R e m A m t D e f C a p t i o n > - 
-         < T o t A m t D e f C a p t i o n > T o t A m t D e f C a p t i o n < / T o t A m t D e f C a p t i o n > - 
-         < P o s t e d _ D e f e r r a l _ H e a d e r > - 
-             < A c c o u n t N a m e > A c c o u n t N a m e < / A c c o u n t N a m e > - 
-             < A m o u n t > A m o u n t < / A m o u n t > - 
-             < A m t R e c o g n i z e d > A m t R e c o g n i z e d < / A m t R e c o g n i z e d > - 
-             < D e f e r r a l A c c o u n t > D e f e r r a l A c c o u n t < / D e f e r r a l A c c o u n t > - 
-             < D e f e r r a l S t a r t D a t e > D e f e r r a l S t a r t D a t e < / D e f e r r a l S t a r t D a t e > - 
-             < D o c u m e n t T y p e > D o c u m e n t T y p e < / D o c u m e n t T y p e > - 
-             < G e n J n l D o c N o > G e n J n l D o c N o < / G e n J n l D o c N o > - 
-             < G L D o c T y p e > G L D o c T y p e < / G L D o c T y p e > - 
-             < G L D o c T y p e S t r i n g > G L D o c T y p e S t r i n g < / G L D o c T y p e S t r i n g > - 
-             < N o _ G L A c c > N o _ G L A c c < / N o _ G L A c c > - 
-             < N u m O f P e r i o d s > N u m O f P e r i o d s < / N u m O f P e r i o d s > - 
-             < P o s t i n g D a t e > P o s t i n g D a t e < / P o s t i n g D a t e > - 
-             < R e m a i n i n g A m t D e f e r r e d > R e m a i n i n g A m t D e f e r r e d < / R e m a i n i n g A m t D e f e r r e d > - 
-             < T o t a l A m t D e f e r r e d > T o t a l A m t D e f e r r e d < / T o t a l A m t D e f e r r e d > +     < T o o l t i p s / > + 
+     < G L A c c o u n t   E l e m e n t T y p e = " D a t a I t e m "   E l e m e n t I d = " 1 0 8 2 4 4 8 6 9 7 " > + 
+         < A c c o u n t N o C a p t i o n   E l e m e n t T y p e = " C o l u m n "   E l e m e n t I d = " 4 5 9 9 9 7 5 8 9 "   D a t a T y p e = " T e x t C o n s t " > A c c o u n t N o C a p t i o n < / A c c o u n t N o C a p t i o n > + 
+         < A m t R e c o g n i z e d C a p t i o n   E l e m e n t T y p e = " C o l u m n "   E l e m e n t I d = " 5 8 2 8 5 6 6 1 3 "   D a t a T y p e = " T e x t C o n s t " > A m t R e c o g n i z e d C a p t i o n < / A m t R e c o g n i z e d C a p t i o n > + 
+         < B a l a n c e A s O f D a t e C a p t i o n   E l e m e n t T y p e = " C o l u m n "   E l e m e n t I d = " 1 8 1 5 3 3 0 6 6 "   D a t a T y p e = " S t r i n g " > B a l a n c e A s O f D a t e C a p t i o n < / B a l a n c e A s O f D a t e C a p t i o n > + 
+         < B a l a n c e A s O f D a t e F i l t e r   E l e m e n t T y p e = " C o l u m n "   E l e m e n t I d = " 1 8 8 0 2 0 7 9 7 2 "   D a t a T y p e = " D a t e " > B a l a n c e A s O f D a t e F i l t e r < / B a l a n c e A s O f D a t e F i l t e r > + 
+         < B a l a n c e C a p t i o n   E l e m e n t T y p e = " C o l u m n "   E l e m e n t I d = " 1 7 1 0 3 0 7 0 2 9 "   D a t a T y p e = " T e x t C o n s t " > B a l a n c e C a p t i o n < / B a l a n c e C a p t i o n > + 
+         < C o m p a n y N a m e   E l e m e n t T y p e = " C o l u m n "   E l e m e n t I d = " 1 5 9 5 4 7 7 3 9 5 "   D a t a T y p e = " S t r i n g " > C o m p a n y N a m e < / C o m p a n y N a m e > + 
+         < D e f e r r a l S u m m a r y G L C a p t i o n   E l e m e n t T y p e = " C o l u m n "   E l e m e n t I d = " 1 7 2 8 3 0 6 1 2 3 "   D a t a T y p e = " T e x t C o n s t " > D e f e r r a l S u m m a r y G L C a p t i o n < / D e f e r r a l S u m m a r y G L C a p t i o n > + 
+         < E m p t y S t r i n g   E l e m e n t T y p e = " C o l u m n "   E l e m e n t I d = " 1 3 3 2 8 2 3 9 0 7 "   D a t a T y p e = " S t r i n g " > E m p t y S t r i n g < / E m p t y S t r i n g > + 
+         < G L B a l C a p t i o n   E l e m e n t T y p e = " C o l u m n "   E l e m e n t I d = " 1 2 0 3 1 1 2 7 1 3 "   D a t a T y p e = " T e x t C o n s t " > G L B a l C a p t i o n < / G L B a l C a p t i o n > + 
+         < P a g e C a p t i o n   E l e m e n t T y p e = " C o l u m n "   E l e m e n t I d = " 1 6 4 5 7 9 0 3 1 2 "   D a t a T y p e = " T e x t C o n s t " > P a g e C a p t i o n < / P a g e C a p t i o n > + 
+         < P a g e G r o u p N o   E l e m e n t T y p e = " C o l u m n "   E l e m e n t I d = " 6 4 9 1 8 0 1 4 4 "   D a t a T y p e = " I n t e g e r " > P a g e G r o u p N o < / P a g e G r o u p N o > + 
+         < P e r i o d C a p t i o n   E l e m e n t T y p e = " C o l u m n "   E l e m e n t I d = " 1 4 7 8 2 5 3 4 2 2 "   D a t a T y p e = " T e x t C o n s t " > P e r i o d C a p t i o n < / P e r i o d C a p t i o n > + 
+         < P o s t e d D e f e r r a l F i l t e r   E l e m e n t T y p e = " C o l u m n "   E l e m e n t I d = " 6 8 4 8 3 4 5 9 "   D a t a T y p e = " T e x t " > P o s t e d D e f e r r a l F i l t e r < / P o s t e d D e f e r r a l F i l t e r > + 
+         < P o s t e d D e f e r r a l T a b l e C a p t i o n   E l e m e n t T y p e = " C o l u m n "   E l e m e n t I d = " 1 1 6 0 9 6 3 9 8 7 "   D a t a T y p e = " S t r i n g " > P o s t e d D e f e r r a l T a b l e C a p t i o n < / P o s t e d D e f e r r a l T a b l e C a p t i o n > + 
+         < R e m A m t D e f C a p t i o n   E l e m e n t T y p e = " C o l u m n "   E l e m e n t I d = " 1 4 1 6 1 9 6 6 6 2 "   D a t a T y p e = " T e x t C o n s t " > R e m A m t D e f C a p t i o n < / R e m A m t D e f C a p t i o n > + 
+         < T o t A m t D e f C a p t i o n   E l e m e n t T y p e = " C o l u m n "   E l e m e n t I d = " 1 8 9 9 9 9 0 1 1 5 "   D a t a T y p e = " T e x t C o n s t " > T o t A m t D e f C a p t i o n < / T o t A m t D e f C a p t i o n > + 
+         < P o s t e d _ D e f e r r a l _ H e a d e r   E l e m e n t T y p e = " D a t a I t e m "   E l e m e n t I d = " 6 5 9 2 4 7 9 8 0 " > + 
+             < A c c o u n t N a m e   E l e m e n t T y p e = " C o l u m n "   E l e m e n t I d = " 1 7 2 4 8 6 5 1 3 3 "   D a t a T y p e = " T e x t " > A c c o u n t N a m e < / A c c o u n t N a m e > + 
+             < A m o u n t   E l e m e n t T y p e = " C o l u m n "   E l e m e n t I d = " 1 5 1 1 0 9 1 2 7 1 "   D a t a T y p e = " D e c i m a l " > A m o u n t < / A m o u n t > + 
+             < A m t R e c o g n i z e d   E l e m e n t T y p e = " C o l u m n "   E l e m e n t I d = " 1 2 9 8 7 3 6 5 4 7 "   D a t a T y p e = " D e c i m a l " > A m t R e c o g n i z e d < / A m t R e c o g n i z e d > + 
+             < D e f e r r a l A c c o u n t   E l e m e n t T y p e = " C o l u m n "   E l e m e n t I d = " 1 6 2 8 6 0 3 1 5 5 "   D a t a T y p e = " C o d e " > D e f e r r a l A c c o u n t < / D e f e r r a l A c c o u n t > + 
+             < D e f e r r a l S t a r t D a t e   E l e m e n t T y p e = " C o l u m n "   E l e m e n t I d = " 1 6 8 9 5 5 6 7 5 0 "   D a t a T y p e = " S t r i n g " > D e f e r r a l S t a r t D a t e < / D e f e r r a l S t a r t D a t e > + 
+             < D o c u m e n t T y p e   E l e m e n t T y p e = " C o l u m n "   E l e m e n t I d = " 2 0 8 9 7 9 9 8 9 8 "   D a t a T y p e = " I n t e g e r " > D o c u m e n t T y p e < / D o c u m e n t T y p e > + 
+             < G e n J n l D o c N o   E l e m e n t T y p e = " C o l u m n "   E l e m e n t I d = " 1 0 9 5 1 2 2 4 0 8 "   D a t a T y p e = " C o d e " > G e n J n l D o c N o < / G e n J n l D o c N o > + 
+             < G L D o c T y p e   E l e m e n t T y p e = " C o l u m n "   E l e m e n t I d = " 4 0 0 3 5 8 6 5 0 "   D a t a T y p e = " O p t i o n " > G L D o c T y p e < / G L D o c T y p e > + 
+             < G L D o c T y p e S t r i n g   E l e m e n t T y p e = " C o l u m n "   E l e m e n t I d = " 1 0 6 0 1 9 8 8 7 7 "   D a t a T y p e = " T e x t " > G L D o c T y p e S t r i n g < / G L D o c T y p e S t r i n g > + 
+             < N o _ G L A c c   E l e m e n t T y p e = " C o l u m n "   E l e m e n t I d = " 1 3 7 2 6 3 7 1 8 3 "   D a t a T y p e = " C o d e " > N o _ G L A c c < / N o _ G L A c c > + 
+             < N u m O f P e r i o d s   E l e m e n t T y p e = " C o l u m n "   E l e m e n t I d = " 6 5 8 9 3 7 0 6 8 "   D a t a T y p e = " I n t e g e r " > N u m O f P e r i o d s < / N u m O f P e r i o d s > + 
+             < P o s t i n g D a t e   E l e m e n t T y p e = " C o l u m n "   E l e m e n t I d = " 8 8 9 9 5 5 3 3 7 "   D a t a T y p e = " S t r i n g " > P o s t i n g D a t e < / P o s t i n g D a t e > + 
+             < R e m a i n i n g A m t D e f e r r e d   E l e m e n t T y p e = " C o l u m n "   E l e m e n t I d = " 1 2 0 4 7 3 4 1 3 8 "   D a t a T y p e = " D e c i m a l " > R e m a i n i n g A m t D e f e r r e d < / R e m a i n i n g A m t D e f e r r e d > + 
+             < T o t a l A m t D e f e r r e d   E l e m e n t T y p e = " C o l u m n "   E l e m e n t I d = " 1 7 2 0 8 5 5 5 4 8 "   D a t a T y p e = " D e c i m a l " > T o t a l A m t D e f e r r e d < / T o t a l A m t D e f e r r e d >   
          < / P o s t e d _ D e f e r r a l _ H e a d e r >   
-         < T o t a l s > - 
-             < S u m A m t R e c o g n i z e d > S u m A m t R e c o g n i z e d < / S u m A m t R e c o g n i z e d > - 
-             < S u m R e m a i n i n g A m t D e f e r r e d > S u m R e m a i n i n g A m t D e f e r r e d < / S u m R e m a i n i n g A m t D e f e r r e d > - 
-             < S u m T o t a l A m t D e f e r r e d > S u m T o t a l A m t D e f e r r e d < / S u m T o t a l A m t D e f e r r e d > +         < T o t a l s   E l e m e n t T y p e = " D a t a I t e m "   E l e m e n t I d = " 1 8 2 3 9 5 0 0 4 4 " > + 
+             < S u m A m t R e c o g n i z e d   E l e m e n t T y p e = " C o l u m n "   E l e m e n t I d = " 1 8 6 4 9 1 4 0 1 0 "   D a t a T y p e = " D e c i m a l " > S u m A m t R e c o g n i z e d < / S u m A m t R e c o g n i z e d > + 
+             < S u m R e m a i n i n g A m t D e f e r r e d   E l e m e n t T y p e = " C o l u m n "   E l e m e n t I d = " 1 9 7 8 8 6 2 5 9 9 "   D a t a T y p e = " D e c i m a l " > S u m R e m a i n i n g A m t D e f e r r e d < / S u m R e m a i n i n g A m t D e f e r r e d > + 
+             < S u m T o t a l A m t D e f e r r e d   E l e m e n t T y p e = " C o l u m n "   E l e m e n t I d = " 7 6 0 8 9 3 9 7 5 "   D a t a T y p e = " D e c i m a l " > S u m T o t a l A m t D e f e r r e d < / S u m T o t a l A m t D e f e r r e d >   
          < / T o t a l s >   
@@ -4685,9 +4320,7 @@
  < / N a v W o r d R e p o r t X m l P a r t > 
 </file>
 
-<file path=customXml/item2.xml>��< ? x m l   v e r s i o n = " 1 . 0 "   e n c o d i n g = " u t f - 1 6 " ? > - 
- < N a v W o r d R e p o r t X m l P a r t   x m l n s = " u r n : m i c r o s o f t - d y n a m i c s - b u s i n e s s c e n t r a l / i n t e r n a l / e x t e n d e d / r e p o r t s / D e f e r r a l _ S u m m a r y _ G _ L / 1 7 0 0 / " > +<file path=customXml/item2.xml>��< ? x m l   v e r s i o n = " 1 . 0 "   e n c o d i n g = " u t f - 1 6 " ? > < N a v W o r d R e p o r t X m l P a r t   x m l n s = " u r n : m i c r o s o f t - d y n a m i c s - n a v / r e p o r t s / D e f e r r a l _ S u m m a r y _ G _ L / 1 7 0 0 / " >   
      < B C R e p o r t I n f o r m a t i o n >   
@@ -4751,217 +4384,137 @@
  
          < / R e p o r t R e q u e s t >   
-         < C o m p a n y M e t a d a t a > - 
-             < C o m p a n y N a m e > C o m p a n y   N a m e < / C o m p a n y N a m e > - 
-             < C o m p a n y D i s p l a y N a m e > C o m p a n y   D i s p l a y   N a m e < / C o m p a n y D i s p l a y N a m e > - 
-             < C o m p a n y A d d r e s s L i n e s > - 
-                 < C o m p a n y A d d r e s s L i n e > C o m p a n y   A d d r e s s   L i n e   1 < / C o m p a n y A d d r e s s L i n e > - 
-                 < C o m p a n y A d d r e s s L i n e > C o m p a n y   A d d r e s s   L i n e   2 < / C o m p a n y A d d r e s s L i n e > - 
-                 < C o m p a n y A d d r e s s L i n e > C o m p a n y   A d d r e s s   L i n e   3 < / C o m p a n y A d d r e s s L i n e > - 
-                 < C o m p a n y A d d r e s s L i n e > C o m p a n y   A d d r e s s   L i n e   4 < / C o m p a n y A d d r e s s L i n e > - 
-                 < C o m p a n y A d d r e s s L i n e > C o m p a n y   A d d r e s s   L i n e   5 < / C o m p a n y A d d r e s s L i n e > - 
-                 < C o m p a n y A d d r e s s L i n e > C o m p a n y   A d d r e s s   L i n e   6 < / C o m p a n y A d d r e s s L i n e > - 
-                 < C o m p a n y A d d r e s s L i n e > C o m p a n y   A d d r e s s   L i n e   7 < / C o m p a n y A d d r e s s L i n e > - 
-                 < C o m p a n y A d d r e s s L i n e > C o m p a n y   A d d r e s s   L i n e   8 < / C o m p a n y A d d r e s s L i n e > - 
-             < / C o m p a n y A d d r e s s L i n e s > - 
-             < C o m p a n y P h o n e > C o m p a n y   P h o n e < / C o m p a n y P h o n e > - 
-             < C o m p a n y P h o n e C a p t i o n > C o m p a n y   P h o n e   C a p t i o n < / C o m p a n y P h o n e C a p t i o n > - 
-             < C o m p a n y F a x N o > C o m p a n y   F a x   N o . < / C o m p a n y F a x N o > - 
-             < C o m p a n y F a x N o C a p t i o n > C o m p a n y   F a x   N o .   C a p t i o n < / C o m p a n y F a x N o C a p t i o n > - 
-             < C o m p a n y E m a i l > C o m p a n y   E m a i l < / C o m p a n y E m a i l > - 
-             < C o m p a n y E m a i l C a p t i o n > C o m p a n y   E m a i l   C a p t i o n < / C o m p a n y E m a i l C a p t i o n > - 
-             < C o m p a n y H o m e P a g e > C o m p a n y   H o m e   P a g e < / C o m p a n y H o m e P a g e > - 
-             < C o m p a n y H o m e P a g e C a p t i o n > C o m p a n y   H o m e   P a g e   C a p t i o n < / C o m p a n y H o m e P a g e C a p t i o n > - 
-             < C o m p a n y L o g o > C o m p a n y   L o g o < / C o m p a n y L o g o > - 
-             < C o m p a n y V A T R e g i s t r a t i o n N o > C o m p a n y   V A T   R e g i s t r a t i o n   N o . < / C o m p a n y V A T R e g i s t r a t i o n N o > - 
-             < C o m p a n y V A T R e g i s t r a t i o n N o C a p t i o n > C o m p a n y   V A T   R e g i s t r a t i o n   N o .   C a p t i o n < / C o m p a n y V A T R e g i s t r a t i o n N o C a p t i o n > - 
-             < C o m p a n y R e g i s t r a t i o n N o > C o m p a n y   R e g i s t r a t i o n   N o . < / C o m p a n y R e g i s t r a t i o n N o > - 
-             < C o m p a n y R e g i s t r a t i o n N o C a p t i o n > C o m p a n y   R e g i s t r a t i o n   N o .   C a p t i o n < / C o m p a n y R e g i s t r a t i o n N o C a p t i o n > - 
-             < C o m p a n y B a n k N a m e > C o m p a n y   B a n k   N a m e < / C o m p a n y B a n k N a m e > - 
-             < C o m p a n y B a n k N a m e C a p t i o n > C o m p a n y   B a n k   N a m e   C a p t i o n < / C o m p a n y B a n k N a m e C a p t i o n > - 
-             < C o m p a n y B a n k A c c o u n t N o > C o m p a n y   B a n k   A c c o u n t   N o . < / C o m p a n y B a n k A c c o u n t N o > - 
-             < C o m p a n y B a n k A c c o u n t N o C a p t i o n > C o m p a n y   B a n k   A c c o u n t   N o .   C a p t i o n < / C o m p a n y B a n k A c c o u n t N o C a p t i o n > - 
-             < C o m p a n y B a n k B r a n c h N o > C o m p a n y   B a n k   B r a n c h   N o . < / C o m p a n y B a n k B r a n c h N o > - 
-             < C o m p a n y B a n k B r a n c h N o C a p t i o n > C o m p a n y   B a n k   B r a n c h   N o .   C a p t i o n < / C o m p a n y B a n k B r a n c h N o C a p t i o n > - 
-             < C o m p a n y I B A N > C o m p a n y   I B A N < / C o m p a n y I B A N > - 
-             < C o m p a n y I B A N C a p t i o n > C o m p a n y   I B A N   C a p t i o n < / C o m p a n y I B A N C a p t i o n > - 
-             < C o m p a n y B a n k S W I F T > C o m p a n y   B a n k   S W I F T < / C o m p a n y B a n k S W I F T > - 
-             < C o m p a n y B a n k S W I F T C a p t i o n > C o m p a n y   B a n k   S W I F T   C a p t i o n < / C o m p a n y B a n k S W I F T C a p t i o n > - 
-             < C o m p a n y G i r o N o > C o m p a n y   G i r o   N o . < / C o m p a n y G i r o N o > - 
-             < C o m p a n y G i r o N o C a p t i o n > C o m p a n y   G i r o   N o .   C a p t i o n < / C o m p a n y G i r o N o C a p t i o n > - 
-         < / C o m p a n y M e t a d a t a > - 
      < / B C R e p o r t I n f o r m a t i o n >   
      < L a b e l s >   
-         < A b o u t T h e R e p o r t L a b e l   E l e m e n t T y p e = " P a r a m e t e r "   E l e m e n t I d = " 1 6 7 7 9 2 0 0 1 "   D a t a T y p e = " S t r i n g " > A b o u t T h e R e p o r t L a b e l < / A b o u t T h e R e p o r t L a b e l > - 
-         < A c c t N a m e C a p t i o n   E l e m e n t T y p e = " P a r a m e t e r "   E l e m e n t I d = " 8 9 7 8 0 0 1 9 9 "   D a t a T y p e = " S t r i n g " > A c c t N a m e C a p t i o n < / A c c t N a m e C a p t i o n > - 
-         < A m o u n t R e c o g n i z e d C a p t i o n   E l e m e n t T y p e = " P a r a m e t e r "   E l e m e n t I d = " 1 2 2 9 1 0 9 7 1 3 "   D a t a T y p e = " S t r i n g " > A m o u n t R e c o g n i z e d C a p t i o n < / A m o u n t R e c o g n i z e d C a p t i o n > - 
-         < B a l A s O f D a t e C a p t i o n   E l e m e n t T y p e = " P a r a m e t e r "   E l e m e n t I d = " 1 7 3 6 9 6 3 9 0 7 "   D a t a T y p e = " S t r i n g " > B a l A s O f D a t e C a p t i o n < / B a l A s O f D a t e C a p t i o n > - 
-         < C o m p a n y L a b e l   E l e m e n t T y p e = " P a r a m e t e r "   E l e m e n t I d = " 3 4 6 7 6 0 3 4 8 "   D a t a T y p e = " S t r i n g " > C o m p a n y L a b e l < / C o m p a n y L a b e l > - 
-         < D a t a R e t r i e v e d   E l e m e n t T y p e = " P a r a m e t e r "   E l e m e n t I d = " 2 9 1 9 1 1 8 0 7 "   D a t a T y p e = " S t r i n g " > D a t a R e t r i e v e d < / D a t a R e t r i e v e d > - 
-         < D e f e r r a l A c c o u n t C a p t i o n   E l e m e n t T y p e = " P a r a m e t e r "   E l e m e n t I d = " 4 0 9 4 8 5 3 2 3 "   D a t a T y p e = " S t r i n g " > D e f e r r a l A c c o u n t C a p t i o n < / D e f e r r a l A c c o u n t C a p t i o n > - 
-         < D e f e r r a l S u m m a r y G L A n a l y s i s   E l e m e n t T y p e = " P a r a m e t e r "   E l e m e n t I d = " 5 4 1 9 4 7 2 4 7 "   D a t a T y p e = " S t r i n g " > D e f e r r a l S u m m a r y G L A n a l y s i s < / D e f e r r a l S u m m a r y G L A n a l y s i s > - 
-         < D e f e r r a l S u m m a r y G L L a b e l   E l e m e n t T y p e = " P a r a m e t e r "   E l e m e n t I d = " 8 6 4 1 6 1 7 3 "   D a t a T y p e = " S t r i n g " > D e f e r r a l S u m m a r y G L L a b e l < / D e f e r r a l S u m m a r y G L L a b e l > - 
-         < D e f e r r a l S u m m a r y G L P r i n t   E l e m e n t T y p e = " P a r a m e t e r "   E l e m e n t I d = " 2 5 4 9 0 9 3 6 4 "   D a t a T y p e = " S t r i n g " > D e f e r r a l S u m m a r y G L P r i n t < / D e f e r r a l S u m m a r y G L P r i n t > - 
-         < D e f S t a r t D a t e C a p t i o n   E l e m e n t T y p e = " P a r a m e t e r "   E l e m e n t I d = " 1 6 3 1 6 9 6 4 3 2 "   D a t a T y p e = " S t r i n g " > D e f S t a r t D a t e C a p t i o n < / D e f S t a r t D a t e C a p t i o n > - 
-         < D e s c C a p t i o n   E l e m e n t T y p e = " P a r a m e t e r "   E l e m e n t I d = " 1 5 8 0 3 0 3 5 5 8 "   D a t a T y p e = " S t r i n g " > D e s c C a p t i o n < / D e s c C a p t i o n > - 
-         < D o c N o C a p t i o n   E l e m e n t T y p e = " P a r a m e t e r "   E l e m e n t I d = " 2 0 5 6 5 2 6 8 5 8 "   D a t a T y p e = " S t r i n g " > D o c N o C a p t i o n < / D o c N o C a p t i o n > - 
-         < D o c T y p e C a p t i o n   E l e m e n t T y p e = " P a r a m e t e r "   E l e m e n t I d = " 4 0 9 9 8 6 6 4 3 "   D a t a T y p e = " S t r i n g " > D o c T y p e C a p t i o n < / D o c T y p e C a p t i o n > - 
-         < D o c u m e n t a t i o n L a b e l   E l e m e n t T y p e = " P a r a m e t e r "   E l e m e n t I d = " 1 7 3 8 9 2 4 8 1 5 "   D a t a T y p e = " S t r i n g " > D o c u m e n t a t i o n L a b e l < / D o c u m e n t a t i o n L a b e l > - 
-         < E n t r y N o C a p t i o n   E l e m e n t T y p e = " P a r a m e t e r "   E l e m e n t I d = " 1 8 2 1 3 0 3 6 9 8 "   D a t a T y p e = " S t r i n g " > E n t r y N o C a p t i o n < / E n t r y N o C a p t i o n > - 
-         < E n v i r o n m e n t L a b e l   E l e m e n t T y p e = " P a r a m e t e r "   E l e m e n t I d = " 8 1 8 8 1 6 5 9 0 "   D a t a T y p e = " S t r i n g " > E n v i r o n m e n t L a b e l < / E n v i r o n m e n t L a b e l > - 
-         < N o _ G L A c c C a p t i o n   E l e m e n t T y p e = " P a r a m e t e r "   E l e m e n t I d = " 1 3 7 2 6 3 7 1 8 3 "   D a t a T y p e = " S t r i n g " > N o _ G L A c c C a p t i o n < / N o _ G L A c c C a p t i o n > - 
-         < N o O f P e r i o d s C a p t i o n   E l e m e n t T y p e = " P a r a m e t e r "   E l e m e n t I d = " 1 8 2 1 5 5 0 8 4 5 "   D a t a T y p e = " S t r i n g " > N o O f P e r i o d s C a p t i o n < / N o O f P e r i o d s C a p t i o n > - 
-         < N u m O f P e r i o d s C a p t i o n   E l e m e n t T y p e = " P a r a m e t e r "   E l e m e n t I d = " 6 5 8 9 3 7 0 6 8 "   D a t a T y p e = " S t r i n g " > N u m O f P e r i o d s C a p t i o n < / N u m O f P e r i o d s C a p t i o n > - 
-         < P o s t i n g D a t e C a p t i o n   E l e m e n t T y p e = " P a r a m e t e r "   E l e m e n t I d = " 1 2 7 3 0 5 6 1 7 "   D a t a T y p e = " S t r i n g " > P o s t i n g D a t e C a p t i o n < / P o s t i n g D a t e C a p t i o n > - 
-         < R e m A m o u n t D e f C a p t i o n   E l e m e n t T y p e = " P a r a m e t e r "   E l e m e n t I d = " 6 4 3 2 7 5 8 5 8 "   D a t a T y p e = " S t r i n g " > R e m A m o u n t D e f C a p t i o n < / R e m A m o u n t D e f C a p t i o n > - 
-         < R e p o r t N a m e L a b e l   E l e m e n t T y p e = " P a r a m e t e r "   E l e m e n t I d = " 1 0 2 2 2 9 2 9 8 2 "   D a t a T y p e = " S t r i n g " > R e p o r t N a m e L a b e l < / R e p o r t N a m e L a b e l > - 
-         < R u n O n L a b e l   E l e m e n t T y p e = " P a r a m e t e r "   E l e m e n t I d = " 1 1 1 9 0 3 7 5 9 5 "   D a t a T y p e = " S t r i n g " > R u n O n L a b e l < / R u n O n L a b e l > - 
-         < T o t a l A m o u n t D e f C a p t i o n   E l e m e n t T y p e = " P a r a m e t e r "   E l e m e n t I d = " 1 5 7 8 5 0 2 1 6 2 "   D a t a T y p e = " S t r i n g " > T o t a l A m o u n t D e f C a p t i o n < / T o t a l A m o u n t D e f C a p t i o n > - 
-         < U s e r L a b e l   E l e m e n t T y p e = " P a r a m e t e r "   E l e m e n t I d = " 8 4 8 8 1 6 7 9 4 "   D a t a T y p e = " S t r i n g " > U s e r L a b e l < / U s e r L a b e l > +         < A b o u t T h e R e p o r t L a b e l > A b o u t T h e R e p o r t L a b e l < / A b o u t T h e R e p o r t L a b e l > + 
+         < A c c t N a m e C a p t i o n > A c c t N a m e C a p t i o n < / A c c t N a m e C a p t i o n > + 
+         < A m o u n t R e c o g n i z e d C a p t i o n > A m o u n t R e c o g n i z e d C a p t i o n < / A m o u n t R e c o g n i z e d C a p t i o n > + 
+         < B a l A s O f D a t e C a p t i o n > B a l A s O f D a t e C a p t i o n < / B a l A s O f D a t e C a p t i o n > + 
+         < C o m p a n y L a b e l > C o m p a n y L a b e l < / C o m p a n y L a b e l > + 
+         < D a t a R e t r i e v e d > D a t a R e t r i e v e d < / D a t a R e t r i e v e d > + 
+         < D e f e r r a l A c c o u n t C a p t i o n > D e f e r r a l A c c o u n t C a p t i o n < / D e f e r r a l A c c o u n t C a p t i o n > + 
+         < D e f e r r a l S u m m a r y G L A n a l y s i s > D e f e r r a l S u m m a r y G L A n a l y s i s < / D e f e r r a l S u m m a r y G L A n a l y s i s > + 
+         < D e f e r r a l S u m m a r y G L L a b e l > D e f e r r a l S u m m a r y G L L a b e l < / D e f e r r a l S u m m a r y G L L a b e l > + 
+         < D e f e r r a l S u m m a r y G L P r i n t > D e f e r r a l S u m m a r y G L P r i n t < / D e f e r r a l S u m m a r y G L P r i n t > + 
+         < D e f S t a r t D a t e C a p t i o n > D e f S t a r t D a t e C a p t i o n < / D e f S t a r t D a t e C a p t i o n > + 
+         < D e s c C a p t i o n > D e s c C a p t i o n < / D e s c C a p t i o n > + 
+         < D o c N o C a p t i o n > D o c N o C a p t i o n < / D o c N o C a p t i o n > + 
+         < D o c T y p e C a p t i o n > D o c T y p e C a p t i o n < / D o c T y p e C a p t i o n > + 
+         < D o c u m e n t a t i o n L a b e l > D o c u m e n t a t i o n L a b e l < / D o c u m e n t a t i o n L a b e l > + 
+         < E n t r y N o C a p t i o n > E n t r y N o C a p t i o n < / E n t r y N o C a p t i o n > + 
+         < E n v i r o n m e n t L a b e l > E n v i r o n m e n t L a b e l < / E n v i r o n m e n t L a b e l > + 
+         < N o _ G L A c c C a p t i o n > N o _ G L A c c C a p t i o n < / N o _ G L A c c C a p t i o n > + 
+         < N o O f P e r i o d s C a p t i o n > N o O f P e r i o d s C a p t i o n < / N o O f P e r i o d s C a p t i o n > + 
+         < N u m O f P e r i o d s C a p t i o n > N u m O f P e r i o d s C a p t i o n < / N u m O f P e r i o d s C a p t i o n > + 
+         < P o s t i n g D a t e C a p t i o n > P o s t i n g D a t e C a p t i o n < / P o s t i n g D a t e C a p t i o n > + 
+         < R e m A m o u n t D e f C a p t i o n > R e m A m o u n t D e f C a p t i o n < / R e m A m o u n t D e f C a p t i o n > + 
+         < R e p o r t N a m e L a b e l > R e p o r t N a m e L a b e l < / R e p o r t N a m e L a b e l > + 
+         < R u n O n L a b e l > R u n O n L a b e l < / R u n O n L a b e l > + 
+         < T o t a l A m o u n t D e f C a p t i o n > T o t a l A m o u n t D e f C a p t i o n < / T o t a l A m o u n t D e f C a p t i o n > + 
+         < U s e r L a b e l > U s e r L a b e l < / U s e r L a b e l >   
      < / L a b e l s >   
-     < T o o l t i p s   / > - 
-     < G L A c c o u n t   E l e m e n t T y p e = " D a t a I t e m "   E l e m e n t I d = " 1 0 8 2 4 4 8 6 9 7 " > - 
-         < A c c o u n t N o C a p t i o n   E l e m e n t T y p e = " C o l u m n "   E l e m e n t I d = " 4 5 9 9 9 7 5 8 9 "   D a t a T y p e = " L a b e l " > A c c o u n t N o C a p t i o n < / A c c o u n t N o C a p t i o n > - 
-         < A m t R e c o g n i z e d C a p t i o n   E l e m e n t T y p e = " C o l u m n "   E l e m e n t I d = " 5 8 2 8 5 6 6 1 3 "   D a t a T y p e = " L a b e l " > A m t R e c o g n i z e d C a p t i o n < / A m t R e c o g n i z e d C a p t i o n > - 
-         < B a l a n c e A s O f D a t e C a p t i o n   E l e m e n t T y p e = " C o l u m n "   E l e m e n t I d = " 1 8 1 5 3 3 0 6 6 "   D a t a T y p e = " S t r i n g " > B a l a n c e A s O f D a t e C a p t i o n < / B a l a n c e A s O f D a t e C a p t i o n > - 
-         < B a l a n c e A s O f D a t e F i l t e r   E l e m e n t T y p e = " C o l u m n "   E l e m e n t I d = " 1 8 8 0 2 0 7 9 7 2 "   D a t a T y p e = " D a t e " > B a l a n c e A s O f D a t e F i l t e r < / B a l a n c e A s O f D a t e F i l t e r > - 
-         < B a l a n c e C a p t i o n   E l e m e n t T y p e = " C o l u m n "   E l e m e n t I d = " 1 7 1 0 3 0 7 0 2 9 "   D a t a T y p e = " L a b e l " > B a l a n c e C a p t i o n < / B a l a n c e C a p t i o n > - 
-         < C o m p a n y N a m e   E l e m e n t T y p e = " C o l u m n "   E l e m e n t I d = " 1 5 9 5 4 7 7 3 9 5 "   D a t a T y p e = " S t r i n g " > C o m p a n y N a m e < / C o m p a n y N a m e > - 
-         < D e f e r r a l S u m m a r y G L C a p t i o n   E l e m e n t T y p e = " C o l u m n "   E l e m e n t I d = " 1 7 2 8 3 0 6 1 2 3 "   D a t a T y p e = " L a b e l " > D e f e r r a l S u m m a r y G L C a p t i o n < / D e f e r r a l S u m m a r y G L C a p t i o n > - 
-         < E m p t y S t r i n g   E l e m e n t T y p e = " C o l u m n "   E l e m e n t I d = " 1 3 3 2 8 2 3 9 0 7 "   D a t a T y p e = " S t r i n g " > E m p t y S t r i n g < / E m p t y S t r i n g > - 
-         < G L B a l C a p t i o n   E l e m e n t T y p e = " C o l u m n "   E l e m e n t I d = " 1 2 0 3 1 1 2 7 1 3 "   D a t a T y p e = " L a b e l " > G L B a l C a p t i o n < / G L B a l C a p t i o n > - 
-         < P a g e C a p t i o n   E l e m e n t T y p e = " C o l u m n "   E l e m e n t I d = " 1 6 4 5 7 9 0 3 1 2 "   D a t a T y p e = " L a b e l " > P a g e C a p t i o n < / P a g e C a p t i o n > - 
-         < P a g e G r o u p N o   E l e m e n t T y p e = " C o l u m n "   E l e m e n t I d = " 6 4 9 1 8 0 1 4 4 "   D a t a T y p e = " I n t e g e r " > P a g e G r o u p N o < / P a g e G r o u p N o > - 
-         < P e r i o d C a p t i o n   E l e m e n t T y p e = " C o l u m n "   E l e m e n t I d = " 1 4 7 8 2 5 3 4 2 2 "   D a t a T y p e = " L a b e l " > P e r i o d C a p t i o n < / P e r i o d C a p t i o n > - 
-         < P o s t e d D e f e r r a l F i l t e r   E l e m e n t T y p e = " C o l u m n "   E l e m e n t I d = " 6 8 4 8 3 4 5 9 "   D a t a T y p e = " T e x t " > P o s t e d D e f e r r a l F i l t e r < / P o s t e d D e f e r r a l F i l t e r > - 
-         < P o s t e d D e f e r r a l T a b l e C a p t i o n   E l e m e n t T y p e = " C o l u m n "   E l e m e n t I d = " 1 1 6 0 9 6 3 9 8 7 "   D a t a T y p e = " S t r i n g " > P o s t e d D e f e r r a l T a b l e C a p t i o n < / P o s t e d D e f e r r a l T a b l e C a p t i o n > - 
-         < R e m A m t D e f C a p t i o n   E l e m e n t T y p e = " C o l u m n "   E l e m e n t I d = " 1 4 1 6 1 9 6 6 6 2 "   D a t a T y p e = " L a b e l " > R e m A m t D e f C a p t i o n < / R e m A m t D e f C a p t i o n > - 
-         < T o t A m t D e f C a p t i o n   E l e m e n t T y p e = " C o l u m n "   E l e m e n t I d = " 1 8 9 9 9 9 0 1 1 5 "   D a t a T y p e = " L a b e l " > T o t A m t D e f C a p t i o n < / T o t A m t D e f C a p t i o n > - 
-         < P o s t e d _ D e f e r r a l _ H e a d e r   E l e m e n t T y p e = " D a t a I t e m "   E l e m e n t I d = " 1 0 4 2 5 8 3 7 8 8 " > - 
-             < A c c o u n t N a m e   E l e m e n t T y p e = " C o l u m n "   E l e m e n t I d = " 1 7 2 4 8 6 5 1 3 3 "   D a t a T y p e = " T e x t " > A c c o u n t N a m e < / A c c o u n t N a m e > - 
-             < A m o u n t   E l e m e n t T y p e = " C o l u m n "   E l e m e n t I d = " 1 5 1 1 0 9 1 2 7 1 "   D a t a T y p e = " D e c i m a l " > A m o u n t < / A m o u n t > - 
-             < A m t R e c o g n i z e d   E l e m e n t T y p e = " C o l u m n "   E l e m e n t I d = " 1 2 9 8 7 3 6 5 4 7 "   D a t a T y p e = " D e c i m a l " > A m t R e c o g n i z e d < / A m t R e c o g n i z e d > - 
-             < D e f e r r a l A c c o u n t   E l e m e n t T y p e = " C o l u m n "   E l e m e n t I d = " 1 6 2 8 6 0 3 1 5 5 "   D a t a T y p e = " C o d e " > D e f e r r a l A c c o u n t < / D e f e r r a l A c c o u n t > - 
-             < D e f e r r a l S t a r t D a t e   E l e m e n t T y p e = " C o l u m n "   E l e m e n t I d = " 1 6 8 9 5 5 6 7 5 0 "   D a t a T y p e = " S t r i n g " > D e f e r r a l S t a r t D a t e < / D e f e r r a l S t a r t D a t e > - 
-             < D o c u m e n t T y p e   E l e m e n t T y p e = " C o l u m n "   E l e m e n t I d = " 2 0 8 9 7 9 9 8 9 8 "   D a t a T y p e = " I n t e g e r " > D o c u m e n t T y p e < / D o c u m e n t T y p e > - 
-             < G e n J n l D o c N o   E l e m e n t T y p e = " C o l u m n "   E l e m e n t I d = " 1 0 9 5 1 2 2 4 0 8 "   D a t a T y p e = " C o d e " > G e n J n l D o c N o < / G e n J n l D o c N o > - 
-             < G L D o c T y p e   E l e m e n t T y p e = " C o l u m n "   E l e m e n t I d = " 4 0 0 3 5 8 6 5 0 "   D a t a T y p e = " E n u m " > G L D o c T y p e < / G L D o c T y p e > - 
-             < G L D o c T y p e S t r i n g   E l e m e n t T y p e = " C o l u m n "   E l e m e n t I d = " 1 0 6 0 1 9 8 8 7 7 "   D a t a T y p e = " T e x t " > G L D o c T y p e S t r i n g < / G L D o c T y p e S t r i n g > - 
-             < N o _ G L A c c   E l e m e n t T y p e = " C o l u m n "   E l e m e n t I d = " 1 3 7 2 6 3 7 1 8 3 "   D a t a T y p e = " C o d e " > N o _ G L A c c < / N o _ G L A c c > - 
-             < N u m O f P e r i o d s   E l e m e n t T y p e = " C o l u m n "   E l e m e n t I d = " 6 5 8 9 3 7 0 6 8 "   D a t a T y p e = " I n t e g e r " > N u m O f P e r i o d s < / N u m O f P e r i o d s > - 
-             < P o s t i n g D a t e   E l e m e n t T y p e = " C o l u m n "   E l e m e n t I d = " 8 8 9 9 5 5 3 3 7 "   D a t a T y p e = " S t r i n g " > P o s t i n g D a t e < / P o s t i n g D a t e > - 
-             < R e m a i n i n g A m t D e f e r r e d   E l e m e n t T y p e = " C o l u m n "   E l e m e n t I d = " 1 2 0 4 7 3 4 1 3 8 "   D a t a T y p e = " D e c i m a l " > R e m a i n i n g A m t D e f e r r e d < / R e m a i n i n g A m t D e f e r r e d > - 
-             < T o t a l A m t D e f e r r e d   E l e m e n t T y p e = " C o l u m n "   E l e m e n t I d = " 1 7 2 0 8 5 5 5 4 8 "   D a t a T y p e = " D e c i m a l " > T o t a l A m t D e f e r r e d < / T o t a l A m t D e f e r r e d > +     < G L A c c o u n t > + 
+         < A c c o u n t N o C a p t i o n > A c c o u n t N o C a p t i o n < / A c c o u n t N o C a p t i o n > + 
+         < A m t R e c o g n i z e d C a p t i o n > A m t R e c o g n i z e d C a p t i o n < / A m t R e c o g n i z e d C a p t i o n > + 
+         < B a l a n c e A s O f D a t e C a p t i o n > B a l a n c e A s O f D a t e C a p t i o n < / B a l a n c e A s O f D a t e C a p t i o n > + 
+         < B a l a n c e A s O f D a t e F i l t e r > B a l a n c e A s O f D a t e F i l t e r < / B a l a n c e A s O f D a t e F i l t e r > + 
+         < B a l a n c e C a p t i o n > B a l a n c e C a p t i o n < / B a l a n c e C a p t i o n > + 
+         < C o m p a n y N a m e > C o m p a n y N a m e < / C o m p a n y N a m e > + 
+         < D e f e r r a l S u m m a r y G L C a p t i o n > D e f e r r a l S u m m a r y G L C a p t i o n < / D e f e r r a l S u m m a r y G L C a p t i o n > + 
+         < E m p t y S t r i n g > E m p t y S t r i n g < / E m p t y S t r i n g > + 
+         < G L B a l C a p t i o n > G L B a l C a p t i o n < / G L B a l C a p t i o n > + 
+         < P a g e C a p t i o n > P a g e C a p t i o n < / P a g e C a p t i o n > + 
+         < P a g e G r o u p N o > P a g e G r o u p N o < / P a g e G r o u p N o > + 
+         < P e r i o d C a p t i o n > P e r i o d C a p t i o n < / P e r i o d C a p t i o n > + 
+         < P o s t e d D e f e r r a l F i l t e r > P o s t e d D e f e r r a l F i l t e r < / P o s t e d D e f e r r a l F i l t e r > + 
+         < P o s t e d D e f e r r a l T a b l e C a p t i o n > P o s t e d D e f e r r a l T a b l e C a p t i o n < / P o s t e d D e f e r r a l T a b l e C a p t i o n > + 
+         < R e m A m t D e f C a p t i o n > R e m A m t D e f C a p t i o n < / R e m A m t D e f C a p t i o n > + 
+         < T o t A m t D e f C a p t i o n > T o t A m t D e f C a p t i o n < / T o t A m t D e f C a p t i o n > + 
+         < P o s t e d _ D e f e r r a l _ H e a d e r > + 
+             < A c c o u n t N a m e > A c c o u n t N a m e < / A c c o u n t N a m e > + 
+             < A m o u n t > A m o u n t < / A m o u n t > + 
+             < A m t R e c o g n i z e d > A m t R e c o g n i z e d < / A m t R e c o g n i z e d > + 
+             < D e f e r r a l A c c o u n t > D e f e r r a l A c c o u n t < / D e f e r r a l A c c o u n t > + 
+             < D e f e r r a l S t a r t D a t e > D e f e r r a l S t a r t D a t e < / D e f e r r a l S t a r t D a t e > + 
+             < D o c u m e n t T y p e > D o c u m e n t T y p e < / D o c u m e n t T y p e > + 
+             < G e n J n l D o c N o > G e n J n l D o c N o < / G e n J n l D o c N o > + 
+             < G L D o c T y p e > G L D o c T y p e < / G L D o c T y p e > + 
+             < G L D o c T y p e S t r i n g > G L D o c T y p e S t r i n g < / G L D o c T y p e S t r i n g > + 
+             < N o _ G L A c c > N o _ G L A c c < / N o _ G L A c c > + 
+             < N u m O f P e r i o d s > N u m O f P e r i o d s < / N u m O f P e r i o d s > + 
+             < P o s t i n g D a t e > P o s t i n g D a t e < / P o s t i n g D a t e > + 
+             < R e m a i n i n g A m t D e f e r r e d > R e m a i n i n g A m t D e f e r r e d < / R e m a i n i n g A m t D e f e r r e d > + 
+             < T o t a l A m t D e f e r r e d > T o t a l A m t D e f e r r e d < / T o t a l A m t D e f e r r e d >   
          < / P o s t e d _ D e f e r r a l _ H e a d e r >   
-         < T o t a l s   E l e m e n t T y p e = " D a t a I t e m "   E l e m e n t I d = " 1 8 2 3 9 5 0 0 4 4 " > - 
-             < S u m A m t R e c o g n i z e d   E l e m e n t T y p e = " C o l u m n "   E l e m e n t I d = " 1 8 6 4 9 1 4 0 1 0 "   D a t a T y p e = " D e c i m a l " > S u m A m t R e c o g n i z e d < / S u m A m t R e c o g n i z e d > - 
-             < S u m R e m a i n i n g A m t D e f e r r e d   E l e m e n t T y p e = " C o l u m n "   E l e m e n t I d = " 1 9 7 8 8 6 2 5 9 9 "   D a t a T y p e = " D e c i m a l " > S u m R e m a i n i n g A m t D e f e r r e d < / S u m R e m a i n i n g A m t D e f e r r e d > - 
-             < S u m T o t a l A m t D e f e r r e d   E l e m e n t T y p e = " C o l u m n "   E l e m e n t I d = " 7 6 0 8 9 3 9 7 5 "   D a t a T y p e = " D e c i m a l " > S u m T o t a l A m t D e f e r r e d < / S u m T o t a l A m t D e f e r r e d > +         < T o t a l s > + 
+             < S u m A m t R e c o g n i z e d > S u m A m t R e c o g n i z e d < / S u m A m t R e c o g n i z e d > + 
+             < S u m R e m a i n i n g A m t D e f e r r e d > S u m R e m a i n i n g A m t D e f e r r e d < / S u m R e m a i n i n g A m t D e f e r r e d > + 
+             < S u m T o t a l A m t D e f e r r e d > S u m T o t a l A m t D e f e r r e d < / S u m T o t a l A m t D e f e r r e d >   
          < / T o t a l s >   
@@ -4970,7 +4523,19 @@
  < / N a v W o r d R e p o r t X m l P a r t > 
 </file>
 
+<file path=customXml/item3.xml><?xml version="1.0" encoding="utf-8"?>
+<b:Sources xmlns:b="http://schemas.openxmlformats.org/officeDocument/2006/bibliography" xmlns="http://schemas.openxmlformats.org/officeDocument/2006/bibliography" SelectedStyle="\APASixthEditionOfficeOnline.xsl" StyleName="APA" Version="6"/>
+</file>
+
 <file path=customXml/itemProps1.xml><?xml version="1.0" encoding="utf-8"?>
+<ds:datastoreItem xmlns:ds="http://schemas.openxmlformats.org/officeDocument/2006/customXml" ds:itemID="{2F29F2FE-99C7-4BEF-96BD-657E812914CD}">
+  <ds:schemaRefs>
+    <ds:schemaRef ds:uri="urn:microsoft-dynamics-businesscentral/internal/extended/reports/Deferral_Summary_G_L/1700/"/>
+  </ds:schemaRefs>
+</ds:datastoreItem>
+</file>
+
+<file path=customXml/itemProps2.xml><?xml version="1.0" encoding="utf-8"?>
 <ds:datastoreItem xmlns:ds="http://schemas.openxmlformats.org/officeDocument/2006/customXml" ds:itemID="{E9594516-7200-468B-87B2-7A42DF10C81C}">
   <ds:schemaRefs>
     <ds:schemaRef ds:uri="urn:microsoft-dynamics-nav/reports/Deferral_Summary_G_L/1700/"/>
@@ -4978,10 +4543,10 @@
 </ds:datastoreItem>
 </file>
 
-<file path=customXml/itemProps2.xml><?xml version="1.0" encoding="utf-8"?>
-<ds:datastoreItem xmlns:ds="http://schemas.openxmlformats.org/officeDocument/2006/customXml" ds:itemID="{2F29F2FE-99C7-4BEF-96BD-657E812914CD}">
+<file path=customXml/itemProps3.xml><?xml version="1.0" encoding="utf-8"?>
+<ds:datastoreItem xmlns:ds="http://schemas.openxmlformats.org/officeDocument/2006/customXml" ds:itemID="{342D3B81-9409-480D-BD4E-8CCA71641001}">
   <ds:schemaRefs>
-    <ds:schemaRef ds:uri="urn:microsoft-dynamics-businesscentral/internal/extended/reports/Deferral_Summary_G_L/1700/"/>
+    <ds:schemaRef ds:uri="http://schemas.openxmlformats.org/officeDocument/2006/bibliography"/>
   </ds:schemaRefs>
 </ds:datastoreItem>
 </file>
--- a/src/Layers/W1/BaseApp/Finance/Deferral/DeferralSummaryGLBody.docx
+++ b/src/Layers/W1/BaseApp/Finance/Deferral/DeferralSummaryGLBody.docx
@@ -6,18 +6,6 @@
       <w:tblPr>
         <w:tblStyle w:val="BCBlockTable"/>
         <w:tblW w:w="5000" w:type="pct"/>
-        <w:tblBorders>
-          <w:top w:val="none" w:sz="0" w:space="0" w:color="auto"/>
-          <w:left w:val="none" w:sz="0" w:space="0" w:color="auto"/>
-          <w:bottom w:val="none" w:sz="0" w:space="0" w:color="auto"/>
-          <w:right w:val="none" w:sz="0" w:space="0" w:color="auto"/>
-          <w:insideH w:val="none" w:sz="0" w:space="0" w:color="auto"/>
-          <w:insideV w:val="none" w:sz="0" w:space="0" w:color="auto"/>
-        </w:tblBorders>
-        <w:tblCellMar>
-          <w:left w:w="0" w:type="dxa"/>
-          <w:right w:w="0" w:type="dxa"/>
-        </w:tblCellMar>
         <w:tblLook w:val="0620" w:firstRow="1" w:lastRow="0" w:firstColumn="0" w:lastColumn="0" w:noHBand="1" w:noVBand="1"/>
         <w:tblCaption w:val="Table 1"/>
         <w:tblDescription w:val="Layout table. Used for positioning, not for tabular data."/>
@@ -32,6 +20,7 @@
       </w:tblGrid>
       <w:tr>
         <w:trPr>
+          <w:cnfStyle w:val="100000000000" w:firstRow="1" w:lastRow="0" w:firstColumn="0" w:lastColumn="0" w:oddVBand="0" w:evenVBand="0" w:oddHBand="0" w:evenHBand="0" w:firstRowFirstColumn="0" w:firstRowLastColumn="0" w:lastRowFirstColumn="0" w:lastRowLastColumn="0"/>
           <w:cantSplit/>
           <w:trHeight w:val="259"/>
         </w:trPr>
@@ -42,11 +31,10 @@
           <w:p>
             <w:pPr>
               <w:pStyle w:val="BCLabel"/>
-              <w:spacing w:before="0" w:line="276" w:lineRule="auto"/>
+              <w:spacing w:line="276" w:lineRule="auto"/>
             </w:pPr>
             <w:sdt>
               <w:sdtPr>
-                <w:rPr/>
                 <w:alias w:val="#Nav: /Labels/BalAsOfDateCaption"/>
                 <w:tag w:val="#Nav: Deferral_Summary_G_L/1700"/>
                 <w:id w:val="627203624"/>
@@ -68,7 +56,6 @@
         </w:tc>
         <w:sdt>
           <w:sdtPr>
-            <w:rPr/>
             <w:alias w:val="UserLabel"/>
             <w:tag w:val="#BC:InsertDataItem,Labels/UserLabel"/>
             <w:id w:val="-270865293"/>
@@ -86,7 +73,7 @@
               <w:p>
                 <w:pPr>
                   <w:pStyle w:val="BCLabel"/>
-                  <w:spacing w:before="0" w:line="276" w:lineRule="auto"/>
+                  <w:spacing w:line="276" w:lineRule="auto"/>
                 </w:pPr>
                 <w:proofErr w:type="spellStart"/>
                 <w:r>
@@ -104,7 +91,7 @@
           <w:p>
             <w:pPr>
               <w:pStyle w:val="BCLabel"/>
-              <w:spacing w:before="0" w:line="276" w:lineRule="auto"/>
+              <w:spacing w:line="276" w:lineRule="auto"/>
             </w:pPr>
           </w:p>
         </w:tc>
@@ -115,7 +102,7 @@
           <w:p>
             <w:pPr>
               <w:pStyle w:val="BCLabel"/>
-              <w:spacing w:before="0" w:line="276" w:lineRule="auto"/>
+              <w:spacing w:line="276" w:lineRule="auto"/>
             </w:pPr>
           </w:p>
         </w:tc>
@@ -126,7 +113,7 @@
           <w:p>
             <w:pPr>
               <w:pStyle w:val="BCLabel"/>
-              <w:spacing w:before="0" w:line="276" w:lineRule="auto"/>
+              <w:spacing w:line="276" w:lineRule="auto"/>
               <w:rPr>
                 <w:rStyle w:val="Strong"/>
               </w:rPr>
@@ -140,7 +127,7 @@
           <w:p>
             <w:pPr>
               <w:pStyle w:val="BCLabel"/>
-              <w:spacing w:before="0" w:line="276" w:lineRule="auto"/>
+              <w:spacing w:line="276" w:lineRule="auto"/>
               <w:rPr>
                 <w:rStyle w:val="Strong"/>
               </w:rPr>
@@ -163,7 +150,10 @@
             </w:pPr>
             <w:sdt>
               <w:sdtPr>
-                <w:rPr/>
+                <w:rPr>
+                  <w:b/>
+                  <w:bCs/>
+                </w:rPr>
                 <w:alias w:val="#Nav: /GLAccount/BalanceAsOfDateFilter"/>
                 <w:tag w:val="#Nav: Deferral_Summary_G_L/1700"/>
                 <w:id w:val="-1341152864"/>
@@ -185,7 +175,6 @@
         </w:tc>
         <w:sdt>
           <w:sdtPr>
-            <w:rPr/>
             <w:alias w:val="UserName"/>
             <w:tag w:val="#BC:InsertDataItem,BCReportInformation/ReportRequest/UserName"/>
             <w:id w:val="-174418855"/>
@@ -204,11 +193,9 @@
                 <w:pPr>
                   <w:pStyle w:val="NoSpacing"/>
                 </w:pPr>
-                <w:proofErr w:type="gramStart"/>
                 <w:r>
                   <w:t>User Name</w:t>
                 </w:r>
-                <w:proofErr w:type="gramEnd"/>
               </w:p>
             </w:tc>
           </w:sdtContent>
@@ -255,37 +242,35 @@
         </w:tc>
       </w:tr>
     </w:tbl>
-    <w:p>
-      <w:pPr/>
-    </w:p>
+    <w:p/>
     <w:tbl>
       <w:tblPr>
         <w:tblStyle w:val="BCDataTable"/>
         <w:tblW w:w="5000" w:type="pct"/>
-        <w:tblLook w:val="0460" w:firstRow="1" w:lastRow="1" w:firstColumn="0" w:lastColumn="0" w:noHBand="0" w:noVBand="1"/>
+        <w:tblLook w:val="0420" w:firstRow="1" w:lastRow="0" w:firstColumn="0" w:lastColumn="0" w:noHBand="0" w:noVBand="1"/>
         <w:tblCaption w:val="Table 2"/>
         <w:tblDescription w:val="Document lines. Column headers in the first row."/>
       </w:tblPr>
       <w:tblGrid>
-        <w:gridCol w:w="1804"/>
-        <w:gridCol w:w="2232"/>
-        <w:gridCol w:w="1792"/>
-        <w:gridCol w:w="1792"/>
-        <w:gridCol w:w="1345"/>
-        <w:gridCol w:w="1047"/>
-        <w:gridCol w:w="1644"/>
-        <w:gridCol w:w="1943"/>
-        <w:gridCol w:w="1795"/>
+        <w:gridCol w:w="1569"/>
+        <w:gridCol w:w="1461"/>
+        <w:gridCol w:w="1234"/>
+        <w:gridCol w:w="1862"/>
+        <w:gridCol w:w="1643"/>
+        <w:gridCol w:w="1624"/>
+        <w:gridCol w:w="2069"/>
+        <w:gridCol w:w="2110"/>
+        <w:gridCol w:w="1854"/>
       </w:tblGrid>
       <w:tr>
         <w:trPr>
+          <w:cnfStyle w:val="100000000000" w:firstRow="1" w:lastRow="0" w:firstColumn="0" w:lastColumn="0" w:oddVBand="0" w:evenVBand="0" w:oddHBand="0" w:evenHBand="0" w:firstRowFirstColumn="0" w:firstRowLastColumn="0" w:lastRowFirstColumn="0" w:lastRowLastColumn="0"/>
           <w:cantSplit/>
           <w:trHeight w:val="418"/>
           <w:tblHeader/>
         </w:trPr>
         <w:sdt>
           <w:sdtPr>
-            <w:rPr/>
             <w:alias w:val="#Nav: /Labels/PostingDateCaption"/>
             <w:tag w:val="#Nav: Deferral_Summary_G_L/1700"/>
             <w:id w:val="-265536427"/>
@@ -322,7 +307,6 @@
         </w:sdt>
         <w:sdt>
           <w:sdtPr>
-            <w:rPr/>
             <w:alias w:val="#Nav: /Labels/DocTypeCaption"/>
             <w:tag w:val="#Nav: Deferral_Summary_G_L/1700"/>
             <w:id w:val="-788970528"/>
@@ -359,7 +343,6 @@
         </w:sdt>
         <w:sdt>
           <w:sdtPr>
-            <w:rPr/>
             <w:alias w:val="#Nav: /Labels/DocNoCaption"/>
             <w:tag w:val="#Nav: Deferral_Summary_G_L/1700"/>
             <w:id w:val="995606082"/>
@@ -396,7 +379,6 @@
         </w:sdt>
         <w:sdt>
           <w:sdtPr>
-            <w:rPr/>
             <w:alias w:val="#Nav: /Labels/DeferralAccountCaption"/>
             <w:tag w:val="#Nav: Deferral_Summary_G_L/1700"/>
             <w:id w:val="1276134345"/>
@@ -431,7 +413,6 @@
         </w:sdt>
         <w:sdt>
           <w:sdtPr>
-            <w:rPr/>
             <w:alias w:val="#Nav: /Labels/DefStartDateCaption"/>
             <w:tag w:val="#Nav: Deferral_Summary_G_L/1700"/>
             <w:id w:val="268672960"/>
@@ -468,7 +449,6 @@
         </w:sdt>
         <w:sdt>
           <w:sdtPr>
-            <w:rPr/>
             <w:alias w:val="#Nav: /Labels/NoOfPeriodsCaption"/>
             <w:tag w:val="#Nav: Deferral_Summary_G_L/1700"/>
             <w:id w:val="-230074359"/>
@@ -506,7 +486,6 @@
         </w:sdt>
         <w:sdt>
           <w:sdtPr>
-            <w:rPr/>
             <w:alias w:val="#Nav: /Labels/AmountRecognizedCaption"/>
             <w:tag w:val="#Nav: Deferral_Summary_G_L/1700"/>
             <w:id w:val="-1166395409"/>
@@ -544,7 +523,6 @@
         </w:sdt>
         <w:sdt>
           <w:sdtPr>
-            <w:rPr/>
             <w:alias w:val="#Nav: /Labels/RemAmountDefCaption"/>
             <w:tag w:val="#Nav: Deferral_Summary_G_L/1700"/>
             <w:id w:val="194053828"/>
@@ -582,7 +560,6 @@
         </w:sdt>
         <w:sdt>
           <w:sdtPr>
-            <w:rPr/>
             <w:alias w:val="#Nav: /Labels/TotalAmountDefCaption"/>
             <w:tag w:val="#Nav: Deferral_Summary_G_L/1700"/>
             <w:id w:val="-416631689"/>
@@ -622,7 +599,8 @@
       <w:sdt>
         <w:sdtPr>
           <w:rPr>
-            <w:lang w:val="da-DK" w:eastAsia="da-DK"/>
+            <w:rFonts w:asciiTheme="majorHAnsi" w:eastAsiaTheme="majorEastAsia" w:hAnsiTheme="majorHAnsi" w:cstheme="majorBidi"/>
+            <w14:numSpacing w14:val="tabular"/>
           </w:rPr>
           <w:alias w:val="#Nav: /GLAccount"/>
           <w:tag w:val="#Nav: Deferral_Summary_G_L/1700"/>
@@ -630,12 +608,12 @@
           <w15:dataBinding w:prefixMappings="&lt;xmlns:ns0='urn:microsoft-dynamics-nav/reports/Deferral_Summary_G_L/1700/' " w:xpath="/ns0:NavWordReportXmlPart[1]/ns0:GLAccount" w:storeItemID="{E9594516-7200-468B-87B2-7A42DF10C81C}"/>
           <w15:repeatingSection/>
         </w:sdtPr>
-        <w:sdtEndPr/>
         <w:sdtContent>
           <w:sdt>
             <w:sdtPr>
               <w:rPr>
-                <w:lang w:val="da-DK" w:eastAsia="da-DK"/>
+                <w:rFonts w:asciiTheme="majorHAnsi" w:eastAsiaTheme="majorEastAsia" w:hAnsiTheme="majorHAnsi" w:cstheme="majorBidi"/>
+                <w14:numSpacing w14:val="tabular"/>
               </w:rPr>
               <w:id w:val="-1745561941"/>
               <w:placeholder>
@@ -643,10 +621,10 @@
               </w:placeholder>
               <w15:repeatingSectionItem/>
             </w:sdtPr>
-            <w:sdtEndPr/>
             <w:sdtContent>
               <w:tr>
                 <w:trPr>
+                  <w:cnfStyle w:val="000000100000" w:firstRow="0" w:lastRow="0" w:firstColumn="0" w:lastColumn="0" w:oddVBand="0" w:evenVBand="0" w:oddHBand="1" w:evenHBand="0" w:firstRowFirstColumn="0" w:firstRowLastColumn="0" w:lastRowFirstColumn="0" w:lastRowLastColumn="0"/>
                   <w:cantSplit/>
                   <w:trHeight w:val="418"/>
                 </w:trPr>
@@ -667,7 +645,6 @@
                     </w:pPr>
                     <w:sdt>
                       <w:sdtPr>
-                        <w:rPr/>
                         <w:alias w:val="#Nav: /Labels/No_GLAccCaption"/>
                         <w:tag w:val="#Nav: Deferral_Summary_G_L/1700"/>
                         <w:id w:val="303973575"/>
@@ -690,7 +667,6 @@
                     </w:r>
                     <w:sdt>
                       <w:sdtPr>
-                        <w:rPr/>
                         <w:alias w:val="Hide Table Row If Empty"/>
                         <w:tag w:val="#BC:HideTableRowIfEmpty"/>
                         <w:id w:val="-1576584128"/>
@@ -702,7 +678,6 @@
                       <w:sdtContent>
                         <w:sdt>
                           <w:sdtPr>
-                            <w:rPr/>
                             <w:alias w:val="#Nav: /GLAccount/Posted_Deferral_Header/No_GLAcc"/>
                             <w:tag w:val="#Nav: Deferral_Summary_G_L/1700"/>
                             <w:id w:val="-104121262"/>
@@ -729,7 +704,6 @@
                 </w:tc>
                 <w:sdt>
                   <w:sdtPr>
-                    <w:rPr/>
                     <w:alias w:val="#Nav: /GLAccount/Posted_Deferral_Header/AccountName"/>
                     <w:tag w:val="#Nav: Deferral_Summary_G_L/1700"/>
                     <w:id w:val="-1561789675"/>
@@ -887,7 +861,7 @@
               <w:sdt>
                 <w:sdtPr>
                   <w:rPr>
-                    <w:lang w:val="da-DK" w:eastAsia="da-DK"/>
+                    <w14:numSpacing w14:val="tabular"/>
                   </w:rPr>
                   <w:alias w:val="#Nav: /GLAccount/Posted_Deferral_Header"/>
                   <w:tag w:val="#Nav: Deferral_Summary_G_L/1700"/>
@@ -899,7 +873,7 @@
                   <w:sdt>
                     <w:sdtPr>
                       <w:rPr>
-                        <w:lang w:val="da-DK" w:eastAsia="da-DK"/>
+                        <w14:numSpacing w14:val="tabular"/>
                       </w:rPr>
                       <w:id w:val="-870147648"/>
                       <w:placeholder>
@@ -910,13 +884,14 @@
                     <w:sdtContent>
                       <w:tr>
                         <w:trPr>
+                          <w:cnfStyle w:val="000000010000" w:firstRow="0" w:lastRow="0" w:firstColumn="0" w:lastColumn="0" w:oddVBand="0" w:evenVBand="0" w:oddHBand="0" w:evenHBand="1" w:firstRowFirstColumn="0" w:firstRowLastColumn="0" w:lastRowFirstColumn="0" w:lastRowLastColumn="0"/>
                           <w:cantSplit/>
                           <w:trHeight w:val="418"/>
                         </w:trPr>
                         <w:sdt>
                           <w:sdtPr>
                             <w:rPr>
-                              <w:lang w:val="da-DK" w:eastAsia="da-DK"/>
+                              <w14:numSpacing w14:val="tabular"/>
                             </w:rPr>
                             <w:alias w:val="Hide Table Row If Empty"/>
                             <w:tag w:val="#BC:HideTableRowIfEmpty"/>
@@ -929,13 +904,14 @@
                           <w:sdtEndPr>
                             <w:rPr>
                               <w:lang w:val="en-AU" w:eastAsia="en-AU"/>
+                              <w14:numSpacing w14:val="default"/>
                             </w:rPr>
                           </w:sdtEndPr>
                           <w:sdtContent>
                             <w:sdt>
                               <w:sdtPr>
                                 <w:rPr>
-                                  <w:lang w:val="da-DK" w:eastAsia="da-DK"/>
+                                  <w14:numSpacing w14:val="tabular"/>
                                 </w:rPr>
                                 <w:alias w:val="#Nav: /GLAccount/Posted_Deferral_Header/PostingDate"/>
                                 <w:tag w:val="#Nav: Deferral_Summary_G_L/1700"/>
@@ -949,6 +925,7 @@
                               <w:sdtEndPr>
                                 <w:rPr>
                                   <w:lang w:val="en-AU" w:eastAsia="en-AU"/>
+                                  <w14:numSpacing w14:val="default"/>
                                 </w:rPr>
                               </w:sdtEndPr>
                               <w:sdtContent>
@@ -961,7 +938,6 @@
                                       <w:bottom w:val="single" w:sz="4" w:space="0" w:color="F5F7F8"/>
                                       <w:right w:val="nil"/>
                                     </w:tcBorders>
-                                    <w:vAlign w:val="center"/>
                                   </w:tcPr>
                                   <w:p>
                                     <w:pPr>
@@ -980,7 +956,6 @@
                         </w:sdt>
                         <w:sdt>
                           <w:sdtPr>
-                            <w:rPr/>
                             <w:alias w:val="#Nav: /GLAccount/Posted_Deferral_Header/GLDocTypeString"/>
                             <w:tag w:val="#Nav: Deferral_Summary_G_L/1700"/>
                             <w:id w:val="-636021228"/>
@@ -1000,7 +975,6 @@
                                   <w:bottom w:val="single" w:sz="4" w:space="0" w:color="F5F7F8"/>
                                   <w:right w:val="nil"/>
                                 </w:tcBorders>
-                                <w:vAlign w:val="center"/>
                               </w:tcPr>
                               <w:p>
                                 <w:pPr>
@@ -1017,7 +991,6 @@
                         </w:sdt>
                         <w:sdt>
                           <w:sdtPr>
-                            <w:rPr/>
                             <w:alias w:val="#Nav: /GLAccount/Posted_Deferral_Header/GenJnlDocNo"/>
                             <w:tag w:val="#Nav: Deferral_Summary_G_L/1700"/>
                             <w:id w:val="1060434059"/>
@@ -1037,7 +1010,6 @@
                                   <w:bottom w:val="single" w:sz="4" w:space="0" w:color="F5F7F8"/>
                                   <w:right w:val="nil"/>
                                 </w:tcBorders>
-                                <w:vAlign w:val="center"/>
                               </w:tcPr>
                               <w:p>
                                 <w:pPr>
@@ -1052,7 +1024,6 @@
                         </w:sdt>
                         <w:sdt>
                           <w:sdtPr>
-                            <w:rPr/>
                             <w:alias w:val="#Nav: /GLAccount/Posted_Deferral_Header/DeferralAccount"/>
                             <w:tag w:val="#Nav: Deferral_Summary_G_L/1700"/>
                             <w:id w:val="1880974051"/>
@@ -1072,7 +1043,6 @@
                                   <w:bottom w:val="single" w:sz="4" w:space="0" w:color="F5F7F8"/>
                                   <w:right w:val="nil"/>
                                 </w:tcBorders>
-                                <w:vAlign w:val="center"/>
                               </w:tcPr>
                               <w:p>
                                 <w:pPr>
@@ -1089,7 +1059,6 @@
                         </w:sdt>
                         <w:sdt>
                           <w:sdtPr>
-                            <w:rPr/>
                             <w:alias w:val="#Nav: /GLAccount/Posted_Deferral_Header/DeferralStartDate"/>
                             <w:tag w:val="#Nav: Deferral_Summary_G_L/1700"/>
                             <w:id w:val="-432977463"/>
@@ -1109,7 +1078,6 @@
                                   <w:bottom w:val="single" w:sz="4" w:space="0" w:color="F5F7F8"/>
                                   <w:right w:val="nil"/>
                                 </w:tcBorders>
-                                <w:vAlign w:val="center"/>
                               </w:tcPr>
                               <w:p>
                                 <w:pPr>
@@ -1126,7 +1094,6 @@
                         </w:sdt>
                         <w:sdt>
                           <w:sdtPr>
-                            <w:rPr/>
                             <w:alias w:val="#Nav: /GLAccount/Posted_Deferral_Header/NumOfPeriods"/>
                             <w:tag w:val="#Nav: Deferral_Summary_G_L/1700"/>
                             <w:id w:val="-171872843"/>
@@ -1146,7 +1113,6 @@
                                   <w:bottom w:val="single" w:sz="4" w:space="0" w:color="F5F7F8"/>
                                   <w:right w:val="nil"/>
                                 </w:tcBorders>
-                                <w:vAlign w:val="center"/>
                               </w:tcPr>
                               <w:p>
                                 <w:pPr>
@@ -1164,7 +1130,6 @@
                         </w:sdt>
                         <w:sdt>
                           <w:sdtPr>
-                            <w:rPr/>
                             <w:alias w:val="#Nav: /GLAccount/Posted_Deferral_Header/AmtRecognized"/>
                             <w:tag w:val="#Nav: Deferral_Summary_G_L/1700"/>
                             <w:id w:val="152186920"/>
@@ -1184,7 +1149,6 @@
                                   <w:bottom w:val="single" w:sz="4" w:space="0" w:color="F5F7F8"/>
                                   <w:right w:val="nil"/>
                                 </w:tcBorders>
-                                <w:vAlign w:val="center"/>
                               </w:tcPr>
                               <w:p>
                                 <w:pPr>
@@ -1202,7 +1166,6 @@
                         </w:sdt>
                         <w:sdt>
                           <w:sdtPr>
-                            <w:rPr/>
                             <w:alias w:val="#Nav: /GLAccount/Posted_Deferral_Header/RemainingAmtDeferred"/>
                             <w:tag w:val="#Nav: Deferral_Summary_G_L/1700"/>
                             <w:id w:val="-916402398"/>
@@ -1222,7 +1185,6 @@
                                   <w:bottom w:val="single" w:sz="4" w:space="0" w:color="F5F7F8"/>
                                   <w:right w:val="nil"/>
                                 </w:tcBorders>
-                                <w:vAlign w:val="center"/>
                               </w:tcPr>
                               <w:p>
                                 <w:pPr>
@@ -1240,7 +1202,6 @@
                         </w:sdt>
                         <w:sdt>
                           <w:sdtPr>
-                            <w:rPr/>
                             <w:alias w:val="#Nav: /GLAccount/Posted_Deferral_Header/TotalAmtDeferred"/>
                             <w:tag w:val="#Nav: Deferral_Summary_G_L/1700"/>
                             <w:id w:val="-963349006"/>
@@ -1260,7 +1221,6 @@
                                   <w:bottom w:val="single" w:sz="4" w:space="0" w:color="F5F7F8"/>
                                   <w:right w:val="nil"/>
                                 </w:tcBorders>
-                                <w:vAlign w:val="center"/>
                               </w:tcPr>
                               <w:p>
                                 <w:pPr>
@@ -1283,8 +1243,9 @@
               </w:sdt>
               <w:tr>
                 <w:trPr>
+                  <w:cnfStyle w:val="000000100000" w:firstRow="0" w:lastRow="0" w:firstColumn="0" w:lastColumn="0" w:oddVBand="0" w:evenVBand="0" w:oddHBand="1" w:evenHBand="0" w:firstRowFirstColumn="0" w:firstRowLastColumn="0" w:lastRowFirstColumn="0" w:lastRowLastColumn="0"/>
                   <w:cantSplit/>
-                  <w:trHeight w:hRule="atLeast" w:val="245"/>
+                  <w:trHeight w:val="245"/>
                 </w:trPr>
                 <w:tc>
                   <w:tcPr>
@@ -1442,6 +1403,7 @@
               </w:tr>
               <w:tr>
                 <w:trPr>
+                  <w:cnfStyle w:val="000000010000" w:firstRow="0" w:lastRow="0" w:firstColumn="0" w:lastColumn="0" w:oddVBand="0" w:evenVBand="0" w:oddHBand="0" w:evenHBand="1" w:firstRowFirstColumn="0" w:firstRowLastColumn="0" w:lastRowFirstColumn="0" w:lastRowLastColumn="0"/>
                   <w:cantSplit/>
                   <w:trHeight w:val="418"/>
                 </w:trPr>
@@ -1555,7 +1517,6 @@
                 </w:tc>
                 <w:sdt>
                   <w:sdtPr>
-                    <w:rPr/>
                     <w:alias w:val="#Nav: /GLAccount/Totals/SumAmtRecognized"/>
                     <w:tag w:val="#Nav: Deferral_Summary_G_L/1700"/>
                     <w:id w:val="810523372"/>
@@ -1576,7 +1537,6 @@
                           <w:right w:val="nil"/>
                         </w:tcBorders>
                         <w:shd w:val="clear" w:color="FFFFFF" w:fill="FFFFFF"/>
-                        <w:vAlign w:val="center"/>
                       </w:tcPr>
                       <w:p>
                         <w:pPr>
@@ -1595,7 +1555,6 @@
                 </w:sdt>
                 <w:sdt>
                   <w:sdtPr>
-                    <w:rPr/>
                     <w:alias w:val="#Nav: /GLAccount/Totals/SumRemainingAmtDeferred"/>
                     <w:tag w:val="#Nav: Deferral_Summary_G_L/1700"/>
                     <w:id w:val="-1652831485"/>
@@ -1616,7 +1575,6 @@
                           <w:right w:val="nil"/>
                         </w:tcBorders>
                         <w:shd w:val="clear" w:color="FFFFFF" w:fill="FFFFFF"/>
-                        <w:vAlign w:val="center"/>
                       </w:tcPr>
                       <w:p>
                         <w:pPr>
@@ -1635,7 +1593,6 @@
                 </w:sdt>
                 <w:sdt>
                   <w:sdtPr>
-                    <w:rPr/>
                     <w:alias w:val="#Nav: /GLAccount/Totals/SumTotalAmtDeferred"/>
                     <w:tag w:val="#Nav: Deferral_Summary_G_L/1700"/>
                     <w:id w:val="-1606648716"/>
@@ -1656,7 +1613,6 @@
                           <w:right w:val="nil"/>
                         </w:tcBorders>
                         <w:shd w:val="clear" w:color="FFFFFF" w:fill="FFFFFF"/>
-                        <w:vAlign w:val="center"/>
                       </w:tcPr>
                       <w:p>
                         <w:pPr>
@@ -1679,12 +1635,8 @@
         </w:sdtContent>
       </w:sdt>
     </w:tbl>
-    <w:p>
-      <w:pPr/>
-    </w:p>
-    <w:p>
-      <w:pPr/>
-    </w:p>
+    <w:p/>
+    <w:p/>
     <w:sectPr>
       <w:headerReference w:type="even" r:id="rId9"/>
       <w:headerReference w:type="default" r:id="rId10"/>
@@ -2371,8 +2323,8 @@
       <w:spacing w:after="0" w:line="240" w:lineRule="auto"/>
     </w:pPr>
     <w:rPr>
-      <w:rFonts w:asciiTheme="minorHAnsi" w:hAnsiTheme="minorHAnsi" w:eastAsiaTheme="minorHAnsi" w:cstheme="minorBidi"/>
-      <w:color w:val="242424" w:themeColor="text1"/>
+      <w:rFonts w:eastAsiaTheme="minorHAnsi"/>
+      <w:color w:val="000000" w:themeColor="text1"/>
     </w:rPr>
   </w:style>
   <w:style w:type="paragraph" w:customStyle="1" w:styleId="BCNumber">
@@ -2381,13 +2333,7 @@
     <w:next w:val="Normal"/>
     <w:uiPriority w:val="2"/>
     <w:qFormat/>
-    <w:pPr>
-      <w:spacing w:before="0" w:after="0" w:line="240" w:lineRule="auto"/>
-    </w:pPr>
     <w:rPr>
-      <w:rFonts w:asciiTheme="minorHAnsi" w:hAnsiTheme="minorHAnsi" w:eastAsiaTheme="minorHAnsi" w:cstheme="minorBidi"/>
-      <w:color w:val="242424" w:themeColor="text1"/>
-      <w14:numForm w14:val="tabular"/>
       <w14:numSpacing w14:val="tabular"/>
     </w:rPr>
   </w:style>
@@ -2399,11 +2345,9 @@
     <w:qFormat/>
     <w:pPr>
       <w:keepNext/>
-      <w:spacing w:before="0" w:after="0" w:line="240" w:lineRule="auto"/>
     </w:pPr>
     <w:rPr>
-      <w:rFonts w:asciiTheme="majorHAnsi" w:hAnsiTheme="majorHAnsi" w:eastAsiaTheme="majorEastAsia" w:cstheme="majorBidi"/>
-      <w:color w:val="242424" w:themeColor="text1"/>
+      <w:rFonts w:asciiTheme="majorHAnsi" w:eastAsiaTheme="majorEastAsia" w:hAnsiTheme="majorHAnsi" w:cstheme="majorBidi"/>
     </w:rPr>
   </w:style>
   <w:style w:type="paragraph" w:customStyle="1" w:styleId="BCLabelNumber">
@@ -2412,13 +2356,7 @@
     <w:next w:val="Normal"/>
     <w:uiPriority w:val="2"/>
     <w:qFormat/>
-    <w:pPr>
-      <w:spacing w:before="0" w:after="0" w:line="240" w:lineRule="auto"/>
-    </w:pPr>
     <w:rPr>
-      <w:rFonts w:asciiTheme="majorHAnsi" w:hAnsiTheme="majorHAnsi" w:eastAsiaTheme="majorEastAsia" w:cstheme="majorBidi"/>
-      <w:color w:val="242424" w:themeColor="text1"/>
-      <w14:numForm w14:val="tabular"/>
       <w14:numSpacing w14:val="tabular"/>
     </w:rPr>
   </w:style>
@@ -2428,25 +2366,21 @@
     <w:uiPriority w:val="99"/>
     <w:qFormat/>
     <w:pPr>
-      <w:spacing w:before="0" w:after="0" w:line="240" w:lineRule="auto"/>
+      <w:spacing w:after="0" w:line="240" w:lineRule="auto"/>
     </w:pPr>
     <w:tblPr>
       <w:tblStyleRowBandSize w:val="1"/>
       <w:tblStyleColBandSize w:val="1"/>
       <w:tblCellMar>
-        <w:top w:w="0" w:type="dxa"/>
         <w:left w:w="0" w:type="dxa"/>
-        <w:bottom w:w="0" w:type="dxa"/>
         <w:right w:w="0" w:type="dxa"/>
       </w:tblCellMar>
     </w:tblPr>
-    <w:tcPr>
-      <w:vAlign w:val="top"/>
-    </w:tcPr>
     <w:tblStylePr w:type="firstRow">
       <w:rPr>
         <w:rFonts w:asciiTheme="majorHAnsi" w:hAnsiTheme="majorHAnsi" w:cstheme="majorBidi"/>
       </w:rPr>
+      <w:tblPr/>
       <w:tcPr>
         <w:vAlign w:val="top"/>
       </w:tcPr>
@@ -2458,15 +2392,13 @@
     <w:uiPriority w:val="99"/>
     <w:qFormat/>
     <w:pPr>
-      <w:spacing w:before="0" w:after="0" w:line="240" w:lineRule="auto"/>
+      <w:spacing w:after="0" w:line="240" w:lineRule="auto"/>
     </w:pPr>
     <w:tblPr>
       <w:tblStyleRowBandSize w:val="1"/>
       <w:tblStyleColBandSize w:val="1"/>
       <w:tblCellMar>
-        <w:top w:w="0" w:type="dxa"/>
         <w:left w:w="115" w:type="dxa"/>
-        <w:bottom w:w="0" w:type="dxa"/>
         <w:right w:w="115" w:type="dxa"/>
       </w:tblCellMar>
     </w:tblPr>
@@ -2480,28 +2412,32 @@
       <w:rPr>
         <w:rFonts w:asciiTheme="majorHAnsi" w:hAnsiTheme="majorHAnsi" w:cstheme="majorBidi"/>
       </w:rPr>
+      <w:tblPr/>
       <w:tcPr>
         <w:tcBorders>
-          <w:bottom w:val="single" w:sz="4" w:space="0" w:color="242424" w:themeColor="text1"/>
+          <w:bottom w:val="single" w:sz="4" w:space="0" w:color="000000" w:themeColor="text1"/>
         </w:tcBorders>
         <w:vAlign w:val="top"/>
       </w:tcPr>
     </w:tblStylePr>
     <w:tblStylePr w:type="lastRow">
+      <w:tblPr/>
       <w:tcPr>
         <w:tcBorders>
-          <w:bottom w:val="single" w:sz="4" w:space="0" w:color="F5F7F8" w:themeColor="background2"/>
+          <w:bottom w:val="single" w:sz="4" w:space="0" w:color="E8E8E8" w:themeColor="background2"/>
         </w:tcBorders>
       </w:tcPr>
     </w:tblStylePr>
     <w:tblStylePr w:type="band1Horz">
+      <w:tblPr/>
       <w:tcPr>
         <w:shd w:val="clear" w:color="auto" w:fill="auto"/>
       </w:tcPr>
     </w:tblStylePr>
     <w:tblStylePr w:type="band2Horz">
+      <w:tblPr/>
       <w:tcPr>
-        <w:shd w:val="clear" w:color="auto" w:fill="CCE6E9" w:themeFill="accent2" w:themeFillTint="33"/>
+        <w:shd w:val="clear" w:color="auto" w:fill="FAE2D5" w:themeFill="accent2" w:themeFillTint="33"/>
       </w:tcPr>
     </w:tblStylePr>
   </w:style>
@@ -2511,15 +2447,13 @@
     <w:uiPriority w:val="99"/>
     <w:qFormat/>
     <w:pPr>
-      <w:spacing w:before="0" w:after="0" w:line="240" w:lineRule="auto"/>
+      <w:spacing w:after="0" w:line="240" w:lineRule="auto"/>
     </w:pPr>
     <w:tblPr>
       <w:tblStyleRowBandSize w:val="1"/>
       <w:tblStyleColBandSize w:val="1"/>
       <w:tblCellMar>
-        <w:top w:w="0" w:type="dxa"/>
         <w:left w:w="115" w:type="dxa"/>
-        <w:bottom w:w="0" w:type="dxa"/>
         <w:right w:w="115" w:type="dxa"/>
       </w:tblCellMar>
     </w:tblPr>
@@ -2530,10 +2464,11 @@
       <w:rPr>
         <w:rFonts w:asciiTheme="majorHAnsi" w:hAnsiTheme="majorHAnsi" w:cstheme="majorBidi"/>
       </w:rPr>
+      <w:tblPr/>
       <w:tcPr>
         <w:tcBorders>
-          <w:top w:val="single" w:sz="4" w:space="0" w:color="242424" w:themeColor="text1"/>
-          <w:bottom w:val="single" w:sz="8" w:space="0" w:color="242424" w:themeColor="text1"/>
+          <w:top w:val="single" w:sz="4" w:space="0" w:color="000000" w:themeColor="text1"/>
+          <w:bottom w:val="single" w:sz="8" w:space="0" w:color="000000" w:themeColor="text1"/>
         </w:tcBorders>
       </w:tcPr>
     </w:tblStylePr>
@@ -2544,7 +2479,7 @@
     <w:uiPriority w:val="99"/>
     <w:qFormat/>
     <w:pPr>
-      <w:spacing w:before="0" w:after="0" w:line="240" w:lineRule="auto"/>
+      <w:spacing w:after="0" w:line="240" w:lineRule="auto"/>
     </w:pPr>
     <w:tblPr>
       <w:tblStyleRowBandSize w:val="1"/>
@@ -2563,6 +2498,7 @@
       <w:rPr>
         <w:rFonts w:asciiTheme="majorHAnsi" w:hAnsiTheme="majorHAnsi" w:cstheme="majorBidi"/>
       </w:rPr>
+      <w:tblPr/>
       <w:tcPr>
         <w:vAlign w:val="bottom"/>
       </w:tcPr>
@@ -2571,9 +2507,10 @@
       <w:rPr>
         <w:rFonts w:asciiTheme="majorHAnsi" w:hAnsiTheme="majorHAnsi" w:cstheme="majorBidi"/>
       </w:rPr>
+      <w:tblPr/>
       <w:tcPr>
         <w:tcBorders>
-          <w:top w:val="single" w:sz="4" w:space="0" w:color="242424" w:themeColor="text1"/>
+          <w:top w:val="single" w:sz="4" w:space="0" w:color="000000" w:themeColor="text1"/>
         </w:tcBorders>
       </w:tcPr>
     </w:tblStylePr>
@@ -2584,25 +2521,21 @@
     <w:uiPriority w:val="99"/>
     <w:qFormat/>
     <w:pPr>
-      <w:spacing w:before="0" w:after="0" w:line="240" w:lineRule="auto"/>
+      <w:spacing w:after="0" w:line="240" w:lineRule="auto"/>
     </w:pPr>
     <w:tblPr>
       <w:tblStyleRowBandSize w:val="1"/>
       <w:tblStyleColBandSize w:val="1"/>
       <w:tblCellMar>
-        <w:top w:w="0" w:type="dxa"/>
         <w:left w:w="0" w:type="dxa"/>
-        <w:bottom w:w="0" w:type="dxa"/>
         <w:right w:w="0" w:type="dxa"/>
       </w:tblCellMar>
     </w:tblPr>
-    <w:tcPr>
-      <w:vAlign w:val="top"/>
-    </w:tcPr>
     <w:tblStylePr w:type="lastRow">
+      <w:tblPr/>
       <w:tcPr>
         <w:tcBorders>
-          <w:bottom w:val="single" w:sz="4" w:space="0" w:color="242424" w:themeColor="text1"/>
+          <w:bottom w:val="single" w:sz="4" w:space="0" w:color="000000" w:themeColor="text1"/>
         </w:tcBorders>
       </w:tcPr>
     </w:tblStylePr>
@@ -3157,26 +3090,6 @@
     <w:pitch w:val="variable"/>
     <w:sig w:usb0="20000287" w:usb1="00000003" w:usb2="00000000" w:usb3="00000000" w:csb0="0000019F" w:csb1="00000000"/>
   </w:font>
-  <w:font w:name="Segoe UI Semibold">
-    <w:panose1 w:val="020B0702040204020203"/>
-    <w:charset w:val="00"/>
-    <w:family w:val="swiss"/>
-    <w:pitch w:val="variable"/>
-    <w:sig w:usb0="E4002EFF" w:usb1="C000E47F" w:usb2="00000009" w:usb3="00000000" w:csb0="000001FF" w:csb1="00000000"/>
-  </w:font>
-  <w:font w:name="Segoe UI">
-    <w:panose1 w:val="020B0502040204020203"/>
-    <w:charset w:val="00"/>
-    <w:family w:val="swiss"/>
-    <w:pitch w:val="variable"/>
-    <w:sig w:usb0="E4002EFF" w:usb1="C000E47F" w:usb2="00000009" w:usb3="00000000" w:csb0="000001FF" w:csb1="00000000"/>
-  </w:font>
-  <w:font w:name="Aptos SemiBold">
-    <w:charset w:val="00"/>
-    <w:family w:val="swiss"/>
-    <w:pitch w:val="variable"/>
-    <w:sig w:usb0="20000287" w:usb1="00000003" w:usb2="00000000" w:usb3="00000000" w:csb0="0000019F" w:csb1="00000000"/>
-  </w:font>
 </w:fonts>
 </file>
 
@@ -3203,11 +3116,14 @@
     <w:rsid w:val="006203BB"/>
     <w:rsid w:val="006B3F68"/>
     <w:rsid w:val="0085347A"/>
+    <w:rsid w:val="008858E8"/>
     <w:rsid w:val="008E4BDC"/>
+    <w:rsid w:val="009F0183"/>
     <w:rsid w:val="00B40B8C"/>
     <w:rsid w:val="00B963EA"/>
     <w:rsid w:val="00BB61AF"/>
     <w:rsid w:val="00CD3011"/>
+    <w:rsid w:val="00E01446"/>
   </w:rsids>
   <m:mathPr>
     <m:mathFont m:val="Cambria Math"/>
@@ -4115,7 +4031,7 @@
 </we:webextension>
 </file>
 
-<file path=customXml/item1.xml>��< ? x m l   v e r s i o n = " 1 . 0 "   e n c o d i n g = " u t f - 1 6 " ? > < N a v W o r d R e p o r t X m l P a r t   x m l n s = " u r n : m i c r o s o f t - d y n a m i c s - b u s i n e s s c e n t r a l / i n t e r n a l / e x t e n d e d / r e p o r t s / D e f e r r a l _ S u m m a r y _ G _ L / 1 7 0 0 / " > +<file path=customXml/item1.xml>��< ? x m l   v e r s i o n = " 1 . 0 "   e n c o d i n g = " u t f - 1 6 " ? > < N a v W o r d R e p o r t X m l P a r t   x m l n s = " u r n : m i c r o s o f t - d y n a m i c s - n a v / r e p o r t s / D e f e r r a l _ S u m m a r y _ G _ L / 1 7 0 0 / " >   
      < B C R e p o r t I n f o r m a t i o n >   
@@ -4183,135 +4099,133 @@
  
      < L a b e l s >   
-         < A b o u t T h e R e p o r t L a b e l   E l e m e n t T y p e = " P a r a m e t e r "   E l e m e n t I d = " 1 6 7 7 9 2 0 0 1 "   D a t a T y p e = " S t r i n g " > A b o u t T h e R e p o r t L a b e l < / A b o u t T h e R e p o r t L a b e l > - 
-         < A c c t N a m e C a p t i o n   E l e m e n t T y p e = " P a r a m e t e r "   E l e m e n t I d = " 8 9 7 8 0 0 1 9 9 "   D a t a T y p e = " S t r i n g " > A c c t N a m e C a p t i o n < / A c c t N a m e C a p t i o n > - 
-         < A m o u n t R e c o g n i z e d C a p t i o n   E l e m e n t T y p e = " P a r a m e t e r "   E l e m e n t I d = " 1 2 2 9 1 0 9 7 1 3 "   D a t a T y p e = " S t r i n g " > A m o u n t R e c o g n i z e d C a p t i o n < / A m o u n t R e c o g n i z e d C a p t i o n > - 
-         < B a l A s O f D a t e C a p t i o n   E l e m e n t T y p e = " P a r a m e t e r "   E l e m e n t I d = " 1 7 3 6 9 6 3 9 0 7 "   D a t a T y p e = " S t r i n g " > B a l A s O f D a t e C a p t i o n < / B a l A s O f D a t e C a p t i o n > - 
-         < C o m p a n y L a b e l   E l e m e n t T y p e = " P a r a m e t e r "   E l e m e n t I d = " 3 4 6 7 6 0 3 4 8 "   D a t a T y p e = " S t r i n g " > C o m p a n y L a b e l < / C o m p a n y L a b e l > - 
-         < D a t a R e t r i e v e d   E l e m e n t T y p e = " P a r a m e t e r "   E l e m e n t I d = " 2 9 1 9 1 1 8 0 7 "   D a t a T y p e = " S t r i n g " > D a t a R e t r i e v e d < / D a t a R e t r i e v e d > - 
-         < D e f e r r a l A c c o u n t C a p t i o n   E l e m e n t T y p e = " P a r a m e t e r "   E l e m e n t I d = " 4 0 9 4 8 5 3 2 3 "   D a t a T y p e = " S t r i n g " > D e f e r r a l A c c o u n t C a p t i o n < / D e f e r r a l A c c o u n t C a p t i o n > - 
-         < D e f e r r a l S u m m a r y G L A n a l y s i s   E l e m e n t T y p e = " P a r a m e t e r "   E l e m e n t I d = " 5 4 1 9 4 7 2 4 7 "   D a t a T y p e = " S t r i n g " > D e f e r r a l S u m m a r y G L A n a l y s i s < / D e f e r r a l S u m m a r y G L A n a l y s i s > - 
-         < D e f e r r a l S u m m a r y G L L a b e l   E l e m e n t T y p e = " P a r a m e t e r "   E l e m e n t I d = " 8 6 4 1 6 1 7 3 "   D a t a T y p e = " S t r i n g " > D e f e r r a l S u m m a r y G L L a b e l < / D e f e r r a l S u m m a r y G L L a b e l > - 
-         < D e f e r r a l S u m m a r y G L P r i n t   E l e m e n t T y p e = " P a r a m e t e r "   E l e m e n t I d = " 2 5 4 9 0 9 3 6 4 "   D a t a T y p e = " S t r i n g " > D e f e r r a l S u m m a r y G L P r i n t < / D e f e r r a l S u m m a r y G L P r i n t > - 
-         < D e f S t a r t D a t e C a p t i o n   E l e m e n t T y p e = " P a r a m e t e r "   E l e m e n t I d = " 1 6 3 1 6 9 6 4 3 2 "   D a t a T y p e = " S t r i n g " > D e f S t a r t D a t e C a p t i o n < / D e f S t a r t D a t e C a p t i o n > - 
-         < D e s c C a p t i o n   E l e m e n t T y p e = " P a r a m e t e r "   E l e m e n t I d = " 1 5 8 0 3 0 3 5 5 8 "   D a t a T y p e = " S t r i n g " > D e s c C a p t i o n < / D e s c C a p t i o n > - 
-         < D o c N o C a p t i o n   E l e m e n t T y p e = " P a r a m e t e r "   E l e m e n t I d = " 2 0 5 6 5 2 6 8 5 8 "   D a t a T y p e = " S t r i n g " > D o c N o C a p t i o n < / D o c N o C a p t i o n > - 
-         < D o c T y p e C a p t i o n   E l e m e n t T y p e = " P a r a m e t e r "   E l e m e n t I d = " 4 0 9 9 8 6 6 4 3 "   D a t a T y p e = " S t r i n g " > D o c T y p e C a p t i o n < / D o c T y p e C a p t i o n > - 
-         < D o c u m e n t a t i o n L a b e l   E l e m e n t T y p e = " P a r a m e t e r "   E l e m e n t I d = " 1 7 3 8 9 2 4 8 1 5 "   D a t a T y p e = " S t r i n g " > D o c u m e n t a t i o n L a b e l < / D o c u m e n t a t i o n L a b e l > - 
-         < E n t r y N o C a p t i o n   E l e m e n t T y p e = " P a r a m e t e r "   E l e m e n t I d = " 1 8 2 1 3 0 3 6 9 8 "   D a t a T y p e = " S t r i n g " > E n t r y N o C a p t i o n < / E n t r y N o C a p t i o n > - 
-         < E n v i r o n m e n t L a b e l   E l e m e n t T y p e = " P a r a m e t e r "   E l e m e n t I d = " 8 1 8 8 1 6 5 9 0 "   D a t a T y p e = " S t r i n g " > E n v i r o n m e n t L a b e l < / E n v i r o n m e n t L a b e l > - 
-         < N o _ G L A c c C a p t i o n   E l e m e n t T y p e = " P a r a m e t e r "   E l e m e n t I d = " 1 3 7 2 6 3 7 1 8 3 "   D a t a T y p e = " S t r i n g " > N o _ G L A c c C a p t i o n < / N o _ G L A c c C a p t i o n > - 
-         < N o O f P e r i o d s C a p t i o n   E l e m e n t T y p e = " P a r a m e t e r "   E l e m e n t I d = " 1 8 2 1 5 5 0 8 4 5 "   D a t a T y p e = " S t r i n g " > N o O f P e r i o d s C a p t i o n < / N o O f P e r i o d s C a p t i o n > - 
-         < N u m O f P e r i o d s C a p t i o n   E l e m e n t T y p e = " P a r a m e t e r "   E l e m e n t I d = " 6 5 8 9 3 7 0 6 8 "   D a t a T y p e = " S t r i n g " > N u m O f P e r i o d s C a p t i o n < / N u m O f P e r i o d s C a p t i o n > - 
-         < P o s t i n g D a t e C a p t i o n   E l e m e n t T y p e = " P a r a m e t e r "   E l e m e n t I d = " 1 2 7 3 0 5 6 1 7 "   D a t a T y p e = " S t r i n g " > P o s t i n g D a t e C a p t i o n < / P o s t i n g D a t e C a p t i o n > - 
-         < R e m A m o u n t D e f C a p t i o n   E l e m e n t T y p e = " P a r a m e t e r "   E l e m e n t I d = " 6 4 3 2 7 5 8 5 8 "   D a t a T y p e = " S t r i n g " > R e m A m o u n t D e f C a p t i o n < / R e m A m o u n t D e f C a p t i o n > - 
-         < R e p o r t N a m e L a b e l   E l e m e n t T y p e = " P a r a m e t e r "   E l e m e n t I d = " 1 0 2 2 2 9 2 9 8 2 "   D a t a T y p e = " S t r i n g " > R e p o r t N a m e L a b e l < / R e p o r t N a m e L a b e l > - 
-         < R u n O n L a b e l   E l e m e n t T y p e = " P a r a m e t e r "   E l e m e n t I d = " 1 1 1 9 0 3 7 5 9 5 "   D a t a T y p e = " S t r i n g " > R u n O n L a b e l < / R u n O n L a b e l > - 
-         < T o t a l A m o u n t D e f C a p t i o n   E l e m e n t T y p e = " P a r a m e t e r "   E l e m e n t I d = " 1 5 7 8 5 0 2 1 6 2 "   D a t a T y p e = " S t r i n g " > T o t a l A m o u n t D e f C a p t i o n < / T o t a l A m o u n t D e f C a p t i o n > - 
-         < U s e r L a b e l   E l e m e n t T y p e = " P a r a m e t e r "   E l e m e n t I d = " 8 4 8 8 1 6 7 9 4 "   D a t a T y p e = " S t r i n g " > U s e r L a b e l < / U s e r L a b e l > +         < A b o u t T h e R e p o r t L a b e l > A b o u t T h e R e p o r t L a b e l < / A b o u t T h e R e p o r t L a b e l > + 
+         < A c c t N a m e C a p t i o n > A c c t N a m e C a p t i o n < / A c c t N a m e C a p t i o n > + 
+         < A m o u n t R e c o g n i z e d C a p t i o n > A m o u n t R e c o g n i z e d C a p t i o n < / A m o u n t R e c o g n i z e d C a p t i o n > + 
+         < B a l A s O f D a t e C a p t i o n > B a l A s O f D a t e C a p t i o n < / B a l A s O f D a t e C a p t i o n > + 
+         < C o m p a n y L a b e l > C o m p a n y L a b e l < / C o m p a n y L a b e l > + 
+         < D a t a R e t r i e v e d > D a t a R e t r i e v e d < / D a t a R e t r i e v e d > + 
+         < D e f e r r a l A c c o u n t C a p t i o n > D e f e r r a l A c c o u n t C a p t i o n < / D e f e r r a l A c c o u n t C a p t i o n > + 
+         < D e f e r r a l S u m m a r y G L A n a l y s i s > D e f e r r a l S u m m a r y G L A n a l y s i s < / D e f e r r a l S u m m a r y G L A n a l y s i s > + 
+         < D e f e r r a l S u m m a r y G L L a b e l > D e f e r r a l S u m m a r y G L L a b e l < / D e f e r r a l S u m m a r y G L L a b e l > + 
+         < D e f e r r a l S u m m a r y G L P r i n t > D e f e r r a l S u m m a r y G L P r i n t < / D e f e r r a l S u m m a r y G L P r i n t > + 
+         < D e f S t a r t D a t e C a p t i o n > D e f S t a r t D a t e C a p t i o n < / D e f S t a r t D a t e C a p t i o n > + 
+         < D e s c C a p t i o n > D e s c C a p t i o n < / D e s c C a p t i o n > + 
+         < D o c N o C a p t i o n > D o c N o C a p t i o n < / D o c N o C a p t i o n > + 
+         < D o c T y p e C a p t i o n > D o c T y p e C a p t i o n < / D o c T y p e C a p t i o n > + 
+         < D o c u m e n t a t i o n L a b e l > D o c u m e n t a t i o n L a b e l < / D o c u m e n t a t i o n L a b e l > + 
+         < E n t r y N o C a p t i o n > E n t r y N o C a p t i o n < / E n t r y N o C a p t i o n > + 
+         < E n v i r o n m e n t L a b e l > E n v i r o n m e n t L a b e l < / E n v i r o n m e n t L a b e l > + 
+         < N o _ G L A c c C a p t i o n > N o _ G L A c c C a p t i o n < / N o _ G L A c c C a p t i o n > + 
+         < N o O f P e r i o d s C a p t i o n > N o O f P e r i o d s C a p t i o n < / N o O f P e r i o d s C a p t i o n > + 
+         < N u m O f P e r i o d s C a p t i o n > N u m O f P e r i o d s C a p t i o n < / N u m O f P e r i o d s C a p t i o n > + 
+         < P o s t i n g D a t e C a p t i o n > P o s t i n g D a t e C a p t i o n < / P o s t i n g D a t e C a p t i o n > + 
+         < R e m A m o u n t D e f C a p t i o n > R e m A m o u n t D e f C a p t i o n < / R e m A m o u n t D e f C a p t i o n > + 
+         < R e p o r t N a m e L a b e l > R e p o r t N a m e L a b e l < / R e p o r t N a m e L a b e l > + 
+         < R u n O n L a b e l > R u n O n L a b e l < / R u n O n L a b e l > + 
+         < T o t a l A m o u n t D e f C a p t i o n > T o t a l A m o u n t D e f C a p t i o n < / T o t a l A m o u n t D e f C a p t i o n > + 
+         < U s e r L a b e l > U s e r L a b e l < / U s e r L a b e l >   
      < / L a b e l s >   
-     < T o o l t i p s / > - 
-     < G L A c c o u n t   E l e m e n t T y p e = " D a t a I t e m "   E l e m e n t I d = " 1 0 8 2 4 4 8 6 9 7 " > - 
-         < A c c o u n t N o C a p t i o n   E l e m e n t T y p e = " C o l u m n "   E l e m e n t I d = " 4 5 9 9 9 7 5 8 9 "   D a t a T y p e = " T e x t C o n s t " > A c c o u n t N o C a p t i o n < / A c c o u n t N o C a p t i o n > - 
-         < A m t R e c o g n i z e d C a p t i o n   E l e m e n t T y p e = " C o l u m n "   E l e m e n t I d = " 5 8 2 8 5 6 6 1 3 "   D a t a T y p e = " T e x t C o n s t " > A m t R e c o g n i z e d C a p t i o n < / A m t R e c o g n i z e d C a p t i o n > - 
-         < B a l a n c e A s O f D a t e C a p t i o n   E l e m e n t T y p e = " C o l u m n "   E l e m e n t I d = " 1 8 1 5 3 3 0 6 6 "   D a t a T y p e = " S t r i n g " > B a l a n c e A s O f D a t e C a p t i o n < / B a l a n c e A s O f D a t e C a p t i o n > - 
-         < B a l a n c e A s O f D a t e F i l t e r   E l e m e n t T y p e = " C o l u m n "   E l e m e n t I d = " 1 8 8 0 2 0 7 9 7 2 "   D a t a T y p e = " D a t e " > B a l a n c e A s O f D a t e F i l t e r < / B a l a n c e A s O f D a t e F i l t e r > - 
-         < B a l a n c e C a p t i o n   E l e m e n t T y p e = " C o l u m n "   E l e m e n t I d = " 1 7 1 0 3 0 7 0 2 9 "   D a t a T y p e = " T e x t C o n s t " > B a l a n c e C a p t i o n < / B a l a n c e C a p t i o n > - 
-         < C o m p a n y N a m e   E l e m e n t T y p e = " C o l u m n "   E l e m e n t I d = " 1 5 9 5 4 7 7 3 9 5 "   D a t a T y p e = " S t r i n g " > C o m p a n y N a m e < / C o m p a n y N a m e > - 
-         < D e f e r r a l S u m m a r y G L C a p t i o n   E l e m e n t T y p e = " C o l u m n "   E l e m e n t I d = " 1 7 2 8 3 0 6 1 2 3 "   D a t a T y p e = " T e x t C o n s t " > D e f e r r a l S u m m a r y G L C a p t i o n < / D e f e r r a l S u m m a r y G L C a p t i o n > - 
-         < E m p t y S t r i n g   E l e m e n t T y p e = " C o l u m n "   E l e m e n t I d = " 1 3 3 2 8 2 3 9 0 7 "   D a t a T y p e = " S t r i n g " > E m p t y S t r i n g < / E m p t y S t r i n g > - 
-         < G L B a l C a p t i o n   E l e m e n t T y p e = " C o l u m n "   E l e m e n t I d = " 1 2 0 3 1 1 2 7 1 3 "   D a t a T y p e = " T e x t C o n s t " > G L B a l C a p t i o n < / G L B a l C a p t i o n > - 
-         < P a g e C a p t i o n   E l e m e n t T y p e = " C o l u m n "   E l e m e n t I d = " 1 6 4 5 7 9 0 3 1 2 "   D a t a T y p e = " T e x t C o n s t " > P a g e C a p t i o n < / P a g e C a p t i o n > - 
-         < P a g e G r o u p N o   E l e m e n t T y p e = " C o l u m n "   E l e m e n t I d = " 6 4 9 1 8 0 1 4 4 "   D a t a T y p e = " I n t e g e r " > P a g e G r o u p N o < / P a g e G r o u p N o > - 
-         < P e r i o d C a p t i o n   E l e m e n t T y p e = " C o l u m n "   E l e m e n t I d = " 1 4 7 8 2 5 3 4 2 2 "   D a t a T y p e = " T e x t C o n s t " > P e r i o d C a p t i o n < / P e r i o d C a p t i o n > - 
-         < P o s t e d D e f e r r a l F i l t e r   E l e m e n t T y p e = " C o l u m n "   E l e m e n t I d = " 6 8 4 8 3 4 5 9 "   D a t a T y p e = " T e x t " > P o s t e d D e f e r r a l F i l t e r < / P o s t e d D e f e r r a l F i l t e r > - 
-         < P o s t e d D e f e r r a l T a b l e C a p t i o n   E l e m e n t T y p e = " C o l u m n "   E l e m e n t I d = " 1 1 6 0 9 6 3 9 8 7 "   D a t a T y p e = " S t r i n g " > P o s t e d D e f e r r a l T a b l e C a p t i o n < / P o s t e d D e f e r r a l T a b l e C a p t i o n > - 
-         < R e m A m t D e f C a p t i o n   E l e m e n t T y p e = " C o l u m n "   E l e m e n t I d = " 1 4 1 6 1 9 6 6 6 2 "   D a t a T y p e = " T e x t C o n s t " > R e m A m t D e f C a p t i o n < / R e m A m t D e f C a p t i o n > - 
-         < T o t A m t D e f C a p t i o n   E l e m e n t T y p e = " C o l u m n "   E l e m e n t I d = " 1 8 9 9 9 9 0 1 1 5 "   D a t a T y p e = " T e x t C o n s t " > T o t A m t D e f C a p t i o n < / T o t A m t D e f C a p t i o n > - 
-         < P o s t e d _ D e f e r r a l _ H e a d e r   E l e m e n t T y p e = " D a t a I t e m "   E l e m e n t I d = " 6 5 9 2 4 7 9 8 0 " > - 
-             < A c c o u n t N a m e   E l e m e n t T y p e = " C o l u m n "   E l e m e n t I d = " 1 7 2 4 8 6 5 1 3 3 "   D a t a T y p e = " T e x t " > A c c o u n t N a m e < / A c c o u n t N a m e > - 
-             < A m o u n t   E l e m e n t T y p e = " C o l u m n "   E l e m e n t I d = " 1 5 1 1 0 9 1 2 7 1 "   D a t a T y p e = " D e c i m a l " > A m o u n t < / A m o u n t > - 
-             < A m t R e c o g n i z e d   E l e m e n t T y p e = " C o l u m n "   E l e m e n t I d = " 1 2 9 8 7 3 6 5 4 7 "   D a t a T y p e = " D e c i m a l " > A m t R e c o g n i z e d < / A m t R e c o g n i z e d > - 
-             < D e f e r r a l A c c o u n t   E l e m e n t T y p e = " C o l u m n "   E l e m e n t I d = " 1 6 2 8 6 0 3 1 5 5 "   D a t a T y p e = " C o d e " > D e f e r r a l A c c o u n t < / D e f e r r a l A c c o u n t > - 
-             < D e f e r r a l S t a r t D a t e   E l e m e n t T y p e = " C o l u m n "   E l e m e n t I d = " 1 6 8 9 5 5 6 7 5 0 "   D a t a T y p e = " S t r i n g " > D e f e r r a l S t a r t D a t e < / D e f e r r a l S t a r t D a t e > - 
-             < D o c u m e n t T y p e   E l e m e n t T y p e = " C o l u m n "   E l e m e n t I d = " 2 0 8 9 7 9 9 8 9 8 "   D a t a T y p e = " I n t e g e r " > D o c u m e n t T y p e < / D o c u m e n t T y p e > - 
-             < G e n J n l D o c N o   E l e m e n t T y p e = " C o l u m n "   E l e m e n t I d = " 1 0 9 5 1 2 2 4 0 8 "   D a t a T y p e = " C o d e " > G e n J n l D o c N o < / G e n J n l D o c N o > - 
-             < G L D o c T y p e   E l e m e n t T y p e = " C o l u m n "   E l e m e n t I d = " 4 0 0 3 5 8 6 5 0 "   D a t a T y p e = " O p t i o n " > G L D o c T y p e < / G L D o c T y p e > - 
-             < G L D o c T y p e S t r i n g   E l e m e n t T y p e = " C o l u m n "   E l e m e n t I d = " 1 0 6 0 1 9 8 8 7 7 "   D a t a T y p e = " T e x t " > G L D o c T y p e S t r i n g < / G L D o c T y p e S t r i n g > - 
-             < N o _ G L A c c   E l e m e n t T y p e = " C o l u m n "   E l e m e n t I d = " 1 3 7 2 6 3 7 1 8 3 "   D a t a T y p e = " C o d e " > N o _ G L A c c < / N o _ G L A c c > - 
-             < N u m O f P e r i o d s   E l e m e n t T y p e = " C o l u m n "   E l e m e n t I d = " 6 5 8 9 3 7 0 6 8 "   D a t a T y p e = " I n t e g e r " > N u m O f P e r i o d s < / N u m O f P e r i o d s > - 
-             < P o s t i n g D a t e   E l e m e n t T y p e = " C o l u m n "   E l e m e n t I d = " 8 8 9 9 5 5 3 3 7 "   D a t a T y p e = " S t r i n g " > P o s t i n g D a t e < / P o s t i n g D a t e > - 
-             < R e m a i n i n g A m t D e f e r r e d   E l e m e n t T y p e = " C o l u m n "   E l e m e n t I d = " 1 2 0 4 7 3 4 1 3 8 "   D a t a T y p e = " D e c i m a l " > R e m a i n i n g A m t D e f e r r e d < / R e m a i n i n g A m t D e f e r r e d > - 
-             < T o t a l A m t D e f e r r e d   E l e m e n t T y p e = " C o l u m n "   E l e m e n t I d = " 1 7 2 0 8 5 5 5 4 8 "   D a t a T y p e = " D e c i m a l " > T o t a l A m t D e f e r r e d < / T o t a l A m t D e f e r r e d > +     < G L A c c o u n t > + 
+         < A c c o u n t N o C a p t i o n > A c c o u n t N o C a p t i o n < / A c c o u n t N o C a p t i o n > + 
+         < A m t R e c o g n i z e d C a p t i o n > A m t R e c o g n i z e d C a p t i o n < / A m t R e c o g n i z e d C a p t i o n > + 
+         < B a l a n c e A s O f D a t e C a p t i o n > B a l a n c e A s O f D a t e C a p t i o n < / B a l a n c e A s O f D a t e C a p t i o n > + 
+         < B a l a n c e A s O f D a t e F i l t e r > B a l a n c e A s O f D a t e F i l t e r < / B a l a n c e A s O f D a t e F i l t e r > + 
+         < B a l a n c e C a p t i o n > B a l a n c e C a p t i o n < / B a l a n c e C a p t i o n > + 
+         < C o m p a n y N a m e > C o m p a n y N a m e < / C o m p a n y N a m e > + 
+         < D e f e r r a l S u m m a r y G L C a p t i o n > D e f e r r a l S u m m a r y G L C a p t i o n < / D e f e r r a l S u m m a r y G L C a p t i o n > + 
+         < E m p t y S t r i n g > E m p t y S t r i n g < / E m p t y S t r i n g > + 
+         < G L B a l C a p t i o n > G L B a l C a p t i o n < / G L B a l C a p t i o n > + 
+         < P a g e C a p t i o n > P a g e C a p t i o n < / P a g e C a p t i o n > + 
+         < P a g e G r o u p N o > P a g e G r o u p N o < / P a g e G r o u p N o > + 
+         < P e r i o d C a p t i o n > P e r i o d C a p t i o n < / P e r i o d C a p t i o n > + 
+         < P o s t e d D e f e r r a l F i l t e r > P o s t e d D e f e r r a l F i l t e r < / P o s t e d D e f e r r a l F i l t e r > + 
+         < P o s t e d D e f e r r a l T a b l e C a p t i o n > P o s t e d D e f e r r a l T a b l e C a p t i o n < / P o s t e d D e f e r r a l T a b l e C a p t i o n > + 
+         < R e m A m t D e f C a p t i o n > R e m A m t D e f C a p t i o n < / R e m A m t D e f C a p t i o n > + 
+         < T o t A m t D e f C a p t i o n > T o t A m t D e f C a p t i o n < / T o t A m t D e f C a p t i o n > + 
+         < P o s t e d _ D e f e r r a l _ H e a d e r > + 
+             < A c c o u n t N a m e > A c c o u n t N a m e < / A c c o u n t N a m e > + 
+             < A m o u n t > A m o u n t < / A m o u n t > + 
+             < A m t R e c o g n i z e d > A m t R e c o g n i z e d < / A m t R e c o g n i z e d > + 
+             < D e f e r r a l A c c o u n t > D e f e r r a l A c c o u n t < / D e f e r r a l A c c o u n t > + 
+             < D e f e r r a l S t a r t D a t e > D e f e r r a l S t a r t D a t e < / D e f e r r a l S t a r t D a t e > + 
+             < D o c u m e n t T y p e > D o c u m e n t T y p e < / D o c u m e n t T y p e > + 
+             < G e n J n l D o c N o > G e n J n l D o c N o < / G e n J n l D o c N o > + 
+             < G L D o c T y p e > G L D o c T y p e < / G L D o c T y p e > + 
+             < G L D o c T y p e S t r i n g > G L D o c T y p e S t r i n g < / G L D o c T y p e S t r i n g > + 
+             < N o _ G L A c c > N o _ G L A c c < / N o _ G L A c c > + 
+             < N u m O f P e r i o d s > N u m O f P e r i o d s < / N u m O f P e r i o d s > + 
+             < P o s t i n g D a t e > P o s t i n g D a t e < / P o s t i n g D a t e > + 
+             < R e m a i n i n g A m t D e f e r r e d > R e m a i n i n g A m t D e f e r r e d < / R e m a i n i n g A m t D e f e r r e d > + 
+             < T o t a l A m t D e f e r r e d > T o t a l A m t D e f e r r e d < / T o t a l A m t D e f e r r e d >   
          < / P o s t e d _ D e f e r r a l _ H e a d e r >   
-         < T o t a l s   E l e m e n t T y p e = " D a t a I t e m "   E l e m e n t I d = " 1 8 2 3 9 5 0 0 4 4 " > - 
-             < S u m A m t R e c o g n i z e d   E l e m e n t T y p e = " C o l u m n "   E l e m e n t I d = " 1 8 6 4 9 1 4 0 1 0 "   D a t a T y p e = " D e c i m a l " > S u m A m t R e c o g n i z e d < / S u m A m t R e c o g n i z e d > - 
-             < S u m R e m a i n i n g A m t D e f e r r e d   E l e m e n t T y p e = " C o l u m n "   E l e m e n t I d = " 1 9 7 8 8 6 2 5 9 9 "   D a t a T y p e = " D e c i m a l " > S u m R e m a i n i n g A m t D e f e r r e d < / S u m R e m a i n i n g A m t D e f e r r e d > - 
-             < S u m T o t a l A m t D e f e r r e d   E l e m e n t T y p e = " C o l u m n "   E l e m e n t I d = " 7 6 0 8 9 3 9 7 5 "   D a t a T y p e = " D e c i m a l " > S u m T o t a l A m t D e f e r r e d < / S u m T o t a l A m t D e f e r r e d > +         < T o t a l s > + 
+             < S u m A m t R e c o g n i z e d > S u m A m t R e c o g n i z e d < / S u m A m t R e c o g n i z e d > + 
+             < S u m R e m a i n i n g A m t D e f e r r e d > S u m R e m a i n i n g A m t D e f e r r e d < / S u m R e m a i n i n g A m t D e f e r r e d > + 
+             < S u m T o t a l A m t D e f e r r e d > S u m T o t a l A m t D e f e r r e d < / S u m T o t a l A m t D e f e r r e d >   
          < / T o t a l s >   
@@ -4320,7 +4234,7 @@
  < / N a v W o r d R e p o r t X m l P a r t > 
 </file>
 
-<file path=customXml/item2.xml>��< ? x m l   v e r s i o n = " 1 . 0 "   e n c o d i n g = " u t f - 1 6 " ? > < N a v W o r d R e p o r t X m l P a r t   x m l n s = " u r n : m i c r o s o f t - d y n a m i c s - n a v / r e p o r t s / D e f e r r a l _ S u m m a r y _ G _ L / 1 7 0 0 / " > +<file path=customXml/item2.xml>��< ? x m l   v e r s i o n = " 1 . 0 "   e n c o d i n g = " u t f - 1 6 " ? > < N a v W o r d R e p o r t X m l P a r t   x m l n s = " u r n : m i c r o s o f t - d y n a m i c s - b u s i n e s s c e n t r a l / i n t e r n a l / e x t e n d e d / r e p o r t s / D e f e r r a l _ S u m m a r y _ G _ L / 1 7 0 0 / " >   
      < B C R e p o r t I n f o r m a t i o n >   
@@ -4388,133 +4302,135 @@
  
      < L a b e l s >   
-         < A b o u t T h e R e p o r t L a b e l > A b o u t T h e R e p o r t L a b e l < / A b o u t T h e R e p o r t L a b e l > - 
-         < A c c t N a m e C a p t i o n > A c c t N a m e C a p t i o n < / A c c t N a m e C a p t i o n > - 
-         < A m o u n t R e c o g n i z e d C a p t i o n > A m o u n t R e c o g n i z e d C a p t i o n < / A m o u n t R e c o g n i z e d C a p t i o n > - 
-         < B a l A s O f D a t e C a p t i o n > B a l A s O f D a t e C a p t i o n < / B a l A s O f D a t e C a p t i o n > - 
-         < C o m p a n y L a b e l > C o m p a n y L a b e l < / C o m p a n y L a b e l > - 
-         < D a t a R e t r i e v e d > D a t a R e t r i e v e d < / D a t a R e t r i e v e d > - 
-         < D e f e r r a l A c c o u n t C a p t i o n > D e f e r r a l A c c o u n t C a p t i o n < / D e f e r r a l A c c o u n t C a p t i o n > - 
-         < D e f e r r a l S u m m a r y G L A n a l y s i s > D e f e r r a l S u m m a r y G L A n a l y s i s < / D e f e r r a l S u m m a r y G L A n a l y s i s > - 
-         < D e f e r r a l S u m m a r y G L L a b e l > D e f e r r a l S u m m a r y G L L a b e l < / D e f e r r a l S u m m a r y G L L a b e l > - 
-         < D e f e r r a l S u m m a r y G L P r i n t > D e f e r r a l S u m m a r y G L P r i n t < / D e f e r r a l S u m m a r y G L P r i n t > - 
-         < D e f S t a r t D a t e C a p t i o n > D e f S t a r t D a t e C a p t i o n < / D e f S t a r t D a t e C a p t i o n > - 
-         < D e s c C a p t i o n > D e s c C a p t i o n < / D e s c C a p t i o n > - 
-         < D o c N o C a p t i o n > D o c N o C a p t i o n < / D o c N o C a p t i o n > - 
-         < D o c T y p e C a p t i o n > D o c T y p e C a p t i o n < / D o c T y p e C a p t i o n > - 
-         < D o c u m e n t a t i o n L a b e l > D o c u m e n t a t i o n L a b e l < / D o c u m e n t a t i o n L a b e l > - 
-         < E n t r y N o C a p t i o n > E n t r y N o C a p t i o n < / E n t r y N o C a p t i o n > - 
-         < E n v i r o n m e n t L a b e l > E n v i r o n m e n t L a b e l < / E n v i r o n m e n t L a b e l > - 
-         < N o _ G L A c c C a p t i o n > N o _ G L A c c C a p t i o n < / N o _ G L A c c C a p t i o n > - 
-         < N o O f P e r i o d s C a p t i o n > N o O f P e r i o d s C a p t i o n < / N o O f P e r i o d s C a p t i o n > - 
-         < N u m O f P e r i o d s C a p t i o n > N u m O f P e r i o d s C a p t i o n < / N u m O f P e r i o d s C a p t i o n > - 
-         < P o s t i n g D a t e C a p t i o n > P o s t i n g D a t e C a p t i o n < / P o s t i n g D a t e C a p t i o n > - 
-         < R e m A m o u n t D e f C a p t i o n > R e m A m o u n t D e f C a p t i o n < / R e m A m o u n t D e f C a p t i o n > - 
-         < R e p o r t N a m e L a b e l > R e p o r t N a m e L a b e l < / R e p o r t N a m e L a b e l > - 
-         < R u n O n L a b e l > R u n O n L a b e l < / R u n O n L a b e l > - 
-         < T o t a l A m o u n t D e f C a p t i o n > T o t a l A m o u n t D e f C a p t i o n < / T o t a l A m o u n t D e f C a p t i o n > - 
-         < U s e r L a b e l > U s e r L a b e l < / U s e r L a b e l > +         < A b o u t T h e R e p o r t L a b e l   E l e m e n t T y p e = " P a r a m e t e r "   E l e m e n t I d = " 1 6 7 7 9 2 0 0 1 "   D a t a T y p e = " S t r i n g " > A b o u t T h e R e p o r t L a b e l < / A b o u t T h e R e p o r t L a b e l > + 
+         < A c c t N a m e C a p t i o n   E l e m e n t T y p e = " P a r a m e t e r "   E l e m e n t I d = " 8 9 7 8 0 0 1 9 9 "   D a t a T y p e = " S t r i n g " > A c c t N a m e C a p t i o n < / A c c t N a m e C a p t i o n > + 
+         < A m o u n t R e c o g n i z e d C a p t i o n   E l e m e n t T y p e = " P a r a m e t e r "   E l e m e n t I d = " 1 2 2 9 1 0 9 7 1 3 "   D a t a T y p e = " S t r i n g " > A m o u n t R e c o g n i z e d C a p t i o n < / A m o u n t R e c o g n i z e d C a p t i o n > + 
+         < B a l A s O f D a t e C a p t i o n   E l e m e n t T y p e = " P a r a m e t e r "   E l e m e n t I d = " 1 7 3 6 9 6 3 9 0 7 "   D a t a T y p e = " S t r i n g " > B a l A s O f D a t e C a p t i o n < / B a l A s O f D a t e C a p t i o n > + 
+         < C o m p a n y L a b e l   E l e m e n t T y p e = " P a r a m e t e r "   E l e m e n t I d = " 3 4 6 7 6 0 3 4 8 "   D a t a T y p e = " S t r i n g " > C o m p a n y L a b e l < / C o m p a n y L a b e l > + 
+         < D a t a R e t r i e v e d   E l e m e n t T y p e = " P a r a m e t e r "   E l e m e n t I d = " 2 9 1 9 1 1 8 0 7 "   D a t a T y p e = " S t r i n g " > D a t a R e t r i e v e d < / D a t a R e t r i e v e d > + 
+         < D e f e r r a l A c c o u n t C a p t i o n   E l e m e n t T y p e = " P a r a m e t e r "   E l e m e n t I d = " 4 0 9 4 8 5 3 2 3 "   D a t a T y p e = " S t r i n g " > D e f e r r a l A c c o u n t C a p t i o n < / D e f e r r a l A c c o u n t C a p t i o n > + 
+         < D e f e r r a l S u m m a r y G L A n a l y s i s   E l e m e n t T y p e = " P a r a m e t e r "   E l e m e n t I d = " 5 4 1 9 4 7 2 4 7 "   D a t a T y p e = " S t r i n g " > D e f e r r a l S u m m a r y G L A n a l y s i s < / D e f e r r a l S u m m a r y G L A n a l y s i s > + 
+         < D e f e r r a l S u m m a r y G L L a b e l   E l e m e n t T y p e = " P a r a m e t e r "   E l e m e n t I d = " 8 6 4 1 6 1 7 3 "   D a t a T y p e = " S t r i n g " > D e f e r r a l S u m m a r y G L L a b e l < / D e f e r r a l S u m m a r y G L L a b e l > + 
+         < D e f e r r a l S u m m a r y G L P r i n t   E l e m e n t T y p e = " P a r a m e t e r "   E l e m e n t I d = " 2 5 4 9 0 9 3 6 4 "   D a t a T y p e = " S t r i n g " > D e f e r r a l S u m m a r y G L P r i n t < / D e f e r r a l S u m m a r y G L P r i n t > + 
+         < D e f S t a r t D a t e C a p t i o n   E l e m e n t T y p e = " P a r a m e t e r "   E l e m e n t I d = " 1 6 3 1 6 9 6 4 3 2 "   D a t a T y p e = " S t r i n g " > D e f S t a r t D a t e C a p t i o n < / D e f S t a r t D a t e C a p t i o n > + 
+         < D e s c C a p t i o n   E l e m e n t T y p e = " P a r a m e t e r "   E l e m e n t I d = " 1 5 8 0 3 0 3 5 5 8 "   D a t a T y p e = " S t r i n g " > D e s c C a p t i o n < / D e s c C a p t i o n > + 
+         < D o c N o C a p t i o n   E l e m e n t T y p e = " P a r a m e t e r "   E l e m e n t I d = " 2 0 5 6 5 2 6 8 5 8 "   D a t a T y p e = " S t r i n g " > D o c N o C a p t i o n < / D o c N o C a p t i o n > + 
+         < D o c T y p e C a p t i o n   E l e m e n t T y p e = " P a r a m e t e r "   E l e m e n t I d = " 4 0 9 9 8 6 6 4 3 "   D a t a T y p e = " S t r i n g " > D o c T y p e C a p t i o n < / D o c T y p e C a p t i o n > + 
+         < D o c u m e n t a t i o n L a b e l   E l e m e n t T y p e = " P a r a m e t e r "   E l e m e n t I d = " 1 7 3 8 9 2 4 8 1 5 "   D a t a T y p e = " S t r i n g " > D o c u m e n t a t i o n L a b e l < / D o c u m e n t a t i o n L a b e l > + 
+         < E n t r y N o C a p t i o n   E l e m e n t T y p e = " P a r a m e t e r "   E l e m e n t I d = " 1 8 2 1 3 0 3 6 9 8 "   D a t a T y p e = " S t r i n g " > E n t r y N o C a p t i o n < / E n t r y N o C a p t i o n > + 
+         < E n v i r o n m e n t L a b e l   E l e m e n t T y p e = " P a r a m e t e r "   E l e m e n t I d = " 8 1 8 8 1 6 5 9 0 "   D a t a T y p e = " S t r i n g " > E n v i r o n m e n t L a b e l < / E n v i r o n m e n t L a b e l > + 
+         < N o _ G L A c c C a p t i o n   E l e m e n t T y p e = " P a r a m e t e r "   E l e m e n t I d = " 1 3 7 2 6 3 7 1 8 3 "   D a t a T y p e = " S t r i n g " > N o _ G L A c c C a p t i o n < / N o _ G L A c c C a p t i o n > + 
+         < N o O f P e r i o d s C a p t i o n   E l e m e n t T y p e = " P a r a m e t e r "   E l e m e n t I d = " 1 8 2 1 5 5 0 8 4 5 "   D a t a T y p e = " S t r i n g " > N o O f P e r i o d s C a p t i o n < / N o O f P e r i o d s C a p t i o n > + 
+         < N u m O f P e r i o d s C a p t i o n   E l e m e n t T y p e = " P a r a m e t e r "   E l e m e n t I d = " 6 5 8 9 3 7 0 6 8 "   D a t a T y p e = " S t r i n g " > N u m O f P e r i o d s C a p t i o n < / N u m O f P e r i o d s C a p t i o n > + 
+         < P o s t i n g D a t e C a p t i o n   E l e m e n t T y p e = " P a r a m e t e r "   E l e m e n t I d = " 1 2 7 3 0 5 6 1 7 "   D a t a T y p e = " S t r i n g " > P o s t i n g D a t e C a p t i o n < / P o s t i n g D a t e C a p t i o n > + 
+         < R e m A m o u n t D e f C a p t i o n   E l e m e n t T y p e = " P a r a m e t e r "   E l e m e n t I d = " 6 4 3 2 7 5 8 5 8 "   D a t a T y p e = " S t r i n g " > R e m A m o u n t D e f C a p t i o n < / R e m A m o u n t D e f C a p t i o n > + 
+         < R e p o r t N a m e L a b e l   E l e m e n t T y p e = " P a r a m e t e r "   E l e m e n t I d = " 1 0 2 2 2 9 2 9 8 2 "   D a t a T y p e = " S t r i n g " > R e p o r t N a m e L a b e l < / R e p o r t N a m e L a b e l > + 
+         < R u n O n L a b e l   E l e m e n t T y p e = " P a r a m e t e r "   E l e m e n t I d = " 1 1 1 9 0 3 7 5 9 5 "   D a t a T y p e = " S t r i n g " > R u n O n L a b e l < / R u n O n L a b e l > + 
+         < T o t a l A m o u n t D e f C a p t i o n   E l e m e n t T y p e = " P a r a m e t e r "   E l e m e n t I d = " 1 5 7 8 5 0 2 1 6 2 "   D a t a T y p e = " S t r i n g " > T o t a l A m o u n t D e f C a p t i o n < / T o t a l A m o u n t D e f C a p t i o n > + 
+         < U s e r L a b e l   E l e m e n t T y p e = " P a r a m e t e r "   E l e m e n t I d = " 8 4 8 8 1 6 7 9 4 "   D a t a T y p e = " S t r i n g " > U s e r L a b e l < / U s e r L a b e l >   
      < / L a b e l s >   
-     < G L A c c o u n t > - 
-         < A c c o u n t N o C a p t i o n > A c c o u n t N o C a p t i o n < / A c c o u n t N o C a p t i o n > - 
-         < A m t R e c o g n i z e d C a p t i o n > A m t R e c o g n i z e d C a p t i o n < / A m t R e c o g n i z e d C a p t i o n > - 
-         < B a l a n c e A s O f D a t e C a p t i o n > B a l a n c e A s O f D a t e C a p t i o n < / B a l a n c e A s O f D a t e C a p t i o n > - 
-         < B a l a n c e A s O f D a t e F i l t e r > B a l a n c e A s O f D a t e F i l t e r < / B a l a n c e A s O f D a t e F i l t e r > - 
-         < B a l a n c e C a p t i o n > B a l a n c e C a p t i o n < / B a l a n c e C a p t i o n > - 
-         < C o m p a n y N a m e > C o m p a n y N a m e < / C o m p a n y N a m e > - 
-         < D e f e r r a l S u m m a r y G L C a p t i o n > D e f e r r a l S u m m a r y G L C a p t i o n < / D e f e r r a l S u m m a r y G L C a p t i o n > - 
-         < E m p t y S t r i n g > E m p t y S t r i n g < / E m p t y S t r i n g > - 
-         < G L B a l C a p t i o n > G L B a l C a p t i o n < / G L B a l C a p t i o n > - 
-         < P a g e C a p t i o n > P a g e C a p t i o n < / P a g e C a p t i o n > - 
-         < P a g e G r o u p N o > P a g e G r o u p N o < / P a g e G r o u p N o > - 
-         < P e r i o d C a p t i o n > P e r i o d C a p t i o n < / P e r i o d C a p t i o n > - 
-         < P o s t e d D e f e r r a l F i l t e r > P o s t e d D e f e r r a l F i l t e r < / P o s t e d D e f e r r a l F i l t e r > - 
-         < P o s t e d D e f e r r a l T a b l e C a p t i o n > P o s t e d D e f e r r a l T a b l e C a p t i o n < / P o s t e d D e f e r r a l T a b l e C a p t i o n > - 
-         < R e m A m t D e f C a p t i o n > R e m A m t D e f C a p t i o n < / R e m A m t D e f C a p t i o n > - 
-         < T o t A m t D e f C a p t i o n > T o t A m t D e f C a p t i o n < / T o t A m t D e f C a p t i o n > - 
-         < P o s t e d _ D e f e r r a l _ H e a d e r > - 
-             < A c c o u n t N a m e > A c c o u n t N a m e < / A c c o u n t N a m e > - 
-             < A m o u n t > A m o u n t < / A m o u n t > - 
-             < A m t R e c o g n i z e d > A m t R e c o g n i z e d < / A m t R e c o g n i z e d > - 
-             < D e f e r r a l A c c o u n t > D e f e r r a l A c c o u n t < / D e f e r r a l A c c o u n t > - 
-             < D e f e r r a l S t a r t D a t e > D e f e r r a l S t a r t D a t e < / D e f e r r a l S t a r t D a t e > - 
-             < D o c u m e n t T y p e > D o c u m e n t T y p e < / D o c u m e n t T y p e > - 
-             < G e n J n l D o c N o > G e n J n l D o c N o < / G e n J n l D o c N o > - 
-             < G L D o c T y p e > G L D o c T y p e < / G L D o c T y p e > - 
-             < G L D o c T y p e S t r i n g > G L D o c T y p e S t r i n g < / G L D o c T y p e S t r i n g > - 
-             < N o _ G L A c c > N o _ G L A c c < / N o _ G L A c c > - 
-             < N u m O f P e r i o d s > N u m O f P e r i o d s < / N u m O f P e r i o d s > - 
-             < P o s t i n g D a t e > P o s t i n g D a t e < / P o s t i n g D a t e > - 
-             < R e m a i n i n g A m t D e f e r r e d > R e m a i n i n g A m t D e f e r r e d < / R e m a i n i n g A m t D e f e r r e d > - 
-             < T o t a l A m t D e f e r r e d > T o t a l A m t D e f e r r e d < / T o t a l A m t D e f e r r e d > +     < T o o l t i p s / > + 
+     < G L A c c o u n t   E l e m e n t T y p e = " D a t a I t e m "   E l e m e n t I d = " 1 0 8 2 4 4 8 6 9 7 " > + 
+         < A c c o u n t N o C a p t i o n   E l e m e n t T y p e = " C o l u m n "   E l e m e n t I d = " 4 5 9 9 9 7 5 8 9 "   D a t a T y p e = " T e x t C o n s t " > A c c o u n t N o C a p t i o n < / A c c o u n t N o C a p t i o n > + 
+         < A m t R e c o g n i z e d C a p t i o n   E l e m e n t T y p e = " C o l u m n "   E l e m e n t I d = " 5 8 2 8 5 6 6 1 3 "   D a t a T y p e = " T e x t C o n s t " > A m t R e c o g n i z e d C a p t i o n < / A m t R e c o g n i z e d C a p t i o n > + 
+         < B a l a n c e A s O f D a t e C a p t i o n   E l e m e n t T y p e = " C o l u m n "   E l e m e n t I d = " 1 8 1 5 3 3 0 6 6 "   D a t a T y p e = " S t r i n g " > B a l a n c e A s O f D a t e C a p t i o n < / B a l a n c e A s O f D a t e C a p t i o n > + 
+         < B a l a n c e A s O f D a t e F i l t e r   E l e m e n t T y p e = " C o l u m n "   E l e m e n t I d = " 1 8 8 0 2 0 7 9 7 2 "   D a t a T y p e = " D a t e " > B a l a n c e A s O f D a t e F i l t e r < / B a l a n c e A s O f D a t e F i l t e r > + 
+         < B a l a n c e C a p t i o n   E l e m e n t T y p e = " C o l u m n "   E l e m e n t I d = " 1 7 1 0 3 0 7 0 2 9 "   D a t a T y p e = " T e x t C o n s t " > B a l a n c e C a p t i o n < / B a l a n c e C a p t i o n > + 
+         < C o m p a n y N a m e   E l e m e n t T y p e = " C o l u m n "   E l e m e n t I d = " 1 5 9 5 4 7 7 3 9 5 "   D a t a T y p e = " S t r i n g " > C o m p a n y N a m e < / C o m p a n y N a m e > + 
+         < D e f e r r a l S u m m a r y G L C a p t i o n   E l e m e n t T y p e = " C o l u m n "   E l e m e n t I d = " 1 7 2 8 3 0 6 1 2 3 "   D a t a T y p e = " T e x t C o n s t " > D e f e r r a l S u m m a r y G L C a p t i o n < / D e f e r r a l S u m m a r y G L C a p t i o n > + 
+         < E m p t y S t r i n g   E l e m e n t T y p e = " C o l u m n "   E l e m e n t I d = " 1 3 3 2 8 2 3 9 0 7 "   D a t a T y p e = " S t r i n g " > E m p t y S t r i n g < / E m p t y S t r i n g > + 
+         < G L B a l C a p t i o n   E l e m e n t T y p e = " C o l u m n "   E l e m e n t I d = " 1 2 0 3 1 1 2 7 1 3 "   D a t a T y p e = " T e x t C o n s t " > G L B a l C a p t i o n < / G L B a l C a p t i o n > + 
+         < P a g e C a p t i o n   E l e m e n t T y p e = " C o l u m n "   E l e m e n t I d = " 1 6 4 5 7 9 0 3 1 2 "   D a t a T y p e = " T e x t C o n s t " > P a g e C a p t i o n < / P a g e C a p t i o n > + 
+         < P a g e G r o u p N o   E l e m e n t T y p e = " C o l u m n "   E l e m e n t I d = " 6 4 9 1 8 0 1 4 4 "   D a t a T y p e = " I n t e g e r " > P a g e G r o u p N o < / P a g e G r o u p N o > + 
+         < P e r i o d C a p t i o n   E l e m e n t T y p e = " C o l u m n "   E l e m e n t I d = " 1 4 7 8 2 5 3 4 2 2 "   D a t a T y p e = " T e x t C o n s t " > P e r i o d C a p t i o n < / P e r i o d C a p t i o n > + 
+         < P o s t e d D e f e r r a l F i l t e r   E l e m e n t T y p e = " C o l u m n "   E l e m e n t I d = " 6 8 4 8 3 4 5 9 "   D a t a T y p e = " T e x t " > P o s t e d D e f e r r a l F i l t e r < / P o s t e d D e f e r r a l F i l t e r > + 
+         < P o s t e d D e f e r r a l T a b l e C a p t i o n   E l e m e n t T y p e = " C o l u m n "   E l e m e n t I d = " 1 1 6 0 9 6 3 9 8 7 "   D a t a T y p e = " S t r i n g " > P o s t e d D e f e r r a l T a b l e C a p t i o n < / P o s t e d D e f e r r a l T a b l e C a p t i o n > + 
+         < R e m A m t D e f C a p t i o n   E l e m e n t T y p e = " C o l u m n "   E l e m e n t I d = " 1 4 1 6 1 9 6 6 6 2 "   D a t a T y p e = " T e x t C o n s t " > R e m A m t D e f C a p t i o n < / R e m A m t D e f C a p t i o n > + 
+         < T o t A m t D e f C a p t i o n   E l e m e n t T y p e = " C o l u m n "   E l e m e n t I d = " 1 8 9 9 9 9 0 1 1 5 "   D a t a T y p e = " T e x t C o n s t " > T o t A m t D e f C a p t i o n < / T o t A m t D e f C a p t i o n > + 
+         < P o s t e d _ D e f e r r a l _ H e a d e r   E l e m e n t T y p e = " D a t a I t e m "   E l e m e n t I d = " 6 5 9 2 4 7 9 8 0 " > + 
+             < A c c o u n t N a m e   E l e m e n t T y p e = " C o l u m n "   E l e m e n t I d = " 1 7 2 4 8 6 5 1 3 3 "   D a t a T y p e = " T e x t " > A c c o u n t N a m e < / A c c o u n t N a m e > + 
+             < A m o u n t   E l e m e n t T y p e = " C o l u m n "   E l e m e n t I d = " 1 5 1 1 0 9 1 2 7 1 "   D a t a T y p e = " D e c i m a l " > A m o u n t < / A m o u n t > + 
+             < A m t R e c o g n i z e d   E l e m e n t T y p e = " C o l u m n "   E l e m e n t I d = " 1 2 9 8 7 3 6 5 4 7 "   D a t a T y p e = " D e c i m a l " > A m t R e c o g n i z e d < / A m t R e c o g n i z e d > + 
+             < D e f e r r a l A c c o u n t   E l e m e n t T y p e = " C o l u m n "   E l e m e n t I d = " 1 6 2 8 6 0 3 1 5 5 "   D a t a T y p e = " C o d e " > D e f e r r a l A c c o u n t < / D e f e r r a l A c c o u n t > + 
+             < D e f e r r a l S t a r t D a t e   E l e m e n t T y p e = " C o l u m n "   E l e m e n t I d = " 1 6 8 9 5 5 6 7 5 0 "   D a t a T y p e = " S t r i n g " > D e f e r r a l S t a r t D a t e < / D e f e r r a l S t a r t D a t e > + 
+             < D o c u m e n t T y p e   E l e m e n t T y p e = " C o l u m n "   E l e m e n t I d = " 2 0 8 9 7 9 9 8 9 8 "   D a t a T y p e = " I n t e g e r " > D o c u m e n t T y p e < / D o c u m e n t T y p e > + 
+             < G e n J n l D o c N o   E l e m e n t T y p e = " C o l u m n "   E l e m e n t I d = " 1 0 9 5 1 2 2 4 0 8 "   D a t a T y p e = " C o d e " > G e n J n l D o c N o < / G e n J n l D o c N o > + 
+             < G L D o c T y p e   E l e m e n t T y p e = " C o l u m n "   E l e m e n t I d = " 4 0 0 3 5 8 6 5 0 "   D a t a T y p e = " O p t i o n " > G L D o c T y p e < / G L D o c T y p e > + 
+             < G L D o c T y p e S t r i n g   E l e m e n t T y p e = " C o l u m n "   E l e m e n t I d = " 1 0 6 0 1 9 8 8 7 7 "   D a t a T y p e = " T e x t " > G L D o c T y p e S t r i n g < / G L D o c T y p e S t r i n g > + 
+             < N o _ G L A c c   E l e m e n t T y p e = " C o l u m n "   E l e m e n t I d = " 1 3 7 2 6 3 7 1 8 3 "   D a t a T y p e = " C o d e " > N o _ G L A c c < / N o _ G L A c c > + 
+             < N u m O f P e r i o d s   E l e m e n t T y p e = " C o l u m n "   E l e m e n t I d = " 6 5 8 9 3 7 0 6 8 "   D a t a T y p e = " I n t e g e r " > N u m O f P e r i o d s < / N u m O f P e r i o d s > + 
+             < P o s t i n g D a t e   E l e m e n t T y p e = " C o l u m n "   E l e m e n t I d = " 8 8 9 9 5 5 3 3 7 "   D a t a T y p e = " S t r i n g " > P o s t i n g D a t e < / P o s t i n g D a t e > + 
+             < R e m a i n i n g A m t D e f e r r e d   E l e m e n t T y p e = " C o l u m n "   E l e m e n t I d = " 1 2 0 4 7 3 4 1 3 8 "   D a t a T y p e = " D e c i m a l " > R e m a i n i n g A m t D e f e r r e d < / R e m a i n i n g A m t D e f e r r e d > + 
+             < T o t a l A m t D e f e r r e d   E l e m e n t T y p e = " C o l u m n "   E l e m e n t I d = " 1 7 2 0 8 5 5 5 4 8 "   D a t a T y p e = " D e c i m a l " > T o t a l A m t D e f e r r e d < / T o t a l A m t D e f e r r e d >   
          < / P o s t e d _ D e f e r r a l _ H e a d e r >   
-         < T o t a l s > - 
-             < S u m A m t R e c o g n i z e d > S u m A m t R e c o g n i z e d < / S u m A m t R e c o g n i z e d > - 
-             < S u m R e m a i n i n g A m t D e f e r r e d > S u m R e m a i n i n g A m t D e f e r r e d < / S u m R e m a i n i n g A m t D e f e r r e d > - 
-             < S u m T o t a l A m t D e f e r r e d > S u m T o t a l A m t D e f e r r e d < / S u m T o t a l A m t D e f e r r e d > +         < T o t a l s   E l e m e n t T y p e = " D a t a I t e m "   E l e m e n t I d = " 1 8 2 3 9 5 0 0 4 4 " > + 
+             < S u m A m t R e c o g n i z e d   E l e m e n t T y p e = " C o l u m n "   E l e m e n t I d = " 1 8 6 4 9 1 4 0 1 0 "   D a t a T y p e = " D e c i m a l " > S u m A m t R e c o g n i z e d < / S u m A m t R e c o g n i z e d > + 
+             < S u m R e m a i n i n g A m t D e f e r r e d   E l e m e n t T y p e = " C o l u m n "   E l e m e n t I d = " 1 9 7 8 8 6 2 5 9 9 "   D a t a T y p e = " D e c i m a l " > S u m R e m a i n i n g A m t D e f e r r e d < / S u m R e m a i n i n g A m t D e f e r r e d > + 
+             < S u m T o t a l A m t D e f e r r e d   E l e m e n t T y p e = " C o l u m n "   E l e m e n t I d = " 7 6 0 8 9 3 9 7 5 "   D a t a T y p e = " D e c i m a l " > S u m T o t a l A m t D e f e r r e d < / S u m T o t a l A m t D e f e r r e d >   
          < / T o t a l s >   
@@ -4528,17 +4444,17 @@
 </file>
 
 <file path=customXml/itemProps1.xml><?xml version="1.0" encoding="utf-8"?>
-<ds:datastoreItem xmlns:ds="http://schemas.openxmlformats.org/officeDocument/2006/customXml" ds:itemID="{2F29F2FE-99C7-4BEF-96BD-657E812914CD}">
+<ds:datastoreItem xmlns:ds="http://schemas.openxmlformats.org/officeDocument/2006/customXml" ds:itemID="{E9594516-7200-468B-87B2-7A42DF10C81C}">
   <ds:schemaRefs>
-    <ds:schemaRef ds:uri="urn:microsoft-dynamics-businesscentral/internal/extended/reports/Deferral_Summary_G_L/1700/"/>
+    <ds:schemaRef ds:uri="urn:microsoft-dynamics-nav/reports/Deferral_Summary_G_L/1700/"/>
   </ds:schemaRefs>
 </ds:datastoreItem>
 </file>
 
 <file path=customXml/itemProps2.xml><?xml version="1.0" encoding="utf-8"?>
-<ds:datastoreItem xmlns:ds="http://schemas.openxmlformats.org/officeDocument/2006/customXml" ds:itemID="{E9594516-7200-468B-87B2-7A42DF10C81C}">
+<ds:datastoreItem xmlns:ds="http://schemas.openxmlformats.org/officeDocument/2006/customXml" ds:itemID="{2F29F2FE-99C7-4BEF-96BD-657E812914CD}">
   <ds:schemaRefs>
-    <ds:schemaRef ds:uri="urn:microsoft-dynamics-nav/reports/Deferral_Summary_G_L/1700/"/>
+    <ds:schemaRef ds:uri="urn:microsoft-dynamics-businesscentral/internal/extended/reports/Deferral_Summary_G_L/1700/"/>
   </ds:schemaRefs>
 </ds:datastoreItem>
 </file>

--- a/src/Layers/W1/BaseApp/Finance/Deferral/DeferralSummaryGLBody.docx
+++ b/src/Layers/W1/BaseApp/Finance/Deferral/DeferralSummaryGLBody.docx
@@ -41,7 +41,7 @@
                 <w:placeholder>
                   <w:docPart w:val="1DC74268A15C46058CED58ABFCA5C68F"/>
                 </w:placeholder>
-                <w:dataBinding w:prefixMappings="&lt;xmlns:ns0='urn:microsoft-dynamics-nav/reports/Deferral_Summary_G_L/1700/' " w:xpath="/ns0:NavWordReportXmlPart[1]/ns0:Labels[1]/ns0:BalAsOfDateCaption[1]" w:storeItemID="{E9594516-7200-468B-87B2-7A42DF10C81C}"/>
+                <w:dataBinding w:prefixMappings="xmlns:ns0='urn:microsoft-dynamics-nav/reports/Deferral_Summary_G_L/1700/'" w:xpath="/ns0:NavWordReportXmlPart[1]/ns0:Labels[1]/ns0:BalAsOfDateCaption[1]" w:storeItemID="{E9594516-7200-468B-87B2-7A42DF10C81C}"/>
                 <w:text/>
               </w:sdtPr>
               <w:sdtContent>
@@ -160,7 +160,7 @@
                 <w:placeholder>
                   <w:docPart w:val="7ED5A2B9BD95441FAB7D602A4182263E"/>
                 </w:placeholder>
-                <w:dataBinding w:prefixMappings="&lt;xmlns:ns0='urn:microsoft-dynamics-nav/reports/Deferral_Summary_G_L/1700/' " w:xpath="/ns0:NavWordReportXmlPart[1]/ns0:GLAccount[1]/ns0:BalanceAsOfDateFilter[1]" w:storeItemID="{E9594516-7200-468B-87B2-7A42DF10C81C}"/>
+                <w:dataBinding w:prefixMappings="xmlns:ns0='urn:microsoft-dynamics-nav/reports/Deferral_Summary_G_L/1700/'" w:xpath="/ns0:NavWordReportXmlPart[1]/ns0:GLAccount[1]/ns0:BalanceAsOfDateFilter[1]" w:storeItemID="{E9594516-7200-468B-87B2-7A42DF10C81C}"/>
                 <w:text/>
               </w:sdtPr>
               <w:sdtContent>
@@ -277,7 +277,7 @@
             <w:placeholder>
               <w:docPart w:val="ABD2A79E7FC9416E93B53ED77E4C4800"/>
             </w:placeholder>
-            <w:dataBinding w:prefixMappings="&lt;xmlns:ns0='urn:microsoft-dynamics-nav/reports/Deferral_Summary_G_L/1700/' " w:xpath="/ns0:NavWordReportXmlPart[1]/ns0:Labels[1]/ns0:PostingDateCaption[1]" w:storeItemID="{E9594516-7200-468B-87B2-7A42DF10C81C}"/>
+            <w:dataBinding w:prefixMappings="xmlns:ns0='urn:microsoft-dynamics-nav/reports/Deferral_Summary_G_L/1700/'" w:xpath="/ns0:NavWordReportXmlPart[1]/ns0:Labels[1]/ns0:PostingDateCaption[1]" w:storeItemID="{E9594516-7200-468B-87B2-7A42DF10C81C}"/>
             <w:text/>
           </w:sdtPr>
           <w:sdtContent>
@@ -287,7 +287,7 @@
                 <w:tcBorders>
                   <w:top w:val="nil"/>
                   <w:left w:val="nil"/>
-                  <w:bottom w:val="single" w:sz="4" w:space="0" w:color="auto"/>
+                  <w:bottom w:val="single" w:color="auto" w:sz="4" w:space="0"/>
                   <w:right w:val="nil"/>
                 </w:tcBorders>
               </w:tcPr>
@@ -313,7 +313,7 @@
             <w:placeholder>
               <w:docPart w:val="DE574FF1BDAE4ED3AA3978D4B98DC3CB"/>
             </w:placeholder>
-            <w:dataBinding w:prefixMappings="&lt;xmlns:ns0='urn:microsoft-dynamics-nav/reports/Deferral_Summary_G_L/1700/' " w:xpath="/ns0:NavWordReportXmlPart[1]/ns0:Labels[1]/ns0:DocTypeCaption[1]" w:storeItemID="{E9594516-7200-468B-87B2-7A42DF10C81C}"/>
+            <w:dataBinding w:prefixMappings="xmlns:ns0='urn:microsoft-dynamics-nav/reports/Deferral_Summary_G_L/1700/'" w:xpath="/ns0:NavWordReportXmlPart[1]/ns0:Labels[1]/ns0:DocTypeCaption[1]" w:storeItemID="{E9594516-7200-468B-87B2-7A42DF10C81C}"/>
             <w:text/>
           </w:sdtPr>
           <w:sdtContent>
@@ -323,7 +323,7 @@
                 <w:tcBorders>
                   <w:top w:val="nil"/>
                   <w:left w:val="nil"/>
-                  <w:bottom w:val="single" w:sz="4" w:space="0" w:color="auto"/>
+                  <w:bottom w:val="single" w:color="auto" w:sz="4" w:space="0"/>
                   <w:right w:val="nil"/>
                 </w:tcBorders>
               </w:tcPr>
@@ -349,7 +349,7 @@
             <w:placeholder>
               <w:docPart w:val="7589B1F2E2A04C47A0566EEA5DFFD914"/>
             </w:placeholder>
-            <w:dataBinding w:prefixMappings="&lt;xmlns:ns0='urn:microsoft-dynamics-nav/reports/Deferral_Summary_G_L/1700/' " w:xpath="/ns0:NavWordReportXmlPart[1]/ns0:Labels[1]/ns0:DocNoCaption[1]" w:storeItemID="{E9594516-7200-468B-87B2-7A42DF10C81C}"/>
+            <w:dataBinding w:prefixMappings="xmlns:ns0='urn:microsoft-dynamics-nav/reports/Deferral_Summary_G_L/1700/'" w:xpath="/ns0:NavWordReportXmlPart[1]/ns0:Labels[1]/ns0:DocNoCaption[1]" w:storeItemID="{E9594516-7200-468B-87B2-7A42DF10C81C}"/>
             <w:text/>
           </w:sdtPr>
           <w:sdtContent>
@@ -359,7 +359,7 @@
                 <w:tcBorders>
                   <w:top w:val="nil"/>
                   <w:left w:val="nil"/>
-                  <w:bottom w:val="single" w:sz="4" w:space="0" w:color="auto"/>
+                  <w:bottom w:val="single" w:color="auto" w:sz="4" w:space="0"/>
                   <w:right w:val="nil"/>
                 </w:tcBorders>
               </w:tcPr>
@@ -385,7 +385,7 @@
             <w:placeholder>
               <w:docPart w:val="E04B0ACACAB34BD48716D81F402CC6CE"/>
             </w:placeholder>
-            <w:dataBinding w:prefixMappings="&lt;xmlns:ns0='urn:microsoft-dynamics-nav/reports/Deferral_Summary_G_L/1700/' " w:xpath="/ns0:NavWordReportXmlPart[1]/ns0:Labels[1]/ns0:DeferralAccountCaption[1]" w:storeItemID="{E9594516-7200-468B-87B2-7A42DF10C81C}"/>
+            <w:dataBinding w:prefixMappings="xmlns:ns0='urn:microsoft-dynamics-nav/reports/Deferral_Summary_G_L/1700/'" w:xpath="/ns0:NavWordReportXmlPart[1]/ns0:Labels[1]/ns0:DeferralAccountCaption[1]" w:storeItemID="{E9594516-7200-468B-87B2-7A42DF10C81C}"/>
             <w:text/>
           </w:sdtPr>
           <w:sdtContent>
@@ -395,7 +395,7 @@
                 <w:tcBorders>
                   <w:top w:val="nil"/>
                   <w:left w:val="nil"/>
-                  <w:bottom w:val="single" w:sz="4" w:space="0" w:color="auto"/>
+                  <w:bottom w:val="single" w:color="auto" w:sz="4" w:space="0"/>
                   <w:right w:val="nil"/>
                 </w:tcBorders>
               </w:tcPr>
@@ -419,7 +419,7 @@
             <w:placeholder>
               <w:docPart w:val="3427535CBECF47DD8DA33362CD0AAE32"/>
             </w:placeholder>
-            <w:dataBinding w:prefixMappings="&lt;xmlns:ns0='urn:microsoft-dynamics-nav/reports/Deferral_Summary_G_L/1700/' " w:xpath="/ns0:NavWordReportXmlPart[1]/ns0:Labels[1]/ns0:DefStartDateCaption[1]" w:storeItemID="{E9594516-7200-468B-87B2-7A42DF10C81C}"/>
+            <w:dataBinding w:prefixMappings="xmlns:ns0='urn:microsoft-dynamics-nav/reports/Deferral_Summary_G_L/1700/'" w:xpath="/ns0:NavWordReportXmlPart[1]/ns0:Labels[1]/ns0:DefStartDateCaption[1]" w:storeItemID="{E9594516-7200-468B-87B2-7A42DF10C81C}"/>
             <w:text/>
           </w:sdtPr>
           <w:sdtContent>
@@ -429,7 +429,7 @@
                 <w:tcBorders>
                   <w:top w:val="nil"/>
                   <w:left w:val="nil"/>
-                  <w:bottom w:val="single" w:sz="4" w:space="0" w:color="auto"/>
+                  <w:bottom w:val="single" w:color="auto" w:sz="4" w:space="0"/>
                   <w:right w:val="nil"/>
                 </w:tcBorders>
               </w:tcPr>
@@ -455,7 +455,7 @@
             <w:placeholder>
               <w:docPart w:val="7D12A76BB4784B5F94779D89C9D7AB18"/>
             </w:placeholder>
-            <w:dataBinding w:prefixMappings="&lt;xmlns:ns0='urn:microsoft-dynamics-nav/reports/Deferral_Summary_G_L/1700/' " w:xpath="/ns0:NavWordReportXmlPart[1]/ns0:Labels[1]/ns0:NoOfPeriodsCaption[1]" w:storeItemID="{E9594516-7200-468B-87B2-7A42DF10C81C}"/>
+            <w:dataBinding w:prefixMappings="xmlns:ns0='urn:microsoft-dynamics-nav/reports/Deferral_Summary_G_L/1700/'" w:xpath="/ns0:NavWordReportXmlPart[1]/ns0:Labels[1]/ns0:NoOfPeriodsCaption[1]" w:storeItemID="{E9594516-7200-468B-87B2-7A42DF10C81C}"/>
             <w:text/>
           </w:sdtPr>
           <w:sdtContent>
@@ -465,7 +465,7 @@
                 <w:tcBorders>
                   <w:top w:val="nil"/>
                   <w:left w:val="nil"/>
-                  <w:bottom w:val="single" w:sz="4" w:space="0" w:color="auto"/>
+                  <w:bottom w:val="single" w:color="auto" w:sz="4" w:space="0"/>
                   <w:right w:val="nil"/>
                 </w:tcBorders>
               </w:tcPr>
@@ -492,7 +492,7 @@
             <w:placeholder>
               <w:docPart w:val="29FBBF0A5F314F73968D117B93F56533"/>
             </w:placeholder>
-            <w:dataBinding w:prefixMappings="&lt;xmlns:ns0='urn:microsoft-dynamics-nav/reports/Deferral_Summary_G_L/1700/' " w:xpath="/ns0:NavWordReportXmlPart[1]/ns0:Labels[1]/ns0:AmountRecognizedCaption[1]" w:storeItemID="{E9594516-7200-468B-87B2-7A42DF10C81C}"/>
+            <w:dataBinding w:prefixMappings="xmlns:ns0='urn:microsoft-dynamics-nav/reports/Deferral_Summary_G_L/1700/'" w:xpath="/ns0:NavWordReportXmlPart[1]/ns0:Labels[1]/ns0:AmountRecognizedCaption[1]" w:storeItemID="{E9594516-7200-468B-87B2-7A42DF10C81C}"/>
             <w:text/>
           </w:sdtPr>
           <w:sdtContent>
@@ -502,7 +502,7 @@
                 <w:tcBorders>
                   <w:top w:val="nil"/>
                   <w:left w:val="nil"/>
-                  <w:bottom w:val="single" w:sz="4" w:space="0" w:color="auto"/>
+                  <w:bottom w:val="single" w:color="auto" w:sz="4" w:space="0"/>
                   <w:right w:val="nil"/>
                 </w:tcBorders>
               </w:tcPr>
@@ -529,7 +529,7 @@
             <w:placeholder>
               <w:docPart w:val="4743FFD7B6DC4738B9E102A8CBDF9CFC"/>
             </w:placeholder>
-            <w:dataBinding w:prefixMappings="&lt;xmlns:ns0='urn:microsoft-dynamics-nav/reports/Deferral_Summary_G_L/1700/' " w:xpath="/ns0:NavWordReportXmlPart[1]/ns0:Labels[1]/ns0:RemAmountDefCaption[1]" w:storeItemID="{E9594516-7200-468B-87B2-7A42DF10C81C}"/>
+            <w:dataBinding w:prefixMappings="xmlns:ns0='urn:microsoft-dynamics-nav/reports/Deferral_Summary_G_L/1700/'" w:xpath="/ns0:NavWordReportXmlPart[1]/ns0:Labels[1]/ns0:RemAmountDefCaption[1]" w:storeItemID="{E9594516-7200-468B-87B2-7A42DF10C81C}"/>
             <w:text/>
           </w:sdtPr>
           <w:sdtContent>
@@ -539,7 +539,7 @@
                 <w:tcBorders>
                   <w:top w:val="nil"/>
                   <w:left w:val="nil"/>
-                  <w:bottom w:val="single" w:sz="4" w:space="0" w:color="auto"/>
+                  <w:bottom w:val="single" w:color="auto" w:sz="4" w:space="0"/>
                   <w:right w:val="nil"/>
                 </w:tcBorders>
               </w:tcPr>
@@ -566,7 +566,7 @@
             <w:placeholder>
               <w:docPart w:val="071663BF9A8C4157BF1D87E77FBA6D47"/>
             </w:placeholder>
-            <w:dataBinding w:prefixMappings="&lt;xmlns:ns0='urn:microsoft-dynamics-nav/reports/Deferral_Summary_G_L/1700/' " w:xpath="/ns0:NavWordReportXmlPart[1]/ns0:Labels[1]/ns0:TotalAmountDefCaption[1]" w:storeItemID="{E9594516-7200-468B-87B2-7A42DF10C81C}"/>
+            <w:dataBinding w:prefixMappings="xmlns:ns0='urn:microsoft-dynamics-nav/reports/Deferral_Summary_G_L/1700/'" w:xpath="/ns0:NavWordReportXmlPart[1]/ns0:Labels[1]/ns0:TotalAmountDefCaption[1]" w:storeItemID="{E9594516-7200-468B-87B2-7A42DF10C81C}"/>
             <w:text/>
           </w:sdtPr>
           <w:sdtContent>
@@ -576,7 +576,7 @@
                 <w:tcBorders>
                   <w:top w:val="nil"/>
                   <w:left w:val="nil"/>
-                  <w:bottom w:val="single" w:sz="4" w:space="0" w:color="auto"/>
+                  <w:bottom w:val="single" w:color="auto" w:sz="4" w:space="0"/>
                   <w:right w:val="nil"/>
                 </w:tcBorders>
               </w:tcPr>
@@ -599,20 +599,20 @@
       <w:sdt>
         <w:sdtPr>
           <w:rPr>
-            <w:rFonts w:asciiTheme="majorHAnsi" w:eastAsiaTheme="majorEastAsia" w:hAnsiTheme="majorHAnsi" w:cstheme="majorBidi"/>
+            <w:rFonts w:asciiTheme="majorHAnsi" w:hAnsiTheme="majorHAnsi" w:eastAsiaTheme="majorEastAsia" w:cstheme="majorBidi"/>
             <w14:numSpacing w14:val="tabular"/>
           </w:rPr>
           <w:alias w:val="#Nav: /GLAccount"/>
           <w:tag w:val="#Nav: Deferral_Summary_G_L/1700"/>
           <w:id w:val="1489206600"/>
-          <w15:dataBinding w:prefixMappings="&lt;xmlns:ns0='urn:microsoft-dynamics-nav/reports/Deferral_Summary_G_L/1700/' " w:xpath="/ns0:NavWordReportXmlPart[1]/ns0:GLAccount" w:storeItemID="{E9594516-7200-468B-87B2-7A42DF10C81C}"/>
+          <w15:dataBinding w:prefixMappings="xmlns:ns0='urn:microsoft-dynamics-nav/reports/Deferral_Summary_G_L/1700/'" w:xpath="/ns0:NavWordReportXmlPart[1]/ns0:GLAccount" w:storeItemID="{E9594516-7200-468B-87B2-7A42DF10C81C}"/>
           <w15:repeatingSection/>
         </w:sdtPr>
         <w:sdtContent>
           <w:sdt>
             <w:sdtPr>
               <w:rPr>
-                <w:rFonts w:asciiTheme="majorHAnsi" w:eastAsiaTheme="majorEastAsia" w:hAnsiTheme="majorHAnsi" w:cstheme="majorBidi"/>
+                <w:rFonts w:asciiTheme="majorHAnsi" w:hAnsiTheme="majorHAnsi" w:eastAsiaTheme="majorEastAsia" w:cstheme="majorBidi"/>
                 <w14:numSpacing w14:val="tabular"/>
               </w:rPr>
               <w:id w:val="-1745561941"/>
@@ -632,7 +632,7 @@
                   <w:tcPr>
                     <w:tcW w:w="586" w:type="pct"/>
                     <w:tcBorders>
-                      <w:top w:val="single" w:sz="4" w:space="0" w:color="auto"/>
+                      <w:top w:val="single" w:color="auto" w:sz="4" w:space="0"/>
                       <w:left w:val="nil"/>
                       <w:bottom w:val="nil"/>
                       <w:right w:val="nil"/>
@@ -651,7 +651,7 @@
                         <w:placeholder>
                           <w:docPart w:val="DC21502090714587A7E3ED5A8392CF55"/>
                         </w:placeholder>
-                        <w:dataBinding w:prefixMappings="&lt;xmlns:ns0='urn:microsoft-dynamics-nav/reports/Deferral_Summary_G_L/1700/' " w:xpath="/ns0:NavWordReportXmlPart[1]/ns0:Labels[1]/ns0:No_GLAccCaption[1]" w:storeItemID="{E9594516-7200-468B-87B2-7A42DF10C81C}"/>
+                        <w:dataBinding w:prefixMappings="xmlns:ns0='urn:microsoft-dynamics-nav/reports/Deferral_Summary_G_L/1700/'" w:xpath="/ns0:NavWordReportXmlPart[1]/ns0:Labels[1]/ns0:No_GLAccCaption[1]" w:storeItemID="{E9594516-7200-468B-87B2-7A42DF10C81C}"/>
                         <w:text/>
                       </w:sdtPr>
                       <w:sdtContent>
@@ -684,7 +684,7 @@
                             <w:placeholder>
                               <w:docPart w:val="F9E11E633A9F48A1A9532F11BCE488AB"/>
                             </w:placeholder>
-                            <w:dataBinding w:prefixMappings="&lt;xmlns:ns0='urn:microsoft-dynamics-nav/reports/Deferral_Summary_G_L/1700/' " w:xpath="/ns0:NavWordReportXmlPart[1]/ns0:GLAccount[1]/ns0:Posted_Deferral_Header[1]/ns0:No_GLAcc[1]" w:storeItemID="{E9594516-7200-468B-87B2-7A42DF10C81C}"/>
+                            <w:dataBinding w:prefixMappings="xmlns:ns0='urn:microsoft-dynamics-nav/reports/Deferral_Summary_G_L/1700/'" w:xpath="/ns0:NavWordReportXmlPart[1]/ns0:GLAccount[1]/ns0:Posted_Deferral_Header[1]/ns0:No_GLAcc[1]" w:storeItemID="{E9594516-7200-468B-87B2-7A42DF10C81C}"/>
                             <w:text/>
                           </w:sdtPr>
                           <w:sdtContent>
@@ -710,7 +710,7 @@
                     <w:placeholder>
                       <w:docPart w:val="BC4B4FDE102C46559F56D378C49F5FE8"/>
                     </w:placeholder>
-                    <w:dataBinding w:prefixMappings="&lt;xmlns:ns0='urn:microsoft-dynamics-nav/reports/Deferral_Summary_G_L/1700/' " w:xpath="/ns0:NavWordReportXmlPart[1]/ns0:GLAccount[1]/ns0:Posted_Deferral_Header[1]/ns0:AccountName[1]" w:storeItemID="{E9594516-7200-468B-87B2-7A42DF10C81C}"/>
+                    <w:dataBinding w:prefixMappings="xmlns:ns0='urn:microsoft-dynamics-nav/reports/Deferral_Summary_G_L/1700/'" w:xpath="/ns0:NavWordReportXmlPart[1]/ns0:GLAccount[1]/ns0:Posted_Deferral_Header[1]/ns0:AccountName[1]" w:storeItemID="{E9594516-7200-468B-87B2-7A42DF10C81C}"/>
                     <w:text/>
                   </w:sdtPr>
                   <w:sdtContent>
@@ -718,7 +718,7 @@
                       <w:tcPr>
                         <w:tcW w:w="725" w:type="pct"/>
                         <w:tcBorders>
-                          <w:top w:val="single" w:sz="4" w:space="0" w:color="auto"/>
+                          <w:top w:val="single" w:color="auto" w:sz="4" w:space="0"/>
                           <w:left w:val="nil"/>
                           <w:bottom w:val="nil"/>
                           <w:right w:val="nil"/>
@@ -742,7 +742,7 @@
                   <w:tcPr>
                     <w:tcW w:w="582" w:type="pct"/>
                     <w:tcBorders>
-                      <w:top w:val="single" w:sz="4" w:space="0" w:color="auto"/>
+                      <w:top w:val="single" w:color="auto" w:sz="4" w:space="0"/>
                       <w:left w:val="nil"/>
                       <w:bottom w:val="nil"/>
                       <w:right w:val="nil"/>
@@ -759,7 +759,7 @@
                   <w:tcPr>
                     <w:tcW w:w="582" w:type="pct"/>
                     <w:tcBorders>
-                      <w:top w:val="single" w:sz="4" w:space="0" w:color="auto"/>
+                      <w:top w:val="single" w:color="auto" w:sz="4" w:space="0"/>
                       <w:left w:val="nil"/>
                       <w:bottom w:val="nil"/>
                       <w:right w:val="nil"/>
@@ -776,7 +776,7 @@
                   <w:tcPr>
                     <w:tcW w:w="437" w:type="pct"/>
                     <w:tcBorders>
-                      <w:top w:val="single" w:sz="4" w:space="0" w:color="auto"/>
+                      <w:top w:val="single" w:color="auto" w:sz="4" w:space="0"/>
                       <w:left w:val="nil"/>
                       <w:bottom w:val="nil"/>
                       <w:right w:val="nil"/>
@@ -793,7 +793,7 @@
                   <w:tcPr>
                     <w:tcW w:w="340" w:type="pct"/>
                     <w:tcBorders>
-                      <w:top w:val="single" w:sz="4" w:space="0" w:color="auto"/>
+                      <w:top w:val="single" w:color="auto" w:sz="4" w:space="0"/>
                       <w:left w:val="nil"/>
                       <w:bottom w:val="nil"/>
                       <w:right w:val="nil"/>
@@ -810,7 +810,7 @@
                   <w:tcPr>
                     <w:tcW w:w="534" w:type="pct"/>
                     <w:tcBorders>
-                      <w:top w:val="single" w:sz="4" w:space="0" w:color="auto"/>
+                      <w:top w:val="single" w:color="auto" w:sz="4" w:space="0"/>
                       <w:left w:val="nil"/>
                       <w:bottom w:val="nil"/>
                       <w:right w:val="nil"/>
@@ -827,7 +827,7 @@
                   <w:tcPr>
                     <w:tcW w:w="631" w:type="pct"/>
                     <w:tcBorders>
-                      <w:top w:val="single" w:sz="4" w:space="0" w:color="auto"/>
+                      <w:top w:val="single" w:color="auto" w:sz="4" w:space="0"/>
                       <w:left w:val="nil"/>
                       <w:bottom w:val="nil"/>
                       <w:right w:val="nil"/>
@@ -844,7 +844,7 @@
                   <w:tcPr>
                     <w:tcW w:w="583" w:type="pct"/>
                     <w:tcBorders>
-                      <w:top w:val="single" w:sz="4" w:space="0" w:color="auto"/>
+                      <w:top w:val="single" w:color="auto" w:sz="4" w:space="0"/>
                       <w:left w:val="nil"/>
                       <w:bottom w:val="nil"/>
                       <w:right w:val="nil"/>
@@ -866,7 +866,7 @@
                   <w:alias w:val="#Nav: /GLAccount/Posted_Deferral_Header"/>
                   <w:tag w:val="#Nav: Deferral_Summary_G_L/1700"/>
                   <w:id w:val="-1215507654"/>
-                  <w15:dataBinding w:prefixMappings="&lt;xmlns:ns0='urn:microsoft-dynamics-nav/reports/Deferral_Summary_G_L/1700/' " w:xpath="/ns0:NavWordReportXmlPart[1]/ns0:GLAccount[1]/ns0:Posted_Deferral_Header" w:storeItemID="{E9594516-7200-468B-87B2-7A42DF10C81C}"/>
+                  <w15:dataBinding w:prefixMappings="xmlns:ns0='urn:microsoft-dynamics-nav/reports/Deferral_Summary_G_L/1700/'" w:xpath="/ns0:NavWordReportXmlPart[1]/ns0:GLAccount[1]/ns0:Posted_Deferral_Header" w:storeItemID="{E9594516-7200-468B-87B2-7A42DF10C81C}"/>
                   <w15:repeatingSection/>
                 </w:sdtPr>
                 <w:sdtContent>
@@ -919,7 +919,7 @@
                                 <w:placeholder>
                                   <w:docPart w:val="BC4B4FDE102C46559F56D378C49F5FE8"/>
                                 </w:placeholder>
-                                <w:dataBinding w:prefixMappings="&lt;xmlns:ns0='urn:microsoft-dynamics-nav/reports/Deferral_Summary_G_L/1700/' " w:xpath="/ns0:NavWordReportXmlPart[1]/ns0:GLAccount[1]/ns0:Posted_Deferral_Header[1]/ns0:PostingDate[1]" w:storeItemID="{E9594516-7200-468B-87B2-7A42DF10C81C}"/>
+                                <w:dataBinding w:prefixMappings="xmlns:ns0='urn:microsoft-dynamics-nav/reports/Deferral_Summary_G_L/1700/'" w:xpath="/ns0:NavWordReportXmlPart[1]/ns0:GLAccount[1]/ns0:Posted_Deferral_Header[1]/ns0:PostingDate[1]" w:storeItemID="{E9594516-7200-468B-87B2-7A42DF10C81C}"/>
                                 <w:text/>
                               </w:sdtPr>
                               <w:sdtEndPr>
@@ -935,7 +935,7 @@
                                     <w:tcBorders>
                                       <w:top w:val="nil"/>
                                       <w:left w:val="nil"/>
-                                      <w:bottom w:val="single" w:sz="4" w:space="0" w:color="F5F7F8"/>
+                                      <w:bottom w:val="single" w:color="F5F7F8" w:sz="4" w:space="0"/>
                                       <w:right w:val="nil"/>
                                     </w:tcBorders>
                                   </w:tcPr>
@@ -962,7 +962,7 @@
                             <w:placeholder>
                               <w:docPart w:val="BC4B4FDE102C46559F56D378C49F5FE8"/>
                             </w:placeholder>
-                            <w:dataBinding w:prefixMappings="&lt;xmlns:ns0='urn:microsoft-dynamics-nav/reports/Deferral_Summary_G_L/1700/' " w:xpath="/ns0:NavWordReportXmlPart[1]/ns0:GLAccount[1]/ns0:Posted_Deferral_Header[1]/ns0:GLDocTypeString[1]" w:storeItemID="{E9594516-7200-468B-87B2-7A42DF10C81C}"/>
+                            <w:dataBinding w:prefixMappings="xmlns:ns0='urn:microsoft-dynamics-nav/reports/Deferral_Summary_G_L/1700/'" w:xpath="/ns0:NavWordReportXmlPart[1]/ns0:GLAccount[1]/ns0:Posted_Deferral_Header[1]/ns0:GLDocTypeString[1]" w:storeItemID="{E9594516-7200-468B-87B2-7A42DF10C81C}"/>
                             <w:text/>
                           </w:sdtPr>
                           <w:sdtContent>
@@ -972,7 +972,7 @@
                                 <w:tcBorders>
                                   <w:top w:val="nil"/>
                                   <w:left w:val="nil"/>
-                                  <w:bottom w:val="single" w:sz="4" w:space="0" w:color="F5F7F8"/>
+                                  <w:bottom w:val="single" w:color="F5F7F8" w:sz="4" w:space="0"/>
                                   <w:right w:val="nil"/>
                                 </w:tcBorders>
                               </w:tcPr>
@@ -997,7 +997,7 @@
                             <w:placeholder>
                               <w:docPart w:val="BC4B4FDE102C46559F56D378C49F5FE8"/>
                             </w:placeholder>
-                            <w:dataBinding w:prefixMappings="&lt;xmlns:ns0='urn:microsoft-dynamics-nav/reports/Deferral_Summary_G_L/1700/' " w:xpath="/ns0:NavWordReportXmlPart[1]/ns0:GLAccount[1]/ns0:Posted_Deferral_Header[1]/ns0:GenJnlDocNo[1]" w:storeItemID="{E9594516-7200-468B-87B2-7A42DF10C81C}"/>
+                            <w:dataBinding w:prefixMappings="xmlns:ns0='urn:microsoft-dynamics-nav/reports/Deferral_Summary_G_L/1700/'" w:xpath="/ns0:NavWordReportXmlPart[1]/ns0:GLAccount[1]/ns0:Posted_Deferral_Header[1]/ns0:GenJnlDocNo[1]" w:storeItemID="{E9594516-7200-468B-87B2-7A42DF10C81C}"/>
                             <w:text/>
                           </w:sdtPr>
                           <w:sdtContent>
@@ -1007,7 +1007,7 @@
                                 <w:tcBorders>
                                   <w:top w:val="nil"/>
                                   <w:left w:val="nil"/>
-                                  <w:bottom w:val="single" w:sz="4" w:space="0" w:color="F5F7F8"/>
+                                  <w:bottom w:val="single" w:color="F5F7F8" w:sz="4" w:space="0"/>
                                   <w:right w:val="nil"/>
                                 </w:tcBorders>
                               </w:tcPr>
@@ -1030,7 +1030,7 @@
                             <w:placeholder>
                               <w:docPart w:val="BC4B4FDE102C46559F56D378C49F5FE8"/>
                             </w:placeholder>
-                            <w:dataBinding w:prefixMappings="&lt;xmlns:ns0='urn:microsoft-dynamics-nav/reports/Deferral_Summary_G_L/1700/' " w:xpath="/ns0:NavWordReportXmlPart[1]/ns0:GLAccount[1]/ns0:Posted_Deferral_Header[1]/ns0:DeferralAccount[1]" w:storeItemID="{E9594516-7200-468B-87B2-7A42DF10C81C}"/>
+                            <w:dataBinding w:prefixMappings="xmlns:ns0='urn:microsoft-dynamics-nav/reports/Deferral_Summary_G_L/1700/'" w:xpath="/ns0:NavWordReportXmlPart[1]/ns0:GLAccount[1]/ns0:Posted_Deferral_Header[1]/ns0:DeferralAccount[1]" w:storeItemID="{E9594516-7200-468B-87B2-7A42DF10C81C}"/>
                             <w:text/>
                           </w:sdtPr>
                           <w:sdtContent>
@@ -1040,7 +1040,7 @@
                                 <w:tcBorders>
                                   <w:top w:val="nil"/>
                                   <w:left w:val="nil"/>
-                                  <w:bottom w:val="single" w:sz="4" w:space="0" w:color="F5F7F8"/>
+                                  <w:bottom w:val="single" w:color="F5F7F8" w:sz="4" w:space="0"/>
                                   <w:right w:val="nil"/>
                                 </w:tcBorders>
                               </w:tcPr>
@@ -1065,7 +1065,7 @@
                             <w:placeholder>
                               <w:docPart w:val="BC4B4FDE102C46559F56D378C49F5FE8"/>
                             </w:placeholder>
-                            <w:dataBinding w:prefixMappings="&lt;xmlns:ns0='urn:microsoft-dynamics-nav/reports/Deferral_Summary_G_L/1700/' " w:xpath="/ns0:NavWordReportXmlPart[1]/ns0:GLAccount[1]/ns0:Posted_Deferral_Header[1]/ns0:DeferralStartDate[1]" w:storeItemID="{E9594516-7200-468B-87B2-7A42DF10C81C}"/>
+                            <w:dataBinding w:prefixMappings="xmlns:ns0='urn:microsoft-dynamics-nav/reports/Deferral_Summary_G_L/1700/'" w:xpath="/ns0:NavWordReportXmlPart[1]/ns0:GLAccount[1]/ns0:Posted_Deferral_Header[1]/ns0:DeferralStartDate[1]" w:storeItemID="{E9594516-7200-468B-87B2-7A42DF10C81C}"/>
                             <w:text/>
                           </w:sdtPr>
                           <w:sdtContent>
@@ -1075,7 +1075,7 @@
                                 <w:tcBorders>
                                   <w:top w:val="nil"/>
                                   <w:left w:val="nil"/>
-                                  <w:bottom w:val="single" w:sz="4" w:space="0" w:color="F5F7F8"/>
+                                  <w:bottom w:val="single" w:color="F5F7F8" w:sz="4" w:space="0"/>
                                   <w:right w:val="nil"/>
                                 </w:tcBorders>
                               </w:tcPr>
@@ -1100,7 +1100,7 @@
                             <w:placeholder>
                               <w:docPart w:val="BC4B4FDE102C46559F56D378C49F5FE8"/>
                             </w:placeholder>
-                            <w:dataBinding w:prefixMappings="&lt;xmlns:ns0='urn:microsoft-dynamics-nav/reports/Deferral_Summary_G_L/1700/' " w:xpath="/ns0:NavWordReportXmlPart[1]/ns0:GLAccount[1]/ns0:Posted_Deferral_Header[1]/ns0:NumOfPeriods[1]" w:storeItemID="{E9594516-7200-468B-87B2-7A42DF10C81C}"/>
+                            <w:dataBinding w:prefixMappings="xmlns:ns0='urn:microsoft-dynamics-nav/reports/Deferral_Summary_G_L/1700/'" w:xpath="/ns0:NavWordReportXmlPart[1]/ns0:GLAccount[1]/ns0:Posted_Deferral_Header[1]/ns0:NumOfPeriods[1]" w:storeItemID="{E9594516-7200-468B-87B2-7A42DF10C81C}"/>
                             <w:text/>
                           </w:sdtPr>
                           <w:sdtContent>
@@ -1110,7 +1110,7 @@
                                 <w:tcBorders>
                                   <w:top w:val="nil"/>
                                   <w:left w:val="nil"/>
-                                  <w:bottom w:val="single" w:sz="4" w:space="0" w:color="F5F7F8"/>
+                                  <w:bottom w:val="single" w:color="F5F7F8" w:sz="4" w:space="0"/>
                                   <w:right w:val="nil"/>
                                 </w:tcBorders>
                               </w:tcPr>
@@ -1136,7 +1136,7 @@
                             <w:placeholder>
                               <w:docPart w:val="BC4B4FDE102C46559F56D378C49F5FE8"/>
                             </w:placeholder>
-                            <w:dataBinding w:prefixMappings="&lt;xmlns:ns0='urn:microsoft-dynamics-nav/reports/Deferral_Summary_G_L/1700/' " w:xpath="/ns0:NavWordReportXmlPart[1]/ns0:GLAccount[1]/ns0:Posted_Deferral_Header[1]/ns0:AmtRecognized[1]" w:storeItemID="{E9594516-7200-468B-87B2-7A42DF10C81C}"/>
+                            <w:dataBinding w:prefixMappings="xmlns:ns0='urn:microsoft-dynamics-nav/reports/Deferral_Summary_G_L/1700/'" w:xpath="/ns0:NavWordReportXmlPart[1]/ns0:GLAccount[1]/ns0:Posted_Deferral_Header[1]/ns0:AmtRecognized[1]" w:storeItemID="{E9594516-7200-468B-87B2-7A42DF10C81C}"/>
                             <w:text/>
                           </w:sdtPr>
                           <w:sdtContent>
@@ -1146,7 +1146,7 @@
                                 <w:tcBorders>
                                   <w:top w:val="nil"/>
                                   <w:left w:val="nil"/>
-                                  <w:bottom w:val="single" w:sz="4" w:space="0" w:color="F5F7F8"/>
+                                  <w:bottom w:val="single" w:color="F5F7F8" w:sz="4" w:space="0"/>
                                   <w:right w:val="nil"/>
                                 </w:tcBorders>
                               </w:tcPr>
@@ -1172,7 +1172,7 @@
                             <w:placeholder>
                               <w:docPart w:val="BC4B4FDE102C46559F56D378C49F5FE8"/>
                             </w:placeholder>
-                            <w:dataBinding w:prefixMappings="&lt;xmlns:ns0='urn:microsoft-dynamics-nav/reports/Deferral_Summary_G_L/1700/' " w:xpath="/ns0:NavWordReportXmlPart[1]/ns0:GLAccount[1]/ns0:Posted_Deferral_Header[1]/ns0:RemainingAmtDeferred[1]" w:storeItemID="{E9594516-7200-468B-87B2-7A42DF10C81C}"/>
+                            <w:dataBinding w:prefixMappings="xmlns:ns0='urn:microsoft-dynamics-nav/reports/Deferral_Summary_G_L/1700/'" w:xpath="/ns0:NavWordReportXmlPart[1]/ns0:GLAccount[1]/ns0:Posted_Deferral_Header[1]/ns0:RemainingAmtDeferred[1]" w:storeItemID="{E9594516-7200-468B-87B2-7A42DF10C81C}"/>
                             <w:text/>
                           </w:sdtPr>
                           <w:sdtContent>
@@ -1182,7 +1182,7 @@
                                 <w:tcBorders>
                                   <w:top w:val="nil"/>
                                   <w:left w:val="nil"/>
-                                  <w:bottom w:val="single" w:sz="4" w:space="0" w:color="F5F7F8"/>
+                                  <w:bottom w:val="single" w:color="F5F7F8" w:sz="4" w:space="0"/>
                                   <w:right w:val="nil"/>
                                 </w:tcBorders>
                               </w:tcPr>
@@ -1208,7 +1208,7 @@
                             <w:placeholder>
                               <w:docPart w:val="BC4B4FDE102C46559F56D378C49F5FE8"/>
                             </w:placeholder>
-                            <w:dataBinding w:prefixMappings="&lt;xmlns:ns0='urn:microsoft-dynamics-nav/reports/Deferral_Summary_G_L/1700/' " w:xpath="/ns0:NavWordReportXmlPart[1]/ns0:GLAccount[1]/ns0:Posted_Deferral_Header[1]/ns0:TotalAmtDeferred[1]" w:storeItemID="{E9594516-7200-468B-87B2-7A42DF10C81C}"/>
+                            <w:dataBinding w:prefixMappings="xmlns:ns0='urn:microsoft-dynamics-nav/reports/Deferral_Summary_G_L/1700/'" w:xpath="/ns0:NavWordReportXmlPart[1]/ns0:GLAccount[1]/ns0:Posted_Deferral_Header[1]/ns0:TotalAmtDeferred[1]" w:storeItemID="{E9594516-7200-468B-87B2-7A42DF10C81C}"/>
                             <w:text/>
                           </w:sdtPr>
                           <w:sdtContent>
@@ -1218,7 +1218,7 @@
                                 <w:tcBorders>
                                   <w:top w:val="nil"/>
                                   <w:left w:val="nil"/>
-                                  <w:bottom w:val="single" w:sz="4" w:space="0" w:color="F5F7F8"/>
+                                  <w:bottom w:val="single" w:color="F5F7F8" w:sz="4" w:space="0"/>
                                   <w:right w:val="nil"/>
                                 </w:tcBorders>
                               </w:tcPr>
@@ -1251,9 +1251,9 @@
                   <w:tcPr>
                     <w:tcW w:w="586" w:type="pct"/>
                     <w:tcBorders>
-                      <w:top w:val="single" w:sz="4" w:space="0" w:color="F5F7F8"/>
+                      <w:top w:val="single" w:color="F5F7F8" w:sz="4" w:space="0"/>
                       <w:left w:val="nil"/>
-                      <w:bottom w:val="single" w:sz="4" w:space="0" w:color="auto"/>
+                      <w:bottom w:val="single" w:color="auto" w:sz="4" w:space="0"/>
                       <w:right w:val="nil"/>
                     </w:tcBorders>
                     <w:shd w:val="clear" w:color="FFFFFF" w:fill="FFFFFF"/>
@@ -1268,9 +1268,9 @@
                   <w:tcPr>
                     <w:tcW w:w="725" w:type="pct"/>
                     <w:tcBorders>
-                      <w:top w:val="single" w:sz="4" w:space="0" w:color="F5F7F8"/>
+                      <w:top w:val="single" w:color="F5F7F8" w:sz="4" w:space="0"/>
                       <w:left w:val="nil"/>
-                      <w:bottom w:val="single" w:sz="4" w:space="0" w:color="auto"/>
+                      <w:bottom w:val="single" w:color="auto" w:sz="4" w:space="0"/>
                       <w:right w:val="nil"/>
                     </w:tcBorders>
                     <w:shd w:val="clear" w:color="FFFFFF" w:fill="FFFFFF"/>
@@ -1285,9 +1285,9 @@
                   <w:tcPr>
                     <w:tcW w:w="582" w:type="pct"/>
                     <w:tcBorders>
-                      <w:top w:val="single" w:sz="4" w:space="0" w:color="F5F7F8"/>
+                      <w:top w:val="single" w:color="F5F7F8" w:sz="4" w:space="0"/>
                       <w:left w:val="nil"/>
-                      <w:bottom w:val="single" w:sz="4" w:space="0" w:color="auto"/>
+                      <w:bottom w:val="single" w:color="auto" w:sz="4" w:space="0"/>
                       <w:right w:val="nil"/>
                     </w:tcBorders>
                     <w:shd w:val="clear" w:color="FFFFFF" w:fill="FFFFFF"/>
@@ -1302,9 +1302,9 @@
                   <w:tcPr>
                     <w:tcW w:w="582" w:type="pct"/>
                     <w:tcBorders>
-                      <w:top w:val="single" w:sz="4" w:space="0" w:color="F5F7F8"/>
+                      <w:top w:val="single" w:color="F5F7F8" w:sz="4" w:space="0"/>
                       <w:left w:val="nil"/>
-                      <w:bottom w:val="single" w:sz="4" w:space="0" w:color="auto"/>
+                      <w:bottom w:val="single" w:color="auto" w:sz="4" w:space="0"/>
                       <w:right w:val="nil"/>
                     </w:tcBorders>
                     <w:shd w:val="clear" w:color="FFFFFF" w:fill="FFFFFF"/>
@@ -1319,9 +1319,9 @@
                   <w:tcPr>
                     <w:tcW w:w="437" w:type="pct"/>
                     <w:tcBorders>
-                      <w:top w:val="single" w:sz="4" w:space="0" w:color="F5F7F8"/>
+                      <w:top w:val="single" w:color="F5F7F8" w:sz="4" w:space="0"/>
                       <w:left w:val="nil"/>
-                      <w:bottom w:val="single" w:sz="4" w:space="0" w:color="auto"/>
+                      <w:bottom w:val="single" w:color="auto" w:sz="4" w:space="0"/>
                       <w:right w:val="nil"/>
                     </w:tcBorders>
                     <w:shd w:val="clear" w:color="FFFFFF" w:fill="FFFFFF"/>
@@ -1336,9 +1336,9 @@
                   <w:tcPr>
                     <w:tcW w:w="340" w:type="pct"/>
                     <w:tcBorders>
-                      <w:top w:val="single" w:sz="4" w:space="0" w:color="F5F7F8"/>
+                      <w:top w:val="single" w:color="F5F7F8" w:sz="4" w:space="0"/>
                       <w:left w:val="nil"/>
-                      <w:bottom w:val="single" w:sz="4" w:space="0" w:color="auto"/>
+                      <w:bottom w:val="single" w:color="auto" w:sz="4" w:space="0"/>
                       <w:right w:val="nil"/>
                     </w:tcBorders>
                     <w:shd w:val="clear" w:color="FFFFFF" w:fill="FFFFFF"/>
@@ -1353,9 +1353,9 @@
                   <w:tcPr>
                     <w:tcW w:w="534" w:type="pct"/>
                     <w:tcBorders>
-                      <w:top w:val="single" w:sz="4" w:space="0" w:color="F5F7F8"/>
+                      <w:top w:val="single" w:color="F5F7F8" w:sz="4" w:space="0"/>
                       <w:left w:val="nil"/>
-                      <w:bottom w:val="single" w:sz="4" w:space="0" w:color="auto"/>
+                      <w:bottom w:val="single" w:color="auto" w:sz="4" w:space="0"/>
                       <w:right w:val="nil"/>
                     </w:tcBorders>
                     <w:shd w:val="clear" w:color="FFFFFF" w:fill="FFFFFF"/>
@@ -1370,9 +1370,9 @@
                   <w:tcPr>
                     <w:tcW w:w="631" w:type="pct"/>
                     <w:tcBorders>
-                      <w:top w:val="single" w:sz="4" w:space="0" w:color="F5F7F8"/>
+                      <w:top w:val="single" w:color="F5F7F8" w:sz="4" w:space="0"/>
                       <w:left w:val="nil"/>
-                      <w:bottom w:val="single" w:sz="4" w:space="0" w:color="auto"/>
+                      <w:bottom w:val="single" w:color="auto" w:sz="4" w:space="0"/>
                       <w:right w:val="nil"/>
                     </w:tcBorders>
                     <w:shd w:val="clear" w:color="FFFFFF" w:fill="FFFFFF"/>
@@ -1387,9 +1387,9 @@
                   <w:tcPr>
                     <w:tcW w:w="583" w:type="pct"/>
                     <w:tcBorders>
-                      <w:top w:val="single" w:sz="4" w:space="0" w:color="F5F7F8"/>
+                      <w:top w:val="single" w:color="F5F7F8" w:sz="4" w:space="0"/>
                       <w:left w:val="nil"/>
-                      <w:bottom w:val="single" w:sz="4" w:space="0" w:color="auto"/>
+                      <w:bottom w:val="single" w:color="auto" w:sz="4" w:space="0"/>
                       <w:right w:val="nil"/>
                     </w:tcBorders>
                     <w:shd w:val="clear" w:color="FFFFFF" w:fill="FFFFFF"/>
@@ -1411,9 +1411,9 @@
                   <w:tcPr>
                     <w:tcW w:w="586" w:type="pct"/>
                     <w:tcBorders>
-                      <w:top w:val="single" w:sz="4" w:space="0" w:color="auto"/>
+                      <w:top w:val="single" w:color="auto" w:sz="4" w:space="0"/>
                       <w:left w:val="nil"/>
-                      <w:bottom w:val="single" w:sz="8" w:space="0" w:color="auto"/>
+                      <w:bottom w:val="single" w:color="auto" w:sz="8" w:space="0"/>
                       <w:right w:val="nil"/>
                     </w:tcBorders>
                     <w:shd w:val="clear" w:color="FFFFFF" w:fill="FFFFFF"/>
@@ -1429,9 +1429,9 @@
                   <w:tcPr>
                     <w:tcW w:w="725" w:type="pct"/>
                     <w:tcBorders>
-                      <w:top w:val="single" w:sz="4" w:space="0" w:color="auto"/>
+                      <w:top w:val="single" w:color="auto" w:sz="4" w:space="0"/>
                       <w:left w:val="nil"/>
-                      <w:bottom w:val="single" w:sz="8" w:space="0" w:color="auto"/>
+                      <w:bottom w:val="single" w:color="auto" w:sz="8" w:space="0"/>
                       <w:right w:val="nil"/>
                     </w:tcBorders>
                     <w:shd w:val="clear" w:color="FFFFFF" w:fill="FFFFFF"/>
@@ -1447,9 +1447,9 @@
                   <w:tcPr>
                     <w:tcW w:w="582" w:type="pct"/>
                     <w:tcBorders>
-                      <w:top w:val="single" w:sz="4" w:space="0" w:color="auto"/>
+                      <w:top w:val="single" w:color="auto" w:sz="4" w:space="0"/>
                       <w:left w:val="nil"/>
-                      <w:bottom w:val="single" w:sz="8" w:space="0" w:color="auto"/>
+                      <w:bottom w:val="single" w:color="auto" w:sz="8" w:space="0"/>
                       <w:right w:val="nil"/>
                     </w:tcBorders>
                     <w:shd w:val="clear" w:color="FFFFFF" w:fill="FFFFFF"/>
@@ -1465,9 +1465,9 @@
                   <w:tcPr>
                     <w:tcW w:w="582" w:type="pct"/>
                     <w:tcBorders>
-                      <w:top w:val="single" w:sz="4" w:space="0" w:color="auto"/>
+                      <w:top w:val="single" w:color="auto" w:sz="4" w:space="0"/>
                       <w:left w:val="nil"/>
-                      <w:bottom w:val="single" w:sz="8" w:space="0" w:color="auto"/>
+                      <w:bottom w:val="single" w:color="auto" w:sz="8" w:space="0"/>
                       <w:right w:val="nil"/>
                     </w:tcBorders>
                     <w:shd w:val="clear" w:color="FFFFFF" w:fill="FFFFFF"/>
@@ -1483,9 +1483,9 @@
                   <w:tcPr>
                     <w:tcW w:w="437" w:type="pct"/>
                     <w:tcBorders>
-                      <w:top w:val="single" w:sz="4" w:space="0" w:color="auto"/>
+                      <w:top w:val="single" w:color="auto" w:sz="4" w:space="0"/>
                       <w:left w:val="nil"/>
-                      <w:bottom w:val="single" w:sz="8" w:space="0" w:color="auto"/>
+                      <w:bottom w:val="single" w:color="auto" w:sz="8" w:space="0"/>
                       <w:right w:val="nil"/>
                     </w:tcBorders>
                     <w:shd w:val="clear" w:color="FFFFFF" w:fill="FFFFFF"/>
@@ -1501,9 +1501,9 @@
                   <w:tcPr>
                     <w:tcW w:w="340" w:type="pct"/>
                     <w:tcBorders>
-                      <w:top w:val="single" w:sz="4" w:space="0" w:color="auto"/>
+                      <w:top w:val="single" w:color="auto" w:sz="4" w:space="0"/>
                       <w:left w:val="nil"/>
-                      <w:bottom w:val="single" w:sz="8" w:space="0" w:color="auto"/>
+                      <w:bottom w:val="single" w:color="auto" w:sz="8" w:space="0"/>
                       <w:right w:val="nil"/>
                     </w:tcBorders>
                     <w:shd w:val="clear" w:color="FFFFFF" w:fill="FFFFFF"/>
@@ -1523,7 +1523,7 @@
                     <w:placeholder>
                       <w:docPart w:val="BC4B4FDE102C46559F56D378C49F5FE8"/>
                     </w:placeholder>
-                    <w:dataBinding w:prefixMappings="&lt;xmlns:ns0='urn:microsoft-dynamics-nav/reports/Deferral_Summary_G_L/1700/' " w:xpath="/ns0:NavWordReportXmlPart[1]/ns0:GLAccount[1]/ns0:Totals[1]/ns0:SumAmtRecognized[1]" w:storeItemID="{E9594516-7200-468B-87B2-7A42DF10C81C}"/>
+                    <w:dataBinding w:prefixMappings="xmlns:ns0='urn:microsoft-dynamics-nav/reports/Deferral_Summary_G_L/1700/'" w:xpath="/ns0:NavWordReportXmlPart[1]/ns0:GLAccount[1]/ns0:Totals[1]/ns0:SumAmtRecognized[1]" w:storeItemID="{E9594516-7200-468B-87B2-7A42DF10C81C}"/>
                     <w:text/>
                   </w:sdtPr>
                   <w:sdtContent>
@@ -1531,9 +1531,9 @@
                       <w:tcPr>
                         <w:tcW w:w="534" w:type="pct"/>
                         <w:tcBorders>
-                          <w:top w:val="single" w:sz="4" w:space="0" w:color="auto"/>
+                          <w:top w:val="single" w:color="auto" w:sz="4" w:space="0"/>
                           <w:left w:val="nil"/>
-                          <w:bottom w:val="single" w:sz="8" w:space="0" w:color="auto"/>
+                          <w:bottom w:val="single" w:color="auto" w:sz="8" w:space="0"/>
                           <w:right w:val="nil"/>
                         </w:tcBorders>
                         <w:shd w:val="clear" w:color="FFFFFF" w:fill="FFFFFF"/>
@@ -1561,7 +1561,7 @@
                     <w:placeholder>
                       <w:docPart w:val="BC4B4FDE102C46559F56D378C49F5FE8"/>
                     </w:placeholder>
-                    <w:dataBinding w:prefixMappings="&lt;xmlns:ns0='urn:microsoft-dynamics-nav/reports/Deferral_Summary_G_L/1700/' " w:xpath="/ns0:NavWordReportXmlPart[1]/ns0:GLAccount[1]/ns0:Totals[1]/ns0:SumRemainingAmtDeferred[1]" w:storeItemID="{E9594516-7200-468B-87B2-7A42DF10C81C}"/>
+                    <w:dataBinding w:prefixMappings="xmlns:ns0='urn:microsoft-dynamics-nav/reports/Deferral_Summary_G_L/1700/'" w:xpath="/ns0:NavWordReportXmlPart[1]/ns0:GLAccount[1]/ns0:Totals[1]/ns0:SumRemainingAmtDeferred[1]" w:storeItemID="{E9594516-7200-468B-87B2-7A42DF10C81C}"/>
                     <w:text/>
                   </w:sdtPr>
                   <w:sdtContent>
@@ -1569,9 +1569,9 @@
                       <w:tcPr>
                         <w:tcW w:w="631" w:type="pct"/>
                         <w:tcBorders>
-                          <w:top w:val="single" w:sz="4" w:space="0" w:color="auto"/>
+                          <w:top w:val="single" w:color="auto" w:sz="4" w:space="0"/>
                           <w:left w:val="nil"/>
-                          <w:bottom w:val="single" w:sz="8" w:space="0" w:color="auto"/>
+                          <w:bottom w:val="single" w:color="auto" w:sz="8" w:space="0"/>
                           <w:right w:val="nil"/>
                         </w:tcBorders>
                         <w:shd w:val="clear" w:color="FFFFFF" w:fill="FFFFFF"/>
@@ -1599,7 +1599,7 @@
                     <w:placeholder>
                       <w:docPart w:val="BC4B4FDE102C46559F56D378C49F5FE8"/>
                     </w:placeholder>
-                    <w:dataBinding w:prefixMappings="&lt;xmlns:ns0='urn:microsoft-dynamics-nav/reports/Deferral_Summary_G_L/1700/' " w:xpath="/ns0:NavWordReportXmlPart[1]/ns0:GLAccount[1]/ns0:Totals[1]/ns0:SumTotalAmtDeferred[1]" w:storeItemID="{E9594516-7200-468B-87B2-7A42DF10C81C}"/>
+                    <w:dataBinding w:prefixMappings="xmlns:ns0='urn:microsoft-dynamics-nav/reports/Deferral_Summary_G_L/1700/'" w:xpath="/ns0:NavWordReportXmlPart[1]/ns0:GLAccount[1]/ns0:Totals[1]/ns0:SumTotalAmtDeferred[1]" w:storeItemID="{E9594516-7200-468B-87B2-7A42DF10C81C}"/>
                     <w:text/>
                   </w:sdtPr>
                   <w:sdtContent>
@@ -1607,9 +1607,9 @@
                       <w:tcPr>
                         <w:tcW w:w="583" w:type="pct"/>
                         <w:tcBorders>
-                          <w:top w:val="single" w:sz="4" w:space="0" w:color="auto"/>
+                          <w:top w:val="single" w:color="auto" w:sz="4" w:space="0"/>
                           <w:left w:val="nil"/>
-                          <w:bottom w:val="single" w:sz="8" w:space="0" w:color="auto"/>
+                          <w:bottom w:val="single" w:color="auto" w:sz="8" w:space="0"/>
                           <w:right w:val="nil"/>
                         </w:tcBorders>
                         <w:shd w:val="clear" w:color="FFFFFF" w:fill="FFFFFF"/>
@@ -4031,7 +4031,9 @@
 </we:webextension>
 </file>
 
-<file path=customXml/item1.xml>��< ? x m l   v e r s i o n = " 1 . 0 "   e n c o d i n g = " u t f - 1 6 " ? > < N a v W o r d R e p o r t X m l P a r t   x m l n s = " u r n : m i c r o s o f t - d y n a m i c s - n a v / r e p o r t s / D e f e r r a l _ S u m m a r y _ G _ L / 1 7 0 0 / " > +<file path=customXml/item1.xml>��< ? x m l   v e r s i o n = " 1 . 0 "   e n c o d i n g = " u t f - 1 6 " ? > + 
+ < N a v W o r d R e p o r t X m l P a r t   x m l n s = " u r n : m i c r o s o f t - d y n a m i c s - n a v / r e p o r t s / D e f e r r a l _ S u m m a r y _ G _ L / 1 7 0 0 / " >   
      < B C R e p o r t I n f o r m a t i o n >   
@@ -4094,6 +4096,84 @@
              < / D a t e T i m e V a l u e s >   
          < / R e p o r t R e q u e s t > + 
+         < C o m p a n y M e t a d a t a > + 
+             < C o m p a n y N a m e > C o m p a n y   N a m e < / C o m p a n y N a m e > + 
+             < C o m p a n y D i s p l a y N a m e > C o m p a n y   D i s p l a y   N a m e < / C o m p a n y D i s p l a y N a m e > + 
+             < C o m p a n y A d d r e s s L i n e s > + 
+                 < C o m p a n y A d d r e s s L i n e > C o m p a n y   A d d r e s s   L i n e   1 < / C o m p a n y A d d r e s s L i n e > + 
+                 < C o m p a n y A d d r e s s L i n e > C o m p a n y   A d d r e s s   L i n e   2 < / C o m p a n y A d d r e s s L i n e > + 
+                 < C o m p a n y A d d r e s s L i n e > C o m p a n y   A d d r e s s   L i n e   3 < / C o m p a n y A d d r e s s L i n e > + 
+                 < C o m p a n y A d d r e s s L i n e > C o m p a n y   A d d r e s s   L i n e   4 < / C o m p a n y A d d r e s s L i n e > + 
+                 < C o m p a n y A d d r e s s L i n e > C o m p a n y   A d d r e s s   L i n e   5 < / C o m p a n y A d d r e s s L i n e > + 
+                 < C o m p a n y A d d r e s s L i n e > C o m p a n y   A d d r e s s   L i n e   6 < / C o m p a n y A d d r e s s L i n e > + 
+                 < C o m p a n y A d d r e s s L i n e > C o m p a n y   A d d r e s s   L i n e   7 < / C o m p a n y A d d r e s s L i n e > + 
+                 < C o m p a n y A d d r e s s L i n e > C o m p a n y   A d d r e s s   L i n e   8 < / C o m p a n y A d d r e s s L i n e > + 
+             < / C o m p a n y A d d r e s s L i n e s > + 
+             < C o m p a n y P h o n e > C o m p a n y   P h o n e < / C o m p a n y P h o n e > + 
+             < C o m p a n y P h o n e C a p t i o n > C o m p a n y   P h o n e   C a p t i o n < / C o m p a n y P h o n e C a p t i o n > + 
+             < C o m p a n y F a x N o > C o m p a n y   F a x   N o . < / C o m p a n y F a x N o > + 
+             < C o m p a n y F a x N o C a p t i o n > C o m p a n y   F a x   N o .   C a p t i o n < / C o m p a n y F a x N o C a p t i o n > + 
+             < C o m p a n y E m a i l > C o m p a n y   E m a i l < / C o m p a n y E m a i l > + 
+             < C o m p a n y E m a i l C a p t i o n > C o m p a n y   E m a i l   C a p t i o n < / C o m p a n y E m a i l C a p t i o n > + 
+             < C o m p a n y H o m e P a g e > C o m p a n y   H o m e   P a g e < / C o m p a n y H o m e P a g e > + 
+             < C o m p a n y H o m e P a g e C a p t i o n > C o m p a n y   H o m e   P a g e   C a p t i o n < / C o m p a n y H o m e P a g e C a p t i o n > + 
+             < C o m p a n y L o g o > C o m p a n y   L o g o < / C o m p a n y L o g o > + 
+             < C o m p a n y V A T R e g i s t r a t i o n N o > C o m p a n y   V A T   R e g i s t r a t i o n   N o . < / C o m p a n y V A T R e g i s t r a t i o n N o > + 
+             < C o m p a n y V A T R e g i s t r a t i o n N o C a p t i o n > C o m p a n y   V A T   R e g i s t r a t i o n   N o .   C a p t i o n < / C o m p a n y V A T R e g i s t r a t i o n N o C a p t i o n > + 
+             < C o m p a n y R e g i s t r a t i o n N o > C o m p a n y   R e g i s t r a t i o n   N o . < / C o m p a n y R e g i s t r a t i o n N o > + 
+             < C o m p a n y R e g i s t r a t i o n N o C a p t i o n > C o m p a n y   R e g i s t r a t i o n   N o .   C a p t i o n < / C o m p a n y R e g i s t r a t i o n N o C a p t i o n > + 
+             < C o m p a n y B a n k N a m e > C o m p a n y   B a n k   N a m e < / C o m p a n y B a n k N a m e > + 
+             < C o m p a n y B a n k N a m e C a p t i o n > C o m p a n y   B a n k   N a m e   C a p t i o n < / C o m p a n y B a n k N a m e C a p t i o n > + 
+             < C o m p a n y B a n k A c c o u n t N o > C o m p a n y   B a n k   A c c o u n t   N o . < / C o m p a n y B a n k A c c o u n t N o > + 
+             < C o m p a n y B a n k A c c o u n t N o C a p t i o n > C o m p a n y   B a n k   A c c o u n t   N o .   C a p t i o n < / C o m p a n y B a n k A c c o u n t N o C a p t i o n > + 
+             < C o m p a n y B a n k B r a n c h N o > C o m p a n y   B a n k   B r a n c h   N o . < / C o m p a n y B a n k B r a n c h N o > + 
+             < C o m p a n y B a n k B r a n c h N o C a p t i o n > C o m p a n y   B a n k   B r a n c h   N o .   C a p t i o n < / C o m p a n y B a n k B r a n c h N o C a p t i o n > + 
+             < C o m p a n y I B A N > C o m p a n y   I B A N < / C o m p a n y I B A N > + 
+             < C o m p a n y I B A N C a p t i o n > C o m p a n y   I B A N   C a p t i o n < / C o m p a n y I B A N C a p t i o n > + 
+             < C o m p a n y B a n k S W I F T > C o m p a n y   B a n k   S W I F T < / C o m p a n y B a n k S W I F T > + 
+             < C o m p a n y B a n k S W I F T C a p t i o n > C o m p a n y   B a n k   S W I F T   C a p t i o n < / C o m p a n y B a n k S W I F T C a p t i o n > + 
+             < C o m p a n y G i r o N o > C o m p a n y   G i r o   N o . < / C o m p a n y G i r o N o > + 
+             < C o m p a n y G i r o N o C a p t i o n > C o m p a n y   G i r o   N o .   C a p t i o n < / C o m p a n y G i r o N o C a p t i o n > + 
+         < / C o m p a n y M e t a d a t a >   
      < / B C R e p o r t I n f o r m a t i o n >   
@@ -4234,7 +4314,9 @@
  < / N a v W o r d R e p o r t X m l P a r t > 
 </file>
 
-<file path=customXml/item2.xml>��< ? x m l   v e r s i o n = " 1 . 0 "   e n c o d i n g = " u t f - 1 6 " ? > < N a v W o r d R e p o r t X m l P a r t   x m l n s = " u r n : m i c r o s o f t - d y n a m i c s - b u s i n e s s c e n t r a l / i n t e r n a l / e x t e n d e d / r e p o r t s / D e f e r r a l _ S u m m a r y _ G _ L / 1 7 0 0 / " > +<file path=customXml/item2.xml>��< ? x m l   v e r s i o n = " 1 . 0 "   e n c o d i n g = " u t f - 1 6 " ? > + 
+ < N a v W o r d R e p o r t X m l P a r t   x m l n s = " u r n : m i c r o s o f t - d y n a m i c s - b u s i n e s s c e n t r a l / i n t e r n a l / e x t e n d e d / r e p o r t s / D e f e r r a l _ S u m m a r y _ G _ L / 1 7 0 0 / " >   
      < B C R e p o r t I n f o r m a t i o n >   
@@ -4298,6 +4380,84 @@
  
          < / R e p o r t R e q u e s t >   
+         < C o m p a n y M e t a d a t a > + 
+             < C o m p a n y N a m e > C o m p a n y   N a m e < / C o m p a n y N a m e > + 
+             < C o m p a n y D i s p l a y N a m e > C o m p a n y   D i s p l a y   N a m e < / C o m p a n y D i s p l a y N a m e > + 
+             < C o m p a n y A d d r e s s L i n e s > + 
+                 < C o m p a n y A d d r e s s L i n e > C o m p a n y   A d d r e s s   L i n e   1 < / C o m p a n y A d d r e s s L i n e > + 
+                 < C o m p a n y A d d r e s s L i n e > C o m p a n y   A d d r e s s   L i n e   2 < / C o m p a n y A d d r e s s L i n e > + 
+                 < C o m p a n y A d d r e s s L i n e > C o m p a n y   A d d r e s s   L i n e   3 < / C o m p a n y A d d r e s s L i n e > + 
+                 < C o m p a n y A d d r e s s L i n e > C o m p a n y   A d d r e s s   L i n e   4 < / C o m p a n y A d d r e s s L i n e > + 
+                 < C o m p a n y A d d r e s s L i n e > C o m p a n y   A d d r e s s   L i n e   5 < / C o m p a n y A d d r e s s L i n e > + 
+                 < C o m p a n y A d d r e s s L i n e > C o m p a n y   A d d r e s s   L i n e   6 < / C o m p a n y A d d r e s s L i n e > + 
+                 < C o m p a n y A d d r e s s L i n e > C o m p a n y   A d d r e s s   L i n e   7 < / C o m p a n y A d d r e s s L i n e > + 
+                 < C o m p a n y A d d r e s s L i n e > C o m p a n y   A d d r e s s   L i n e   8 < / C o m p a n y A d d r e s s L i n e > + 
+             < / C o m p a n y A d d r e s s L i n e s > + 
+             < C o m p a n y P h o n e > C o m p a n y   P h o n e < / C o m p a n y P h o n e > + 
+             < C o m p a n y P h o n e C a p t i o n > C o m p a n y   P h o n e   C a p t i o n < / C o m p a n y P h o n e C a p t i o n > + 
+             < C o m p a n y F a x N o > C o m p a n y   F a x   N o . < / C o m p a n y F a x N o > + 
+             < C o m p a n y F a x N o C a p t i o n > C o m p a n y   F a x   N o .   C a p t i o n < / C o m p a n y F a x N o C a p t i o n > + 
+             < C o m p a n y E m a i l > C o m p a n y   E m a i l < / C o m p a n y E m a i l > + 
+             < C o m p a n y E m a i l C a p t i o n > C o m p a n y   E m a i l   C a p t i o n < / C o m p a n y E m a i l C a p t i o n > + 
+             < C o m p a n y H o m e P a g e > C o m p a n y   H o m e   P a g e < / C o m p a n y H o m e P a g e > + 
+             < C o m p a n y H o m e P a g e C a p t i o n > C o m p a n y   H o m e   P a g e   C a p t i o n < / C o m p a n y H o m e P a g e C a p t i o n > + 
+             < C o m p a n y L o g o > C o m p a n y   L o g o < / C o m p a n y L o g o > + 
+             < C o m p a n y V A T R e g i s t r a t i o n N o > C o m p a n y   V A T   R e g i s t r a t i o n   N o . < / C o m p a n y V A T R e g i s t r a t i o n N o > + 
+             < C o m p a n y V A T R e g i s t r a t i o n N o C a p t i o n > C o m p a n y   V A T   R e g i s t r a t i o n   N o .   C a p t i o n < / C o m p a n y V A T R e g i s t r a t i o n N o C a p t i o n > + 
+             < C o m p a n y R e g i s t r a t i o n N o > C o m p a n y   R e g i s t r a t i o n   N o . < / C o m p a n y R e g i s t r a t i o n N o > + 
+             < C o m p a n y R e g i s t r a t i o n N o C a p t i o n > C o m p a n y   R e g i s t r a t i o n   N o .   C a p t i o n < / C o m p a n y R e g i s t r a t i o n N o C a p t i o n > + 
+             < C o m p a n y B a n k N a m e > C o m p a n y   B a n k   N a m e < / C o m p a n y B a n k N a m e > + 
+             < C o m p a n y B a n k N a m e C a p t i o n > C o m p a n y   B a n k   N a m e   C a p t i o n < / C o m p a n y B a n k N a m e C a p t i o n > + 
+             < C o m p a n y B a n k A c c o u n t N o > C o m p a n y   B a n k   A c c o u n t   N o . < / C o m p a n y B a n k A c c o u n t N o > + 
+             < C o m p a n y B a n k A c c o u n t N o C a p t i o n > C o m p a n y   B a n k   A c c o u n t   N o .   C a p t i o n < / C o m p a n y B a n k A c c o u n t N o C a p t i o n > + 
+             < C o m p a n y B a n k B r a n c h N o > C o m p a n y   B a n k   B r a n c h   N o . < / C o m p a n y B a n k B r a n c h N o > + 
+             < C o m p a n y B a n k B r a n c h N o C a p t i o n > C o m p a n y   B a n k   B r a n c h   N o .   C a p t i o n < / C o m p a n y B a n k B r a n c h N o C a p t i o n > + 
+             < C o m p a n y I B A N > C o m p a n y   I B A N < / C o m p a n y I B A N > + 
+             < C o m p a n y I B A N C a p t i o n > C o m p a n y   I B A N   C a p t i o n < / C o m p a n y I B A N C a p t i o n > + 
+             < C o m p a n y B a n k S W I F T > C o m p a n y   B a n k   S W I F T < / C o m p a n y B a n k S W I F T > + 
+             < C o m p a n y B a n k S W I F T C a p t i o n > C o m p a n y   B a n k   S W I F T   C a p t i o n < / C o m p a n y B a n k S W I F T C a p t i o n > + 
+             < C o m p a n y G i r o N o > C o m p a n y   G i r o   N o . < / C o m p a n y G i r o N o > + 
+             < C o m p a n y G i r o N o C a p t i o n > C o m p a n y   G i r o   N o .   C a p t i o n < / C o m p a n y G i r o N o C a p t i o n > + 
+         < / C o m p a n y M e t a d a t a > + 
      < / B C R e p o r t I n f o r m a t i o n >   
      < L a b e l s > @@ -4356,43 +4516,43 @@
  
      < / L a b e l s >   
-     < T o o l t i p s / > +     < T o o l t i p s   / >   
      < G L A c c o u n t   E l e m e n t T y p e = " D a t a I t e m "   E l e m e n t I d = " 1 0 8 2 4 4 8 6 9 7 " >   
-         < A c c o u n t N o C a p t i o n   E l e m e n t T y p e = " C o l u m n "   E l e m e n t I d = " 4 5 9 9 9 7 5 8 9 "   D a t a T y p e = " T e x t C o n s t " > A c c o u n t N o C a p t i o n < / A c c o u n t N o C a p t i o n > - 
-         < A m t R e c o g n i z e d C a p t i o n   E l e m e n t T y p e = " C o l u m n "   E l e m e n t I d = " 5 8 2 8 5 6 6 1 3 "   D a t a T y p e = " T e x t C o n s t " > A m t R e c o g n i z e d C a p t i o n < / A m t R e c o g n i z e d C a p t i o n > +         < A c c o u n t N o C a p t i o n   E l e m e n t T y p e = " C o l u m n "   E l e m e n t I d = " 4 5 9 9 9 7 5 8 9 "   D a t a T y p e = " L a b e l " > A c c o u n t N o C a p t i o n < / A c c o u n t N o C a p t i o n > + 
+         < A m t R e c o g n i z e d C a p t i o n   E l e m e n t T y p e = " C o l u m n "   E l e m e n t I d = " 5 8 2 8 5 6 6 1 3 "   D a t a T y p e = " L a b e l " > A m t R e c o g n i z e d C a p t i o n < / A m t R e c o g n i z e d C a p t i o n >   
          < B a l a n c e A s O f D a t e C a p t i o n   E l e m e n t T y p e = " C o l u m n "   E l e m e n t I d = " 1 8 1 5 3 3 0 6 6 "   D a t a T y p e = " S t r i n g " > B a l a n c e A s O f D a t e C a p t i o n < / B a l a n c e A s O f D a t e C a p t i o n >   
          < B a l a n c e A s O f D a t e F i l t e r   E l e m e n t T y p e = " C o l u m n "   E l e m e n t I d = " 1 8 8 0 2 0 7 9 7 2 "   D a t a T y p e = " D a t e " > B a l a n c e A s O f D a t e F i l t e r < / B a l a n c e A s O f D a t e F i l t e r >   
-         < B a l a n c e C a p t i o n   E l e m e n t T y p e = " C o l u m n "   E l e m e n t I d = " 1 7 1 0 3 0 7 0 2 9 "   D a t a T y p e = " T e x t C o n s t " > B a l a n c e C a p t i o n < / B a l a n c e C a p t i o n > +         < B a l a n c e C a p t i o n   E l e m e n t T y p e = " C o l u m n "   E l e m e n t I d = " 1 7 1 0 3 0 7 0 2 9 "   D a t a T y p e = " L a b e l " > B a l a n c e C a p t i o n < / B a l a n c e C a p t i o n >   
          < C o m p a n y N a m e   E l e m e n t T y p e = " C o l u m n "   E l e m e n t I d = " 1 5 9 5 4 7 7 3 9 5 "   D a t a T y p e = " S t r i n g " > C o m p a n y N a m e < / C o m p a n y N a m e >   
-         < D e f e r r a l S u m m a r y G L C a p t i o n   E l e m e n t T y p e = " C o l u m n "   E l e m e n t I d = " 1 7 2 8 3 0 6 1 2 3 "   D a t a T y p e = " T e x t C o n s t " > D e f e r r a l S u m m a r y G L C a p t i o n < / D e f e r r a l S u m m a r y G L C a p t i o n > +         < D e f e r r a l S u m m a r y G L C a p t i o n   E l e m e n t T y p e = " C o l u m n "   E l e m e n t I d = " 1 7 2 8 3 0 6 1 2 3 "   D a t a T y p e = " L a b e l " > D e f e r r a l S u m m a r y G L C a p t i o n < / D e f e r r a l S u m m a r y G L C a p t i o n >   
          < E m p t y S t r i n g   E l e m e n t T y p e = " C o l u m n "   E l e m e n t I d = " 1 3 3 2 8 2 3 9 0 7 "   D a t a T y p e = " S t r i n g " > E m p t y S t r i n g < / E m p t y S t r i n g >   
-         < G L B a l C a p t i o n   E l e m e n t T y p e = " C o l u m n "   E l e m e n t I d = " 1 2 0 3 1 1 2 7 1 3 "   D a t a T y p e = " T e x t C o n s t " > G L B a l C a p t i o n < / G L B a l C a p t i o n > - 
-         < P a g e C a p t i o n   E l e m e n t T y p e = " C o l u m n "   E l e m e n t I d = " 1 6 4 5 7 9 0 3 1 2 "   D a t a T y p e = " T e x t C o n s t " > P a g e C a p t i o n < / P a g e C a p t i o n > +         < G L B a l C a p t i o n   E l e m e n t T y p e = " C o l u m n "   E l e m e n t I d = " 1 2 0 3 1 1 2 7 1 3 "   D a t a T y p e = " L a b e l " > G L B a l C a p t i o n < / G L B a l C a p t i o n > + 
+         < P a g e C a p t i o n   E l e m e n t T y p e = " C o l u m n "   E l e m e n t I d = " 1 6 4 5 7 9 0 3 1 2 "   D a t a T y p e = " L a b e l " > P a g e C a p t i o n < / P a g e C a p t i o n >   
          < P a g e G r o u p N o   E l e m e n t T y p e = " C o l u m n "   E l e m e n t I d = " 6 4 9 1 8 0 1 4 4 "   D a t a T y p e = " I n t e g e r " > P a g e G r o u p N o < / P a g e G r o u p N o >   
-         < P e r i o d C a p t i o n   E l e m e n t T y p e = " C o l u m n "   E l e m e n t I d = " 1 4 7 8 2 5 3 4 2 2 "   D a t a T y p e = " T e x t C o n s t " > P e r i o d C a p t i o n < / P e r i o d C a p t i o n > +         < P e r i o d C a p t i o n   E l e m e n t T y p e = " C o l u m n "   E l e m e n t I d = " 1 4 7 8 2 5 3 4 2 2 "   D a t a T y p e = " L a b e l " > P e r i o d C a p t i o n < / P e r i o d C a p t i o n >   
          < P o s t e d D e f e r r a l F i l t e r   E l e m e n t T y p e = " C o l u m n "   E l e m e n t I d = " 6 8 4 8 3 4 5 9 "   D a t a T y p e = " T e x t " > P o s t e d D e f e r r a l F i l t e r < / P o s t e d D e f e r r a l F i l t e r >   
          < P o s t e d D e f e r r a l T a b l e C a p t i o n   E l e m e n t T y p e = " C o l u m n "   E l e m e n t I d = " 1 1 6 0 9 6 3 9 8 7 "   D a t a T y p e = " S t r i n g " > P o s t e d D e f e r r a l T a b l e C a p t i o n < / P o s t e d D e f e r r a l T a b l e C a p t i o n >   
-         < R e m A m t D e f C a p t i o n   E l e m e n t T y p e = " C o l u m n "   E l e m e n t I d = " 1 4 1 6 1 9 6 6 6 2 "   D a t a T y p e = " T e x t C o n s t " > R e m A m t D e f C a p t i o n < / R e m A m t D e f C a p t i o n > - 
-         < T o t A m t D e f C a p t i o n   E l e m e n t T y p e = " C o l u m n "   E l e m e n t I d = " 1 8 9 9 9 9 0 1 1 5 "   D a t a T y p e = " T e x t C o n s t " > T o t A m t D e f C a p t i o n < / T o t A m t D e f C a p t i o n > - 
-         < P o s t e d _ D e f e r r a l _ H e a d e r   E l e m e n t T y p e = " D a t a I t e m "   E l e m e n t I d = " 6 5 9 2 4 7 9 8 0 " > +         < R e m A m t D e f C a p t i o n   E l e m e n t T y p e = " C o l u m n "   E l e m e n t I d = " 1 4 1 6 1 9 6 6 6 2 "   D a t a T y p e = " L a b e l " > R e m A m t D e f C a p t i o n < / R e m A m t D e f C a p t i o n > + 
+         < T o t A m t D e f C a p t i o n   E l e m e n t T y p e = " C o l u m n "   E l e m e n t I d = " 1 8 9 9 9 9 0 1 1 5 "   D a t a T y p e = " L a b e l " > T o t A m t D e f C a p t i o n < / T o t A m t D e f C a p t i o n > + 
+         < P o s t e d _ D e f e r r a l _ H e a d e r   E l e m e n t T y p e = " D a t a I t e m "   E l e m e n t I d = " 1 0 4 2 5 8 3 7 8 8 " >   
              < A c c o u n t N a m e   E l e m e n t T y p e = " C o l u m n "   E l e m e n t I d = " 1 7 2 4 8 6 5 1 3 3 "   D a t a T y p e = " T e x t " > A c c o u n t N a m e < / A c c o u n t N a m e >   
@@ -4408,7 +4568,7 @@
  
              < G e n J n l D o c N o   E l e m e n t T y p e = " C o l u m n "   E l e m e n t I d = " 1 0 9 5 1 2 2 4 0 8 "   D a t a T y p e = " C o d e " > G e n J n l D o c N o < / G e n J n l D o c N o >   
-             < G L D o c T y p e   E l e m e n t T y p e = " C o l u m n "   E l e m e n t I d = " 4 0 0 3 5 8 6 5 0 "   D a t a T y p e = " O p t i o n " > G L D o c T y p e < / G L D o c T y p e > +             < G L D o c T y p e   E l e m e n t T y p e = " C o l u m n "   E l e m e n t I d = " 4 0 0 3 5 8 6 5 0 "   D a t a T y p e = " E n u m " > G L D o c T y p e < / G L D o c T y p e >   
              < G L D o c T y p e S t r i n g   E l e m e n t T y p e = " C o l u m n "   E l e m e n t I d = " 1 0 6 0 1 9 8 8 7 7 "   D a t a T y p e = " T e x t " > G L D o c T y p e S t r i n g < / G L D o c T y p e S t r i n g >   

--- a/src/Layers/W1/BaseApp/Finance/Deferral/DeferralSummaryGLBody.docx
+++ b/src/Layers/W1/BaseApp/Finance/Deferral/DeferralSummaryGLBody.docx
@@ -4051,6 +4051,8 @@
  
              < R e p o r t N a m e > R e p o r t   N a m e < / R e p o r t N a m e >   
+             < R e p o r t C a p t i o n > R e p o r t   C a p t i o n < / R e p o r t C a p t i o n > + 
              < A b o u t T h i s R e p o r t T i t l e > A b o u t   T h i s   R e p o r t   T i t l e < / A b o u t T h i s R e p o r t T i t l e >   
              < A b o u t T h i s R e p o r t T e x t > A b o u t   T h i s   R e p o r t   T e x t < / A b o u t T h i s R e p o r t T e x t > @@ -4105,21 +4107,21 @@
  
              < C o m p a n y A d d r e s s L i n e s >   
-                 < C o m p a n y A d d r e s s L i n e > C o m p a n y   A d d r e s s   L i n e   1 < / C o m p a n y A d d r e s s L i n e > - 
-                 < C o m p a n y A d d r e s s L i n e > C o m p a n y   A d d r e s s   L i n e   2 < / C o m p a n y A d d r e s s L i n e > - 
-                 < C o m p a n y A d d r e s s L i n e > C o m p a n y   A d d r e s s   L i n e   3 < / C o m p a n y A d d r e s s L i n e > - 
-                 < C o m p a n y A d d r e s s L i n e > C o m p a n y   A d d r e s s   L i n e   4 < / C o m p a n y A d d r e s s L i n e > - 
-                 < C o m p a n y A d d r e s s L i n e > C o m p a n y   A d d r e s s   L i n e   5 < / C o m p a n y A d d r e s s L i n e > - 
-                 < C o m p a n y A d d r e s s L i n e > C o m p a n y   A d d r e s s   L i n e   6 < / C o m p a n y A d d r e s s L i n e > - 
-                 < C o m p a n y A d d r e s s L i n e > C o m p a n y   A d d r e s s   L i n e   7 < / C o m p a n y A d d r e s s L i n e > - 
-                 < C o m p a n y A d d r e s s L i n e > C o m p a n y   A d d r e s s   L i n e   8 < / C o m p a n y A d d r e s s L i n e > +                 < C o m p a n y A d d r e s s L i n e 1 > C o m p a n y   A d d r e s s   L i n e   1 < / C o m p a n y A d d r e s s L i n e 1 > + 
+                 < C o m p a n y A d d r e s s L i n e 2 > C o m p a n y   A d d r e s s   L i n e   2 < / C o m p a n y A d d r e s s L i n e 2 > + 
+                 < C o m p a n y A d d r e s s L i n e 3 > C o m p a n y   A d d r e s s   L i n e   3 < / C o m p a n y A d d r e s s L i n e 3 > + 
+                 < C o m p a n y A d d r e s s L i n e 4 > C o m p a n y   A d d r e s s   L i n e   4 < / C o m p a n y A d d r e s s L i n e 4 > + 
+                 < C o m p a n y A d d r e s s L i n e 5 > C o m p a n y   A d d r e s s   L i n e   5 < / C o m p a n y A d d r e s s L i n e 5 > + 
+                 < C o m p a n y A d d r e s s L i n e 6 > C o m p a n y   A d d r e s s   L i n e   6 < / C o m p a n y A d d r e s s L i n e 6 > + 
+                 < C o m p a n y A d d r e s s L i n e 7 > C o m p a n y   A d d r e s s   L i n e   7 < / C o m p a n y A d d r e s s L i n e 7 > + 
+                 < C o m p a n y A d d r e s s L i n e 8 > C o m p a n y   A d d r e s s   L i n e   8 < / C o m p a n y A d d r e s s L i n e 8 >   
              < / C o m p a n y A d d r e s s L i n e s >   
@@ -4334,6 +4336,8 @@
  
              < R e p o r t N a m e > R e p o r t   N a m e < / R e p o r t N a m e >   
+             < R e p o r t C a p t i o n > R e p o r t   C a p t i o n < / R e p o r t C a p t i o n > + 
              < A b o u t T h i s R e p o r t T i t l e > A b o u t   T h i s   R e p o r t   T i t l e < / A b o u t T h i s R e p o r t T i t l e >   
              < A b o u t T h i s R e p o r t T e x t > A b o u t   T h i s   R e p o r t   T e x t < / A b o u t T h i s R e p o r t T e x t > @@ -4388,21 +4392,21 @@
  
              < C o m p a n y A d d r e s s L i n e s >   
-                 < C o m p a n y A d d r e s s L i n e > C o m p a n y   A d d r e s s   L i n e   1 < / C o m p a n y A d d r e s s L i n e > - 
-                 < C o m p a n y A d d r e s s L i n e > C o m p a n y   A d d r e s s   L i n e   2 < / C o m p a n y A d d r e s s L i n e > - 
-                 < C o m p a n y A d d r e s s L i n e > C o m p a n y   A d d r e s s   L i n e   3 < / C o m p a n y A d d r e s s L i n e > - 
-                 < C o m p a n y A d d r e s s L i n e > C o m p a n y   A d d r e s s   L i n e   4 < / C o m p a n y A d d r e s s L i n e > - 
-                 < C o m p a n y A d d r e s s L i n e > C o m p a n y   A d d r e s s   L i n e   5 < / C o m p a n y A d d r e s s L i n e > - 
-                 < C o m p a n y A d d r e s s L i n e > C o m p a n y   A d d r e s s   L i n e   6 < / C o m p a n y A d d r e s s L i n e > - 
-                 < C o m p a n y A d d r e s s L i n e > C o m p a n y   A d d r e s s   L i n e   7 < / C o m p a n y A d d r e s s L i n e > - 
-                 < C o m p a n y A d d r e s s L i n e > C o m p a n y   A d d r e s s   L i n e   8 < / C o m p a n y A d d r e s s L i n e > +                 < C o m p a n y A d d r e s s L i n e 1 > C o m p a n y   A d d r e s s   L i n e   1 < / C o m p a n y A d d r e s s L i n e 1 > + 
+                 < C o m p a n y A d d r e s s L i n e 2 > C o m p a n y   A d d r e s s   L i n e   2 < / C o m p a n y A d d r e s s L i n e 2 > + 
+                 < C o m p a n y A d d r e s s L i n e 3 > C o m p a n y   A d d r e s s   L i n e   3 < / C o m p a n y A d d r e s s L i n e 3 > + 
+                 < C o m p a n y A d d r e s s L i n e 4 > C o m p a n y   A d d r e s s   L i n e   4 < / C o m p a n y A d d r e s s L i n e 4 > + 
+                 < C o m p a n y A d d r e s s L i n e 5 > C o m p a n y   A d d r e s s   L i n e   5 < / C o m p a n y A d d r e s s L i n e 5 > + 
+                 < C o m p a n y A d d r e s s L i n e 6 > C o m p a n y   A d d r e s s   L i n e   6 < / C o m p a n y A d d r e s s L i n e 6 > + 
+                 < C o m p a n y A d d r e s s L i n e 7 > C o m p a n y   A d d r e s s   L i n e   7 < / C o m p a n y A d d r e s s L i n e 7 > + 
+                 < C o m p a n y A d d r e s s L i n e 8 > C o m p a n y   A d d r e s s   L i n e   8 < / C o m p a n y A d d r e s s L i n e 8 >   
              < / C o m p a n y A d d r e s s L i n e s >   

--- a/src/Layers/W1/BaseApp/Finance/Deferral/DeferralSummaryGLBody.docx
+++ b/src/Layers/W1/BaseApp/Finance/Deferral/DeferralSummaryGLBody.docx
@@ -41,15 +41,13 @@
                 <w:placeholder>
                   <w:docPart w:val="1DC74268A15C46058CED58ABFCA5C68F"/>
                 </w:placeholder>
-                <w:dataBinding w:prefixMappings="xmlns:ns0='urn:microsoft-dynamics-nav/reports/Deferral_Summary_G_L/1700/'" w:xpath="/ns0:NavWordReportXmlPart[1]/ns0:Labels[1]/ns0:BalAsOfDateCaption[1]" w:storeItemID="{E9594516-7200-468B-87B2-7A42DF10C81C}"/>
+                <w:dataBinding w:prefixMappings="&lt;xmlns:ns0='urn:microsoft-dynamics-nav/reports/Deferral_Summary_G_L/1700/' " w:xpath="/ns0:NavWordReportXmlPart[1]/ns0:Labels[1]/ns0:BalAsOfDateCaption[1]" w:storeItemID="{E9594516-7200-468B-87B2-7A42DF10C81C}"/>
                 <w:text/>
               </w:sdtPr>
               <w:sdtContent>
-                <w:proofErr w:type="spellStart"/>
                 <w:r>
                   <w:t>BalAsOfDateCaption</w:t>
                 </w:r>
-                <w:proofErr w:type="spellEnd"/>
               </w:sdtContent>
             </w:sdt>
           </w:p>
@@ -64,6 +62,7 @@
             </w:placeholder>
             <w15:color w:val="808080"/>
             <w:text/>
+            <w:dataBinding w:prefixMappings="&lt;xmlns:ns0='urn:microsoft-dynamics-nav/reports/Deferral_Summary_G_L/1700/' " w:xpath="/ns0:NavWordReportXmlPart[1]/ns0:Labels[1]/ns0:UserLabel[1]"/>
           </w:sdtPr>
           <w:sdtContent>
             <w:tc>
@@ -75,11 +74,9 @@
                   <w:pStyle w:val="BCLabel"/>
                   <w:spacing w:line="276" w:lineRule="auto"/>
                 </w:pPr>
-                <w:proofErr w:type="spellStart"/>
                 <w:r>
                   <w:t>UserLabel</w:t>
                 </w:r>
-                <w:proofErr w:type="spellEnd"/>
               </w:p>
             </w:tc>
           </w:sdtContent>
@@ -160,15 +157,13 @@
                 <w:placeholder>
                   <w:docPart w:val="7ED5A2B9BD95441FAB7D602A4182263E"/>
                 </w:placeholder>
-                <w:dataBinding w:prefixMappings="xmlns:ns0='urn:microsoft-dynamics-nav/reports/Deferral_Summary_G_L/1700/'" w:xpath="/ns0:NavWordReportXmlPart[1]/ns0:GLAccount[1]/ns0:BalanceAsOfDateFilter[1]" w:storeItemID="{E9594516-7200-468B-87B2-7A42DF10C81C}"/>
+                <w:dataBinding w:prefixMappings="&lt;xmlns:ns0='urn:microsoft-dynamics-nav/reports/Deferral_Summary_G_L/1700/' " w:xpath="/ns0:NavWordReportXmlPart[1]/ns0:GLAccount[1]/ns0:BalanceAsOfDateFilter[1]" w:storeItemID="{E9594516-7200-468B-87B2-7A42DF10C81C}"/>
                 <w:text/>
               </w:sdtPr>
               <w:sdtContent>
-                <w:proofErr w:type="spellStart"/>
                 <w:r>
                   <w:t>BalanceAsOfDateFilter</w:t>
                 </w:r>
-                <w:proofErr w:type="spellEnd"/>
               </w:sdtContent>
             </w:sdt>
           </w:p>
@@ -183,6 +178,7 @@
             </w:placeholder>
             <w15:color w:val="808080"/>
             <w:text/>
+            <w:dataBinding w:prefixMappings="&lt;xmlns:ns0='urn:microsoft-dynamics-nav/reports/Deferral_Summary_G_L/1700/' " w:xpath="/ns0:NavWordReportXmlPart[1]/ns0:BCReportInformation[1]/ns0:ReportRequest[1]/ns0:UserName[1]"/>
           </w:sdtPr>
           <w:sdtContent>
             <w:tc>
@@ -277,7 +273,7 @@
             <w:placeholder>
               <w:docPart w:val="ABD2A79E7FC9416E93B53ED77E4C4800"/>
             </w:placeholder>
-            <w:dataBinding w:prefixMappings="xmlns:ns0='urn:microsoft-dynamics-nav/reports/Deferral_Summary_G_L/1700/'" w:xpath="/ns0:NavWordReportXmlPart[1]/ns0:Labels[1]/ns0:PostingDateCaption[1]" w:storeItemID="{E9594516-7200-468B-87B2-7A42DF10C81C}"/>
+            <w:dataBinding w:prefixMappings="&lt;xmlns:ns0='urn:microsoft-dynamics-nav/reports/Deferral_Summary_G_L/1700/' " w:xpath="/ns0:NavWordReportXmlPart[1]/ns0:Labels[1]/ns0:PostingDateCaption[1]" w:storeItemID="{E9594516-7200-468B-87B2-7A42DF10C81C}"/>
             <w:text/>
           </w:sdtPr>
           <w:sdtContent>
@@ -296,11 +292,9 @@
                   <w:pStyle w:val="BCLabel"/>
                   <w:spacing w:before="160" w:after="80"/>
                 </w:pPr>
-                <w:proofErr w:type="spellStart"/>
                 <w:r>
                   <w:t>PostingDateCaption</w:t>
                 </w:r>
-                <w:proofErr w:type="spellEnd"/>
               </w:p>
             </w:tc>
           </w:sdtContent>
@@ -313,7 +307,7 @@
             <w:placeholder>
               <w:docPart w:val="DE574FF1BDAE4ED3AA3978D4B98DC3CB"/>
             </w:placeholder>
-            <w:dataBinding w:prefixMappings="xmlns:ns0='urn:microsoft-dynamics-nav/reports/Deferral_Summary_G_L/1700/'" w:xpath="/ns0:NavWordReportXmlPart[1]/ns0:Labels[1]/ns0:DocTypeCaption[1]" w:storeItemID="{E9594516-7200-468B-87B2-7A42DF10C81C}"/>
+            <w:dataBinding w:prefixMappings="&lt;xmlns:ns0='urn:microsoft-dynamics-nav/reports/Deferral_Summary_G_L/1700/' " w:xpath="/ns0:NavWordReportXmlPart[1]/ns0:Labels[1]/ns0:DocTypeCaption[1]" w:storeItemID="{E9594516-7200-468B-87B2-7A42DF10C81C}"/>
             <w:text/>
           </w:sdtPr>
           <w:sdtContent>
@@ -332,11 +326,9 @@
                   <w:pStyle w:val="BCLabel"/>
                   <w:spacing w:before="160" w:after="80"/>
                 </w:pPr>
-                <w:proofErr w:type="spellStart"/>
                 <w:r>
                   <w:t>DocTypeCaption</w:t>
                 </w:r>
-                <w:proofErr w:type="spellEnd"/>
               </w:p>
             </w:tc>
           </w:sdtContent>
@@ -349,7 +341,7 @@
             <w:placeholder>
               <w:docPart w:val="7589B1F2E2A04C47A0566EEA5DFFD914"/>
             </w:placeholder>
-            <w:dataBinding w:prefixMappings="xmlns:ns0='urn:microsoft-dynamics-nav/reports/Deferral_Summary_G_L/1700/'" w:xpath="/ns0:NavWordReportXmlPart[1]/ns0:Labels[1]/ns0:DocNoCaption[1]" w:storeItemID="{E9594516-7200-468B-87B2-7A42DF10C81C}"/>
+            <w:dataBinding w:prefixMappings="&lt;xmlns:ns0='urn:microsoft-dynamics-nav/reports/Deferral_Summary_G_L/1700/' " w:xpath="/ns0:NavWordReportXmlPart[1]/ns0:Labels[1]/ns0:DocNoCaption[1]" w:storeItemID="{E9594516-7200-468B-87B2-7A42DF10C81C}"/>
             <w:text/>
           </w:sdtPr>
           <w:sdtContent>
@@ -368,11 +360,9 @@
                   <w:pStyle w:val="BCLabel"/>
                   <w:spacing w:before="160" w:after="80"/>
                 </w:pPr>
-                <w:proofErr w:type="spellStart"/>
                 <w:r>
                   <w:t>DocNoCaption</w:t>
                 </w:r>
-                <w:proofErr w:type="spellEnd"/>
               </w:p>
             </w:tc>
           </w:sdtContent>
@@ -385,7 +375,7 @@
             <w:placeholder>
               <w:docPart w:val="E04B0ACACAB34BD48716D81F402CC6CE"/>
             </w:placeholder>
-            <w:dataBinding w:prefixMappings="xmlns:ns0='urn:microsoft-dynamics-nav/reports/Deferral_Summary_G_L/1700/'" w:xpath="/ns0:NavWordReportXmlPart[1]/ns0:Labels[1]/ns0:DeferralAccountCaption[1]" w:storeItemID="{E9594516-7200-468B-87B2-7A42DF10C81C}"/>
+            <w:dataBinding w:prefixMappings="&lt;xmlns:ns0='urn:microsoft-dynamics-nav/reports/Deferral_Summary_G_L/1700/' " w:xpath="/ns0:NavWordReportXmlPart[1]/ns0:Labels[1]/ns0:DeferralAccountCaption[1]" w:storeItemID="{E9594516-7200-468B-87B2-7A42DF10C81C}"/>
             <w:text/>
           </w:sdtPr>
           <w:sdtContent>
@@ -419,7 +409,7 @@
             <w:placeholder>
               <w:docPart w:val="3427535CBECF47DD8DA33362CD0AAE32"/>
             </w:placeholder>
-            <w:dataBinding w:prefixMappings="xmlns:ns0='urn:microsoft-dynamics-nav/reports/Deferral_Summary_G_L/1700/'" w:xpath="/ns0:NavWordReportXmlPart[1]/ns0:Labels[1]/ns0:DefStartDateCaption[1]" w:storeItemID="{E9594516-7200-468B-87B2-7A42DF10C81C}"/>
+            <w:dataBinding w:prefixMappings="&lt;xmlns:ns0='urn:microsoft-dynamics-nav/reports/Deferral_Summary_G_L/1700/' " w:xpath="/ns0:NavWordReportXmlPart[1]/ns0:Labels[1]/ns0:DefStartDateCaption[1]" w:storeItemID="{E9594516-7200-468B-87B2-7A42DF10C81C}"/>
             <w:text/>
           </w:sdtPr>
           <w:sdtContent>
@@ -438,11 +428,9 @@
                   <w:pStyle w:val="BCLabel"/>
                   <w:spacing w:before="160" w:after="80"/>
                 </w:pPr>
-                <w:proofErr w:type="spellStart"/>
                 <w:r>
                   <w:t>DefStartDateCaption</w:t>
                 </w:r>
-                <w:proofErr w:type="spellEnd"/>
               </w:p>
             </w:tc>
           </w:sdtContent>
@@ -455,7 +443,7 @@
             <w:placeholder>
               <w:docPart w:val="7D12A76BB4784B5F94779D89C9D7AB18"/>
             </w:placeholder>
-            <w:dataBinding w:prefixMappings="xmlns:ns0='urn:microsoft-dynamics-nav/reports/Deferral_Summary_G_L/1700/'" w:xpath="/ns0:NavWordReportXmlPart[1]/ns0:Labels[1]/ns0:NoOfPeriodsCaption[1]" w:storeItemID="{E9594516-7200-468B-87B2-7A42DF10C81C}"/>
+            <w:dataBinding w:prefixMappings="&lt;xmlns:ns0='urn:microsoft-dynamics-nav/reports/Deferral_Summary_G_L/1700/' " w:xpath="/ns0:NavWordReportXmlPart[1]/ns0:Labels[1]/ns0:NoOfPeriodsCaption[1]" w:storeItemID="{E9594516-7200-468B-87B2-7A42DF10C81C}"/>
             <w:text/>
           </w:sdtPr>
           <w:sdtContent>
@@ -475,11 +463,9 @@
                   <w:spacing w:before="160" w:after="80"/>
                   <w:jc w:val="right"/>
                 </w:pPr>
-                <w:proofErr w:type="spellStart"/>
                 <w:r>
                   <w:t>NoOfPeriodsCaption</w:t>
                 </w:r>
-                <w:proofErr w:type="spellEnd"/>
               </w:p>
             </w:tc>
           </w:sdtContent>
@@ -492,7 +478,7 @@
             <w:placeholder>
               <w:docPart w:val="29FBBF0A5F314F73968D117B93F56533"/>
             </w:placeholder>
-            <w:dataBinding w:prefixMappings="xmlns:ns0='urn:microsoft-dynamics-nav/reports/Deferral_Summary_G_L/1700/'" w:xpath="/ns0:NavWordReportXmlPart[1]/ns0:Labels[1]/ns0:AmountRecognizedCaption[1]" w:storeItemID="{E9594516-7200-468B-87B2-7A42DF10C81C}"/>
+            <w:dataBinding w:prefixMappings="&lt;xmlns:ns0='urn:microsoft-dynamics-nav/reports/Deferral_Summary_G_L/1700/' " w:xpath="/ns0:NavWordReportXmlPart[1]/ns0:Labels[1]/ns0:AmountRecognizedCaption[1]" w:storeItemID="{E9594516-7200-468B-87B2-7A42DF10C81C}"/>
             <w:text/>
           </w:sdtPr>
           <w:sdtContent>
@@ -512,11 +498,9 @@
                   <w:spacing w:before="160" w:after="80"/>
                   <w:jc w:val="right"/>
                 </w:pPr>
-                <w:proofErr w:type="spellStart"/>
                 <w:r>
                   <w:t>AmountRecognizedCaption</w:t>
                 </w:r>
-                <w:proofErr w:type="spellEnd"/>
               </w:p>
             </w:tc>
           </w:sdtContent>
@@ -529,7 +513,7 @@
             <w:placeholder>
               <w:docPart w:val="4743FFD7B6DC4738B9E102A8CBDF9CFC"/>
             </w:placeholder>
-            <w:dataBinding w:prefixMappings="xmlns:ns0='urn:microsoft-dynamics-nav/reports/Deferral_Summary_G_L/1700/'" w:xpath="/ns0:NavWordReportXmlPart[1]/ns0:Labels[1]/ns0:RemAmountDefCaption[1]" w:storeItemID="{E9594516-7200-468B-87B2-7A42DF10C81C}"/>
+            <w:dataBinding w:prefixMappings="&lt;xmlns:ns0='urn:microsoft-dynamics-nav/reports/Deferral_Summary_G_L/1700/' " w:xpath="/ns0:NavWordReportXmlPart[1]/ns0:Labels[1]/ns0:RemAmountDefCaption[1]" w:storeItemID="{E9594516-7200-468B-87B2-7A42DF10C81C}"/>
             <w:text/>
           </w:sdtPr>
           <w:sdtContent>
@@ -549,11 +533,9 @@
                   <w:spacing w:before="160" w:after="80"/>
                   <w:jc w:val="right"/>
                 </w:pPr>
-                <w:proofErr w:type="spellStart"/>
                 <w:r>
                   <w:t>RemAmountDefCaption</w:t>
                 </w:r>
-                <w:proofErr w:type="spellEnd"/>
               </w:p>
             </w:tc>
           </w:sdtContent>
@@ -566,7 +548,7 @@
             <w:placeholder>
               <w:docPart w:val="071663BF9A8C4157BF1D87E77FBA6D47"/>
             </w:placeholder>
-            <w:dataBinding w:prefixMappings="xmlns:ns0='urn:microsoft-dynamics-nav/reports/Deferral_Summary_G_L/1700/'" w:xpath="/ns0:NavWordReportXmlPart[1]/ns0:Labels[1]/ns0:TotalAmountDefCaption[1]" w:storeItemID="{E9594516-7200-468B-87B2-7A42DF10C81C}"/>
+            <w:dataBinding w:prefixMappings="&lt;xmlns:ns0='urn:microsoft-dynamics-nav/reports/Deferral_Summary_G_L/1700/' " w:xpath="/ns0:NavWordReportXmlPart[1]/ns0:Labels[1]/ns0:TotalAmountDefCaption[1]" w:storeItemID="{E9594516-7200-468B-87B2-7A42DF10C81C}"/>
             <w:text/>
           </w:sdtPr>
           <w:sdtContent>
@@ -586,11 +568,9 @@
                   <w:spacing w:before="160" w:after="80"/>
                   <w:jc w:val="right"/>
                 </w:pPr>
-                <w:proofErr w:type="spellStart"/>
                 <w:r>
                   <w:t>TotalAmountDefCaption</w:t>
                 </w:r>
-                <w:proofErr w:type="spellEnd"/>
               </w:p>
             </w:tc>
           </w:sdtContent>
@@ -605,7 +585,7 @@
           <w:alias w:val="#Nav: /GLAccount"/>
           <w:tag w:val="#Nav: Deferral_Summary_G_L/1700"/>
           <w:id w:val="1489206600"/>
-          <w15:dataBinding w:prefixMappings="xmlns:ns0='urn:microsoft-dynamics-nav/reports/Deferral_Summary_G_L/1700/'" w:xpath="/ns0:NavWordReportXmlPart[1]/ns0:GLAccount" w:storeItemID="{E9594516-7200-468B-87B2-7A42DF10C81C}"/>
+          <w15:dataBinding w:prefixMappings="&lt;xmlns:ns0='urn:microsoft-dynamics-nav/reports/Deferral_Summary_G_L/1700/' " w:xpath="/ns0:NavWordReportXmlPart[1]/ns0:GLAccount" w:storeItemID="{E9594516-7200-468B-87B2-7A42DF10C81C}"/>
           <w15:repeatingSection/>
         </w:sdtPr>
         <w:sdtContent>
@@ -651,15 +631,13 @@
                         <w:placeholder>
                           <w:docPart w:val="DC21502090714587A7E3ED5A8392CF55"/>
                         </w:placeholder>
-                        <w:dataBinding w:prefixMappings="xmlns:ns0='urn:microsoft-dynamics-nav/reports/Deferral_Summary_G_L/1700/'" w:xpath="/ns0:NavWordReportXmlPart[1]/ns0:Labels[1]/ns0:No_GLAccCaption[1]" w:storeItemID="{E9594516-7200-468B-87B2-7A42DF10C81C}"/>
+                        <w:dataBinding w:prefixMappings="&lt;xmlns:ns0='urn:microsoft-dynamics-nav/reports/Deferral_Summary_G_L/1700/' " w:xpath="/ns0:NavWordReportXmlPart[1]/ns0:Labels[1]/ns0:No_GLAccCaption[1]" w:storeItemID="{E9594516-7200-468B-87B2-7A42DF10C81C}"/>
                         <w:text/>
                       </w:sdtPr>
                       <w:sdtContent>
-                        <w:proofErr w:type="spellStart"/>
                         <w:r>
                           <w:t>No_GLAccCaption</w:t>
                         </w:r>
-                        <w:proofErr w:type="spellEnd"/>
                       </w:sdtContent>
                     </w:sdt>
                     <w:r>
@@ -684,15 +662,13 @@
                             <w:placeholder>
                               <w:docPart w:val="F9E11E633A9F48A1A9532F11BCE488AB"/>
                             </w:placeholder>
-                            <w:dataBinding w:prefixMappings="xmlns:ns0='urn:microsoft-dynamics-nav/reports/Deferral_Summary_G_L/1700/'" w:xpath="/ns0:NavWordReportXmlPart[1]/ns0:GLAccount[1]/ns0:Posted_Deferral_Header[1]/ns0:No_GLAcc[1]" w:storeItemID="{E9594516-7200-468B-87B2-7A42DF10C81C}"/>
+                            <w:dataBinding w:prefixMappings="&lt;xmlns:ns0='urn:microsoft-dynamics-nav/reports/Deferral_Summary_G_L/1700/' " w:xpath="/ns0:NavWordReportXmlPart[1]/ns0:GLAccount[1]/ns0:Posted_Deferral_Header[1]/ns0:No_GLAcc[1]" w:storeItemID="{E9594516-7200-468B-87B2-7A42DF10C81C}"/>
                             <w:text/>
                           </w:sdtPr>
                           <w:sdtContent>
-                            <w:proofErr w:type="spellStart"/>
                             <w:r>
                               <w:t>No_GLAcc</w:t>
                             </w:r>
-                            <w:proofErr w:type="spellEnd"/>
                           </w:sdtContent>
                         </w:sdt>
                       </w:sdtContent>
@@ -710,7 +686,7 @@
                     <w:placeholder>
                       <w:docPart w:val="BC4B4FDE102C46559F56D378C49F5FE8"/>
                     </w:placeholder>
-                    <w:dataBinding w:prefixMappings="xmlns:ns0='urn:microsoft-dynamics-nav/reports/Deferral_Summary_G_L/1700/'" w:xpath="/ns0:NavWordReportXmlPart[1]/ns0:GLAccount[1]/ns0:Posted_Deferral_Header[1]/ns0:AccountName[1]" w:storeItemID="{E9594516-7200-468B-87B2-7A42DF10C81C}"/>
+                    <w:dataBinding w:prefixMappings="&lt;xmlns:ns0='urn:microsoft-dynamics-nav/reports/Deferral_Summary_G_L/1700/' " w:xpath="/ns0:NavWordReportXmlPart[1]/ns0:GLAccount[1]/ns0:Posted_Deferral_Header[1]/ns0:AccountName[1]" w:storeItemID="{E9594516-7200-468B-87B2-7A42DF10C81C}"/>
                     <w:text/>
                   </w:sdtPr>
                   <w:sdtContent>
@@ -729,11 +705,9 @@
                           <w:pStyle w:val="NoSpacing"/>
                           <w:spacing w:before="360" w:after="180"/>
                         </w:pPr>
-                        <w:proofErr w:type="spellStart"/>
                         <w:r>
                           <w:t>AccountName</w:t>
                         </w:r>
-                        <w:proofErr w:type="spellEnd"/>
                       </w:p>
                     </w:tc>
                   </w:sdtContent>
@@ -866,7 +840,7 @@
                   <w:alias w:val="#Nav: /GLAccount/Posted_Deferral_Header"/>
                   <w:tag w:val="#Nav: Deferral_Summary_G_L/1700"/>
                   <w:id w:val="-1215507654"/>
-                  <w15:dataBinding w:prefixMappings="xmlns:ns0='urn:microsoft-dynamics-nav/reports/Deferral_Summary_G_L/1700/'" w:xpath="/ns0:NavWordReportXmlPart[1]/ns0:GLAccount[1]/ns0:Posted_Deferral_Header" w:storeItemID="{E9594516-7200-468B-87B2-7A42DF10C81C}"/>
+                  <w15:dataBinding w:prefixMappings="&lt;xmlns:ns0='urn:microsoft-dynamics-nav/reports/Deferral_Summary_G_L/1700/' " w:xpath="/ns0:NavWordReportXmlPart[1]/ns0:GLAccount[1]/ns0:Posted_Deferral_Header" w:storeItemID="{E9594516-7200-468B-87B2-7A42DF10C81C}"/>
                   <w15:repeatingSection/>
                 </w:sdtPr>
                 <w:sdtContent>
@@ -886,7 +860,7 @@
                         <w:trPr>
                           <w:cnfStyle w:val="000000010000" w:firstRow="0" w:lastRow="0" w:firstColumn="0" w:lastColumn="0" w:oddVBand="0" w:evenVBand="0" w:oddHBand="0" w:evenHBand="1" w:firstRowFirstColumn="0" w:firstRowLastColumn="0" w:lastRowFirstColumn="0" w:lastRowLastColumn="0"/>
                           <w:cantSplit/>
-                          <w:trHeight w:val="418"/>
+                          <w:trHeight w:val="320"/>
                         </w:trPr>
                         <w:sdt>
                           <w:sdtPr>
@@ -919,7 +893,7 @@
                                 <w:placeholder>
                                   <w:docPart w:val="BC4B4FDE102C46559F56D378C49F5FE8"/>
                                 </w:placeholder>
-                                <w:dataBinding w:prefixMappings="xmlns:ns0='urn:microsoft-dynamics-nav/reports/Deferral_Summary_G_L/1700/'" w:xpath="/ns0:NavWordReportXmlPart[1]/ns0:GLAccount[1]/ns0:Posted_Deferral_Header[1]/ns0:PostingDate[1]" w:storeItemID="{E9594516-7200-468B-87B2-7A42DF10C81C}"/>
+                                <w:dataBinding w:prefixMappings="&lt;xmlns:ns0='urn:microsoft-dynamics-nav/reports/Deferral_Summary_G_L/1700/' " w:xpath="/ns0:NavWordReportXmlPart[1]/ns0:GLAccount[1]/ns0:Posted_Deferral_Header[1]/ns0:PostingDate[1]" w:storeItemID="{E9594516-7200-468B-87B2-7A42DF10C81C}"/>
                                 <w:text/>
                               </w:sdtPr>
                               <w:sdtEndPr>
@@ -943,11 +917,9 @@
                                     <w:pPr>
                                       <w:pStyle w:val="NoSpacing"/>
                                     </w:pPr>
-                                    <w:proofErr w:type="spellStart"/>
                                     <w:r>
                                       <w:t>PostingDate</w:t>
                                     </w:r>
-                                    <w:proofErr w:type="spellEnd"/>
                                   </w:p>
                                 </w:tc>
                               </w:sdtContent>
@@ -962,7 +934,7 @@
                             <w:placeholder>
                               <w:docPart w:val="BC4B4FDE102C46559F56D378C49F5FE8"/>
                             </w:placeholder>
-                            <w:dataBinding w:prefixMappings="xmlns:ns0='urn:microsoft-dynamics-nav/reports/Deferral_Summary_G_L/1700/'" w:xpath="/ns0:NavWordReportXmlPart[1]/ns0:GLAccount[1]/ns0:Posted_Deferral_Header[1]/ns0:GLDocTypeString[1]" w:storeItemID="{E9594516-7200-468B-87B2-7A42DF10C81C}"/>
+                            <w:dataBinding w:prefixMappings="&lt;xmlns:ns0='urn:microsoft-dynamics-nav/reports/Deferral_Summary_G_L/1700/' " w:xpath="/ns0:NavWordReportXmlPart[1]/ns0:GLAccount[1]/ns0:Posted_Deferral_Header[1]/ns0:GLDocTypeString[1]" w:storeItemID="{E9594516-7200-468B-87B2-7A42DF10C81C}"/>
                             <w:text/>
                           </w:sdtPr>
                           <w:sdtContent>
@@ -980,11 +952,9 @@
                                 <w:pPr>
                                   <w:pStyle w:val="NoSpacing"/>
                                 </w:pPr>
-                                <w:proofErr w:type="spellStart"/>
                                 <w:r>
                                   <w:t>GLDocTypeString</w:t>
                                 </w:r>
-                                <w:proofErr w:type="spellEnd"/>
                               </w:p>
                             </w:tc>
                           </w:sdtContent>
@@ -997,7 +967,7 @@
                             <w:placeholder>
                               <w:docPart w:val="BC4B4FDE102C46559F56D378C49F5FE8"/>
                             </w:placeholder>
-                            <w:dataBinding w:prefixMappings="xmlns:ns0='urn:microsoft-dynamics-nav/reports/Deferral_Summary_G_L/1700/'" w:xpath="/ns0:NavWordReportXmlPart[1]/ns0:GLAccount[1]/ns0:Posted_Deferral_Header[1]/ns0:GenJnlDocNo[1]" w:storeItemID="{E9594516-7200-468B-87B2-7A42DF10C81C}"/>
+                            <w:dataBinding w:prefixMappings="&lt;xmlns:ns0='urn:microsoft-dynamics-nav/reports/Deferral_Summary_G_L/1700/' " w:xpath="/ns0:NavWordReportXmlPart[1]/ns0:GLAccount[1]/ns0:Posted_Deferral_Header[1]/ns0:GenJnlDocNo[1]" w:storeItemID="{E9594516-7200-468B-87B2-7A42DF10C81C}"/>
                             <w:text/>
                           </w:sdtPr>
                           <w:sdtContent>
@@ -1030,7 +1000,7 @@
                             <w:placeholder>
                               <w:docPart w:val="BC4B4FDE102C46559F56D378C49F5FE8"/>
                             </w:placeholder>
-                            <w:dataBinding w:prefixMappings="xmlns:ns0='urn:microsoft-dynamics-nav/reports/Deferral_Summary_G_L/1700/'" w:xpath="/ns0:NavWordReportXmlPart[1]/ns0:GLAccount[1]/ns0:Posted_Deferral_Header[1]/ns0:DeferralAccount[1]" w:storeItemID="{E9594516-7200-468B-87B2-7A42DF10C81C}"/>
+                            <w:dataBinding w:prefixMappings="&lt;xmlns:ns0='urn:microsoft-dynamics-nav/reports/Deferral_Summary_G_L/1700/' " w:xpath="/ns0:NavWordReportXmlPart[1]/ns0:GLAccount[1]/ns0:Posted_Deferral_Header[1]/ns0:DeferralAccount[1]" w:storeItemID="{E9594516-7200-468B-87B2-7A42DF10C81C}"/>
                             <w:text/>
                           </w:sdtPr>
                           <w:sdtContent>
@@ -1048,11 +1018,9 @@
                                 <w:pPr>
                                   <w:pStyle w:val="NoSpacing"/>
                                 </w:pPr>
-                                <w:proofErr w:type="spellStart"/>
                                 <w:r>
                                   <w:t>DeferralAccount</w:t>
                                 </w:r>
-                                <w:proofErr w:type="spellEnd"/>
                               </w:p>
                             </w:tc>
                           </w:sdtContent>
@@ -1065,7 +1033,7 @@
                             <w:placeholder>
                               <w:docPart w:val="BC4B4FDE102C46559F56D378C49F5FE8"/>
                             </w:placeholder>
-                            <w:dataBinding w:prefixMappings="xmlns:ns0='urn:microsoft-dynamics-nav/reports/Deferral_Summary_G_L/1700/'" w:xpath="/ns0:NavWordReportXmlPart[1]/ns0:GLAccount[1]/ns0:Posted_Deferral_Header[1]/ns0:DeferralStartDate[1]" w:storeItemID="{E9594516-7200-468B-87B2-7A42DF10C81C}"/>
+                            <w:dataBinding w:prefixMappings="&lt;xmlns:ns0='urn:microsoft-dynamics-nav/reports/Deferral_Summary_G_L/1700/' " w:xpath="/ns0:NavWordReportXmlPart[1]/ns0:GLAccount[1]/ns0:Posted_Deferral_Header[1]/ns0:DeferralStartDate[1]" w:storeItemID="{E9594516-7200-468B-87B2-7A42DF10C81C}"/>
                             <w:text/>
                           </w:sdtPr>
                           <w:sdtContent>
@@ -1083,11 +1051,9 @@
                                 <w:pPr>
                                   <w:pStyle w:val="NoSpacing"/>
                                 </w:pPr>
-                                <w:proofErr w:type="spellStart"/>
                                 <w:r>
                                   <w:t>DeferralStartDate</w:t>
                                 </w:r>
-                                <w:proofErr w:type="spellEnd"/>
                               </w:p>
                             </w:tc>
                           </w:sdtContent>
@@ -1100,7 +1066,7 @@
                             <w:placeholder>
                               <w:docPart w:val="BC4B4FDE102C46559F56D378C49F5FE8"/>
                             </w:placeholder>
-                            <w:dataBinding w:prefixMappings="xmlns:ns0='urn:microsoft-dynamics-nav/reports/Deferral_Summary_G_L/1700/'" w:xpath="/ns0:NavWordReportXmlPart[1]/ns0:GLAccount[1]/ns0:Posted_Deferral_Header[1]/ns0:NumOfPeriods[1]" w:storeItemID="{E9594516-7200-468B-87B2-7A42DF10C81C}"/>
+                            <w:dataBinding w:prefixMappings="&lt;xmlns:ns0='urn:microsoft-dynamics-nav/reports/Deferral_Summary_G_L/1700/' " w:xpath="/ns0:NavWordReportXmlPart[1]/ns0:GLAccount[1]/ns0:Posted_Deferral_Header[1]/ns0:NumOfPeriods[1]" w:storeItemID="{E9594516-7200-468B-87B2-7A42DF10C81C}"/>
                             <w:text/>
                           </w:sdtPr>
                           <w:sdtContent>
@@ -1119,11 +1085,9 @@
                                   <w:pStyle w:val="BCNumber"/>
                                   <w:jc w:val="right"/>
                                 </w:pPr>
-                                <w:proofErr w:type="spellStart"/>
                                 <w:r>
                                   <w:t>NumOfPeriods</w:t>
                                 </w:r>
-                                <w:proofErr w:type="spellEnd"/>
                               </w:p>
                             </w:tc>
                           </w:sdtContent>
@@ -1136,7 +1100,7 @@
                             <w:placeholder>
                               <w:docPart w:val="BC4B4FDE102C46559F56D378C49F5FE8"/>
                             </w:placeholder>
-                            <w:dataBinding w:prefixMappings="xmlns:ns0='urn:microsoft-dynamics-nav/reports/Deferral_Summary_G_L/1700/'" w:xpath="/ns0:NavWordReportXmlPart[1]/ns0:GLAccount[1]/ns0:Posted_Deferral_Header[1]/ns0:AmtRecognized[1]" w:storeItemID="{E9594516-7200-468B-87B2-7A42DF10C81C}"/>
+                            <w:dataBinding w:prefixMappings="&lt;xmlns:ns0='urn:microsoft-dynamics-nav/reports/Deferral_Summary_G_L/1700/' " w:xpath="/ns0:NavWordReportXmlPart[1]/ns0:GLAccount[1]/ns0:Posted_Deferral_Header[1]/ns0:AmtRecognized[1]" w:storeItemID="{E9594516-7200-468B-87B2-7A42DF10C81C}"/>
                             <w:text/>
                           </w:sdtPr>
                           <w:sdtContent>
@@ -1155,11 +1119,9 @@
                                   <w:pStyle w:val="BCNumber"/>
                                   <w:jc w:val="right"/>
                                 </w:pPr>
-                                <w:proofErr w:type="spellStart"/>
                                 <w:r>
                                   <w:t>AmtRecognized</w:t>
                                 </w:r>
-                                <w:proofErr w:type="spellEnd"/>
                               </w:p>
                             </w:tc>
                           </w:sdtContent>
@@ -1172,7 +1134,7 @@
                             <w:placeholder>
                               <w:docPart w:val="BC4B4FDE102C46559F56D378C49F5FE8"/>
                             </w:placeholder>
-                            <w:dataBinding w:prefixMappings="xmlns:ns0='urn:microsoft-dynamics-nav/reports/Deferral_Summary_G_L/1700/'" w:xpath="/ns0:NavWordReportXmlPart[1]/ns0:GLAccount[1]/ns0:Posted_Deferral_Header[1]/ns0:RemainingAmtDeferred[1]" w:storeItemID="{E9594516-7200-468B-87B2-7A42DF10C81C}"/>
+                            <w:dataBinding w:prefixMappings="&lt;xmlns:ns0='urn:microsoft-dynamics-nav/reports/Deferral_Summary_G_L/1700/' " w:xpath="/ns0:NavWordReportXmlPart[1]/ns0:GLAccount[1]/ns0:Posted_Deferral_Header[1]/ns0:RemainingAmtDeferred[1]" w:storeItemID="{E9594516-7200-468B-87B2-7A42DF10C81C}"/>
                             <w:text/>
                           </w:sdtPr>
                           <w:sdtContent>
@@ -1191,11 +1153,9 @@
                                   <w:pStyle w:val="BCNumber"/>
                                   <w:jc w:val="right"/>
                                 </w:pPr>
-                                <w:proofErr w:type="spellStart"/>
                                 <w:r>
                                   <w:t>RemainingAmtDeferred</w:t>
                                 </w:r>
-                                <w:proofErr w:type="spellEnd"/>
                               </w:p>
                             </w:tc>
                           </w:sdtContent>
@@ -1208,7 +1168,7 @@
                             <w:placeholder>
                               <w:docPart w:val="BC4B4FDE102C46559F56D378C49F5FE8"/>
                             </w:placeholder>
-                            <w:dataBinding w:prefixMappings="xmlns:ns0='urn:microsoft-dynamics-nav/reports/Deferral_Summary_G_L/1700/'" w:xpath="/ns0:NavWordReportXmlPart[1]/ns0:GLAccount[1]/ns0:Posted_Deferral_Header[1]/ns0:TotalAmtDeferred[1]" w:storeItemID="{E9594516-7200-468B-87B2-7A42DF10C81C}"/>
+                            <w:dataBinding w:prefixMappings="&lt;xmlns:ns0='urn:microsoft-dynamics-nav/reports/Deferral_Summary_G_L/1700/' " w:xpath="/ns0:NavWordReportXmlPart[1]/ns0:GLAccount[1]/ns0:Posted_Deferral_Header[1]/ns0:TotalAmtDeferred[1]" w:storeItemID="{E9594516-7200-468B-87B2-7A42DF10C81C}"/>
                             <w:text/>
                           </w:sdtPr>
                           <w:sdtContent>
@@ -1227,11 +1187,9 @@
                                   <w:pStyle w:val="BCNumber"/>
                                   <w:jc w:val="right"/>
                                 </w:pPr>
-                                <w:proofErr w:type="spellStart"/>
                                 <w:r>
                                   <w:t>TotalAmtDeferred</w:t>
                                 </w:r>
-                                <w:proofErr w:type="spellEnd"/>
                               </w:p>
                             </w:tc>
                           </w:sdtContent>
@@ -1523,7 +1481,7 @@
                     <w:placeholder>
                       <w:docPart w:val="BC4B4FDE102C46559F56D378C49F5FE8"/>
                     </w:placeholder>
-                    <w:dataBinding w:prefixMappings="xmlns:ns0='urn:microsoft-dynamics-nav/reports/Deferral_Summary_G_L/1700/'" w:xpath="/ns0:NavWordReportXmlPart[1]/ns0:GLAccount[1]/ns0:Totals[1]/ns0:SumAmtRecognized[1]" w:storeItemID="{E9594516-7200-468B-87B2-7A42DF10C81C}"/>
+                    <w:dataBinding w:prefixMappings="&lt;xmlns:ns0='urn:microsoft-dynamics-nav/reports/Deferral_Summary_G_L/1700/' " w:xpath="/ns0:NavWordReportXmlPart[1]/ns0:GLAccount[1]/ns0:Totals[1]/ns0:SumAmtRecognized[1]" w:storeItemID="{E9594516-7200-468B-87B2-7A42DF10C81C}"/>
                     <w:text/>
                   </w:sdtPr>
                   <w:sdtContent>
@@ -1544,11 +1502,9 @@
                           <w:spacing w:before="120" w:after="120"/>
                           <w:jc w:val="right"/>
                         </w:pPr>
-                        <w:proofErr w:type="spellStart"/>
                         <w:r>
                           <w:t>SumAmtRecognized</w:t>
                         </w:r>
-                        <w:proofErr w:type="spellEnd"/>
                       </w:p>
                     </w:tc>
                   </w:sdtContent>
@@ -1561,7 +1517,7 @@
                     <w:placeholder>
                       <w:docPart w:val="BC4B4FDE102C46559F56D378C49F5FE8"/>
                     </w:placeholder>
-                    <w:dataBinding w:prefixMappings="xmlns:ns0='urn:microsoft-dynamics-nav/reports/Deferral_Summary_G_L/1700/'" w:xpath="/ns0:NavWordReportXmlPart[1]/ns0:GLAccount[1]/ns0:Totals[1]/ns0:SumRemainingAmtDeferred[1]" w:storeItemID="{E9594516-7200-468B-87B2-7A42DF10C81C}"/>
+                    <w:dataBinding w:prefixMappings="&lt;xmlns:ns0='urn:microsoft-dynamics-nav/reports/Deferral_Summary_G_L/1700/' " w:xpath="/ns0:NavWordReportXmlPart[1]/ns0:GLAccount[1]/ns0:Totals[1]/ns0:SumRemainingAmtDeferred[1]" w:storeItemID="{E9594516-7200-468B-87B2-7A42DF10C81C}"/>
                     <w:text/>
                   </w:sdtPr>
                   <w:sdtContent>
@@ -1582,11 +1538,9 @@
                           <w:spacing w:before="120" w:after="120"/>
                           <w:jc w:val="right"/>
                         </w:pPr>
-                        <w:proofErr w:type="spellStart"/>
                         <w:r>
                           <w:t>SumRemainingAmtDeferred</w:t>
                         </w:r>
-                        <w:proofErr w:type="spellEnd"/>
                       </w:p>
                     </w:tc>
                   </w:sdtContent>
@@ -1599,7 +1553,7 @@
                     <w:placeholder>
                       <w:docPart w:val="BC4B4FDE102C46559F56D378C49F5FE8"/>
                     </w:placeholder>
-                    <w:dataBinding w:prefixMappings="xmlns:ns0='urn:microsoft-dynamics-nav/reports/Deferral_Summary_G_L/1700/'" w:xpath="/ns0:NavWordReportXmlPart[1]/ns0:GLAccount[1]/ns0:Totals[1]/ns0:SumTotalAmtDeferred[1]" w:storeItemID="{E9594516-7200-468B-87B2-7A42DF10C81C}"/>
+                    <w:dataBinding w:prefixMappings="&lt;xmlns:ns0='urn:microsoft-dynamics-nav/reports/Deferral_Summary_G_L/1700/' " w:xpath="/ns0:NavWordReportXmlPart[1]/ns0:GLAccount[1]/ns0:Totals[1]/ns0:SumTotalAmtDeferred[1]" w:storeItemID="{E9594516-7200-468B-87B2-7A42DF10C81C}"/>
                     <w:text/>
                   </w:sdtPr>
                   <w:sdtContent>
@@ -1620,11 +1574,9 @@
                           <w:spacing w:before="120" w:after="120"/>
                           <w:jc w:val="right"/>
                         </w:pPr>
-                        <w:proofErr w:type="spellStart"/>
                         <w:r>
                           <w:t>SumTotalAmtDeferred</w:t>
                         </w:r>
-                        <w:proofErr w:type="spellEnd"/>
                       </w:p>
                     </w:tc>
                   </w:sdtContent>
@@ -4051,8 +4003,6 @@
  
              < R e p o r t N a m e > R e p o r t   N a m e < / R e p o r t N a m e >   
-             < R e p o r t C a p t i o n > R e p o r t   C a p t i o n < / R e p o r t C a p t i o n > - 
              < A b o u t T h i s R e p o r t T i t l e > A b o u t   T h i s   R e p o r t   T i t l e < / A b o u t T h i s R e p o r t T i t l e >   
              < A b o u t T h i s R e p o r t T e x t > A b o u t   T h i s   R e p o r t   T e x t < / A b o u t T h i s R e p o r t T e x t > @@ -4107,21 +4057,21 @@
  
              < C o m p a n y A d d r e s s L i n e s >   
-                 < C o m p a n y A d d r e s s L i n e 1 > C o m p a n y   A d d r e s s   L i n e   1 < / C o m p a n y A d d r e s s L i n e 1 > - 
-                 < C o m p a n y A d d r e s s L i n e 2 > C o m p a n y   A d d r e s s   L i n e   2 < / C o m p a n y A d d r e s s L i n e 2 > - 
-                 < C o m p a n y A d d r e s s L i n e 3 > C o m p a n y   A d d r e s s   L i n e   3 < / C o m p a n y A d d r e s s L i n e 3 > - 
-                 < C o m p a n y A d d r e s s L i n e 4 > C o m p a n y   A d d r e s s   L i n e   4 < / C o m p a n y A d d r e s s L i n e 4 > - 
-                 < C o m p a n y A d d r e s s L i n e 5 > C o m p a n y   A d d r e s s   L i n e   5 < / C o m p a n y A d d r e s s L i n e 5 > - 
-                 < C o m p a n y A d d r e s s L i n e 6 > C o m p a n y   A d d r e s s   L i n e   6 < / C o m p a n y A d d r e s s L i n e 6 > - 
-                 < C o m p a n y A d d r e s s L i n e 7 > C o m p a n y   A d d r e s s   L i n e   7 < / C o m p a n y A d d r e s s L i n e 7 > - 
-                 < C o m p a n y A d d r e s s L i n e 8 > C o m p a n y   A d d r e s s   L i n e   8 < / C o m p a n y A d d r e s s L i n e 8 > +                 < C o m p a n y A d d r e s s L i n e > C o m p a n y   A d d r e s s   L i n e   1 < / C o m p a n y A d d r e s s L i n e > + 
+                 < C o m p a n y A d d r e s s L i n e > C o m p a n y   A d d r e s s   L i n e   2 < / C o m p a n y A d d r e s s L i n e > + 
+                 < C o m p a n y A d d r e s s L i n e > C o m p a n y   A d d r e s s   L i n e   3 < / C o m p a n y A d d r e s s L i n e > + 
+                 < C o m p a n y A d d r e s s L i n e > C o m p a n y   A d d r e s s   L i n e   4 < / C o m p a n y A d d r e s s L i n e > + 
+                 < C o m p a n y A d d r e s s L i n e > C o m p a n y   A d d r e s s   L i n e   5 < / C o m p a n y A d d r e s s L i n e > + 
+                 < C o m p a n y A d d r e s s L i n e > C o m p a n y   A d d r e s s   L i n e   6 < / C o m p a n y A d d r e s s L i n e > + 
+                 < C o m p a n y A d d r e s s L i n e > C o m p a n y   A d d r e s s   L i n e   7 < / C o m p a n y A d d r e s s L i n e > + 
+                 < C o m p a n y A d d r e s s L i n e > C o m p a n y   A d d r e s s   L i n e   8 < / C o m p a n y A d d r e s s L i n e >   
              < / C o m p a n y A d d r e s s L i n e s >   
@@ -4336,8 +4286,6 @@
  
              < R e p o r t N a m e > R e p o r t   N a m e < / R e p o r t N a m e >   
-             < R e p o r t C a p t i o n > R e p o r t   C a p t i o n < / R e p o r t C a p t i o n > - 
              < A b o u t T h i s R e p o r t T i t l e > A b o u t   T h i s   R e p o r t   T i t l e < / A b o u t T h i s R e p o r t T i t l e >   
              < A b o u t T h i s R e p o r t T e x t > A b o u t   T h i s   R e p o r t   T e x t < / A b o u t T h i s R e p o r t T e x t > @@ -4392,21 +4340,21 @@
  
              < C o m p a n y A d d r e s s L i n e s >   
-                 < C o m p a n y A d d r e s s L i n e 1 > C o m p a n y   A d d r e s s   L i n e   1 < / C o m p a n y A d d r e s s L i n e 1 > - 
-                 < C o m p a n y A d d r e s s L i n e 2 > C o m p a n y   A d d r e s s   L i n e   2 < / C o m p a n y A d d r e s s L i n e 2 > - 
-                 < C o m p a n y A d d r e s s L i n e 3 > C o m p a n y   A d d r e s s   L i n e   3 < / C o m p a n y A d d r e s s L i n e 3 > - 
-                 < C o m p a n y A d d r e s s L i n e 4 > C o m p a n y   A d d r e s s   L i n e   4 < / C o m p a n y A d d r e s s L i n e 4 > - 
-                 < C o m p a n y A d d r e s s L i n e 5 > C o m p a n y   A d d r e s s   L i n e   5 < / C o m p a n y A d d r e s s L i n e 5 > - 
-                 < C o m p a n y A d d r e s s L i n e 6 > C o m p a n y   A d d r e s s   L i n e   6 < / C o m p a n y A d d r e s s L i n e 6 > - 
-                 < C o m p a n y A d d r e s s L i n e 7 > C o m p a n y   A d d r e s s   L i n e   7 < / C o m p a n y A d d r e s s L i n e 7 > - 
-                 < C o m p a n y A d d r e s s L i n e 8 > C o m p a n y   A d d r e s s   L i n e   8 < / C o m p a n y A d d r e s s L i n e 8 > +                 < C o m p a n y A d d r e s s L i n e > C o m p a n y   A d d r e s s   L i n e   1 < / C o m p a n y A d d r e s s L i n e > + 
+                 < C o m p a n y A d d r e s s L i n e > C o m p a n y   A d d r e s s   L i n e   2 < / C o m p a n y A d d r e s s L i n e > + 
+                 < C o m p a n y A d d r e s s L i n e > C o m p a n y   A d d r e s s   L i n e   3 < / C o m p a n y A d d r e s s L i n e > + 
+                 < C o m p a n y A d d r e s s L i n e > C o m p a n y   A d d r e s s   L i n e   4 < / C o m p a n y A d d r e s s L i n e > + 
+                 < C o m p a n y A d d r e s s L i n e > C o m p a n y   A d d r e s s   L i n e   5 < / C o m p a n y A d d r e s s L i n e > + 
+                 < C o m p a n y A d d r e s s L i n e > C o m p a n y   A d d r e s s   L i n e   6 < / C o m p a n y A d d r e s s L i n e > + 
+                 < C o m p a n y A d d r e s s L i n e > C o m p a n y   A d d r e s s   L i n e   7 < / C o m p a n y A d d r e s s L i n e > + 
+                 < C o m p a n y A d d r e s s L i n e > C o m p a n y   A d d r e s s   L i n e   8 < / C o m p a n y A d d r e s s L i n e >   
              < / C o m p a n y A d d r e s s L i n e s >   
@@ -4524,39 +4472,39 @@
  
      < G L A c c o u n t   E l e m e n t T y p e = " D a t a I t e m "   E l e m e n t I d = " 1 0 8 2 4 4 8 6 9 7 " >   
-         < A c c o u n t N o C a p t i o n   E l e m e n t T y p e = " C o l u m n "   E l e m e n t I d = " 4 5 9 9 9 7 5 8 9 "   D a t a T y p e = " L a b e l " > A c c o u n t N o C a p t i o n < / A c c o u n t N o C a p t i o n > - 
-         < A m t R e c o g n i z e d C a p t i o n   E l e m e n t T y p e = " C o l u m n "   E l e m e n t I d = " 5 8 2 8 5 6 6 1 3 "   D a t a T y p e = " L a b e l " > A m t R e c o g n i z e d C a p t i o n < / A m t R e c o g n i z e d C a p t i o n > +         < A c c o u n t N o C a p t i o n   E l e m e n t T y p e = " C o l u m n "   E l e m e n t I d = " 4 5 9 9 9 7 5 8 9 "   D a t a T y p e = " T e x t C o n s t " > A c c o u n t N o C a p t i o n < / A c c o u n t N o C a p t i o n > + 
+         < A m t R e c o g n i z e d C a p t i o n   E l e m e n t T y p e = " C o l u m n "   E l e m e n t I d = " 5 8 2 8 5 6 6 1 3 "   D a t a T y p e = " T e x t C o n s t " > A m t R e c o g n i z e d C a p t i o n < / A m t R e c o g n i z e d C a p t i o n >   
          < B a l a n c e A s O f D a t e C a p t i o n   E l e m e n t T y p e = " C o l u m n "   E l e m e n t I d = " 1 8 1 5 3 3 0 6 6 "   D a t a T y p e = " S t r i n g " > B a l a n c e A s O f D a t e C a p t i o n < / B a l a n c e A s O f D a t e C a p t i o n >   
          < B a l a n c e A s O f D a t e F i l t e r   E l e m e n t T y p e = " C o l u m n "   E l e m e n t I d = " 1 8 8 0 2 0 7 9 7 2 "   D a t a T y p e = " D a t e " > B a l a n c e A s O f D a t e F i l t e r < / B a l a n c e A s O f D a t e F i l t e r >   
-         < B a l a n c e C a p t i o n   E l e m e n t T y p e = " C o l u m n "   E l e m e n t I d = " 1 7 1 0 3 0 7 0 2 9 "   D a t a T y p e = " L a b e l " > B a l a n c e C a p t i o n < / B a l a n c e C a p t i o n > +         < B a l a n c e C a p t i o n   E l e m e n t T y p e = " C o l u m n "   E l e m e n t I d = " 1 7 1 0 3 0 7 0 2 9 "   D a t a T y p e = " T e x t C o n s t " > B a l a n c e C a p t i o n < / B a l a n c e C a p t i o n >   
          < C o m p a n y N a m e   E l e m e n t T y p e = " C o l u m n "   E l e m e n t I d = " 1 5 9 5 4 7 7 3 9 5 "   D a t a T y p e = " S t r i n g " > C o m p a n y N a m e < / C o m p a n y N a m e >   
-         < D e f e r r a l S u m m a r y G L C a p t i o n   E l e m e n t T y p e = " C o l u m n "   E l e m e n t I d = " 1 7 2 8 3 0 6 1 2 3 "   D a t a T y p e = " L a b e l " > D e f e r r a l S u m m a r y G L C a p t i o n < / D e f e r r a l S u m m a r y G L C a p t i o n > +         < D e f e r r a l S u m m a r y G L C a p t i o n   E l e m e n t T y p e = " C o l u m n "   E l e m e n t I d = " 1 7 2 8 3 0 6 1 2 3 "   D a t a T y p e = " T e x t C o n s t " > D e f e r r a l S u m m a r y G L C a p t i o n < / D e f e r r a l S u m m a r y G L C a p t i o n >   
          < E m p t y S t r i n g   E l e m e n t T y p e = " C o l u m n "   E l e m e n t I d = " 1 3 3 2 8 2 3 9 0 7 "   D a t a T y p e = " S t r i n g " > E m p t y S t r i n g < / E m p t y S t r i n g >   
-         < G L B a l C a p t i o n   E l e m e n t T y p e = " C o l u m n "   E l e m e n t I d = " 1 2 0 3 1 1 2 7 1 3 "   D a t a T y p e = " L a b e l " > G L B a l C a p t i o n < / G L B a l C a p t i o n > - 
-         < P a g e C a p t i o n   E l e m e n t T y p e = " C o l u m n "   E l e m e n t I d = " 1 6 4 5 7 9 0 3 1 2 "   D a t a T y p e = " L a b e l " > P a g e C a p t i o n < / P a g e C a p t i o n > +         < G L B a l C a p t i o n   E l e m e n t T y p e = " C o l u m n "   E l e m e n t I d = " 1 2 0 3 1 1 2 7 1 3 "   D a t a T y p e = " T e x t C o n s t " > G L B a l C a p t i o n < / G L B a l C a p t i o n > + 
+         < P a g e C a p t i o n   E l e m e n t T y p e = " C o l u m n "   E l e m e n t I d = " 1 6 4 5 7 9 0 3 1 2 "   D a t a T y p e = " T e x t C o n s t " > P a g e C a p t i o n < / P a g e C a p t i o n >   
          < P a g e G r o u p N o   E l e m e n t T y p e = " C o l u m n "   E l e m e n t I d = " 6 4 9 1 8 0 1 4 4 "   D a t a T y p e = " I n t e g e r " > P a g e G r o u p N o < / P a g e G r o u p N o >   
-         < P e r i o d C a p t i o n   E l e m e n t T y p e = " C o l u m n "   E l e m e n t I d = " 1 4 7 8 2 5 3 4 2 2 "   D a t a T y p e = " L a b e l " > P e r i o d C a p t i o n < / P e r i o d C a p t i o n > +         < P e r i o d C a p t i o n   E l e m e n t T y p e = " C o l u m n "   E l e m e n t I d = " 1 4 7 8 2 5 3 4 2 2 "   D a t a T y p e = " T e x t C o n s t " > P e r i o d C a p t i o n < / P e r i o d C a p t i o n >   
          < P o s t e d D e f e r r a l F i l t e r   E l e m e n t T y p e = " C o l u m n "   E l e m e n t I d = " 6 8 4 8 3 4 5 9 "   D a t a T y p e = " T e x t " > P o s t e d D e f e r r a l F i l t e r < / P o s t e d D e f e r r a l F i l t e r >   
          < P o s t e d D e f e r r a l T a b l e C a p t i o n   E l e m e n t T y p e = " C o l u m n "   E l e m e n t I d = " 1 1 6 0 9 6 3 9 8 7 "   D a t a T y p e = " S t r i n g " > P o s t e d D e f e r r a l T a b l e C a p t i o n < / P o s t e d D e f e r r a l T a b l e C a p t i o n >   
-         < R e m A m t D e f C a p t i o n   E l e m e n t T y p e = " C o l u m n "   E l e m e n t I d = " 1 4 1 6 1 9 6 6 6 2 "   D a t a T y p e = " L a b e l " > R e m A m t D e f C a p t i o n < / R e m A m t D e f C a p t i o n > - 
-         < T o t A m t D e f C a p t i o n   E l e m e n t T y p e = " C o l u m n "   E l e m e n t I d = " 1 8 9 9 9 9 0 1 1 5 "   D a t a T y p e = " L a b e l " > T o t A m t D e f C a p t i o n < / T o t A m t D e f C a p t i o n > - 
-         < P o s t e d _ D e f e r r a l _ H e a d e r   E l e m e n t T y p e = " D a t a I t e m "   E l e m e n t I d = " 1 0 4 2 5 8 3 7 8 8 " > +         < R e m A m t D e f C a p t i o n   E l e m e n t T y p e = " C o l u m n "   E l e m e n t I d = " 1 4 1 6 1 9 6 6 6 2 "   D a t a T y p e = " T e x t C o n s t " > R e m A m t D e f C a p t i o n < / R e m A m t D e f C a p t i o n > + 
+         < T o t A m t D e f C a p t i o n   E l e m e n t T y p e = " C o l u m n "   E l e m e n t I d = " 1 8 9 9 9 9 0 1 1 5 "   D a t a T y p e = " T e x t C o n s t " > T o t A m t D e f C a p t i o n < / T o t A m t D e f C a p t i o n > + 
+         < P o s t e d _ D e f e r r a l _ H e a d e r   E l e m e n t T y p e = " D a t a I t e m "   E l e m e n t I d = " 6 5 9 2 4 7 9 8 0 " >   
              < A c c o u n t N a m e   E l e m e n t T y p e = " C o l u m n "   E l e m e n t I d = " 1 7 2 4 8 6 5 1 3 3 "   D a t a T y p e = " T e x t " > A c c o u n t N a m e < / A c c o u n t N a m e >   
@@ -4572,7 +4520,7 @@
  
              < G e n J n l D o c N o   E l e m e n t T y p e = " C o l u m n "   E l e m e n t I d = " 1 0 9 5 1 2 2 4 0 8 "   D a t a T y p e = " C o d e " > G e n J n l D o c N o < / G e n J n l D o c N o >   
-             < G L D o c T y p e   E l e m e n t T y p e = " C o l u m n "   E l e m e n t I d = " 4 0 0 3 5 8 6 5 0 "   D a t a T y p e = " E n u m " > G L D o c T y p e < / G L D o c T y p e > +             < G L D o c T y p e   E l e m e n t T y p e = " C o l u m n "   E l e m e n t I d = " 4 0 0 3 5 8 6 5 0 "   D a t a T y p e = " O p t i o n " > G L D o c T y p e < / G L D o c T y p e >   
              < G L D o c T y p e S t r i n g   E l e m e n t T y p e = " C o l u m n "   E l e m e n t I d = " 1 0 6 0 1 9 8 8 7 7 "   D a t a T y p e = " T e x t " > G L D o c T y p e S t r i n g < / G L D o c T y p e S t r i n g >   

--- a/src/Layers/W1/BaseApp/Finance/Deferral/DeferralSummaryGLBody.docx
+++ b/src/Layers/W1/BaseApp/Finance/Deferral/DeferralSummaryGLBody.docx
@@ -41,7 +41,7 @@
                 <w:placeholder>
                   <w:docPart w:val="1DC74268A15C46058CED58ABFCA5C68F"/>
                 </w:placeholder>
-                <w:dataBinding w:prefixMappings="&lt;xmlns:ns0='urn:microsoft-dynamics-nav/reports/Deferral_Summary_G_L/1700/' " w:xpath="/ns0:NavWordReportXmlPart[1]/ns0:Labels[1]/ns0:BalAsOfDateCaption[1]" w:storeItemID="{E9594516-7200-468B-87B2-7A42DF10C81C}"/>
+                <w:dataBinding w:prefixMappings="xmlns:ns0='urn:microsoft-dynamics-nav/reports/Deferral_Summary_G_L/1700/'" w:xpath="/ns0:NavWordReportXmlPart[1]/ns0:Labels[1]/ns0:BalAsOfDateCaption[1]" w:storeItemID="{E9594516-7200-468B-87B2-7A42DF10C81C}"/>
                 <w:text/>
               </w:sdtPr>
               <w:sdtContent>
@@ -62,7 +62,7 @@
             </w:placeholder>
             <w15:color w:val="808080"/>
             <w:text/>
-            <w:dataBinding w:prefixMappings="&lt;xmlns:ns0='urn:microsoft-dynamics-nav/reports/Deferral_Summary_G_L/1700/' " w:xpath="/ns0:NavWordReportXmlPart[1]/ns0:Labels[1]/ns0:UserLabel[1]"/>
+            <w:dataBinding w:prefixMappings="xmlns:ns0='urn:microsoft-dynamics-nav/reports/Deferral_Summary_G_L/1700/'" w:xpath="/ns0:NavWordReportXmlPart[1]/ns0:Labels[1]/ns0:UserLabel[1]"/>
           </w:sdtPr>
           <w:sdtContent>
             <w:tc>
@@ -157,7 +157,7 @@
                 <w:placeholder>
                   <w:docPart w:val="7ED5A2B9BD95441FAB7D602A4182263E"/>
                 </w:placeholder>
-                <w:dataBinding w:prefixMappings="&lt;xmlns:ns0='urn:microsoft-dynamics-nav/reports/Deferral_Summary_G_L/1700/' " w:xpath="/ns0:NavWordReportXmlPart[1]/ns0:GLAccount[1]/ns0:BalanceAsOfDateFilter[1]" w:storeItemID="{E9594516-7200-468B-87B2-7A42DF10C81C}"/>
+                <w:dataBinding w:prefixMappings="xmlns:ns0='urn:microsoft-dynamics-nav/reports/Deferral_Summary_G_L/1700/'" w:xpath="/ns0:NavWordReportXmlPart[1]/ns0:GLAccount[1]/ns0:BalanceAsOfDateFilter[1]" w:storeItemID="{E9594516-7200-468B-87B2-7A42DF10C81C}"/>
                 <w:text/>
               </w:sdtPr>
               <w:sdtContent>
@@ -178,7 +178,7 @@
             </w:placeholder>
             <w15:color w:val="808080"/>
             <w:text/>
-            <w:dataBinding w:prefixMappings="&lt;xmlns:ns0='urn:microsoft-dynamics-nav/reports/Deferral_Summary_G_L/1700/' " w:xpath="/ns0:NavWordReportXmlPart[1]/ns0:BCReportInformation[1]/ns0:ReportRequest[1]/ns0:UserName[1]"/>
+            <w:dataBinding w:prefixMappings="xmlns:ns0='urn:microsoft-dynamics-nav/reports/Deferral_Summary_G_L/1700/'" w:xpath="/ns0:NavWordReportXmlPart[1]/ns0:BCReportInformation[1]/ns0:ReportRequest[1]/ns0:UserName[1]"/>
           </w:sdtPr>
           <w:sdtContent>
             <w:tc>
@@ -273,7 +273,7 @@
             <w:placeholder>
               <w:docPart w:val="ABD2A79E7FC9416E93B53ED77E4C4800"/>
             </w:placeholder>
-            <w:dataBinding w:prefixMappings="&lt;xmlns:ns0='urn:microsoft-dynamics-nav/reports/Deferral_Summary_G_L/1700/' " w:xpath="/ns0:NavWordReportXmlPart[1]/ns0:Labels[1]/ns0:PostingDateCaption[1]" w:storeItemID="{E9594516-7200-468B-87B2-7A42DF10C81C}"/>
+            <w:dataBinding w:prefixMappings="xmlns:ns0='urn:microsoft-dynamics-nav/reports/Deferral_Summary_G_L/1700/'" w:xpath="/ns0:NavWordReportXmlPart[1]/ns0:Labels[1]/ns0:PostingDateCaption[1]" w:storeItemID="{E9594516-7200-468B-87B2-7A42DF10C81C}"/>
             <w:text/>
           </w:sdtPr>
           <w:sdtContent>
@@ -307,7 +307,7 @@
             <w:placeholder>
               <w:docPart w:val="DE574FF1BDAE4ED3AA3978D4B98DC3CB"/>
             </w:placeholder>
-            <w:dataBinding w:prefixMappings="&lt;xmlns:ns0='urn:microsoft-dynamics-nav/reports/Deferral_Summary_G_L/1700/' " w:xpath="/ns0:NavWordReportXmlPart[1]/ns0:Labels[1]/ns0:DocTypeCaption[1]" w:storeItemID="{E9594516-7200-468B-87B2-7A42DF10C81C}"/>
+            <w:dataBinding w:prefixMappings="xmlns:ns0='urn:microsoft-dynamics-nav/reports/Deferral_Summary_G_L/1700/'" w:xpath="/ns0:NavWordReportXmlPart[1]/ns0:Labels[1]/ns0:DocTypeCaption[1]" w:storeItemID="{E9594516-7200-468B-87B2-7A42DF10C81C}"/>
             <w:text/>
           </w:sdtPr>
           <w:sdtContent>
@@ -341,7 +341,7 @@
             <w:placeholder>
               <w:docPart w:val="7589B1F2E2A04C47A0566EEA5DFFD914"/>
             </w:placeholder>
-            <w:dataBinding w:prefixMappings="&lt;xmlns:ns0='urn:microsoft-dynamics-nav/reports/Deferral_Summary_G_L/1700/' " w:xpath="/ns0:NavWordReportXmlPart[1]/ns0:Labels[1]/ns0:DocNoCaption[1]" w:storeItemID="{E9594516-7200-468B-87B2-7A42DF10C81C}"/>
+            <w:dataBinding w:prefixMappings="xmlns:ns0='urn:microsoft-dynamics-nav/reports/Deferral_Summary_G_L/1700/'" w:xpath="/ns0:NavWordReportXmlPart[1]/ns0:Labels[1]/ns0:DocNoCaption[1]" w:storeItemID="{E9594516-7200-468B-87B2-7A42DF10C81C}"/>
             <w:text/>
           </w:sdtPr>
           <w:sdtContent>
@@ -375,7 +375,7 @@
             <w:placeholder>
               <w:docPart w:val="E04B0ACACAB34BD48716D81F402CC6CE"/>
             </w:placeholder>
-            <w:dataBinding w:prefixMappings="&lt;xmlns:ns0='urn:microsoft-dynamics-nav/reports/Deferral_Summary_G_L/1700/' " w:xpath="/ns0:NavWordReportXmlPart[1]/ns0:Labels[1]/ns0:DeferralAccountCaption[1]" w:storeItemID="{E9594516-7200-468B-87B2-7A42DF10C81C}"/>
+            <w:dataBinding w:prefixMappings="xmlns:ns0='urn:microsoft-dynamics-nav/reports/Deferral_Summary_G_L/1700/'" w:xpath="/ns0:NavWordReportXmlPart[1]/ns0:Labels[1]/ns0:DeferralAccountCaption[1]" w:storeItemID="{E9594516-7200-468B-87B2-7A42DF10C81C}"/>
             <w:text/>
           </w:sdtPr>
           <w:sdtContent>
@@ -409,7 +409,7 @@
             <w:placeholder>
               <w:docPart w:val="3427535CBECF47DD8DA33362CD0AAE32"/>
             </w:placeholder>
-            <w:dataBinding w:prefixMappings="&lt;xmlns:ns0='urn:microsoft-dynamics-nav/reports/Deferral_Summary_G_L/1700/' " w:xpath="/ns0:NavWordReportXmlPart[1]/ns0:Labels[1]/ns0:DefStartDateCaption[1]" w:storeItemID="{E9594516-7200-468B-87B2-7A42DF10C81C}"/>
+            <w:dataBinding w:prefixMappings="xmlns:ns0='urn:microsoft-dynamics-nav/reports/Deferral_Summary_G_L/1700/'" w:xpath="/ns0:NavWordReportXmlPart[1]/ns0:Labels[1]/ns0:DefStartDateCaption[1]" w:storeItemID="{E9594516-7200-468B-87B2-7A42DF10C81C}"/>
             <w:text/>
           </w:sdtPr>
           <w:sdtContent>
@@ -443,7 +443,7 @@
             <w:placeholder>
               <w:docPart w:val="7D12A76BB4784B5F94779D89C9D7AB18"/>
             </w:placeholder>
-            <w:dataBinding w:prefixMappings="&lt;xmlns:ns0='urn:microsoft-dynamics-nav/reports/Deferral_Summary_G_L/1700/' " w:xpath="/ns0:NavWordReportXmlPart[1]/ns0:Labels[1]/ns0:NoOfPeriodsCaption[1]" w:storeItemID="{E9594516-7200-468B-87B2-7A42DF10C81C}"/>
+            <w:dataBinding w:prefixMappings="xmlns:ns0='urn:microsoft-dynamics-nav/reports/Deferral_Summary_G_L/1700/'" w:xpath="/ns0:NavWordReportXmlPart[1]/ns0:Labels[1]/ns0:NoOfPeriodsCaption[1]" w:storeItemID="{E9594516-7200-468B-87B2-7A42DF10C81C}"/>
             <w:text/>
           </w:sdtPr>
           <w:sdtContent>
@@ -478,7 +478,7 @@
             <w:placeholder>
               <w:docPart w:val="29FBBF0A5F314F73968D117B93F56533"/>
             </w:placeholder>
-            <w:dataBinding w:prefixMappings="&lt;xmlns:ns0='urn:microsoft-dynamics-nav/reports/Deferral_Summary_G_L/1700/' " w:xpath="/ns0:NavWordReportXmlPart[1]/ns0:Labels[1]/ns0:AmountRecognizedCaption[1]" w:storeItemID="{E9594516-7200-468B-87B2-7A42DF10C81C}"/>
+            <w:dataBinding w:prefixMappings="xmlns:ns0='urn:microsoft-dynamics-nav/reports/Deferral_Summary_G_L/1700/'" w:xpath="/ns0:NavWordReportXmlPart[1]/ns0:Labels[1]/ns0:AmountRecognizedCaption[1]" w:storeItemID="{E9594516-7200-468B-87B2-7A42DF10C81C}"/>
             <w:text/>
           </w:sdtPr>
           <w:sdtContent>
@@ -513,7 +513,7 @@
             <w:placeholder>
               <w:docPart w:val="4743FFD7B6DC4738B9E102A8CBDF9CFC"/>
             </w:placeholder>
-            <w:dataBinding w:prefixMappings="&lt;xmlns:ns0='urn:microsoft-dynamics-nav/reports/Deferral_Summary_G_L/1700/' " w:xpath="/ns0:NavWordReportXmlPart[1]/ns0:Labels[1]/ns0:RemAmountDefCaption[1]" w:storeItemID="{E9594516-7200-468B-87B2-7A42DF10C81C}"/>
+            <w:dataBinding w:prefixMappings="xmlns:ns0='urn:microsoft-dynamics-nav/reports/Deferral_Summary_G_L/1700/'" w:xpath="/ns0:NavWordReportXmlPart[1]/ns0:Labels[1]/ns0:RemAmountDefCaption[1]" w:storeItemID="{E9594516-7200-468B-87B2-7A42DF10C81C}"/>
             <w:text/>
           </w:sdtPr>
           <w:sdtContent>
@@ -548,7 +548,7 @@
             <w:placeholder>
               <w:docPart w:val="071663BF9A8C4157BF1D87E77FBA6D47"/>
             </w:placeholder>
-            <w:dataBinding w:prefixMappings="&lt;xmlns:ns0='urn:microsoft-dynamics-nav/reports/Deferral_Summary_G_L/1700/' " w:xpath="/ns0:NavWordReportXmlPart[1]/ns0:Labels[1]/ns0:TotalAmountDefCaption[1]" w:storeItemID="{E9594516-7200-468B-87B2-7A42DF10C81C}"/>
+            <w:dataBinding w:prefixMappings="xmlns:ns0='urn:microsoft-dynamics-nav/reports/Deferral_Summary_G_L/1700/'" w:xpath="/ns0:NavWordReportXmlPart[1]/ns0:Labels[1]/ns0:TotalAmountDefCaption[1]" w:storeItemID="{E9594516-7200-468B-87B2-7A42DF10C81C}"/>
             <w:text/>
           </w:sdtPr>
           <w:sdtContent>
@@ -585,7 +585,7 @@
           <w:alias w:val="#Nav: /GLAccount"/>
           <w:tag w:val="#Nav: Deferral_Summary_G_L/1700"/>
           <w:id w:val="1489206600"/>
-          <w15:dataBinding w:prefixMappings="&lt;xmlns:ns0='urn:microsoft-dynamics-nav/reports/Deferral_Summary_G_L/1700/' " w:xpath="/ns0:NavWordReportXmlPart[1]/ns0:GLAccount" w:storeItemID="{E9594516-7200-468B-87B2-7A42DF10C81C}"/>
+          <w15:dataBinding w:prefixMappings="xmlns:ns0='urn:microsoft-dynamics-nav/reports/Deferral_Summary_G_L/1700/'" w:xpath="/ns0:NavWordReportXmlPart[1]/ns0:GLAccount" w:storeItemID="{E9594516-7200-468B-87B2-7A42DF10C81C}"/>
           <w15:repeatingSection/>
         </w:sdtPr>
         <w:sdtContent>
@@ -631,7 +631,7 @@
                         <w:placeholder>
                           <w:docPart w:val="DC21502090714587A7E3ED5A8392CF55"/>
                         </w:placeholder>
-                        <w:dataBinding w:prefixMappings="&lt;xmlns:ns0='urn:microsoft-dynamics-nav/reports/Deferral_Summary_G_L/1700/' " w:xpath="/ns0:NavWordReportXmlPart[1]/ns0:Labels[1]/ns0:No_GLAccCaption[1]" w:storeItemID="{E9594516-7200-468B-87B2-7A42DF10C81C}"/>
+                        <w:dataBinding w:prefixMappings="xmlns:ns0='urn:microsoft-dynamics-nav/reports/Deferral_Summary_G_L/1700/'" w:xpath="/ns0:NavWordReportXmlPart[1]/ns0:Labels[1]/ns0:No_GLAccCaption[1]" w:storeItemID="{E9594516-7200-468B-87B2-7A42DF10C81C}"/>
                         <w:text/>
                       </w:sdtPr>
                       <w:sdtContent>
@@ -662,7 +662,7 @@
                             <w:placeholder>
                               <w:docPart w:val="F9E11E633A9F48A1A9532F11BCE488AB"/>
                             </w:placeholder>
-                            <w:dataBinding w:prefixMappings="&lt;xmlns:ns0='urn:microsoft-dynamics-nav/reports/Deferral_Summary_G_L/1700/' " w:xpath="/ns0:NavWordReportXmlPart[1]/ns0:GLAccount[1]/ns0:Posted_Deferral_Header[1]/ns0:No_GLAcc[1]" w:storeItemID="{E9594516-7200-468B-87B2-7A42DF10C81C}"/>
+                            <w:dataBinding w:prefixMappings="xmlns:ns0='urn:microsoft-dynamics-nav/reports/Deferral_Summary_G_L/1700/'" w:xpath="/ns0:NavWordReportXmlPart[1]/ns0:GLAccount[1]/ns0:Posted_Deferral_Header[1]/ns0:No_GLAcc[1]" w:storeItemID="{E9594516-7200-468B-87B2-7A42DF10C81C}"/>
                             <w:text/>
                           </w:sdtPr>
                           <w:sdtContent>
@@ -686,7 +686,7 @@
                     <w:placeholder>
                       <w:docPart w:val="BC4B4FDE102C46559F56D378C49F5FE8"/>
                     </w:placeholder>
-                    <w:dataBinding w:prefixMappings="&lt;xmlns:ns0='urn:microsoft-dynamics-nav/reports/Deferral_Summary_G_L/1700/' " w:xpath="/ns0:NavWordReportXmlPart[1]/ns0:GLAccount[1]/ns0:Posted_Deferral_Header[1]/ns0:AccountName[1]" w:storeItemID="{E9594516-7200-468B-87B2-7A42DF10C81C}"/>
+                    <w:dataBinding w:prefixMappings="xmlns:ns0='urn:microsoft-dynamics-nav/reports/Deferral_Summary_G_L/1700/'" w:xpath="/ns0:NavWordReportXmlPart[1]/ns0:GLAccount[1]/ns0:Posted_Deferral_Header[1]/ns0:AccountName[1]" w:storeItemID="{E9594516-7200-468B-87B2-7A42DF10C81C}"/>
                     <w:text/>
                   </w:sdtPr>
                   <w:sdtContent>
@@ -840,7 +840,7 @@
                   <w:alias w:val="#Nav: /GLAccount/Posted_Deferral_Header"/>
                   <w:tag w:val="#Nav: Deferral_Summary_G_L/1700"/>
                   <w:id w:val="-1215507654"/>
-                  <w15:dataBinding w:prefixMappings="&lt;xmlns:ns0='urn:microsoft-dynamics-nav/reports/Deferral_Summary_G_L/1700/' " w:xpath="/ns0:NavWordReportXmlPart[1]/ns0:GLAccount[1]/ns0:Posted_Deferral_Header" w:storeItemID="{E9594516-7200-468B-87B2-7A42DF10C81C}"/>
+                  <w15:dataBinding w:prefixMappings="xmlns:ns0='urn:microsoft-dynamics-nav/reports/Deferral_Summary_G_L/1700/'" w:xpath="/ns0:NavWordReportXmlPart[1]/ns0:GLAccount[1]/ns0:Posted_Deferral_Header" w:storeItemID="{E9594516-7200-468B-87B2-7A42DF10C81C}"/>
                   <w15:repeatingSection/>
                 </w:sdtPr>
                 <w:sdtContent>
@@ -893,7 +893,7 @@
                                 <w:placeholder>
                                   <w:docPart w:val="BC4B4FDE102C46559F56D378C49F5FE8"/>
                                 </w:placeholder>
-                                <w:dataBinding w:prefixMappings="&lt;xmlns:ns0='urn:microsoft-dynamics-nav/reports/Deferral_Summary_G_L/1700/' " w:xpath="/ns0:NavWordReportXmlPart[1]/ns0:GLAccount[1]/ns0:Posted_Deferral_Header[1]/ns0:PostingDate[1]" w:storeItemID="{E9594516-7200-468B-87B2-7A42DF10C81C}"/>
+                                <w:dataBinding w:prefixMappings="xmlns:ns0='urn:microsoft-dynamics-nav/reports/Deferral_Summary_G_L/1700/'" w:xpath="/ns0:NavWordReportXmlPart[1]/ns0:GLAccount[1]/ns0:Posted_Deferral_Header[1]/ns0:PostingDate[1]" w:storeItemID="{E9594516-7200-468B-87B2-7A42DF10C81C}"/>
                                 <w:text/>
                               </w:sdtPr>
                               <w:sdtEndPr>
@@ -934,7 +934,7 @@
                             <w:placeholder>
                               <w:docPart w:val="BC4B4FDE102C46559F56D378C49F5FE8"/>
                             </w:placeholder>
-                            <w:dataBinding w:prefixMappings="&lt;xmlns:ns0='urn:microsoft-dynamics-nav/reports/Deferral_Summary_G_L/1700/' " w:xpath="/ns0:NavWordReportXmlPart[1]/ns0:GLAccount[1]/ns0:Posted_Deferral_Header[1]/ns0:GLDocTypeString[1]" w:storeItemID="{E9594516-7200-468B-87B2-7A42DF10C81C}"/>
+                            <w:dataBinding w:prefixMappings="xmlns:ns0='urn:microsoft-dynamics-nav/reports/Deferral_Summary_G_L/1700/'" w:xpath="/ns0:NavWordReportXmlPart[1]/ns0:GLAccount[1]/ns0:Posted_Deferral_Header[1]/ns0:GLDocTypeString[1]" w:storeItemID="{E9594516-7200-468B-87B2-7A42DF10C81C}"/>
                             <w:text/>
                           </w:sdtPr>
                           <w:sdtContent>
@@ -967,7 +967,7 @@
                             <w:placeholder>
                               <w:docPart w:val="BC4B4FDE102C46559F56D378C49F5FE8"/>
                             </w:placeholder>
-                            <w:dataBinding w:prefixMappings="&lt;xmlns:ns0='urn:microsoft-dynamics-nav/reports/Deferral_Summary_G_L/1700/' " w:xpath="/ns0:NavWordReportXmlPart[1]/ns0:GLAccount[1]/ns0:Posted_Deferral_Header[1]/ns0:GenJnlDocNo[1]" w:storeItemID="{E9594516-7200-468B-87B2-7A42DF10C81C}"/>
+                            <w:dataBinding w:prefixMappings="xmlns:ns0='urn:microsoft-dynamics-nav/reports/Deferral_Summary_G_L/1700/'" w:xpath="/ns0:NavWordReportXmlPart[1]/ns0:GLAccount[1]/ns0:Posted_Deferral_Header[1]/ns0:GenJnlDocNo[1]" w:storeItemID="{E9594516-7200-468B-87B2-7A42DF10C81C}"/>
                             <w:text/>
                           </w:sdtPr>
                           <w:sdtContent>
@@ -1000,7 +1000,7 @@
                             <w:placeholder>
                               <w:docPart w:val="BC4B4FDE102C46559F56D378C49F5FE8"/>
                             </w:placeholder>
-                            <w:dataBinding w:prefixMappings="&lt;xmlns:ns0='urn:microsoft-dynamics-nav/reports/Deferral_Summary_G_L/1700/' " w:xpath="/ns0:NavWordReportXmlPart[1]/ns0:GLAccount[1]/ns0:Posted_Deferral_Header[1]/ns0:DeferralAccount[1]" w:storeItemID="{E9594516-7200-468B-87B2-7A42DF10C81C}"/>
+                            <w:dataBinding w:prefixMappings="xmlns:ns0='urn:microsoft-dynamics-nav/reports/Deferral_Summary_G_L/1700/'" w:xpath="/ns0:NavWordReportXmlPart[1]/ns0:GLAccount[1]/ns0:Posted_Deferral_Header[1]/ns0:DeferralAccount[1]" w:storeItemID="{E9594516-7200-468B-87B2-7A42DF10C81C}"/>
                             <w:text/>
                           </w:sdtPr>
                           <w:sdtContent>
@@ -1033,7 +1033,7 @@
                             <w:placeholder>
                               <w:docPart w:val="BC4B4FDE102C46559F56D378C49F5FE8"/>
                             </w:placeholder>
-                            <w:dataBinding w:prefixMappings="&lt;xmlns:ns0='urn:microsoft-dynamics-nav/reports/Deferral_Summary_G_L/1700/' " w:xpath="/ns0:NavWordReportXmlPart[1]/ns0:GLAccount[1]/ns0:Posted_Deferral_Header[1]/ns0:DeferralStartDate[1]" w:storeItemID="{E9594516-7200-468B-87B2-7A42DF10C81C}"/>
+                            <w:dataBinding w:prefixMappings="xmlns:ns0='urn:microsoft-dynamics-nav/reports/Deferral_Summary_G_L/1700/'" w:xpath="/ns0:NavWordReportXmlPart[1]/ns0:GLAccount[1]/ns0:Posted_Deferral_Header[1]/ns0:DeferralStartDate[1]" w:storeItemID="{E9594516-7200-468B-87B2-7A42DF10C81C}"/>
                             <w:text/>
                           </w:sdtPr>
                           <w:sdtContent>
@@ -1066,7 +1066,7 @@
                             <w:placeholder>
                               <w:docPart w:val="BC4B4FDE102C46559F56D378C49F5FE8"/>
                             </w:placeholder>
-                            <w:dataBinding w:prefixMappings="&lt;xmlns:ns0='urn:microsoft-dynamics-nav/reports/Deferral_Summary_G_L/1700/' " w:xpath="/ns0:NavWordReportXmlPart[1]/ns0:GLAccount[1]/ns0:Posted_Deferral_Header[1]/ns0:NumOfPeriods[1]" w:storeItemID="{E9594516-7200-468B-87B2-7A42DF10C81C}"/>
+                            <w:dataBinding w:prefixMappings="xmlns:ns0='urn:microsoft-dynamics-nav/reports/Deferral_Summary_G_L/1700/'" w:xpath="/ns0:NavWordReportXmlPart[1]/ns0:GLAccount[1]/ns0:Posted_Deferral_Header[1]/ns0:NumOfPeriods[1]" w:storeItemID="{E9594516-7200-468B-87B2-7A42DF10C81C}"/>
                             <w:text/>
                           </w:sdtPr>
                           <w:sdtContent>
@@ -1100,7 +1100,7 @@
                             <w:placeholder>
                               <w:docPart w:val="BC4B4FDE102C46559F56D378C49F5FE8"/>
                             </w:placeholder>
-                            <w:dataBinding w:prefixMappings="&lt;xmlns:ns0='urn:microsoft-dynamics-nav/reports/Deferral_Summary_G_L/1700/' " w:xpath="/ns0:NavWordReportXmlPart[1]/ns0:GLAccount[1]/ns0:Posted_Deferral_Header[1]/ns0:AmtRecognized[1]" w:storeItemID="{E9594516-7200-468B-87B2-7A42DF10C81C}"/>
+                            <w:dataBinding w:prefixMappings="xmlns:ns0='urn:microsoft-dynamics-nav/reports/Deferral_Summary_G_L/1700/'" w:xpath="/ns0:NavWordReportXmlPart[1]/ns0:GLAccount[1]/ns0:Posted_Deferral_Header[1]/ns0:AmtRecognized[1]" w:storeItemID="{E9594516-7200-468B-87B2-7A42DF10C81C}"/>
                             <w:text/>
                           </w:sdtPr>
                           <w:sdtContent>
@@ -1134,7 +1134,7 @@
                             <w:placeholder>
                               <w:docPart w:val="BC4B4FDE102C46559F56D378C49F5FE8"/>
                             </w:placeholder>
-                            <w:dataBinding w:prefixMappings="&lt;xmlns:ns0='urn:microsoft-dynamics-nav/reports/Deferral_Summary_G_L/1700/' " w:xpath="/ns0:NavWordReportXmlPart[1]/ns0:GLAccount[1]/ns0:Posted_Deferral_Header[1]/ns0:RemainingAmtDeferred[1]" w:storeItemID="{E9594516-7200-468B-87B2-7A42DF10C81C}"/>
+                            <w:dataBinding w:prefixMappings="xmlns:ns0='urn:microsoft-dynamics-nav/reports/Deferral_Summary_G_L/1700/'" w:xpath="/ns0:NavWordReportXmlPart[1]/ns0:GLAccount[1]/ns0:Posted_Deferral_Header[1]/ns0:RemainingAmtDeferred[1]" w:storeItemID="{E9594516-7200-468B-87B2-7A42DF10C81C}"/>
                             <w:text/>
                           </w:sdtPr>
                           <w:sdtContent>
@@ -1168,7 +1168,7 @@
                             <w:placeholder>
                               <w:docPart w:val="BC4B4FDE102C46559F56D378C49F5FE8"/>
                             </w:placeholder>
-                            <w:dataBinding w:prefixMappings="&lt;xmlns:ns0='urn:microsoft-dynamics-nav/reports/Deferral_Summary_G_L/1700/' " w:xpath="/ns0:NavWordReportXmlPart[1]/ns0:GLAccount[1]/ns0:Posted_Deferral_Header[1]/ns0:TotalAmtDeferred[1]" w:storeItemID="{E9594516-7200-468B-87B2-7A42DF10C81C}"/>
+                            <w:dataBinding w:prefixMappings="xmlns:ns0='urn:microsoft-dynamics-nav/reports/Deferral_Summary_G_L/1700/'" w:xpath="/ns0:NavWordReportXmlPart[1]/ns0:GLAccount[1]/ns0:Posted_Deferral_Header[1]/ns0:TotalAmtDeferred[1]" w:storeItemID="{E9594516-7200-468B-87B2-7A42DF10C81C}"/>
                             <w:text/>
                           </w:sdtPr>
                           <w:sdtContent>
@@ -1481,7 +1481,7 @@
                     <w:placeholder>
                       <w:docPart w:val="BC4B4FDE102C46559F56D378C49F5FE8"/>
                     </w:placeholder>
-                    <w:dataBinding w:prefixMappings="&lt;xmlns:ns0='urn:microsoft-dynamics-nav/reports/Deferral_Summary_G_L/1700/' " w:xpath="/ns0:NavWordReportXmlPart[1]/ns0:GLAccount[1]/ns0:Totals[1]/ns0:SumAmtRecognized[1]" w:storeItemID="{E9594516-7200-468B-87B2-7A42DF10C81C}"/>
+                    <w:dataBinding w:prefixMappings="xmlns:ns0='urn:microsoft-dynamics-nav/reports/Deferral_Summary_G_L/1700/'" w:xpath="/ns0:NavWordReportXmlPart[1]/ns0:GLAccount[1]/ns0:Totals[1]/ns0:SumAmtRecognized[1]" w:storeItemID="{E9594516-7200-468B-87B2-7A42DF10C81C}"/>
                     <w:text/>
                   </w:sdtPr>
                   <w:sdtContent>
@@ -1517,7 +1517,7 @@
                     <w:placeholder>
                       <w:docPart w:val="BC4B4FDE102C46559F56D378C49F5FE8"/>
                     </w:placeholder>
-                    <w:dataBinding w:prefixMappings="&lt;xmlns:ns0='urn:microsoft-dynamics-nav/reports/Deferral_Summary_G_L/1700/' " w:xpath="/ns0:NavWordReportXmlPart[1]/ns0:GLAccount[1]/ns0:Totals[1]/ns0:SumRemainingAmtDeferred[1]" w:storeItemID="{E9594516-7200-468B-87B2-7A42DF10C81C}"/>
+                    <w:dataBinding w:prefixMappings="xmlns:ns0='urn:microsoft-dynamics-nav/reports/Deferral_Summary_G_L/1700/'" w:xpath="/ns0:NavWordReportXmlPart[1]/ns0:GLAccount[1]/ns0:Totals[1]/ns0:SumRemainingAmtDeferred[1]" w:storeItemID="{E9594516-7200-468B-87B2-7A42DF10C81C}"/>
                     <w:text/>
                   </w:sdtPr>
                   <w:sdtContent>
@@ -1553,7 +1553,7 @@
                     <w:placeholder>
                       <w:docPart w:val="BC4B4FDE102C46559F56D378C49F5FE8"/>
                     </w:placeholder>
-                    <w:dataBinding w:prefixMappings="&lt;xmlns:ns0='urn:microsoft-dynamics-nav/reports/Deferral_Summary_G_L/1700/' " w:xpath="/ns0:NavWordReportXmlPart[1]/ns0:GLAccount[1]/ns0:Totals[1]/ns0:SumTotalAmtDeferred[1]" w:storeItemID="{E9594516-7200-468B-87B2-7A42DF10C81C}"/>
+                    <w:dataBinding w:prefixMappings="xmlns:ns0='urn:microsoft-dynamics-nav/reports/Deferral_Summary_G_L/1700/'" w:xpath="/ns0:NavWordReportXmlPart[1]/ns0:GLAccount[1]/ns0:Totals[1]/ns0:SumTotalAmtDeferred[1]" w:storeItemID="{E9594516-7200-468B-87B2-7A42DF10C81C}"/>
                     <w:text/>
                   </w:sdtPr>
                   <w:sdtContent>
@@ -4003,6 +4003,8 @@
  
              < R e p o r t N a m e > R e p o r t   N a m e < / R e p o r t N a m e >   
+             < R e p o r t C a p t i o n > R e p o r t   C a p t i o n < / R e p o r t C a p t i o n > + 
              < A b o u t T h i s R e p o r t T i t l e > A b o u t   T h i s   R e p o r t   T i t l e < / A b o u t T h i s R e p o r t T i t l e >   
              < A b o u t T h i s R e p o r t T e x t > A b o u t   T h i s   R e p o r t   T e x t < / A b o u t T h i s R e p o r t T e x t > @@ -4057,21 +4059,21 @@
  
              < C o m p a n y A d d r e s s L i n e s >   
-                 < C o m p a n y A d d r e s s L i n e > C o m p a n y   A d d r e s s   L i n e   1 < / C o m p a n y A d d r e s s L i n e > - 
-                 < C o m p a n y A d d r e s s L i n e > C o m p a n y   A d d r e s s   L i n e   2 < / C o m p a n y A d d r e s s L i n e > - 
-                 < C o m p a n y A d d r e s s L i n e > C o m p a n y   A d d r e s s   L i n e   3 < / C o m p a n y A d d r e s s L i n e > - 
-                 < C o m p a n y A d d r e s s L i n e > C o m p a n y   A d d r e s s   L i n e   4 < / C o m p a n y A d d r e s s L i n e > - 
-                 < C o m p a n y A d d r e s s L i n e > C o m p a n y   A d d r e s s   L i n e   5 < / C o m p a n y A d d r e s s L i n e > - 
-                 < C o m p a n y A d d r e s s L i n e > C o m p a n y   A d d r e s s   L i n e   6 < / C o m p a n y A d d r e s s L i n e > - 
-                 < C o m p a n y A d d r e s s L i n e > C o m p a n y   A d d r e s s   L i n e   7 < / C o m p a n y A d d r e s s L i n e > - 
-                 < C o m p a n y A d d r e s s L i n e > C o m p a n y   A d d r e s s   L i n e   8 < / C o m p a n y A d d r e s s L i n e > +                 < C o m p a n y A d d r e s s L i n e 1 > C o m p a n y   A d d r e s s   L i n e   1 < / C o m p a n y A d d r e s s L i n e 1 > + 
+                 < C o m p a n y A d d r e s s L i n e 2 > C o m p a n y   A d d r e s s   L i n e   2 < / C o m p a n y A d d r e s s L i n e 2 > + 
+                 < C o m p a n y A d d r e s s L i n e 3 > C o m p a n y   A d d r e s s   L i n e   3 < / C o m p a n y A d d r e s s L i n e 3 > + 
+                 < C o m p a n y A d d r e s s L i n e 4 > C o m p a n y   A d d r e s s   L i n e   4 < / C o m p a n y A d d r e s s L i n e 4 > + 
+                 < C o m p a n y A d d r e s s L i n e 5 > C o m p a n y   A d d r e s s   L i n e   5 < / C o m p a n y A d d r e s s L i n e 5 > + 
+                 < C o m p a n y A d d r e s s L i n e 6 > C o m p a n y   A d d r e s s   L i n e   6 < / C o m p a n y A d d r e s s L i n e 6 > + 
+                 < C o m p a n y A d d r e s s L i n e 7 > C o m p a n y   A d d r e s s   L i n e   7 < / C o m p a n y A d d r e s s L i n e 7 > + 
+                 < C o m p a n y A d d r e s s L i n e 8 > C o m p a n y   A d d r e s s   L i n e   8 < / C o m p a n y A d d r e s s L i n e 8 >   
              < / C o m p a n y A d d r e s s L i n e s >   
@@ -4286,6 +4288,8 @@
  
              < R e p o r t N a m e > R e p o r t   N a m e < / R e p o r t N a m e >   
+             < R e p o r t C a p t i o n > R e p o r t   C a p t i o n < / R e p o r t C a p t i o n > + 
              < A b o u t T h i s R e p o r t T i t l e > A b o u t   T h i s   R e p o r t   T i t l e < / A b o u t T h i s R e p o r t T i t l e >   
              < A b o u t T h i s R e p o r t T e x t > A b o u t   T h i s   R e p o r t   T e x t < / A b o u t T h i s R e p o r t T e x t > @@ -4340,21 +4344,21 @@
  
              < C o m p a n y A d d r e s s L i n e s >   
-                 < C o m p a n y A d d r e s s L i n e > C o m p a n y   A d d r e s s   L i n e   1 < / C o m p a n y A d d r e s s L i n e > - 
-                 < C o m p a n y A d d r e s s L i n e > C o m p a n y   A d d r e s s   L i n e   2 < / C o m p a n y A d d r e s s L i n e > - 
-                 < C o m p a n y A d d r e s s L i n e > C o m p a n y   A d d r e s s   L i n e   3 < / C o m p a n y A d d r e s s L i n e > - 
-                 < C o m p a n y A d d r e s s L i n e > C o m p a n y   A d d r e s s   L i n e   4 < / C o m p a n y A d d r e s s L i n e > - 
-                 < C o m p a n y A d d r e s s L i n e > C o m p a n y   A d d r e s s   L i n e   5 < / C o m p a n y A d d r e s s L i n e > - 
-                 < C o m p a n y A d d r e s s L i n e > C o m p a n y   A d d r e s s   L i n e   6 < / C o m p a n y A d d r e s s L i n e > - 
-                 < C o m p a n y A d d r e s s L i n e > C o m p a n y   A d d r e s s   L i n e   7 < / C o m p a n y A d d r e s s L i n e > - 
-                 < C o m p a n y A d d r e s s L i n e > C o m p a n y   A d d r e s s   L i n e   8 < / C o m p a n y A d d r e s s L i n e > +                 < C o m p a n y A d d r e s s L i n e 1 > C o m p a n y   A d d r e s s   L i n e   1 < / C o m p a n y A d d r e s s L i n e 1 > + 
+                 < C o m p a n y A d d r e s s L i n e 2 > C o m p a n y   A d d r e s s   L i n e   2 < / C o m p a n y A d d r e s s L i n e 2 > + 
+                 < C o m p a n y A d d r e s s L i n e 3 > C o m p a n y   A d d r e s s   L i n e   3 < / C o m p a n y A d d r e s s L i n e 3 > + 
+                 < C o m p a n y A d d r e s s L i n e 4 > C o m p a n y   A d d r e s s   L i n e   4 < / C o m p a n y A d d r e s s L i n e 4 > + 
+                 < C o m p a n y A d d r e s s L i n e 5 > C o m p a n y   A d d r e s s   L i n e   5 < / C o m p a n y A d d r e s s L i n e 5 > + 
+                 < C o m p a n y A d d r e s s L i n e 6 > C o m p a n y   A d d r e s s   L i n e   6 < / C o m p a n y A d d r e s s L i n e 6 > + 
+                 < C o m p a n y A d d r e s s L i n e 7 > C o m p a n y   A d d r e s s   L i n e   7 < / C o m p a n y A d d r e s s L i n e 7 > + 
+                 < C o m p a n y A d d r e s s L i n e 8 > C o m p a n y   A d d r e s s   L i n e   8 < / C o m p a n y A d d r e s s L i n e 8 >   
              < / C o m p a n y A d d r e s s L i n e s >   
@@ -4472,39 +4476,39 @@
  
      < G L A c c o u n t   E l e m e n t T y p e = " D a t a I t e m "   E l e m e n t I d = " 1 0 8 2 4 4 8 6 9 7 " >   
-         < A c c o u n t N o C a p t i o n   E l e m e n t T y p e = " C o l u m n "   E l e m e n t I d = " 4 5 9 9 9 7 5 8 9 "   D a t a T y p e = " T e x t C o n s t " > A c c o u n t N o C a p t i o n < / A c c o u n t N o C a p t i o n > - 
-         < A m t R e c o g n i z e d C a p t i o n   E l e m e n t T y p e = " C o l u m n "   E l e m e n t I d = " 5 8 2 8 5 6 6 1 3 "   D a t a T y p e = " T e x t C o n s t " > A m t R e c o g n i z e d C a p t i o n < / A m t R e c o g n i z e d C a p t i o n > +         < A c c o u n t N o C a p t i o n   E l e m e n t T y p e = " C o l u m n "   E l e m e n t I d = " 4 5 9 9 9 7 5 8 9 "   D a t a T y p e = " L a b e l " > A c c o u n t N o C a p t i o n < / A c c o u n t N o C a p t i o n > + 
+         < A m t R e c o g n i z e d C a p t i o n   E l e m e n t T y p e = " C o l u m n "   E l e m e n t I d = " 5 8 2 8 5 6 6 1 3 "   D a t a T y p e = " L a b e l " > A m t R e c o g n i z e d C a p t i o n < / A m t R e c o g n i z e d C a p t i o n >   
          < B a l a n c e A s O f D a t e C a p t i o n   E l e m e n t T y p e = " C o l u m n "   E l e m e n t I d = " 1 8 1 5 3 3 0 6 6 "   D a t a T y p e = " S t r i n g " > B a l a n c e A s O f D a t e C a p t i o n < / B a l a n c e A s O f D a t e C a p t i o n >   
          < B a l a n c e A s O f D a t e F i l t e r   E l e m e n t T y p e = " C o l u m n "   E l e m e n t I d = " 1 8 8 0 2 0 7 9 7 2 "   D a t a T y p e = " D a t e " > B a l a n c e A s O f D a t e F i l t e r < / B a l a n c e A s O f D a t e F i l t e r >   
-         < B a l a n c e C a p t i o n   E l e m e n t T y p e = " C o l u m n "   E l e m e n t I d = " 1 7 1 0 3 0 7 0 2 9 "   D a t a T y p e = " T e x t C o n s t " > B a l a n c e C a p t i o n < / B a l a n c e C a p t i o n > +         < B a l a n c e C a p t i o n   E l e m e n t T y p e = " C o l u m n "   E l e m e n t I d = " 1 7 1 0 3 0 7 0 2 9 "   D a t a T y p e = " L a b e l " > B a l a n c e C a p t i o n < / B a l a n c e C a p t i o n >   
          < C o m p a n y N a m e   E l e m e n t T y p e = " C o l u m n "   E l e m e n t I d = " 1 5 9 5 4 7 7 3 9 5 "   D a t a T y p e = " S t r i n g " > C o m p a n y N a m e < / C o m p a n y N a m e >   
-         < D e f e r r a l S u m m a r y G L C a p t i o n   E l e m e n t T y p e = " C o l u m n "   E l e m e n t I d = " 1 7 2 8 3 0 6 1 2 3 "   D a t a T y p e = " T e x t C o n s t " > D e f e r r a l S u m m a r y G L C a p t i o n < / D e f e r r a l S u m m a r y G L C a p t i o n > +         < D e f e r r a l S u m m a r y G L C a p t i o n   E l e m e n t T y p e = " C o l u m n "   E l e m e n t I d = " 1 7 2 8 3 0 6 1 2 3 "   D a t a T y p e = " L a b e l " > D e f e r r a l S u m m a r y G L C a p t i o n < / D e f e r r a l S u m m a r y G L C a p t i o n >   
          < E m p t y S t r i n g   E l e m e n t T y p e = " C o l u m n "   E l e m e n t I d = " 1 3 3 2 8 2 3 9 0 7 "   D a t a T y p e = " S t r i n g " > E m p t y S t r i n g < / E m p t y S t r i n g >   
-         < G L B a l C a p t i o n   E l e m e n t T y p e = " C o l u m n "   E l e m e n t I d = " 1 2 0 3 1 1 2 7 1 3 "   D a t a T y p e = " T e x t C o n s t " > G L B a l C a p t i o n < / G L B a l C a p t i o n > - 
-         < P a g e C a p t i o n   E l e m e n t T y p e = " C o l u m n "   E l e m e n t I d = " 1 6 4 5 7 9 0 3 1 2 "   D a t a T y p e = " T e x t C o n s t " > P a g e C a p t i o n < / P a g e C a p t i o n > +         < G L B a l C a p t i o n   E l e m e n t T y p e = " C o l u m n "   E l e m e n t I d = " 1 2 0 3 1 1 2 7 1 3 "   D a t a T y p e = " L a b e l " > G L B a l C a p t i o n < / G L B a l C a p t i o n > + 
+         < P a g e C a p t i o n   E l e m e n t T y p e = " C o l u m n "   E l e m e n t I d = " 1 6 4 5 7 9 0 3 1 2 "   D a t a T y p e = " L a b e l " > P a g e C a p t i o n < / P a g e C a p t i o n >   
          < P a g e G r o u p N o   E l e m e n t T y p e = " C o l u m n "   E l e m e n t I d = " 6 4 9 1 8 0 1 4 4 "   D a t a T y p e = " I n t e g e r " > P a g e G r o u p N o < / P a g e G r o u p N o >   
-         < P e r i o d C a p t i o n   E l e m e n t T y p e = " C o l u m n "   E l e m e n t I d = " 1 4 7 8 2 5 3 4 2 2 "   D a t a T y p e = " T e x t C o n s t " > P e r i o d C a p t i o n < / P e r i o d C a p t i o n > +         < P e r i o d C a p t i o n   E l e m e n t T y p e = " C o l u m n "   E l e m e n t I d = " 1 4 7 8 2 5 3 4 2 2 "   D a t a T y p e = " L a b e l " > P e r i o d C a p t i o n < / P e r i o d C a p t i o n >   
          < P o s t e d D e f e r r a l F i l t e r   E l e m e n t T y p e = " C o l u m n "   E l e m e n t I d = " 6 8 4 8 3 4 5 9 "   D a t a T y p e = " T e x t " > P o s t e d D e f e r r a l F i l t e r < / P o s t e d D e f e r r a l F i l t e r >   
          < P o s t e d D e f e r r a l T a b l e C a p t i o n   E l e m e n t T y p e = " C o l u m n "   E l e m e n t I d = " 1 1 6 0 9 6 3 9 8 7 "   D a t a T y p e = " S t r i n g " > P o s t e d D e f e r r a l T a b l e C a p t i o n < / P o s t e d D e f e r r a l T a b l e C a p t i o n >   
-         < R e m A m t D e f C a p t i o n   E l e m e n t T y p e = " C o l u m n "   E l e m e n t I d = " 1 4 1 6 1 9 6 6 6 2 "   D a t a T y p e = " T e x t C o n s t " > R e m A m t D e f C a p t i o n < / R e m A m t D e f C a p t i o n > - 
-         < T o t A m t D e f C a p t i o n   E l e m e n t T y p e = " C o l u m n "   E l e m e n t I d = " 1 8 9 9 9 9 0 1 1 5 "   D a t a T y p e = " T e x t C o n s t " > T o t A m t D e f C a p t i o n < / T o t A m t D e f C a p t i o n > - 
-         < P o s t e d _ D e f e r r a l _ H e a d e r   E l e m e n t T y p e = " D a t a I t e m "   E l e m e n t I d = " 6 5 9 2 4 7 9 8 0 " > +         < R e m A m t D e f C a p t i o n   E l e m e n t T y p e = " C o l u m n "   E l e m e n t I d = " 1 4 1 6 1 9 6 6 6 2 "   D a t a T y p e = " L a b e l " > R e m A m t D e f C a p t i o n < / R e m A m t D e f C a p t i o n > + 
+         < T o t A m t D e f C a p t i o n   E l e m e n t T y p e = " C o l u m n "   E l e m e n t I d = " 1 8 9 9 9 9 0 1 1 5 "   D a t a T y p e = " L a b e l " > T o t A m t D e f C a p t i o n < / T o t A m t D e f C a p t i o n > + 
+         < P o s t e d _ D e f e r r a l _ H e a d e r   E l e m e n t T y p e = " D a t a I t e m "   E l e m e n t I d = " 1 0 4 2 5 8 3 7 8 8 " >   
              < A c c o u n t N a m e   E l e m e n t T y p e = " C o l u m n "   E l e m e n t I d = " 1 7 2 4 8 6 5 1 3 3 "   D a t a T y p e = " T e x t " > A c c o u n t N a m e < / A c c o u n t N a m e >   
@@ -4520,7 +4524,7 @@
  
              < G e n J n l D o c N o   E l e m e n t T y p e = " C o l u m n "   E l e m e n t I d = " 1 0 9 5 1 2 2 4 0 8 "   D a t a T y p e = " C o d e " > G e n J n l D o c N o < / G e n J n l D o c N o >   
-             < G L D o c T y p e   E l e m e n t T y p e = " C o l u m n "   E l e m e n t I d = " 4 0 0 3 5 8 6 5 0 "   D a t a T y p e = " O p t i o n " > G L D o c T y p e < / G L D o c T y p e > +             < G L D o c T y p e   E l e m e n t T y p e = " C o l u m n "   E l e m e n t I d = " 4 0 0 3 5 8 6 5 0 "   D a t a T y p e = " E n u m " > G L D o c T y p e < / G L D o c T y p e >   
              < G L D o c T y p e S t r i n g   E l e m e n t T y p e = " C o l u m n "   E l e m e n t I d = " 1 0 6 0 1 9 8 8 7 7 "   D a t a T y p e = " T e x t " > G L D o c T y p e S t r i n g < / G L D o c T y p e S t r i n g >   
